--- a/Runews_Курсовой_проект.docx
+++ b/Runews_Курсовой_проект.docx
@@ -123,54 +123,76 @@
           <w:rFonts w:ascii="Times New Roman" w:hAnsi="Times New Roman" w:cs="Times New Roman"/>
           <w:sz w:val="28"/>
           <w:szCs w:val="28"/>
-        </w:rPr>
-      </w:pPr>
-      <w:proofErr w:type="spellStart"/>
+          <w:lang w:val="ru-RU"/>
+        </w:rPr>
+      </w:pPr>
       <w:r>
         <w:rPr>
           <w:rFonts w:ascii="Times New Roman" w:hAnsi="Times New Roman" w:cs="Times New Roman"/>
           <w:sz w:val="28"/>
           <w:szCs w:val="28"/>
-        </w:rPr>
-        <w:t>Курсовой</w:t>
-      </w:r>
-      <w:proofErr w:type="spellEnd"/>
-      <w:r>
+          <w:lang w:val="ru-RU"/>
+        </w:rPr>
+        <w:t>Курсовой проект выполнен</w:t>
+      </w:r>
+    </w:p>
+    <w:p>
+      <w:pPr>
+        <w:pStyle w:val="NoSpacing"/>
         <w:rPr>
           <w:rFonts w:ascii="Times New Roman" w:hAnsi="Times New Roman" w:cs="Times New Roman"/>
           <w:sz w:val="28"/>
           <w:szCs w:val="28"/>
-        </w:rPr>
-        <w:t xml:space="preserve"> </w:t>
-      </w:r>
-      <w:proofErr w:type="spellStart"/>
+          <w:lang w:val="ru-RU"/>
+        </w:rPr>
+      </w:pPr>
       <w:r>
         <w:rPr>
           <w:rFonts w:ascii="Times New Roman" w:hAnsi="Times New Roman" w:cs="Times New Roman"/>
           <w:sz w:val="28"/>
           <w:szCs w:val="28"/>
-        </w:rPr>
-        <w:t>проект</w:t>
-      </w:r>
-      <w:proofErr w:type="spellEnd"/>
+          <w:lang w:val="ru-RU"/>
+        </w:rPr>
+        <w:t>и защищена с оценкой</w:t>
+      </w:r>
       <w:r>
         <w:rPr>
           <w:rFonts w:ascii="Times New Roman" w:hAnsi="Times New Roman" w:cs="Times New Roman"/>
           <w:sz w:val="28"/>
           <w:szCs w:val="28"/>
-        </w:rPr>
-        <w:t xml:space="preserve"> </w:t>
-      </w:r>
-      <w:proofErr w:type="spellStart"/>
-      <w:r>
+          <w:lang w:val="ru-RU"/>
+        </w:rPr>
+        <w:t xml:space="preserve"> _______</w:t>
+      </w:r>
+    </w:p>
+    <w:p>
+      <w:pPr>
+        <w:pStyle w:val="NoSpacing"/>
         <w:rPr>
           <w:rFonts w:ascii="Times New Roman" w:hAnsi="Times New Roman" w:cs="Times New Roman"/>
           <w:sz w:val="28"/>
           <w:szCs w:val="28"/>
-        </w:rPr>
-        <w:t>выполнен</w:t>
-      </w:r>
-      <w:proofErr w:type="spellEnd"/>
+          <w:lang w:val="ru-RU"/>
+        </w:rPr>
+      </w:pPr>
+      <w:r>
+        <w:rPr>
+          <w:rFonts w:ascii="Times New Roman" w:hAnsi="Times New Roman" w:cs="Times New Roman"/>
+          <w:sz w:val="28"/>
+          <w:szCs w:val="28"/>
+          <w:lang w:val="ru-RU"/>
+        </w:rPr>
+        <w:t>Руководитель КП</w:t>
+      </w:r>
+      <w:r>
+        <w:rPr>
+          <w:rFonts w:ascii="Times New Roman" w:hAnsi="Times New Roman" w:cs="Times New Roman"/>
+          <w:sz w:val="28"/>
+          <w:szCs w:val="28"/>
+          <w:lang w:val="ru-RU"/>
+        </w:rPr>
+        <w:t xml:space="preserve"> _______</w:t>
+      </w:r>
     </w:p>
     <w:p>
       <w:pPr>
@@ -179,6 +201,7 @@
           <w:rFonts w:ascii="Times New Roman" w:hAnsi="Times New Roman" w:cs="Times New Roman"/>
           <w:sz w:val="28"/>
           <w:szCs w:val="28"/>
+          <w:lang w:val="ru-RU"/>
         </w:rPr>
       </w:pPr>
       <w:r>
@@ -186,178 +209,103 @@
           <w:rFonts w:ascii="Times New Roman" w:hAnsi="Times New Roman" w:cs="Times New Roman"/>
           <w:sz w:val="28"/>
           <w:szCs w:val="28"/>
-        </w:rPr>
-        <w:t xml:space="preserve">и </w:t>
-      </w:r>
-      <w:proofErr w:type="spellStart"/>
+          <w:lang w:val="ru-RU"/>
+        </w:rPr>
+        <w:t>«</w:t>
+      </w:r>
       <w:r>
         <w:rPr>
           <w:rFonts w:ascii="Times New Roman" w:hAnsi="Times New Roman" w:cs="Times New Roman"/>
           <w:sz w:val="28"/>
           <w:szCs w:val="28"/>
-        </w:rPr>
-        <w:t>защищена</w:t>
-      </w:r>
-      <w:proofErr w:type="spellEnd"/>
+          <w:lang w:val="ru-RU"/>
+        </w:rPr>
+        <w:t>___</w:t>
+      </w:r>
       <w:r>
         <w:rPr>
           <w:rFonts w:ascii="Times New Roman" w:hAnsi="Times New Roman" w:cs="Times New Roman"/>
           <w:sz w:val="28"/>
           <w:szCs w:val="28"/>
-        </w:rPr>
-        <w:t xml:space="preserve"> с </w:t>
-      </w:r>
-      <w:proofErr w:type="spellStart"/>
+          <w:lang w:val="ru-RU"/>
+        </w:rPr>
+        <w:t>»</w:t>
+      </w:r>
       <w:r>
         <w:rPr>
           <w:rFonts w:ascii="Times New Roman" w:hAnsi="Times New Roman" w:cs="Times New Roman"/>
           <w:sz w:val="28"/>
           <w:szCs w:val="28"/>
-        </w:rPr>
-        <w:t>оценкой</w:t>
-      </w:r>
-      <w:proofErr w:type="spellEnd"/>
+          <w:lang w:val="ru-RU"/>
+        </w:rPr>
+        <w:t xml:space="preserve"> _______</w:t>
+      </w:r>
       <w:r>
         <w:rPr>
           <w:rFonts w:ascii="Times New Roman" w:hAnsi="Times New Roman" w:cs="Times New Roman"/>
           <w:sz w:val="28"/>
           <w:szCs w:val="28"/>
-        </w:rPr>
-        <w:t xml:space="preserve"> </w:t>
+          <w:lang w:val="ru-RU"/>
+        </w:rPr>
+        <w:t>20</w:t>
       </w:r>
       <w:r>
         <w:rPr>
           <w:rFonts w:ascii="Times New Roman" w:hAnsi="Times New Roman" w:cs="Times New Roman"/>
           <w:sz w:val="28"/>
           <w:szCs w:val="28"/>
-        </w:rPr>
-        <w:t>_______</w:t>
+          <w:lang w:val="ru-RU"/>
+        </w:rPr>
+        <w:t>26</w:t>
+      </w:r>
+      <w:r>
+        <w:rPr>
+          <w:rFonts w:ascii="Times New Roman" w:hAnsi="Times New Roman" w:cs="Times New Roman"/>
+          <w:sz w:val="28"/>
+          <w:szCs w:val="28"/>
+          <w:lang w:val="ru-RU"/>
+        </w:rPr>
+        <w:t xml:space="preserve"> </w:t>
+      </w:r>
+      <w:r>
+        <w:rPr>
+          <w:rFonts w:ascii="Times New Roman" w:hAnsi="Times New Roman" w:cs="Times New Roman"/>
+          <w:sz w:val="28"/>
+          <w:szCs w:val="28"/>
+          <w:lang w:val="ru-RU"/>
+        </w:rPr>
+        <w:t>г</w:t>
       </w:r>
     </w:p>
     <w:p>
       <w:pPr>
-        <w:pStyle w:val="NoSpacing"/>
-        <w:rPr>
-          <w:rFonts w:ascii="Times New Roman" w:hAnsi="Times New Roman" w:cs="Times New Roman"/>
-          <w:sz w:val="28"/>
-          <w:szCs w:val="28"/>
-        </w:rPr>
-      </w:pPr>
-      <w:proofErr w:type="spellStart"/>
-      <w:r>
-        <w:rPr>
-          <w:rFonts w:ascii="Times New Roman" w:hAnsi="Times New Roman" w:cs="Times New Roman"/>
-          <w:sz w:val="28"/>
-          <w:szCs w:val="28"/>
-        </w:rPr>
-        <w:t>Руководитель</w:t>
-      </w:r>
-      <w:proofErr w:type="spellEnd"/>
-      <w:r>
-        <w:rPr>
-          <w:rFonts w:ascii="Times New Roman" w:hAnsi="Times New Roman" w:cs="Times New Roman"/>
-          <w:sz w:val="28"/>
-          <w:szCs w:val="28"/>
-        </w:rPr>
-        <w:t xml:space="preserve"> КП</w:t>
-      </w:r>
-      <w:r>
-        <w:rPr>
-          <w:rFonts w:ascii="Times New Roman" w:hAnsi="Times New Roman" w:cs="Times New Roman"/>
-          <w:sz w:val="28"/>
-          <w:szCs w:val="28"/>
-        </w:rPr>
-        <w:t xml:space="preserve"> </w:t>
-      </w:r>
-      <w:r>
-        <w:rPr>
-          <w:rFonts w:ascii="Times New Roman" w:hAnsi="Times New Roman" w:cs="Times New Roman"/>
-          <w:sz w:val="28"/>
-          <w:szCs w:val="28"/>
-        </w:rPr>
-        <w:t>_______</w:t>
-      </w:r>
+        <w:jc w:val="center"/>
+        <w:rPr>
+          <w:rFonts w:cs="Times New Roman"/>
+          <w:bCs/>
+          <w:szCs w:val="28"/>
+          <w:lang w:val="ru-RU"/>
+        </w:rPr>
+      </w:pPr>
     </w:p>
     <w:p>
       <w:pPr>
-        <w:pStyle w:val="NoSpacing"/>
-        <w:rPr>
-          <w:rFonts w:ascii="Times New Roman" w:hAnsi="Times New Roman" w:cs="Times New Roman"/>
-          <w:sz w:val="28"/>
-          <w:szCs w:val="28"/>
-        </w:rPr>
-      </w:pPr>
-      <w:r>
-        <w:rPr>
-          <w:rFonts w:ascii="Times New Roman" w:hAnsi="Times New Roman" w:cs="Times New Roman"/>
-          <w:sz w:val="28"/>
-          <w:szCs w:val="28"/>
-        </w:rPr>
-        <w:t>«</w:t>
-      </w:r>
-      <w:r>
-        <w:rPr>
-          <w:rFonts w:ascii="Times New Roman" w:hAnsi="Times New Roman" w:cs="Times New Roman"/>
-          <w:sz w:val="28"/>
-          <w:szCs w:val="28"/>
-        </w:rPr>
-        <w:t>___</w:t>
-      </w:r>
-      <w:r>
-        <w:rPr>
-          <w:rFonts w:ascii="Times New Roman" w:hAnsi="Times New Roman" w:cs="Times New Roman"/>
-          <w:sz w:val="28"/>
-          <w:szCs w:val="28"/>
-        </w:rPr>
-        <w:t>»</w:t>
-      </w:r>
-      <w:r>
-        <w:rPr>
-          <w:rFonts w:ascii="Times New Roman" w:hAnsi="Times New Roman" w:cs="Times New Roman"/>
-          <w:sz w:val="28"/>
-          <w:szCs w:val="28"/>
-        </w:rPr>
-        <w:t xml:space="preserve"> </w:t>
-      </w:r>
-      <w:r>
-        <w:rPr>
-          <w:rFonts w:ascii="Times New Roman" w:hAnsi="Times New Roman" w:cs="Times New Roman"/>
-          <w:sz w:val="28"/>
-          <w:szCs w:val="28"/>
-        </w:rPr>
-        <w:t>_______</w:t>
-      </w:r>
-      <w:r>
-        <w:rPr>
-          <w:rFonts w:ascii="Times New Roman" w:hAnsi="Times New Roman" w:cs="Times New Roman"/>
-          <w:sz w:val="28"/>
-          <w:szCs w:val="28"/>
-        </w:rPr>
-        <w:t>20</w:t>
-      </w:r>
-      <w:r>
-        <w:rPr>
-          <w:rFonts w:ascii="Times New Roman" w:hAnsi="Times New Roman" w:cs="Times New Roman"/>
-          <w:sz w:val="28"/>
-          <w:szCs w:val="28"/>
-        </w:rPr>
-        <w:t>26</w:t>
-      </w:r>
-      <w:r>
-        <w:rPr>
-          <w:rFonts w:ascii="Times New Roman" w:hAnsi="Times New Roman" w:cs="Times New Roman"/>
-          <w:sz w:val="28"/>
-          <w:szCs w:val="28"/>
-        </w:rPr>
-        <w:t xml:space="preserve"> </w:t>
-      </w:r>
-      <w:r>
-        <w:rPr>
-          <w:rFonts w:ascii="Times New Roman" w:hAnsi="Times New Roman" w:cs="Times New Roman"/>
-          <w:sz w:val="28"/>
-          <w:szCs w:val="28"/>
-        </w:rPr>
-        <w:t>г</w:t>
+        <w:jc w:val="center"/>
+        <w:rPr>
+          <w:rFonts w:cs="Times New Roman"/>
+          <w:bCs/>
+          <w:szCs w:val="28"/>
+          <w:lang w:val="ru-RU"/>
+        </w:rPr>
+      </w:pPr>
+      <w:r>
+        <w:rPr>
+          <w:rFonts w:cs="Times New Roman"/>
+          <w:bCs/>
+          <w:szCs w:val="28"/>
+          <w:lang w:val="ru-RU"/>
+        </w:rPr>
+        <w:t>КУРСОВОЙ ПРОЕКТ</w:t>
       </w:r>
     </w:p>
     <w:p>
@@ -365,17 +313,33 @@
         <w:jc w:val="center"/>
         <w:rPr>
           <w:rFonts w:cs="Times New Roman"/>
+          <w:szCs w:val="28"/>
+          <w:lang w:val="ru-RU"/>
+        </w:rPr>
+      </w:pPr>
+      <w:r>
+        <w:rPr>
+          <w:rFonts w:cs="Times New Roman"/>
           <w:bCs/>
           <w:szCs w:val="28"/>
-        </w:rPr>
-      </w:pPr>
+          <w:lang w:val="ru-RU"/>
+        </w:rPr>
+        <w:t>по МДК 01.01 Разработка программных</w:t>
+      </w:r>
+      <w:r>
+        <w:rPr>
+          <w:rFonts w:cs="Times New Roman"/>
+          <w:szCs w:val="28"/>
+          <w:lang w:val="ru-RU"/>
+        </w:rPr>
+        <w:t xml:space="preserve"> модулей</w:t>
+      </w:r>
     </w:p>
     <w:p>
       <w:pPr>
         <w:jc w:val="center"/>
         <w:rPr>
           <w:rFonts w:cs="Times New Roman"/>
-          <w:bCs/>
           <w:szCs w:val="28"/>
           <w:lang w:val="ru-RU"/>
         </w:rPr>
@@ -383,43 +347,54 @@
       <w:r>
         <w:rPr>
           <w:rFonts w:cs="Times New Roman"/>
-          <w:bCs/>
-          <w:szCs w:val="28"/>
-          <w:lang w:val="ru-RU"/>
-        </w:rPr>
-        <w:t>КУРСОВОЙ ПРОЕКТ</w:t>
+          <w:szCs w:val="28"/>
+          <w:lang w:val="ru-RU"/>
+        </w:rPr>
+        <w:t xml:space="preserve">на тему: Разработка новостного </w:t>
+      </w:r>
+      <w:r>
+        <w:rPr>
+          <w:rFonts w:cs="Times New Roman"/>
+          <w:szCs w:val="28"/>
+        </w:rPr>
+        <w:t>WEB</w:t>
+      </w:r>
+      <w:r>
+        <w:rPr>
+          <w:rFonts w:cs="Times New Roman"/>
+          <w:szCs w:val="28"/>
+          <w:lang w:val="ru-RU"/>
+        </w:rPr>
+        <w:t xml:space="preserve">-приложения </w:t>
+      </w:r>
+      <w:r>
+        <w:rPr>
+          <w:rFonts w:cs="Times New Roman"/>
+          <w:szCs w:val="28"/>
+        </w:rPr>
+        <w:t>Runews</w:t>
+      </w:r>
+      <w:r>
+        <w:rPr>
+          <w:rFonts w:cs="Times New Roman"/>
+          <w:szCs w:val="28"/>
+          <w:lang w:val="ru-RU"/>
+        </w:rPr>
+        <w:t>.</w:t>
       </w:r>
     </w:p>
     <w:p>
       <w:pPr>
-        <w:jc w:val="center"/>
         <w:rPr>
           <w:rFonts w:cs="Times New Roman"/>
           <w:szCs w:val="28"/>
           <w:lang w:val="ru-RU"/>
         </w:rPr>
       </w:pPr>
-      <w:r>
-        <w:rPr>
-          <w:rFonts w:cs="Times New Roman"/>
-          <w:bCs/>
-          <w:szCs w:val="28"/>
-          <w:lang w:val="ru-RU"/>
-        </w:rPr>
-        <w:t>по МДК 01.01 Разработка программных</w:t>
-      </w:r>
-      <w:r>
-        <w:rPr>
-          <w:rFonts w:cs="Times New Roman"/>
-          <w:szCs w:val="28"/>
-          <w:lang w:val="ru-RU"/>
-        </w:rPr>
-        <w:t xml:space="preserve"> модулей</w:t>
-      </w:r>
     </w:p>
     <w:p>
       <w:pPr>
-        <w:jc w:val="center"/>
+        <w:spacing w:after="0" w:line="240" w:lineRule="auto"/>
         <w:rPr>
           <w:rFonts w:cs="Times New Roman"/>
           <w:szCs w:val="28"/>
@@ -432,14 +407,15 @@
           <w:szCs w:val="28"/>
           <w:lang w:val="ru-RU"/>
         </w:rPr>
-        <w:t xml:space="preserve">на тему: Разработка новостного </w:t>
+        <w:t xml:space="preserve">Руководитель </w:t>
       </w:r>
       <w:r>
         <w:rPr>
           <w:rFonts w:cs="Times New Roman"/>
           <w:szCs w:val="28"/>
-        </w:rPr>
-        <w:t>WEB</w:t>
+          <w:lang w:val="ru-RU"/>
+        </w:rPr>
+        <w:tab/>
       </w:r>
       <w:r>
         <w:rPr>
@@ -447,38 +423,78 @@
           <w:szCs w:val="28"/>
           <w:lang w:val="ru-RU"/>
         </w:rPr>
-        <w:t xml:space="preserve">-приложения </w:t>
-      </w:r>
-      <w:proofErr w:type="spellStart"/>
+        <w:tab/>
+      </w:r>
       <w:r>
         <w:rPr>
           <w:rFonts w:cs="Times New Roman"/>
           <w:szCs w:val="28"/>
-        </w:rPr>
-        <w:t>Runews</w:t>
-      </w:r>
-      <w:proofErr w:type="spellEnd"/>
+          <w:lang w:val="ru-RU"/>
+        </w:rPr>
+        <w:tab/>
+      </w:r>
       <w:r>
         <w:rPr>
           <w:rFonts w:cs="Times New Roman"/>
           <w:szCs w:val="28"/>
           <w:lang w:val="ru-RU"/>
         </w:rPr>
-        <w:t>.</w:t>
+        <w:tab/>
+      </w:r>
+      <w:r>
+        <w:rPr>
+          <w:rFonts w:cs="Times New Roman"/>
+          <w:szCs w:val="28"/>
+          <w:lang w:val="ru-RU"/>
+        </w:rPr>
+        <w:tab/>
+      </w:r>
+      <w:r>
+        <w:rPr>
+          <w:rFonts w:cs="Times New Roman"/>
+          <w:szCs w:val="28"/>
+          <w:lang w:val="ru-RU"/>
+        </w:rPr>
+        <w:tab/>
+      </w:r>
+      <w:r>
+        <w:rPr>
+          <w:rFonts w:cs="Times New Roman"/>
+          <w:szCs w:val="28"/>
+          <w:lang w:val="ru-RU"/>
+        </w:rPr>
+        <w:t xml:space="preserve">_____________ </w:t>
+      </w:r>
+      <w:r>
+        <w:rPr>
+          <w:rFonts w:cs="Times New Roman"/>
+          <w:szCs w:val="28"/>
+          <w:lang w:val="ru-RU"/>
+        </w:rPr>
+        <w:t>А.В. Фролов</w:t>
       </w:r>
     </w:p>
     <w:p>
       <w:pPr>
+        <w:spacing w:after="0" w:line="240" w:lineRule="auto"/>
+        <w:ind w:left="5040" w:firstLine="720"/>
         <w:rPr>
           <w:rFonts w:cs="Times New Roman"/>
           <w:szCs w:val="28"/>
           <w:lang w:val="ru-RU"/>
         </w:rPr>
       </w:pPr>
+      <w:r>
+        <w:rPr>
+          <w:rFonts w:cs="Times New Roman"/>
+          <w:szCs w:val="28"/>
+          <w:lang w:val="ru-RU"/>
+        </w:rPr>
+        <w:t>подпись, дата</w:t>
+      </w:r>
     </w:p>
     <w:p>
       <w:pPr>
-        <w:spacing w:after="0" w:line="240" w:lineRule="auto"/>
         <w:rPr>
           <w:rFonts w:cs="Times New Roman"/>
           <w:szCs w:val="28"/>
@@ -491,77 +507,11 @@
           <w:szCs w:val="28"/>
           <w:lang w:val="ru-RU"/>
         </w:rPr>
-        <w:t xml:space="preserve">Руководитель </w:t>
-      </w:r>
-      <w:r>
-        <w:rPr>
-          <w:rFonts w:cs="Times New Roman"/>
-          <w:szCs w:val="28"/>
-          <w:lang w:val="ru-RU"/>
-        </w:rPr>
-        <w:tab/>
-      </w:r>
-      <w:r>
-        <w:rPr>
-          <w:rFonts w:cs="Times New Roman"/>
-          <w:szCs w:val="28"/>
-          <w:lang w:val="ru-RU"/>
-        </w:rPr>
-        <w:tab/>
-      </w:r>
-      <w:r>
-        <w:rPr>
-          <w:rFonts w:cs="Times New Roman"/>
-          <w:szCs w:val="28"/>
-          <w:lang w:val="ru-RU"/>
-        </w:rPr>
-        <w:tab/>
-      </w:r>
-      <w:r>
-        <w:rPr>
-          <w:rFonts w:cs="Times New Roman"/>
-          <w:szCs w:val="28"/>
-          <w:lang w:val="ru-RU"/>
-        </w:rPr>
-        <w:tab/>
-      </w:r>
-      <w:r>
-        <w:rPr>
-          <w:rFonts w:cs="Times New Roman"/>
-          <w:szCs w:val="28"/>
-          <w:lang w:val="ru-RU"/>
-        </w:rPr>
-        <w:tab/>
-      </w:r>
-      <w:r>
-        <w:rPr>
-          <w:rFonts w:cs="Times New Roman"/>
-          <w:szCs w:val="28"/>
-          <w:lang w:val="ru-RU"/>
-        </w:rPr>
-        <w:tab/>
-      </w:r>
-      <w:r>
-        <w:rPr>
-          <w:rFonts w:cs="Times New Roman"/>
-          <w:szCs w:val="28"/>
-          <w:lang w:val="ru-RU"/>
-        </w:rPr>
-        <w:t xml:space="preserve">_____________ </w:t>
-      </w:r>
-      <w:r>
-        <w:rPr>
-          <w:rFonts w:cs="Times New Roman"/>
-          <w:szCs w:val="28"/>
-          <w:lang w:val="ru-RU"/>
-        </w:rPr>
-        <w:t>А.В. Фролов</w:t>
+        <w:t>Исполнитель,</w:t>
       </w:r>
     </w:p>
     <w:p>
       <w:pPr>
-        <w:spacing w:after="0" w:line="240" w:lineRule="auto"/>
-        <w:ind w:left="5040" w:firstLine="720"/>
         <w:rPr>
           <w:rFonts w:cs="Times New Roman"/>
           <w:szCs w:val="28"/>
@@ -574,7 +524,79 @@
           <w:szCs w:val="28"/>
           <w:lang w:val="ru-RU"/>
         </w:rPr>
-        <w:t>подпись, дата</w:t>
+        <w:t>студент группы 32</w:t>
+      </w:r>
+      <w:r>
+        <w:rPr>
+          <w:rFonts w:cs="Times New Roman"/>
+          <w:szCs w:val="28"/>
+          <w:lang w:val="ru-RU"/>
+        </w:rPr>
+        <w:t>1</w:t>
+      </w:r>
+      <w:r>
+        <w:rPr>
+          <w:rFonts w:cs="Times New Roman"/>
+          <w:szCs w:val="28"/>
+          <w:lang w:val="ru-RU"/>
+        </w:rPr>
+        <w:t xml:space="preserve"> </w:t>
+      </w:r>
+      <w:r>
+        <w:rPr>
+          <w:rFonts w:cs="Times New Roman"/>
+          <w:szCs w:val="28"/>
+          <w:lang w:val="ru-RU"/>
+        </w:rPr>
+        <w:tab/>
+      </w:r>
+      <w:r>
+        <w:rPr>
+          <w:rFonts w:cs="Times New Roman"/>
+          <w:szCs w:val="28"/>
+          <w:lang w:val="ru-RU"/>
+        </w:rPr>
+        <w:tab/>
+      </w:r>
+      <w:r>
+        <w:rPr>
+          <w:rFonts w:cs="Times New Roman"/>
+          <w:szCs w:val="28"/>
+          <w:lang w:val="ru-RU"/>
+        </w:rPr>
+        <w:tab/>
+      </w:r>
+      <w:r>
+        <w:rPr>
+          <w:rFonts w:cs="Times New Roman"/>
+          <w:szCs w:val="28"/>
+          <w:lang w:val="ru-RU"/>
+        </w:rPr>
+        <w:tab/>
+      </w:r>
+      <w:r>
+        <w:rPr>
+          <w:rFonts w:cs="Times New Roman"/>
+          <w:szCs w:val="28"/>
+          <w:lang w:val="ru-RU"/>
+        </w:rPr>
+        <w:tab/>
+      </w:r>
+      <w:r>
+        <w:rPr>
+          <w:rFonts w:cs="Times New Roman"/>
+          <w:szCs w:val="28"/>
+          <w:lang w:val="ru-RU"/>
+        </w:rPr>
+        <w:t xml:space="preserve">_____________ </w:t>
+      </w:r>
+      <w:r>
+        <w:rPr>
+          <w:rFonts w:cs="Times New Roman"/>
+          <w:szCs w:val="28"/>
+          <w:lang w:val="ru-RU"/>
+        </w:rPr>
+        <w:t>Э.В. Перфильев</w:t>
       </w:r>
     </w:p>
     <w:p>
@@ -591,7 +613,71 @@
           <w:szCs w:val="28"/>
           <w:lang w:val="ru-RU"/>
         </w:rPr>
-        <w:t>Исполнитель,</w:t>
+        <w:t xml:space="preserve">ИСиП(П) </w:t>
+      </w:r>
+      <w:r>
+        <w:rPr>
+          <w:rFonts w:cs="Times New Roman"/>
+          <w:szCs w:val="28"/>
+          <w:lang w:val="ru-RU"/>
+        </w:rPr>
+        <w:tab/>
+      </w:r>
+      <w:r>
+        <w:rPr>
+          <w:rFonts w:cs="Times New Roman"/>
+          <w:szCs w:val="28"/>
+          <w:lang w:val="ru-RU"/>
+        </w:rPr>
+        <w:tab/>
+      </w:r>
+      <w:r>
+        <w:rPr>
+          <w:rFonts w:cs="Times New Roman"/>
+          <w:szCs w:val="28"/>
+          <w:lang w:val="ru-RU"/>
+        </w:rPr>
+        <w:tab/>
+      </w:r>
+      <w:r>
+        <w:rPr>
+          <w:rFonts w:cs="Times New Roman"/>
+          <w:szCs w:val="28"/>
+          <w:lang w:val="ru-RU"/>
+        </w:rPr>
+        <w:tab/>
+      </w:r>
+      <w:r>
+        <w:rPr>
+          <w:rFonts w:cs="Times New Roman"/>
+          <w:szCs w:val="28"/>
+          <w:lang w:val="ru-RU"/>
+        </w:rPr>
+        <w:tab/>
+      </w:r>
+      <w:r>
+        <w:rPr>
+          <w:rFonts w:cs="Times New Roman"/>
+          <w:szCs w:val="28"/>
+          <w:lang w:val="ru-RU"/>
+        </w:rPr>
+        <w:tab/>
+      </w:r>
+      <w:r>
+        <w:rPr>
+          <w:rFonts w:cs="Times New Roman"/>
+          <w:szCs w:val="28"/>
+          <w:lang w:val="ru-RU"/>
+        </w:rPr>
+        <w:tab/>
+      </w:r>
+      <w:r>
+        <w:rPr>
+          <w:rFonts w:cs="Times New Roman"/>
+          <w:szCs w:val="28"/>
+          <w:lang w:val="ru-RU"/>
+        </w:rPr>
+        <w:t>подпись, дата</w:t>
       </w:r>
     </w:p>
     <w:p>
@@ -602,86 +688,6 @@
           <w:lang w:val="ru-RU"/>
         </w:rPr>
       </w:pPr>
-      <w:r>
-        <w:rPr>
-          <w:rFonts w:cs="Times New Roman"/>
-          <w:szCs w:val="28"/>
-          <w:lang w:val="ru-RU"/>
-        </w:rPr>
-        <w:t>студент группы 32</w:t>
-      </w:r>
-      <w:r>
-        <w:rPr>
-          <w:rFonts w:cs="Times New Roman"/>
-          <w:szCs w:val="28"/>
-          <w:lang w:val="ru-RU"/>
-        </w:rPr>
-        <w:t>1</w:t>
-      </w:r>
-      <w:r>
-        <w:rPr>
-          <w:rFonts w:cs="Times New Roman"/>
-          <w:szCs w:val="28"/>
-          <w:lang w:val="ru-RU"/>
-        </w:rPr>
-        <w:t xml:space="preserve"> </w:t>
-      </w:r>
-      <w:r>
-        <w:rPr>
-          <w:rFonts w:cs="Times New Roman"/>
-          <w:szCs w:val="28"/>
-          <w:lang w:val="ru-RU"/>
-        </w:rPr>
-        <w:tab/>
-      </w:r>
-      <w:r>
-        <w:rPr>
-          <w:rFonts w:cs="Times New Roman"/>
-          <w:szCs w:val="28"/>
-          <w:lang w:val="ru-RU"/>
-        </w:rPr>
-        <w:tab/>
-      </w:r>
-      <w:r>
-        <w:rPr>
-          <w:rFonts w:cs="Times New Roman"/>
-          <w:szCs w:val="28"/>
-          <w:lang w:val="ru-RU"/>
-        </w:rPr>
-        <w:tab/>
-      </w:r>
-      <w:r>
-        <w:rPr>
-          <w:rFonts w:cs="Times New Roman"/>
-          <w:szCs w:val="28"/>
-          <w:lang w:val="ru-RU"/>
-        </w:rPr>
-        <w:tab/>
-      </w:r>
-      <w:r>
-        <w:rPr>
-          <w:rFonts w:cs="Times New Roman"/>
-          <w:szCs w:val="28"/>
-          <w:lang w:val="ru-RU"/>
-        </w:rPr>
-        <w:tab/>
-      </w:r>
-      <w:r>
-        <w:rPr>
-          <w:rFonts w:cs="Times New Roman"/>
-          <w:szCs w:val="28"/>
-          <w:lang w:val="ru-RU"/>
-        </w:rPr>
-        <w:t xml:space="preserve">_____________ </w:t>
-      </w:r>
-      <w:r>
-        <w:rPr>
-          <w:rFonts w:cs="Times New Roman"/>
-          <w:szCs w:val="28"/>
-          <w:lang w:val="ru-RU"/>
-        </w:rPr>
-        <w:t>Э.В. Перфильев</w:t>
-      </w:r>
     </w:p>
     <w:p>
       <w:pPr>
@@ -691,103 +697,13 @@
           <w:lang w:val="ru-RU"/>
         </w:rPr>
       </w:pPr>
-      <w:proofErr w:type="spellStart"/>
-      <w:r>
-        <w:rPr>
-          <w:rFonts w:cs="Times New Roman"/>
-          <w:szCs w:val="28"/>
-          <w:lang w:val="ru-RU"/>
-        </w:rPr>
-        <w:t>ИСиП</w:t>
-      </w:r>
-      <w:proofErr w:type="spellEnd"/>
-      <w:r>
-        <w:rPr>
-          <w:rFonts w:cs="Times New Roman"/>
-          <w:szCs w:val="28"/>
-          <w:lang w:val="ru-RU"/>
-        </w:rPr>
-        <w:t xml:space="preserve">(П) </w:t>
-      </w:r>
-      <w:r>
-        <w:rPr>
-          <w:rFonts w:cs="Times New Roman"/>
-          <w:szCs w:val="28"/>
-        </w:rPr>
-        <w:tab/>
-      </w:r>
-      <w:r>
-        <w:rPr>
-          <w:rFonts w:cs="Times New Roman"/>
-          <w:szCs w:val="28"/>
-        </w:rPr>
-        <w:tab/>
-      </w:r>
-      <w:r>
-        <w:rPr>
-          <w:rFonts w:cs="Times New Roman"/>
-          <w:szCs w:val="28"/>
-        </w:rPr>
-        <w:tab/>
-      </w:r>
-      <w:r>
-        <w:rPr>
-          <w:rFonts w:cs="Times New Roman"/>
-          <w:szCs w:val="28"/>
-        </w:rPr>
-        <w:tab/>
-      </w:r>
-      <w:r>
-        <w:rPr>
-          <w:rFonts w:cs="Times New Roman"/>
-          <w:szCs w:val="28"/>
-        </w:rPr>
-        <w:tab/>
-      </w:r>
-      <w:r>
-        <w:rPr>
-          <w:rFonts w:cs="Times New Roman"/>
-          <w:szCs w:val="28"/>
-        </w:rPr>
-        <w:tab/>
-      </w:r>
-      <w:r>
-        <w:rPr>
-          <w:rFonts w:cs="Times New Roman"/>
-          <w:szCs w:val="28"/>
-        </w:rPr>
-        <w:tab/>
-      </w:r>
-      <w:r>
-        <w:rPr>
-          <w:rFonts w:cs="Times New Roman"/>
-          <w:szCs w:val="28"/>
-          <w:lang w:val="ru-RU"/>
-        </w:rPr>
-        <w:t>подпись, дата</w:t>
-      </w:r>
     </w:p>
     <w:p>
       <w:pPr>
         <w:rPr>
           <w:rFonts w:cs="Times New Roman"/>
           <w:szCs w:val="28"/>
-        </w:rPr>
-      </w:pPr>
-    </w:p>
-    <w:p>
-      <w:pPr>
-        <w:rPr>
-          <w:rFonts w:cs="Times New Roman"/>
-          <w:szCs w:val="28"/>
-        </w:rPr>
-      </w:pPr>
-    </w:p>
-    <w:p>
-      <w:pPr>
-        <w:rPr>
-          <w:rFonts w:cs="Times New Roman"/>
-          <w:szCs w:val="28"/>
+          <w:lang w:val="ru-RU"/>
         </w:rPr>
       </w:pPr>
     </w:p>
@@ -2769,43 +2685,7 @@
           <w:szCs w:val="28"/>
           <w:lang w:val="ru-RU"/>
         </w:rPr>
-        <w:t xml:space="preserve">Целью данной курсовой работы является разработка новостного WEB-приложения </w:t>
-      </w:r>
-      <w:proofErr w:type="spellStart"/>
-      <w:r>
-        <w:rPr>
-          <w:rFonts w:eastAsiaTheme="minorHAnsi" w:cs="Times New Roman"/>
-          <w:szCs w:val="28"/>
-          <w:lang w:val="ru-RU"/>
-        </w:rPr>
-        <w:t>Runews</w:t>
-      </w:r>
-      <w:proofErr w:type="spellEnd"/>
-      <w:r>
-        <w:rPr>
-          <w:rFonts w:eastAsiaTheme="minorHAnsi" w:cs="Times New Roman"/>
-          <w:szCs w:val="28"/>
-          <w:lang w:val="ru-RU"/>
-        </w:rPr>
-        <w:t xml:space="preserve">, объединяющего серверную часть на ASP.NET Core Web API, клиентскую часть на Blazor </w:t>
-      </w:r>
-      <w:proofErr w:type="spellStart"/>
-      <w:r>
-        <w:rPr>
-          <w:rFonts w:eastAsiaTheme="minorHAnsi" w:cs="Times New Roman"/>
-          <w:szCs w:val="28"/>
-          <w:lang w:val="ru-RU"/>
-        </w:rPr>
-        <w:t>WebAssembly</w:t>
-      </w:r>
-      <w:proofErr w:type="spellEnd"/>
-      <w:r>
-        <w:rPr>
-          <w:rFonts w:eastAsiaTheme="minorHAnsi" w:cs="Times New Roman"/>
-          <w:szCs w:val="28"/>
-          <w:lang w:val="ru-RU"/>
-        </w:rPr>
-        <w:t xml:space="preserve"> и базу данных PostgreSQL. Система предназначена для просмотра новостной ленты, публикации пользовательских материалов, подключения внешних RSS/scraper-источников, модерации контента, обработки жалоб и персонализации выдачи по тегам.</w:t>
+        <w:t>Целью данной курсовой работы является разработка новостного WEB-приложения Runews, объединяющего серверную часть на ASP.NET Core Web API, клиентскую часть на Blazor WebAssembly и базу данных PostgreSQL. Система предназначена для просмотра новостной ленты, публикации пользовательских материалов, подключения внешних RSS/scraper-источников, модерации контента, обработки жалоб и персонализации выдачи по тегам.</w:t>
       </w:r>
     </w:p>
     <w:p>
@@ -2862,7 +2742,6 @@
         <w:rPr>
           <w:rFonts w:eastAsiaTheme="minorHAnsi" w:cs="Times New Roman"/>
           <w:szCs w:val="28"/>
-          <w:lang w:val="ru-RU"/>
         </w:rPr>
       </w:pPr>
       <w:r>
@@ -2871,194 +2750,8 @@
           <w:szCs w:val="28"/>
           <w:lang w:val="ru-RU"/>
         </w:rPr>
-        <w:t xml:space="preserve">Диаграмма вариантов использования применяется для описания действий, доступных пользователям системы. В </w:t>
-      </w:r>
-      <w:proofErr w:type="spellStart"/>
-      <w:r>
-        <w:rPr>
-          <w:rFonts w:eastAsiaTheme="minorHAnsi" w:cs="Times New Roman"/>
-          <w:szCs w:val="28"/>
-          <w:lang w:val="ru-RU"/>
-        </w:rPr>
-        <w:t>Runews</w:t>
-      </w:r>
-      <w:proofErr w:type="spellEnd"/>
-      <w:r>
-        <w:rPr>
-          <w:rFonts w:eastAsiaTheme="minorHAnsi" w:cs="Times New Roman"/>
-          <w:szCs w:val="28"/>
-          <w:lang w:val="ru-RU"/>
-        </w:rPr>
-        <w:t xml:space="preserve"> выделены четыре основные роли: гость, пользователь, автор/публицист, модератор и администратор.</w:t>
-      </w:r>
-    </w:p>
-    <w:p>
-      <w:pPr>
-        <w:pStyle w:val="ListParagraph"/>
-        <w:numPr>
-          <w:ilvl w:val="0"/>
-          <w:numId w:val="10"/>
-        </w:numPr>
-        <w:spacing w:after="0" w:line="360" w:lineRule="auto"/>
-        <w:ind w:left="0" w:firstLine="709"/>
-        <w:jc w:val="both"/>
-        <w:rPr>
-          <w:rFonts w:eastAsiaTheme="minorHAnsi" w:cs="Times New Roman"/>
-          <w:szCs w:val="28"/>
-          <w:lang w:val="ru-RU"/>
-        </w:rPr>
-      </w:pPr>
-      <w:r>
-        <w:rPr>
-          <w:rFonts w:eastAsiaTheme="minorHAnsi" w:cs="Times New Roman"/>
-          <w:szCs w:val="28"/>
-          <w:lang w:val="ru-RU"/>
-        </w:rPr>
-        <w:t>Гость может просматривать публичную ленту, открывать статьи, регистрироваться и подтверждать email.</w:t>
-      </w:r>
-    </w:p>
-    <w:p>
-      <w:pPr>
-        <w:pStyle w:val="ListParagraph"/>
-        <w:numPr>
-          <w:ilvl w:val="0"/>
-          <w:numId w:val="10"/>
-        </w:numPr>
-        <w:spacing w:after="0" w:line="360" w:lineRule="auto"/>
-        <w:ind w:left="0" w:firstLine="709"/>
-        <w:jc w:val="both"/>
-        <w:rPr>
-          <w:rFonts w:eastAsiaTheme="minorHAnsi" w:cs="Times New Roman"/>
-          <w:szCs w:val="28"/>
-          <w:lang w:val="ru-RU"/>
-        </w:rPr>
-      </w:pPr>
-      <w:r>
-        <w:rPr>
-          <w:rFonts w:eastAsiaTheme="minorHAnsi" w:cs="Times New Roman"/>
-          <w:szCs w:val="28"/>
-          <w:lang w:val="ru-RU"/>
-        </w:rPr>
-        <w:lastRenderedPageBreak/>
-        <w:t>Пользователь может входить в систему, сохранять статьи, ставить лайки, писать комментарии и жаловаться на материалы.</w:t>
-      </w:r>
-    </w:p>
-    <w:p>
-      <w:pPr>
-        <w:pStyle w:val="ListParagraph"/>
-        <w:numPr>
-          <w:ilvl w:val="0"/>
-          <w:numId w:val="10"/>
-        </w:numPr>
-        <w:spacing w:after="0" w:line="360" w:lineRule="auto"/>
-        <w:ind w:left="0" w:firstLine="709"/>
-        <w:jc w:val="both"/>
-        <w:rPr>
-          <w:rFonts w:eastAsiaTheme="minorHAnsi" w:cs="Times New Roman"/>
-          <w:szCs w:val="28"/>
-          <w:lang w:val="ru-RU"/>
-        </w:rPr>
-      </w:pPr>
-      <w:r>
-        <w:rPr>
-          <w:rFonts w:eastAsiaTheme="minorHAnsi" w:cs="Times New Roman"/>
-          <w:szCs w:val="28"/>
-          <w:lang w:val="ru-RU"/>
-        </w:rPr>
-        <w:t>Автор может создавать и редактировать собственные статьи, выбирать существующие теги или создавать новые.</w:t>
-      </w:r>
-    </w:p>
-    <w:p>
-      <w:pPr>
-        <w:pStyle w:val="ListParagraph"/>
-        <w:numPr>
-          <w:ilvl w:val="0"/>
-          <w:numId w:val="10"/>
-        </w:numPr>
-        <w:spacing w:after="0" w:line="360" w:lineRule="auto"/>
-        <w:ind w:left="0" w:firstLine="709"/>
-        <w:jc w:val="both"/>
-        <w:rPr>
-          <w:rFonts w:eastAsiaTheme="minorHAnsi" w:cs="Times New Roman"/>
-          <w:szCs w:val="28"/>
-          <w:lang w:val="ru-RU"/>
-        </w:rPr>
-      </w:pPr>
-      <w:r>
-        <w:rPr>
-          <w:rFonts w:eastAsiaTheme="minorHAnsi" w:cs="Times New Roman"/>
-          <w:szCs w:val="28"/>
-          <w:lang w:val="ru-RU"/>
-        </w:rPr>
-        <w:t>Модератор проверяет статьи в очереди, рассматривает жалобы и отклоняет неподходящие материалы.</w:t>
-      </w:r>
-    </w:p>
-    <w:p>
-      <w:pPr>
-        <w:pStyle w:val="ListParagraph"/>
-        <w:numPr>
-          <w:ilvl w:val="0"/>
-          <w:numId w:val="10"/>
-        </w:numPr>
-        <w:spacing w:after="0" w:line="360" w:lineRule="auto"/>
-        <w:ind w:left="0" w:firstLine="709"/>
-        <w:jc w:val="both"/>
-        <w:rPr>
-          <w:rFonts w:eastAsiaTheme="minorHAnsi" w:cs="Times New Roman"/>
-          <w:szCs w:val="28"/>
-          <w:lang w:val="ru-RU"/>
-        </w:rPr>
-      </w:pPr>
-      <w:r>
-        <w:rPr>
-          <w:rFonts w:eastAsiaTheme="minorHAnsi" w:cs="Times New Roman"/>
-          <w:szCs w:val="28"/>
-          <w:lang w:val="ru-RU"/>
-        </w:rPr>
-        <w:t>Администратор управляет пользователями, тегами и сторонними источниками новостей.</w:t>
-      </w:r>
-    </w:p>
-    <w:p>
-      <w:pPr>
-        <w:rPr>
-          <w:rFonts w:cs="Times New Roman"/>
-          <w:szCs w:val="28"/>
-          <w:lang w:val="ru-RU"/>
-        </w:rPr>
-      </w:pPr>
-      <w:r>
-        <w:rPr>
-          <w:rFonts w:cs="Times New Roman"/>
-          <w:szCs w:val="28"/>
-        </w:rPr>
-        <w:t>TODO</w:t>
-      </w:r>
-      <w:r>
-        <w:rPr>
-          <w:rFonts w:cs="Times New Roman"/>
-          <w:szCs w:val="28"/>
-          <w:lang w:val="ru-RU"/>
-        </w:rPr>
-        <w:t xml:space="preserve">: </w:t>
-      </w:r>
-      <w:r>
-        <w:rPr>
-          <w:rFonts w:cs="Times New Roman"/>
-          <w:szCs w:val="28"/>
-          <w:lang w:val="ru-RU"/>
-        </w:rPr>
-        <w:t>добавить диаграмму</w:t>
-      </w:r>
-    </w:p>
-    <w:p>
-      <w:pPr>
-        <w:pStyle w:val="Heading2"/>
-      </w:pPr>
-      <w:bookmarkStart w:id="3" w:name="_Toc228032030"/>
-      <w:r>
-        <w:t>1.2 Диаграмма потоков данных</w:t>
-      </w:r>
-      <w:bookmarkEnd w:id="3"/>
+        <w:t>Диаграмма вариантов использования применяется для описания действий, доступных пользователям системы. В Runews выделены четыре основные роли: гость, пользователь, автор/публицист, модератор и администратор.</w:t>
+      </w:r>
     </w:p>
     <w:p>
       <w:pPr>
@@ -3067,37 +2760,10 @@
         </w:tabs>
         <w:spacing w:after="0" w:line="360" w:lineRule="auto"/>
         <w:ind w:firstLine="709"/>
-        <w:jc w:val="both"/>
-        <w:rPr>
-          <w:rFonts w:eastAsiaTheme="minorHAnsi" w:cs="Times New Roman"/>
-          <w:szCs w:val="28"/>
-          <w:lang w:val="ru-RU"/>
-        </w:rPr>
-      </w:pPr>
-      <w:r>
-        <w:rPr>
-          <w:rFonts w:eastAsiaTheme="minorHAnsi" w:cs="Times New Roman"/>
-          <w:szCs w:val="28"/>
-          <w:lang w:val="ru-RU"/>
-        </w:rPr>
-        <w:t>Диаграмма потоков данных показывает, как информация проходит между клиентом, API, базой данных, внешними источниками и SMTP-сервисом. Клиент взаимодействует с API через HTTP-запросы, API сохраняет данные в PostgreSQL, получает новости из внешних источников и отправляет письма подтверждения через SMTP.</w:t>
-      </w:r>
-    </w:p>
-    <w:p>
-      <w:pPr>
-        <w:tabs>
-          <w:tab w:val="left" w:pos="993"/>
-        </w:tabs>
-        <w:spacing w:after="0" w:line="240" w:lineRule="auto"/>
-        <w:ind w:firstLine="706"/>
         <w:jc w:val="center"/>
-        <w:rPr>
-          <w:rFonts w:cs="Times New Roman"/>
-          <w:szCs w:val="28"/>
-        </w:rPr>
-      </w:pPr>
-      <w:r>
-        <w:object w:dxaOrig="15195" w:dyaOrig="6556" w14:anchorId="42396F94">
+      </w:pPr>
+      <w:r>
+        <w:object w:dxaOrig="15975" w:dyaOrig="19470" w14:anchorId="180FEF70">
           <v:shapetype id="_x0000_t75" coordsize="21600,21600" o:spt="75" o:preferrelative="t" path="m@4@5l@4@11@9@11@9@5xe" filled="f" stroked="f">
             <v:stroke joinstyle="miter"/>
             <v:formulas>
@@ -3117,91 +2783,38 @@
             <v:path o:extrusionok="f" gradientshapeok="t" o:connecttype="rect"/>
             <o:lock v:ext="edit" aspectratio="t"/>
           </v:shapetype>
-          <v:shape id="_x0000_i1025" type="#_x0000_t75" style="width:468pt;height:202.5pt" o:ole="">
+          <v:shape id="_x0000_i1031" type="#_x0000_t75" style="width:4in;height:351.75pt" o:ole="">
             <v:imagedata r:id="rId8" o:title=""/>
           </v:shape>
-          <o:OLEObject Type="Embed" ProgID="Visio.Drawing.15" ShapeID="_x0000_i1025" DrawAspect="Content" ObjectID="_1838667934" r:id="rId9"/>
+          <o:OLEObject Type="Embed" ProgID="Visio.Drawing.15" ShapeID="_x0000_i1031" DrawAspect="Content" ObjectID="_1838809073" r:id="rId9"/>
         </w:object>
       </w:r>
-      <w:r>
-        <w:rPr>
-          <w:sz w:val="22"/>
-          <w:lang w:val="ru-RU"/>
-        </w:rPr>
-        <w:t>Рисунок 1.</w:t>
-      </w:r>
-      <w:r>
-        <w:rPr>
-          <w:sz w:val="22"/>
-          <w:lang w:val="ru-RU"/>
-        </w:rPr>
-        <w:t>2</w:t>
-      </w:r>
-      <w:r>
-        <w:rPr>
-          <w:sz w:val="22"/>
-          <w:lang w:val="ru-RU"/>
-        </w:rPr>
-        <w:t xml:space="preserve"> - Диаграмма </w:t>
-      </w:r>
-      <w:r>
-        <w:rPr>
-          <w:sz w:val="22"/>
-          <w:lang w:val="ru-RU"/>
-        </w:rPr>
-        <w:t>потоков данных</w:t>
-      </w:r>
-    </w:p>
-    <w:p>
-      <w:pPr>
-        <w:pStyle w:val="Heading1"/>
-      </w:pPr>
-      <w:bookmarkStart w:id="4" w:name="_Toc228032031"/>
-      <w:r>
-        <w:t>2 ОБОСНОВАНИЕ ВЫБОРА ТЕХНОЛОГИЙ</w:t>
-      </w:r>
-      <w:bookmarkEnd w:id="4"/>
-    </w:p>
-    <w:p>
-      <w:pPr>
-        <w:pStyle w:val="Heading2"/>
-      </w:pPr>
-      <w:bookmarkStart w:id="5" w:name="_Toc228032032"/>
-      <w:r>
-        <w:t>2.1 Обоснование выбора СУБД</w:t>
-      </w:r>
-      <w:bookmarkEnd w:id="5"/>
     </w:p>
     <w:p>
       <w:pPr>
         <w:tabs>
           <w:tab w:val="left" w:pos="993"/>
         </w:tabs>
-        <w:spacing w:after="0" w:line="360" w:lineRule="auto"/>
-        <w:ind w:firstLine="709"/>
-        <w:jc w:val="both"/>
-        <w:rPr>
-          <w:rFonts w:eastAsiaTheme="minorHAnsi" w:cs="Times New Roman"/>
-          <w:szCs w:val="28"/>
-          <w:lang w:val="ru-RU"/>
-        </w:rPr>
-      </w:pPr>
-      <w:r>
-        <w:rPr>
-          <w:rFonts w:eastAsiaTheme="minorHAnsi" w:cs="Times New Roman"/>
-          <w:szCs w:val="28"/>
-          <w:lang w:val="ru-RU"/>
-        </w:rPr>
-        <w:t xml:space="preserve">В качестве системы управления базами данных выбрана PostgreSQL. Данный выбор обусловлен тем, что проект содержит большое количество </w:t>
-      </w:r>
-      <w:r>
-        <w:rPr>
-          <w:rFonts w:eastAsiaTheme="minorHAnsi" w:cs="Times New Roman"/>
-          <w:szCs w:val="28"/>
-          <w:lang w:val="ru-RU"/>
-        </w:rPr>
-        <w:lastRenderedPageBreak/>
-        <w:t>связанных сущностей: пользователи, роли, статьи, теги, комментарии, лайки, сохраненные материалы, жалобы, журналы модерации и внешние источники. Реляционная модель PostgreSQL позволяет надежно описать связи между таблицами, использовать ограничения целостности и выполнять сложные выборки.</w:t>
+        <w:spacing w:after="0" w:line="240" w:lineRule="auto"/>
+        <w:ind w:firstLine="706"/>
+        <w:jc w:val="center"/>
+        <w:rPr>
+          <w:rFonts w:cs="Times New Roman"/>
+          <w:szCs w:val="28"/>
+        </w:rPr>
+      </w:pPr>
+      <w:r>
+        <w:rPr>
+          <w:sz w:val="22"/>
+          <w:lang w:val="ru-RU"/>
+        </w:rPr>
+        <w:t xml:space="preserve">Рисунок 1.2 - Диаграмма </w:t>
+      </w:r>
+      <w:r>
+        <w:rPr>
+          <w:sz w:val="22"/>
+        </w:rPr>
+        <w:t>USE CASE</w:t>
       </w:r>
     </w:p>
     <w:p>
@@ -3226,7 +2839,7 @@
           <w:szCs w:val="28"/>
           <w:lang w:val="ru-RU"/>
         </w:rPr>
-        <w:t>PostgreSQL поддерживает транзакции и обеспечивает целостность данных.</w:t>
+        <w:t>Гость может просматривать публичную ленту, открывать статьи, регистрироваться и подтверждать email.</w:t>
       </w:r>
     </w:p>
     <w:p>
@@ -3251,25 +2864,7 @@
           <w:szCs w:val="28"/>
           <w:lang w:val="ru-RU"/>
         </w:rPr>
-        <w:t xml:space="preserve">Entity Framework Core хорошо интегрируется с PostgreSQL через </w:t>
-      </w:r>
-      <w:proofErr w:type="spellStart"/>
-      <w:r>
-        <w:rPr>
-          <w:rFonts w:eastAsiaTheme="minorHAnsi" w:cs="Times New Roman"/>
-          <w:szCs w:val="28"/>
-          <w:lang w:val="ru-RU"/>
-        </w:rPr>
-        <w:t>Npgsql</w:t>
-      </w:r>
-      <w:proofErr w:type="spellEnd"/>
-      <w:r>
-        <w:rPr>
-          <w:rFonts w:eastAsiaTheme="minorHAnsi" w:cs="Times New Roman"/>
-          <w:szCs w:val="28"/>
-          <w:lang w:val="ru-RU"/>
-        </w:rPr>
-        <w:t>.</w:t>
+        <w:t>Пользователь может входить в систему, сохранять статьи, ставить лайки, писать комментарии и жаловаться на материалы.</w:t>
       </w:r>
     </w:p>
     <w:p>
@@ -3294,25 +2889,7 @@
           <w:szCs w:val="28"/>
           <w:lang w:val="ru-RU"/>
         </w:rPr>
-        <w:t xml:space="preserve">СУБД подходит для Docker-развертывания и легко подключается из </w:t>
-      </w:r>
-      <w:proofErr w:type="spellStart"/>
-      <w:r>
-        <w:rPr>
-          <w:rFonts w:eastAsiaTheme="minorHAnsi" w:cs="Times New Roman"/>
-          <w:szCs w:val="28"/>
-          <w:lang w:val="ru-RU"/>
-        </w:rPr>
-        <w:t>DataGrip</w:t>
-      </w:r>
-      <w:proofErr w:type="spellEnd"/>
-      <w:r>
-        <w:rPr>
-          <w:rFonts w:eastAsiaTheme="minorHAnsi" w:cs="Times New Roman"/>
-          <w:szCs w:val="28"/>
-          <w:lang w:val="ru-RU"/>
-        </w:rPr>
-        <w:t>.</w:t>
+        <w:t>Автор может создавать и редактировать собственные статьи, выбирать существующие теги или создавать новые.</w:t>
       </w:r>
     </w:p>
     <w:p>
@@ -3337,99 +2914,7 @@
           <w:szCs w:val="28"/>
           <w:lang w:val="ru-RU"/>
         </w:rPr>
-        <w:t>Реляционная структура удобна для модерации, тегов, связей many-to-many и пользовательских действий.</w:t>
-      </w:r>
-    </w:p>
-    <w:p>
-      <w:pPr>
-        <w:pStyle w:val="Heading2"/>
-      </w:pPr>
-      <w:bookmarkStart w:id="6" w:name="_Toc228032033"/>
-      <w:r>
-        <w:t>2.2 Обоснование выбора языка программирования и платформы</w:t>
-      </w:r>
-      <w:bookmarkEnd w:id="6"/>
-    </w:p>
-    <w:p>
-      <w:pPr>
-        <w:tabs>
-          <w:tab w:val="left" w:pos="993"/>
-        </w:tabs>
-        <w:spacing w:after="0" w:line="360" w:lineRule="auto"/>
-        <w:ind w:firstLine="709"/>
-        <w:jc w:val="both"/>
-        <w:rPr>
-          <w:rFonts w:eastAsiaTheme="minorHAnsi" w:cs="Times New Roman"/>
-          <w:szCs w:val="28"/>
-          <w:lang w:val="ru-RU"/>
-        </w:rPr>
-      </w:pPr>
-      <w:r>
-        <w:rPr>
-          <w:rFonts w:eastAsiaTheme="minorHAnsi" w:cs="Times New Roman"/>
-          <w:szCs w:val="28"/>
-          <w:lang w:val="ru-RU"/>
-        </w:rPr>
-        <w:t xml:space="preserve">Для серверной части выбран язык C# и фреймворк ASP.NET Core 8. Это современная кроссплатформенная платформа для разработки производительных WEB API с поддержкой middleware, dependency injection, JWT-аутентификации, </w:t>
-      </w:r>
-      <w:proofErr w:type="spellStart"/>
-      <w:r>
-        <w:rPr>
-          <w:rFonts w:eastAsiaTheme="minorHAnsi" w:cs="Times New Roman"/>
-          <w:szCs w:val="28"/>
-          <w:lang w:val="ru-RU"/>
-        </w:rPr>
-        <w:t>SignalR</w:t>
-      </w:r>
-      <w:proofErr w:type="spellEnd"/>
-      <w:r>
-        <w:rPr>
-          <w:rFonts w:eastAsiaTheme="minorHAnsi" w:cs="Times New Roman"/>
-          <w:szCs w:val="28"/>
-          <w:lang w:val="ru-RU"/>
-        </w:rPr>
-        <w:t xml:space="preserve"> и удобной интеграции с Entity Framework Core.</w:t>
-      </w:r>
-    </w:p>
-    <w:p>
-      <w:pPr>
-        <w:tabs>
-          <w:tab w:val="left" w:pos="993"/>
-        </w:tabs>
-        <w:spacing w:after="0" w:line="360" w:lineRule="auto"/>
-        <w:ind w:firstLine="709"/>
-        <w:jc w:val="both"/>
-        <w:rPr>
-          <w:rFonts w:eastAsiaTheme="minorHAnsi" w:cs="Times New Roman"/>
-          <w:szCs w:val="28"/>
-          <w:lang w:val="ru-RU"/>
-        </w:rPr>
-      </w:pPr>
-      <w:r>
-        <w:rPr>
-          <w:rFonts w:eastAsiaTheme="minorHAnsi" w:cs="Times New Roman"/>
-          <w:szCs w:val="28"/>
-          <w:lang w:val="ru-RU"/>
-        </w:rPr>
-        <w:t xml:space="preserve">Для клиентской части выбран Blazor </w:t>
-      </w:r>
-      <w:proofErr w:type="spellStart"/>
-      <w:r>
-        <w:rPr>
-          <w:rFonts w:eastAsiaTheme="minorHAnsi" w:cs="Times New Roman"/>
-          <w:szCs w:val="28"/>
-          <w:lang w:val="ru-RU"/>
-        </w:rPr>
-        <w:t>WebAssembly</w:t>
-      </w:r>
-      <w:proofErr w:type="spellEnd"/>
-      <w:r>
-        <w:rPr>
-          <w:rFonts w:eastAsiaTheme="minorHAnsi" w:cs="Times New Roman"/>
-          <w:szCs w:val="28"/>
-          <w:lang w:val="ru-RU"/>
-        </w:rPr>
-        <w:t>, позволяющий разрабатывать интерактивный веб-интерфейс на C# и Razor-компонентах. Такой подход обеспечивает единый технологический стек .NET для backend и frontend, упрощает сопровождение проекта и обмен моделями данных.</w:t>
+        <w:t>Модератор проверяет статьи в очереди, рассматривает жалобы и отклоняет неподходящие материалы.</w:t>
       </w:r>
     </w:p>
     <w:p>
@@ -3454,7 +2939,143 @@
           <w:szCs w:val="28"/>
           <w:lang w:val="ru-RU"/>
         </w:rPr>
-        <w:t>ASP.NET Core обеспечивает высокую производительность и модульность.</w:t>
+        <w:t>Администратор управляет пользователями, тегами и сторонними источниками новостей.</w:t>
+      </w:r>
+    </w:p>
+    <w:p>
+      <w:pPr>
+        <w:pStyle w:val="Heading2"/>
+      </w:pPr>
+      <w:bookmarkStart w:id="3" w:name="_Toc228032030"/>
+      <w:r>
+        <w:t>1.2 Диаграмма потоков данных</w:t>
+      </w:r>
+      <w:bookmarkEnd w:id="3"/>
+    </w:p>
+    <w:p>
+      <w:pPr>
+        <w:tabs>
+          <w:tab w:val="left" w:pos="993"/>
+        </w:tabs>
+        <w:spacing w:after="0" w:line="360" w:lineRule="auto"/>
+        <w:ind w:firstLine="709"/>
+        <w:jc w:val="both"/>
+        <w:rPr>
+          <w:rFonts w:eastAsiaTheme="minorHAnsi" w:cs="Times New Roman"/>
+          <w:szCs w:val="28"/>
+          <w:lang w:val="ru-RU"/>
+        </w:rPr>
+      </w:pPr>
+      <w:r>
+        <w:rPr>
+          <w:rFonts w:eastAsiaTheme="minorHAnsi" w:cs="Times New Roman"/>
+          <w:szCs w:val="28"/>
+          <w:lang w:val="ru-RU"/>
+        </w:rPr>
+        <w:t xml:space="preserve">Диаграмма потоков данных показывает, как информация проходит между клиентом, API, базой данных, внешними источниками и SMTP-сервисом. </w:t>
+      </w:r>
+      <w:r>
+        <w:rPr>
+          <w:rFonts w:eastAsiaTheme="minorHAnsi" w:cs="Times New Roman"/>
+          <w:szCs w:val="28"/>
+          <w:lang w:val="ru-RU"/>
+        </w:rPr>
+        <w:lastRenderedPageBreak/>
+        <w:t>Клиент взаимодействует с API через HTTP-запросы, API сохраняет данные в PostgreSQL, получает новости из внешних источников и отправляет письма подтверждения через SMTP.</w:t>
+      </w:r>
+    </w:p>
+    <w:p>
+      <w:pPr>
+        <w:tabs>
+          <w:tab w:val="left" w:pos="993"/>
+        </w:tabs>
+        <w:spacing w:after="0" w:line="240" w:lineRule="auto"/>
+        <w:ind w:firstLine="706"/>
+        <w:jc w:val="center"/>
+        <w:rPr>
+          <w:rFonts w:cs="Times New Roman"/>
+          <w:szCs w:val="28"/>
+          <w:lang w:val="ru-RU"/>
+        </w:rPr>
+      </w:pPr>
+      <w:r>
+        <w:object w:dxaOrig="15195" w:dyaOrig="6556" w14:anchorId="42396F94">
+          <v:shape id="_x0000_i1025" type="#_x0000_t75" style="width:468pt;height:202.5pt" o:ole="">
+            <v:imagedata r:id="rId10" o:title=""/>
+          </v:shape>
+          <o:OLEObject Type="Embed" ProgID="Visio.Drawing.15" ShapeID="_x0000_i1025" DrawAspect="Content" ObjectID="_1838809074" r:id="rId11"/>
+        </w:object>
+      </w:r>
+      <w:r>
+        <w:rPr>
+          <w:sz w:val="22"/>
+          <w:lang w:val="ru-RU"/>
+        </w:rPr>
+        <w:t>Рисунок 1.</w:t>
+      </w:r>
+      <w:r>
+        <w:rPr>
+          <w:sz w:val="22"/>
+          <w:lang w:val="ru-RU"/>
+        </w:rPr>
+        <w:t>2</w:t>
+      </w:r>
+      <w:r>
+        <w:rPr>
+          <w:sz w:val="22"/>
+          <w:lang w:val="ru-RU"/>
+        </w:rPr>
+        <w:t xml:space="preserve"> - Диаграмма </w:t>
+      </w:r>
+      <w:r>
+        <w:rPr>
+          <w:sz w:val="22"/>
+          <w:lang w:val="ru-RU"/>
+        </w:rPr>
+        <w:t>потоков данных</w:t>
+      </w:r>
+    </w:p>
+    <w:p>
+      <w:pPr>
+        <w:pStyle w:val="Heading1"/>
+      </w:pPr>
+      <w:bookmarkStart w:id="4" w:name="_Toc228032031"/>
+      <w:r>
+        <w:t>2 ОБОСНОВАНИЕ ВЫБОРА ТЕХНОЛОГИЙ</w:t>
+      </w:r>
+      <w:bookmarkEnd w:id="4"/>
+    </w:p>
+    <w:p>
+      <w:pPr>
+        <w:pStyle w:val="Heading2"/>
+      </w:pPr>
+      <w:bookmarkStart w:id="5" w:name="_Toc228032032"/>
+      <w:r>
+        <w:t>2.1 Обоснование выбора СУБД</w:t>
+      </w:r>
+      <w:bookmarkEnd w:id="5"/>
+    </w:p>
+    <w:p>
+      <w:pPr>
+        <w:tabs>
+          <w:tab w:val="left" w:pos="993"/>
+        </w:tabs>
+        <w:spacing w:after="0" w:line="360" w:lineRule="auto"/>
+        <w:ind w:firstLine="709"/>
+        <w:jc w:val="both"/>
+        <w:rPr>
+          <w:rFonts w:eastAsiaTheme="minorHAnsi" w:cs="Times New Roman"/>
+          <w:szCs w:val="28"/>
+          <w:lang w:val="ru-RU"/>
+        </w:rPr>
+      </w:pPr>
+      <w:r>
+        <w:rPr>
+          <w:rFonts w:eastAsiaTheme="minorHAnsi" w:cs="Times New Roman"/>
+          <w:szCs w:val="28"/>
+          <w:lang w:val="ru-RU"/>
+        </w:rPr>
+        <w:t>В качестве системы управления базами данных выбрана PostgreSQL. Данный выбор обусловлен тем, что проект содержит большое количество связанных сущностей: пользователи, роли, статьи, теги, комментарии, лайки, сохраненные материалы, жалобы, журналы модерации и внешние источники. Реляционная модель PostgreSQL позволяет надежно описать связи между таблицами, использовать ограничения целостности и выполнять сложные выборки.</w:t>
       </w:r>
     </w:p>
     <w:p>
@@ -3479,25 +3100,7 @@
           <w:szCs w:val="28"/>
           <w:lang w:val="ru-RU"/>
         </w:rPr>
-        <w:t xml:space="preserve">Blazor </w:t>
-      </w:r>
-      <w:proofErr w:type="spellStart"/>
-      <w:r>
-        <w:rPr>
-          <w:rFonts w:eastAsiaTheme="minorHAnsi" w:cs="Times New Roman"/>
-          <w:szCs w:val="28"/>
-          <w:lang w:val="ru-RU"/>
-        </w:rPr>
-        <w:t>WebAssembly</w:t>
-      </w:r>
-      <w:proofErr w:type="spellEnd"/>
-      <w:r>
-        <w:rPr>
-          <w:rFonts w:eastAsiaTheme="minorHAnsi" w:cs="Times New Roman"/>
-          <w:szCs w:val="28"/>
-          <w:lang w:val="ru-RU"/>
-        </w:rPr>
-        <w:t xml:space="preserve"> позволяет создать SPA-интерфейс без отдельного JavaScript-фреймворка.</w:t>
+        <w:t>PostgreSQL поддерживает транзакции и обеспечивает целостность данных.</w:t>
       </w:r>
     </w:p>
     <w:p>
@@ -3522,7 +3125,7 @@
           <w:szCs w:val="28"/>
           <w:lang w:val="ru-RU"/>
         </w:rPr>
-        <w:t>Docker упрощает запуск проекта в единой среде.</w:t>
+        <w:t>Entity Framework Core хорошо интегрируется с PostgreSQL через Npgsql.</w:t>
       </w:r>
     </w:p>
     <w:p>
@@ -3547,26 +3150,7 @@
           <w:szCs w:val="28"/>
           <w:lang w:val="ru-RU"/>
         </w:rPr>
-        <w:lastRenderedPageBreak/>
-        <w:t xml:space="preserve">Nginx подходит для отдачи статического клиента и </w:t>
-      </w:r>
-      <w:proofErr w:type="spellStart"/>
-      <w:r>
-        <w:rPr>
-          <w:rFonts w:eastAsiaTheme="minorHAnsi" w:cs="Times New Roman"/>
-          <w:szCs w:val="28"/>
-          <w:lang w:val="ru-RU"/>
-        </w:rPr>
-        <w:t>проксирования</w:t>
-      </w:r>
-      <w:proofErr w:type="spellEnd"/>
-      <w:r>
-        <w:rPr>
-          <w:rFonts w:eastAsiaTheme="minorHAnsi" w:cs="Times New Roman"/>
-          <w:szCs w:val="28"/>
-          <w:lang w:val="ru-RU"/>
-        </w:rPr>
-        <w:t xml:space="preserve"> API.</w:t>
+        <w:t>СУБД подходит для Docker-развертывания и легко подключается из DataGrip.</w:t>
       </w:r>
     </w:p>
     <w:p>
@@ -3591,28 +3175,19 @@
           <w:szCs w:val="28"/>
           <w:lang w:val="ru-RU"/>
         </w:rPr>
-        <w:t>Tuna позволяет открыть локальный Docker-стек через публичный HTTPS URL.</w:t>
+        <w:lastRenderedPageBreak/>
+        <w:t>Реляционная структура удобна для модерации, тегов, связей many-to-many и пользовательских действий.</w:t>
       </w:r>
     </w:p>
     <w:p>
       <w:pPr>
-        <w:pStyle w:val="Heading1"/>
-      </w:pPr>
-      <w:bookmarkStart w:id="7" w:name="_Toc228032034"/>
-      <w:r>
-        <w:t>3 РЕАЛИЗАЦИЯ ПРОЕКТА</w:t>
-      </w:r>
-      <w:bookmarkEnd w:id="7"/>
-    </w:p>
-    <w:p>
-      <w:pPr>
         <w:pStyle w:val="Heading2"/>
       </w:pPr>
-      <w:bookmarkStart w:id="8" w:name="_Toc228032035"/>
-      <w:r>
-        <w:t>3.1 Архитектура backend-части</w:t>
-      </w:r>
-      <w:bookmarkEnd w:id="8"/>
+      <w:bookmarkStart w:id="6" w:name="_Toc228032033"/>
+      <w:r>
+        <w:t>2.2 Обоснование выбора языка программирования и платформы</w:t>
+      </w:r>
+      <w:bookmarkEnd w:id="6"/>
     </w:p>
     <w:p>
       <w:pPr>
@@ -3634,43 +3209,198 @@
           <w:szCs w:val="28"/>
           <w:lang w:val="ru-RU"/>
         </w:rPr>
-        <w:t xml:space="preserve">Backend расположен в проекте </w:t>
-      </w:r>
-      <w:proofErr w:type="spellStart"/>
-      <w:r>
+        <w:t>Для серверной части выбран язык C# и фреймворк ASP.NET Core 8. Это современная кроссплатформенная платформа для разработки производительных WEB API с поддержкой middleware, dependency injection, JWT-аутентификации, SignalR и удобной интеграции с Entity Framework Core.</w:t>
+      </w:r>
+    </w:p>
+    <w:p>
+      <w:pPr>
+        <w:tabs>
+          <w:tab w:val="left" w:pos="993"/>
+        </w:tabs>
+        <w:spacing w:after="0" w:line="360" w:lineRule="auto"/>
+        <w:ind w:firstLine="709"/>
+        <w:jc w:val="both"/>
         <w:rPr>
           <w:rFonts w:eastAsiaTheme="minorHAnsi" w:cs="Times New Roman"/>
           <w:szCs w:val="28"/>
           <w:lang w:val="ru-RU"/>
         </w:rPr>
-        <w:t>CatshrediasNewsAPI</w:t>
-      </w:r>
-      <w:proofErr w:type="spellEnd"/>
+      </w:pPr>
       <w:r>
         <w:rPr>
           <w:rFonts w:eastAsiaTheme="minorHAnsi" w:cs="Times New Roman"/>
           <w:szCs w:val="28"/>
           <w:lang w:val="ru-RU"/>
         </w:rPr>
-        <w:t xml:space="preserve">. Он содержит контроллеры, сервисы, модели, DTO, контекст базы данных, </w:t>
-      </w:r>
-      <w:proofErr w:type="spellStart"/>
-      <w:r>
+        <w:t>Для клиентской части выбран Blazor WebAssembly, позволяющий разрабатывать интерактивный веб-интерфейс на C# и Razor-компонентах. Такой подход обеспечивает единый технологический стек .NET для backend и frontend, упрощает сопровождение проекта и обмен моделями данных.</w:t>
+      </w:r>
+    </w:p>
+    <w:p>
+      <w:pPr>
+        <w:pStyle w:val="ListParagraph"/>
+        <w:numPr>
+          <w:ilvl w:val="0"/>
+          <w:numId w:val="10"/>
+        </w:numPr>
+        <w:spacing w:after="0" w:line="360" w:lineRule="auto"/>
+        <w:ind w:left="0" w:firstLine="709"/>
+        <w:jc w:val="both"/>
         <w:rPr>
           <w:rFonts w:eastAsiaTheme="minorHAnsi" w:cs="Times New Roman"/>
           <w:szCs w:val="28"/>
           <w:lang w:val="ru-RU"/>
         </w:rPr>
-        <w:t>SignalR</w:t>
-      </w:r>
-      <w:proofErr w:type="spellEnd"/>
+      </w:pPr>
       <w:r>
         <w:rPr>
           <w:rFonts w:eastAsiaTheme="minorHAnsi" w:cs="Times New Roman"/>
           <w:szCs w:val="28"/>
           <w:lang w:val="ru-RU"/>
         </w:rPr>
-        <w:t>-хаб и миграции EF Core. Program.cs настраивает dependency injection, CORS, JWT-аутентификацию, статические файлы uploads, health endpoint и автоматическое применение миграций при запуске Docker-контейнера.</w:t>
+        <w:t>ASP.NET Core обеспечивает высокую производительность и модульность.</w:t>
+      </w:r>
+    </w:p>
+    <w:p>
+      <w:pPr>
+        <w:pStyle w:val="ListParagraph"/>
+        <w:numPr>
+          <w:ilvl w:val="0"/>
+          <w:numId w:val="10"/>
+        </w:numPr>
+        <w:spacing w:after="0" w:line="360" w:lineRule="auto"/>
+        <w:ind w:left="0" w:firstLine="709"/>
+        <w:jc w:val="both"/>
+        <w:rPr>
+          <w:rFonts w:eastAsiaTheme="minorHAnsi" w:cs="Times New Roman"/>
+          <w:szCs w:val="28"/>
+          <w:lang w:val="ru-RU"/>
+        </w:rPr>
+      </w:pPr>
+      <w:r>
+        <w:rPr>
+          <w:rFonts w:eastAsiaTheme="minorHAnsi" w:cs="Times New Roman"/>
+          <w:szCs w:val="28"/>
+          <w:lang w:val="ru-RU"/>
+        </w:rPr>
+        <w:t>Blazor WebAssembly позволяет создать SPA-интерфейс без отдельного JavaScript-фреймворка.</w:t>
+      </w:r>
+    </w:p>
+    <w:p>
+      <w:pPr>
+        <w:pStyle w:val="ListParagraph"/>
+        <w:numPr>
+          <w:ilvl w:val="0"/>
+          <w:numId w:val="10"/>
+        </w:numPr>
+        <w:spacing w:after="0" w:line="360" w:lineRule="auto"/>
+        <w:ind w:left="0" w:firstLine="709"/>
+        <w:jc w:val="both"/>
+        <w:rPr>
+          <w:rFonts w:eastAsiaTheme="minorHAnsi" w:cs="Times New Roman"/>
+          <w:szCs w:val="28"/>
+          <w:lang w:val="ru-RU"/>
+        </w:rPr>
+      </w:pPr>
+      <w:r>
+        <w:rPr>
+          <w:rFonts w:eastAsiaTheme="minorHAnsi" w:cs="Times New Roman"/>
+          <w:szCs w:val="28"/>
+          <w:lang w:val="ru-RU"/>
+        </w:rPr>
+        <w:t>Docker упрощает запуск проекта в единой среде.</w:t>
+      </w:r>
+    </w:p>
+    <w:p>
+      <w:pPr>
+        <w:pStyle w:val="ListParagraph"/>
+        <w:numPr>
+          <w:ilvl w:val="0"/>
+          <w:numId w:val="10"/>
+        </w:numPr>
+        <w:spacing w:after="0" w:line="360" w:lineRule="auto"/>
+        <w:ind w:left="0" w:firstLine="709"/>
+        <w:jc w:val="both"/>
+        <w:rPr>
+          <w:rFonts w:eastAsiaTheme="minorHAnsi" w:cs="Times New Roman"/>
+          <w:szCs w:val="28"/>
+          <w:lang w:val="ru-RU"/>
+        </w:rPr>
+      </w:pPr>
+      <w:r>
+        <w:rPr>
+          <w:rFonts w:eastAsiaTheme="minorHAnsi" w:cs="Times New Roman"/>
+          <w:szCs w:val="28"/>
+          <w:lang w:val="ru-RU"/>
+        </w:rPr>
+        <w:t>Nginx подходит для отдачи статического клиента и проксирования API.</w:t>
+      </w:r>
+    </w:p>
+    <w:p>
+      <w:pPr>
+        <w:pStyle w:val="ListParagraph"/>
+        <w:numPr>
+          <w:ilvl w:val="0"/>
+          <w:numId w:val="10"/>
+        </w:numPr>
+        <w:spacing w:after="0" w:line="360" w:lineRule="auto"/>
+        <w:ind w:left="0" w:firstLine="709"/>
+        <w:jc w:val="both"/>
+        <w:rPr>
+          <w:rFonts w:eastAsiaTheme="minorHAnsi" w:cs="Times New Roman"/>
+          <w:szCs w:val="28"/>
+          <w:lang w:val="ru-RU"/>
+        </w:rPr>
+      </w:pPr>
+      <w:r>
+        <w:rPr>
+          <w:rFonts w:eastAsiaTheme="minorHAnsi" w:cs="Times New Roman"/>
+          <w:szCs w:val="28"/>
+          <w:lang w:val="ru-RU"/>
+        </w:rPr>
+        <w:t>Tuna позволяет открыть локальный Docker-стек через публичный HTTPS URL.</w:t>
+      </w:r>
+    </w:p>
+    <w:p>
+      <w:pPr>
+        <w:pStyle w:val="Heading1"/>
+      </w:pPr>
+      <w:bookmarkStart w:id="7" w:name="_Toc228032034"/>
+      <w:r>
+        <w:t>3 РЕАЛИЗАЦИЯ ПРОЕКТА</w:t>
+      </w:r>
+      <w:bookmarkEnd w:id="7"/>
+    </w:p>
+    <w:p>
+      <w:pPr>
+        <w:pStyle w:val="Heading2"/>
+      </w:pPr>
+      <w:bookmarkStart w:id="8" w:name="_Toc228032035"/>
+      <w:r>
+        <w:t>3.1 Архитектура backend-части</w:t>
+      </w:r>
+      <w:bookmarkEnd w:id="8"/>
+    </w:p>
+    <w:p>
+      <w:pPr>
+        <w:tabs>
+          <w:tab w:val="left" w:pos="993"/>
+        </w:tabs>
+        <w:spacing w:after="0" w:line="360" w:lineRule="auto"/>
+        <w:ind w:firstLine="709"/>
+        <w:jc w:val="both"/>
+        <w:rPr>
+          <w:rFonts w:eastAsiaTheme="minorHAnsi" w:cs="Times New Roman"/>
+          <w:szCs w:val="28"/>
+          <w:lang w:val="ru-RU"/>
+        </w:rPr>
+      </w:pPr>
+      <w:r>
+        <w:rPr>
+          <w:rFonts w:eastAsiaTheme="minorHAnsi" w:cs="Times New Roman"/>
+          <w:szCs w:val="28"/>
+          <w:lang w:val="ru-RU"/>
+        </w:rPr>
+        <w:t>Backend расположен в проекте CatshrediasNewsAPI. Он содержит контроллеры, сервисы, модели, DTO, контекст базы данных, SignalR-хаб и миграции EF Core. Program.cs настраивает dependency injection, CORS, JWT-аутентификацию, статические файлы uploads, health endpoint и автоматическое применение миграций при запуске Docker-контейнера.</w:t>
       </w:r>
     </w:p>
     <w:tbl>
@@ -3702,7 +3432,6 @@
                 <w:szCs w:val="28"/>
               </w:rPr>
             </w:pPr>
-            <w:proofErr w:type="spellStart"/>
             <w:r>
               <w:rPr>
                 <w:rFonts w:cs="Times New Roman"/>
@@ -3711,7 +3440,6 @@
               </w:rPr>
               <w:t>Компонент</w:t>
             </w:r>
-            <w:proofErr w:type="spellEnd"/>
           </w:p>
         </w:tc>
         <w:tc>
@@ -3760,6 +3488,7 @@
                 <w:rFonts w:cs="Times New Roman"/>
                 <w:szCs w:val="28"/>
               </w:rPr>
+              <w:lastRenderedPageBreak/>
               <w:t>Controllers</w:t>
             </w:r>
           </w:p>
@@ -3790,25 +3519,7 @@
                 <w:szCs w:val="28"/>
                 <w:lang w:val="ru-RU"/>
               </w:rPr>
-              <w:t>-</w:t>
-            </w:r>
-            <w:proofErr w:type="spellStart"/>
-            <w:r>
-              <w:rPr>
-                <w:rFonts w:cs="Times New Roman"/>
-                <w:szCs w:val="28"/>
-                <w:lang w:val="ru-RU"/>
-              </w:rPr>
-              <w:t>эндпоинты</w:t>
-            </w:r>
-            <w:proofErr w:type="spellEnd"/>
-            <w:r>
-              <w:rPr>
-                <w:rFonts w:cs="Times New Roman"/>
-                <w:szCs w:val="28"/>
-                <w:lang w:val="ru-RU"/>
-              </w:rPr>
-              <w:t xml:space="preserve"> для авторизации, статей, комментариев, тегов, модерации и админки</w:t>
+              <w:t>-эндпоинты для авторизации, статей, комментариев, тегов, модерации и админки</w:t>
             </w:r>
           </w:p>
         </w:tc>
@@ -4159,25 +3870,7 @@
           <w:szCs w:val="28"/>
           <w:lang w:val="ru-RU"/>
         </w:rPr>
-        <w:t xml:space="preserve">Frontend расположен в проекте </w:t>
-      </w:r>
-      <w:proofErr w:type="spellStart"/>
-      <w:r>
-        <w:rPr>
-          <w:rFonts w:eastAsiaTheme="minorHAnsi" w:cs="Times New Roman"/>
-          <w:szCs w:val="28"/>
-          <w:lang w:val="ru-RU"/>
-        </w:rPr>
-        <w:t>CatshrediasNews</w:t>
-      </w:r>
-      <w:proofErr w:type="spellEnd"/>
-      <w:r>
-        <w:rPr>
-          <w:rFonts w:eastAsiaTheme="minorHAnsi" w:cs="Times New Roman"/>
-          <w:szCs w:val="28"/>
-          <w:lang w:val="ru-RU"/>
-        </w:rPr>
-        <w:t>.Client. Клиент содержит Razor-страницы для ленты, просмотра статьи, профиля, авторизации, модерации, администрирования и редактора публикаций. Обращение к API выполняется через клиентские сервисы, зарегистрированные в Program.cs.</w:t>
+        <w:t>Frontend расположен в проекте CatshrediasNews.Client. Клиент содержит Razor-страницы для ленты, просмотра статьи, профиля, авторизации, модерации, администрирования и редактора публикаций. Обращение к API выполняется через клиентские сервисы, зарегистрированные в Program.cs.</w:t>
       </w:r>
     </w:p>
     <w:tbl>
@@ -4209,7 +3902,6 @@
                 <w:szCs w:val="28"/>
               </w:rPr>
             </w:pPr>
-            <w:proofErr w:type="spellStart"/>
             <w:r>
               <w:rPr>
                 <w:rFonts w:cs="Times New Roman"/>
@@ -4218,7 +3910,6 @@
               </w:rPr>
               <w:t>Раздел</w:t>
             </w:r>
-            <w:proofErr w:type="spellEnd"/>
           </w:p>
         </w:tc>
         <w:tc>
@@ -4345,27 +4036,7 @@
                 <w:szCs w:val="28"/>
                 <w:lang w:val="ru-RU"/>
               </w:rPr>
-              <w:t xml:space="preserve">Основной макет, </w:t>
-            </w:r>
-            <w:proofErr w:type="spellStart"/>
-            <w:r>
-              <w:rPr>
-                <w:rFonts w:cs="Times New Roman"/>
-                <w:bCs/>
-                <w:szCs w:val="28"/>
-                <w:lang w:val="ru-RU"/>
-              </w:rPr>
-              <w:t>сайдбары</w:t>
-            </w:r>
-            <w:proofErr w:type="spellEnd"/>
-            <w:r>
-              <w:rPr>
-                <w:rFonts w:cs="Times New Roman"/>
-                <w:bCs/>
-                <w:szCs w:val="28"/>
-                <w:lang w:val="ru-RU"/>
-              </w:rPr>
-              <w:t xml:space="preserve">, </w:t>
+              <w:t xml:space="preserve">Основной макет, сайдбары, </w:t>
             </w:r>
             <w:r>
               <w:rPr>
@@ -4508,7 +4179,6 @@
                 <w:szCs w:val="28"/>
               </w:rPr>
             </w:pPr>
-            <w:proofErr w:type="spellStart"/>
             <w:r>
               <w:rPr>
                 <w:rFonts w:cs="Times New Roman"/>
@@ -4517,7 +4187,6 @@
               </w:rPr>
               <w:t>wwwroot</w:t>
             </w:r>
-            <w:proofErr w:type="spellEnd"/>
           </w:p>
         </w:tc>
         <w:tc>
@@ -4551,7 +4220,6 @@
       </w:pPr>
       <w:bookmarkStart w:id="10" w:name="_Toc228032037"/>
       <w:r>
-        <w:lastRenderedPageBreak/>
         <w:t>3.3 Развертывание через Docker и Tuna</w:t>
       </w:r>
       <w:bookmarkEnd w:id="10"/>
@@ -4576,97 +4244,7 @@
           <w:szCs w:val="28"/>
           <w:lang w:val="ru-RU"/>
         </w:rPr>
-        <w:t>Для развертывания используется docker-compose.</w:t>
-      </w:r>
-      <w:proofErr w:type="spellStart"/>
-      <w:r>
-        <w:rPr>
-          <w:rFonts w:eastAsiaTheme="minorHAnsi" w:cs="Times New Roman"/>
-          <w:szCs w:val="28"/>
-          <w:lang w:val="ru-RU"/>
-        </w:rPr>
-        <w:t>yml</w:t>
-      </w:r>
-      <w:proofErr w:type="spellEnd"/>
-      <w:r>
-        <w:rPr>
-          <w:rFonts w:eastAsiaTheme="minorHAnsi" w:cs="Times New Roman"/>
-          <w:szCs w:val="28"/>
-          <w:lang w:val="ru-RU"/>
-        </w:rPr>
-        <w:t xml:space="preserve">, который поднимает PostgreSQL, API, web-контейнер с Nginx и </w:t>
-      </w:r>
-      <w:proofErr w:type="spellStart"/>
-      <w:r>
-        <w:rPr>
-          <w:rFonts w:eastAsiaTheme="minorHAnsi" w:cs="Times New Roman"/>
-          <w:szCs w:val="28"/>
-          <w:lang w:val="ru-RU"/>
-        </w:rPr>
-        <w:t>Mailpit</w:t>
-      </w:r>
-      <w:proofErr w:type="spellEnd"/>
-      <w:r>
-        <w:rPr>
-          <w:rFonts w:eastAsiaTheme="minorHAnsi" w:cs="Times New Roman"/>
-          <w:szCs w:val="28"/>
-          <w:lang w:val="ru-RU"/>
-        </w:rPr>
-        <w:t xml:space="preserve"> для локальной проверки писем. Nginx отдает опубликованный Blazor </w:t>
-      </w:r>
-      <w:proofErr w:type="spellStart"/>
-      <w:r>
-        <w:rPr>
-          <w:rFonts w:eastAsiaTheme="minorHAnsi" w:cs="Times New Roman"/>
-          <w:szCs w:val="28"/>
-          <w:lang w:val="ru-RU"/>
-        </w:rPr>
-        <w:t>WebAssembly</w:t>
-      </w:r>
-      <w:proofErr w:type="spellEnd"/>
-      <w:r>
-        <w:rPr>
-          <w:rFonts w:eastAsiaTheme="minorHAnsi" w:cs="Times New Roman"/>
-          <w:szCs w:val="28"/>
-          <w:lang w:val="ru-RU"/>
-        </w:rPr>
-        <w:t xml:space="preserve"> и </w:t>
-      </w:r>
-      <w:proofErr w:type="spellStart"/>
-      <w:r>
-        <w:rPr>
-          <w:rFonts w:eastAsiaTheme="minorHAnsi" w:cs="Times New Roman"/>
-          <w:szCs w:val="28"/>
-          <w:lang w:val="ru-RU"/>
-        </w:rPr>
-        <w:t>проксирует</w:t>
-      </w:r>
-      <w:proofErr w:type="spellEnd"/>
-      <w:r>
-        <w:rPr>
-          <w:rFonts w:eastAsiaTheme="minorHAnsi" w:cs="Times New Roman"/>
-          <w:szCs w:val="28"/>
-          <w:lang w:val="ru-RU"/>
-        </w:rPr>
-        <w:t xml:space="preserve"> запросы /</w:t>
-      </w:r>
-      <w:proofErr w:type="spellStart"/>
-      <w:r>
-        <w:rPr>
-          <w:rFonts w:eastAsiaTheme="minorHAnsi" w:cs="Times New Roman"/>
-          <w:szCs w:val="28"/>
-          <w:lang w:val="ru-RU"/>
-        </w:rPr>
-        <w:t>api</w:t>
-      </w:r>
-      <w:proofErr w:type="spellEnd"/>
-      <w:r>
-        <w:rPr>
-          <w:rFonts w:eastAsiaTheme="minorHAnsi" w:cs="Times New Roman"/>
-          <w:szCs w:val="28"/>
-          <w:lang w:val="ru-RU"/>
-        </w:rPr>
-        <w:t>, /hubs и /uploads в API-контейнер.</w:t>
+        <w:t>Для развертывания используется docker-compose.yml, который поднимает PostgreSQL, API, web-контейнер с Nginx и Mailpit для локальной проверки писем. Nginx отдает опубликованный Blazor WebAssembly и проксирует запросы /api, /hubs и /uploads в API-контейнер.</w:t>
       </w:r>
     </w:p>
     <w:p>
@@ -4712,25 +4290,7 @@
           <w:szCs w:val="28"/>
           <w:lang w:val="ru-RU"/>
         </w:rPr>
-        <w:t xml:space="preserve">После получения публичного URL от Tuna значение необходимо указать в переменной PUBLIC_URL </w:t>
-      </w:r>
-      <w:proofErr w:type="gramStart"/>
-      <w:r>
-        <w:rPr>
-          <w:rFonts w:eastAsiaTheme="minorHAnsi" w:cs="Times New Roman"/>
-          <w:szCs w:val="28"/>
-          <w:lang w:val="ru-RU"/>
-        </w:rPr>
-        <w:t>файла .env</w:t>
-      </w:r>
-      <w:proofErr w:type="gramEnd"/>
-      <w:r>
-        <w:rPr>
-          <w:rFonts w:eastAsiaTheme="minorHAnsi" w:cs="Times New Roman"/>
-          <w:szCs w:val="28"/>
-          <w:lang w:val="ru-RU"/>
-        </w:rPr>
-        <w:t>. Этот адрес используется для CORS, JWT issuer/audience и формирования ссылок подтверждения email.</w:t>
+        <w:t>После получения публичного URL от Tuna значение необходимо указать в переменной PUBLIC_URL файла .env. Этот адрес используется для CORS, JWT issuer/audience и формирования ссылок подтверждения email.</w:t>
       </w:r>
     </w:p>
     <w:p>
@@ -4739,6 +4299,7 @@
       </w:pPr>
       <w:bookmarkStart w:id="11" w:name="_Toc228032038"/>
       <w:r>
+        <w:lastRenderedPageBreak/>
         <w:t>4 РУКОВОДСТВО ПОЛЬЗОВАТЕЛЯ</w:t>
       </w:r>
       <w:bookmarkEnd w:id="11"/>
@@ -4784,25 +4345,15 @@
           <w:szCs w:val="28"/>
           <w:lang w:val="ru-RU"/>
         </w:rPr>
-        <w:t xml:space="preserve">Создать </w:t>
-      </w:r>
-      <w:proofErr w:type="gramStart"/>
+        <w:t>Создать файл .</w:t>
+      </w:r>
       <w:r>
         <w:rPr>
           <w:rFonts w:cs="Times New Roman"/>
           <w:szCs w:val="28"/>
-          <w:lang w:val="ru-RU"/>
-        </w:rPr>
-        <w:t>файл .</w:t>
-      </w:r>
-      <w:r>
-        <w:rPr>
-          <w:rFonts w:cs="Times New Roman"/>
-          <w:szCs w:val="28"/>
         </w:rPr>
         <w:t>env</w:t>
       </w:r>
-      <w:proofErr w:type="gramEnd"/>
       <w:r>
         <w:rPr>
           <w:rFonts w:cs="Times New Roman"/>
@@ -4895,21 +4446,12 @@
           <w:szCs w:val="28"/>
         </w:rPr>
       </w:pPr>
-      <w:proofErr w:type="spellStart"/>
       <w:r>
         <w:rPr>
           <w:rFonts w:cs="Times New Roman"/>
           <w:szCs w:val="28"/>
         </w:rPr>
-        <w:t>Запустить</w:t>
-      </w:r>
-      <w:proofErr w:type="spellEnd"/>
-      <w:r>
-        <w:rPr>
-          <w:rFonts w:cs="Times New Roman"/>
-          <w:szCs w:val="28"/>
-        </w:rPr>
-        <w:t xml:space="preserve"> docker compose up -d --build.</w:t>
+        <w:t>Запустить docker compose up -d --build.</w:t>
       </w:r>
     </w:p>
     <w:p>
@@ -5042,15 +4584,7 @@
           <w:szCs w:val="28"/>
           <w:lang w:val="ru-RU"/>
         </w:rPr>
-        <w:t>порт</w:t>
-      </w:r>
-      <w:r>
-        <w:rPr>
-          <w:rFonts w:cs="Times New Roman"/>
-          <w:szCs w:val="28"/>
-          <w:lang w:val="ru-RU"/>
-        </w:rPr>
-        <w:t>)</w:t>
+        <w:t>порт)</w:t>
       </w:r>
       <w:r>
         <w:rPr>
@@ -5082,6 +4616,7 @@
         <w:rPr>
           <w:rFonts w:eastAsiaTheme="minorHAnsi" w:cs="Times New Roman"/>
           <w:szCs w:val="28"/>
+          <w:lang w:val="ru-RU"/>
         </w:rPr>
       </w:pPr>
       <w:r>
@@ -5199,7 +4734,7 @@
                     <pic:cNvPicPr/>
                   </pic:nvPicPr>
                   <pic:blipFill>
-                    <a:blip r:embed="rId10"/>
+                    <a:blip r:embed="rId12"/>
                     <a:stretch>
                       <a:fillRect/>
                     </a:stretch>
@@ -5278,7 +4813,7 @@
                     <pic:cNvPicPr/>
                   </pic:nvPicPr>
                   <pic:blipFill>
-                    <a:blip r:embed="rId11"/>
+                    <a:blip r:embed="rId13"/>
                     <a:stretch>
                       <a:fillRect/>
                     </a:stretch>
@@ -5438,6 +4973,7 @@
       <w:r>
         <w:rPr>
           <w:rFonts w:eastAsiaTheme="minorHAnsi" w:cs="Times New Roman"/>
+          <w:noProof/>
           <w:sz w:val="22"/>
           <w:lang w:val="ru-RU"/>
         </w:rPr>
@@ -5466,7 +5002,7 @@
                     <pic:cNvPicPr/>
                   </pic:nvPicPr>
                   <pic:blipFill>
-                    <a:blip r:embed="rId12"/>
+                    <a:blip r:embed="rId14"/>
                     <a:stretch>
                       <a:fillRect/>
                     </a:stretch>
@@ -5498,23 +5034,7 @@
           <w:sz w:val="22"/>
           <w:lang w:val="ru-RU"/>
         </w:rPr>
-        <w:t>(Рисунок 4.</w:t>
-      </w:r>
-      <w:r>
-        <w:rPr>
-          <w:rFonts w:eastAsiaTheme="minorHAnsi" w:cs="Times New Roman"/>
-          <w:sz w:val="22"/>
-          <w:lang w:val="ru-RU"/>
-        </w:rPr>
-        <w:t>3</w:t>
-      </w:r>
-      <w:r>
-        <w:rPr>
-          <w:rFonts w:eastAsiaTheme="minorHAnsi" w:cs="Times New Roman"/>
-          <w:sz w:val="22"/>
-          <w:lang w:val="ru-RU"/>
-        </w:rPr>
-        <w:t>)</w:t>
+        <w:t>(Рисунок 4.3)</w:t>
       </w:r>
     </w:p>
     <w:p>
@@ -5588,7 +5108,6 @@
                 <w:szCs w:val="28"/>
               </w:rPr>
             </w:pPr>
-            <w:proofErr w:type="spellStart"/>
             <w:r>
               <w:rPr>
                 <w:rFonts w:cs="Times New Roman"/>
@@ -5597,7 +5116,6 @@
               </w:rPr>
               <w:t>Сценарий</w:t>
             </w:r>
-            <w:proofErr w:type="spellEnd"/>
           </w:p>
         </w:tc>
         <w:tc>
@@ -5690,53 +5208,12 @@
                 <w:szCs w:val="28"/>
               </w:rPr>
             </w:pPr>
-            <w:proofErr w:type="spellStart"/>
             <w:r>
               <w:rPr>
                 <w:rFonts w:cs="Times New Roman"/>
                 <w:szCs w:val="28"/>
               </w:rPr>
-              <w:t>Вход</w:t>
-            </w:r>
-            <w:proofErr w:type="spellEnd"/>
-            <w:r>
-              <w:rPr>
-                <w:rFonts w:cs="Times New Roman"/>
-                <w:szCs w:val="28"/>
-              </w:rPr>
-              <w:t xml:space="preserve"> </w:t>
-            </w:r>
-            <w:proofErr w:type="spellStart"/>
-            <w:r>
-              <w:rPr>
-                <w:rFonts w:cs="Times New Roman"/>
-                <w:szCs w:val="28"/>
-              </w:rPr>
-              <w:t>без</w:t>
-            </w:r>
-            <w:proofErr w:type="spellEnd"/>
-            <w:r>
-              <w:rPr>
-                <w:rFonts w:cs="Times New Roman"/>
-                <w:szCs w:val="28"/>
-              </w:rPr>
-              <w:t xml:space="preserve"> </w:t>
-            </w:r>
-            <w:proofErr w:type="spellStart"/>
-            <w:r>
-              <w:rPr>
-                <w:rFonts w:cs="Times New Roman"/>
-                <w:szCs w:val="28"/>
-              </w:rPr>
-              <w:t>подтверждения</w:t>
-            </w:r>
-            <w:proofErr w:type="spellEnd"/>
-            <w:r>
-              <w:rPr>
-                <w:rFonts w:cs="Times New Roman"/>
-                <w:szCs w:val="28"/>
-              </w:rPr>
-              <w:t xml:space="preserve"> email</w:t>
+              <w:t>Вход без подтверждения email</w:t>
             </w:r>
           </w:p>
         </w:tc>
@@ -5780,31 +5257,13 @@
                 <w:szCs w:val="28"/>
               </w:rPr>
             </w:pPr>
-            <w:proofErr w:type="spellStart"/>
             <w:r>
               <w:rPr>
                 <w:rFonts w:cs="Times New Roman"/>
                 <w:szCs w:val="28"/>
               </w:rPr>
-              <w:t>Просмотр</w:t>
-            </w:r>
-            <w:proofErr w:type="spellEnd"/>
-            <w:r>
-              <w:rPr>
-                <w:rFonts w:cs="Times New Roman"/>
-                <w:szCs w:val="28"/>
-              </w:rPr>
-              <w:t xml:space="preserve"> </w:t>
-            </w:r>
-            <w:proofErr w:type="spellStart"/>
-            <w:r>
-              <w:rPr>
-                <w:rFonts w:cs="Times New Roman"/>
-                <w:szCs w:val="28"/>
-              </w:rPr>
-              <w:t>статьи</w:t>
-            </w:r>
-            <w:proofErr w:type="spellEnd"/>
+              <w:t>Просмотр статьи</w:t>
+            </w:r>
           </w:p>
         </w:tc>
         <w:tc>
@@ -5847,47 +5306,13 @@
                 <w:szCs w:val="28"/>
               </w:rPr>
             </w:pPr>
-            <w:proofErr w:type="spellStart"/>
             <w:r>
               <w:rPr>
                 <w:rFonts w:cs="Times New Roman"/>
                 <w:szCs w:val="28"/>
               </w:rPr>
-              <w:t>Создание</w:t>
-            </w:r>
-            <w:proofErr w:type="spellEnd"/>
-            <w:r>
-              <w:rPr>
-                <w:rFonts w:cs="Times New Roman"/>
-                <w:szCs w:val="28"/>
-              </w:rPr>
-              <w:t xml:space="preserve"> </w:t>
-            </w:r>
-            <w:proofErr w:type="spellStart"/>
-            <w:r>
-              <w:rPr>
-                <w:rFonts w:cs="Times New Roman"/>
-                <w:szCs w:val="28"/>
-              </w:rPr>
-              <w:t>статьи</w:t>
-            </w:r>
-            <w:proofErr w:type="spellEnd"/>
-            <w:r>
-              <w:rPr>
-                <w:rFonts w:cs="Times New Roman"/>
-                <w:szCs w:val="28"/>
-              </w:rPr>
-              <w:t xml:space="preserve"> </w:t>
-            </w:r>
-            <w:proofErr w:type="spellStart"/>
-            <w:r>
-              <w:rPr>
-                <w:rFonts w:cs="Times New Roman"/>
-                <w:szCs w:val="28"/>
-              </w:rPr>
-              <w:t>автором</w:t>
-            </w:r>
-            <w:proofErr w:type="spellEnd"/>
+              <w:t>Создание статьи автором</w:t>
+            </w:r>
           </w:p>
         </w:tc>
         <w:tc>
@@ -5930,31 +5355,13 @@
                 <w:szCs w:val="28"/>
               </w:rPr>
             </w:pPr>
-            <w:proofErr w:type="spellStart"/>
             <w:r>
               <w:rPr>
                 <w:rFonts w:cs="Times New Roman"/>
                 <w:szCs w:val="28"/>
               </w:rPr>
-              <w:t>Подтверждение</w:t>
-            </w:r>
-            <w:proofErr w:type="spellEnd"/>
-            <w:r>
-              <w:rPr>
-                <w:rFonts w:cs="Times New Roman"/>
-                <w:szCs w:val="28"/>
-              </w:rPr>
-              <w:t xml:space="preserve"> </w:t>
-            </w:r>
-            <w:proofErr w:type="spellStart"/>
-            <w:r>
-              <w:rPr>
-                <w:rFonts w:cs="Times New Roman"/>
-                <w:szCs w:val="28"/>
-              </w:rPr>
-              <w:t>жалобы</w:t>
-            </w:r>
-            <w:proofErr w:type="spellEnd"/>
+              <w:t>Подтверждение жалобы</w:t>
+            </w:r>
           </w:p>
         </w:tc>
         <w:tc>
@@ -5997,47 +5404,13 @@
                 <w:szCs w:val="28"/>
               </w:rPr>
             </w:pPr>
-            <w:proofErr w:type="spellStart"/>
             <w:r>
               <w:rPr>
                 <w:rFonts w:cs="Times New Roman"/>
                 <w:szCs w:val="28"/>
               </w:rPr>
-              <w:t>Истекшая</w:t>
-            </w:r>
-            <w:proofErr w:type="spellEnd"/>
-            <w:r>
-              <w:rPr>
-                <w:rFonts w:cs="Times New Roman"/>
-                <w:szCs w:val="28"/>
-              </w:rPr>
-              <w:t>/</w:t>
-            </w:r>
-            <w:proofErr w:type="spellStart"/>
-            <w:r>
-              <w:rPr>
-                <w:rFonts w:cs="Times New Roman"/>
-                <w:szCs w:val="28"/>
-              </w:rPr>
-              <w:t>недействительная</w:t>
-            </w:r>
-            <w:proofErr w:type="spellEnd"/>
-            <w:r>
-              <w:rPr>
-                <w:rFonts w:cs="Times New Roman"/>
-                <w:szCs w:val="28"/>
-              </w:rPr>
-              <w:t xml:space="preserve"> </w:t>
-            </w:r>
-            <w:proofErr w:type="spellStart"/>
-            <w:r>
-              <w:rPr>
-                <w:rFonts w:cs="Times New Roman"/>
-                <w:szCs w:val="28"/>
-              </w:rPr>
-              <w:t>сессия</w:t>
-            </w:r>
-            <w:proofErr w:type="spellEnd"/>
+              <w:t>Истекшая/недействительная сессия</w:t>
+            </w:r>
           </w:p>
         </w:tc>
         <w:tc>
@@ -6061,7 +5434,6 @@
               </w:rPr>
               <w:t xml:space="preserve">Клиент очищает </w:t>
             </w:r>
-            <w:proofErr w:type="spellStart"/>
             <w:r>
               <w:rPr>
                 <w:rFonts w:cs="Times New Roman"/>
@@ -6069,7 +5441,6 @@
               </w:rPr>
               <w:t>localStorage</w:t>
             </w:r>
-            <w:proofErr w:type="spellEnd"/>
             <w:r>
               <w:rPr>
                 <w:rFonts w:cs="Times New Roman"/>
@@ -6112,115 +5483,7 @@
           <w:szCs w:val="28"/>
           <w:lang w:val="ru-RU"/>
         </w:rPr>
-        <w:t xml:space="preserve">Метод белого ящика применим для проверки внутренних сервисов: </w:t>
-      </w:r>
-      <w:proofErr w:type="spellStart"/>
-      <w:r>
-        <w:rPr>
-          <w:rFonts w:eastAsiaTheme="minorHAnsi" w:cs="Times New Roman"/>
-          <w:szCs w:val="28"/>
-          <w:lang w:val="ru-RU"/>
-        </w:rPr>
-        <w:t>AuthService</w:t>
-      </w:r>
-      <w:proofErr w:type="spellEnd"/>
-      <w:r>
-        <w:rPr>
-          <w:rFonts w:eastAsiaTheme="minorHAnsi" w:cs="Times New Roman"/>
-          <w:szCs w:val="28"/>
-          <w:lang w:val="ru-RU"/>
-        </w:rPr>
-        <w:t xml:space="preserve">, </w:t>
-      </w:r>
-      <w:proofErr w:type="spellStart"/>
-      <w:r>
-        <w:rPr>
-          <w:rFonts w:eastAsiaTheme="minorHAnsi" w:cs="Times New Roman"/>
-          <w:szCs w:val="28"/>
-          <w:lang w:val="ru-RU"/>
-        </w:rPr>
-        <w:t>ArticleService</w:t>
-      </w:r>
-      <w:proofErr w:type="spellEnd"/>
-      <w:r>
-        <w:rPr>
-          <w:rFonts w:eastAsiaTheme="minorHAnsi" w:cs="Times New Roman"/>
-          <w:szCs w:val="28"/>
-          <w:lang w:val="ru-RU"/>
-        </w:rPr>
-        <w:t xml:space="preserve">, </w:t>
-      </w:r>
-      <w:proofErr w:type="spellStart"/>
-      <w:r>
-        <w:rPr>
-          <w:rFonts w:eastAsiaTheme="minorHAnsi" w:cs="Times New Roman"/>
-          <w:szCs w:val="28"/>
-          <w:lang w:val="ru-RU"/>
-        </w:rPr>
-        <w:t>ModerationService</w:t>
-      </w:r>
-      <w:proofErr w:type="spellEnd"/>
-      <w:r>
-        <w:rPr>
-          <w:rFonts w:eastAsiaTheme="minorHAnsi" w:cs="Times New Roman"/>
-          <w:szCs w:val="28"/>
-          <w:lang w:val="ru-RU"/>
-        </w:rPr>
-        <w:t xml:space="preserve">, </w:t>
-      </w:r>
-      <w:proofErr w:type="spellStart"/>
-      <w:r>
-        <w:rPr>
-          <w:rFonts w:eastAsiaTheme="minorHAnsi" w:cs="Times New Roman"/>
-          <w:szCs w:val="28"/>
-          <w:lang w:val="ru-RU"/>
-        </w:rPr>
-        <w:t>ScraperService</w:t>
-      </w:r>
-      <w:proofErr w:type="spellEnd"/>
-      <w:r>
-        <w:rPr>
-          <w:rFonts w:eastAsiaTheme="minorHAnsi" w:cs="Times New Roman"/>
-          <w:szCs w:val="28"/>
-          <w:lang w:val="ru-RU"/>
-        </w:rPr>
-        <w:t xml:space="preserve">, </w:t>
-      </w:r>
-      <w:proofErr w:type="spellStart"/>
-      <w:r>
-        <w:rPr>
-          <w:rFonts w:eastAsiaTheme="minorHAnsi" w:cs="Times New Roman"/>
-          <w:szCs w:val="28"/>
-          <w:lang w:val="ru-RU"/>
-        </w:rPr>
-        <w:t>TagService</w:t>
-      </w:r>
-      <w:proofErr w:type="spellEnd"/>
-      <w:r>
-        <w:rPr>
-          <w:rFonts w:eastAsiaTheme="minorHAnsi" w:cs="Times New Roman"/>
-          <w:szCs w:val="28"/>
-          <w:lang w:val="ru-RU"/>
-        </w:rPr>
-        <w:t xml:space="preserve"> и </w:t>
-      </w:r>
-      <w:proofErr w:type="spellStart"/>
-      <w:r>
-        <w:rPr>
-          <w:rFonts w:eastAsiaTheme="minorHAnsi" w:cs="Times New Roman"/>
-          <w:szCs w:val="28"/>
-          <w:lang w:val="ru-RU"/>
-        </w:rPr>
-        <w:t>EmailService</w:t>
-      </w:r>
-      <w:proofErr w:type="spellEnd"/>
-      <w:r>
-        <w:rPr>
-          <w:rFonts w:eastAsiaTheme="minorHAnsi" w:cs="Times New Roman"/>
-          <w:szCs w:val="28"/>
-          <w:lang w:val="ru-RU"/>
-        </w:rPr>
-        <w:t>. Проверяются ветки бизнес-логики, обработка ошибок, валидация ролей, корректная работа JWT claim версии пароля и устойчивость фоновой загрузки источников.</w:t>
+        <w:t>Метод белого ящика применим для проверки внутренних сервисов: AuthService, ArticleService, ModerationService, ScraperService, TagService и EmailService. Проверяются ветки бизнес-логики, обработка ошибок, валидация ролей, корректная работа JWT claim версии пароля и устойчивость фоновой загрузки источников.</w:t>
       </w:r>
     </w:p>
     <w:p>
@@ -6271,25 +5534,7 @@
           <w:szCs w:val="28"/>
           <w:lang w:val="ru-RU"/>
         </w:rPr>
-        <w:t xml:space="preserve">Проверка </w:t>
-      </w:r>
-      <w:proofErr w:type="spellStart"/>
-      <w:r>
-        <w:rPr>
-          <w:rFonts w:eastAsiaTheme="minorHAnsi" w:cs="Times New Roman"/>
-          <w:szCs w:val="28"/>
-          <w:lang w:val="ru-RU"/>
-        </w:rPr>
-        <w:t>инвалидации</w:t>
-      </w:r>
-      <w:proofErr w:type="spellEnd"/>
-      <w:r>
-        <w:rPr>
-          <w:rFonts w:eastAsiaTheme="minorHAnsi" w:cs="Times New Roman"/>
-          <w:szCs w:val="28"/>
-          <w:lang w:val="ru-RU"/>
-        </w:rPr>
-        <w:t xml:space="preserve"> старых JWT после смены пароля.</w:t>
+        <w:t>Проверка инвалидации старых JWT после смены пароля.</w:t>
       </w:r>
     </w:p>
     <w:p>
@@ -6397,43 +5642,7 @@
           <w:szCs w:val="28"/>
           <w:lang w:val="ru-RU"/>
         </w:rPr>
-        <w:t xml:space="preserve">В ходе выполнения курсового проекта было разработано новостное WEB-приложение </w:t>
-      </w:r>
-      <w:proofErr w:type="spellStart"/>
-      <w:r>
-        <w:rPr>
-          <w:rFonts w:eastAsiaTheme="minorHAnsi" w:cs="Times New Roman"/>
-          <w:szCs w:val="28"/>
-          <w:lang w:val="ru-RU"/>
-        </w:rPr>
-        <w:t>Runews</w:t>
-      </w:r>
-      <w:proofErr w:type="spellEnd"/>
-      <w:r>
-        <w:rPr>
-          <w:rFonts w:eastAsiaTheme="minorHAnsi" w:cs="Times New Roman"/>
-          <w:szCs w:val="28"/>
-          <w:lang w:val="ru-RU"/>
-        </w:rPr>
-        <w:t xml:space="preserve">. Система объединяет пользовательский интерфейс на Blazor </w:t>
-      </w:r>
-      <w:proofErr w:type="spellStart"/>
-      <w:r>
-        <w:rPr>
-          <w:rFonts w:eastAsiaTheme="minorHAnsi" w:cs="Times New Roman"/>
-          <w:szCs w:val="28"/>
-          <w:lang w:val="ru-RU"/>
-        </w:rPr>
-        <w:t>WebAssembly</w:t>
-      </w:r>
-      <w:proofErr w:type="spellEnd"/>
-      <w:r>
-        <w:rPr>
-          <w:rFonts w:eastAsiaTheme="minorHAnsi" w:cs="Times New Roman"/>
-          <w:szCs w:val="28"/>
-          <w:lang w:val="ru-RU"/>
-        </w:rPr>
-        <w:t>, серверное API на ASP.NET Core, базу данных PostgreSQL и Docker-инфраструктуру для удобного запуска и развертывания.</w:t>
+        <w:t>В ходе выполнения курсового проекта было разработано новостное WEB-приложение Runews. Система объединяет пользовательский интерфейс на Blazor WebAssembly, серверное API на ASP.NET Core, базу данных PostgreSQL и Docker-инфраструктуру для удобного запуска и развертывания.</w:t>
       </w:r>
     </w:p>
     <w:p>
@@ -6500,7 +5709,6 @@
         <w:jc w:val="both"/>
         <w:rPr>
           <w:rFonts w:eastAsiaTheme="minorHAnsi"/>
-          <w:lang w:val="ru-RU"/>
         </w:rPr>
       </w:pPr>
       <w:r>
@@ -6508,7 +5716,13 @@
           <w:rFonts w:eastAsiaTheme="minorHAnsi"/>
           <w:lang w:val="ru-RU"/>
         </w:rPr>
-        <w:t>1. Microsoft Docs. ASP.NET Core Documentation. URL: https://learn.microsoft.com/aspnet/core/</w:t>
+        <w:t xml:space="preserve">1. Microsoft Docs. ASP.NET Core Documentation. </w:t>
+      </w:r>
+      <w:r>
+        <w:rPr>
+          <w:rFonts w:eastAsiaTheme="minorHAnsi"/>
+        </w:rPr>
+        <w:t>URL: https://learn.microsoft.com/aspnet/core/</w:t>
       </w:r>
     </w:p>
     <w:p>
@@ -6519,31 +5733,13 @@
         <w:jc w:val="both"/>
         <w:rPr>
           <w:rFonts w:eastAsiaTheme="minorHAnsi"/>
-          <w:lang w:val="ru-RU"/>
         </w:rPr>
       </w:pPr>
       <w:r>
         <w:rPr>
           <w:rFonts w:eastAsiaTheme="minorHAnsi"/>
-          <w:lang w:val="ru-RU"/>
-        </w:rPr>
-        <w:t xml:space="preserve">2. Microsoft </w:t>
-      </w:r>
-      <w:proofErr w:type="spellStart"/>
-      <w:r>
-        <w:rPr>
-          <w:rFonts w:eastAsiaTheme="minorHAnsi"/>
-          <w:lang w:val="ru-RU"/>
-        </w:rPr>
-        <w:t>Docs</w:t>
-      </w:r>
-      <w:proofErr w:type="spellEnd"/>
-      <w:r>
-        <w:rPr>
-          <w:rFonts w:eastAsiaTheme="minorHAnsi"/>
-          <w:lang w:val="ru-RU"/>
-        </w:rPr>
-        <w:t>. Blazor WebAssembly. URL: https://learn.microsoft.com/aspnet/core/blazor/</w:t>
+        </w:rPr>
+        <w:t>2. Microsoft Docs. Blazor WebAssembly. URL: https://learn.microsoft.com/aspnet/core/blazor/</w:t>
       </w:r>
     </w:p>
     <w:p>
@@ -6554,13 +5750,11 @@
         <w:jc w:val="both"/>
         <w:rPr>
           <w:rFonts w:eastAsiaTheme="minorHAnsi"/>
-          <w:lang w:val="ru-RU"/>
         </w:rPr>
       </w:pPr>
       <w:r>
         <w:rPr>
           <w:rFonts w:eastAsiaTheme="minorHAnsi"/>
-          <w:lang w:val="ru-RU"/>
         </w:rPr>
         <w:t>3. Microsoft Docs. Entity Framework Core. URL: https://learn.microsoft.com/ef/core/</w:t>
       </w:r>
@@ -6575,24 +5769,21 @@
           <w:rFonts w:eastAsiaTheme="minorHAnsi"/>
           <w:i/>
           <w:iCs/>
-          <w:lang w:val="ru-RU"/>
         </w:rPr>
       </w:pPr>
       <w:r>
         <w:rPr>
           <w:rFonts w:eastAsiaTheme="minorHAnsi"/>
-          <w:lang w:val="ru-RU"/>
         </w:rPr>
         <w:t xml:space="preserve">4. PostgreSQL Documentation. </w:t>
       </w:r>
-      <w:proofErr w:type="spellStart"/>
       <w:r>
         <w:rPr>
           <w:rFonts w:eastAsiaTheme="minorHAnsi"/>
         </w:rPr>
         <w:t>URL</w:t>
       </w:r>
-      <w:hyperlink r:id="rId13" w:history="1">
+      <w:hyperlink r:id="rId15" w:history="1">
         <w:r>
           <w:rPr>
             <w:rStyle w:val="Hyperlink"/>
@@ -6600,12 +5791,10 @@
           </w:rPr>
           <w:t>https</w:t>
         </w:r>
-        <w:proofErr w:type="spellEnd"/>
         <w:r>
           <w:rPr>
             <w:rStyle w:val="Hyperlink"/>
             <w:rFonts w:eastAsiaTheme="minorHAnsi"/>
-            <w:lang w:val="ru-RU"/>
           </w:rPr>
           <w:t>://</w:t>
         </w:r>
@@ -6620,11 +5809,9 @@
           <w:rPr>
             <w:rStyle w:val="Hyperlink"/>
             <w:rFonts w:eastAsiaTheme="minorHAnsi"/>
-            <w:lang w:val="ru-RU"/>
           </w:rPr>
           <w:t>.</w:t>
         </w:r>
-        <w:proofErr w:type="spellStart"/>
         <w:r>
           <w:rPr>
             <w:rStyle w:val="Hyperlink"/>
@@ -6632,12 +5819,10 @@
           </w:rPr>
           <w:t>postgresql</w:t>
         </w:r>
-        <w:proofErr w:type="spellEnd"/>
         <w:r>
           <w:rPr>
             <w:rStyle w:val="Hyperlink"/>
             <w:rFonts w:eastAsiaTheme="minorHAnsi"/>
-            <w:lang w:val="ru-RU"/>
           </w:rPr>
           <w:t>.</w:t>
         </w:r>
@@ -6652,7 +5837,6 @@
           <w:rPr>
             <w:rStyle w:val="Hyperlink"/>
             <w:rFonts w:eastAsiaTheme="minorHAnsi"/>
-            <w:lang w:val="ru-RU"/>
           </w:rPr>
           <w:t>/</w:t>
         </w:r>
@@ -6667,7 +5851,6 @@
           <w:rPr>
             <w:rStyle w:val="Hyperlink"/>
             <w:rFonts w:eastAsiaTheme="minorHAnsi"/>
-            <w:lang w:val="ru-RU"/>
           </w:rPr>
           <w:t>/</w:t>
         </w:r>
@@ -6675,7 +5858,6 @@
       <w:r>
         <w:rPr>
           <w:rFonts w:eastAsiaTheme="minorHAnsi"/>
-          <w:lang w:val="ru-RU"/>
         </w:rPr>
         <w:t xml:space="preserve"> </w:t>
       </w:r>
@@ -6696,7 +5878,7 @@
         </w:rPr>
         <w:t xml:space="preserve">5. Docker Documentation. URL: </w:t>
       </w:r>
-      <w:hyperlink r:id="rId14" w:history="1">
+      <w:hyperlink r:id="rId16" w:history="1">
         <w:r>
           <w:rPr>
             <w:rStyle w:val="Hyperlink"/>
@@ -6722,7 +5904,7 @@
         </w:rPr>
         <w:t xml:space="preserve">6. JWT Introduction. URL: </w:t>
       </w:r>
-      <w:hyperlink r:id="rId15" w:history="1">
+      <w:hyperlink r:id="rId17" w:history="1">
         <w:r>
           <w:rPr>
             <w:rStyle w:val="Hyperlink"/>
@@ -6749,7 +5931,7 @@
         <w:lastRenderedPageBreak/>
         <w:t xml:space="preserve">7. Tuna Documentation. URL: </w:t>
       </w:r>
-      <w:hyperlink r:id="rId16" w:history="1">
+      <w:hyperlink r:id="rId18" w:history="1">
         <w:r>
           <w:rPr>
             <w:rStyle w:val="Hyperlink"/>
@@ -6760,7 +5942,7 @@
       </w:hyperlink>
     </w:p>
     <w:sectPr>
-      <w:footerReference w:type="default" r:id="rId17"/>
+      <w:footerReference w:type="default" r:id="rId19"/>
       <w:pgSz w:w="12240" w:h="15840"/>
       <w:pgMar w:top="1134" w:right="850" w:bottom="1134" w:left="1701" w:header="720" w:footer="720" w:gutter="0"/>
       <w:cols w:space="720"/>
@@ -7593,7 +6775,7 @@
   <w:style w:type="paragraph" w:default="1" w:styleId="Normal">
     <w:name w:val="Normal"/>
     <w:qFormat/>
-    <w:rsid w:val="00FC693F"/>
+    <w:rsid w:val="00B261A8"/>
     <w:rPr>
       <w:rFonts w:ascii="Times New Roman" w:hAnsi="Times New Roman"/>
       <w:sz w:val="28"/>
@@ -7815,6 +6997,7 @@
   <w:style w:type="character" w:default="1" w:styleId="DefaultParagraphFont">
     <w:name w:val="Default Paragraph Font"/>
     <w:uiPriority w:val="1"/>
+    <w:semiHidden/>
     <w:unhideWhenUsed/>
   </w:style>
   <w:style w:type="table" w:default="1" w:styleId="TableNormal">

--- a/Runews_Курсовой_проект.docx
+++ b/Runews_Курсовой_проект.docx
@@ -367,6 +367,7 @@
         </w:rPr>
         <w:t xml:space="preserve">-приложения </w:t>
       </w:r>
+      <w:proofErr w:type="spellStart"/>
       <w:r>
         <w:rPr>
           <w:rFonts w:cs="Times New Roman"/>
@@ -374,6 +375,7 @@
         </w:rPr>
         <w:t>Runews</w:t>
       </w:r>
+      <w:proofErr w:type="spellEnd"/>
       <w:r>
         <w:rPr>
           <w:rFonts w:cs="Times New Roman"/>
@@ -548,6 +550,14 @@
           <w:szCs w:val="28"/>
           <w:lang w:val="ru-RU"/>
         </w:rPr>
+        <w:t>П</w:t>
+      </w:r>
+      <w:r>
+        <w:rPr>
+          <w:rFonts w:cs="Times New Roman"/>
+          <w:szCs w:val="28"/>
+          <w:lang w:val="ru-RU"/>
+        </w:rPr>
         <w:tab/>
       </w:r>
       <w:r>
@@ -613,7 +623,7 @@
           <w:szCs w:val="28"/>
           <w:lang w:val="ru-RU"/>
         </w:rPr>
-        <w:t xml:space="preserve">ИСиП(П) </w:t>
+        <w:tab/>
       </w:r>
       <w:r>
         <w:rPr>
@@ -2685,7 +2695,79 @@
           <w:szCs w:val="28"/>
           <w:lang w:val="ru-RU"/>
         </w:rPr>
-        <w:t>Целью данной курсовой работы является разработка новостного WEB-приложения Runews, объединяющего серверную часть на ASP.NET Core Web API, клиентскую часть на Blazor WebAssembly и базу данных PostgreSQL. Система предназначена для просмотра новостной ленты, публикации пользовательских материалов, подключения внешних RSS/scraper-источников, модерации контента, обработки жалоб и персонализации выдачи по тегам.</w:t>
+        <w:t xml:space="preserve">Целью данной курсовой работы является разработка новостного WEB-приложения </w:t>
+      </w:r>
+      <w:proofErr w:type="spellStart"/>
+      <w:r>
+        <w:rPr>
+          <w:rFonts w:eastAsiaTheme="minorHAnsi" w:cs="Times New Roman"/>
+          <w:szCs w:val="28"/>
+          <w:lang w:val="ru-RU"/>
+        </w:rPr>
+        <w:t>Runews</w:t>
+      </w:r>
+      <w:proofErr w:type="spellEnd"/>
+      <w:r>
+        <w:rPr>
+          <w:rFonts w:eastAsiaTheme="minorHAnsi" w:cs="Times New Roman"/>
+          <w:szCs w:val="28"/>
+          <w:lang w:val="ru-RU"/>
+        </w:rPr>
+        <w:t xml:space="preserve">, объединяющего серверную часть на ASP.NET Core Web API, клиентскую часть на </w:t>
+      </w:r>
+      <w:proofErr w:type="spellStart"/>
+      <w:r>
+        <w:rPr>
+          <w:rFonts w:eastAsiaTheme="minorHAnsi" w:cs="Times New Roman"/>
+          <w:szCs w:val="28"/>
+          <w:lang w:val="ru-RU"/>
+        </w:rPr>
+        <w:t>Blazor</w:t>
+      </w:r>
+      <w:proofErr w:type="spellEnd"/>
+      <w:r>
+        <w:rPr>
+          <w:rFonts w:eastAsiaTheme="minorHAnsi" w:cs="Times New Roman"/>
+          <w:szCs w:val="28"/>
+          <w:lang w:val="ru-RU"/>
+        </w:rPr>
+        <w:t xml:space="preserve"> </w:t>
+      </w:r>
+      <w:proofErr w:type="spellStart"/>
+      <w:r>
+        <w:rPr>
+          <w:rFonts w:eastAsiaTheme="minorHAnsi" w:cs="Times New Roman"/>
+          <w:szCs w:val="28"/>
+          <w:lang w:val="ru-RU"/>
+        </w:rPr>
+        <w:t>WebAssembly</w:t>
+      </w:r>
+      <w:proofErr w:type="spellEnd"/>
+      <w:r>
+        <w:rPr>
+          <w:rFonts w:eastAsiaTheme="minorHAnsi" w:cs="Times New Roman"/>
+          <w:szCs w:val="28"/>
+          <w:lang w:val="ru-RU"/>
+        </w:rPr>
+        <w:t xml:space="preserve"> и базу данных PostgreSQL. Система предназначена для просмотра новостной ленты, публикации пользовательских материалов, подключения внешних RSS/</w:t>
+      </w:r>
+      <w:proofErr w:type="spellStart"/>
+      <w:r>
+        <w:rPr>
+          <w:rFonts w:eastAsiaTheme="minorHAnsi" w:cs="Times New Roman"/>
+          <w:szCs w:val="28"/>
+          <w:lang w:val="ru-RU"/>
+        </w:rPr>
+        <w:t>scraper</w:t>
+      </w:r>
+      <w:proofErr w:type="spellEnd"/>
+      <w:r>
+        <w:rPr>
+          <w:rFonts w:eastAsiaTheme="minorHAnsi" w:cs="Times New Roman"/>
+          <w:szCs w:val="28"/>
+          <w:lang w:val="ru-RU"/>
+        </w:rPr>
+        <w:t>-источников, модерации контента, обработки жалоб и персонализации выдачи по тегам.</w:t>
       </w:r>
     </w:p>
     <w:p>
@@ -2708,7 +2790,79 @@
           <w:szCs w:val="28"/>
           <w:lang w:val="ru-RU"/>
         </w:rPr>
-        <w:t>В процессе разработки были реализованы механизмы регистрации и подтверждения email, JWT-аутентификации, разграничения ролей, управления статьями, комментариями, тегами, сторонними источниками и пользовательскими профилями. Для развертывания использована Docker-инфраструктура с Nginx, PostgreSQL, API-контейнером и возможностью публикации приложения через HTTP-туннель Tuna.</w:t>
+        <w:t xml:space="preserve">В процессе разработки были реализованы механизмы регистрации и подтверждения </w:t>
+      </w:r>
+      <w:proofErr w:type="spellStart"/>
+      <w:r>
+        <w:rPr>
+          <w:rFonts w:eastAsiaTheme="minorHAnsi" w:cs="Times New Roman"/>
+          <w:szCs w:val="28"/>
+          <w:lang w:val="ru-RU"/>
+        </w:rPr>
+        <w:t>email</w:t>
+      </w:r>
+      <w:proofErr w:type="spellEnd"/>
+      <w:r>
+        <w:rPr>
+          <w:rFonts w:eastAsiaTheme="minorHAnsi" w:cs="Times New Roman"/>
+          <w:szCs w:val="28"/>
+          <w:lang w:val="ru-RU"/>
+        </w:rPr>
+        <w:t xml:space="preserve">, JWT-аутентификации, разграничения ролей, управления статьями, комментариями, тегами, сторонними источниками и пользовательскими профилями. Для развертывания использована </w:t>
+      </w:r>
+      <w:proofErr w:type="spellStart"/>
+      <w:r>
+        <w:rPr>
+          <w:rFonts w:eastAsiaTheme="minorHAnsi" w:cs="Times New Roman"/>
+          <w:szCs w:val="28"/>
+          <w:lang w:val="ru-RU"/>
+        </w:rPr>
+        <w:t>Docker</w:t>
+      </w:r>
+      <w:proofErr w:type="spellEnd"/>
+      <w:r>
+        <w:rPr>
+          <w:rFonts w:eastAsiaTheme="minorHAnsi" w:cs="Times New Roman"/>
+          <w:szCs w:val="28"/>
+          <w:lang w:val="ru-RU"/>
+        </w:rPr>
+        <w:t xml:space="preserve">-инфраструктура с </w:t>
+      </w:r>
+      <w:proofErr w:type="spellStart"/>
+      <w:r>
+        <w:rPr>
+          <w:rFonts w:eastAsiaTheme="minorHAnsi" w:cs="Times New Roman"/>
+          <w:szCs w:val="28"/>
+          <w:lang w:val="ru-RU"/>
+        </w:rPr>
+        <w:t>Nginx</w:t>
+      </w:r>
+      <w:proofErr w:type="spellEnd"/>
+      <w:r>
+        <w:rPr>
+          <w:rFonts w:eastAsiaTheme="minorHAnsi" w:cs="Times New Roman"/>
+          <w:szCs w:val="28"/>
+          <w:lang w:val="ru-RU"/>
+        </w:rPr>
+        <w:t xml:space="preserve">, PostgreSQL, API-контейнером и возможностью публикации приложения через HTTP-туннель </w:t>
+      </w:r>
+      <w:proofErr w:type="spellStart"/>
+      <w:r>
+        <w:rPr>
+          <w:rFonts w:eastAsiaTheme="minorHAnsi" w:cs="Times New Roman"/>
+          <w:szCs w:val="28"/>
+          <w:lang w:val="ru-RU"/>
+        </w:rPr>
+        <w:t>Tuna</w:t>
+      </w:r>
+      <w:proofErr w:type="spellEnd"/>
+      <w:r>
+        <w:rPr>
+          <w:rFonts w:eastAsiaTheme="minorHAnsi" w:cs="Times New Roman"/>
+          <w:szCs w:val="28"/>
+          <w:lang w:val="ru-RU"/>
+        </w:rPr>
+        <w:t>.</w:t>
       </w:r>
     </w:p>
     <w:p>
@@ -2742,6 +2896,7 @@
         <w:rPr>
           <w:rFonts w:eastAsiaTheme="minorHAnsi" w:cs="Times New Roman"/>
           <w:szCs w:val="28"/>
+          <w:lang w:val="ru-RU"/>
         </w:rPr>
       </w:pPr>
       <w:r>
@@ -2750,7 +2905,25 @@
           <w:szCs w:val="28"/>
           <w:lang w:val="ru-RU"/>
         </w:rPr>
-        <w:t>Диаграмма вариантов использования применяется для описания действий, доступных пользователям системы. В Runews выделены четыре основные роли: гость, пользователь, автор/публицист, модератор и администратор.</w:t>
+        <w:t xml:space="preserve">Диаграмма вариантов использования применяется для описания действий, доступных пользователям системы. В </w:t>
+      </w:r>
+      <w:proofErr w:type="spellStart"/>
+      <w:r>
+        <w:rPr>
+          <w:rFonts w:eastAsiaTheme="minorHAnsi" w:cs="Times New Roman"/>
+          <w:szCs w:val="28"/>
+          <w:lang w:val="ru-RU"/>
+        </w:rPr>
+        <w:t>Runews</w:t>
+      </w:r>
+      <w:proofErr w:type="spellEnd"/>
+      <w:r>
+        <w:rPr>
+          <w:rFonts w:eastAsiaTheme="minorHAnsi" w:cs="Times New Roman"/>
+          <w:szCs w:val="28"/>
+          <w:lang w:val="ru-RU"/>
+        </w:rPr>
+        <w:t xml:space="preserve"> выделены четыре основные роли: гость, пользователь, автор/публицист, модератор и администратор.</w:t>
       </w:r>
     </w:p>
     <w:p>
@@ -2783,10 +2956,10 @@
             <v:path o:extrusionok="f" gradientshapeok="t" o:connecttype="rect"/>
             <o:lock v:ext="edit" aspectratio="t"/>
           </v:shapetype>
-          <v:shape id="_x0000_i1031" type="#_x0000_t75" style="width:4in;height:351.75pt" o:ole="">
+          <v:shape id="_x0000_i1025" type="#_x0000_t75" style="width:4in;height:351.75pt" o:ole="">
             <v:imagedata r:id="rId8" o:title=""/>
           </v:shape>
-          <o:OLEObject Type="Embed" ProgID="Visio.Drawing.15" ShapeID="_x0000_i1031" DrawAspect="Content" ObjectID="_1838809073" r:id="rId9"/>
+          <o:OLEObject Type="Embed" ProgID="Visio.Drawing.15" ShapeID="_x0000_i1025" DrawAspect="Content" ObjectID="_1838984311" r:id="rId9"/>
         </w:object>
       </w:r>
     </w:p>
@@ -2839,7 +3012,25 @@
           <w:szCs w:val="28"/>
           <w:lang w:val="ru-RU"/>
         </w:rPr>
-        <w:t>Гость может просматривать публичную ленту, открывать статьи, регистрироваться и подтверждать email.</w:t>
+        <w:t xml:space="preserve">Гость может просматривать публичную ленту, открывать статьи, регистрироваться и подтверждать </w:t>
+      </w:r>
+      <w:proofErr w:type="spellStart"/>
+      <w:r>
+        <w:rPr>
+          <w:rFonts w:eastAsiaTheme="minorHAnsi" w:cs="Times New Roman"/>
+          <w:szCs w:val="28"/>
+          <w:lang w:val="ru-RU"/>
+        </w:rPr>
+        <w:t>email</w:t>
+      </w:r>
+      <w:proofErr w:type="spellEnd"/>
+      <w:r>
+        <w:rPr>
+          <w:rFonts w:eastAsiaTheme="minorHAnsi" w:cs="Times New Roman"/>
+          <w:szCs w:val="28"/>
+          <w:lang w:val="ru-RU"/>
+        </w:rPr>
+        <w:t>.</w:t>
       </w:r>
     </w:p>
     <w:p>
@@ -2944,10 +3135,28 @@
     </w:p>
     <w:p>
       <w:pPr>
+        <w:rPr>
+          <w:rFonts w:eastAsiaTheme="minorHAnsi" w:cs="Times New Roman"/>
+          <w:szCs w:val="28"/>
+          <w:lang w:val="ru-RU"/>
+        </w:rPr>
+      </w:pPr>
+      <w:r>
+        <w:rPr>
+          <w:rFonts w:eastAsiaTheme="minorHAnsi" w:cs="Times New Roman"/>
+          <w:szCs w:val="28"/>
+          <w:lang w:val="ru-RU"/>
+        </w:rPr>
+        <w:br w:type="page"/>
+      </w:r>
+    </w:p>
+    <w:p>
+      <w:pPr>
         <w:pStyle w:val="Heading2"/>
       </w:pPr>
       <w:bookmarkStart w:id="3" w:name="_Toc228032030"/>
       <w:r>
+        <w:lastRenderedPageBreak/>
         <w:t>1.2 Диаграмма потоков данных</w:t>
       </w:r>
       <w:bookmarkEnd w:id="3"/>
@@ -2972,16 +3181,7 @@
           <w:szCs w:val="28"/>
           <w:lang w:val="ru-RU"/>
         </w:rPr>
-        <w:t xml:space="preserve">Диаграмма потоков данных показывает, как информация проходит между клиентом, API, базой данных, внешними источниками и SMTP-сервисом. </w:t>
-      </w:r>
-      <w:r>
-        <w:rPr>
-          <w:rFonts w:eastAsiaTheme="minorHAnsi" w:cs="Times New Roman"/>
-          <w:szCs w:val="28"/>
-          <w:lang w:val="ru-RU"/>
-        </w:rPr>
-        <w:lastRenderedPageBreak/>
-        <w:t>Клиент взаимодействует с API через HTTP-запросы, API сохраняет данные в PostgreSQL, получает новости из внешних источников и отправляет письма подтверждения через SMTP.</w:t>
+        <w:t>Диаграмма потоков данных показывает, как информация проходит между клиентом, API, базой данных, внешними источниками и SMTP-сервисом. Клиент взаимодействует с API через HTTP-запросы, API сохраняет данные в PostgreSQL, получает новости из внешних источников и отправляет письма подтверждения через SMTP.</w:t>
       </w:r>
     </w:p>
     <w:p>
@@ -3000,10 +3200,10 @@
       </w:pPr>
       <w:r>
         <w:object w:dxaOrig="15195" w:dyaOrig="6556" w14:anchorId="42396F94">
-          <v:shape id="_x0000_i1025" type="#_x0000_t75" style="width:468pt;height:202.5pt" o:ole="">
+          <v:shape id="_x0000_i1026" type="#_x0000_t75" style="width:468pt;height:202.5pt" o:ole="">
             <v:imagedata r:id="rId10" o:title=""/>
           </v:shape>
-          <o:OLEObject Type="Embed" ProgID="Visio.Drawing.15" ShapeID="_x0000_i1025" DrawAspect="Content" ObjectID="_1838809074" r:id="rId11"/>
+          <o:OLEObject Type="Embed" ProgID="Visio.Drawing.15" ShapeID="_x0000_i1026" DrawAspect="Content" ObjectID="_1838984312" r:id="rId11"/>
         </w:object>
       </w:r>
       <w:r>
@@ -3119,13 +3319,41 @@
           <w:lang w:val="ru-RU"/>
         </w:rPr>
       </w:pPr>
-      <w:r>
-        <w:rPr>
-          <w:rFonts w:eastAsiaTheme="minorHAnsi" w:cs="Times New Roman"/>
-          <w:szCs w:val="28"/>
-          <w:lang w:val="ru-RU"/>
-        </w:rPr>
-        <w:t>Entity Framework Core хорошо интегрируется с PostgreSQL через Npgsql.</w:t>
+      <w:proofErr w:type="spellStart"/>
+      <w:r>
+        <w:rPr>
+          <w:rFonts w:eastAsiaTheme="minorHAnsi" w:cs="Times New Roman"/>
+          <w:szCs w:val="28"/>
+          <w:lang w:val="ru-RU"/>
+        </w:rPr>
+        <w:t>Entity</w:t>
+      </w:r>
+      <w:proofErr w:type="spellEnd"/>
+      <w:r>
+        <w:rPr>
+          <w:rFonts w:eastAsiaTheme="minorHAnsi" w:cs="Times New Roman"/>
+          <w:szCs w:val="28"/>
+          <w:lang w:val="ru-RU"/>
+        </w:rPr>
+        <w:t xml:space="preserve"> Framework Core хорошо интегрируется с PostgreSQL через </w:t>
+      </w:r>
+      <w:proofErr w:type="spellStart"/>
+      <w:r>
+        <w:rPr>
+          <w:rFonts w:eastAsiaTheme="minorHAnsi" w:cs="Times New Roman"/>
+          <w:szCs w:val="28"/>
+          <w:lang w:val="ru-RU"/>
+        </w:rPr>
+        <w:t>Npgsql</w:t>
+      </w:r>
+      <w:proofErr w:type="spellEnd"/>
+      <w:r>
+        <w:rPr>
+          <w:rFonts w:eastAsiaTheme="minorHAnsi" w:cs="Times New Roman"/>
+          <w:szCs w:val="28"/>
+          <w:lang w:val="ru-RU"/>
+        </w:rPr>
+        <w:t>.</w:t>
       </w:r>
     </w:p>
     <w:p>
@@ -3150,7 +3378,44 @@
           <w:szCs w:val="28"/>
           <w:lang w:val="ru-RU"/>
         </w:rPr>
-        <w:t>СУБД подходит для Docker-развертывания и легко подключается из DataGrip.</w:t>
+        <w:lastRenderedPageBreak/>
+        <w:t xml:space="preserve">СУБД подходит для </w:t>
+      </w:r>
+      <w:proofErr w:type="spellStart"/>
+      <w:r>
+        <w:rPr>
+          <w:rFonts w:eastAsiaTheme="minorHAnsi" w:cs="Times New Roman"/>
+          <w:szCs w:val="28"/>
+          <w:lang w:val="ru-RU"/>
+        </w:rPr>
+        <w:t>Docker</w:t>
+      </w:r>
+      <w:proofErr w:type="spellEnd"/>
+      <w:r>
+        <w:rPr>
+          <w:rFonts w:eastAsiaTheme="minorHAnsi" w:cs="Times New Roman"/>
+          <w:szCs w:val="28"/>
+          <w:lang w:val="ru-RU"/>
+        </w:rPr>
+        <w:t xml:space="preserve">-развертывания и легко подключается из </w:t>
+      </w:r>
+      <w:proofErr w:type="spellStart"/>
+      <w:r>
+        <w:rPr>
+          <w:rFonts w:eastAsiaTheme="minorHAnsi" w:cs="Times New Roman"/>
+          <w:szCs w:val="28"/>
+          <w:lang w:val="ru-RU"/>
+        </w:rPr>
+        <w:t>DataGrip</w:t>
+      </w:r>
+      <w:proofErr w:type="spellEnd"/>
+      <w:r>
+        <w:rPr>
+          <w:rFonts w:eastAsiaTheme="minorHAnsi" w:cs="Times New Roman"/>
+          <w:szCs w:val="28"/>
+          <w:lang w:val="ru-RU"/>
+        </w:rPr>
+        <w:t>.</w:t>
       </w:r>
     </w:p>
     <w:p>
@@ -3175,8 +3440,25 @@
           <w:szCs w:val="28"/>
           <w:lang w:val="ru-RU"/>
         </w:rPr>
-        <w:lastRenderedPageBreak/>
-        <w:t>Реляционная структура удобна для модерации, тегов, связей many-to-many и пользовательских действий.</w:t>
+        <w:t xml:space="preserve">Реляционная структура удобна для модерации, тегов, связей </w:t>
+      </w:r>
+      <w:proofErr w:type="spellStart"/>
+      <w:r>
+        <w:rPr>
+          <w:rFonts w:eastAsiaTheme="minorHAnsi" w:cs="Times New Roman"/>
+          <w:szCs w:val="28"/>
+          <w:lang w:val="ru-RU"/>
+        </w:rPr>
+        <w:t>many-to-many</w:t>
+      </w:r>
+      <w:proofErr w:type="spellEnd"/>
+      <w:r>
+        <w:rPr>
+          <w:rFonts w:eastAsiaTheme="minorHAnsi" w:cs="Times New Roman"/>
+          <w:szCs w:val="28"/>
+          <w:lang w:val="ru-RU"/>
+        </w:rPr>
+        <w:t xml:space="preserve"> и пользовательских действий.</w:t>
       </w:r>
     </w:p>
     <w:p>
@@ -3209,7 +3491,97 @@
           <w:szCs w:val="28"/>
           <w:lang w:val="ru-RU"/>
         </w:rPr>
-        <w:t>Для серверной части выбран язык C# и фреймворк ASP.NET Core 8. Это современная кроссплатформенная платформа для разработки производительных WEB API с поддержкой middleware, dependency injection, JWT-аутентификации, SignalR и удобной интеграции с Entity Framework Core.</w:t>
+        <w:t xml:space="preserve">Для серверной части выбран язык C# и фреймворк ASP.NET Core 8. Это современная кроссплатформенная платформа для разработки производительных WEB API с поддержкой </w:t>
+      </w:r>
+      <w:proofErr w:type="spellStart"/>
+      <w:r>
+        <w:rPr>
+          <w:rFonts w:eastAsiaTheme="minorHAnsi" w:cs="Times New Roman"/>
+          <w:szCs w:val="28"/>
+          <w:lang w:val="ru-RU"/>
+        </w:rPr>
+        <w:t>middleware</w:t>
+      </w:r>
+      <w:proofErr w:type="spellEnd"/>
+      <w:r>
+        <w:rPr>
+          <w:rFonts w:eastAsiaTheme="minorHAnsi" w:cs="Times New Roman"/>
+          <w:szCs w:val="28"/>
+          <w:lang w:val="ru-RU"/>
+        </w:rPr>
+        <w:t xml:space="preserve">, </w:t>
+      </w:r>
+      <w:proofErr w:type="spellStart"/>
+      <w:r>
+        <w:rPr>
+          <w:rFonts w:eastAsiaTheme="minorHAnsi" w:cs="Times New Roman"/>
+          <w:szCs w:val="28"/>
+          <w:lang w:val="ru-RU"/>
+        </w:rPr>
+        <w:t>dependency</w:t>
+      </w:r>
+      <w:proofErr w:type="spellEnd"/>
+      <w:r>
+        <w:rPr>
+          <w:rFonts w:eastAsiaTheme="minorHAnsi" w:cs="Times New Roman"/>
+          <w:szCs w:val="28"/>
+          <w:lang w:val="ru-RU"/>
+        </w:rPr>
+        <w:t xml:space="preserve"> </w:t>
+      </w:r>
+      <w:proofErr w:type="spellStart"/>
+      <w:r>
+        <w:rPr>
+          <w:rFonts w:eastAsiaTheme="minorHAnsi" w:cs="Times New Roman"/>
+          <w:szCs w:val="28"/>
+          <w:lang w:val="ru-RU"/>
+        </w:rPr>
+        <w:t>injection</w:t>
+      </w:r>
+      <w:proofErr w:type="spellEnd"/>
+      <w:r>
+        <w:rPr>
+          <w:rFonts w:eastAsiaTheme="minorHAnsi" w:cs="Times New Roman"/>
+          <w:szCs w:val="28"/>
+          <w:lang w:val="ru-RU"/>
+        </w:rPr>
+        <w:t xml:space="preserve">, JWT-аутентификации, </w:t>
+      </w:r>
+      <w:proofErr w:type="spellStart"/>
+      <w:r>
+        <w:rPr>
+          <w:rFonts w:eastAsiaTheme="minorHAnsi" w:cs="Times New Roman"/>
+          <w:szCs w:val="28"/>
+          <w:lang w:val="ru-RU"/>
+        </w:rPr>
+        <w:t>SignalR</w:t>
+      </w:r>
+      <w:proofErr w:type="spellEnd"/>
+      <w:r>
+        <w:rPr>
+          <w:rFonts w:eastAsiaTheme="minorHAnsi" w:cs="Times New Roman"/>
+          <w:szCs w:val="28"/>
+          <w:lang w:val="ru-RU"/>
+        </w:rPr>
+        <w:t xml:space="preserve"> и удобной интеграции с </w:t>
+      </w:r>
+      <w:proofErr w:type="spellStart"/>
+      <w:r>
+        <w:rPr>
+          <w:rFonts w:eastAsiaTheme="minorHAnsi" w:cs="Times New Roman"/>
+          <w:szCs w:val="28"/>
+          <w:lang w:val="ru-RU"/>
+        </w:rPr>
+        <w:t>Entity</w:t>
+      </w:r>
+      <w:proofErr w:type="spellEnd"/>
+      <w:r>
+        <w:rPr>
+          <w:rFonts w:eastAsiaTheme="minorHAnsi" w:cs="Times New Roman"/>
+          <w:szCs w:val="28"/>
+          <w:lang w:val="ru-RU"/>
+        </w:rPr>
+        <w:t xml:space="preserve"> Framework Core.</w:t>
       </w:r>
     </w:p>
     <w:p>
@@ -3232,7 +3604,97 @@
           <w:szCs w:val="28"/>
           <w:lang w:val="ru-RU"/>
         </w:rPr>
-        <w:t>Для клиентской части выбран Blazor WebAssembly, позволяющий разрабатывать интерактивный веб-интерфейс на C# и Razor-компонентах. Такой подход обеспечивает единый технологический стек .NET для backend и frontend, упрощает сопровождение проекта и обмен моделями данных.</w:t>
+        <w:t xml:space="preserve">Для клиентской части выбран </w:t>
+      </w:r>
+      <w:proofErr w:type="spellStart"/>
+      <w:r>
+        <w:rPr>
+          <w:rFonts w:eastAsiaTheme="minorHAnsi" w:cs="Times New Roman"/>
+          <w:szCs w:val="28"/>
+          <w:lang w:val="ru-RU"/>
+        </w:rPr>
+        <w:t>Blazor</w:t>
+      </w:r>
+      <w:proofErr w:type="spellEnd"/>
+      <w:r>
+        <w:rPr>
+          <w:rFonts w:eastAsiaTheme="minorHAnsi" w:cs="Times New Roman"/>
+          <w:szCs w:val="28"/>
+          <w:lang w:val="ru-RU"/>
+        </w:rPr>
+        <w:t xml:space="preserve"> </w:t>
+      </w:r>
+      <w:proofErr w:type="spellStart"/>
+      <w:r>
+        <w:rPr>
+          <w:rFonts w:eastAsiaTheme="minorHAnsi" w:cs="Times New Roman"/>
+          <w:szCs w:val="28"/>
+          <w:lang w:val="ru-RU"/>
+        </w:rPr>
+        <w:t>WebAssembly</w:t>
+      </w:r>
+      <w:proofErr w:type="spellEnd"/>
+      <w:r>
+        <w:rPr>
+          <w:rFonts w:eastAsiaTheme="minorHAnsi" w:cs="Times New Roman"/>
+          <w:szCs w:val="28"/>
+          <w:lang w:val="ru-RU"/>
+        </w:rPr>
+        <w:t xml:space="preserve">, позволяющий разрабатывать интерактивный веб-интерфейс на C# и </w:t>
+      </w:r>
+      <w:proofErr w:type="spellStart"/>
+      <w:r>
+        <w:rPr>
+          <w:rFonts w:eastAsiaTheme="minorHAnsi" w:cs="Times New Roman"/>
+          <w:szCs w:val="28"/>
+          <w:lang w:val="ru-RU"/>
+        </w:rPr>
+        <w:t>Razor</w:t>
+      </w:r>
+      <w:proofErr w:type="spellEnd"/>
+      <w:r>
+        <w:rPr>
+          <w:rFonts w:eastAsiaTheme="minorHAnsi" w:cs="Times New Roman"/>
+          <w:szCs w:val="28"/>
+          <w:lang w:val="ru-RU"/>
+        </w:rPr>
+        <w:t xml:space="preserve">-компонентах. Такой подход обеспечивает единый технологический стек .NET для </w:t>
+      </w:r>
+      <w:proofErr w:type="spellStart"/>
+      <w:r>
+        <w:rPr>
+          <w:rFonts w:eastAsiaTheme="minorHAnsi" w:cs="Times New Roman"/>
+          <w:szCs w:val="28"/>
+          <w:lang w:val="ru-RU"/>
+        </w:rPr>
+        <w:t>backend</w:t>
+      </w:r>
+      <w:proofErr w:type="spellEnd"/>
+      <w:r>
+        <w:rPr>
+          <w:rFonts w:eastAsiaTheme="minorHAnsi" w:cs="Times New Roman"/>
+          <w:szCs w:val="28"/>
+          <w:lang w:val="ru-RU"/>
+        </w:rPr>
+        <w:t xml:space="preserve"> и </w:t>
+      </w:r>
+      <w:proofErr w:type="spellStart"/>
+      <w:r>
+        <w:rPr>
+          <w:rFonts w:eastAsiaTheme="minorHAnsi" w:cs="Times New Roman"/>
+          <w:szCs w:val="28"/>
+          <w:lang w:val="ru-RU"/>
+        </w:rPr>
+        <w:t>frontend</w:t>
+      </w:r>
+      <w:proofErr w:type="spellEnd"/>
+      <w:r>
+        <w:rPr>
+          <w:rFonts w:eastAsiaTheme="minorHAnsi" w:cs="Times New Roman"/>
+          <w:szCs w:val="28"/>
+          <w:lang w:val="ru-RU"/>
+        </w:rPr>
+        <w:t>, упрощает сопровождение проекта и обмен моделями данных.</w:t>
       </w:r>
     </w:p>
     <w:p>
@@ -3276,13 +3738,41 @@
           <w:lang w:val="ru-RU"/>
         </w:rPr>
       </w:pPr>
-      <w:r>
-        <w:rPr>
-          <w:rFonts w:eastAsiaTheme="minorHAnsi" w:cs="Times New Roman"/>
-          <w:szCs w:val="28"/>
-          <w:lang w:val="ru-RU"/>
-        </w:rPr>
-        <w:t>Blazor WebAssembly позволяет создать SPA-интерфейс без отдельного JavaScript-фреймворка.</w:t>
+      <w:proofErr w:type="spellStart"/>
+      <w:r>
+        <w:rPr>
+          <w:rFonts w:eastAsiaTheme="minorHAnsi" w:cs="Times New Roman"/>
+          <w:szCs w:val="28"/>
+          <w:lang w:val="ru-RU"/>
+        </w:rPr>
+        <w:t>Blazor</w:t>
+      </w:r>
+      <w:proofErr w:type="spellEnd"/>
+      <w:r>
+        <w:rPr>
+          <w:rFonts w:eastAsiaTheme="minorHAnsi" w:cs="Times New Roman"/>
+          <w:szCs w:val="28"/>
+          <w:lang w:val="ru-RU"/>
+        </w:rPr>
+        <w:t xml:space="preserve"> </w:t>
+      </w:r>
+      <w:proofErr w:type="spellStart"/>
+      <w:r>
+        <w:rPr>
+          <w:rFonts w:eastAsiaTheme="minorHAnsi" w:cs="Times New Roman"/>
+          <w:szCs w:val="28"/>
+          <w:lang w:val="ru-RU"/>
+        </w:rPr>
+        <w:t>WebAssembly</w:t>
+      </w:r>
+      <w:proofErr w:type="spellEnd"/>
+      <w:r>
+        <w:rPr>
+          <w:rFonts w:eastAsiaTheme="minorHAnsi" w:cs="Times New Roman"/>
+          <w:szCs w:val="28"/>
+          <w:lang w:val="ru-RU"/>
+        </w:rPr>
+        <w:t xml:space="preserve"> позволяет создать SPA-интерфейс без отдельного JavaScript-фреймворка.</w:t>
       </w:r>
     </w:p>
     <w:p>
@@ -3301,13 +3791,23 @@
           <w:lang w:val="ru-RU"/>
         </w:rPr>
       </w:pPr>
-      <w:r>
-        <w:rPr>
-          <w:rFonts w:eastAsiaTheme="minorHAnsi" w:cs="Times New Roman"/>
-          <w:szCs w:val="28"/>
-          <w:lang w:val="ru-RU"/>
-        </w:rPr>
-        <w:t>Docker упрощает запуск проекта в единой среде.</w:t>
+      <w:proofErr w:type="spellStart"/>
+      <w:r>
+        <w:rPr>
+          <w:rFonts w:eastAsiaTheme="minorHAnsi" w:cs="Times New Roman"/>
+          <w:szCs w:val="28"/>
+          <w:lang w:val="ru-RU"/>
+        </w:rPr>
+        <w:t>Docker</w:t>
+      </w:r>
+      <w:proofErr w:type="spellEnd"/>
+      <w:r>
+        <w:rPr>
+          <w:rFonts w:eastAsiaTheme="minorHAnsi" w:cs="Times New Roman"/>
+          <w:szCs w:val="28"/>
+          <w:lang w:val="ru-RU"/>
+        </w:rPr>
+        <w:t xml:space="preserve"> упрощает запуск проекта в единой среде.</w:t>
       </w:r>
     </w:p>
     <w:p>
@@ -3326,13 +3826,41 @@
           <w:lang w:val="ru-RU"/>
         </w:rPr>
       </w:pPr>
-      <w:r>
-        <w:rPr>
-          <w:rFonts w:eastAsiaTheme="minorHAnsi" w:cs="Times New Roman"/>
-          <w:szCs w:val="28"/>
-          <w:lang w:val="ru-RU"/>
-        </w:rPr>
-        <w:t>Nginx подходит для отдачи статического клиента и проксирования API.</w:t>
+      <w:proofErr w:type="spellStart"/>
+      <w:r>
+        <w:rPr>
+          <w:rFonts w:eastAsiaTheme="minorHAnsi" w:cs="Times New Roman"/>
+          <w:szCs w:val="28"/>
+          <w:lang w:val="ru-RU"/>
+        </w:rPr>
+        <w:t>Nginx</w:t>
+      </w:r>
+      <w:proofErr w:type="spellEnd"/>
+      <w:r>
+        <w:rPr>
+          <w:rFonts w:eastAsiaTheme="minorHAnsi" w:cs="Times New Roman"/>
+          <w:szCs w:val="28"/>
+          <w:lang w:val="ru-RU"/>
+        </w:rPr>
+        <w:t xml:space="preserve"> подходит для отдачи статического клиента и </w:t>
+      </w:r>
+      <w:proofErr w:type="spellStart"/>
+      <w:r>
+        <w:rPr>
+          <w:rFonts w:eastAsiaTheme="minorHAnsi" w:cs="Times New Roman"/>
+          <w:szCs w:val="28"/>
+          <w:lang w:val="ru-RU"/>
+        </w:rPr>
+        <w:t>проксирования</w:t>
+      </w:r>
+      <w:proofErr w:type="spellEnd"/>
+      <w:r>
+        <w:rPr>
+          <w:rFonts w:eastAsiaTheme="minorHAnsi" w:cs="Times New Roman"/>
+          <w:szCs w:val="28"/>
+          <w:lang w:val="ru-RU"/>
+        </w:rPr>
+        <w:t xml:space="preserve"> API.</w:t>
       </w:r>
     </w:p>
     <w:p>
@@ -3351,13 +3879,58 @@
           <w:lang w:val="ru-RU"/>
         </w:rPr>
       </w:pPr>
-      <w:r>
-        <w:rPr>
-          <w:rFonts w:eastAsiaTheme="minorHAnsi" w:cs="Times New Roman"/>
-          <w:szCs w:val="28"/>
-          <w:lang w:val="ru-RU"/>
-        </w:rPr>
-        <w:t>Tuna позволяет открыть локальный Docker-стек через публичный HTTPS URL.</w:t>
+      <w:proofErr w:type="spellStart"/>
+      <w:r>
+        <w:rPr>
+          <w:rFonts w:eastAsiaTheme="minorHAnsi" w:cs="Times New Roman"/>
+          <w:szCs w:val="28"/>
+          <w:lang w:val="ru-RU"/>
+        </w:rPr>
+        <w:t>Tuna</w:t>
+      </w:r>
+      <w:proofErr w:type="spellEnd"/>
+      <w:r>
+        <w:rPr>
+          <w:rFonts w:eastAsiaTheme="minorHAnsi" w:cs="Times New Roman"/>
+          <w:szCs w:val="28"/>
+          <w:lang w:val="ru-RU"/>
+        </w:rPr>
+        <w:t xml:space="preserve"> позволяет открыть локальный </w:t>
+      </w:r>
+      <w:proofErr w:type="spellStart"/>
+      <w:r>
+        <w:rPr>
+          <w:rFonts w:eastAsiaTheme="minorHAnsi" w:cs="Times New Roman"/>
+          <w:szCs w:val="28"/>
+          <w:lang w:val="ru-RU"/>
+        </w:rPr>
+        <w:t>Docker</w:t>
+      </w:r>
+      <w:proofErr w:type="spellEnd"/>
+      <w:r>
+        <w:rPr>
+          <w:rFonts w:eastAsiaTheme="minorHAnsi" w:cs="Times New Roman"/>
+          <w:szCs w:val="28"/>
+          <w:lang w:val="ru-RU"/>
+        </w:rPr>
+        <w:t>-стек через публичный HTTPS URL.</w:t>
+      </w:r>
+    </w:p>
+    <w:p>
+      <w:pPr>
+        <w:rPr>
+          <w:rFonts w:eastAsiaTheme="minorHAnsi" w:cs="Times New Roman"/>
+          <w:szCs w:val="28"/>
+          <w:lang w:val="ru-RU"/>
+        </w:rPr>
+      </w:pPr>
+      <w:r>
+        <w:rPr>
+          <w:rFonts w:eastAsiaTheme="minorHAnsi" w:cs="Times New Roman"/>
+          <w:szCs w:val="28"/>
+          <w:lang w:val="ru-RU"/>
+        </w:rPr>
+        <w:br w:type="page"/>
       </w:r>
     </w:p>
     <w:p>
@@ -3366,6 +3939,7 @@
       </w:pPr>
       <w:bookmarkStart w:id="7" w:name="_Toc228032034"/>
       <w:r>
+        <w:lastRenderedPageBreak/>
         <w:t>3 РЕАЛИЗАЦИЯ ПРОЕКТА</w:t>
       </w:r>
       <w:bookmarkEnd w:id="7"/>
@@ -3394,13 +3968,254 @@
           <w:lang w:val="ru-RU"/>
         </w:rPr>
       </w:pPr>
-      <w:r>
-        <w:rPr>
-          <w:rFonts w:eastAsiaTheme="minorHAnsi" w:cs="Times New Roman"/>
-          <w:szCs w:val="28"/>
-          <w:lang w:val="ru-RU"/>
-        </w:rPr>
-        <w:t>Backend расположен в проекте CatshrediasNewsAPI. Он содержит контроллеры, сервисы, модели, DTO, контекст базы данных, SignalR-хаб и миграции EF Core. Program.cs настраивает dependency injection, CORS, JWT-аутентификацию, статические файлы uploads, health endpoint и автоматическое применение миграций при запуске Docker-контейнера.</w:t>
+      <w:proofErr w:type="spellStart"/>
+      <w:r>
+        <w:rPr>
+          <w:rFonts w:eastAsiaTheme="minorHAnsi" w:cs="Times New Roman"/>
+          <w:szCs w:val="28"/>
+          <w:lang w:val="ru-RU"/>
+        </w:rPr>
+        <w:t>Backend</w:t>
+      </w:r>
+      <w:proofErr w:type="spellEnd"/>
+      <w:r>
+        <w:rPr>
+          <w:rFonts w:eastAsiaTheme="minorHAnsi" w:cs="Times New Roman"/>
+          <w:szCs w:val="28"/>
+          <w:lang w:val="ru-RU"/>
+        </w:rPr>
+        <w:t xml:space="preserve"> расположен в проекте </w:t>
+      </w:r>
+      <w:proofErr w:type="spellStart"/>
+      <w:r>
+        <w:rPr>
+          <w:rFonts w:eastAsiaTheme="minorHAnsi" w:cs="Times New Roman"/>
+          <w:szCs w:val="28"/>
+          <w:lang w:val="ru-RU"/>
+        </w:rPr>
+        <w:t>CatshrediasNewsAPI</w:t>
+      </w:r>
+      <w:proofErr w:type="spellEnd"/>
+      <w:r>
+        <w:rPr>
+          <w:rFonts w:eastAsiaTheme="minorHAnsi" w:cs="Times New Roman"/>
+          <w:szCs w:val="28"/>
+          <w:lang w:val="ru-RU"/>
+        </w:rPr>
+        <w:t xml:space="preserve">. Он содержит контроллеры, сервисы, модели, DTO, контекст базы данных, </w:t>
+      </w:r>
+      <w:proofErr w:type="spellStart"/>
+      <w:r>
+        <w:rPr>
+          <w:rFonts w:eastAsiaTheme="minorHAnsi" w:cs="Times New Roman"/>
+          <w:szCs w:val="28"/>
+          <w:lang w:val="ru-RU"/>
+        </w:rPr>
+        <w:t>SignalR</w:t>
+      </w:r>
+      <w:proofErr w:type="spellEnd"/>
+      <w:r>
+        <w:rPr>
+          <w:rFonts w:eastAsiaTheme="minorHAnsi" w:cs="Times New Roman"/>
+          <w:szCs w:val="28"/>
+          <w:lang w:val="ru-RU"/>
+        </w:rPr>
+        <w:t xml:space="preserve">-хаб и миграции EF Core. </w:t>
+      </w:r>
+      <w:proofErr w:type="spellStart"/>
+      <w:r>
+        <w:rPr>
+          <w:rFonts w:eastAsiaTheme="minorHAnsi" w:cs="Times New Roman"/>
+          <w:szCs w:val="28"/>
+          <w:lang w:val="ru-RU"/>
+        </w:rPr>
+        <w:t>Program.cs</w:t>
+      </w:r>
+      <w:proofErr w:type="spellEnd"/>
+      <w:r>
+        <w:rPr>
+          <w:rFonts w:eastAsiaTheme="minorHAnsi" w:cs="Times New Roman"/>
+          <w:szCs w:val="28"/>
+          <w:lang w:val="ru-RU"/>
+        </w:rPr>
+        <w:t xml:space="preserve"> настраивает </w:t>
+      </w:r>
+      <w:proofErr w:type="spellStart"/>
+      <w:r>
+        <w:rPr>
+          <w:rFonts w:eastAsiaTheme="minorHAnsi" w:cs="Times New Roman"/>
+          <w:szCs w:val="28"/>
+          <w:lang w:val="ru-RU"/>
+        </w:rPr>
+        <w:t>dependency</w:t>
+      </w:r>
+      <w:proofErr w:type="spellEnd"/>
+      <w:r>
+        <w:rPr>
+          <w:rFonts w:eastAsiaTheme="minorHAnsi" w:cs="Times New Roman"/>
+          <w:szCs w:val="28"/>
+          <w:lang w:val="ru-RU"/>
+        </w:rPr>
+        <w:t xml:space="preserve"> </w:t>
+      </w:r>
+      <w:proofErr w:type="spellStart"/>
+      <w:r>
+        <w:rPr>
+          <w:rFonts w:eastAsiaTheme="minorHAnsi" w:cs="Times New Roman"/>
+          <w:szCs w:val="28"/>
+          <w:lang w:val="ru-RU"/>
+        </w:rPr>
+        <w:t>injection</w:t>
+      </w:r>
+      <w:proofErr w:type="spellEnd"/>
+      <w:r>
+        <w:rPr>
+          <w:rFonts w:eastAsiaTheme="minorHAnsi" w:cs="Times New Roman"/>
+          <w:szCs w:val="28"/>
+          <w:lang w:val="ru-RU"/>
+        </w:rPr>
+        <w:t xml:space="preserve">, CORS, JWT-аутентификацию, статические файлы </w:t>
+      </w:r>
+      <w:proofErr w:type="spellStart"/>
+      <w:r>
+        <w:rPr>
+          <w:rFonts w:eastAsiaTheme="minorHAnsi" w:cs="Times New Roman"/>
+          <w:szCs w:val="28"/>
+          <w:lang w:val="ru-RU"/>
+        </w:rPr>
+        <w:t>uploads</w:t>
+      </w:r>
+      <w:proofErr w:type="spellEnd"/>
+      <w:r>
+        <w:rPr>
+          <w:rFonts w:eastAsiaTheme="minorHAnsi" w:cs="Times New Roman"/>
+          <w:szCs w:val="28"/>
+          <w:lang w:val="ru-RU"/>
+        </w:rPr>
+        <w:t xml:space="preserve">, </w:t>
+      </w:r>
+      <w:proofErr w:type="spellStart"/>
+      <w:r>
+        <w:rPr>
+          <w:rFonts w:eastAsiaTheme="minorHAnsi" w:cs="Times New Roman"/>
+          <w:szCs w:val="28"/>
+          <w:lang w:val="ru-RU"/>
+        </w:rPr>
+        <w:t>health</w:t>
+      </w:r>
+      <w:proofErr w:type="spellEnd"/>
+      <w:r>
+        <w:rPr>
+          <w:rFonts w:eastAsiaTheme="minorHAnsi" w:cs="Times New Roman"/>
+          <w:szCs w:val="28"/>
+          <w:lang w:val="ru-RU"/>
+        </w:rPr>
+        <w:t xml:space="preserve"> </w:t>
+      </w:r>
+      <w:proofErr w:type="spellStart"/>
+      <w:r>
+        <w:rPr>
+          <w:rFonts w:eastAsiaTheme="minorHAnsi" w:cs="Times New Roman"/>
+          <w:szCs w:val="28"/>
+          <w:lang w:val="ru-RU"/>
+        </w:rPr>
+        <w:t>endpoint</w:t>
+      </w:r>
+      <w:proofErr w:type="spellEnd"/>
+      <w:r>
+        <w:rPr>
+          <w:rFonts w:eastAsiaTheme="minorHAnsi" w:cs="Times New Roman"/>
+          <w:szCs w:val="28"/>
+          <w:lang w:val="ru-RU"/>
+        </w:rPr>
+        <w:t xml:space="preserve"> и автоматическое применение миграций при запуске </w:t>
+      </w:r>
+      <w:proofErr w:type="spellStart"/>
+      <w:r>
+        <w:rPr>
+          <w:rFonts w:eastAsiaTheme="minorHAnsi" w:cs="Times New Roman"/>
+          <w:szCs w:val="28"/>
+          <w:lang w:val="ru-RU"/>
+        </w:rPr>
+        <w:t>Docker</w:t>
+      </w:r>
+      <w:proofErr w:type="spellEnd"/>
+      <w:r>
+        <w:rPr>
+          <w:rFonts w:eastAsiaTheme="minorHAnsi" w:cs="Times New Roman"/>
+          <w:szCs w:val="28"/>
+          <w:lang w:val="ru-RU"/>
+        </w:rPr>
+        <w:t>-контейнера.</w:t>
+      </w:r>
+    </w:p>
+    <w:p>
+      <w:pPr>
+        <w:tabs>
+          <w:tab w:val="left" w:pos="993"/>
+        </w:tabs>
+        <w:spacing w:after="0" w:line="360" w:lineRule="auto"/>
+        <w:ind w:firstLine="709"/>
+        <w:jc w:val="both"/>
+        <w:rPr>
+          <w:rFonts w:eastAsiaTheme="minorHAnsi" w:cs="Times New Roman"/>
+          <w:sz w:val="24"/>
+          <w:szCs w:val="24"/>
+          <w:lang w:val="ru-RU"/>
+        </w:rPr>
+      </w:pPr>
+      <w:r>
+        <w:rPr>
+          <w:rFonts w:eastAsiaTheme="minorHAnsi" w:cs="Times New Roman"/>
+          <w:sz w:val="24"/>
+          <w:szCs w:val="24"/>
+          <w:lang w:val="ru-RU"/>
+        </w:rPr>
+        <w:t xml:space="preserve">Таблица 3.1 </w:t>
+      </w:r>
+      <w:r>
+        <w:rPr>
+          <w:rFonts w:eastAsiaTheme="minorHAnsi" w:cs="Times New Roman"/>
+          <w:sz w:val="24"/>
+          <w:szCs w:val="24"/>
+          <w:lang w:val="ru-RU"/>
+        </w:rPr>
+        <w:t>Архитек</w:t>
+      </w:r>
+      <w:r>
+        <w:rPr>
+          <w:rFonts w:eastAsiaTheme="minorHAnsi" w:cs="Times New Roman"/>
+          <w:sz w:val="24"/>
+          <w:szCs w:val="24"/>
+          <w:lang w:val="ru-RU"/>
+        </w:rPr>
+        <w:t>тура</w:t>
+      </w:r>
+      <w:r>
+        <w:rPr>
+          <w:rFonts w:eastAsiaTheme="minorHAnsi" w:cs="Times New Roman"/>
+          <w:sz w:val="24"/>
+          <w:szCs w:val="24"/>
+          <w:lang w:val="ru-RU"/>
+        </w:rPr>
+        <w:t xml:space="preserve"> </w:t>
+      </w:r>
+      <w:r>
+        <w:rPr>
+          <w:rFonts w:eastAsiaTheme="minorHAnsi" w:cs="Times New Roman"/>
+          <w:sz w:val="24"/>
+          <w:szCs w:val="24"/>
+        </w:rPr>
+        <w:t>backend</w:t>
+      </w:r>
+      <w:r>
+        <w:rPr>
+          <w:rFonts w:eastAsiaTheme="minorHAnsi" w:cs="Times New Roman"/>
+          <w:sz w:val="24"/>
+          <w:szCs w:val="24"/>
+          <w:lang w:val="ru-RU"/>
+        </w:rPr>
+        <w:t>-части приложения</w:t>
       </w:r>
     </w:p>
     <w:tbl>
@@ -3429,17 +4244,21 @@
               <w:rPr>
                 <w:rFonts w:cs="Times New Roman"/>
                 <w:bCs/>
-                <w:szCs w:val="28"/>
+                <w:sz w:val="24"/>
+                <w:szCs w:val="24"/>
               </w:rPr>
             </w:pPr>
+            <w:proofErr w:type="spellStart"/>
             <w:r>
               <w:rPr>
                 <w:rFonts w:cs="Times New Roman"/>
                 <w:bCs/>
-                <w:szCs w:val="28"/>
+                <w:sz w:val="24"/>
+                <w:szCs w:val="24"/>
               </w:rPr>
               <w:t>Компонент</w:t>
             </w:r>
+            <w:proofErr w:type="spellEnd"/>
           </w:p>
         </w:tc>
         <w:tc>
@@ -3453,17 +4272,21 @@
               <w:rPr>
                 <w:rFonts w:cs="Times New Roman"/>
                 <w:bCs/>
-                <w:szCs w:val="28"/>
+                <w:sz w:val="24"/>
+                <w:szCs w:val="24"/>
               </w:rPr>
             </w:pPr>
+            <w:proofErr w:type="spellStart"/>
             <w:r>
               <w:rPr>
                 <w:rFonts w:cs="Times New Roman"/>
                 <w:bCs/>
-                <w:szCs w:val="28"/>
+                <w:sz w:val="24"/>
+                <w:szCs w:val="24"/>
               </w:rPr>
               <w:t>Назначение</w:t>
             </w:r>
+            <w:proofErr w:type="spellEnd"/>
           </w:p>
         </w:tc>
       </w:tr>
@@ -3480,15 +4303,16 @@
             <w:pPr>
               <w:rPr>
                 <w:rFonts w:cs="Times New Roman"/>
-                <w:szCs w:val="28"/>
+                <w:sz w:val="24"/>
+                <w:szCs w:val="24"/>
               </w:rPr>
             </w:pPr>
             <w:r>
               <w:rPr>
                 <w:rFonts w:cs="Times New Roman"/>
-                <w:szCs w:val="28"/>
-              </w:rPr>
-              <w:lastRenderedPageBreak/>
+                <w:sz w:val="24"/>
+                <w:szCs w:val="24"/>
+              </w:rPr>
               <w:t>Controllers</w:t>
             </w:r>
           </w:p>
@@ -3502,24 +4326,47 @@
             <w:pPr>
               <w:rPr>
                 <w:rFonts w:cs="Times New Roman"/>
-                <w:szCs w:val="28"/>
+                <w:sz w:val="24"/>
+                <w:szCs w:val="24"/>
                 <w:lang w:val="ru-RU"/>
               </w:rPr>
             </w:pPr>
             <w:r>
               <w:rPr>
                 <w:rFonts w:cs="Times New Roman"/>
-                <w:szCs w:val="28"/>
+                <w:sz w:val="24"/>
+                <w:szCs w:val="24"/>
               </w:rPr>
               <w:t>HTTP</w:t>
             </w:r>
             <w:r>
               <w:rPr>
                 <w:rFonts w:cs="Times New Roman"/>
-                <w:szCs w:val="28"/>
+                <w:sz w:val="24"/>
+                <w:szCs w:val="24"/>
                 <w:lang w:val="ru-RU"/>
               </w:rPr>
-              <w:t>-эндпоинты для авторизации, статей, комментариев, тегов, модерации и админки</w:t>
+              <w:t>-</w:t>
+            </w:r>
+            <w:proofErr w:type="spellStart"/>
+            <w:r>
+              <w:rPr>
+                <w:rFonts w:cs="Times New Roman"/>
+                <w:sz w:val="24"/>
+                <w:szCs w:val="24"/>
+                <w:lang w:val="ru-RU"/>
+              </w:rPr>
+              <w:t>эндпоинты</w:t>
+            </w:r>
+            <w:proofErr w:type="spellEnd"/>
+            <w:r>
+              <w:rPr>
+                <w:rFonts w:cs="Times New Roman"/>
+                <w:sz w:val="24"/>
+                <w:szCs w:val="24"/>
+                <w:lang w:val="ru-RU"/>
+              </w:rPr>
+              <w:t xml:space="preserve"> для авторизации, статей, комментариев, тегов, модерации и админки</w:t>
             </w:r>
           </w:p>
         </w:tc>
@@ -3537,13 +4384,15 @@
             <w:pPr>
               <w:rPr>
                 <w:rFonts w:cs="Times New Roman"/>
-                <w:szCs w:val="28"/>
+                <w:sz w:val="24"/>
+                <w:szCs w:val="24"/>
               </w:rPr>
             </w:pPr>
             <w:r>
               <w:rPr>
                 <w:rFonts w:cs="Times New Roman"/>
-                <w:szCs w:val="28"/>
+                <w:sz w:val="24"/>
+                <w:szCs w:val="24"/>
               </w:rPr>
               <w:t>Services</w:t>
             </w:r>
@@ -3558,14 +4407,16 @@
             <w:pPr>
               <w:rPr>
                 <w:rFonts w:cs="Times New Roman"/>
-                <w:szCs w:val="28"/>
+                <w:sz w:val="24"/>
+                <w:szCs w:val="24"/>
                 <w:lang w:val="ru-RU"/>
               </w:rPr>
             </w:pPr>
             <w:r>
               <w:rPr>
                 <w:rFonts w:cs="Times New Roman"/>
-                <w:szCs w:val="28"/>
+                <w:sz w:val="24"/>
+                <w:szCs w:val="24"/>
                 <w:lang w:val="ru-RU"/>
               </w:rPr>
               <w:t xml:space="preserve">Бизнес-логика: статьи, пользователи, </w:t>
@@ -3573,14 +4424,16 @@
             <w:r>
               <w:rPr>
                 <w:rFonts w:cs="Times New Roman"/>
-                <w:szCs w:val="28"/>
+                <w:sz w:val="24"/>
+                <w:szCs w:val="24"/>
               </w:rPr>
               <w:t>email</w:t>
             </w:r>
             <w:r>
               <w:rPr>
                 <w:rFonts w:cs="Times New Roman"/>
-                <w:szCs w:val="28"/>
+                <w:sz w:val="24"/>
+                <w:szCs w:val="24"/>
                 <w:lang w:val="ru-RU"/>
               </w:rPr>
               <w:t xml:space="preserve">, </w:t>
@@ -3588,14 +4441,16 @@
             <w:r>
               <w:rPr>
                 <w:rFonts w:cs="Times New Roman"/>
-                <w:szCs w:val="28"/>
+                <w:sz w:val="24"/>
+                <w:szCs w:val="24"/>
               </w:rPr>
               <w:t>RSS</w:t>
             </w:r>
             <w:r>
               <w:rPr>
                 <w:rFonts w:cs="Times New Roman"/>
-                <w:szCs w:val="28"/>
+                <w:sz w:val="24"/>
+                <w:szCs w:val="24"/>
                 <w:lang w:val="ru-RU"/>
               </w:rPr>
               <w:t>/</w:t>
@@ -3603,14 +4458,16 @@
             <w:r>
               <w:rPr>
                 <w:rFonts w:cs="Times New Roman"/>
-                <w:szCs w:val="28"/>
+                <w:sz w:val="24"/>
+                <w:szCs w:val="24"/>
               </w:rPr>
               <w:t>scraper</w:t>
             </w:r>
             <w:r>
               <w:rPr>
                 <w:rFonts w:cs="Times New Roman"/>
-                <w:szCs w:val="28"/>
+                <w:sz w:val="24"/>
+                <w:szCs w:val="24"/>
                 <w:lang w:val="ru-RU"/>
               </w:rPr>
               <w:t>, модерация</w:t>
@@ -3631,13 +4488,15 @@
             <w:pPr>
               <w:rPr>
                 <w:rFonts w:cs="Times New Roman"/>
-                <w:szCs w:val="28"/>
+                <w:sz w:val="24"/>
+                <w:szCs w:val="24"/>
               </w:rPr>
             </w:pPr>
             <w:r>
               <w:rPr>
                 <w:rFonts w:cs="Times New Roman"/>
-                <w:szCs w:val="28"/>
+                <w:sz w:val="24"/>
+                <w:szCs w:val="24"/>
               </w:rPr>
               <w:t>Models</w:t>
             </w:r>
@@ -3652,21 +4511,24 @@
             <w:pPr>
               <w:rPr>
                 <w:rFonts w:cs="Times New Roman"/>
-                <w:szCs w:val="28"/>
+                <w:sz w:val="24"/>
+                <w:szCs w:val="24"/>
                 <w:lang w:val="ru-RU"/>
               </w:rPr>
             </w:pPr>
             <w:r>
               <w:rPr>
                 <w:rFonts w:cs="Times New Roman"/>
-                <w:szCs w:val="28"/>
+                <w:sz w:val="24"/>
+                <w:szCs w:val="24"/>
               </w:rPr>
               <w:t>EF</w:t>
             </w:r>
             <w:r>
               <w:rPr>
                 <w:rFonts w:cs="Times New Roman"/>
-                <w:szCs w:val="28"/>
+                <w:sz w:val="24"/>
+                <w:szCs w:val="24"/>
                 <w:lang w:val="ru-RU"/>
               </w:rPr>
               <w:t xml:space="preserve"> </w:t>
@@ -3674,14 +4536,16 @@
             <w:r>
               <w:rPr>
                 <w:rFonts w:cs="Times New Roman"/>
-                <w:szCs w:val="28"/>
+                <w:sz w:val="24"/>
+                <w:szCs w:val="24"/>
               </w:rPr>
               <w:t>Core</w:t>
             </w:r>
             <w:r>
               <w:rPr>
                 <w:rFonts w:cs="Times New Roman"/>
-                <w:szCs w:val="28"/>
+                <w:sz w:val="24"/>
+                <w:szCs w:val="24"/>
                 <w:lang w:val="ru-RU"/>
               </w:rPr>
               <w:t xml:space="preserve"> сущности базы данных</w:t>
@@ -3702,13 +4566,15 @@
             <w:pPr>
               <w:rPr>
                 <w:rFonts w:cs="Times New Roman"/>
-                <w:szCs w:val="28"/>
+                <w:sz w:val="24"/>
+                <w:szCs w:val="24"/>
               </w:rPr>
             </w:pPr>
             <w:r>
               <w:rPr>
                 <w:rFonts w:cs="Times New Roman"/>
-                <w:szCs w:val="28"/>
+                <w:sz w:val="24"/>
+                <w:szCs w:val="24"/>
               </w:rPr>
               <w:t>DTOs</w:t>
             </w:r>
@@ -3723,14 +4589,16 @@
             <w:pPr>
               <w:rPr>
                 <w:rFonts w:cs="Times New Roman"/>
-                <w:szCs w:val="28"/>
+                <w:sz w:val="24"/>
+                <w:szCs w:val="24"/>
                 <w:lang w:val="ru-RU"/>
               </w:rPr>
             </w:pPr>
             <w:r>
               <w:rPr>
                 <w:rFonts w:cs="Times New Roman"/>
-                <w:szCs w:val="28"/>
+                <w:sz w:val="24"/>
+                <w:szCs w:val="24"/>
                 <w:lang w:val="ru-RU"/>
               </w:rPr>
               <w:t xml:space="preserve">Контракты запросов и ответов </w:t>
@@ -3738,7 +4606,8 @@
             <w:r>
               <w:rPr>
                 <w:rFonts w:cs="Times New Roman"/>
-                <w:szCs w:val="28"/>
+                <w:sz w:val="24"/>
+                <w:szCs w:val="24"/>
               </w:rPr>
               <w:t>API</w:t>
             </w:r>
@@ -3758,13 +4627,15 @@
             <w:pPr>
               <w:rPr>
                 <w:rFonts w:cs="Times New Roman"/>
-                <w:szCs w:val="28"/>
+                <w:sz w:val="24"/>
+                <w:szCs w:val="24"/>
               </w:rPr>
             </w:pPr>
             <w:r>
               <w:rPr>
                 <w:rFonts w:cs="Times New Roman"/>
-                <w:szCs w:val="28"/>
+                <w:sz w:val="24"/>
+                <w:szCs w:val="24"/>
               </w:rPr>
               <w:t>Data</w:t>
             </w:r>
@@ -3779,16 +4650,38 @@
             <w:pPr>
               <w:rPr>
                 <w:rFonts w:cs="Times New Roman"/>
-                <w:szCs w:val="28"/>
+                <w:sz w:val="24"/>
+                <w:szCs w:val="24"/>
               </w:rPr>
             </w:pPr>
+            <w:proofErr w:type="spellStart"/>
             <w:r>
               <w:rPr>
                 <w:rFonts w:cs="Times New Roman"/>
-                <w:szCs w:val="28"/>
-              </w:rPr>
-              <w:t>AppDbContext и seed.sql</w:t>
-            </w:r>
+                <w:sz w:val="24"/>
+                <w:szCs w:val="24"/>
+              </w:rPr>
+              <w:t>AppDbContext</w:t>
+            </w:r>
+            <w:proofErr w:type="spellEnd"/>
+            <w:r>
+              <w:rPr>
+                <w:rFonts w:cs="Times New Roman"/>
+                <w:sz w:val="24"/>
+                <w:szCs w:val="24"/>
+              </w:rPr>
+              <w:t xml:space="preserve"> и </w:t>
+            </w:r>
+            <w:proofErr w:type="spellStart"/>
+            <w:r>
+              <w:rPr>
+                <w:rFonts w:cs="Times New Roman"/>
+                <w:sz w:val="24"/>
+                <w:szCs w:val="24"/>
+              </w:rPr>
+              <w:t>seed.sql</w:t>
+            </w:r>
+            <w:proofErr w:type="spellEnd"/>
           </w:p>
         </w:tc>
       </w:tr>
@@ -3805,13 +4698,15 @@
             <w:pPr>
               <w:rPr>
                 <w:rFonts w:cs="Times New Roman"/>
-                <w:szCs w:val="28"/>
+                <w:sz w:val="24"/>
+                <w:szCs w:val="24"/>
               </w:rPr>
             </w:pPr>
             <w:r>
               <w:rPr>
                 <w:rFonts w:cs="Times New Roman"/>
-                <w:szCs w:val="28"/>
+                <w:sz w:val="24"/>
+                <w:szCs w:val="24"/>
               </w:rPr>
               <w:t>Hubs</w:t>
             </w:r>
@@ -3826,26 +4721,158 @@
             <w:pPr>
               <w:rPr>
                 <w:rFonts w:cs="Times New Roman"/>
-                <w:szCs w:val="28"/>
+                <w:sz w:val="24"/>
+                <w:szCs w:val="24"/>
               </w:rPr>
             </w:pPr>
+            <w:proofErr w:type="spellStart"/>
             <w:r>
               <w:rPr>
                 <w:rFonts w:cs="Times New Roman"/>
-                <w:szCs w:val="28"/>
-              </w:rPr>
-              <w:t>SignalR-хаб комментариев</w:t>
-            </w:r>
+                <w:sz w:val="24"/>
+                <w:szCs w:val="24"/>
+              </w:rPr>
+              <w:t>SignalR-хаб</w:t>
+            </w:r>
+            <w:proofErr w:type="spellEnd"/>
+            <w:r>
+              <w:rPr>
+                <w:rFonts w:cs="Times New Roman"/>
+                <w:sz w:val="24"/>
+                <w:szCs w:val="24"/>
+              </w:rPr>
+              <w:t xml:space="preserve"> </w:t>
+            </w:r>
+            <w:proofErr w:type="spellStart"/>
+            <w:r>
+              <w:rPr>
+                <w:rFonts w:cs="Times New Roman"/>
+                <w:sz w:val="24"/>
+                <w:szCs w:val="24"/>
+              </w:rPr>
+              <w:t>комментариев</w:t>
+            </w:r>
+            <w:proofErr w:type="spellEnd"/>
           </w:p>
         </w:tc>
       </w:tr>
     </w:tbl>
     <w:p>
       <w:pPr>
+        <w:jc w:val="center"/>
+      </w:pPr>
+      <w:bookmarkStart w:id="9" w:name="_Toc228032036"/>
+      <w:r>
+        <w:rPr>
+          <w:noProof/>
+        </w:rPr>
+        <w:drawing>
+          <wp:anchor distT="0" distB="0" distL="114300" distR="114300" simplePos="0" relativeHeight="251658240" behindDoc="0" locked="0" layoutInCell="1" allowOverlap="1" wp14:anchorId="40506496" wp14:editId="45364130">
+            <wp:simplePos x="0" y="0"/>
+            <wp:positionH relativeFrom="column">
+              <wp:posOffset>-3810</wp:posOffset>
+            </wp:positionH>
+            <wp:positionV relativeFrom="paragraph">
+              <wp:posOffset>457200</wp:posOffset>
+            </wp:positionV>
+            <wp:extent cx="6152515" cy="3302000"/>
+            <wp:effectExtent l="0" t="0" r="635" b="0"/>
+            <wp:wrapTopAndBottom/>
+            <wp:docPr id="2076291089" name="Picture 1"/>
+            <wp:cNvGraphicFramePr>
+              <a:graphicFrameLocks xmlns:a="http://schemas.openxmlformats.org/drawingml/2006/main" noChangeAspect="1"/>
+            </wp:cNvGraphicFramePr>
+            <a:graphic xmlns:a="http://schemas.openxmlformats.org/drawingml/2006/main">
+              <a:graphicData uri="http://schemas.openxmlformats.org/drawingml/2006/picture">
+                <pic:pic xmlns:pic="http://schemas.openxmlformats.org/drawingml/2006/picture">
+                  <pic:nvPicPr>
+                    <pic:cNvPr id="2076291089" name=""/>
+                    <pic:cNvPicPr/>
+                  </pic:nvPicPr>
+                  <pic:blipFill>
+                    <a:blip r:embed="rId12"/>
+                    <a:stretch>
+                      <a:fillRect/>
+                    </a:stretch>
+                  </pic:blipFill>
+                  <pic:spPr>
+                    <a:xfrm>
+                      <a:off x="0" y="0"/>
+                      <a:ext cx="6152515" cy="3302000"/>
+                    </a:xfrm>
+                    <a:prstGeom prst="rect">
+                      <a:avLst/>
+                    </a:prstGeom>
+                  </pic:spPr>
+                </pic:pic>
+              </a:graphicData>
+            </a:graphic>
+          </wp:anchor>
+        </w:drawing>
+      </w:r>
+    </w:p>
+    <w:p>
+      <w:pPr>
+        <w:tabs>
+          <w:tab w:val="left" w:pos="993"/>
+        </w:tabs>
+        <w:spacing w:after="0" w:line="240" w:lineRule="auto"/>
+        <w:ind w:firstLine="706"/>
+        <w:jc w:val="center"/>
+        <w:rPr>
+          <w:rFonts w:cs="Times New Roman"/>
+          <w:szCs w:val="28"/>
+          <w:lang w:val="ru-RU"/>
+        </w:rPr>
+      </w:pPr>
+      <w:r>
+        <w:rPr>
+          <w:sz w:val="22"/>
+          <w:lang w:val="ru-RU"/>
+        </w:rPr>
+        <w:t xml:space="preserve">Рисунок </w:t>
+      </w:r>
+      <w:r>
+        <w:rPr>
+          <w:sz w:val="22"/>
+          <w:lang w:val="ru-RU"/>
+        </w:rPr>
+        <w:t xml:space="preserve">3.1 Структура </w:t>
+      </w:r>
+      <w:r>
+        <w:rPr>
+          <w:sz w:val="22"/>
+        </w:rPr>
+        <w:t>backend</w:t>
+      </w:r>
+      <w:r>
+        <w:rPr>
+          <w:sz w:val="22"/>
+          <w:lang w:val="ru-RU"/>
+        </w:rPr>
+        <w:t xml:space="preserve">-части и код файла конфигурации </w:t>
+      </w:r>
+      <w:r>
+        <w:rPr>
+          <w:sz w:val="22"/>
+        </w:rPr>
+        <w:t>backend</w:t>
+      </w:r>
+      <w:r>
+        <w:rPr>
+          <w:sz w:val="22"/>
+          <w:lang w:val="ru-RU"/>
+        </w:rPr>
+        <w:t>-части</w:t>
+      </w:r>
+    </w:p>
+    <w:p/>
+    <w:p>
+      <w:pPr>
         <w:pStyle w:val="Heading2"/>
       </w:pPr>
-      <w:bookmarkStart w:id="9" w:name="_Toc228032036"/>
-      <w:r>
+      <w:r>
+        <w:lastRenderedPageBreak/>
         <w:t>3.2 Архитектура frontend-части</w:t>
       </w:r>
       <w:bookmarkEnd w:id="9"/>
@@ -3864,13 +4891,137 @@
           <w:lang w:val="ru-RU"/>
         </w:rPr>
       </w:pPr>
-      <w:r>
-        <w:rPr>
-          <w:rFonts w:eastAsiaTheme="minorHAnsi" w:cs="Times New Roman"/>
-          <w:szCs w:val="28"/>
-          <w:lang w:val="ru-RU"/>
-        </w:rPr>
-        <w:t>Frontend расположен в проекте CatshrediasNews.Client. Клиент содержит Razor-страницы для ленты, просмотра статьи, профиля, авторизации, модерации, администрирования и редактора публикаций. Обращение к API выполняется через клиентские сервисы, зарегистрированные в Program.cs.</w:t>
+      <w:proofErr w:type="spellStart"/>
+      <w:r>
+        <w:rPr>
+          <w:rFonts w:eastAsiaTheme="minorHAnsi" w:cs="Times New Roman"/>
+          <w:szCs w:val="28"/>
+          <w:lang w:val="ru-RU"/>
+        </w:rPr>
+        <w:t>Frontend</w:t>
+      </w:r>
+      <w:proofErr w:type="spellEnd"/>
+      <w:r>
+        <w:rPr>
+          <w:rFonts w:eastAsiaTheme="minorHAnsi" w:cs="Times New Roman"/>
+          <w:szCs w:val="28"/>
+          <w:lang w:val="ru-RU"/>
+        </w:rPr>
+        <w:t xml:space="preserve"> расположен в проекте </w:t>
+      </w:r>
+      <w:proofErr w:type="spellStart"/>
+      <w:r>
+        <w:rPr>
+          <w:rFonts w:eastAsiaTheme="minorHAnsi" w:cs="Times New Roman"/>
+          <w:szCs w:val="28"/>
+          <w:lang w:val="ru-RU"/>
+        </w:rPr>
+        <w:t>CatshrediasNews.Client</w:t>
+      </w:r>
+      <w:proofErr w:type="spellEnd"/>
+      <w:r>
+        <w:rPr>
+          <w:rFonts w:eastAsiaTheme="minorHAnsi" w:cs="Times New Roman"/>
+          <w:szCs w:val="28"/>
+          <w:lang w:val="ru-RU"/>
+        </w:rPr>
+        <w:t xml:space="preserve">. Клиент содержит </w:t>
+      </w:r>
+      <w:proofErr w:type="spellStart"/>
+      <w:r>
+        <w:rPr>
+          <w:rFonts w:eastAsiaTheme="minorHAnsi" w:cs="Times New Roman"/>
+          <w:szCs w:val="28"/>
+          <w:lang w:val="ru-RU"/>
+        </w:rPr>
+        <w:t>Razor</w:t>
+      </w:r>
+      <w:proofErr w:type="spellEnd"/>
+      <w:r>
+        <w:rPr>
+          <w:rFonts w:eastAsiaTheme="minorHAnsi" w:cs="Times New Roman"/>
+          <w:szCs w:val="28"/>
+          <w:lang w:val="ru-RU"/>
+        </w:rPr>
+        <w:t xml:space="preserve">-страницы для ленты, просмотра статьи, профиля, авторизации, модерации, администрирования и редактора публикаций. Обращение к API выполняется через клиентские сервисы, зарегистрированные в </w:t>
+      </w:r>
+      <w:proofErr w:type="spellStart"/>
+      <w:r>
+        <w:rPr>
+          <w:rFonts w:eastAsiaTheme="minorHAnsi" w:cs="Times New Roman"/>
+          <w:szCs w:val="28"/>
+          <w:lang w:val="ru-RU"/>
+        </w:rPr>
+        <w:t>Program.cs</w:t>
+      </w:r>
+      <w:proofErr w:type="spellEnd"/>
+      <w:r>
+        <w:rPr>
+          <w:rFonts w:eastAsiaTheme="minorHAnsi" w:cs="Times New Roman"/>
+          <w:szCs w:val="28"/>
+          <w:lang w:val="ru-RU"/>
+        </w:rPr>
+        <w:t>.</w:t>
+      </w:r>
+    </w:p>
+    <w:p>
+      <w:pPr>
+        <w:tabs>
+          <w:tab w:val="left" w:pos="993"/>
+        </w:tabs>
+        <w:spacing w:after="0" w:line="360" w:lineRule="auto"/>
+        <w:ind w:firstLine="709"/>
+        <w:jc w:val="both"/>
+        <w:rPr>
+          <w:rFonts w:eastAsiaTheme="minorHAnsi" w:cs="Times New Roman"/>
+          <w:sz w:val="24"/>
+          <w:szCs w:val="24"/>
+          <w:lang w:val="ru-RU"/>
+        </w:rPr>
+      </w:pPr>
+      <w:r>
+        <w:rPr>
+          <w:rFonts w:eastAsiaTheme="minorHAnsi" w:cs="Times New Roman"/>
+          <w:sz w:val="24"/>
+          <w:szCs w:val="24"/>
+          <w:lang w:val="ru-RU"/>
+        </w:rPr>
+        <w:t>Таблица 3.</w:t>
+      </w:r>
+      <w:r>
+        <w:rPr>
+          <w:rFonts w:eastAsiaTheme="minorHAnsi" w:cs="Times New Roman"/>
+          <w:sz w:val="24"/>
+          <w:szCs w:val="24"/>
+          <w:lang w:val="ru-RU"/>
+        </w:rPr>
+        <w:t>2</w:t>
+      </w:r>
+      <w:r>
+        <w:rPr>
+          <w:rFonts w:eastAsiaTheme="minorHAnsi" w:cs="Times New Roman"/>
+          <w:sz w:val="24"/>
+          <w:szCs w:val="24"/>
+          <w:lang w:val="ru-RU"/>
+        </w:rPr>
+        <w:t xml:space="preserve"> Архитектура </w:t>
+      </w:r>
+      <w:r>
+        <w:rPr>
+          <w:rFonts w:eastAsiaTheme="minorHAnsi" w:cs="Times New Roman"/>
+          <w:sz w:val="24"/>
+          <w:szCs w:val="24"/>
+        </w:rPr>
+        <w:t>frontend</w:t>
+      </w:r>
+      <w:r>
+        <w:rPr>
+          <w:rFonts w:eastAsiaTheme="minorHAnsi" w:cs="Times New Roman"/>
+          <w:sz w:val="24"/>
+          <w:szCs w:val="24"/>
+          <w:lang w:val="ru-RU"/>
+        </w:rPr>
+        <w:t>-части приложения</w:t>
       </w:r>
     </w:p>
     <w:tbl>
@@ -3899,17 +5050,21 @@
               <w:rPr>
                 <w:rFonts w:cs="Times New Roman"/>
                 <w:bCs/>
-                <w:szCs w:val="28"/>
+                <w:sz w:val="24"/>
+                <w:szCs w:val="24"/>
               </w:rPr>
             </w:pPr>
+            <w:proofErr w:type="spellStart"/>
             <w:r>
               <w:rPr>
                 <w:rFonts w:cs="Times New Roman"/>
                 <w:bCs/>
-                <w:szCs w:val="28"/>
+                <w:sz w:val="24"/>
+                <w:szCs w:val="24"/>
               </w:rPr>
               <w:t>Раздел</w:t>
             </w:r>
+            <w:proofErr w:type="spellEnd"/>
           </w:p>
         </w:tc>
         <w:tc>
@@ -3923,17 +5078,21 @@
               <w:rPr>
                 <w:rFonts w:cs="Times New Roman"/>
                 <w:bCs/>
-                <w:szCs w:val="28"/>
+                <w:sz w:val="24"/>
+                <w:szCs w:val="24"/>
               </w:rPr>
             </w:pPr>
+            <w:proofErr w:type="spellStart"/>
             <w:r>
               <w:rPr>
                 <w:rFonts w:cs="Times New Roman"/>
                 <w:bCs/>
-                <w:szCs w:val="28"/>
+                <w:sz w:val="24"/>
+                <w:szCs w:val="24"/>
               </w:rPr>
               <w:t>Назначение</w:t>
             </w:r>
+            <w:proofErr w:type="spellEnd"/>
           </w:p>
         </w:tc>
       </w:tr>
@@ -3951,14 +5110,16 @@
               <w:rPr>
                 <w:rFonts w:cs="Times New Roman"/>
                 <w:bCs/>
-                <w:szCs w:val="28"/>
+                <w:sz w:val="24"/>
+                <w:szCs w:val="24"/>
               </w:rPr>
             </w:pPr>
             <w:r>
               <w:rPr>
                 <w:rFonts w:cs="Times New Roman"/>
                 <w:bCs/>
-                <w:szCs w:val="28"/>
+                <w:sz w:val="24"/>
+                <w:szCs w:val="24"/>
               </w:rPr>
               <w:t>Pages</w:t>
             </w:r>
@@ -3974,16 +5135,49 @@
               <w:rPr>
                 <w:rFonts w:cs="Times New Roman"/>
                 <w:bCs/>
-                <w:szCs w:val="28"/>
+                <w:sz w:val="24"/>
+                <w:szCs w:val="24"/>
               </w:rPr>
             </w:pPr>
+            <w:proofErr w:type="spellStart"/>
             <w:r>
               <w:rPr>
                 <w:rFonts w:cs="Times New Roman"/>
                 <w:bCs/>
-                <w:szCs w:val="28"/>
-              </w:rPr>
-              <w:t>Страницы Blazor: Home, ArticleView, Profile, Register, Admin, Moderation, Publicist</w:t>
+                <w:sz w:val="24"/>
+                <w:szCs w:val="24"/>
+              </w:rPr>
+              <w:t>Страницы</w:t>
+            </w:r>
+            <w:proofErr w:type="spellEnd"/>
+            <w:r>
+              <w:rPr>
+                <w:rFonts w:cs="Times New Roman"/>
+                <w:bCs/>
+                <w:sz w:val="24"/>
+                <w:szCs w:val="24"/>
+              </w:rPr>
+              <w:t xml:space="preserve"> Blazor: Home, </w:t>
+            </w:r>
+            <w:proofErr w:type="spellStart"/>
+            <w:r>
+              <w:rPr>
+                <w:rFonts w:cs="Times New Roman"/>
+                <w:bCs/>
+                <w:sz w:val="24"/>
+                <w:szCs w:val="24"/>
+              </w:rPr>
+              <w:t>ArticleView</w:t>
+            </w:r>
+            <w:proofErr w:type="spellEnd"/>
+            <w:r>
+              <w:rPr>
+                <w:rFonts w:cs="Times New Roman"/>
+                <w:bCs/>
+                <w:sz w:val="24"/>
+                <w:szCs w:val="24"/>
+              </w:rPr>
+              <w:t>, Profile, Register, Admin, Moderation, Publicist</w:t>
             </w:r>
           </w:p>
         </w:tc>
@@ -4002,14 +5196,16 @@
               <w:rPr>
                 <w:rFonts w:cs="Times New Roman"/>
                 <w:bCs/>
-                <w:szCs w:val="28"/>
+                <w:sz w:val="24"/>
+                <w:szCs w:val="24"/>
               </w:rPr>
             </w:pPr>
             <w:r>
               <w:rPr>
                 <w:rFonts w:cs="Times New Roman"/>
                 <w:bCs/>
-                <w:szCs w:val="28"/>
+                <w:sz w:val="24"/>
+                <w:szCs w:val="24"/>
               </w:rPr>
               <w:t>Layout</w:t>
             </w:r>
@@ -4025,7 +5221,8 @@
               <w:rPr>
                 <w:rFonts w:cs="Times New Roman"/>
                 <w:bCs/>
-                <w:szCs w:val="28"/>
+                <w:sz w:val="24"/>
+                <w:szCs w:val="24"/>
                 <w:lang w:val="ru-RU"/>
               </w:rPr>
             </w:pPr>
@@ -4033,24 +5230,49 @@
               <w:rPr>
                 <w:rFonts w:cs="Times New Roman"/>
                 <w:bCs/>
-                <w:szCs w:val="28"/>
+                <w:sz w:val="24"/>
+                <w:szCs w:val="24"/>
                 <w:lang w:val="ru-RU"/>
               </w:rPr>
-              <w:t xml:space="preserve">Основной макет, сайдбары, </w:t>
-            </w:r>
+              <w:t xml:space="preserve">Основной макет, </w:t>
+            </w:r>
+            <w:proofErr w:type="spellStart"/>
             <w:r>
               <w:rPr>
                 <w:rFonts w:cs="Times New Roman"/>
                 <w:bCs/>
-                <w:szCs w:val="28"/>
-              </w:rPr>
-              <w:t>header</w:t>
-            </w:r>
+                <w:sz w:val="24"/>
+                <w:szCs w:val="24"/>
+                <w:lang w:val="ru-RU"/>
+              </w:rPr>
+              <w:t>сайдбары</w:t>
+            </w:r>
+            <w:proofErr w:type="spellEnd"/>
             <w:r>
               <w:rPr>
                 <w:rFonts w:cs="Times New Roman"/>
                 <w:bCs/>
-                <w:szCs w:val="28"/>
+                <w:sz w:val="24"/>
+                <w:szCs w:val="24"/>
+                <w:lang w:val="ru-RU"/>
+              </w:rPr>
+              <w:t xml:space="preserve">, </w:t>
+            </w:r>
+            <w:r>
+              <w:rPr>
+                <w:rFonts w:cs="Times New Roman"/>
+                <w:bCs/>
+                <w:sz w:val="24"/>
+                <w:szCs w:val="24"/>
+              </w:rPr>
+              <w:t>header</w:t>
+            </w:r>
+            <w:r>
+              <w:rPr>
+                <w:rFonts w:cs="Times New Roman"/>
+                <w:bCs/>
+                <w:sz w:val="24"/>
+                <w:szCs w:val="24"/>
                 <w:lang w:val="ru-RU"/>
               </w:rPr>
               <w:t xml:space="preserve"> и элементы навигации</w:t>
@@ -4072,14 +5294,16 @@
               <w:rPr>
                 <w:rFonts w:cs="Times New Roman"/>
                 <w:bCs/>
-                <w:szCs w:val="28"/>
+                <w:sz w:val="24"/>
+                <w:szCs w:val="24"/>
               </w:rPr>
             </w:pPr>
             <w:r>
               <w:rPr>
                 <w:rFonts w:cs="Times New Roman"/>
                 <w:bCs/>
-                <w:szCs w:val="28"/>
+                <w:sz w:val="24"/>
+                <w:szCs w:val="24"/>
               </w:rPr>
               <w:t>Services</w:t>
             </w:r>
@@ -4095,17 +5319,130 @@
               <w:rPr>
                 <w:rFonts w:cs="Times New Roman"/>
                 <w:bCs/>
-                <w:szCs w:val="28"/>
+                <w:sz w:val="24"/>
+                <w:szCs w:val="24"/>
               </w:rPr>
             </w:pPr>
             <w:r>
               <w:rPr>
                 <w:rFonts w:cs="Times New Roman"/>
                 <w:bCs/>
-                <w:szCs w:val="28"/>
-              </w:rPr>
-              <w:t>HTTP-клиенты для API: AuthService, ArticleService, AdminService, ModerationService</w:t>
-            </w:r>
+                <w:sz w:val="24"/>
+                <w:szCs w:val="24"/>
+              </w:rPr>
+              <w:t>HTTP-</w:t>
+            </w:r>
+            <w:proofErr w:type="spellStart"/>
+            <w:r>
+              <w:rPr>
+                <w:rFonts w:cs="Times New Roman"/>
+                <w:bCs/>
+                <w:sz w:val="24"/>
+                <w:szCs w:val="24"/>
+              </w:rPr>
+              <w:t>клиенты</w:t>
+            </w:r>
+            <w:proofErr w:type="spellEnd"/>
+            <w:r>
+              <w:rPr>
+                <w:rFonts w:cs="Times New Roman"/>
+                <w:bCs/>
+                <w:sz w:val="24"/>
+                <w:szCs w:val="24"/>
+              </w:rPr>
+              <w:t xml:space="preserve"> </w:t>
+            </w:r>
+            <w:proofErr w:type="spellStart"/>
+            <w:r>
+              <w:rPr>
+                <w:rFonts w:cs="Times New Roman"/>
+                <w:bCs/>
+                <w:sz w:val="24"/>
+                <w:szCs w:val="24"/>
+              </w:rPr>
+              <w:t>для</w:t>
+            </w:r>
+            <w:proofErr w:type="spellEnd"/>
+            <w:r>
+              <w:rPr>
+                <w:rFonts w:cs="Times New Roman"/>
+                <w:bCs/>
+                <w:sz w:val="24"/>
+                <w:szCs w:val="24"/>
+              </w:rPr>
+              <w:t xml:space="preserve"> API: </w:t>
+            </w:r>
+            <w:proofErr w:type="spellStart"/>
+            <w:r>
+              <w:rPr>
+                <w:rFonts w:cs="Times New Roman"/>
+                <w:bCs/>
+                <w:sz w:val="24"/>
+                <w:szCs w:val="24"/>
+              </w:rPr>
+              <w:t>AuthService</w:t>
+            </w:r>
+            <w:proofErr w:type="spellEnd"/>
+            <w:r>
+              <w:rPr>
+                <w:rFonts w:cs="Times New Roman"/>
+                <w:bCs/>
+                <w:sz w:val="24"/>
+                <w:szCs w:val="24"/>
+              </w:rPr>
+              <w:t xml:space="preserve">, </w:t>
+            </w:r>
+            <w:proofErr w:type="spellStart"/>
+            <w:r>
+              <w:rPr>
+                <w:rFonts w:cs="Times New Roman"/>
+                <w:bCs/>
+                <w:sz w:val="24"/>
+                <w:szCs w:val="24"/>
+              </w:rPr>
+              <w:t>ArticleService</w:t>
+            </w:r>
+            <w:proofErr w:type="spellEnd"/>
+            <w:r>
+              <w:rPr>
+                <w:rFonts w:cs="Times New Roman"/>
+                <w:bCs/>
+                <w:sz w:val="24"/>
+                <w:szCs w:val="24"/>
+              </w:rPr>
+              <w:t xml:space="preserve">, </w:t>
+            </w:r>
+            <w:proofErr w:type="spellStart"/>
+            <w:r>
+              <w:rPr>
+                <w:rFonts w:cs="Times New Roman"/>
+                <w:bCs/>
+                <w:sz w:val="24"/>
+                <w:szCs w:val="24"/>
+              </w:rPr>
+              <w:t>AdminService</w:t>
+            </w:r>
+            <w:proofErr w:type="spellEnd"/>
+            <w:r>
+              <w:rPr>
+                <w:rFonts w:cs="Times New Roman"/>
+                <w:bCs/>
+                <w:sz w:val="24"/>
+                <w:szCs w:val="24"/>
+              </w:rPr>
+              <w:t xml:space="preserve">, </w:t>
+            </w:r>
+            <w:proofErr w:type="spellStart"/>
+            <w:r>
+              <w:rPr>
+                <w:rFonts w:cs="Times New Roman"/>
+                <w:bCs/>
+                <w:sz w:val="24"/>
+                <w:szCs w:val="24"/>
+              </w:rPr>
+              <w:t>ModerationService</w:t>
+            </w:r>
+            <w:proofErr w:type="spellEnd"/>
           </w:p>
         </w:tc>
       </w:tr>
@@ -4123,14 +5460,16 @@
               <w:rPr>
                 <w:rFonts w:cs="Times New Roman"/>
                 <w:bCs/>
-                <w:szCs w:val="28"/>
+                <w:sz w:val="24"/>
+                <w:szCs w:val="24"/>
               </w:rPr>
             </w:pPr>
             <w:r>
               <w:rPr>
                 <w:rFonts w:cs="Times New Roman"/>
                 <w:bCs/>
-                <w:szCs w:val="28"/>
+                <w:sz w:val="24"/>
+                <w:szCs w:val="24"/>
               </w:rPr>
               <w:t>Models</w:t>
             </w:r>
@@ -4146,7 +5485,8 @@
               <w:rPr>
                 <w:rFonts w:cs="Times New Roman"/>
                 <w:bCs/>
-                <w:szCs w:val="28"/>
+                <w:sz w:val="24"/>
+                <w:szCs w:val="24"/>
                 <w:lang w:val="ru-RU"/>
               </w:rPr>
             </w:pPr>
@@ -4154,7 +5494,8 @@
               <w:rPr>
                 <w:rFonts w:cs="Times New Roman"/>
                 <w:bCs/>
-                <w:szCs w:val="28"/>
+                <w:sz w:val="24"/>
+                <w:szCs w:val="24"/>
                 <w:lang w:val="ru-RU"/>
               </w:rPr>
               <w:t>Модели пользователя, статьи и комментариев</w:t>
@@ -4176,17 +5517,21 @@
               <w:rPr>
                 <w:rFonts w:cs="Times New Roman"/>
                 <w:bCs/>
-                <w:szCs w:val="28"/>
+                <w:sz w:val="24"/>
+                <w:szCs w:val="24"/>
               </w:rPr>
             </w:pPr>
+            <w:proofErr w:type="spellStart"/>
             <w:r>
               <w:rPr>
                 <w:rFonts w:cs="Times New Roman"/>
                 <w:bCs/>
-                <w:szCs w:val="28"/>
+                <w:sz w:val="24"/>
+                <w:szCs w:val="24"/>
               </w:rPr>
               <w:t>wwwroot</w:t>
             </w:r>
+            <w:proofErr w:type="spellEnd"/>
           </w:p>
         </w:tc>
         <w:tc>
@@ -4199,16 +5544,38 @@
               <w:rPr>
                 <w:rFonts w:cs="Times New Roman"/>
                 <w:bCs/>
-                <w:szCs w:val="28"/>
+                <w:sz w:val="24"/>
+                <w:szCs w:val="24"/>
               </w:rPr>
             </w:pPr>
             <w:r>
               <w:rPr>
                 <w:rFonts w:cs="Times New Roman"/>
                 <w:bCs/>
-                <w:szCs w:val="28"/>
-              </w:rPr>
-              <w:t>CSS, JS, appsettings и index.html</w:t>
+                <w:sz w:val="24"/>
+                <w:szCs w:val="24"/>
+              </w:rPr>
+              <w:t xml:space="preserve">CSS, JS, </w:t>
+            </w:r>
+            <w:proofErr w:type="spellStart"/>
+            <w:r>
+              <w:rPr>
+                <w:rFonts w:cs="Times New Roman"/>
+                <w:bCs/>
+                <w:sz w:val="24"/>
+                <w:szCs w:val="24"/>
+              </w:rPr>
+              <w:t>appsettings</w:t>
+            </w:r>
+            <w:proofErr w:type="spellEnd"/>
+            <w:r>
+              <w:rPr>
+                <w:rFonts w:cs="Times New Roman"/>
+                <w:bCs/>
+                <w:sz w:val="24"/>
+                <w:szCs w:val="24"/>
+              </w:rPr>
+              <w:t xml:space="preserve"> и index.html</w:t>
             </w:r>
           </w:p>
         </w:tc>
@@ -4244,7 +5611,205 @@
           <w:szCs w:val="28"/>
           <w:lang w:val="ru-RU"/>
         </w:rPr>
-        <w:t>Для развертывания используется docker-compose.yml, который поднимает PostgreSQL, API, web-контейнер с Nginx и Mailpit для локальной проверки писем. Nginx отдает опубликованный Blazor WebAssembly и проксирует запросы /api, /hubs и /uploads в API-контейнер.</w:t>
+        <w:t xml:space="preserve">Для развертывания используется </w:t>
+      </w:r>
+      <w:proofErr w:type="spellStart"/>
+      <w:r>
+        <w:rPr>
+          <w:rFonts w:eastAsiaTheme="minorHAnsi" w:cs="Times New Roman"/>
+          <w:szCs w:val="28"/>
+          <w:lang w:val="ru-RU"/>
+        </w:rPr>
+        <w:t>docker-compose.yml</w:t>
+      </w:r>
+      <w:proofErr w:type="spellEnd"/>
+      <w:r>
+        <w:rPr>
+          <w:rFonts w:eastAsiaTheme="minorHAnsi" w:cs="Times New Roman"/>
+          <w:szCs w:val="28"/>
+          <w:lang w:val="ru-RU"/>
+        </w:rPr>
+        <w:t xml:space="preserve">, который поднимает PostgreSQL, API, </w:t>
+      </w:r>
+      <w:proofErr w:type="spellStart"/>
+      <w:r>
+        <w:rPr>
+          <w:rFonts w:eastAsiaTheme="minorHAnsi" w:cs="Times New Roman"/>
+          <w:szCs w:val="28"/>
+          <w:lang w:val="ru-RU"/>
+        </w:rPr>
+        <w:t>web</w:t>
+      </w:r>
+      <w:proofErr w:type="spellEnd"/>
+      <w:r>
+        <w:rPr>
+          <w:rFonts w:eastAsiaTheme="minorHAnsi" w:cs="Times New Roman"/>
+          <w:szCs w:val="28"/>
+          <w:lang w:val="ru-RU"/>
+        </w:rPr>
+        <w:t xml:space="preserve">-контейнер с </w:t>
+      </w:r>
+      <w:proofErr w:type="spellStart"/>
+      <w:r>
+        <w:rPr>
+          <w:rFonts w:eastAsiaTheme="minorHAnsi" w:cs="Times New Roman"/>
+          <w:szCs w:val="28"/>
+          <w:lang w:val="ru-RU"/>
+        </w:rPr>
+        <w:t>Nginx</w:t>
+      </w:r>
+      <w:proofErr w:type="spellEnd"/>
+      <w:r>
+        <w:rPr>
+          <w:rFonts w:eastAsiaTheme="minorHAnsi" w:cs="Times New Roman"/>
+          <w:szCs w:val="28"/>
+          <w:lang w:val="ru-RU"/>
+        </w:rPr>
+        <w:t xml:space="preserve"> и </w:t>
+      </w:r>
+      <w:proofErr w:type="spellStart"/>
+      <w:r>
+        <w:rPr>
+          <w:rFonts w:eastAsiaTheme="minorHAnsi" w:cs="Times New Roman"/>
+          <w:szCs w:val="28"/>
+          <w:lang w:val="ru-RU"/>
+        </w:rPr>
+        <w:t>Mailpit</w:t>
+      </w:r>
+      <w:proofErr w:type="spellEnd"/>
+      <w:r>
+        <w:rPr>
+          <w:rFonts w:eastAsiaTheme="minorHAnsi" w:cs="Times New Roman"/>
+          <w:szCs w:val="28"/>
+          <w:lang w:val="ru-RU"/>
+        </w:rPr>
+        <w:t xml:space="preserve"> для локальной проверки писем. </w:t>
+      </w:r>
+      <w:proofErr w:type="spellStart"/>
+      <w:r>
+        <w:rPr>
+          <w:rFonts w:eastAsiaTheme="minorHAnsi" w:cs="Times New Roman"/>
+          <w:szCs w:val="28"/>
+          <w:lang w:val="ru-RU"/>
+        </w:rPr>
+        <w:t>Nginx</w:t>
+      </w:r>
+      <w:proofErr w:type="spellEnd"/>
+      <w:r>
+        <w:rPr>
+          <w:rFonts w:eastAsiaTheme="minorHAnsi" w:cs="Times New Roman"/>
+          <w:szCs w:val="28"/>
+          <w:lang w:val="ru-RU"/>
+        </w:rPr>
+        <w:t xml:space="preserve"> отдает опубликованный </w:t>
+      </w:r>
+      <w:proofErr w:type="spellStart"/>
+      <w:r>
+        <w:rPr>
+          <w:rFonts w:eastAsiaTheme="minorHAnsi" w:cs="Times New Roman"/>
+          <w:szCs w:val="28"/>
+          <w:lang w:val="ru-RU"/>
+        </w:rPr>
+        <w:t>Blazor</w:t>
+      </w:r>
+      <w:proofErr w:type="spellEnd"/>
+      <w:r>
+        <w:rPr>
+          <w:rFonts w:eastAsiaTheme="minorHAnsi" w:cs="Times New Roman"/>
+          <w:szCs w:val="28"/>
+          <w:lang w:val="ru-RU"/>
+        </w:rPr>
+        <w:t xml:space="preserve"> </w:t>
+      </w:r>
+      <w:proofErr w:type="spellStart"/>
+      <w:r>
+        <w:rPr>
+          <w:rFonts w:eastAsiaTheme="minorHAnsi" w:cs="Times New Roman"/>
+          <w:szCs w:val="28"/>
+          <w:lang w:val="ru-RU"/>
+        </w:rPr>
+        <w:t>WebAssembly</w:t>
+      </w:r>
+      <w:proofErr w:type="spellEnd"/>
+      <w:r>
+        <w:rPr>
+          <w:rFonts w:eastAsiaTheme="minorHAnsi" w:cs="Times New Roman"/>
+          <w:szCs w:val="28"/>
+          <w:lang w:val="ru-RU"/>
+        </w:rPr>
+        <w:t xml:space="preserve"> и </w:t>
+      </w:r>
+      <w:proofErr w:type="spellStart"/>
+      <w:r>
+        <w:rPr>
+          <w:rFonts w:eastAsiaTheme="minorHAnsi" w:cs="Times New Roman"/>
+          <w:szCs w:val="28"/>
+          <w:lang w:val="ru-RU"/>
+        </w:rPr>
+        <w:t>проксирует</w:t>
+      </w:r>
+      <w:proofErr w:type="spellEnd"/>
+      <w:r>
+        <w:rPr>
+          <w:rFonts w:eastAsiaTheme="minorHAnsi" w:cs="Times New Roman"/>
+          <w:szCs w:val="28"/>
+          <w:lang w:val="ru-RU"/>
+        </w:rPr>
+        <w:t xml:space="preserve"> запросы /</w:t>
+      </w:r>
+      <w:proofErr w:type="spellStart"/>
+      <w:r>
+        <w:rPr>
+          <w:rFonts w:eastAsiaTheme="minorHAnsi" w:cs="Times New Roman"/>
+          <w:szCs w:val="28"/>
+          <w:lang w:val="ru-RU"/>
+        </w:rPr>
+        <w:t>api</w:t>
+      </w:r>
+      <w:proofErr w:type="spellEnd"/>
+      <w:r>
+        <w:rPr>
+          <w:rFonts w:eastAsiaTheme="minorHAnsi" w:cs="Times New Roman"/>
+          <w:szCs w:val="28"/>
+          <w:lang w:val="ru-RU"/>
+        </w:rPr>
+        <w:t>, /</w:t>
+      </w:r>
+      <w:proofErr w:type="spellStart"/>
+      <w:r>
+        <w:rPr>
+          <w:rFonts w:eastAsiaTheme="minorHAnsi" w:cs="Times New Roman"/>
+          <w:szCs w:val="28"/>
+          <w:lang w:val="ru-RU"/>
+        </w:rPr>
+        <w:t>hubs</w:t>
+      </w:r>
+      <w:proofErr w:type="spellEnd"/>
+      <w:r>
+        <w:rPr>
+          <w:rFonts w:eastAsiaTheme="minorHAnsi" w:cs="Times New Roman"/>
+          <w:szCs w:val="28"/>
+          <w:lang w:val="ru-RU"/>
+        </w:rPr>
+        <w:t xml:space="preserve"> и /</w:t>
+      </w:r>
+      <w:proofErr w:type="spellStart"/>
+      <w:r>
+        <w:rPr>
+          <w:rFonts w:eastAsiaTheme="minorHAnsi" w:cs="Times New Roman"/>
+          <w:szCs w:val="28"/>
+          <w:lang w:val="ru-RU"/>
+        </w:rPr>
+        <w:t>uploads</w:t>
+      </w:r>
+      <w:proofErr w:type="spellEnd"/>
+      <w:r>
+        <w:rPr>
+          <w:rFonts w:eastAsiaTheme="minorHAnsi" w:cs="Times New Roman"/>
+          <w:szCs w:val="28"/>
+          <w:lang w:val="ru-RU"/>
+        </w:rPr>
+        <w:t xml:space="preserve"> в API-контейнер.</w:t>
       </w:r>
     </w:p>
     <w:p>
@@ -4290,7 +5855,107 @@
           <w:szCs w:val="28"/>
           <w:lang w:val="ru-RU"/>
         </w:rPr>
-        <w:t>После получения публичного URL от Tuna значение необходимо указать в переменной PUBLIC_URL файла .env. Этот адрес используется для CORS, JWT issuer/audience и формирования ссылок подтверждения email.</w:t>
+        <w:t xml:space="preserve">После получения публичного URL от </w:t>
+      </w:r>
+      <w:proofErr w:type="spellStart"/>
+      <w:r>
+        <w:rPr>
+          <w:rFonts w:eastAsiaTheme="minorHAnsi" w:cs="Times New Roman"/>
+          <w:szCs w:val="28"/>
+          <w:lang w:val="ru-RU"/>
+        </w:rPr>
+        <w:t>Tuna</w:t>
+      </w:r>
+      <w:proofErr w:type="spellEnd"/>
+      <w:r>
+        <w:rPr>
+          <w:rFonts w:eastAsiaTheme="minorHAnsi" w:cs="Times New Roman"/>
+          <w:szCs w:val="28"/>
+          <w:lang w:val="ru-RU"/>
+        </w:rPr>
+        <w:t xml:space="preserve"> значение необходимо указать в переменной PUBLIC_URL </w:t>
+      </w:r>
+      <w:proofErr w:type="gramStart"/>
+      <w:r>
+        <w:rPr>
+          <w:rFonts w:eastAsiaTheme="minorHAnsi" w:cs="Times New Roman"/>
+          <w:szCs w:val="28"/>
+          <w:lang w:val="ru-RU"/>
+        </w:rPr>
+        <w:t>файла .</w:t>
+      </w:r>
+      <w:proofErr w:type="spellStart"/>
+      <w:r>
+        <w:rPr>
+          <w:rFonts w:eastAsiaTheme="minorHAnsi" w:cs="Times New Roman"/>
+          <w:szCs w:val="28"/>
+          <w:lang w:val="ru-RU"/>
+        </w:rPr>
+        <w:t>env</w:t>
+      </w:r>
+      <w:proofErr w:type="spellEnd"/>
+      <w:proofErr w:type="gramEnd"/>
+      <w:r>
+        <w:rPr>
+          <w:rFonts w:eastAsiaTheme="minorHAnsi" w:cs="Times New Roman"/>
+          <w:szCs w:val="28"/>
+          <w:lang w:val="ru-RU"/>
+        </w:rPr>
+        <w:t xml:space="preserve">. Этот адрес используется для CORS, JWT </w:t>
+      </w:r>
+      <w:proofErr w:type="spellStart"/>
+      <w:r>
+        <w:rPr>
+          <w:rFonts w:eastAsiaTheme="minorHAnsi" w:cs="Times New Roman"/>
+          <w:szCs w:val="28"/>
+          <w:lang w:val="ru-RU"/>
+        </w:rPr>
+        <w:t>issuer</w:t>
+      </w:r>
+      <w:proofErr w:type="spellEnd"/>
+      <w:r>
+        <w:rPr>
+          <w:rFonts w:eastAsiaTheme="minorHAnsi" w:cs="Times New Roman"/>
+          <w:szCs w:val="28"/>
+          <w:lang w:val="ru-RU"/>
+        </w:rPr>
+        <w:t>/</w:t>
+      </w:r>
+      <w:proofErr w:type="spellStart"/>
+      <w:r>
+        <w:rPr>
+          <w:rFonts w:eastAsiaTheme="minorHAnsi" w:cs="Times New Roman"/>
+          <w:szCs w:val="28"/>
+          <w:lang w:val="ru-RU"/>
+        </w:rPr>
+        <w:t>audience</w:t>
+      </w:r>
+      <w:proofErr w:type="spellEnd"/>
+      <w:r>
+        <w:rPr>
+          <w:rFonts w:eastAsiaTheme="minorHAnsi" w:cs="Times New Roman"/>
+          <w:szCs w:val="28"/>
+          <w:lang w:val="ru-RU"/>
+        </w:rPr>
+        <w:t xml:space="preserve"> и формирования ссылок подтверждения </w:t>
+      </w:r>
+      <w:proofErr w:type="spellStart"/>
+      <w:r>
+        <w:rPr>
+          <w:rFonts w:eastAsiaTheme="minorHAnsi" w:cs="Times New Roman"/>
+          <w:szCs w:val="28"/>
+          <w:lang w:val="ru-RU"/>
+        </w:rPr>
+        <w:t>email</w:t>
+      </w:r>
+      <w:proofErr w:type="spellEnd"/>
+      <w:r>
+        <w:rPr>
+          <w:rFonts w:eastAsiaTheme="minorHAnsi" w:cs="Times New Roman"/>
+          <w:szCs w:val="28"/>
+          <w:lang w:val="ru-RU"/>
+        </w:rPr>
+        <w:t>.</w:t>
       </w:r>
     </w:p>
     <w:p>
@@ -4299,7 +5964,6 @@
       </w:pPr>
       <w:bookmarkStart w:id="11" w:name="_Toc228032038"/>
       <w:r>
-        <w:lastRenderedPageBreak/>
         <w:t>4 РУКОВОДСТВО ПОЛЬЗОВАТЕЛЯ</w:t>
       </w:r>
       <w:bookmarkEnd w:id="11"/>
@@ -4322,12 +5986,37 @@
           <w:szCs w:val="28"/>
         </w:rPr>
       </w:pPr>
+      <w:proofErr w:type="spellStart"/>
       <w:r>
         <w:rPr>
           <w:rFonts w:cs="Times New Roman"/>
           <w:szCs w:val="28"/>
         </w:rPr>
-        <w:t>Установить Docker Desktop или Docker Engine.</w:t>
+        <w:t>Установить</w:t>
+      </w:r>
+      <w:proofErr w:type="spellEnd"/>
+      <w:r>
+        <w:rPr>
+          <w:rFonts w:cs="Times New Roman"/>
+          <w:szCs w:val="28"/>
+        </w:rPr>
+        <w:t xml:space="preserve"> Docker Desktop </w:t>
+      </w:r>
+      <w:proofErr w:type="spellStart"/>
+      <w:r>
+        <w:rPr>
+          <w:rFonts w:cs="Times New Roman"/>
+          <w:szCs w:val="28"/>
+        </w:rPr>
+        <w:t>или</w:t>
+      </w:r>
+      <w:proofErr w:type="spellEnd"/>
+      <w:r>
+        <w:rPr>
+          <w:rFonts w:cs="Times New Roman"/>
+          <w:szCs w:val="28"/>
+        </w:rPr>
+        <w:t xml:space="preserve"> Docker Engine.</w:t>
       </w:r>
     </w:p>
     <w:p>
@@ -4345,15 +6034,25 @@
           <w:szCs w:val="28"/>
           <w:lang w:val="ru-RU"/>
         </w:rPr>
-        <w:t>Создать файл .</w:t>
-      </w:r>
+        <w:t xml:space="preserve">Создать </w:t>
+      </w:r>
+      <w:proofErr w:type="gramStart"/>
       <w:r>
         <w:rPr>
           <w:rFonts w:cs="Times New Roman"/>
           <w:szCs w:val="28"/>
+          <w:lang w:val="ru-RU"/>
+        </w:rPr>
+        <w:t>файл .</w:t>
+      </w:r>
+      <w:r>
+        <w:rPr>
+          <w:rFonts w:cs="Times New Roman"/>
+          <w:szCs w:val="28"/>
         </w:rPr>
         <w:t>env</w:t>
       </w:r>
+      <w:proofErr w:type="gramEnd"/>
       <w:r>
         <w:rPr>
           <w:rFonts w:cs="Times New Roman"/>
@@ -4446,12 +6145,21 @@
           <w:szCs w:val="28"/>
         </w:rPr>
       </w:pPr>
+      <w:proofErr w:type="spellStart"/>
       <w:r>
         <w:rPr>
           <w:rFonts w:cs="Times New Roman"/>
           <w:szCs w:val="28"/>
         </w:rPr>
-        <w:t>Запустить docker compose up -d --build.</w:t>
+        <w:t>Запустить</w:t>
+      </w:r>
+      <w:proofErr w:type="spellEnd"/>
+      <w:r>
+        <w:rPr>
+          <w:rFonts w:cs="Times New Roman"/>
+          <w:szCs w:val="28"/>
+        </w:rPr>
+        <w:t xml:space="preserve"> docker compose up -d --build.</w:t>
       </w:r>
     </w:p>
     <w:p>
@@ -4593,6 +6301,124 @@
           <w:lang w:val="ru-RU"/>
         </w:rPr>
         <w:t>.</w:t>
+      </w:r>
+    </w:p>
+    <w:p>
+      <w:pPr>
+        <w:pStyle w:val="ListNumber"/>
+        <w:numPr>
+          <w:ilvl w:val="0"/>
+          <w:numId w:val="0"/>
+        </w:numPr>
+        <w:ind w:left="360" w:hanging="360"/>
+        <w:rPr>
+          <w:rFonts w:cs="Times New Roman"/>
+          <w:szCs w:val="28"/>
+        </w:rPr>
+      </w:pPr>
+      <w:r>
+        <w:rPr>
+          <w:noProof/>
+        </w:rPr>
+        <w:lastRenderedPageBreak/>
+        <w:drawing>
+          <wp:inline distT="0" distB="0" distL="0" distR="0" wp14:anchorId="05B19E9F" wp14:editId="5079CEAB">
+            <wp:extent cx="6152515" cy="1022985"/>
+            <wp:effectExtent l="0" t="0" r="635" b="5715"/>
+            <wp:docPr id="1526392993" name="Picture 1"/>
+            <wp:cNvGraphicFramePr>
+              <a:graphicFrameLocks xmlns:a="http://schemas.openxmlformats.org/drawingml/2006/main" noChangeAspect="1"/>
+            </wp:cNvGraphicFramePr>
+            <a:graphic xmlns:a="http://schemas.openxmlformats.org/drawingml/2006/main">
+              <a:graphicData uri="http://schemas.openxmlformats.org/drawingml/2006/picture">
+                <pic:pic xmlns:pic="http://schemas.openxmlformats.org/drawingml/2006/picture">
+                  <pic:nvPicPr>
+                    <pic:cNvPr id="1526392993" name=""/>
+                    <pic:cNvPicPr/>
+                  </pic:nvPicPr>
+                  <pic:blipFill>
+                    <a:blip r:embed="rId13"/>
+                    <a:stretch>
+                      <a:fillRect/>
+                    </a:stretch>
+                  </pic:blipFill>
+                  <pic:spPr>
+                    <a:xfrm>
+                      <a:off x="0" y="0"/>
+                      <a:ext cx="6152515" cy="1022985"/>
+                    </a:xfrm>
+                    <a:prstGeom prst="rect">
+                      <a:avLst/>
+                    </a:prstGeom>
+                  </pic:spPr>
+                </pic:pic>
+              </a:graphicData>
+            </a:graphic>
+          </wp:inline>
+        </w:drawing>
+      </w:r>
+    </w:p>
+    <w:p>
+      <w:pPr>
+        <w:tabs>
+          <w:tab w:val="left" w:pos="993"/>
+        </w:tabs>
+        <w:spacing w:after="0" w:line="240" w:lineRule="auto"/>
+        <w:ind w:firstLine="706"/>
+        <w:jc w:val="center"/>
+        <w:rPr>
+          <w:rFonts w:cs="Times New Roman"/>
+          <w:szCs w:val="28"/>
+          <w:lang w:val="ru-RU"/>
+        </w:rPr>
+      </w:pPr>
+      <w:r>
+        <w:rPr>
+          <w:sz w:val="22"/>
+          <w:lang w:val="ru-RU"/>
+        </w:rPr>
+        <w:t xml:space="preserve">Рисунок </w:t>
+      </w:r>
+      <w:r>
+        <w:rPr>
+          <w:sz w:val="22"/>
+          <w:lang w:val="ru-RU"/>
+        </w:rPr>
+        <w:t>3.</w:t>
+      </w:r>
+      <w:r>
+        <w:rPr>
+          <w:sz w:val="22"/>
+          <w:lang w:val="ru-RU"/>
+        </w:rPr>
+        <w:t>3</w:t>
+      </w:r>
+      <w:r>
+        <w:rPr>
+          <w:sz w:val="22"/>
+          <w:lang w:val="ru-RU"/>
+        </w:rPr>
+        <w:t xml:space="preserve"> Консоль вывода работающего тун</w:t>
+      </w:r>
+      <w:r>
+        <w:rPr>
+          <w:sz w:val="22"/>
+          <w:lang w:val="ru-RU"/>
+        </w:rPr>
+        <w:t>н</w:t>
+      </w:r>
+      <w:r>
+        <w:rPr>
+          <w:sz w:val="22"/>
+          <w:lang w:val="ru-RU"/>
+        </w:rPr>
+        <w:t xml:space="preserve">еля через </w:t>
+      </w:r>
+      <w:r>
+        <w:rPr>
+          <w:sz w:val="22"/>
+        </w:rPr>
+        <w:t>tuna</w:t>
       </w:r>
     </w:p>
     <w:p>
@@ -4621,6 +6447,61 @@
       </w:pPr>
       <w:r>
         <w:rPr>
+          <w:noProof/>
+          <w:sz w:val="22"/>
+        </w:rPr>
+        <w:drawing>
+          <wp:anchor distT="0" distB="0" distL="114300" distR="114300" simplePos="0" relativeHeight="251655168" behindDoc="1" locked="0" layoutInCell="1" allowOverlap="1" wp14:anchorId="2C7354C7" wp14:editId="352D7C73">
+            <wp:simplePos x="0" y="0"/>
+            <wp:positionH relativeFrom="column">
+              <wp:posOffset>695960</wp:posOffset>
+            </wp:positionH>
+            <wp:positionV relativeFrom="paragraph">
+              <wp:posOffset>1555750</wp:posOffset>
+            </wp:positionV>
+            <wp:extent cx="4979670" cy="2468245"/>
+            <wp:effectExtent l="0" t="0" r="0" b="8255"/>
+            <wp:wrapTopAndBottom/>
+            <wp:docPr id="261158353" name="Picture 1"/>
+            <wp:cNvGraphicFramePr>
+              <a:graphicFrameLocks xmlns:a="http://schemas.openxmlformats.org/drawingml/2006/main" noChangeAspect="1"/>
+            </wp:cNvGraphicFramePr>
+            <a:graphic xmlns:a="http://schemas.openxmlformats.org/drawingml/2006/main">
+              <a:graphicData uri="http://schemas.openxmlformats.org/drawingml/2006/picture">
+                <pic:pic xmlns:pic="http://schemas.openxmlformats.org/drawingml/2006/picture">
+                  <pic:nvPicPr>
+                    <pic:cNvPr id="261158353" name=""/>
+                    <pic:cNvPicPr/>
+                  </pic:nvPicPr>
+                  <pic:blipFill>
+                    <a:blip r:embed="rId14"/>
+                    <a:stretch>
+                      <a:fillRect/>
+                    </a:stretch>
+                  </pic:blipFill>
+                  <pic:spPr>
+                    <a:xfrm>
+                      <a:off x="0" y="0"/>
+                      <a:ext cx="4979670" cy="2468245"/>
+                    </a:xfrm>
+                    <a:prstGeom prst="rect">
+                      <a:avLst/>
+                    </a:prstGeom>
+                  </pic:spPr>
+                </pic:pic>
+              </a:graphicData>
+            </a:graphic>
+            <wp14:sizeRelH relativeFrom="margin">
+              <wp14:pctWidth>0</wp14:pctWidth>
+            </wp14:sizeRelH>
+            <wp14:sizeRelV relativeFrom="margin">
+              <wp14:pctHeight>0</wp14:pctHeight>
+            </wp14:sizeRelV>
+          </wp:anchor>
+        </w:drawing>
+      </w:r>
+      <w:r>
+        <w:rPr>
           <w:rFonts w:eastAsiaTheme="minorHAnsi" w:cs="Times New Roman"/>
           <w:szCs w:val="28"/>
           <w:lang w:val="ru-RU"/>
@@ -4665,7 +6546,25 @@
           <w:szCs w:val="28"/>
           <w:lang w:val="ru-RU"/>
         </w:rPr>
-        <w:t>. Для доступа к персональным функциям необходимо зарегистрироваться, подтвердить email и войти в систему</w:t>
+        <w:t xml:space="preserve">. Для доступа к персональным функциям необходимо зарегистрироваться, подтвердить </w:t>
+      </w:r>
+      <w:proofErr w:type="spellStart"/>
+      <w:r>
+        <w:rPr>
+          <w:rFonts w:eastAsiaTheme="minorHAnsi" w:cs="Times New Roman"/>
+          <w:szCs w:val="28"/>
+          <w:lang w:val="ru-RU"/>
+        </w:rPr>
+        <w:t>email</w:t>
+      </w:r>
+      <w:proofErr w:type="spellEnd"/>
+      <w:r>
+        <w:rPr>
+          <w:rFonts w:eastAsiaTheme="minorHAnsi" w:cs="Times New Roman"/>
+          <w:szCs w:val="28"/>
+          <w:lang w:val="ru-RU"/>
+        </w:rPr>
+        <w:t xml:space="preserve"> и войти в систему</w:t>
       </w:r>
       <w:r>
         <w:rPr>
@@ -4707,17 +6606,207 @@
       </w:pPr>
       <w:r>
         <w:rPr>
+          <w:rFonts w:eastAsiaTheme="minorHAnsi" w:cs="Times New Roman"/>
+          <w:sz w:val="22"/>
+          <w:lang w:val="ru-RU"/>
+        </w:rPr>
+        <w:t>(Рисунок 4.</w:t>
+      </w:r>
+      <w:r>
+        <w:rPr>
+          <w:rFonts w:eastAsiaTheme="minorHAnsi" w:cs="Times New Roman"/>
+          <w:sz w:val="22"/>
+          <w:lang w:val="ru-RU"/>
+        </w:rPr>
+        <w:t>1</w:t>
+      </w:r>
+      <w:r>
+        <w:rPr>
+          <w:rFonts w:eastAsiaTheme="minorHAnsi" w:cs="Times New Roman"/>
+          <w:sz w:val="22"/>
+          <w:lang w:val="ru-RU"/>
+        </w:rPr>
+        <w:t>)</w:t>
+      </w:r>
+    </w:p>
+    <w:p>
+      <w:pPr>
+        <w:tabs>
+          <w:tab w:val="left" w:pos="993"/>
+        </w:tabs>
+        <w:spacing w:after="0" w:line="360" w:lineRule="auto"/>
+        <w:ind w:firstLine="709"/>
+        <w:jc w:val="both"/>
+        <w:rPr>
+          <w:rFonts w:eastAsiaTheme="minorHAnsi" w:cs="Times New Roman"/>
+          <w:szCs w:val="28"/>
+          <w:lang w:val="ru-RU"/>
+        </w:rPr>
+      </w:pPr>
+      <w:r>
+        <w:rPr>
+          <w:rFonts w:eastAsiaTheme="minorHAnsi" w:cs="Times New Roman"/>
+          <w:szCs w:val="28"/>
+          <w:lang w:val="ru-RU"/>
+        </w:rPr>
+        <w:t>Автор может перейти в раздел создания статьи, заполнить заголовок и текст, добавить изображение, выбрать теги или создать новый тег</w:t>
+      </w:r>
+      <w:r>
+        <w:rPr>
+          <w:rFonts w:eastAsiaTheme="minorHAnsi" w:cs="Times New Roman"/>
+          <w:szCs w:val="28"/>
+          <w:lang w:val="ru-RU"/>
+        </w:rPr>
+        <w:t xml:space="preserve"> (</w:t>
+      </w:r>
+      <w:r>
+        <w:rPr>
+          <w:rFonts w:eastAsiaTheme="minorHAnsi" w:cs="Times New Roman"/>
+          <w:szCs w:val="28"/>
+          <w:lang w:val="ru-RU"/>
+        </w:rPr>
+        <w:t>Рисунок 4.3)</w:t>
+      </w:r>
+      <w:r>
+        <w:rPr>
+          <w:rFonts w:eastAsiaTheme="minorHAnsi" w:cs="Times New Roman"/>
+          <w:szCs w:val="28"/>
+          <w:lang w:val="ru-RU"/>
+        </w:rPr>
+        <w:t>.</w:t>
+      </w:r>
+    </w:p>
+    <w:p>
+      <w:pPr>
+        <w:tabs>
+          <w:tab w:val="left" w:pos="993"/>
+        </w:tabs>
+        <w:spacing w:after="0" w:line="360" w:lineRule="auto"/>
+        <w:ind w:firstLine="709"/>
+        <w:jc w:val="both"/>
+        <w:rPr>
+          <w:rFonts w:eastAsiaTheme="minorHAnsi" w:cs="Times New Roman"/>
+          <w:szCs w:val="28"/>
+          <w:lang w:val="ru-RU"/>
+        </w:rPr>
+      </w:pPr>
+    </w:p>
+    <w:p>
+      <w:pPr>
+        <w:tabs>
+          <w:tab w:val="left" w:pos="993"/>
+        </w:tabs>
+        <w:spacing w:after="0" w:line="360" w:lineRule="auto"/>
+        <w:ind w:firstLine="709"/>
+        <w:jc w:val="both"/>
+        <w:rPr>
+          <w:rFonts w:eastAsiaTheme="minorHAnsi" w:cs="Times New Roman"/>
+          <w:szCs w:val="28"/>
+          <w:lang w:val="ru-RU"/>
+        </w:rPr>
+      </w:pPr>
+    </w:p>
+    <w:p>
+      <w:pPr>
+        <w:tabs>
+          <w:tab w:val="left" w:pos="993"/>
+        </w:tabs>
+        <w:spacing w:after="0" w:line="360" w:lineRule="auto"/>
+        <w:ind w:firstLine="709"/>
+        <w:jc w:val="both"/>
+        <w:rPr>
+          <w:rFonts w:eastAsiaTheme="minorHAnsi" w:cs="Times New Roman"/>
+          <w:szCs w:val="28"/>
+          <w:lang w:val="ru-RU"/>
+        </w:rPr>
+      </w:pPr>
+    </w:p>
+    <w:p>
+      <w:pPr>
+        <w:tabs>
+          <w:tab w:val="left" w:pos="993"/>
+        </w:tabs>
+        <w:spacing w:after="0" w:line="360" w:lineRule="auto"/>
+        <w:ind w:firstLine="709"/>
+        <w:jc w:val="both"/>
+        <w:rPr>
+          <w:rFonts w:eastAsiaTheme="minorHAnsi" w:cs="Times New Roman"/>
+          <w:szCs w:val="28"/>
+          <w:lang w:val="ru-RU"/>
+        </w:rPr>
+      </w:pPr>
+    </w:p>
+    <w:p>
+      <w:pPr>
+        <w:tabs>
+          <w:tab w:val="left" w:pos="993"/>
+        </w:tabs>
+        <w:spacing w:after="0" w:line="360" w:lineRule="auto"/>
+        <w:ind w:firstLine="709"/>
+        <w:jc w:val="both"/>
+        <w:rPr>
+          <w:rFonts w:eastAsiaTheme="minorHAnsi" w:cs="Times New Roman"/>
+          <w:szCs w:val="28"/>
+          <w:lang w:val="ru-RU"/>
+        </w:rPr>
+      </w:pPr>
+    </w:p>
+    <w:p>
+      <w:pPr>
+        <w:tabs>
+          <w:tab w:val="left" w:pos="993"/>
+        </w:tabs>
+        <w:spacing w:after="0" w:line="360" w:lineRule="auto"/>
+        <w:ind w:firstLine="709"/>
+        <w:jc w:val="both"/>
+        <w:rPr>
+          <w:rFonts w:eastAsiaTheme="minorHAnsi" w:cs="Times New Roman"/>
+          <w:szCs w:val="28"/>
+          <w:lang w:val="ru-RU"/>
+        </w:rPr>
+      </w:pPr>
+    </w:p>
+    <w:p>
+      <w:pPr>
+        <w:tabs>
+          <w:tab w:val="left" w:pos="993"/>
+        </w:tabs>
+        <w:spacing w:after="0" w:line="360" w:lineRule="auto"/>
+        <w:ind w:firstLine="709"/>
+        <w:jc w:val="both"/>
+        <w:rPr>
+          <w:rFonts w:eastAsiaTheme="minorHAnsi" w:cs="Times New Roman"/>
+          <w:szCs w:val="28"/>
+          <w:lang w:val="ru-RU"/>
+        </w:rPr>
+      </w:pPr>
+    </w:p>
+    <w:p>
+      <w:pPr>
+        <w:tabs>
+          <w:tab w:val="left" w:pos="993"/>
+        </w:tabs>
+        <w:spacing w:after="0" w:line="360" w:lineRule="auto"/>
+        <w:jc w:val="center"/>
+        <w:rPr>
+          <w:rFonts w:eastAsiaTheme="minorHAnsi" w:cs="Times New Roman"/>
+          <w:sz w:val="22"/>
+          <w:lang w:val="ru-RU"/>
+        </w:rPr>
+      </w:pPr>
+      <w:r>
+        <w:rPr>
           <w:noProof/>
         </w:rPr>
         <w:lastRenderedPageBreak/>
         <w:drawing>
-          <wp:anchor distT="0" distB="0" distL="114300" distR="114300" simplePos="0" relativeHeight="251659776" behindDoc="0" locked="0" layoutInCell="1" allowOverlap="1" wp14:anchorId="06EBF9A2" wp14:editId="5737F984">
+          <wp:anchor distT="0" distB="0" distL="114300" distR="114300" simplePos="0" relativeHeight="251663360" behindDoc="0" locked="0" layoutInCell="1" allowOverlap="1" wp14:anchorId="06EBF9A2" wp14:editId="001EFFCD">
             <wp:simplePos x="0" y="0"/>
             <wp:positionH relativeFrom="column">
-              <wp:posOffset>572668</wp:posOffset>
+              <wp:posOffset>334010</wp:posOffset>
             </wp:positionH>
             <wp:positionV relativeFrom="paragraph">
-              <wp:posOffset>2583434</wp:posOffset>
+              <wp:posOffset>65405</wp:posOffset>
             </wp:positionV>
             <wp:extent cx="5103495" cy="2661920"/>
             <wp:effectExtent l="0" t="0" r="1905" b="5080"/>
@@ -4734,7 +6823,7 @@
                     <pic:cNvPicPr/>
                   </pic:nvPicPr>
                   <pic:blipFill>
-                    <a:blip r:embed="rId12"/>
+                    <a:blip r:embed="rId15"/>
                     <a:stretch>
                       <a:fillRect/>
                     </a:stretch>
@@ -4766,99 +6855,6 @@
           <w:sz w:val="22"/>
           <w:lang w:val="ru-RU"/>
         </w:rPr>
-        <w:t>(Рисунок 4.</w:t>
-      </w:r>
-      <w:r>
-        <w:rPr>
-          <w:rFonts w:eastAsiaTheme="minorHAnsi" w:cs="Times New Roman"/>
-          <w:sz w:val="22"/>
-          <w:lang w:val="ru-RU"/>
-        </w:rPr>
-        <w:t>1</w:t>
-      </w:r>
-      <w:r>
-        <w:rPr>
-          <w:rFonts w:eastAsiaTheme="minorHAnsi" w:cs="Times New Roman"/>
-          <w:sz w:val="22"/>
-          <w:lang w:val="ru-RU"/>
-        </w:rPr>
-        <w:t>)</w:t>
-      </w:r>
-      <w:r>
-        <w:rPr>
-          <w:noProof/>
-          <w:sz w:val="22"/>
-        </w:rPr>
-        <w:drawing>
-          <wp:anchor distT="0" distB="0" distL="114300" distR="114300" simplePos="0" relativeHeight="251654656" behindDoc="1" locked="0" layoutInCell="1" allowOverlap="1" wp14:anchorId="2C7354C7" wp14:editId="551DA757">
-            <wp:simplePos x="0" y="0"/>
-            <wp:positionH relativeFrom="column">
-              <wp:posOffset>572643</wp:posOffset>
-            </wp:positionH>
-            <wp:positionV relativeFrom="paragraph">
-              <wp:posOffset>-172085</wp:posOffset>
-            </wp:positionV>
-            <wp:extent cx="4979670" cy="2468245"/>
-            <wp:effectExtent l="0" t="0" r="0" b="8255"/>
-            <wp:wrapTopAndBottom/>
-            <wp:docPr id="261158353" name="Picture 1"/>
-            <wp:cNvGraphicFramePr>
-              <a:graphicFrameLocks xmlns:a="http://schemas.openxmlformats.org/drawingml/2006/main" noChangeAspect="1"/>
-            </wp:cNvGraphicFramePr>
-            <a:graphic xmlns:a="http://schemas.openxmlformats.org/drawingml/2006/main">
-              <a:graphicData uri="http://schemas.openxmlformats.org/drawingml/2006/picture">
-                <pic:pic xmlns:pic="http://schemas.openxmlformats.org/drawingml/2006/picture">
-                  <pic:nvPicPr>
-                    <pic:cNvPr id="261158353" name=""/>
-                    <pic:cNvPicPr/>
-                  </pic:nvPicPr>
-                  <pic:blipFill>
-                    <a:blip r:embed="rId13"/>
-                    <a:stretch>
-                      <a:fillRect/>
-                    </a:stretch>
-                  </pic:blipFill>
-                  <pic:spPr>
-                    <a:xfrm>
-                      <a:off x="0" y="0"/>
-                      <a:ext cx="4979670" cy="2468245"/>
-                    </a:xfrm>
-                    <a:prstGeom prst="rect">
-                      <a:avLst/>
-                    </a:prstGeom>
-                  </pic:spPr>
-                </pic:pic>
-              </a:graphicData>
-            </a:graphic>
-            <wp14:sizeRelH relativeFrom="margin">
-              <wp14:pctWidth>0</wp14:pctWidth>
-            </wp14:sizeRelH>
-            <wp14:sizeRelV relativeFrom="margin">
-              <wp14:pctHeight>0</wp14:pctHeight>
-            </wp14:sizeRelV>
-          </wp:anchor>
-        </w:drawing>
-      </w:r>
-    </w:p>
-    <w:p>
-      <w:pPr>
-        <w:tabs>
-          <w:tab w:val="left" w:pos="993"/>
-        </w:tabs>
-        <w:spacing w:after="0" w:line="360" w:lineRule="auto"/>
-        <w:jc w:val="center"/>
-        <w:rPr>
-          <w:rFonts w:eastAsiaTheme="minorHAnsi" w:cs="Times New Roman"/>
-          <w:sz w:val="22"/>
-          <w:lang w:val="ru-RU"/>
-        </w:rPr>
-      </w:pPr>
-      <w:r>
-        <w:rPr>
-          <w:rFonts w:eastAsiaTheme="minorHAnsi" w:cs="Times New Roman"/>
-          <w:sz w:val="22"/>
-          <w:lang w:val="ru-RU"/>
-        </w:rPr>
         <w:t>(</w:t>
       </w:r>
       <w:r>
@@ -4906,53 +6902,6 @@
           <w:szCs w:val="28"/>
           <w:lang w:val="ru-RU"/>
         </w:rPr>
-        <w:t>Автор может перейти в раздел создания статьи, заполнить заголовок и текст, добавить изображение, выбрать теги или создать новый тег</w:t>
-      </w:r>
-      <w:r>
-        <w:rPr>
-          <w:rFonts w:eastAsiaTheme="minorHAnsi" w:cs="Times New Roman"/>
-          <w:szCs w:val="28"/>
-          <w:lang w:val="ru-RU"/>
-        </w:rPr>
-        <w:t xml:space="preserve"> (</w:t>
-      </w:r>
-      <w:r>
-        <w:rPr>
-          <w:rFonts w:eastAsiaTheme="minorHAnsi" w:cs="Times New Roman"/>
-          <w:szCs w:val="28"/>
-          <w:lang w:val="ru-RU"/>
-        </w:rPr>
-        <w:t>Рисунок 4.3)</w:t>
-      </w:r>
-      <w:r>
-        <w:rPr>
-          <w:rFonts w:eastAsiaTheme="minorHAnsi" w:cs="Times New Roman"/>
-          <w:szCs w:val="28"/>
-          <w:lang w:val="ru-RU"/>
-        </w:rPr>
-        <w:t>.</w:t>
-      </w:r>
-    </w:p>
-    <w:p>
-      <w:pPr>
-        <w:tabs>
-          <w:tab w:val="left" w:pos="993"/>
-        </w:tabs>
-        <w:spacing w:after="0" w:line="360" w:lineRule="auto"/>
-        <w:ind w:firstLine="709"/>
-        <w:jc w:val="both"/>
-        <w:rPr>
-          <w:rFonts w:eastAsiaTheme="minorHAnsi" w:cs="Times New Roman"/>
-          <w:szCs w:val="28"/>
-          <w:lang w:val="ru-RU"/>
-        </w:rPr>
-      </w:pPr>
-      <w:r>
-        <w:rPr>
-          <w:rFonts w:eastAsiaTheme="minorHAnsi" w:cs="Times New Roman"/>
-          <w:szCs w:val="28"/>
-          <w:lang w:val="ru-RU"/>
-        </w:rPr>
         <w:t>После отправки статья получает статус ожидания модерации. Модератор проверяет материалы в очереди, может одобрить или отклонить статью, а также рассмотреть жалобы пользователей. Администратор управляет пользователями, тегами и сторонними источниками.</w:t>
       </w:r>
       <w:bookmarkStart w:id="14" w:name="_Toc228032041"/>
@@ -4977,7 +6926,6 @@
           <w:sz w:val="22"/>
           <w:lang w:val="ru-RU"/>
         </w:rPr>
-        <w:lastRenderedPageBreak/>
         <w:drawing>
           <wp:anchor distT="0" distB="0" distL="114300" distR="114300" simplePos="0" relativeHeight="251668992" behindDoc="0" locked="0" layoutInCell="1" allowOverlap="1" wp14:anchorId="5005C37C" wp14:editId="617267FB">
             <wp:simplePos x="0" y="0"/>
@@ -5002,7 +6950,7 @@
                     <pic:cNvPicPr/>
                   </pic:nvPicPr>
                   <pic:blipFill>
-                    <a:blip r:embed="rId14"/>
+                    <a:blip r:embed="rId16"/>
                     <a:stretch>
                       <a:fillRect/>
                     </a:stretch>
@@ -5039,9 +6987,20 @@
     </w:p>
     <w:p>
       <w:pPr>
+        <w:rPr>
+          <w:lang w:val="ru-RU"/>
+        </w:rPr>
+      </w:pPr>
+      <w:r>
+        <w:br w:type="page"/>
+      </w:r>
+    </w:p>
+    <w:p>
+      <w:pPr>
         <w:pStyle w:val="Heading1"/>
       </w:pPr>
       <w:r>
+        <w:lastRenderedPageBreak/>
         <w:t>5 ТЕСТИРОВАНИЕ</w:t>
       </w:r>
       <w:bookmarkEnd w:id="14"/>
@@ -5055,6 +7014,19 @@
         <w:t>5.1 Метод черного ящика</w:t>
       </w:r>
       <w:bookmarkEnd w:id="15"/>
+    </w:p>
+    <w:p>
+      <w:pPr>
+        <w:rPr>
+          <w:lang w:val="ru-RU"/>
+        </w:rPr>
+      </w:pPr>
+      <w:r>
+        <w:rPr>
+          <w:lang w:val="ru-RU"/>
+        </w:rPr>
+        <w:t>Таблица 5.1 содержит тест-кейсы, сформированные для проверки основных пользовательских сценариев без анализа внутренней реализации системы.</w:t>
+      </w:r>
     </w:p>
     <w:p>
       <w:pPr>
@@ -5066,17 +7038,64 @@
         <w:jc w:val="both"/>
         <w:rPr>
           <w:rFonts w:eastAsiaTheme="minorHAnsi" w:cs="Times New Roman"/>
-          <w:szCs w:val="28"/>
+          <w:sz w:val="24"/>
+          <w:szCs w:val="24"/>
           <w:lang w:val="ru-RU"/>
         </w:rPr>
       </w:pPr>
       <w:r>
         <w:rPr>
           <w:rFonts w:eastAsiaTheme="minorHAnsi" w:cs="Times New Roman"/>
-          <w:szCs w:val="28"/>
-          <w:lang w:val="ru-RU"/>
-        </w:rPr>
-        <w:t>Метод черного ящика применялся для проверки поведения приложения через пользовательский интерфейс и публичные API-сценарии без анализа внутреннего кода.</w:t>
+          <w:sz w:val="24"/>
+          <w:szCs w:val="24"/>
+          <w:lang w:val="ru-RU"/>
+        </w:rPr>
+        <w:t xml:space="preserve">Таблица </w:t>
+      </w:r>
+      <w:r>
+        <w:rPr>
+          <w:rFonts w:eastAsiaTheme="minorHAnsi" w:cs="Times New Roman"/>
+          <w:sz w:val="24"/>
+          <w:szCs w:val="24"/>
+          <w:lang w:val="ru-RU"/>
+        </w:rPr>
+        <w:t>5.1</w:t>
+      </w:r>
+      <w:r>
+        <w:rPr>
+          <w:rFonts w:eastAsiaTheme="minorHAnsi" w:cs="Times New Roman"/>
+          <w:sz w:val="24"/>
+          <w:szCs w:val="24"/>
+          <w:lang w:val="ru-RU"/>
+        </w:rPr>
+        <w:t xml:space="preserve"> </w:t>
+      </w:r>
+      <w:r>
+        <w:rPr>
+          <w:rFonts w:eastAsiaTheme="minorHAnsi" w:cs="Times New Roman"/>
+          <w:sz w:val="24"/>
+          <w:szCs w:val="24"/>
+          <w:lang w:val="ru-RU"/>
+        </w:rPr>
+        <w:t>Тест кейсы</w:t>
+      </w:r>
+      <w:r>
+        <w:rPr>
+          <w:rFonts w:eastAsiaTheme="minorHAnsi" w:cs="Times New Roman"/>
+          <w:sz w:val="24"/>
+          <w:szCs w:val="24"/>
+          <w:lang w:val="ru-RU"/>
+        </w:rPr>
+        <w:t xml:space="preserve"> </w:t>
+      </w:r>
+      <w:r>
+        <w:rPr>
+          <w:rFonts w:eastAsiaTheme="minorHAnsi" w:cs="Times New Roman"/>
+          <w:sz w:val="24"/>
+          <w:szCs w:val="24"/>
+          <w:lang w:val="ru-RU"/>
+        </w:rPr>
+        <w:t>Черного Ящика</w:t>
       </w:r>
     </w:p>
     <w:tbl>
@@ -5087,8 +7106,12 @@
         <w:tblLook w:val="04A0" w:firstRow="1" w:lastRow="0" w:firstColumn="1" w:lastColumn="0" w:noHBand="0" w:noVBand="1"/>
       </w:tblPr>
       <w:tblGrid>
-        <w:gridCol w:w="4844"/>
-        <w:gridCol w:w="4844"/>
+        <w:gridCol w:w="600"/>
+        <w:gridCol w:w="2167"/>
+        <w:gridCol w:w="1902"/>
+        <w:gridCol w:w="2389"/>
+        <w:gridCol w:w="1727"/>
+        <w:gridCol w:w="1120"/>
       </w:tblGrid>
       <w:tr>
         <w:trPr>
@@ -5096,49 +7119,139 @@
         </w:trPr>
         <w:tc>
           <w:tcPr>
-            <w:tcW w:w="4844" w:type="dxa"/>
+            <w:tcW w:w="600" w:type="dxa"/>
             <w:vAlign w:val="center"/>
           </w:tcPr>
           <w:p>
             <w:pPr>
               <w:jc w:val="center"/>
               <w:rPr>
-                <w:rFonts w:cs="Times New Roman"/>
-                <w:bCs/>
-                <w:szCs w:val="28"/>
+                <w:sz w:val="24"/>
+                <w:szCs w:val="24"/>
               </w:rPr>
             </w:pPr>
             <w:r>
               <w:rPr>
-                <w:rFonts w:cs="Times New Roman"/>
-                <w:bCs/>
-                <w:szCs w:val="28"/>
-              </w:rPr>
-              <w:t>Сценарий</w:t>
+                <w:b/>
+                <w:sz w:val="24"/>
+                <w:szCs w:val="24"/>
+              </w:rPr>
+              <w:t>ID</w:t>
             </w:r>
           </w:p>
         </w:tc>
         <w:tc>
           <w:tcPr>
-            <w:tcW w:w="4844" w:type="dxa"/>
+            <w:tcW w:w="2167" w:type="dxa"/>
             <w:vAlign w:val="center"/>
           </w:tcPr>
           <w:p>
             <w:pPr>
               <w:jc w:val="center"/>
               <w:rPr>
-                <w:rFonts w:cs="Times New Roman"/>
-                <w:bCs/>
-                <w:szCs w:val="28"/>
+                <w:sz w:val="24"/>
+                <w:szCs w:val="24"/>
               </w:rPr>
             </w:pPr>
             <w:r>
               <w:rPr>
-                <w:rFonts w:cs="Times New Roman"/>
-                <w:bCs/>
-                <w:szCs w:val="28"/>
+                <w:b/>
+                <w:sz w:val="24"/>
+                <w:szCs w:val="24"/>
+              </w:rPr>
+              <w:t>Название</w:t>
+            </w:r>
+          </w:p>
+        </w:tc>
+        <w:tc>
+          <w:tcPr>
+            <w:tcW w:w="1902" w:type="dxa"/>
+            <w:vAlign w:val="center"/>
+          </w:tcPr>
+          <w:p>
+            <w:pPr>
+              <w:jc w:val="center"/>
+              <w:rPr>
+                <w:sz w:val="24"/>
+                <w:szCs w:val="24"/>
+              </w:rPr>
+            </w:pPr>
+            <w:r>
+              <w:rPr>
+                <w:b/>
+                <w:sz w:val="24"/>
+                <w:szCs w:val="24"/>
+              </w:rPr>
+              <w:t>Предусловия</w:t>
+            </w:r>
+          </w:p>
+        </w:tc>
+        <w:tc>
+          <w:tcPr>
+            <w:tcW w:w="2389" w:type="dxa"/>
+            <w:vAlign w:val="center"/>
+          </w:tcPr>
+          <w:p>
+            <w:pPr>
+              <w:jc w:val="center"/>
+              <w:rPr>
+                <w:sz w:val="24"/>
+                <w:szCs w:val="24"/>
+              </w:rPr>
+            </w:pPr>
+            <w:r>
+              <w:rPr>
+                <w:b/>
+                <w:sz w:val="24"/>
+                <w:szCs w:val="24"/>
+              </w:rPr>
+              <w:t>Шаги</w:t>
+            </w:r>
+          </w:p>
+        </w:tc>
+        <w:tc>
+          <w:tcPr>
+            <w:tcW w:w="1727" w:type="dxa"/>
+            <w:vAlign w:val="center"/>
+          </w:tcPr>
+          <w:p>
+            <w:pPr>
+              <w:jc w:val="center"/>
+              <w:rPr>
+                <w:sz w:val="24"/>
+                <w:szCs w:val="24"/>
+              </w:rPr>
+            </w:pPr>
+            <w:r>
+              <w:rPr>
+                <w:b/>
+                <w:sz w:val="24"/>
+                <w:szCs w:val="24"/>
               </w:rPr>
               <w:t>Ожидаемый результат</w:t>
+            </w:r>
+          </w:p>
+        </w:tc>
+        <w:tc>
+          <w:tcPr>
+            <w:tcW w:w="1120" w:type="dxa"/>
+            <w:vAlign w:val="center"/>
+          </w:tcPr>
+          <w:p>
+            <w:pPr>
+              <w:jc w:val="center"/>
+              <w:rPr>
+                <w:sz w:val="24"/>
+                <w:szCs w:val="24"/>
+              </w:rPr>
+            </w:pPr>
+            <w:r>
+              <w:rPr>
+                <w:b/>
+                <w:sz w:val="24"/>
+                <w:szCs w:val="24"/>
+              </w:rPr>
+              <w:t>Статус</w:t>
             </w:r>
           </w:p>
         </w:tc>
@@ -5149,46 +7262,166 @@
         </w:trPr>
         <w:tc>
           <w:tcPr>
-            <w:tcW w:w="4844" w:type="dxa"/>
+            <w:tcW w:w="600" w:type="dxa"/>
             <w:vAlign w:val="center"/>
           </w:tcPr>
           <w:p>
             <w:pPr>
               <w:rPr>
-                <w:rFonts w:cs="Times New Roman"/>
-                <w:szCs w:val="28"/>
+                <w:sz w:val="24"/>
+                <w:szCs w:val="24"/>
               </w:rPr>
             </w:pPr>
             <w:r>
               <w:rPr>
-                <w:rFonts w:cs="Times New Roman"/>
-                <w:szCs w:val="28"/>
-              </w:rPr>
-              <w:t>Регистрация пользователя</w:t>
+                <w:sz w:val="24"/>
+                <w:szCs w:val="24"/>
+              </w:rPr>
+              <w:t>BB-01</w:t>
             </w:r>
           </w:p>
         </w:tc>
         <w:tc>
           <w:tcPr>
-            <w:tcW w:w="4844" w:type="dxa"/>
+            <w:tcW w:w="2167" w:type="dxa"/>
             <w:vAlign w:val="center"/>
           </w:tcPr>
           <w:p>
             <w:pPr>
               <w:rPr>
-                <w:rFonts w:cs="Times New Roman"/>
-                <w:szCs w:val="28"/>
+                <w:sz w:val="24"/>
+                <w:szCs w:val="24"/>
+              </w:rPr>
+            </w:pPr>
+            <w:r>
+              <w:rPr>
+                <w:sz w:val="24"/>
+                <w:szCs w:val="24"/>
+              </w:rPr>
+              <w:t>Регистрация нового пользователя</w:t>
+            </w:r>
+          </w:p>
+        </w:tc>
+        <w:tc>
+          <w:tcPr>
+            <w:tcW w:w="1902" w:type="dxa"/>
+            <w:vAlign w:val="center"/>
+          </w:tcPr>
+          <w:p>
+            <w:pPr>
+              <w:rPr>
+                <w:sz w:val="24"/>
+                <w:szCs w:val="24"/>
                 <w:lang w:val="ru-RU"/>
               </w:rPr>
             </w:pPr>
             <w:r>
               <w:rPr>
-                <w:rFonts w:cs="Times New Roman"/>
-                <w:szCs w:val="28"/>
+                <w:sz w:val="24"/>
+                <w:szCs w:val="24"/>
                 <w:lang w:val="ru-RU"/>
               </w:rPr>
-              <w:t>Аккаунт создается, письмо подтверждения отправляется</w:t>
-            </w:r>
+              <w:t xml:space="preserve">Пользователь не зарегистрирован, </w:t>
+            </w:r>
+            <w:r>
+              <w:rPr>
+                <w:sz w:val="24"/>
+                <w:szCs w:val="24"/>
+              </w:rPr>
+              <w:t>SMTP</w:t>
+            </w:r>
+            <w:r>
+              <w:rPr>
+                <w:sz w:val="24"/>
+                <w:szCs w:val="24"/>
+                <w:lang w:val="ru-RU"/>
+              </w:rPr>
+              <w:t xml:space="preserve"> настроен</w:t>
+            </w:r>
+          </w:p>
+        </w:tc>
+        <w:tc>
+          <w:tcPr>
+            <w:tcW w:w="2389" w:type="dxa"/>
+            <w:vAlign w:val="center"/>
+          </w:tcPr>
+          <w:p>
+            <w:pPr>
+              <w:rPr>
+                <w:sz w:val="24"/>
+                <w:szCs w:val="24"/>
+                <w:lang w:val="ru-RU"/>
+              </w:rPr>
+            </w:pPr>
+            <w:r>
+              <w:rPr>
+                <w:sz w:val="24"/>
+                <w:szCs w:val="24"/>
+                <w:lang w:val="ru-RU"/>
+              </w:rPr>
+              <w:t xml:space="preserve">Открыть форму регистрации, заполнить имя, </w:t>
+            </w:r>
+            <w:r>
+              <w:rPr>
+                <w:sz w:val="24"/>
+                <w:szCs w:val="24"/>
+              </w:rPr>
+              <w:t>email</w:t>
+            </w:r>
+            <w:r>
+              <w:rPr>
+                <w:sz w:val="24"/>
+                <w:szCs w:val="24"/>
+                <w:lang w:val="ru-RU"/>
+              </w:rPr>
+              <w:t>, пароль, нажать «Зарегистрироваться»</w:t>
+            </w:r>
+          </w:p>
+        </w:tc>
+        <w:tc>
+          <w:tcPr>
+            <w:tcW w:w="1727" w:type="dxa"/>
+            <w:vAlign w:val="center"/>
+          </w:tcPr>
+          <w:p>
+            <w:pPr>
+              <w:rPr>
+                <w:sz w:val="24"/>
+                <w:szCs w:val="24"/>
+                <w:lang w:val="ru-RU"/>
+              </w:rPr>
+            </w:pPr>
+            <w:r>
+              <w:rPr>
+                <w:sz w:val="24"/>
+                <w:szCs w:val="24"/>
+                <w:lang w:val="ru-RU"/>
+              </w:rPr>
+              <w:t>Аккаунт создается в БД, пользователю показывается сообщение об отправке письма</w:t>
+            </w:r>
+          </w:p>
+        </w:tc>
+        <w:tc>
+          <w:tcPr>
+            <w:tcW w:w="1120" w:type="dxa"/>
+            <w:vAlign w:val="center"/>
+          </w:tcPr>
+          <w:p>
+            <w:pPr>
+              <w:rPr>
+                <w:sz w:val="24"/>
+                <w:szCs w:val="24"/>
+              </w:rPr>
+            </w:pPr>
+            <w:proofErr w:type="spellStart"/>
+            <w:r>
+              <w:rPr>
+                <w:sz w:val="24"/>
+                <w:szCs w:val="24"/>
+              </w:rPr>
+              <w:t>Успешно</w:t>
+            </w:r>
+            <w:proofErr w:type="spellEnd"/>
           </w:p>
         </w:tc>
       </w:tr>
@@ -5198,46 +7431,174 @@
         </w:trPr>
         <w:tc>
           <w:tcPr>
-            <w:tcW w:w="4844" w:type="dxa"/>
+            <w:tcW w:w="600" w:type="dxa"/>
             <w:vAlign w:val="center"/>
           </w:tcPr>
           <w:p>
             <w:pPr>
               <w:rPr>
-                <w:rFonts w:cs="Times New Roman"/>
-                <w:szCs w:val="28"/>
+                <w:sz w:val="24"/>
+                <w:szCs w:val="24"/>
               </w:rPr>
             </w:pPr>
             <w:r>
               <w:rPr>
-                <w:rFonts w:cs="Times New Roman"/>
-                <w:szCs w:val="28"/>
-              </w:rPr>
-              <w:t>Вход без подтверждения email</w:t>
+                <w:sz w:val="24"/>
+                <w:szCs w:val="24"/>
+              </w:rPr>
+              <w:t>BB-02</w:t>
             </w:r>
           </w:p>
         </w:tc>
         <w:tc>
           <w:tcPr>
-            <w:tcW w:w="4844" w:type="dxa"/>
+            <w:tcW w:w="2167" w:type="dxa"/>
             <w:vAlign w:val="center"/>
           </w:tcPr>
           <w:p>
             <w:pPr>
               <w:rPr>
-                <w:rFonts w:cs="Times New Roman"/>
-                <w:szCs w:val="28"/>
+                <w:sz w:val="24"/>
+                <w:szCs w:val="24"/>
                 <w:lang w:val="ru-RU"/>
               </w:rPr>
             </w:pPr>
             <w:r>
               <w:rPr>
-                <w:rFonts w:cs="Times New Roman"/>
-                <w:szCs w:val="28"/>
+                <w:sz w:val="24"/>
+                <w:szCs w:val="24"/>
                 <w:lang w:val="ru-RU"/>
               </w:rPr>
-              <w:t>Пользователь получает сообщение о необходимости подтверждения</w:t>
-            </w:r>
+              <w:t xml:space="preserve">Регистрация с существующим подтвержденным </w:t>
+            </w:r>
+            <w:r>
+              <w:rPr>
+                <w:sz w:val="24"/>
+                <w:szCs w:val="24"/>
+              </w:rPr>
+              <w:t>email</w:t>
+            </w:r>
+          </w:p>
+        </w:tc>
+        <w:tc>
+          <w:tcPr>
+            <w:tcW w:w="1902" w:type="dxa"/>
+            <w:vAlign w:val="center"/>
+          </w:tcPr>
+          <w:p>
+            <w:pPr>
+              <w:rPr>
+                <w:sz w:val="24"/>
+                <w:szCs w:val="24"/>
+                <w:lang w:val="ru-RU"/>
+              </w:rPr>
+            </w:pPr>
+            <w:r>
+              <w:rPr>
+                <w:sz w:val="24"/>
+                <w:szCs w:val="24"/>
+                <w:lang w:val="ru-RU"/>
+              </w:rPr>
+              <w:t xml:space="preserve">В БД есть подтвержденный пользователь с указанным </w:t>
+            </w:r>
+            <w:r>
+              <w:rPr>
+                <w:sz w:val="24"/>
+                <w:szCs w:val="24"/>
+              </w:rPr>
+              <w:t>email</w:t>
+            </w:r>
+          </w:p>
+        </w:tc>
+        <w:tc>
+          <w:tcPr>
+            <w:tcW w:w="2389" w:type="dxa"/>
+            <w:vAlign w:val="center"/>
+          </w:tcPr>
+          <w:p>
+            <w:pPr>
+              <w:rPr>
+                <w:sz w:val="24"/>
+                <w:szCs w:val="24"/>
+                <w:lang w:val="ru-RU"/>
+              </w:rPr>
+            </w:pPr>
+            <w:r>
+              <w:rPr>
+                <w:sz w:val="24"/>
+                <w:szCs w:val="24"/>
+                <w:lang w:val="ru-RU"/>
+              </w:rPr>
+              <w:t xml:space="preserve">Повторить регистрацию с тем же </w:t>
+            </w:r>
+            <w:r>
+              <w:rPr>
+                <w:sz w:val="24"/>
+                <w:szCs w:val="24"/>
+              </w:rPr>
+              <w:t>email</w:t>
+            </w:r>
+          </w:p>
+        </w:tc>
+        <w:tc>
+          <w:tcPr>
+            <w:tcW w:w="1727" w:type="dxa"/>
+            <w:vAlign w:val="center"/>
+          </w:tcPr>
+          <w:p>
+            <w:pPr>
+              <w:rPr>
+                <w:sz w:val="24"/>
+                <w:szCs w:val="24"/>
+                <w:lang w:val="ru-RU"/>
+              </w:rPr>
+            </w:pPr>
+            <w:r>
+              <w:rPr>
+                <w:sz w:val="24"/>
+                <w:szCs w:val="24"/>
+                <w:lang w:val="ru-RU"/>
+              </w:rPr>
+              <w:t xml:space="preserve">Система выводит сообщение «Пользователь с таким </w:t>
+            </w:r>
+            <w:r>
+              <w:rPr>
+                <w:sz w:val="24"/>
+                <w:szCs w:val="24"/>
+              </w:rPr>
+              <w:t>email</w:t>
+            </w:r>
+            <w:r>
+              <w:rPr>
+                <w:sz w:val="24"/>
+                <w:szCs w:val="24"/>
+                <w:lang w:val="ru-RU"/>
+              </w:rPr>
+              <w:t xml:space="preserve"> уже существует»</w:t>
+            </w:r>
+          </w:p>
+        </w:tc>
+        <w:tc>
+          <w:tcPr>
+            <w:tcW w:w="1120" w:type="dxa"/>
+            <w:vAlign w:val="center"/>
+          </w:tcPr>
+          <w:p>
+            <w:pPr>
+              <w:rPr>
+                <w:sz w:val="24"/>
+                <w:szCs w:val="24"/>
+              </w:rPr>
+            </w:pPr>
+            <w:proofErr w:type="spellStart"/>
+            <w:r>
+              <w:rPr>
+                <w:sz w:val="24"/>
+                <w:szCs w:val="24"/>
+              </w:rPr>
+              <w:t>Успешно</w:t>
+            </w:r>
+            <w:proofErr w:type="spellEnd"/>
           </w:p>
         </w:tc>
       </w:tr>
@@ -5247,45 +7608,153 @@
         </w:trPr>
         <w:tc>
           <w:tcPr>
-            <w:tcW w:w="4844" w:type="dxa"/>
+            <w:tcW w:w="600" w:type="dxa"/>
             <w:vAlign w:val="center"/>
           </w:tcPr>
           <w:p>
             <w:pPr>
               <w:rPr>
-                <w:rFonts w:cs="Times New Roman"/>
-                <w:szCs w:val="28"/>
+                <w:sz w:val="24"/>
+                <w:szCs w:val="24"/>
               </w:rPr>
             </w:pPr>
             <w:r>
               <w:rPr>
-                <w:rFonts w:cs="Times New Roman"/>
-                <w:szCs w:val="28"/>
-              </w:rPr>
-              <w:t>Просмотр статьи</w:t>
+                <w:sz w:val="24"/>
+                <w:szCs w:val="24"/>
+              </w:rPr>
+              <w:t>BB-03</w:t>
             </w:r>
           </w:p>
         </w:tc>
         <w:tc>
           <w:tcPr>
-            <w:tcW w:w="4844" w:type="dxa"/>
+            <w:tcW w:w="2167" w:type="dxa"/>
             <w:vAlign w:val="center"/>
           </w:tcPr>
           <w:p>
             <w:pPr>
               <w:rPr>
-                <w:rFonts w:cs="Times New Roman"/>
-                <w:szCs w:val="28"/>
+                <w:sz w:val="24"/>
+                <w:szCs w:val="24"/>
+              </w:rPr>
+            </w:pPr>
+            <w:r>
+              <w:rPr>
+                <w:sz w:val="24"/>
+                <w:szCs w:val="24"/>
+              </w:rPr>
+              <w:t>Вход неподтвержденного пользователя</w:t>
+            </w:r>
+          </w:p>
+        </w:tc>
+        <w:tc>
+          <w:tcPr>
+            <w:tcW w:w="1902" w:type="dxa"/>
+            <w:vAlign w:val="center"/>
+          </w:tcPr>
+          <w:p>
+            <w:pPr>
+              <w:rPr>
+                <w:sz w:val="24"/>
+                <w:szCs w:val="24"/>
+              </w:rPr>
+            </w:pPr>
+            <w:r>
+              <w:rPr>
+                <w:sz w:val="24"/>
+                <w:szCs w:val="24"/>
+              </w:rPr>
+              <w:t>Пользователь создан, EmailConfirmed = false</w:t>
+            </w:r>
+          </w:p>
+        </w:tc>
+        <w:tc>
+          <w:tcPr>
+            <w:tcW w:w="2389" w:type="dxa"/>
+            <w:vAlign w:val="center"/>
+          </w:tcPr>
+          <w:p>
+            <w:pPr>
+              <w:rPr>
+                <w:sz w:val="24"/>
+                <w:szCs w:val="24"/>
                 <w:lang w:val="ru-RU"/>
               </w:rPr>
             </w:pPr>
             <w:r>
               <w:rPr>
-                <w:rFonts w:cs="Times New Roman"/>
-                <w:szCs w:val="28"/>
+                <w:sz w:val="24"/>
+                <w:szCs w:val="24"/>
                 <w:lang w:val="ru-RU"/>
               </w:rPr>
-              <w:t>Отображаются заголовок, текст, изображение и комментарии</w:t>
+              <w:t xml:space="preserve">Ввести </w:t>
+            </w:r>
+            <w:r>
+              <w:rPr>
+                <w:sz w:val="24"/>
+                <w:szCs w:val="24"/>
+              </w:rPr>
+              <w:t>email</w:t>
+            </w:r>
+            <w:r>
+              <w:rPr>
+                <w:sz w:val="24"/>
+                <w:szCs w:val="24"/>
+                <w:lang w:val="ru-RU"/>
+              </w:rPr>
+              <w:t xml:space="preserve"> и пароль на странице входа</w:t>
+            </w:r>
+          </w:p>
+        </w:tc>
+        <w:tc>
+          <w:tcPr>
+            <w:tcW w:w="1727" w:type="dxa"/>
+            <w:vAlign w:val="center"/>
+          </w:tcPr>
+          <w:p>
+            <w:pPr>
+              <w:rPr>
+                <w:sz w:val="24"/>
+                <w:szCs w:val="24"/>
+                <w:lang w:val="ru-RU"/>
+              </w:rPr>
+            </w:pPr>
+            <w:r>
+              <w:rPr>
+                <w:sz w:val="24"/>
+                <w:szCs w:val="24"/>
+                <w:lang w:val="ru-RU"/>
+              </w:rPr>
+              <w:t xml:space="preserve">Система запрещает вход и сообщает о необходимости подтвердить </w:t>
+            </w:r>
+            <w:r>
+              <w:rPr>
+                <w:sz w:val="24"/>
+                <w:szCs w:val="24"/>
+              </w:rPr>
+              <w:t>email</w:t>
+            </w:r>
+          </w:p>
+        </w:tc>
+        <w:tc>
+          <w:tcPr>
+            <w:tcW w:w="1120" w:type="dxa"/>
+            <w:vAlign w:val="center"/>
+          </w:tcPr>
+          <w:p>
+            <w:pPr>
+              <w:rPr>
+                <w:sz w:val="24"/>
+                <w:szCs w:val="24"/>
+              </w:rPr>
+            </w:pPr>
+            <w:r>
+              <w:rPr>
+                <w:sz w:val="24"/>
+                <w:szCs w:val="24"/>
+              </w:rPr>
+              <w:t>Успешно</w:t>
             </w:r>
           </w:p>
         </w:tc>
@@ -5296,46 +7765,361 @@
         </w:trPr>
         <w:tc>
           <w:tcPr>
-            <w:tcW w:w="4844" w:type="dxa"/>
+            <w:tcW w:w="600" w:type="dxa"/>
             <w:vAlign w:val="center"/>
           </w:tcPr>
           <w:p>
             <w:pPr>
               <w:rPr>
-                <w:rFonts w:cs="Times New Roman"/>
-                <w:szCs w:val="28"/>
+                <w:sz w:val="24"/>
+                <w:szCs w:val="24"/>
               </w:rPr>
             </w:pPr>
             <w:r>
               <w:rPr>
-                <w:rFonts w:cs="Times New Roman"/>
-                <w:szCs w:val="28"/>
-              </w:rPr>
-              <w:t>Создание статьи автором</w:t>
+                <w:sz w:val="24"/>
+                <w:szCs w:val="24"/>
+              </w:rPr>
+              <w:t>BB-04</w:t>
             </w:r>
           </w:p>
         </w:tc>
         <w:tc>
           <w:tcPr>
-            <w:tcW w:w="4844" w:type="dxa"/>
+            <w:tcW w:w="2167" w:type="dxa"/>
             <w:vAlign w:val="center"/>
           </w:tcPr>
           <w:p>
             <w:pPr>
               <w:rPr>
-                <w:rFonts w:cs="Times New Roman"/>
-                <w:szCs w:val="28"/>
+                <w:sz w:val="24"/>
+                <w:szCs w:val="24"/>
+              </w:rPr>
+            </w:pPr>
+            <w:r>
+              <w:rPr>
+                <w:sz w:val="24"/>
+                <w:szCs w:val="24"/>
+              </w:rPr>
+              <w:t>Просмотр статьи</w:t>
+            </w:r>
+          </w:p>
+        </w:tc>
+        <w:tc>
+          <w:tcPr>
+            <w:tcW w:w="1902" w:type="dxa"/>
+            <w:vAlign w:val="center"/>
+          </w:tcPr>
+          <w:p>
+            <w:pPr>
+              <w:rPr>
+                <w:sz w:val="24"/>
+                <w:szCs w:val="24"/>
                 <w:lang w:val="ru-RU"/>
               </w:rPr>
             </w:pPr>
             <w:r>
               <w:rPr>
-                <w:rFonts w:cs="Times New Roman"/>
-                <w:szCs w:val="28"/>
+                <w:sz w:val="24"/>
+                <w:szCs w:val="24"/>
                 <w:lang w:val="ru-RU"/>
               </w:rPr>
-              <w:t>Статья попадает в очередь модерации</w:t>
-            </w:r>
+              <w:t>В системе есть опубликованная статья</w:t>
+            </w:r>
+          </w:p>
+        </w:tc>
+        <w:tc>
+          <w:tcPr>
+            <w:tcW w:w="2389" w:type="dxa"/>
+            <w:vAlign w:val="center"/>
+          </w:tcPr>
+          <w:p>
+            <w:pPr>
+              <w:rPr>
+                <w:sz w:val="24"/>
+                <w:szCs w:val="24"/>
+                <w:lang w:val="ru-RU"/>
+              </w:rPr>
+            </w:pPr>
+            <w:r>
+              <w:rPr>
+                <w:sz w:val="24"/>
+                <w:szCs w:val="24"/>
+                <w:lang w:val="ru-RU"/>
+              </w:rPr>
+              <w:t>Открыть страницу статьи из ленты</w:t>
+            </w:r>
+          </w:p>
+        </w:tc>
+        <w:tc>
+          <w:tcPr>
+            <w:tcW w:w="1727" w:type="dxa"/>
+            <w:vAlign w:val="center"/>
+          </w:tcPr>
+          <w:p>
+            <w:pPr>
+              <w:rPr>
+                <w:sz w:val="24"/>
+                <w:szCs w:val="24"/>
+                <w:lang w:val="ru-RU"/>
+              </w:rPr>
+            </w:pPr>
+            <w:r>
+              <w:rPr>
+                <w:sz w:val="24"/>
+                <w:szCs w:val="24"/>
+                <w:lang w:val="ru-RU"/>
+              </w:rPr>
+              <w:t>Отображаются заголовок, изображение, текст, теги и блок комментариев</w:t>
+            </w:r>
+          </w:p>
+        </w:tc>
+        <w:tc>
+          <w:tcPr>
+            <w:tcW w:w="1120" w:type="dxa"/>
+            <w:vAlign w:val="center"/>
+          </w:tcPr>
+          <w:p>
+            <w:pPr>
+              <w:rPr>
+                <w:sz w:val="24"/>
+                <w:szCs w:val="24"/>
+              </w:rPr>
+            </w:pPr>
+            <w:proofErr w:type="spellStart"/>
+            <w:r>
+              <w:rPr>
+                <w:sz w:val="24"/>
+                <w:szCs w:val="24"/>
+              </w:rPr>
+              <w:t>Успешно</w:t>
+            </w:r>
+            <w:proofErr w:type="spellEnd"/>
+          </w:p>
+        </w:tc>
+      </w:tr>
+    </w:tbl>
+    <w:p>
+      <w:pPr>
+        <w:rPr>
+          <w:lang w:val="ru-RU"/>
+        </w:rPr>
+      </w:pPr>
+      <w:r>
+        <w:br w:type="page"/>
+      </w:r>
+    </w:p>
+    <w:p>
+      <w:pPr>
+        <w:tabs>
+          <w:tab w:val="left" w:pos="993"/>
+        </w:tabs>
+        <w:spacing w:after="0" w:line="360" w:lineRule="auto"/>
+        <w:ind w:firstLine="709"/>
+        <w:jc w:val="both"/>
+        <w:rPr>
+          <w:rFonts w:eastAsiaTheme="minorHAnsi" w:cs="Times New Roman"/>
+          <w:sz w:val="24"/>
+          <w:szCs w:val="24"/>
+          <w:lang w:val="ru-RU"/>
+        </w:rPr>
+      </w:pPr>
+      <w:r>
+        <w:rPr>
+          <w:rFonts w:eastAsiaTheme="minorHAnsi" w:cs="Times New Roman"/>
+          <w:sz w:val="24"/>
+          <w:szCs w:val="24"/>
+          <w:lang w:val="ru-RU"/>
+        </w:rPr>
+        <w:lastRenderedPageBreak/>
+        <w:t xml:space="preserve">Продолжение </w:t>
+      </w:r>
+      <w:r>
+        <w:rPr>
+          <w:rFonts w:eastAsiaTheme="minorHAnsi" w:cs="Times New Roman"/>
+          <w:sz w:val="24"/>
+          <w:szCs w:val="24"/>
+          <w:lang w:val="ru-RU"/>
+        </w:rPr>
+        <w:t>Таблиц</w:t>
+      </w:r>
+      <w:r>
+        <w:rPr>
+          <w:rFonts w:eastAsiaTheme="minorHAnsi" w:cs="Times New Roman"/>
+          <w:sz w:val="24"/>
+          <w:szCs w:val="24"/>
+          <w:lang w:val="ru-RU"/>
+        </w:rPr>
+        <w:t>ы</w:t>
+      </w:r>
+      <w:r>
+        <w:rPr>
+          <w:rFonts w:eastAsiaTheme="minorHAnsi" w:cs="Times New Roman"/>
+          <w:sz w:val="24"/>
+          <w:szCs w:val="24"/>
+          <w:lang w:val="ru-RU"/>
+        </w:rPr>
+        <w:t xml:space="preserve"> </w:t>
+      </w:r>
+      <w:r>
+        <w:rPr>
+          <w:rFonts w:eastAsiaTheme="minorHAnsi" w:cs="Times New Roman"/>
+          <w:sz w:val="24"/>
+          <w:szCs w:val="24"/>
+          <w:lang w:val="ru-RU"/>
+        </w:rPr>
+        <w:t>5.1 Тест кейсы Черного Ящика</w:t>
+      </w:r>
+    </w:p>
+    <w:tbl>
+      <w:tblPr>
+        <w:tblStyle w:val="TableGrid"/>
+        <w:tblW w:w="0" w:type="auto"/>
+        <w:jc w:val="center"/>
+        <w:tblLook w:val="04A0" w:firstRow="1" w:lastRow="0" w:firstColumn="1" w:lastColumn="0" w:noHBand="0" w:noVBand="1"/>
+      </w:tblPr>
+      <w:tblGrid>
+        <w:gridCol w:w="617"/>
+        <w:gridCol w:w="2151"/>
+        <w:gridCol w:w="1889"/>
+        <w:gridCol w:w="2361"/>
+        <w:gridCol w:w="1726"/>
+        <w:gridCol w:w="1161"/>
+      </w:tblGrid>
+      <w:tr>
+        <w:trPr>
+          <w:jc w:val="center"/>
+        </w:trPr>
+        <w:tc>
+          <w:tcPr>
+            <w:tcW w:w="600" w:type="dxa"/>
+            <w:vAlign w:val="center"/>
+          </w:tcPr>
+          <w:p>
+            <w:pPr>
+              <w:rPr>
+                <w:sz w:val="24"/>
+                <w:szCs w:val="24"/>
+              </w:rPr>
+            </w:pPr>
+            <w:r>
+              <w:rPr>
+                <w:sz w:val="24"/>
+                <w:szCs w:val="24"/>
+              </w:rPr>
+              <w:t>BB-05</w:t>
+            </w:r>
+          </w:p>
+        </w:tc>
+        <w:tc>
+          <w:tcPr>
+            <w:tcW w:w="2167" w:type="dxa"/>
+            <w:vAlign w:val="center"/>
+          </w:tcPr>
+          <w:p>
+            <w:pPr>
+              <w:rPr>
+                <w:sz w:val="24"/>
+                <w:szCs w:val="24"/>
+              </w:rPr>
+            </w:pPr>
+            <w:r>
+              <w:rPr>
+                <w:sz w:val="24"/>
+                <w:szCs w:val="24"/>
+              </w:rPr>
+              <w:t>Создание статьи автором</w:t>
+            </w:r>
+          </w:p>
+        </w:tc>
+        <w:tc>
+          <w:tcPr>
+            <w:tcW w:w="1902" w:type="dxa"/>
+            <w:vAlign w:val="center"/>
+          </w:tcPr>
+          <w:p>
+            <w:pPr>
+              <w:rPr>
+                <w:sz w:val="24"/>
+                <w:szCs w:val="24"/>
+              </w:rPr>
+            </w:pPr>
+            <w:r>
+              <w:rPr>
+                <w:sz w:val="24"/>
+                <w:szCs w:val="24"/>
+              </w:rPr>
+              <w:t>Пользователь авторизован как Publicist</w:t>
+            </w:r>
+          </w:p>
+        </w:tc>
+        <w:tc>
+          <w:tcPr>
+            <w:tcW w:w="2389" w:type="dxa"/>
+            <w:vAlign w:val="center"/>
+          </w:tcPr>
+          <w:p>
+            <w:pPr>
+              <w:rPr>
+                <w:sz w:val="24"/>
+                <w:szCs w:val="24"/>
+                <w:lang w:val="ru-RU"/>
+              </w:rPr>
+            </w:pPr>
+            <w:r>
+              <w:rPr>
+                <w:sz w:val="24"/>
+                <w:szCs w:val="24"/>
+                <w:lang w:val="ru-RU"/>
+              </w:rPr>
+              <w:t>Заполнить форму создания статьи и отправить публикацию</w:t>
+            </w:r>
+          </w:p>
+        </w:tc>
+        <w:tc>
+          <w:tcPr>
+            <w:tcW w:w="1727" w:type="dxa"/>
+            <w:vAlign w:val="center"/>
+          </w:tcPr>
+          <w:p>
+            <w:pPr>
+              <w:rPr>
+                <w:sz w:val="24"/>
+                <w:szCs w:val="24"/>
+                <w:lang w:val="ru-RU"/>
+              </w:rPr>
+            </w:pPr>
+            <w:r>
+              <w:rPr>
+                <w:sz w:val="24"/>
+                <w:szCs w:val="24"/>
+                <w:lang w:val="ru-RU"/>
+              </w:rPr>
+              <w:t>Статья сохраняется со статусом ожидания модерации</w:t>
+            </w:r>
+          </w:p>
+        </w:tc>
+        <w:tc>
+          <w:tcPr>
+            <w:tcW w:w="1120" w:type="dxa"/>
+            <w:vAlign w:val="center"/>
+          </w:tcPr>
+          <w:p>
+            <w:pPr>
+              <w:rPr>
+                <w:sz w:val="24"/>
+                <w:szCs w:val="24"/>
+              </w:rPr>
+            </w:pPr>
+            <w:proofErr w:type="spellStart"/>
+            <w:r>
+              <w:rPr>
+                <w:sz w:val="24"/>
+                <w:szCs w:val="24"/>
+              </w:rPr>
+              <w:t>Успешно</w:t>
+            </w:r>
+            <w:proofErr w:type="spellEnd"/>
           </w:p>
         </w:tc>
       </w:tr>
@@ -5345,45 +8129,140 @@
         </w:trPr>
         <w:tc>
           <w:tcPr>
-            <w:tcW w:w="4844" w:type="dxa"/>
+            <w:tcW w:w="600" w:type="dxa"/>
             <w:vAlign w:val="center"/>
           </w:tcPr>
           <w:p>
             <w:pPr>
               <w:rPr>
-                <w:rFonts w:cs="Times New Roman"/>
-                <w:szCs w:val="28"/>
+                <w:sz w:val="24"/>
+                <w:szCs w:val="24"/>
               </w:rPr>
             </w:pPr>
             <w:r>
               <w:rPr>
-                <w:rFonts w:cs="Times New Roman"/>
-                <w:szCs w:val="28"/>
-              </w:rPr>
-              <w:t>Подтверждение жалобы</w:t>
+                <w:sz w:val="24"/>
+                <w:szCs w:val="24"/>
+              </w:rPr>
+              <w:t>BB-06</w:t>
             </w:r>
           </w:p>
         </w:tc>
         <w:tc>
           <w:tcPr>
-            <w:tcW w:w="4844" w:type="dxa"/>
+            <w:tcW w:w="2167" w:type="dxa"/>
             <w:vAlign w:val="center"/>
           </w:tcPr>
           <w:p>
             <w:pPr>
               <w:rPr>
-                <w:rFonts w:cs="Times New Roman"/>
-                <w:szCs w:val="28"/>
+                <w:sz w:val="24"/>
+                <w:szCs w:val="24"/>
+              </w:rPr>
+            </w:pPr>
+            <w:r>
+              <w:rPr>
+                <w:sz w:val="24"/>
+                <w:szCs w:val="24"/>
+              </w:rPr>
+              <w:t>Подтверждение жалобы модератором</w:t>
+            </w:r>
+          </w:p>
+        </w:tc>
+        <w:tc>
+          <w:tcPr>
+            <w:tcW w:w="1902" w:type="dxa"/>
+            <w:vAlign w:val="center"/>
+          </w:tcPr>
+          <w:p>
+            <w:pPr>
+              <w:rPr>
+                <w:sz w:val="24"/>
+                <w:szCs w:val="24"/>
                 <w:lang w:val="ru-RU"/>
               </w:rPr>
             </w:pPr>
             <w:r>
               <w:rPr>
-                <w:rFonts w:cs="Times New Roman"/>
-                <w:szCs w:val="28"/>
+                <w:sz w:val="24"/>
+                <w:szCs w:val="24"/>
                 <w:lang w:val="ru-RU"/>
               </w:rPr>
-              <w:t>Статья отклоняется, жалоба считается обработанной</w:t>
+              <w:t>Есть активная жалоба на статью</w:t>
+            </w:r>
+          </w:p>
+        </w:tc>
+        <w:tc>
+          <w:tcPr>
+            <w:tcW w:w="2389" w:type="dxa"/>
+            <w:vAlign w:val="center"/>
+          </w:tcPr>
+          <w:p>
+            <w:pPr>
+              <w:rPr>
+                <w:sz w:val="24"/>
+                <w:szCs w:val="24"/>
+                <w:lang w:val="ru-RU"/>
+              </w:rPr>
+            </w:pPr>
+            <w:r>
+              <w:rPr>
+                <w:sz w:val="24"/>
+                <w:szCs w:val="24"/>
+                <w:lang w:val="ru-RU"/>
+              </w:rPr>
+              <w:t>Открыть список жалоб и нажать подтверждение</w:t>
+            </w:r>
+          </w:p>
+        </w:tc>
+        <w:tc>
+          <w:tcPr>
+            <w:tcW w:w="1727" w:type="dxa"/>
+            <w:vAlign w:val="center"/>
+          </w:tcPr>
+          <w:p>
+            <w:pPr>
+              <w:rPr>
+                <w:sz w:val="24"/>
+                <w:szCs w:val="24"/>
+                <w:lang w:val="ru-RU"/>
+              </w:rPr>
+            </w:pPr>
+            <w:r>
+              <w:rPr>
+                <w:sz w:val="24"/>
+                <w:szCs w:val="24"/>
+                <w:lang w:val="ru-RU"/>
+              </w:rPr>
+              <w:t xml:space="preserve">Жалоба помечается обработанной, статья получает статус </w:t>
+            </w:r>
+            <w:r>
+              <w:rPr>
+                <w:sz w:val="24"/>
+                <w:szCs w:val="24"/>
+              </w:rPr>
+              <w:t>Rejected</w:t>
+            </w:r>
+          </w:p>
+        </w:tc>
+        <w:tc>
+          <w:tcPr>
+            <w:tcW w:w="1120" w:type="dxa"/>
+            <w:vAlign w:val="center"/>
+          </w:tcPr>
+          <w:p>
+            <w:pPr>
+              <w:rPr>
+                <w:sz w:val="24"/>
+                <w:szCs w:val="24"/>
+              </w:rPr>
+            </w:pPr>
+            <w:r>
+              <w:rPr>
+                <w:sz w:val="24"/>
+                <w:szCs w:val="24"/>
+              </w:rPr>
+              <w:t>Успешно</w:t>
             </w:r>
           </w:p>
         </w:tc>
@@ -5394,67 +8273,208 @@
         </w:trPr>
         <w:tc>
           <w:tcPr>
-            <w:tcW w:w="4844" w:type="dxa"/>
+            <w:tcW w:w="600" w:type="dxa"/>
             <w:vAlign w:val="center"/>
           </w:tcPr>
           <w:p>
             <w:pPr>
               <w:rPr>
-                <w:rFonts w:cs="Times New Roman"/>
-                <w:szCs w:val="28"/>
+                <w:sz w:val="24"/>
+                <w:szCs w:val="24"/>
               </w:rPr>
             </w:pPr>
             <w:r>
               <w:rPr>
-                <w:rFonts w:cs="Times New Roman"/>
-                <w:szCs w:val="28"/>
-              </w:rPr>
-              <w:t>Истекшая/недействительная сессия</w:t>
+                <w:sz w:val="24"/>
+                <w:szCs w:val="24"/>
+              </w:rPr>
+              <w:t>BB-07</w:t>
             </w:r>
           </w:p>
         </w:tc>
         <w:tc>
           <w:tcPr>
-            <w:tcW w:w="4844" w:type="dxa"/>
+            <w:tcW w:w="2167" w:type="dxa"/>
             <w:vAlign w:val="center"/>
           </w:tcPr>
           <w:p>
             <w:pPr>
               <w:rPr>
-                <w:rFonts w:cs="Times New Roman"/>
-                <w:szCs w:val="28"/>
+                <w:sz w:val="24"/>
+                <w:szCs w:val="24"/>
                 <w:lang w:val="ru-RU"/>
               </w:rPr>
             </w:pPr>
-            <w:r>
-              <w:rPr>
-                <w:rFonts w:cs="Times New Roman"/>
-                <w:szCs w:val="28"/>
+            <w:proofErr w:type="spellStart"/>
+            <w:r>
+              <w:rPr>
+                <w:sz w:val="24"/>
+                <w:szCs w:val="24"/>
                 <w:lang w:val="ru-RU"/>
               </w:rPr>
-              <w:t xml:space="preserve">Клиент очищает </w:t>
-            </w:r>
-            <w:r>
-              <w:rPr>
-                <w:rFonts w:cs="Times New Roman"/>
-                <w:szCs w:val="28"/>
+              <w:t>Инвалидация</w:t>
+            </w:r>
+            <w:proofErr w:type="spellEnd"/>
+            <w:r>
+              <w:rPr>
+                <w:sz w:val="24"/>
+                <w:szCs w:val="24"/>
+                <w:lang w:val="ru-RU"/>
+              </w:rPr>
+              <w:t xml:space="preserve"> сессии после смены пароля</w:t>
+            </w:r>
+          </w:p>
+        </w:tc>
+        <w:tc>
+          <w:tcPr>
+            <w:tcW w:w="1902" w:type="dxa"/>
+            <w:vAlign w:val="center"/>
+          </w:tcPr>
+          <w:p>
+            <w:pPr>
+              <w:rPr>
+                <w:sz w:val="24"/>
+                <w:szCs w:val="24"/>
+                <w:lang w:val="ru-RU"/>
+              </w:rPr>
+            </w:pPr>
+            <w:r>
+              <w:rPr>
+                <w:sz w:val="24"/>
+                <w:szCs w:val="24"/>
+                <w:lang w:val="ru-RU"/>
+              </w:rPr>
+              <w:t>Пользователь авторизован в нескольких сессиях</w:t>
+            </w:r>
+          </w:p>
+        </w:tc>
+        <w:tc>
+          <w:tcPr>
+            <w:tcW w:w="2389" w:type="dxa"/>
+            <w:vAlign w:val="center"/>
+          </w:tcPr>
+          <w:p>
+            <w:pPr>
+              <w:rPr>
+                <w:sz w:val="24"/>
+                <w:szCs w:val="24"/>
+                <w:lang w:val="ru-RU"/>
+              </w:rPr>
+            </w:pPr>
+            <w:r>
+              <w:rPr>
+                <w:sz w:val="24"/>
+                <w:szCs w:val="24"/>
+                <w:lang w:val="ru-RU"/>
+              </w:rPr>
+              <w:t xml:space="preserve">Изменить пароль пользователя и выполнить запрос со старым </w:t>
+            </w:r>
+            <w:r>
+              <w:rPr>
+                <w:sz w:val="24"/>
+                <w:szCs w:val="24"/>
+              </w:rPr>
+              <w:t>JWT</w:t>
+            </w:r>
+          </w:p>
+        </w:tc>
+        <w:tc>
+          <w:tcPr>
+            <w:tcW w:w="1727" w:type="dxa"/>
+            <w:vAlign w:val="center"/>
+          </w:tcPr>
+          <w:p>
+            <w:pPr>
+              <w:rPr>
+                <w:sz w:val="24"/>
+                <w:szCs w:val="24"/>
+                <w:lang w:val="ru-RU"/>
+              </w:rPr>
+            </w:pPr>
+            <w:r>
+              <w:rPr>
+                <w:sz w:val="24"/>
+                <w:szCs w:val="24"/>
+              </w:rPr>
+              <w:t>API</w:t>
+            </w:r>
+            <w:r>
+              <w:rPr>
+                <w:sz w:val="24"/>
+                <w:szCs w:val="24"/>
+                <w:lang w:val="ru-RU"/>
+              </w:rPr>
+              <w:t xml:space="preserve"> возвращает 401, клиент очищает </w:t>
+            </w:r>
+            <w:proofErr w:type="spellStart"/>
+            <w:r>
+              <w:rPr>
+                <w:sz w:val="24"/>
+                <w:szCs w:val="24"/>
               </w:rPr>
               <w:t>localStorage</w:t>
             </w:r>
-            <w:r>
-              <w:rPr>
-                <w:rFonts w:cs="Times New Roman"/>
-                <w:szCs w:val="28"/>
+            <w:proofErr w:type="spellEnd"/>
+            <w:r>
+              <w:rPr>
+                <w:sz w:val="24"/>
+                <w:szCs w:val="24"/>
                 <w:lang w:val="ru-RU"/>
               </w:rPr>
               <w:t xml:space="preserve"> и перезагружает страницу</w:t>
             </w:r>
+          </w:p>
+        </w:tc>
+        <w:tc>
+          <w:tcPr>
+            <w:tcW w:w="1120" w:type="dxa"/>
+            <w:vAlign w:val="center"/>
+          </w:tcPr>
+          <w:p>
+            <w:pPr>
+              <w:rPr>
+                <w:sz w:val="24"/>
+                <w:szCs w:val="24"/>
+              </w:rPr>
+            </w:pPr>
+            <w:proofErr w:type="spellStart"/>
+            <w:r>
+              <w:rPr>
+                <w:sz w:val="24"/>
+                <w:szCs w:val="24"/>
+              </w:rPr>
+              <w:t>Успешно</w:t>
+            </w:r>
+            <w:proofErr w:type="spellEnd"/>
           </w:p>
         </w:tc>
       </w:tr>
     </w:tbl>
     <w:p>
       <w:pPr>
+        <w:tabs>
+          <w:tab w:val="left" w:pos="993"/>
+        </w:tabs>
+        <w:spacing w:after="0" w:line="360" w:lineRule="auto"/>
+        <w:ind w:firstLine="709"/>
+        <w:jc w:val="both"/>
+        <w:rPr>
+          <w:rFonts w:eastAsiaTheme="minorHAnsi" w:cs="Times New Roman"/>
+          <w:szCs w:val="28"/>
+          <w:lang w:val="ru-RU"/>
+        </w:rPr>
+      </w:pPr>
+      <w:r>
+        <w:rPr>
+          <w:rFonts w:eastAsiaTheme="minorHAnsi" w:cs="Times New Roman"/>
+          <w:szCs w:val="28"/>
+          <w:lang w:val="ru-RU"/>
+        </w:rPr>
+        <w:t>Метод черного ящика применялся для проверки поведения приложения через пользовательский интерфейс и публичные API-сценарии без анализа внутреннего кода.</w:t>
+      </w:r>
+    </w:p>
+    <w:p>
+      <w:pPr>
         <w:pStyle w:val="Heading2"/>
       </w:pPr>
       <w:bookmarkStart w:id="16" w:name="_Toc228032043"/>
@@ -5462,6 +8482,19 @@
         <w:t>5.2 Метод белого ящика</w:t>
       </w:r>
       <w:bookmarkEnd w:id="16"/>
+    </w:p>
+    <w:p>
+      <w:pPr>
+        <w:rPr>
+          <w:lang w:val="ru-RU"/>
+        </w:rPr>
+      </w:pPr>
+      <w:r>
+        <w:rPr>
+          <w:lang w:val="ru-RU"/>
+        </w:rPr>
+        <w:t>Таблица 5.2 содержит тест-кейсы, ориентированные на проверку внутренней логики сервисов, обработчиков и отдельных веток бизнес-процессов.</w:t>
+      </w:r>
     </w:p>
     <w:p>
       <w:pPr>
@@ -5473,17 +8506,1845 @@
         <w:jc w:val="both"/>
         <w:rPr>
           <w:rFonts w:eastAsiaTheme="minorHAnsi" w:cs="Times New Roman"/>
-          <w:szCs w:val="28"/>
+          <w:sz w:val="24"/>
+          <w:szCs w:val="24"/>
           <w:lang w:val="ru-RU"/>
         </w:rPr>
       </w:pPr>
       <w:r>
         <w:rPr>
           <w:rFonts w:eastAsiaTheme="minorHAnsi" w:cs="Times New Roman"/>
-          <w:szCs w:val="28"/>
-          <w:lang w:val="ru-RU"/>
-        </w:rPr>
-        <w:t>Метод белого ящика применим для проверки внутренних сервисов: AuthService, ArticleService, ModerationService, ScraperService, TagService и EmailService. Проверяются ветки бизнес-логики, обработка ошибок, валидация ролей, корректная работа JWT claim версии пароля и устойчивость фоновой загрузки источников.</w:t>
+          <w:sz w:val="24"/>
+          <w:szCs w:val="24"/>
+          <w:lang w:val="ru-RU"/>
+        </w:rPr>
+        <w:t xml:space="preserve">Таблица </w:t>
+      </w:r>
+      <w:r>
+        <w:rPr>
+          <w:rFonts w:eastAsiaTheme="minorHAnsi" w:cs="Times New Roman"/>
+          <w:sz w:val="24"/>
+          <w:szCs w:val="24"/>
+          <w:lang w:val="ru-RU"/>
+        </w:rPr>
+        <w:t>5.</w:t>
+      </w:r>
+      <w:r>
+        <w:rPr>
+          <w:rFonts w:eastAsiaTheme="minorHAnsi" w:cs="Times New Roman"/>
+          <w:sz w:val="24"/>
+          <w:szCs w:val="24"/>
+          <w:lang w:val="ru-RU"/>
+        </w:rPr>
+        <w:t>2</w:t>
+      </w:r>
+      <w:r>
+        <w:rPr>
+          <w:rFonts w:eastAsiaTheme="minorHAnsi" w:cs="Times New Roman"/>
+          <w:sz w:val="24"/>
+          <w:szCs w:val="24"/>
+          <w:lang w:val="ru-RU"/>
+        </w:rPr>
+        <w:t xml:space="preserve"> Тест кейсы </w:t>
+      </w:r>
+      <w:r>
+        <w:rPr>
+          <w:rFonts w:eastAsiaTheme="minorHAnsi" w:cs="Times New Roman"/>
+          <w:sz w:val="24"/>
+          <w:szCs w:val="24"/>
+          <w:lang w:val="ru-RU"/>
+        </w:rPr>
+        <w:t>Белого</w:t>
+      </w:r>
+      <w:r>
+        <w:rPr>
+          <w:rFonts w:eastAsiaTheme="minorHAnsi" w:cs="Times New Roman"/>
+          <w:sz w:val="24"/>
+          <w:szCs w:val="24"/>
+          <w:lang w:val="ru-RU"/>
+        </w:rPr>
+        <w:t xml:space="preserve"> Ящика</w:t>
+      </w:r>
+    </w:p>
+    <w:tbl>
+      <w:tblPr>
+        <w:tblStyle w:val="TableGrid"/>
+        <w:tblW w:w="0" w:type="auto"/>
+        <w:jc w:val="center"/>
+        <w:tblLook w:val="04A0" w:firstRow="1" w:lastRow="0" w:firstColumn="1" w:lastColumn="0" w:noHBand="0" w:noVBand="1"/>
+      </w:tblPr>
+      <w:tblGrid>
+        <w:gridCol w:w="634"/>
+        <w:gridCol w:w="2612"/>
+        <w:gridCol w:w="2044"/>
+        <w:gridCol w:w="1869"/>
+        <w:gridCol w:w="1683"/>
+        <w:gridCol w:w="1063"/>
+      </w:tblGrid>
+      <w:tr>
+        <w:trPr>
+          <w:jc w:val="center"/>
+        </w:trPr>
+        <w:tc>
+          <w:tcPr>
+            <w:tcW w:w="583" w:type="dxa"/>
+            <w:vAlign w:val="center"/>
+          </w:tcPr>
+          <w:p>
+            <w:pPr>
+              <w:jc w:val="center"/>
+              <w:rPr>
+                <w:sz w:val="24"/>
+                <w:szCs w:val="24"/>
+              </w:rPr>
+            </w:pPr>
+            <w:r>
+              <w:rPr>
+                <w:b/>
+                <w:sz w:val="24"/>
+                <w:szCs w:val="24"/>
+              </w:rPr>
+              <w:t>ID</w:t>
+            </w:r>
+          </w:p>
+        </w:tc>
+        <w:tc>
+          <w:tcPr>
+            <w:tcW w:w="3338" w:type="dxa"/>
+            <w:vAlign w:val="center"/>
+          </w:tcPr>
+          <w:p>
+            <w:pPr>
+              <w:jc w:val="center"/>
+              <w:rPr>
+                <w:sz w:val="24"/>
+                <w:szCs w:val="24"/>
+              </w:rPr>
+            </w:pPr>
+            <w:r>
+              <w:rPr>
+                <w:b/>
+                <w:sz w:val="24"/>
+                <w:szCs w:val="24"/>
+              </w:rPr>
+              <w:t>Модуль/метод</w:t>
+            </w:r>
+          </w:p>
+        </w:tc>
+        <w:tc>
+          <w:tcPr>
+            <w:tcW w:w="1816" w:type="dxa"/>
+            <w:vAlign w:val="center"/>
+          </w:tcPr>
+          <w:p>
+            <w:pPr>
+              <w:jc w:val="center"/>
+              <w:rPr>
+                <w:sz w:val="24"/>
+                <w:szCs w:val="24"/>
+              </w:rPr>
+            </w:pPr>
+            <w:r>
+              <w:rPr>
+                <w:b/>
+                <w:sz w:val="24"/>
+                <w:szCs w:val="24"/>
+              </w:rPr>
+              <w:t>Проверяемая логика</w:t>
+            </w:r>
+          </w:p>
+        </w:tc>
+        <w:tc>
+          <w:tcPr>
+            <w:tcW w:w="1662" w:type="dxa"/>
+            <w:vAlign w:val="center"/>
+          </w:tcPr>
+          <w:p>
+            <w:pPr>
+              <w:jc w:val="center"/>
+              <w:rPr>
+                <w:sz w:val="24"/>
+                <w:szCs w:val="24"/>
+              </w:rPr>
+            </w:pPr>
+            <w:r>
+              <w:rPr>
+                <w:b/>
+                <w:sz w:val="24"/>
+                <w:szCs w:val="24"/>
+              </w:rPr>
+              <w:t>Входные данные/действие</w:t>
+            </w:r>
+          </w:p>
+        </w:tc>
+        <w:tc>
+          <w:tcPr>
+            <w:tcW w:w="1549" w:type="dxa"/>
+            <w:vAlign w:val="center"/>
+          </w:tcPr>
+          <w:p>
+            <w:pPr>
+              <w:jc w:val="center"/>
+              <w:rPr>
+                <w:sz w:val="24"/>
+                <w:szCs w:val="24"/>
+              </w:rPr>
+            </w:pPr>
+            <w:r>
+              <w:rPr>
+                <w:b/>
+                <w:sz w:val="24"/>
+                <w:szCs w:val="24"/>
+              </w:rPr>
+              <w:t>Ожидаемый результат</w:t>
+            </w:r>
+          </w:p>
+        </w:tc>
+        <w:tc>
+          <w:tcPr>
+            <w:tcW w:w="957" w:type="dxa"/>
+            <w:vAlign w:val="center"/>
+          </w:tcPr>
+          <w:p>
+            <w:pPr>
+              <w:jc w:val="center"/>
+              <w:rPr>
+                <w:sz w:val="24"/>
+                <w:szCs w:val="24"/>
+              </w:rPr>
+            </w:pPr>
+            <w:r>
+              <w:rPr>
+                <w:b/>
+                <w:sz w:val="24"/>
+                <w:szCs w:val="24"/>
+              </w:rPr>
+              <w:t>Статус</w:t>
+            </w:r>
+          </w:p>
+        </w:tc>
+      </w:tr>
+      <w:tr>
+        <w:trPr>
+          <w:jc w:val="center"/>
+        </w:trPr>
+        <w:tc>
+          <w:tcPr>
+            <w:tcW w:w="583" w:type="dxa"/>
+            <w:vAlign w:val="center"/>
+          </w:tcPr>
+          <w:p>
+            <w:pPr>
+              <w:rPr>
+                <w:sz w:val="24"/>
+                <w:szCs w:val="24"/>
+              </w:rPr>
+            </w:pPr>
+            <w:r>
+              <w:rPr>
+                <w:sz w:val="24"/>
+                <w:szCs w:val="24"/>
+              </w:rPr>
+              <w:t>WB-01</w:t>
+            </w:r>
+          </w:p>
+        </w:tc>
+        <w:tc>
+          <w:tcPr>
+            <w:tcW w:w="3338" w:type="dxa"/>
+            <w:vAlign w:val="center"/>
+          </w:tcPr>
+          <w:p>
+            <w:pPr>
+              <w:rPr>
+                <w:sz w:val="24"/>
+                <w:szCs w:val="24"/>
+              </w:rPr>
+            </w:pPr>
+            <w:r>
+              <w:rPr>
+                <w:sz w:val="24"/>
+                <w:szCs w:val="24"/>
+              </w:rPr>
+              <w:t>AuthService.RegisterAsync</w:t>
+            </w:r>
+          </w:p>
+        </w:tc>
+        <w:tc>
+          <w:tcPr>
+            <w:tcW w:w="1816" w:type="dxa"/>
+            <w:vAlign w:val="center"/>
+          </w:tcPr>
+          <w:p>
+            <w:pPr>
+              <w:rPr>
+                <w:sz w:val="24"/>
+                <w:szCs w:val="24"/>
+                <w:lang w:val="ru-RU"/>
+              </w:rPr>
+            </w:pPr>
+            <w:r>
+              <w:rPr>
+                <w:sz w:val="24"/>
+                <w:szCs w:val="24"/>
+                <w:lang w:val="ru-RU"/>
+              </w:rPr>
+              <w:t xml:space="preserve">Ветка повторной регистрации неподтвержденного </w:t>
+            </w:r>
+            <w:r>
+              <w:rPr>
+                <w:sz w:val="24"/>
+                <w:szCs w:val="24"/>
+              </w:rPr>
+              <w:t>email</w:t>
+            </w:r>
+          </w:p>
+        </w:tc>
+        <w:tc>
+          <w:tcPr>
+            <w:tcW w:w="1662" w:type="dxa"/>
+            <w:vAlign w:val="center"/>
+          </w:tcPr>
+          <w:p>
+            <w:pPr>
+              <w:rPr>
+                <w:sz w:val="24"/>
+                <w:szCs w:val="24"/>
+                <w:lang w:val="ru-RU"/>
+              </w:rPr>
+            </w:pPr>
+            <w:r>
+              <w:rPr>
+                <w:sz w:val="24"/>
+                <w:szCs w:val="24"/>
+                <w:lang w:val="ru-RU"/>
+              </w:rPr>
+              <w:t xml:space="preserve">Передать </w:t>
+            </w:r>
+            <w:r>
+              <w:rPr>
+                <w:sz w:val="24"/>
+                <w:szCs w:val="24"/>
+              </w:rPr>
+              <w:t>DTO</w:t>
+            </w:r>
+            <w:r>
+              <w:rPr>
+                <w:sz w:val="24"/>
+                <w:szCs w:val="24"/>
+                <w:lang w:val="ru-RU"/>
+              </w:rPr>
+              <w:t xml:space="preserve"> с </w:t>
+            </w:r>
+            <w:r>
+              <w:rPr>
+                <w:sz w:val="24"/>
+                <w:szCs w:val="24"/>
+              </w:rPr>
+              <w:t>email</w:t>
+            </w:r>
+            <w:r>
+              <w:rPr>
+                <w:sz w:val="24"/>
+                <w:szCs w:val="24"/>
+                <w:lang w:val="ru-RU"/>
+              </w:rPr>
+              <w:t xml:space="preserve"> существующего пользователя, у которого </w:t>
+            </w:r>
+            <w:proofErr w:type="spellStart"/>
+            <w:r>
+              <w:rPr>
+                <w:sz w:val="24"/>
+                <w:szCs w:val="24"/>
+              </w:rPr>
+              <w:t>EmailConfirmed</w:t>
+            </w:r>
+            <w:proofErr w:type="spellEnd"/>
+            <w:r>
+              <w:rPr>
+                <w:sz w:val="24"/>
+                <w:szCs w:val="24"/>
+                <w:lang w:val="ru-RU"/>
+              </w:rPr>
+              <w:t xml:space="preserve"> = </w:t>
+            </w:r>
+            <w:r>
+              <w:rPr>
+                <w:sz w:val="24"/>
+                <w:szCs w:val="24"/>
+              </w:rPr>
+              <w:t>false</w:t>
+            </w:r>
+          </w:p>
+        </w:tc>
+        <w:tc>
+          <w:tcPr>
+            <w:tcW w:w="1549" w:type="dxa"/>
+            <w:vAlign w:val="center"/>
+          </w:tcPr>
+          <w:p>
+            <w:pPr>
+              <w:rPr>
+                <w:sz w:val="24"/>
+                <w:szCs w:val="24"/>
+                <w:lang w:val="ru-RU"/>
+              </w:rPr>
+            </w:pPr>
+            <w:r>
+              <w:rPr>
+                <w:sz w:val="24"/>
+                <w:szCs w:val="24"/>
+                <w:lang w:val="ru-RU"/>
+              </w:rPr>
+              <w:t xml:space="preserve">Обновляются данные пользователя, генерируется новый токен подтверждения, вызывается </w:t>
+            </w:r>
+            <w:proofErr w:type="spellStart"/>
+            <w:r>
+              <w:rPr>
+                <w:sz w:val="24"/>
+                <w:szCs w:val="24"/>
+              </w:rPr>
+              <w:t>EmailService</w:t>
+            </w:r>
+            <w:proofErr w:type="spellEnd"/>
+          </w:p>
+        </w:tc>
+        <w:tc>
+          <w:tcPr>
+            <w:tcW w:w="957" w:type="dxa"/>
+            <w:vAlign w:val="center"/>
+          </w:tcPr>
+          <w:p>
+            <w:pPr>
+              <w:rPr>
+                <w:sz w:val="24"/>
+                <w:szCs w:val="24"/>
+              </w:rPr>
+            </w:pPr>
+            <w:r>
+              <w:rPr>
+                <w:sz w:val="24"/>
+                <w:szCs w:val="24"/>
+              </w:rPr>
+              <w:t>Успешно</w:t>
+            </w:r>
+          </w:p>
+        </w:tc>
+      </w:tr>
+    </w:tbl>
+    <w:p>
+      <w:pPr>
+        <w:rPr>
+          <w:lang w:val="ru-RU"/>
+        </w:rPr>
+      </w:pPr>
+      <w:r>
+        <w:br w:type="page"/>
+      </w:r>
+    </w:p>
+    <w:p>
+      <w:pPr>
+        <w:tabs>
+          <w:tab w:val="left" w:pos="993"/>
+        </w:tabs>
+        <w:spacing w:after="0" w:line="360" w:lineRule="auto"/>
+        <w:ind w:firstLine="709"/>
+        <w:jc w:val="both"/>
+        <w:rPr>
+          <w:rFonts w:eastAsiaTheme="minorHAnsi" w:cs="Times New Roman"/>
+          <w:sz w:val="24"/>
+          <w:szCs w:val="24"/>
+          <w:lang w:val="ru-RU"/>
+        </w:rPr>
+      </w:pPr>
+      <w:r>
+        <w:rPr>
+          <w:rFonts w:eastAsiaTheme="minorHAnsi" w:cs="Times New Roman"/>
+          <w:sz w:val="24"/>
+          <w:szCs w:val="24"/>
+          <w:lang w:val="ru-RU"/>
+        </w:rPr>
+        <w:lastRenderedPageBreak/>
+        <w:t xml:space="preserve">Продолжение </w:t>
+      </w:r>
+      <w:r>
+        <w:rPr>
+          <w:rFonts w:eastAsiaTheme="minorHAnsi" w:cs="Times New Roman"/>
+          <w:sz w:val="24"/>
+          <w:szCs w:val="24"/>
+          <w:lang w:val="ru-RU"/>
+        </w:rPr>
+        <w:t>Таблиц</w:t>
+      </w:r>
+      <w:r>
+        <w:rPr>
+          <w:rFonts w:eastAsiaTheme="minorHAnsi" w:cs="Times New Roman"/>
+          <w:sz w:val="24"/>
+          <w:szCs w:val="24"/>
+          <w:lang w:val="ru-RU"/>
+        </w:rPr>
+        <w:t>ы</w:t>
+      </w:r>
+      <w:r>
+        <w:rPr>
+          <w:rFonts w:eastAsiaTheme="minorHAnsi" w:cs="Times New Roman"/>
+          <w:sz w:val="24"/>
+          <w:szCs w:val="24"/>
+          <w:lang w:val="ru-RU"/>
+        </w:rPr>
+        <w:t xml:space="preserve"> </w:t>
+      </w:r>
+      <w:r>
+        <w:rPr>
+          <w:rFonts w:eastAsiaTheme="minorHAnsi" w:cs="Times New Roman"/>
+          <w:sz w:val="24"/>
+          <w:szCs w:val="24"/>
+          <w:lang w:val="ru-RU"/>
+        </w:rPr>
+        <w:t>5.2 Тест кейсы Белого Ящика</w:t>
+      </w:r>
+    </w:p>
+    <w:tbl>
+      <w:tblPr>
+        <w:tblStyle w:val="TableGrid"/>
+        <w:tblW w:w="0" w:type="auto"/>
+        <w:jc w:val="center"/>
+        <w:tblLook w:val="04A0" w:firstRow="1" w:lastRow="0" w:firstColumn="1" w:lastColumn="0" w:noHBand="0" w:noVBand="1"/>
+      </w:tblPr>
+      <w:tblGrid>
+        <w:gridCol w:w="606"/>
+        <w:gridCol w:w="3537"/>
+        <w:gridCol w:w="1567"/>
+        <w:gridCol w:w="1557"/>
+        <w:gridCol w:w="1634"/>
+        <w:gridCol w:w="1004"/>
+      </w:tblGrid>
+      <w:tr>
+        <w:trPr>
+          <w:jc w:val="center"/>
+        </w:trPr>
+        <w:tc>
+          <w:tcPr>
+            <w:tcW w:w="583" w:type="dxa"/>
+            <w:vAlign w:val="center"/>
+          </w:tcPr>
+          <w:p>
+            <w:pPr>
+              <w:rPr>
+                <w:sz w:val="24"/>
+                <w:szCs w:val="24"/>
+              </w:rPr>
+            </w:pPr>
+            <w:r>
+              <w:rPr>
+                <w:sz w:val="24"/>
+                <w:szCs w:val="24"/>
+              </w:rPr>
+              <w:t>WB-02</w:t>
+            </w:r>
+          </w:p>
+        </w:tc>
+        <w:tc>
+          <w:tcPr>
+            <w:tcW w:w="3338" w:type="dxa"/>
+            <w:vAlign w:val="center"/>
+          </w:tcPr>
+          <w:p>
+            <w:pPr>
+              <w:rPr>
+                <w:sz w:val="24"/>
+                <w:szCs w:val="24"/>
+              </w:rPr>
+            </w:pPr>
+            <w:r>
+              <w:rPr>
+                <w:sz w:val="24"/>
+                <w:szCs w:val="24"/>
+              </w:rPr>
+              <w:t>AuthService.ComputePasswordVersion</w:t>
+            </w:r>
+          </w:p>
+        </w:tc>
+        <w:tc>
+          <w:tcPr>
+            <w:tcW w:w="1816" w:type="dxa"/>
+            <w:vAlign w:val="center"/>
+          </w:tcPr>
+          <w:p>
+            <w:pPr>
+              <w:rPr>
+                <w:sz w:val="24"/>
+                <w:szCs w:val="24"/>
+                <w:lang w:val="ru-RU"/>
+              </w:rPr>
+            </w:pPr>
+            <w:r>
+              <w:rPr>
+                <w:sz w:val="24"/>
+                <w:szCs w:val="24"/>
+                <w:lang w:val="ru-RU"/>
+              </w:rPr>
+              <w:t xml:space="preserve">Формирование версии пароля для </w:t>
+            </w:r>
+            <w:r>
+              <w:rPr>
+                <w:sz w:val="24"/>
+                <w:szCs w:val="24"/>
+              </w:rPr>
+              <w:t>JWT</w:t>
+            </w:r>
+          </w:p>
+        </w:tc>
+        <w:tc>
+          <w:tcPr>
+            <w:tcW w:w="1662" w:type="dxa"/>
+            <w:vAlign w:val="center"/>
+          </w:tcPr>
+          <w:p>
+            <w:pPr>
+              <w:rPr>
+                <w:sz w:val="24"/>
+                <w:szCs w:val="24"/>
+                <w:lang w:val="ru-RU"/>
+              </w:rPr>
+            </w:pPr>
+            <w:r>
+              <w:rPr>
+                <w:sz w:val="24"/>
+                <w:szCs w:val="24"/>
+                <w:lang w:val="ru-RU"/>
+              </w:rPr>
+              <w:t xml:space="preserve">Передать </w:t>
+            </w:r>
+            <w:proofErr w:type="spellStart"/>
+            <w:r>
+              <w:rPr>
+                <w:sz w:val="24"/>
+                <w:szCs w:val="24"/>
+              </w:rPr>
+              <w:t>PasswordHash</w:t>
+            </w:r>
+            <w:proofErr w:type="spellEnd"/>
+            <w:r>
+              <w:rPr>
+                <w:sz w:val="24"/>
+                <w:szCs w:val="24"/>
+                <w:lang w:val="ru-RU"/>
+              </w:rPr>
+              <w:t xml:space="preserve"> и сравнить </w:t>
+            </w:r>
+            <w:r>
+              <w:rPr>
+                <w:sz w:val="24"/>
+                <w:szCs w:val="24"/>
+              </w:rPr>
+              <w:t>claim</w:t>
+            </w:r>
+            <w:r>
+              <w:rPr>
+                <w:sz w:val="24"/>
+                <w:szCs w:val="24"/>
+                <w:lang w:val="ru-RU"/>
+              </w:rPr>
+              <w:t xml:space="preserve"> </w:t>
+            </w:r>
+            <w:proofErr w:type="spellStart"/>
+            <w:r>
+              <w:rPr>
+                <w:sz w:val="24"/>
+                <w:szCs w:val="24"/>
+              </w:rPr>
+              <w:t>pwdv</w:t>
+            </w:r>
+            <w:proofErr w:type="spellEnd"/>
+            <w:r>
+              <w:rPr>
+                <w:sz w:val="24"/>
+                <w:szCs w:val="24"/>
+                <w:lang w:val="ru-RU"/>
+              </w:rPr>
+              <w:t xml:space="preserve"> в токене</w:t>
+            </w:r>
+          </w:p>
+        </w:tc>
+        <w:tc>
+          <w:tcPr>
+            <w:tcW w:w="1549" w:type="dxa"/>
+            <w:vAlign w:val="center"/>
+          </w:tcPr>
+          <w:p>
+            <w:pPr>
+              <w:rPr>
+                <w:sz w:val="24"/>
+                <w:szCs w:val="24"/>
+                <w:lang w:val="ru-RU"/>
+              </w:rPr>
+            </w:pPr>
+            <w:r>
+              <w:rPr>
+                <w:sz w:val="24"/>
+                <w:szCs w:val="24"/>
+              </w:rPr>
+              <w:t>Claim</w:t>
+            </w:r>
+            <w:r>
+              <w:rPr>
+                <w:sz w:val="24"/>
+                <w:szCs w:val="24"/>
+                <w:lang w:val="ru-RU"/>
+              </w:rPr>
+              <w:t xml:space="preserve"> соответствует </w:t>
+            </w:r>
+            <w:r>
+              <w:rPr>
+                <w:sz w:val="24"/>
+                <w:szCs w:val="24"/>
+              </w:rPr>
+              <w:t>SHA</w:t>
+            </w:r>
+            <w:r>
+              <w:rPr>
+                <w:sz w:val="24"/>
+                <w:szCs w:val="24"/>
+                <w:lang w:val="ru-RU"/>
+              </w:rPr>
+              <w:t xml:space="preserve">256-хешу текущего </w:t>
+            </w:r>
+            <w:proofErr w:type="spellStart"/>
+            <w:r>
+              <w:rPr>
+                <w:sz w:val="24"/>
+                <w:szCs w:val="24"/>
+              </w:rPr>
+              <w:t>PasswordHash</w:t>
+            </w:r>
+            <w:proofErr w:type="spellEnd"/>
+          </w:p>
+        </w:tc>
+        <w:tc>
+          <w:tcPr>
+            <w:tcW w:w="957" w:type="dxa"/>
+            <w:vAlign w:val="center"/>
+          </w:tcPr>
+          <w:p>
+            <w:pPr>
+              <w:rPr>
+                <w:sz w:val="24"/>
+                <w:szCs w:val="24"/>
+              </w:rPr>
+            </w:pPr>
+            <w:proofErr w:type="spellStart"/>
+            <w:r>
+              <w:rPr>
+                <w:sz w:val="24"/>
+                <w:szCs w:val="24"/>
+              </w:rPr>
+              <w:t>Успешно</w:t>
+            </w:r>
+            <w:proofErr w:type="spellEnd"/>
+          </w:p>
+        </w:tc>
+      </w:tr>
+      <w:tr>
+        <w:trPr>
+          <w:jc w:val="center"/>
+        </w:trPr>
+        <w:tc>
+          <w:tcPr>
+            <w:tcW w:w="583" w:type="dxa"/>
+            <w:vAlign w:val="center"/>
+          </w:tcPr>
+          <w:p>
+            <w:pPr>
+              <w:rPr>
+                <w:sz w:val="24"/>
+                <w:szCs w:val="24"/>
+              </w:rPr>
+            </w:pPr>
+            <w:r>
+              <w:rPr>
+                <w:sz w:val="24"/>
+                <w:szCs w:val="24"/>
+              </w:rPr>
+              <w:t>WB-03</w:t>
+            </w:r>
+          </w:p>
+        </w:tc>
+        <w:tc>
+          <w:tcPr>
+            <w:tcW w:w="3338" w:type="dxa"/>
+            <w:vAlign w:val="center"/>
+          </w:tcPr>
+          <w:p>
+            <w:pPr>
+              <w:rPr>
+                <w:sz w:val="24"/>
+                <w:szCs w:val="24"/>
+              </w:rPr>
+            </w:pPr>
+            <w:r>
+              <w:rPr>
+                <w:sz w:val="24"/>
+                <w:szCs w:val="24"/>
+              </w:rPr>
+              <w:t>JwtBearerEvents.OnTokenValidated</w:t>
+            </w:r>
+          </w:p>
+        </w:tc>
+        <w:tc>
+          <w:tcPr>
+            <w:tcW w:w="1816" w:type="dxa"/>
+            <w:vAlign w:val="center"/>
+          </w:tcPr>
+          <w:p>
+            <w:pPr>
+              <w:rPr>
+                <w:sz w:val="24"/>
+                <w:szCs w:val="24"/>
+              </w:rPr>
+            </w:pPr>
+            <w:r>
+              <w:rPr>
+                <w:sz w:val="24"/>
+                <w:szCs w:val="24"/>
+              </w:rPr>
+              <w:t>Проверка устаревшего токена</w:t>
+            </w:r>
+          </w:p>
+        </w:tc>
+        <w:tc>
+          <w:tcPr>
+            <w:tcW w:w="1662" w:type="dxa"/>
+            <w:vAlign w:val="center"/>
+          </w:tcPr>
+          <w:p>
+            <w:pPr>
+              <w:rPr>
+                <w:sz w:val="24"/>
+                <w:szCs w:val="24"/>
+                <w:lang w:val="ru-RU"/>
+              </w:rPr>
+            </w:pPr>
+            <w:r>
+              <w:rPr>
+                <w:sz w:val="24"/>
+                <w:szCs w:val="24"/>
+                <w:lang w:val="ru-RU"/>
+              </w:rPr>
+              <w:t xml:space="preserve">Изменить </w:t>
+            </w:r>
+            <w:proofErr w:type="spellStart"/>
+            <w:r>
+              <w:rPr>
+                <w:sz w:val="24"/>
+                <w:szCs w:val="24"/>
+              </w:rPr>
+              <w:t>PasswordHash</w:t>
+            </w:r>
+            <w:proofErr w:type="spellEnd"/>
+            <w:r>
+              <w:rPr>
+                <w:sz w:val="24"/>
+                <w:szCs w:val="24"/>
+                <w:lang w:val="ru-RU"/>
+              </w:rPr>
+              <w:t xml:space="preserve"> в БД и выполнить запрос со старым </w:t>
+            </w:r>
+            <w:r>
+              <w:rPr>
+                <w:sz w:val="24"/>
+                <w:szCs w:val="24"/>
+              </w:rPr>
+              <w:t>JWT</w:t>
+            </w:r>
+          </w:p>
+        </w:tc>
+        <w:tc>
+          <w:tcPr>
+            <w:tcW w:w="1549" w:type="dxa"/>
+            <w:vAlign w:val="center"/>
+          </w:tcPr>
+          <w:p>
+            <w:pPr>
+              <w:rPr>
+                <w:sz w:val="24"/>
+                <w:szCs w:val="24"/>
+                <w:lang w:val="ru-RU"/>
+              </w:rPr>
+            </w:pPr>
+            <w:r>
+              <w:rPr>
+                <w:sz w:val="24"/>
+                <w:szCs w:val="24"/>
+                <w:lang w:val="ru-RU"/>
+              </w:rPr>
+              <w:t>Валидация токена отклоняется, запрос получает 401</w:t>
+            </w:r>
+          </w:p>
+        </w:tc>
+        <w:tc>
+          <w:tcPr>
+            <w:tcW w:w="957" w:type="dxa"/>
+            <w:vAlign w:val="center"/>
+          </w:tcPr>
+          <w:p>
+            <w:pPr>
+              <w:rPr>
+                <w:sz w:val="24"/>
+                <w:szCs w:val="24"/>
+              </w:rPr>
+            </w:pPr>
+            <w:proofErr w:type="spellStart"/>
+            <w:r>
+              <w:rPr>
+                <w:sz w:val="24"/>
+                <w:szCs w:val="24"/>
+              </w:rPr>
+              <w:t>Успешно</w:t>
+            </w:r>
+            <w:proofErr w:type="spellEnd"/>
+          </w:p>
+        </w:tc>
+      </w:tr>
+      <w:tr>
+        <w:trPr>
+          <w:jc w:val="center"/>
+        </w:trPr>
+        <w:tc>
+          <w:tcPr>
+            <w:tcW w:w="583" w:type="dxa"/>
+            <w:vAlign w:val="center"/>
+          </w:tcPr>
+          <w:p>
+            <w:pPr>
+              <w:rPr>
+                <w:sz w:val="24"/>
+                <w:szCs w:val="24"/>
+              </w:rPr>
+            </w:pPr>
+            <w:r>
+              <w:rPr>
+                <w:sz w:val="24"/>
+                <w:szCs w:val="24"/>
+              </w:rPr>
+              <w:t>WB-04</w:t>
+            </w:r>
+          </w:p>
+        </w:tc>
+        <w:tc>
+          <w:tcPr>
+            <w:tcW w:w="3338" w:type="dxa"/>
+            <w:vAlign w:val="center"/>
+          </w:tcPr>
+          <w:p>
+            <w:pPr>
+              <w:rPr>
+                <w:sz w:val="24"/>
+                <w:szCs w:val="24"/>
+              </w:rPr>
+            </w:pPr>
+            <w:r>
+              <w:rPr>
+                <w:sz w:val="24"/>
+                <w:szCs w:val="24"/>
+              </w:rPr>
+              <w:t>ModerationService.ConfirmReportAsync</w:t>
+            </w:r>
+          </w:p>
+        </w:tc>
+        <w:tc>
+          <w:tcPr>
+            <w:tcW w:w="1816" w:type="dxa"/>
+            <w:vAlign w:val="center"/>
+          </w:tcPr>
+          <w:p>
+            <w:pPr>
+              <w:rPr>
+                <w:sz w:val="24"/>
+                <w:szCs w:val="24"/>
+              </w:rPr>
+            </w:pPr>
+            <w:r>
+              <w:rPr>
+                <w:sz w:val="24"/>
+                <w:szCs w:val="24"/>
+              </w:rPr>
+              <w:t>Подтверждение жалобы</w:t>
+            </w:r>
+          </w:p>
+        </w:tc>
+        <w:tc>
+          <w:tcPr>
+            <w:tcW w:w="1662" w:type="dxa"/>
+            <w:vAlign w:val="center"/>
+          </w:tcPr>
+          <w:p>
+            <w:pPr>
+              <w:rPr>
+                <w:sz w:val="24"/>
+                <w:szCs w:val="24"/>
+              </w:rPr>
+            </w:pPr>
+            <w:r>
+              <w:rPr>
+                <w:sz w:val="24"/>
+                <w:szCs w:val="24"/>
+              </w:rPr>
+              <w:t>Передать id активной жалобы</w:t>
+            </w:r>
+          </w:p>
+        </w:tc>
+        <w:tc>
+          <w:tcPr>
+            <w:tcW w:w="1549" w:type="dxa"/>
+            <w:vAlign w:val="center"/>
+          </w:tcPr>
+          <w:p>
+            <w:pPr>
+              <w:rPr>
+                <w:sz w:val="24"/>
+                <w:szCs w:val="24"/>
+                <w:lang w:val="ru-RU"/>
+              </w:rPr>
+            </w:pPr>
+            <w:r>
+              <w:rPr>
+                <w:sz w:val="24"/>
+                <w:szCs w:val="24"/>
+              </w:rPr>
+              <w:t>Report</w:t>
+            </w:r>
+            <w:r>
+              <w:rPr>
+                <w:sz w:val="24"/>
+                <w:szCs w:val="24"/>
+                <w:lang w:val="ru-RU"/>
+              </w:rPr>
+              <w:t>.</w:t>
+            </w:r>
+            <w:proofErr w:type="spellStart"/>
+            <w:r>
+              <w:rPr>
+                <w:sz w:val="24"/>
+                <w:szCs w:val="24"/>
+              </w:rPr>
+              <w:t>DeletedAt</w:t>
+            </w:r>
+            <w:proofErr w:type="spellEnd"/>
+            <w:r>
+              <w:rPr>
+                <w:sz w:val="24"/>
+                <w:szCs w:val="24"/>
+                <w:lang w:val="ru-RU"/>
+              </w:rPr>
+              <w:t xml:space="preserve"> заполняется, статья переводится в </w:t>
+            </w:r>
+            <w:r>
+              <w:rPr>
+                <w:sz w:val="24"/>
+                <w:szCs w:val="24"/>
+              </w:rPr>
+              <w:t>Rejected</w:t>
+            </w:r>
+            <w:r>
+              <w:rPr>
+                <w:sz w:val="24"/>
+                <w:szCs w:val="24"/>
+                <w:lang w:val="ru-RU"/>
+              </w:rPr>
+              <w:t xml:space="preserve">, создается </w:t>
+            </w:r>
+            <w:proofErr w:type="spellStart"/>
+            <w:r>
+              <w:rPr>
+                <w:sz w:val="24"/>
+                <w:szCs w:val="24"/>
+              </w:rPr>
+              <w:t>ModerationLog</w:t>
+            </w:r>
+            <w:proofErr w:type="spellEnd"/>
+          </w:p>
+        </w:tc>
+        <w:tc>
+          <w:tcPr>
+            <w:tcW w:w="957" w:type="dxa"/>
+            <w:vAlign w:val="center"/>
+          </w:tcPr>
+          <w:p>
+            <w:pPr>
+              <w:rPr>
+                <w:sz w:val="24"/>
+                <w:szCs w:val="24"/>
+              </w:rPr>
+            </w:pPr>
+            <w:proofErr w:type="spellStart"/>
+            <w:r>
+              <w:rPr>
+                <w:sz w:val="24"/>
+                <w:szCs w:val="24"/>
+              </w:rPr>
+              <w:t>Успешно</w:t>
+            </w:r>
+            <w:proofErr w:type="spellEnd"/>
+          </w:p>
+        </w:tc>
+      </w:tr>
+      <w:tr>
+        <w:trPr>
+          <w:jc w:val="center"/>
+        </w:trPr>
+        <w:tc>
+          <w:tcPr>
+            <w:tcW w:w="583" w:type="dxa"/>
+            <w:vAlign w:val="center"/>
+          </w:tcPr>
+          <w:p>
+            <w:pPr>
+              <w:rPr>
+                <w:sz w:val="24"/>
+                <w:szCs w:val="24"/>
+              </w:rPr>
+            </w:pPr>
+            <w:r>
+              <w:rPr>
+                <w:sz w:val="24"/>
+                <w:szCs w:val="24"/>
+              </w:rPr>
+              <w:t>WB-05</w:t>
+            </w:r>
+          </w:p>
+        </w:tc>
+        <w:tc>
+          <w:tcPr>
+            <w:tcW w:w="3338" w:type="dxa"/>
+            <w:vAlign w:val="center"/>
+          </w:tcPr>
+          <w:p>
+            <w:pPr>
+              <w:rPr>
+                <w:sz w:val="24"/>
+                <w:szCs w:val="24"/>
+              </w:rPr>
+            </w:pPr>
+            <w:r>
+              <w:rPr>
+                <w:sz w:val="24"/>
+                <w:szCs w:val="24"/>
+              </w:rPr>
+              <w:t>TagService.CreateAsync</w:t>
+            </w:r>
+          </w:p>
+        </w:tc>
+        <w:tc>
+          <w:tcPr>
+            <w:tcW w:w="1816" w:type="dxa"/>
+            <w:vAlign w:val="center"/>
+          </w:tcPr>
+          <w:p>
+            <w:pPr>
+              <w:rPr>
+                <w:sz w:val="24"/>
+                <w:szCs w:val="24"/>
+              </w:rPr>
+            </w:pPr>
+            <w:r>
+              <w:rPr>
+                <w:sz w:val="24"/>
+                <w:szCs w:val="24"/>
+              </w:rPr>
+              <w:t>Защита от дублей тегов</w:t>
+            </w:r>
+          </w:p>
+        </w:tc>
+        <w:tc>
+          <w:tcPr>
+            <w:tcW w:w="1662" w:type="dxa"/>
+            <w:vAlign w:val="center"/>
+          </w:tcPr>
+          <w:p>
+            <w:pPr>
+              <w:rPr>
+                <w:sz w:val="24"/>
+                <w:szCs w:val="24"/>
+                <w:lang w:val="ru-RU"/>
+              </w:rPr>
+            </w:pPr>
+            <w:r>
+              <w:rPr>
+                <w:sz w:val="24"/>
+                <w:szCs w:val="24"/>
+                <w:lang w:val="ru-RU"/>
+              </w:rPr>
+              <w:t>Создать тег с названием, уже существующим в БД в другом регистре</w:t>
+            </w:r>
+          </w:p>
+        </w:tc>
+        <w:tc>
+          <w:tcPr>
+            <w:tcW w:w="1549" w:type="dxa"/>
+            <w:vAlign w:val="center"/>
+          </w:tcPr>
+          <w:p>
+            <w:pPr>
+              <w:rPr>
+                <w:sz w:val="24"/>
+                <w:szCs w:val="24"/>
+                <w:lang w:val="ru-RU"/>
+              </w:rPr>
+            </w:pPr>
+            <w:r>
+              <w:rPr>
+                <w:sz w:val="24"/>
+                <w:szCs w:val="24"/>
+                <w:lang w:val="ru-RU"/>
+              </w:rPr>
+              <w:t>Возвращается существующий тег без создания дубликата</w:t>
+            </w:r>
+          </w:p>
+        </w:tc>
+        <w:tc>
+          <w:tcPr>
+            <w:tcW w:w="957" w:type="dxa"/>
+            <w:vAlign w:val="center"/>
+          </w:tcPr>
+          <w:p>
+            <w:pPr>
+              <w:rPr>
+                <w:sz w:val="24"/>
+                <w:szCs w:val="24"/>
+              </w:rPr>
+            </w:pPr>
+            <w:proofErr w:type="spellStart"/>
+            <w:r>
+              <w:rPr>
+                <w:sz w:val="24"/>
+                <w:szCs w:val="24"/>
+              </w:rPr>
+              <w:t>Успешно</w:t>
+            </w:r>
+            <w:proofErr w:type="spellEnd"/>
+          </w:p>
+        </w:tc>
+      </w:tr>
+      <w:tr>
+        <w:trPr>
+          <w:jc w:val="center"/>
+        </w:trPr>
+        <w:tc>
+          <w:tcPr>
+            <w:tcW w:w="583" w:type="dxa"/>
+            <w:vAlign w:val="center"/>
+          </w:tcPr>
+          <w:p>
+            <w:pPr>
+              <w:rPr>
+                <w:sz w:val="24"/>
+                <w:szCs w:val="24"/>
+              </w:rPr>
+            </w:pPr>
+            <w:r>
+              <w:rPr>
+                <w:sz w:val="24"/>
+                <w:szCs w:val="24"/>
+              </w:rPr>
+              <w:t>WB-06</w:t>
+            </w:r>
+          </w:p>
+        </w:tc>
+        <w:tc>
+          <w:tcPr>
+            <w:tcW w:w="3338" w:type="dxa"/>
+            <w:vAlign w:val="center"/>
+          </w:tcPr>
+          <w:p>
+            <w:pPr>
+              <w:rPr>
+                <w:sz w:val="24"/>
+                <w:szCs w:val="24"/>
+              </w:rPr>
+            </w:pPr>
+            <w:r>
+              <w:rPr>
+                <w:sz w:val="24"/>
+                <w:szCs w:val="24"/>
+              </w:rPr>
+              <w:t>ScraperService</w:t>
+            </w:r>
+          </w:p>
+        </w:tc>
+        <w:tc>
+          <w:tcPr>
+            <w:tcW w:w="1816" w:type="dxa"/>
+            <w:vAlign w:val="center"/>
+          </w:tcPr>
+          <w:p>
+            <w:pPr>
+              <w:rPr>
+                <w:sz w:val="24"/>
+                <w:szCs w:val="24"/>
+                <w:lang w:val="ru-RU"/>
+              </w:rPr>
+            </w:pPr>
+            <w:r>
+              <w:rPr>
+                <w:sz w:val="24"/>
+                <w:szCs w:val="24"/>
+                <w:lang w:val="ru-RU"/>
+              </w:rPr>
+              <w:t>Фильтрация не-статей и извлечение контента</w:t>
+            </w:r>
+          </w:p>
+        </w:tc>
+        <w:tc>
+          <w:tcPr>
+            <w:tcW w:w="1662" w:type="dxa"/>
+            <w:vAlign w:val="center"/>
+          </w:tcPr>
+          <w:p>
+            <w:pPr>
+              <w:rPr>
+                <w:sz w:val="24"/>
+                <w:szCs w:val="24"/>
+                <w:lang w:val="ru-RU"/>
+              </w:rPr>
+            </w:pPr>
+            <w:r>
+              <w:rPr>
+                <w:sz w:val="24"/>
+                <w:szCs w:val="24"/>
+                <w:lang w:val="ru-RU"/>
+              </w:rPr>
+              <w:t xml:space="preserve">Передать </w:t>
+            </w:r>
+            <w:r>
+              <w:rPr>
+                <w:sz w:val="24"/>
+                <w:szCs w:val="24"/>
+              </w:rPr>
+              <w:t>URL</w:t>
+            </w:r>
+            <w:r>
+              <w:rPr>
+                <w:sz w:val="24"/>
+                <w:szCs w:val="24"/>
+                <w:lang w:val="ru-RU"/>
+              </w:rPr>
+              <w:t xml:space="preserve"> источника </w:t>
+            </w:r>
+            <w:r>
+              <w:rPr>
+                <w:sz w:val="24"/>
+                <w:szCs w:val="24"/>
+              </w:rPr>
+              <w:t>scraper</w:t>
+            </w:r>
+            <w:r>
+              <w:rPr>
+                <w:sz w:val="24"/>
+                <w:szCs w:val="24"/>
+                <w:lang w:val="ru-RU"/>
+              </w:rPr>
+              <w:t xml:space="preserve"> и селекторы статьи</w:t>
+            </w:r>
+          </w:p>
+        </w:tc>
+        <w:tc>
+          <w:tcPr>
+            <w:tcW w:w="1549" w:type="dxa"/>
+            <w:vAlign w:val="center"/>
+          </w:tcPr>
+          <w:p>
+            <w:pPr>
+              <w:rPr>
+                <w:sz w:val="24"/>
+                <w:szCs w:val="24"/>
+                <w:lang w:val="ru-RU"/>
+              </w:rPr>
+            </w:pPr>
+            <w:r>
+              <w:rPr>
+                <w:sz w:val="24"/>
+                <w:szCs w:val="24"/>
+                <w:lang w:val="ru-RU"/>
+              </w:rPr>
+              <w:t>Сервис отбрасывает разделы/темы и сохраняет только статьи с заголовком и контентом</w:t>
+            </w:r>
+          </w:p>
+        </w:tc>
+        <w:tc>
+          <w:tcPr>
+            <w:tcW w:w="957" w:type="dxa"/>
+            <w:vAlign w:val="center"/>
+          </w:tcPr>
+          <w:p>
+            <w:pPr>
+              <w:rPr>
+                <w:sz w:val="24"/>
+                <w:szCs w:val="24"/>
+              </w:rPr>
+            </w:pPr>
+            <w:proofErr w:type="spellStart"/>
+            <w:r>
+              <w:rPr>
+                <w:sz w:val="24"/>
+                <w:szCs w:val="24"/>
+              </w:rPr>
+              <w:t>Успешно</w:t>
+            </w:r>
+            <w:proofErr w:type="spellEnd"/>
+          </w:p>
+        </w:tc>
+      </w:tr>
+      <w:tr>
+        <w:trPr>
+          <w:jc w:val="center"/>
+        </w:trPr>
+        <w:tc>
+          <w:tcPr>
+            <w:tcW w:w="583" w:type="dxa"/>
+            <w:vAlign w:val="center"/>
+          </w:tcPr>
+          <w:p>
+            <w:pPr>
+              <w:rPr>
+                <w:sz w:val="24"/>
+                <w:szCs w:val="24"/>
+              </w:rPr>
+            </w:pPr>
+            <w:r>
+              <w:rPr>
+                <w:sz w:val="24"/>
+                <w:szCs w:val="24"/>
+              </w:rPr>
+              <w:t>WB-07</w:t>
+            </w:r>
+          </w:p>
+        </w:tc>
+        <w:tc>
+          <w:tcPr>
+            <w:tcW w:w="3338" w:type="dxa"/>
+            <w:vAlign w:val="center"/>
+          </w:tcPr>
+          <w:p>
+            <w:pPr>
+              <w:rPr>
+                <w:sz w:val="24"/>
+                <w:szCs w:val="24"/>
+              </w:rPr>
+            </w:pPr>
+            <w:r>
+              <w:rPr>
+                <w:sz w:val="24"/>
+                <w:szCs w:val="24"/>
+              </w:rPr>
+              <w:t>UnauthorizedLogoutHandler</w:t>
+            </w:r>
+          </w:p>
+        </w:tc>
+        <w:tc>
+          <w:tcPr>
+            <w:tcW w:w="1816" w:type="dxa"/>
+            <w:vAlign w:val="center"/>
+          </w:tcPr>
+          <w:p>
+            <w:pPr>
+              <w:rPr>
+                <w:sz w:val="24"/>
+                <w:szCs w:val="24"/>
+              </w:rPr>
+            </w:pPr>
+            <w:r>
+              <w:rPr>
+                <w:sz w:val="24"/>
+                <w:szCs w:val="24"/>
+              </w:rPr>
+              <w:t>Глобальная обработка 401 на клиенте</w:t>
+            </w:r>
+          </w:p>
+        </w:tc>
+        <w:tc>
+          <w:tcPr>
+            <w:tcW w:w="1662" w:type="dxa"/>
+            <w:vAlign w:val="center"/>
+          </w:tcPr>
+          <w:p>
+            <w:pPr>
+              <w:rPr>
+                <w:sz w:val="24"/>
+                <w:szCs w:val="24"/>
+              </w:rPr>
+            </w:pPr>
+            <w:r>
+              <w:rPr>
+                <w:sz w:val="24"/>
+                <w:szCs w:val="24"/>
+              </w:rPr>
+              <w:t>Смоделировать ответ API 401</w:t>
+            </w:r>
+          </w:p>
+        </w:tc>
+        <w:tc>
+          <w:tcPr>
+            <w:tcW w:w="1549" w:type="dxa"/>
+            <w:vAlign w:val="center"/>
+          </w:tcPr>
+          <w:p>
+            <w:pPr>
+              <w:rPr>
+                <w:sz w:val="24"/>
+                <w:szCs w:val="24"/>
+              </w:rPr>
+            </w:pPr>
+            <w:r>
+              <w:rPr>
+                <w:sz w:val="24"/>
+                <w:szCs w:val="24"/>
+              </w:rPr>
+              <w:t>Удаляются auth_* ключи из localStorage, выполняется force reload</w:t>
+            </w:r>
+          </w:p>
+        </w:tc>
+        <w:tc>
+          <w:tcPr>
+            <w:tcW w:w="957" w:type="dxa"/>
+            <w:vAlign w:val="center"/>
+          </w:tcPr>
+          <w:p>
+            <w:pPr>
+              <w:rPr>
+                <w:sz w:val="24"/>
+                <w:szCs w:val="24"/>
+              </w:rPr>
+            </w:pPr>
+            <w:r>
+              <w:rPr>
+                <w:sz w:val="24"/>
+                <w:szCs w:val="24"/>
+              </w:rPr>
+              <w:t>Успешно</w:t>
+            </w:r>
+          </w:p>
+        </w:tc>
+      </w:tr>
+    </w:tbl>
+    <w:p>
+      <w:pPr>
+        <w:tabs>
+          <w:tab w:val="left" w:pos="993"/>
+        </w:tabs>
+        <w:spacing w:after="0" w:line="360" w:lineRule="auto"/>
+        <w:ind w:firstLine="709"/>
+        <w:jc w:val="both"/>
+        <w:rPr>
+          <w:rFonts w:eastAsiaTheme="minorHAnsi" w:cs="Times New Roman"/>
+          <w:szCs w:val="28"/>
+          <w:lang w:val="ru-RU"/>
+        </w:rPr>
+      </w:pPr>
+    </w:p>
+    <w:p>
+      <w:pPr>
+        <w:rPr>
+          <w:rFonts w:eastAsiaTheme="minorHAnsi" w:cs="Times New Roman"/>
+          <w:szCs w:val="28"/>
+          <w:lang w:val="ru-RU"/>
+        </w:rPr>
+      </w:pPr>
+      <w:r>
+        <w:rPr>
+          <w:rFonts w:eastAsiaTheme="minorHAnsi" w:cs="Times New Roman"/>
+          <w:szCs w:val="28"/>
+          <w:lang w:val="ru-RU"/>
+        </w:rPr>
+        <w:br w:type="page"/>
+      </w:r>
+    </w:p>
+    <w:p>
+      <w:pPr>
+        <w:tabs>
+          <w:tab w:val="left" w:pos="993"/>
+        </w:tabs>
+        <w:spacing w:after="0" w:line="360" w:lineRule="auto"/>
+        <w:ind w:firstLine="709"/>
+        <w:jc w:val="both"/>
+        <w:rPr>
+          <w:rFonts w:eastAsiaTheme="minorHAnsi" w:cs="Times New Roman"/>
+          <w:szCs w:val="28"/>
+          <w:lang w:val="ru-RU"/>
+        </w:rPr>
+      </w:pPr>
+      <w:r>
+        <w:rPr>
+          <w:rFonts w:eastAsiaTheme="minorHAnsi" w:cs="Times New Roman"/>
+          <w:szCs w:val="28"/>
+          <w:lang w:val="ru-RU"/>
+        </w:rPr>
+        <w:lastRenderedPageBreak/>
+        <w:t>Метод</w:t>
+      </w:r>
+      <w:r>
+        <w:rPr>
+          <w:rFonts w:eastAsiaTheme="minorHAnsi" w:cs="Times New Roman"/>
+          <w:szCs w:val="28"/>
+          <w:lang w:val="ru-RU"/>
+        </w:rPr>
+        <w:t xml:space="preserve"> </w:t>
+      </w:r>
+      <w:r>
+        <w:rPr>
+          <w:rFonts w:eastAsiaTheme="minorHAnsi" w:cs="Times New Roman"/>
+          <w:szCs w:val="28"/>
+          <w:lang w:val="ru-RU"/>
+        </w:rPr>
+        <w:t>белого</w:t>
+      </w:r>
+      <w:r>
+        <w:rPr>
+          <w:rFonts w:eastAsiaTheme="minorHAnsi" w:cs="Times New Roman"/>
+          <w:szCs w:val="28"/>
+          <w:lang w:val="ru-RU"/>
+        </w:rPr>
+        <w:t xml:space="preserve"> </w:t>
+      </w:r>
+      <w:r>
+        <w:rPr>
+          <w:rFonts w:eastAsiaTheme="minorHAnsi" w:cs="Times New Roman"/>
+          <w:szCs w:val="28"/>
+          <w:lang w:val="ru-RU"/>
+        </w:rPr>
+        <w:t>ящика</w:t>
+      </w:r>
+      <w:r>
+        <w:rPr>
+          <w:rFonts w:eastAsiaTheme="minorHAnsi" w:cs="Times New Roman"/>
+          <w:szCs w:val="28"/>
+          <w:lang w:val="ru-RU"/>
+        </w:rPr>
+        <w:t xml:space="preserve"> </w:t>
+      </w:r>
+      <w:r>
+        <w:rPr>
+          <w:rFonts w:eastAsiaTheme="minorHAnsi" w:cs="Times New Roman"/>
+          <w:szCs w:val="28"/>
+          <w:lang w:val="ru-RU"/>
+        </w:rPr>
+        <w:t>применим</w:t>
+      </w:r>
+      <w:r>
+        <w:rPr>
+          <w:rFonts w:eastAsiaTheme="minorHAnsi" w:cs="Times New Roman"/>
+          <w:szCs w:val="28"/>
+          <w:lang w:val="ru-RU"/>
+        </w:rPr>
+        <w:t xml:space="preserve"> </w:t>
+      </w:r>
+      <w:r>
+        <w:rPr>
+          <w:rFonts w:eastAsiaTheme="minorHAnsi" w:cs="Times New Roman"/>
+          <w:szCs w:val="28"/>
+          <w:lang w:val="ru-RU"/>
+        </w:rPr>
+        <w:t>для</w:t>
+      </w:r>
+      <w:r>
+        <w:rPr>
+          <w:rFonts w:eastAsiaTheme="minorHAnsi" w:cs="Times New Roman"/>
+          <w:szCs w:val="28"/>
+          <w:lang w:val="ru-RU"/>
+        </w:rPr>
+        <w:t xml:space="preserve"> </w:t>
+      </w:r>
+      <w:r>
+        <w:rPr>
+          <w:rFonts w:eastAsiaTheme="minorHAnsi" w:cs="Times New Roman"/>
+          <w:szCs w:val="28"/>
+          <w:lang w:val="ru-RU"/>
+        </w:rPr>
+        <w:t>проверки</w:t>
+      </w:r>
+      <w:r>
+        <w:rPr>
+          <w:rFonts w:eastAsiaTheme="minorHAnsi" w:cs="Times New Roman"/>
+          <w:szCs w:val="28"/>
+          <w:lang w:val="ru-RU"/>
+        </w:rPr>
+        <w:t xml:space="preserve"> </w:t>
+      </w:r>
+      <w:r>
+        <w:rPr>
+          <w:rFonts w:eastAsiaTheme="minorHAnsi" w:cs="Times New Roman"/>
+          <w:szCs w:val="28"/>
+          <w:lang w:val="ru-RU"/>
+        </w:rPr>
+        <w:t>внутренних</w:t>
+      </w:r>
+      <w:r>
+        <w:rPr>
+          <w:rFonts w:eastAsiaTheme="minorHAnsi" w:cs="Times New Roman"/>
+          <w:szCs w:val="28"/>
+          <w:lang w:val="ru-RU"/>
+        </w:rPr>
+        <w:t xml:space="preserve"> </w:t>
+      </w:r>
+      <w:r>
+        <w:rPr>
+          <w:rFonts w:eastAsiaTheme="minorHAnsi" w:cs="Times New Roman"/>
+          <w:szCs w:val="28"/>
+          <w:lang w:val="ru-RU"/>
+        </w:rPr>
+        <w:t>сервисов</w:t>
+      </w:r>
+      <w:r>
+        <w:rPr>
+          <w:rFonts w:eastAsiaTheme="minorHAnsi" w:cs="Times New Roman"/>
+          <w:szCs w:val="28"/>
+          <w:lang w:val="ru-RU"/>
+        </w:rPr>
+        <w:t xml:space="preserve">: </w:t>
+      </w:r>
+      <w:proofErr w:type="spellStart"/>
+      <w:r>
+        <w:rPr>
+          <w:rFonts w:eastAsiaTheme="minorHAnsi" w:cs="Times New Roman"/>
+          <w:szCs w:val="28"/>
+        </w:rPr>
+        <w:t>AuthService</w:t>
+      </w:r>
+      <w:proofErr w:type="spellEnd"/>
+      <w:r>
+        <w:rPr>
+          <w:rFonts w:eastAsiaTheme="minorHAnsi" w:cs="Times New Roman"/>
+          <w:szCs w:val="28"/>
+          <w:lang w:val="ru-RU"/>
+        </w:rPr>
+        <w:t xml:space="preserve">, </w:t>
+      </w:r>
+      <w:proofErr w:type="spellStart"/>
+      <w:r>
+        <w:rPr>
+          <w:rFonts w:eastAsiaTheme="minorHAnsi" w:cs="Times New Roman"/>
+          <w:szCs w:val="28"/>
+        </w:rPr>
+        <w:t>ArticleService</w:t>
+      </w:r>
+      <w:proofErr w:type="spellEnd"/>
+      <w:r>
+        <w:rPr>
+          <w:rFonts w:eastAsiaTheme="minorHAnsi" w:cs="Times New Roman"/>
+          <w:szCs w:val="28"/>
+          <w:lang w:val="ru-RU"/>
+        </w:rPr>
+        <w:t xml:space="preserve">, </w:t>
+      </w:r>
+      <w:proofErr w:type="spellStart"/>
+      <w:r>
+        <w:rPr>
+          <w:rFonts w:eastAsiaTheme="minorHAnsi" w:cs="Times New Roman"/>
+          <w:szCs w:val="28"/>
+        </w:rPr>
+        <w:t>ModerationService</w:t>
+      </w:r>
+      <w:proofErr w:type="spellEnd"/>
+      <w:r>
+        <w:rPr>
+          <w:rFonts w:eastAsiaTheme="minorHAnsi" w:cs="Times New Roman"/>
+          <w:szCs w:val="28"/>
+          <w:lang w:val="ru-RU"/>
+        </w:rPr>
+        <w:t xml:space="preserve">, </w:t>
+      </w:r>
+      <w:proofErr w:type="spellStart"/>
+      <w:r>
+        <w:rPr>
+          <w:rFonts w:eastAsiaTheme="minorHAnsi" w:cs="Times New Roman"/>
+          <w:szCs w:val="28"/>
+        </w:rPr>
+        <w:t>ScraperService</w:t>
+      </w:r>
+      <w:proofErr w:type="spellEnd"/>
+      <w:r>
+        <w:rPr>
+          <w:rFonts w:eastAsiaTheme="minorHAnsi" w:cs="Times New Roman"/>
+          <w:szCs w:val="28"/>
+          <w:lang w:val="ru-RU"/>
+        </w:rPr>
+        <w:t xml:space="preserve">, </w:t>
+      </w:r>
+      <w:proofErr w:type="spellStart"/>
+      <w:r>
+        <w:rPr>
+          <w:rFonts w:eastAsiaTheme="minorHAnsi" w:cs="Times New Roman"/>
+          <w:szCs w:val="28"/>
+        </w:rPr>
+        <w:t>TagService</w:t>
+      </w:r>
+      <w:proofErr w:type="spellEnd"/>
+      <w:r>
+        <w:rPr>
+          <w:rFonts w:eastAsiaTheme="minorHAnsi" w:cs="Times New Roman"/>
+          <w:szCs w:val="28"/>
+          <w:lang w:val="ru-RU"/>
+        </w:rPr>
+        <w:t xml:space="preserve"> </w:t>
+      </w:r>
+      <w:r>
+        <w:rPr>
+          <w:rFonts w:eastAsiaTheme="minorHAnsi" w:cs="Times New Roman"/>
+          <w:szCs w:val="28"/>
+          <w:lang w:val="ru-RU"/>
+        </w:rPr>
+        <w:t>и</w:t>
+      </w:r>
+      <w:r>
+        <w:rPr>
+          <w:rFonts w:eastAsiaTheme="minorHAnsi" w:cs="Times New Roman"/>
+          <w:szCs w:val="28"/>
+          <w:lang w:val="ru-RU"/>
+        </w:rPr>
+        <w:t xml:space="preserve"> </w:t>
+      </w:r>
+      <w:proofErr w:type="spellStart"/>
+      <w:r>
+        <w:rPr>
+          <w:rFonts w:eastAsiaTheme="minorHAnsi" w:cs="Times New Roman"/>
+          <w:szCs w:val="28"/>
+        </w:rPr>
+        <w:t>EmailService</w:t>
+      </w:r>
+      <w:proofErr w:type="spellEnd"/>
+      <w:r>
+        <w:rPr>
+          <w:rFonts w:eastAsiaTheme="minorHAnsi" w:cs="Times New Roman"/>
+          <w:szCs w:val="28"/>
+          <w:lang w:val="ru-RU"/>
+        </w:rPr>
+        <w:t xml:space="preserve">. </w:t>
+      </w:r>
+      <w:r>
+        <w:rPr>
+          <w:rFonts w:eastAsiaTheme="minorHAnsi" w:cs="Times New Roman"/>
+          <w:szCs w:val="28"/>
+          <w:lang w:val="ru-RU"/>
+        </w:rPr>
+        <w:t xml:space="preserve">Проверяются ветки бизнес-логики, обработка ошибок, валидация ролей, корректная работа JWT </w:t>
+      </w:r>
+      <w:proofErr w:type="spellStart"/>
+      <w:r>
+        <w:rPr>
+          <w:rFonts w:eastAsiaTheme="minorHAnsi" w:cs="Times New Roman"/>
+          <w:szCs w:val="28"/>
+          <w:lang w:val="ru-RU"/>
+        </w:rPr>
+        <w:t>claim</w:t>
+      </w:r>
+      <w:proofErr w:type="spellEnd"/>
+      <w:r>
+        <w:rPr>
+          <w:rFonts w:eastAsiaTheme="minorHAnsi" w:cs="Times New Roman"/>
+          <w:szCs w:val="28"/>
+          <w:lang w:val="ru-RU"/>
+        </w:rPr>
+        <w:t xml:space="preserve"> версии пароля и устойчивость фоновой загрузки источников.</w:t>
       </w:r>
     </w:p>
     <w:p>
@@ -5508,7 +10369,6 @@
           <w:szCs w:val="28"/>
           <w:lang w:val="ru-RU"/>
         </w:rPr>
-        <w:lastRenderedPageBreak/>
         <w:t>Проверка повторной регистрации неподтвержденного пользователя.</w:t>
       </w:r>
     </w:p>
@@ -5534,7 +10394,25 @@
           <w:szCs w:val="28"/>
           <w:lang w:val="ru-RU"/>
         </w:rPr>
-        <w:t>Проверка инвалидации старых JWT после смены пароля.</w:t>
+        <w:t xml:space="preserve">Проверка </w:t>
+      </w:r>
+      <w:proofErr w:type="spellStart"/>
+      <w:r>
+        <w:rPr>
+          <w:rFonts w:eastAsiaTheme="minorHAnsi" w:cs="Times New Roman"/>
+          <w:szCs w:val="28"/>
+          <w:lang w:val="ru-RU"/>
+        </w:rPr>
+        <w:t>инвалидации</w:t>
+      </w:r>
+      <w:proofErr w:type="spellEnd"/>
+      <w:r>
+        <w:rPr>
+          <w:rFonts w:eastAsiaTheme="minorHAnsi" w:cs="Times New Roman"/>
+          <w:szCs w:val="28"/>
+          <w:lang w:val="ru-RU"/>
+        </w:rPr>
+        <w:t xml:space="preserve"> старых JWT после смены пароля.</w:t>
       </w:r>
     </w:p>
     <w:p>
@@ -5584,7 +10462,25 @@
           <w:szCs w:val="28"/>
           <w:lang w:val="ru-RU"/>
         </w:rPr>
-        <w:t>Проверка извлечения статей из scraper-источников по селекторам.</w:t>
+        <w:t xml:space="preserve">Проверка извлечения статей из </w:t>
+      </w:r>
+      <w:proofErr w:type="spellStart"/>
+      <w:r>
+        <w:rPr>
+          <w:rFonts w:eastAsiaTheme="minorHAnsi" w:cs="Times New Roman"/>
+          <w:szCs w:val="28"/>
+          <w:lang w:val="ru-RU"/>
+        </w:rPr>
+        <w:t>scraper</w:t>
+      </w:r>
+      <w:proofErr w:type="spellEnd"/>
+      <w:r>
+        <w:rPr>
+          <w:rFonts w:eastAsiaTheme="minorHAnsi" w:cs="Times New Roman"/>
+          <w:szCs w:val="28"/>
+          <w:lang w:val="ru-RU"/>
+        </w:rPr>
+        <w:t>-источников по селекторам.</w:t>
       </w:r>
     </w:p>
     <w:p>
@@ -5642,7 +10538,79 @@
           <w:szCs w:val="28"/>
           <w:lang w:val="ru-RU"/>
         </w:rPr>
-        <w:t>В ходе выполнения курсового проекта было разработано новостное WEB-приложение Runews. Система объединяет пользовательский интерфейс на Blazor WebAssembly, серверное API на ASP.NET Core, базу данных PostgreSQL и Docker-инфраструктуру для удобного запуска и развертывания.</w:t>
+        <w:t xml:space="preserve">В ходе выполнения курсового проекта было разработано новостное WEB-приложение </w:t>
+      </w:r>
+      <w:proofErr w:type="spellStart"/>
+      <w:r>
+        <w:rPr>
+          <w:rFonts w:eastAsiaTheme="minorHAnsi" w:cs="Times New Roman"/>
+          <w:szCs w:val="28"/>
+          <w:lang w:val="ru-RU"/>
+        </w:rPr>
+        <w:t>Runews</w:t>
+      </w:r>
+      <w:proofErr w:type="spellEnd"/>
+      <w:r>
+        <w:rPr>
+          <w:rFonts w:eastAsiaTheme="minorHAnsi" w:cs="Times New Roman"/>
+          <w:szCs w:val="28"/>
+          <w:lang w:val="ru-RU"/>
+        </w:rPr>
+        <w:t xml:space="preserve">. Система объединяет пользовательский интерфейс на </w:t>
+      </w:r>
+      <w:proofErr w:type="spellStart"/>
+      <w:r>
+        <w:rPr>
+          <w:rFonts w:eastAsiaTheme="minorHAnsi" w:cs="Times New Roman"/>
+          <w:szCs w:val="28"/>
+          <w:lang w:val="ru-RU"/>
+        </w:rPr>
+        <w:t>Blazor</w:t>
+      </w:r>
+      <w:proofErr w:type="spellEnd"/>
+      <w:r>
+        <w:rPr>
+          <w:rFonts w:eastAsiaTheme="minorHAnsi" w:cs="Times New Roman"/>
+          <w:szCs w:val="28"/>
+          <w:lang w:val="ru-RU"/>
+        </w:rPr>
+        <w:t xml:space="preserve"> </w:t>
+      </w:r>
+      <w:proofErr w:type="spellStart"/>
+      <w:r>
+        <w:rPr>
+          <w:rFonts w:eastAsiaTheme="minorHAnsi" w:cs="Times New Roman"/>
+          <w:szCs w:val="28"/>
+          <w:lang w:val="ru-RU"/>
+        </w:rPr>
+        <w:t>WebAssembly</w:t>
+      </w:r>
+      <w:proofErr w:type="spellEnd"/>
+      <w:r>
+        <w:rPr>
+          <w:rFonts w:eastAsiaTheme="minorHAnsi" w:cs="Times New Roman"/>
+          <w:szCs w:val="28"/>
+          <w:lang w:val="ru-RU"/>
+        </w:rPr>
+        <w:t xml:space="preserve">, серверное API на ASP.NET Core, базу данных PostgreSQL и </w:t>
+      </w:r>
+      <w:proofErr w:type="spellStart"/>
+      <w:r>
+        <w:rPr>
+          <w:rFonts w:eastAsiaTheme="minorHAnsi" w:cs="Times New Roman"/>
+          <w:szCs w:val="28"/>
+          <w:lang w:val="ru-RU"/>
+        </w:rPr>
+        <w:t>Docker</w:t>
+      </w:r>
+      <w:proofErr w:type="spellEnd"/>
+      <w:r>
+        <w:rPr>
+          <w:rFonts w:eastAsiaTheme="minorHAnsi" w:cs="Times New Roman"/>
+          <w:szCs w:val="28"/>
+          <w:lang w:val="ru-RU"/>
+        </w:rPr>
+        <w:t>-инфраструктуру для удобного запуска и развертывания.</w:t>
       </w:r>
     </w:p>
     <w:p>
@@ -5665,7 +10633,61 @@
           <w:szCs w:val="28"/>
           <w:lang w:val="ru-RU"/>
         </w:rPr>
-        <w:t>Реализованный продукт поддерживает регистрацию с подтверждением email, JWT-аутентификацию, публикацию и модерацию статей, комментарии, жалобы, теги, персональную ленту и подключение сторонних источников. Использование Docker и Tuna позволяет быстро открыть приложение для внешнего тестирования без настройки полноценного сервера.</w:t>
+        <w:t xml:space="preserve">Реализованный продукт поддерживает регистрацию с подтверждением </w:t>
+      </w:r>
+      <w:proofErr w:type="spellStart"/>
+      <w:r>
+        <w:rPr>
+          <w:rFonts w:eastAsiaTheme="minorHAnsi" w:cs="Times New Roman"/>
+          <w:szCs w:val="28"/>
+          <w:lang w:val="ru-RU"/>
+        </w:rPr>
+        <w:t>email</w:t>
+      </w:r>
+      <w:proofErr w:type="spellEnd"/>
+      <w:r>
+        <w:rPr>
+          <w:rFonts w:eastAsiaTheme="minorHAnsi" w:cs="Times New Roman"/>
+          <w:szCs w:val="28"/>
+          <w:lang w:val="ru-RU"/>
+        </w:rPr>
+        <w:t xml:space="preserve">, JWT-аутентификацию, публикацию и модерацию статей, комментарии, жалобы, теги, персональную ленту и подключение сторонних источников. Использование </w:t>
+      </w:r>
+      <w:proofErr w:type="spellStart"/>
+      <w:r>
+        <w:rPr>
+          <w:rFonts w:eastAsiaTheme="minorHAnsi" w:cs="Times New Roman"/>
+          <w:szCs w:val="28"/>
+          <w:lang w:val="ru-RU"/>
+        </w:rPr>
+        <w:t>Docker</w:t>
+      </w:r>
+      <w:proofErr w:type="spellEnd"/>
+      <w:r>
+        <w:rPr>
+          <w:rFonts w:eastAsiaTheme="minorHAnsi" w:cs="Times New Roman"/>
+          <w:szCs w:val="28"/>
+          <w:lang w:val="ru-RU"/>
+        </w:rPr>
+        <w:t xml:space="preserve"> и </w:t>
+      </w:r>
+      <w:proofErr w:type="spellStart"/>
+      <w:r>
+        <w:rPr>
+          <w:rFonts w:eastAsiaTheme="minorHAnsi" w:cs="Times New Roman"/>
+          <w:szCs w:val="28"/>
+          <w:lang w:val="ru-RU"/>
+        </w:rPr>
+        <w:t>Tuna</w:t>
+      </w:r>
+      <w:proofErr w:type="spellEnd"/>
+      <w:r>
+        <w:rPr>
+          <w:rFonts w:eastAsiaTheme="minorHAnsi" w:cs="Times New Roman"/>
+          <w:szCs w:val="28"/>
+          <w:lang w:val="ru-RU"/>
+        </w:rPr>
+        <w:t xml:space="preserve"> позволяет быстро открыть приложение для внешнего тестирования без настройки полноценного сервера.</w:t>
       </w:r>
     </w:p>
     <w:p>
@@ -5688,7 +10710,61 @@
           <w:szCs w:val="28"/>
           <w:lang w:val="ru-RU"/>
         </w:rPr>
-        <w:t>Проект может быть расширен за счет фоновой очереди email, автоматизированного тестирования, улучшенной аналитики рекомендаций, подключения object storage и полноценного CI/CD.</w:t>
+        <w:t xml:space="preserve">Проект может быть расширен за счет фоновой очереди </w:t>
+      </w:r>
+      <w:proofErr w:type="spellStart"/>
+      <w:r>
+        <w:rPr>
+          <w:rFonts w:eastAsiaTheme="minorHAnsi" w:cs="Times New Roman"/>
+          <w:szCs w:val="28"/>
+          <w:lang w:val="ru-RU"/>
+        </w:rPr>
+        <w:t>email</w:t>
+      </w:r>
+      <w:proofErr w:type="spellEnd"/>
+      <w:r>
+        <w:rPr>
+          <w:rFonts w:eastAsiaTheme="minorHAnsi" w:cs="Times New Roman"/>
+          <w:szCs w:val="28"/>
+          <w:lang w:val="ru-RU"/>
+        </w:rPr>
+        <w:t xml:space="preserve">, автоматизированного тестирования, улучшенной аналитики рекомендаций, подключения </w:t>
+      </w:r>
+      <w:proofErr w:type="spellStart"/>
+      <w:r>
+        <w:rPr>
+          <w:rFonts w:eastAsiaTheme="minorHAnsi" w:cs="Times New Roman"/>
+          <w:szCs w:val="28"/>
+          <w:lang w:val="ru-RU"/>
+        </w:rPr>
+        <w:t>object</w:t>
+      </w:r>
+      <w:proofErr w:type="spellEnd"/>
+      <w:r>
+        <w:rPr>
+          <w:rFonts w:eastAsiaTheme="minorHAnsi" w:cs="Times New Roman"/>
+          <w:szCs w:val="28"/>
+          <w:lang w:val="ru-RU"/>
+        </w:rPr>
+        <w:t xml:space="preserve"> </w:t>
+      </w:r>
+      <w:proofErr w:type="spellStart"/>
+      <w:r>
+        <w:rPr>
+          <w:rFonts w:eastAsiaTheme="minorHAnsi" w:cs="Times New Roman"/>
+          <w:szCs w:val="28"/>
+          <w:lang w:val="ru-RU"/>
+        </w:rPr>
+        <w:t>storage</w:t>
+      </w:r>
+      <w:proofErr w:type="spellEnd"/>
+      <w:r>
+        <w:rPr>
+          <w:rFonts w:eastAsiaTheme="minorHAnsi" w:cs="Times New Roman"/>
+          <w:szCs w:val="28"/>
+          <w:lang w:val="ru-RU"/>
+        </w:rPr>
+        <w:t xml:space="preserve"> и полноценного CI/CD.</w:t>
       </w:r>
     </w:p>
     <w:p>
@@ -5716,7 +10792,39 @@
           <w:rFonts w:eastAsiaTheme="minorHAnsi"/>
           <w:lang w:val="ru-RU"/>
         </w:rPr>
-        <w:t xml:space="preserve">1. Microsoft Docs. ASP.NET Core Documentation. </w:t>
+        <w:t xml:space="preserve">1. Microsoft </w:t>
+      </w:r>
+      <w:proofErr w:type="spellStart"/>
+      <w:r>
+        <w:rPr>
+          <w:rFonts w:eastAsiaTheme="minorHAnsi"/>
+          <w:lang w:val="ru-RU"/>
+        </w:rPr>
+        <w:t>Docs</w:t>
+      </w:r>
+      <w:proofErr w:type="spellEnd"/>
+      <w:r>
+        <w:rPr>
+          <w:rFonts w:eastAsiaTheme="minorHAnsi"/>
+          <w:lang w:val="ru-RU"/>
+        </w:rPr>
+        <w:t xml:space="preserve">. ASP.NET Core </w:t>
+      </w:r>
+      <w:proofErr w:type="spellStart"/>
+      <w:r>
+        <w:rPr>
+          <w:rFonts w:eastAsiaTheme="minorHAnsi"/>
+          <w:lang w:val="ru-RU"/>
+        </w:rPr>
+        <w:t>Documentation</w:t>
+      </w:r>
+      <w:proofErr w:type="spellEnd"/>
+      <w:r>
+        <w:rPr>
+          <w:rFonts w:eastAsiaTheme="minorHAnsi"/>
+          <w:lang w:val="ru-RU"/>
+        </w:rPr>
+        <w:t xml:space="preserve">. </w:t>
       </w:r>
       <w:r>
         <w:rPr>
@@ -5739,7 +10847,21 @@
         <w:rPr>
           <w:rFonts w:eastAsiaTheme="minorHAnsi"/>
         </w:rPr>
-        <w:t>2. Microsoft Docs. Blazor WebAssembly. URL: https://learn.microsoft.com/aspnet/core/blazor/</w:t>
+        <w:t xml:space="preserve">2. Microsoft Docs. Blazor </w:t>
+      </w:r>
+      <w:proofErr w:type="spellStart"/>
+      <w:r>
+        <w:rPr>
+          <w:rFonts w:eastAsiaTheme="minorHAnsi"/>
+        </w:rPr>
+        <w:t>WebAssembly</w:t>
+      </w:r>
+      <w:proofErr w:type="spellEnd"/>
+      <w:r>
+        <w:rPr>
+          <w:rFonts w:eastAsiaTheme="minorHAnsi"/>
+        </w:rPr>
+        <w:t>. URL: https://learn.microsoft.com/aspnet/core/blazor/</w:t>
       </w:r>
     </w:p>
     <w:p>
@@ -5756,6 +10878,7 @@
         <w:rPr>
           <w:rFonts w:eastAsiaTheme="minorHAnsi"/>
         </w:rPr>
+        <w:lastRenderedPageBreak/>
         <w:t>3. Microsoft Docs. Entity Framework Core. URL: https://learn.microsoft.com/ef/core/</w:t>
       </w:r>
     </w:p>
@@ -5783,7 +10906,7 @@
         </w:rPr>
         <w:t>URL</w:t>
       </w:r>
-      <w:hyperlink r:id="rId15" w:history="1">
+      <w:hyperlink r:id="rId17" w:history="1">
         <w:r>
           <w:rPr>
             <w:rStyle w:val="Hyperlink"/>
@@ -5878,7 +11001,7 @@
         </w:rPr>
         <w:t xml:space="preserve">5. Docker Documentation. URL: </w:t>
       </w:r>
-      <w:hyperlink r:id="rId16" w:history="1">
+      <w:hyperlink r:id="rId18" w:history="1">
         <w:r>
           <w:rPr>
             <w:rStyle w:val="Hyperlink"/>
@@ -5904,7 +11027,7 @@
         </w:rPr>
         <w:t xml:space="preserve">6. JWT Introduction. URL: </w:t>
       </w:r>
-      <w:hyperlink r:id="rId17" w:history="1">
+      <w:hyperlink r:id="rId19" w:history="1">
         <w:r>
           <w:rPr>
             <w:rStyle w:val="Hyperlink"/>
@@ -5928,10 +11051,9 @@
         <w:rPr>
           <w:rFonts w:eastAsiaTheme="minorHAnsi"/>
         </w:rPr>
-        <w:lastRenderedPageBreak/>
         <w:t xml:space="preserve">7. Tuna Documentation. URL: </w:t>
       </w:r>
-      <w:hyperlink r:id="rId18" w:history="1">
+      <w:hyperlink r:id="rId20" w:history="1">
         <w:r>
           <w:rPr>
             <w:rStyle w:val="Hyperlink"/>
@@ -5942,7 +11064,7 @@
       </w:hyperlink>
     </w:p>
     <w:sectPr>
-      <w:footerReference w:type="default" r:id="rId19"/>
+      <w:footerReference w:type="default" r:id="rId21"/>
       <w:pgSz w:w="12240" w:h="15840"/>
       <w:pgMar w:top="1134" w:right="850" w:bottom="1134" w:left="1701" w:header="720" w:footer="720" w:gutter="0"/>
       <w:cols w:space="720"/>
@@ -6775,7 +11897,7 @@
   <w:style w:type="paragraph" w:default="1" w:styleId="Normal">
     <w:name w:val="Normal"/>
     <w:qFormat/>
-    <w:rsid w:val="00B261A8"/>
+    <w:rsid w:val="00934BE7"/>
     <w:rPr>
       <w:rFonts w:ascii="Times New Roman" w:hAnsi="Times New Roman"/>
       <w:sz w:val="28"/>

--- a/Runews_Курсовой_проект.docx
+++ b/Runews_Курсовой_проект.docx
@@ -367,7 +367,6 @@
         </w:rPr>
         <w:t xml:space="preserve">-приложения </w:t>
       </w:r>
-      <w:proofErr w:type="spellStart"/>
       <w:r>
         <w:rPr>
           <w:rFonts w:cs="Times New Roman"/>
@@ -375,7 +374,6 @@
         </w:rPr>
         <w:t>Runews</w:t>
       </w:r>
-      <w:proofErr w:type="spellEnd"/>
       <w:r>
         <w:rPr>
           <w:rFonts w:cs="Times New Roman"/>
@@ -2623,14 +2621,6 @@
         <w:rPr>
           <w:rFonts w:cs="Times New Roman"/>
           <w:szCs w:val="28"/>
-        </w:rPr>
-      </w:pPr>
-    </w:p>
-    <w:p>
-      <w:pPr>
-        <w:rPr>
-          <w:rFonts w:cs="Times New Roman"/>
-          <w:szCs w:val="28"/>
           <w:lang w:val="ru-RU"/>
         </w:rPr>
       </w:pPr>
@@ -2695,79 +2685,7 @@
           <w:szCs w:val="28"/>
           <w:lang w:val="ru-RU"/>
         </w:rPr>
-        <w:t xml:space="preserve">Целью данной курсовой работы является разработка новостного WEB-приложения </w:t>
-      </w:r>
-      <w:proofErr w:type="spellStart"/>
-      <w:r>
-        <w:rPr>
-          <w:rFonts w:eastAsiaTheme="minorHAnsi" w:cs="Times New Roman"/>
-          <w:szCs w:val="28"/>
-          <w:lang w:val="ru-RU"/>
-        </w:rPr>
-        <w:t>Runews</w:t>
-      </w:r>
-      <w:proofErr w:type="spellEnd"/>
-      <w:r>
-        <w:rPr>
-          <w:rFonts w:eastAsiaTheme="minorHAnsi" w:cs="Times New Roman"/>
-          <w:szCs w:val="28"/>
-          <w:lang w:val="ru-RU"/>
-        </w:rPr>
-        <w:t xml:space="preserve">, объединяющего серверную часть на ASP.NET Core Web API, клиентскую часть на </w:t>
-      </w:r>
-      <w:proofErr w:type="spellStart"/>
-      <w:r>
-        <w:rPr>
-          <w:rFonts w:eastAsiaTheme="minorHAnsi" w:cs="Times New Roman"/>
-          <w:szCs w:val="28"/>
-          <w:lang w:val="ru-RU"/>
-        </w:rPr>
-        <w:t>Blazor</w:t>
-      </w:r>
-      <w:proofErr w:type="spellEnd"/>
-      <w:r>
-        <w:rPr>
-          <w:rFonts w:eastAsiaTheme="minorHAnsi" w:cs="Times New Roman"/>
-          <w:szCs w:val="28"/>
-          <w:lang w:val="ru-RU"/>
-        </w:rPr>
-        <w:t xml:space="preserve"> </w:t>
-      </w:r>
-      <w:proofErr w:type="spellStart"/>
-      <w:r>
-        <w:rPr>
-          <w:rFonts w:eastAsiaTheme="minorHAnsi" w:cs="Times New Roman"/>
-          <w:szCs w:val="28"/>
-          <w:lang w:val="ru-RU"/>
-        </w:rPr>
-        <w:t>WebAssembly</w:t>
-      </w:r>
-      <w:proofErr w:type="spellEnd"/>
-      <w:r>
-        <w:rPr>
-          <w:rFonts w:eastAsiaTheme="minorHAnsi" w:cs="Times New Roman"/>
-          <w:szCs w:val="28"/>
-          <w:lang w:val="ru-RU"/>
-        </w:rPr>
-        <w:t xml:space="preserve"> и базу данных PostgreSQL. Система предназначена для просмотра новостной ленты, публикации пользовательских материалов, подключения внешних RSS/</w:t>
-      </w:r>
-      <w:proofErr w:type="spellStart"/>
-      <w:r>
-        <w:rPr>
-          <w:rFonts w:eastAsiaTheme="minorHAnsi" w:cs="Times New Roman"/>
-          <w:szCs w:val="28"/>
-          <w:lang w:val="ru-RU"/>
-        </w:rPr>
-        <w:t>scraper</w:t>
-      </w:r>
-      <w:proofErr w:type="spellEnd"/>
-      <w:r>
-        <w:rPr>
-          <w:rFonts w:eastAsiaTheme="minorHAnsi" w:cs="Times New Roman"/>
-          <w:szCs w:val="28"/>
-          <w:lang w:val="ru-RU"/>
-        </w:rPr>
-        <w:t>-источников, модерации контента, обработки жалоб и персонализации выдачи по тегам.</w:t>
+        <w:t>Целью данной курсовой работы является разработка новостного WEB-приложения Runews, объединяющего серверную часть на ASP.NET Core Web API, клиентскую часть на Blazor WebAssembly и базу данных PostgreSQL. Система предназначена для просмотра новостной ленты, публикации пользовательских материалов, подключения внешних RSS/scraper-источников, модерации контента, обработки жалоб и персонализации выдачи по тегам.</w:t>
       </w:r>
     </w:p>
     <w:p>
@@ -2790,87 +2708,33 @@
           <w:szCs w:val="28"/>
           <w:lang w:val="ru-RU"/>
         </w:rPr>
-        <w:t xml:space="preserve">В процессе разработки были реализованы механизмы регистрации и подтверждения </w:t>
-      </w:r>
-      <w:proofErr w:type="spellStart"/>
-      <w:r>
-        <w:rPr>
-          <w:rFonts w:eastAsiaTheme="minorHAnsi" w:cs="Times New Roman"/>
-          <w:szCs w:val="28"/>
-          <w:lang w:val="ru-RU"/>
-        </w:rPr>
-        <w:t>email</w:t>
-      </w:r>
-      <w:proofErr w:type="spellEnd"/>
-      <w:r>
-        <w:rPr>
-          <w:rFonts w:eastAsiaTheme="minorHAnsi" w:cs="Times New Roman"/>
-          <w:szCs w:val="28"/>
-          <w:lang w:val="ru-RU"/>
-        </w:rPr>
-        <w:t xml:space="preserve">, JWT-аутентификации, разграничения ролей, управления статьями, комментариями, тегами, сторонними источниками и пользовательскими профилями. Для развертывания использована </w:t>
-      </w:r>
-      <w:proofErr w:type="spellStart"/>
-      <w:r>
-        <w:rPr>
-          <w:rFonts w:eastAsiaTheme="minorHAnsi" w:cs="Times New Roman"/>
-          <w:szCs w:val="28"/>
-          <w:lang w:val="ru-RU"/>
-        </w:rPr>
-        <w:t>Docker</w:t>
-      </w:r>
-      <w:proofErr w:type="spellEnd"/>
-      <w:r>
-        <w:rPr>
-          <w:rFonts w:eastAsiaTheme="minorHAnsi" w:cs="Times New Roman"/>
-          <w:szCs w:val="28"/>
-          <w:lang w:val="ru-RU"/>
-        </w:rPr>
-        <w:t xml:space="preserve">-инфраструктура с </w:t>
-      </w:r>
-      <w:proofErr w:type="spellStart"/>
-      <w:r>
-        <w:rPr>
-          <w:rFonts w:eastAsiaTheme="minorHAnsi" w:cs="Times New Roman"/>
-          <w:szCs w:val="28"/>
-          <w:lang w:val="ru-RU"/>
-        </w:rPr>
-        <w:t>Nginx</w:t>
-      </w:r>
-      <w:proofErr w:type="spellEnd"/>
-      <w:r>
-        <w:rPr>
-          <w:rFonts w:eastAsiaTheme="minorHAnsi" w:cs="Times New Roman"/>
-          <w:szCs w:val="28"/>
-          <w:lang w:val="ru-RU"/>
-        </w:rPr>
-        <w:t xml:space="preserve">, PostgreSQL, API-контейнером и возможностью публикации приложения через HTTP-туннель </w:t>
-      </w:r>
-      <w:proofErr w:type="spellStart"/>
-      <w:r>
-        <w:rPr>
-          <w:rFonts w:eastAsiaTheme="minorHAnsi" w:cs="Times New Roman"/>
-          <w:szCs w:val="28"/>
-          <w:lang w:val="ru-RU"/>
-        </w:rPr>
-        <w:t>Tuna</w:t>
-      </w:r>
-      <w:proofErr w:type="spellEnd"/>
-      <w:r>
-        <w:rPr>
-          <w:rFonts w:eastAsiaTheme="minorHAnsi" w:cs="Times New Roman"/>
-          <w:szCs w:val="28"/>
-          <w:lang w:val="ru-RU"/>
-        </w:rPr>
-        <w:t>.</w:t>
+        <w:t>В процессе разработки были реализованы механизмы регистрации и подтверждения email, JWT-аутентификации, разграничения ролей, управления статьями, комментариями, тегами, сторонними источниками и пользовательскими профилями. Для развертывания использована Docker-инфраструктура с Nginx, PostgreSQL, API-контейнером и возможностью публикации приложения через HTTP-туннель Tuna.</w:t>
       </w:r>
     </w:p>
     <w:p>
       <w:pPr>
+        <w:rPr>
+          <w:rFonts w:eastAsiaTheme="minorHAnsi" w:cs="Times New Roman"/>
+          <w:szCs w:val="28"/>
+          <w:lang w:val="ru-RU"/>
+        </w:rPr>
+      </w:pPr>
+      <w:r>
+        <w:rPr>
+          <w:rFonts w:eastAsiaTheme="minorHAnsi" w:cs="Times New Roman"/>
+          <w:szCs w:val="28"/>
+          <w:lang w:val="ru-RU"/>
+        </w:rPr>
+        <w:br w:type="page"/>
+      </w:r>
+    </w:p>
+    <w:p>
+      <w:pPr>
         <w:pStyle w:val="Heading1"/>
       </w:pPr>
       <w:bookmarkStart w:id="1" w:name="_Toc228032028"/>
       <w:r>
+        <w:lastRenderedPageBreak/>
         <w:t>1 ПРОЕКТИРОВАНИЕ ПРОГРАММНОГО ПРОДУКТА</w:t>
       </w:r>
       <w:bookmarkEnd w:id="1"/>
@@ -2905,25 +2769,7 @@
           <w:szCs w:val="28"/>
           <w:lang w:val="ru-RU"/>
         </w:rPr>
-        <w:t xml:space="preserve">Диаграмма вариантов использования применяется для описания действий, доступных пользователям системы. В </w:t>
-      </w:r>
-      <w:proofErr w:type="spellStart"/>
-      <w:r>
-        <w:rPr>
-          <w:rFonts w:eastAsiaTheme="minorHAnsi" w:cs="Times New Roman"/>
-          <w:szCs w:val="28"/>
-          <w:lang w:val="ru-RU"/>
-        </w:rPr>
-        <w:t>Runews</w:t>
-      </w:r>
-      <w:proofErr w:type="spellEnd"/>
-      <w:r>
-        <w:rPr>
-          <w:rFonts w:eastAsiaTheme="minorHAnsi" w:cs="Times New Roman"/>
-          <w:szCs w:val="28"/>
-          <w:lang w:val="ru-RU"/>
-        </w:rPr>
-        <w:t xml:space="preserve"> выделены четыре основные роли: гость, пользователь, автор/публицист, модератор и администратор.</w:t>
+        <w:t>Диаграмма вариантов использования применяется для описания действий, доступных пользователям системы. В Runews выделены четыре основные роли: гость, пользователь, автор/публицист, модератор и администратор.</w:t>
       </w:r>
     </w:p>
     <w:p>
@@ -2932,7 +2778,6 @@
           <w:tab w:val="left" w:pos="993"/>
         </w:tabs>
         <w:spacing w:after="0" w:line="360" w:lineRule="auto"/>
-        <w:ind w:firstLine="709"/>
         <w:jc w:val="center"/>
       </w:pPr>
       <w:r>
@@ -2956,10 +2801,10 @@
             <v:path o:extrusionok="f" gradientshapeok="t" o:connecttype="rect"/>
             <o:lock v:ext="edit" aspectratio="t"/>
           </v:shapetype>
-          <v:shape id="_x0000_i1025" type="#_x0000_t75" style="width:4in;height:351.75pt" o:ole="">
+          <v:shape id="_x0000_i1025" type="#_x0000_t75" style="width:248.25pt;height:303pt" o:ole="">
             <v:imagedata r:id="rId8" o:title=""/>
           </v:shape>
-          <o:OLEObject Type="Embed" ProgID="Visio.Drawing.15" ShapeID="_x0000_i1025" DrawAspect="Content" ObjectID="_1838984311" r:id="rId9"/>
+          <o:OLEObject Type="Embed" ProgID="Visio.Drawing.15" ShapeID="_x0000_i1025" DrawAspect="Content" ObjectID="_1839046436" r:id="rId9"/>
         </w:object>
       </w:r>
     </w:p>
@@ -2969,7 +2814,6 @@
           <w:tab w:val="left" w:pos="993"/>
         </w:tabs>
         <w:spacing w:after="0" w:line="240" w:lineRule="auto"/>
-        <w:ind w:firstLine="706"/>
         <w:jc w:val="center"/>
         <w:rPr>
           <w:rFonts w:cs="Times New Roman"/>
@@ -3012,25 +2856,15 @@
           <w:szCs w:val="28"/>
           <w:lang w:val="ru-RU"/>
         </w:rPr>
-        <w:t xml:space="preserve">Гость может просматривать публичную ленту, открывать статьи, регистрироваться и подтверждать </w:t>
-      </w:r>
-      <w:proofErr w:type="spellStart"/>
+        <w:t>Гость может просматривать публичную ленту, открывать статьи, регистрироваться и подтверждать email</w:t>
+      </w:r>
       <w:r>
         <w:rPr>
           <w:rFonts w:eastAsiaTheme="minorHAnsi" w:cs="Times New Roman"/>
           <w:szCs w:val="28"/>
           <w:lang w:val="ru-RU"/>
         </w:rPr>
-        <w:t>email</w:t>
-      </w:r>
-      <w:proofErr w:type="spellEnd"/>
-      <w:r>
-        <w:rPr>
-          <w:rFonts w:eastAsiaTheme="minorHAnsi" w:cs="Times New Roman"/>
-          <w:szCs w:val="28"/>
-          <w:lang w:val="ru-RU"/>
-        </w:rPr>
-        <w:t>.</w:t>
+        <w:t>;</w:t>
       </w:r>
     </w:p>
     <w:p>
@@ -3055,7 +2889,15 @@
           <w:szCs w:val="28"/>
           <w:lang w:val="ru-RU"/>
         </w:rPr>
-        <w:t>Пользователь может входить в систему, сохранять статьи, ставить лайки, писать комментарии и жаловаться на материалы.</w:t>
+        <w:t>Пользователь может входить в систему, сохранять статьи, ставить лайки, писать комментарии и жаловаться на материалы</w:t>
+      </w:r>
+      <w:r>
+        <w:rPr>
+          <w:rFonts w:eastAsiaTheme="minorHAnsi" w:cs="Times New Roman"/>
+          <w:szCs w:val="28"/>
+          <w:lang w:val="ru-RU"/>
+        </w:rPr>
+        <w:t>;</w:t>
       </w:r>
     </w:p>
     <w:p>
@@ -3080,7 +2922,15 @@
           <w:szCs w:val="28"/>
           <w:lang w:val="ru-RU"/>
         </w:rPr>
-        <w:t>Автор может создавать и редактировать собственные статьи, выбирать существующие теги или создавать новые.</w:t>
+        <w:t>Автор может создавать и редактировать собственные статьи, выбирать существующие теги или создавать новые</w:t>
+      </w:r>
+      <w:r>
+        <w:rPr>
+          <w:rFonts w:eastAsiaTheme="minorHAnsi" w:cs="Times New Roman"/>
+          <w:szCs w:val="28"/>
+          <w:lang w:val="ru-RU"/>
+        </w:rPr>
+        <w:t>;</w:t>
       </w:r>
     </w:p>
     <w:p>
@@ -3105,7 +2955,15 @@
           <w:szCs w:val="28"/>
           <w:lang w:val="ru-RU"/>
         </w:rPr>
-        <w:t>Модератор проверяет статьи в очереди, рассматривает жалобы и отклоняет неподходящие материалы.</w:t>
+        <w:t>Модератор проверяет статьи в очереди, рассматривает жалобы и отклоняет неподходящие материалы</w:t>
+      </w:r>
+      <w:r>
+        <w:rPr>
+          <w:rFonts w:eastAsiaTheme="minorHAnsi" w:cs="Times New Roman"/>
+          <w:szCs w:val="28"/>
+          <w:lang w:val="ru-RU"/>
+        </w:rPr>
+        <w:t>;</w:t>
       </w:r>
     </w:p>
     <w:p>
@@ -3135,23 +2993,6 @@
     </w:p>
     <w:p>
       <w:pPr>
-        <w:rPr>
-          <w:rFonts w:eastAsiaTheme="minorHAnsi" w:cs="Times New Roman"/>
-          <w:szCs w:val="28"/>
-          <w:lang w:val="ru-RU"/>
-        </w:rPr>
-      </w:pPr>
-      <w:r>
-        <w:rPr>
-          <w:rFonts w:eastAsiaTheme="minorHAnsi" w:cs="Times New Roman"/>
-          <w:szCs w:val="28"/>
-          <w:lang w:val="ru-RU"/>
-        </w:rPr>
-        <w:br w:type="page"/>
-      </w:r>
-    </w:p>
-    <w:p>
-      <w:pPr>
         <w:pStyle w:val="Heading2"/>
       </w:pPr>
       <w:bookmarkStart w:id="3" w:name="_Toc228032030"/>
@@ -3190,20 +3031,17 @@
           <w:tab w:val="left" w:pos="993"/>
         </w:tabs>
         <w:spacing w:after="0" w:line="240" w:lineRule="auto"/>
-        <w:ind w:firstLine="706"/>
         <w:jc w:val="center"/>
         <w:rPr>
-          <w:rFonts w:cs="Times New Roman"/>
-          <w:szCs w:val="28"/>
-          <w:lang w:val="ru-RU"/>
+          <w:sz w:val="22"/>
         </w:rPr>
       </w:pPr>
       <w:r>
         <w:object w:dxaOrig="15195" w:dyaOrig="6556" w14:anchorId="42396F94">
-          <v:shape id="_x0000_i1026" type="#_x0000_t75" style="width:468pt;height:202.5pt" o:ole="">
+          <v:shape id="_x0000_i1026" type="#_x0000_t75" style="width:452.25pt;height:195.75pt" o:ole="">
             <v:imagedata r:id="rId10" o:title=""/>
           </v:shape>
-          <o:OLEObject Type="Embed" ProgID="Visio.Drawing.15" ShapeID="_x0000_i1026" DrawAspect="Content" ObjectID="_1838984312" r:id="rId11"/>
+          <o:OLEObject Type="Embed" ProgID="Visio.Drawing.15" ShapeID="_x0000_i1026" DrawAspect="Content" ObjectID="_1839046437" r:id="rId11"/>
         </w:object>
       </w:r>
       <w:r>
@@ -3237,10 +3075,24 @@
     </w:p>
     <w:p>
       <w:pPr>
+        <w:rPr>
+          <w:sz w:val="22"/>
+        </w:rPr>
+      </w:pPr>
+      <w:r>
+        <w:rPr>
+          <w:sz w:val="22"/>
+        </w:rPr>
+        <w:br w:type="page"/>
+      </w:r>
+    </w:p>
+    <w:p>
+      <w:pPr>
         <w:pStyle w:val="Heading1"/>
       </w:pPr>
       <w:bookmarkStart w:id="4" w:name="_Toc228032031"/>
       <w:r>
+        <w:lastRenderedPageBreak/>
         <w:t>2 ОБОСНОВАНИЕ ВЫБОРА ТЕХНОЛОГИЙ</w:t>
       </w:r>
       <w:bookmarkEnd w:id="4"/>
@@ -3300,7 +3152,15 @@
           <w:szCs w:val="28"/>
           <w:lang w:val="ru-RU"/>
         </w:rPr>
-        <w:t>PostgreSQL поддерживает транзакции и обеспечивает целостность данных.</w:t>
+        <w:t>PostgreSQL поддерживает транзакции и обеспечивает целостность данных</w:t>
+      </w:r>
+      <w:r>
+        <w:rPr>
+          <w:rFonts w:eastAsiaTheme="minorHAnsi" w:cs="Times New Roman"/>
+          <w:szCs w:val="28"/>
+          <w:lang w:val="ru-RU"/>
+        </w:rPr>
+        <w:t>;</w:t>
       </w:r>
     </w:p>
     <w:p>
@@ -3319,41 +3179,21 @@
           <w:lang w:val="ru-RU"/>
         </w:rPr>
       </w:pPr>
-      <w:proofErr w:type="spellStart"/>
       <w:r>
         <w:rPr>
           <w:rFonts w:eastAsiaTheme="minorHAnsi" w:cs="Times New Roman"/>
           <w:szCs w:val="28"/>
           <w:lang w:val="ru-RU"/>
         </w:rPr>
-        <w:t>Entity</w:t>
-      </w:r>
-      <w:proofErr w:type="spellEnd"/>
+        <w:t>Entity Framework Core хорошо интегрируется с PostgreSQL через Npgsql</w:t>
+      </w:r>
       <w:r>
         <w:rPr>
           <w:rFonts w:eastAsiaTheme="minorHAnsi" w:cs="Times New Roman"/>
           <w:szCs w:val="28"/>
           <w:lang w:val="ru-RU"/>
         </w:rPr>
-        <w:t xml:space="preserve"> Framework Core хорошо интегрируется с PostgreSQL через </w:t>
-      </w:r>
-      <w:proofErr w:type="spellStart"/>
-      <w:r>
-        <w:rPr>
-          <w:rFonts w:eastAsiaTheme="minorHAnsi" w:cs="Times New Roman"/>
-          <w:szCs w:val="28"/>
-          <w:lang w:val="ru-RU"/>
-        </w:rPr>
-        <w:t>Npgsql</w:t>
-      </w:r>
-      <w:proofErr w:type="spellEnd"/>
-      <w:r>
-        <w:rPr>
-          <w:rFonts w:eastAsiaTheme="minorHAnsi" w:cs="Times New Roman"/>
-          <w:szCs w:val="28"/>
-          <w:lang w:val="ru-RU"/>
-        </w:rPr>
-        <w:t>.</w:t>
+        <w:t>;</w:t>
       </w:r>
     </w:p>
     <w:p>
@@ -3378,44 +3218,15 @@
           <w:szCs w:val="28"/>
           <w:lang w:val="ru-RU"/>
         </w:rPr>
-        <w:lastRenderedPageBreak/>
-        <w:t xml:space="preserve">СУБД подходит для </w:t>
-      </w:r>
-      <w:proofErr w:type="spellStart"/>
+        <w:t>СУБД подходит для Docker-развертывания и легко подключается из DataGrip</w:t>
+      </w:r>
       <w:r>
         <w:rPr>
           <w:rFonts w:eastAsiaTheme="minorHAnsi" w:cs="Times New Roman"/>
           <w:szCs w:val="28"/>
           <w:lang w:val="ru-RU"/>
         </w:rPr>
-        <w:t>Docker</w:t>
-      </w:r>
-      <w:proofErr w:type="spellEnd"/>
-      <w:r>
-        <w:rPr>
-          <w:rFonts w:eastAsiaTheme="minorHAnsi" w:cs="Times New Roman"/>
-          <w:szCs w:val="28"/>
-          <w:lang w:val="ru-RU"/>
-        </w:rPr>
-        <w:t xml:space="preserve">-развертывания и легко подключается из </w:t>
-      </w:r>
-      <w:proofErr w:type="spellStart"/>
-      <w:r>
-        <w:rPr>
-          <w:rFonts w:eastAsiaTheme="minorHAnsi" w:cs="Times New Roman"/>
-          <w:szCs w:val="28"/>
-          <w:lang w:val="ru-RU"/>
-        </w:rPr>
-        <w:t>DataGrip</w:t>
-      </w:r>
-      <w:proofErr w:type="spellEnd"/>
-      <w:r>
-        <w:rPr>
-          <w:rFonts w:eastAsiaTheme="minorHAnsi" w:cs="Times New Roman"/>
-          <w:szCs w:val="28"/>
-          <w:lang w:val="ru-RU"/>
-        </w:rPr>
-        <w:t>.</w:t>
+        <w:t>;</w:t>
       </w:r>
     </w:p>
     <w:p>
@@ -3440,26 +3251,21 @@
           <w:szCs w:val="28"/>
           <w:lang w:val="ru-RU"/>
         </w:rPr>
-        <w:t xml:space="preserve">Реляционная структура удобна для модерации, тегов, связей </w:t>
-      </w:r>
-      <w:proofErr w:type="spellStart"/>
-      <w:r>
+        <w:t>Реляционная структура удобна для модерации, тегов, связей many-to-many и пользовательских действий.</w:t>
+      </w:r>
+    </w:p>
+    <w:p>
+      <w:pPr>
+        <w:pStyle w:val="ListParagraph"/>
+        <w:spacing w:after="0" w:line="360" w:lineRule="auto"/>
+        <w:ind w:left="709"/>
+        <w:jc w:val="both"/>
         <w:rPr>
           <w:rFonts w:eastAsiaTheme="minorHAnsi" w:cs="Times New Roman"/>
           <w:szCs w:val="28"/>
           <w:lang w:val="ru-RU"/>
         </w:rPr>
-        <w:t>many-to-many</w:t>
-      </w:r>
-      <w:proofErr w:type="spellEnd"/>
-      <w:r>
-        <w:rPr>
-          <w:rFonts w:eastAsiaTheme="minorHAnsi" w:cs="Times New Roman"/>
-          <w:szCs w:val="28"/>
-          <w:lang w:val="ru-RU"/>
-        </w:rPr>
-        <w:t xml:space="preserve"> и пользовательских действий.</w:t>
-      </w:r>
+      </w:pPr>
     </w:p>
     <w:p>
       <w:pPr>
@@ -3491,97 +3297,7 @@
           <w:szCs w:val="28"/>
           <w:lang w:val="ru-RU"/>
         </w:rPr>
-        <w:t xml:space="preserve">Для серверной части выбран язык C# и фреймворк ASP.NET Core 8. Это современная кроссплатформенная платформа для разработки производительных WEB API с поддержкой </w:t>
-      </w:r>
-      <w:proofErr w:type="spellStart"/>
-      <w:r>
-        <w:rPr>
-          <w:rFonts w:eastAsiaTheme="minorHAnsi" w:cs="Times New Roman"/>
-          <w:szCs w:val="28"/>
-          <w:lang w:val="ru-RU"/>
-        </w:rPr>
-        <w:t>middleware</w:t>
-      </w:r>
-      <w:proofErr w:type="spellEnd"/>
-      <w:r>
-        <w:rPr>
-          <w:rFonts w:eastAsiaTheme="minorHAnsi" w:cs="Times New Roman"/>
-          <w:szCs w:val="28"/>
-          <w:lang w:val="ru-RU"/>
-        </w:rPr>
-        <w:t xml:space="preserve">, </w:t>
-      </w:r>
-      <w:proofErr w:type="spellStart"/>
-      <w:r>
-        <w:rPr>
-          <w:rFonts w:eastAsiaTheme="minorHAnsi" w:cs="Times New Roman"/>
-          <w:szCs w:val="28"/>
-          <w:lang w:val="ru-RU"/>
-        </w:rPr>
-        <w:t>dependency</w:t>
-      </w:r>
-      <w:proofErr w:type="spellEnd"/>
-      <w:r>
-        <w:rPr>
-          <w:rFonts w:eastAsiaTheme="minorHAnsi" w:cs="Times New Roman"/>
-          <w:szCs w:val="28"/>
-          <w:lang w:val="ru-RU"/>
-        </w:rPr>
-        <w:t xml:space="preserve"> </w:t>
-      </w:r>
-      <w:proofErr w:type="spellStart"/>
-      <w:r>
-        <w:rPr>
-          <w:rFonts w:eastAsiaTheme="minorHAnsi" w:cs="Times New Roman"/>
-          <w:szCs w:val="28"/>
-          <w:lang w:val="ru-RU"/>
-        </w:rPr>
-        <w:t>injection</w:t>
-      </w:r>
-      <w:proofErr w:type="spellEnd"/>
-      <w:r>
-        <w:rPr>
-          <w:rFonts w:eastAsiaTheme="minorHAnsi" w:cs="Times New Roman"/>
-          <w:szCs w:val="28"/>
-          <w:lang w:val="ru-RU"/>
-        </w:rPr>
-        <w:t xml:space="preserve">, JWT-аутентификации, </w:t>
-      </w:r>
-      <w:proofErr w:type="spellStart"/>
-      <w:r>
-        <w:rPr>
-          <w:rFonts w:eastAsiaTheme="minorHAnsi" w:cs="Times New Roman"/>
-          <w:szCs w:val="28"/>
-          <w:lang w:val="ru-RU"/>
-        </w:rPr>
-        <w:t>SignalR</w:t>
-      </w:r>
-      <w:proofErr w:type="spellEnd"/>
-      <w:r>
-        <w:rPr>
-          <w:rFonts w:eastAsiaTheme="minorHAnsi" w:cs="Times New Roman"/>
-          <w:szCs w:val="28"/>
-          <w:lang w:val="ru-RU"/>
-        </w:rPr>
-        <w:t xml:space="preserve"> и удобной интеграции с </w:t>
-      </w:r>
-      <w:proofErr w:type="spellStart"/>
-      <w:r>
-        <w:rPr>
-          <w:rFonts w:eastAsiaTheme="minorHAnsi" w:cs="Times New Roman"/>
-          <w:szCs w:val="28"/>
-          <w:lang w:val="ru-RU"/>
-        </w:rPr>
-        <w:t>Entity</w:t>
-      </w:r>
-      <w:proofErr w:type="spellEnd"/>
-      <w:r>
-        <w:rPr>
-          <w:rFonts w:eastAsiaTheme="minorHAnsi" w:cs="Times New Roman"/>
-          <w:szCs w:val="28"/>
-          <w:lang w:val="ru-RU"/>
-        </w:rPr>
-        <w:t xml:space="preserve"> Framework Core.</w:t>
+        <w:t>Для серверной части выбран язык C# и фреймворк ASP.NET Core 8. Это современная кроссплатформенная платформа для разработки производительных WEB API с поддержкой middleware, dependency injection, JWT-аутентификации, SignalR и удобной интеграции с Entity Framework Core.</w:t>
       </w:r>
     </w:p>
     <w:p>
@@ -3604,97 +3320,7 @@
           <w:szCs w:val="28"/>
           <w:lang w:val="ru-RU"/>
         </w:rPr>
-        <w:t xml:space="preserve">Для клиентской части выбран </w:t>
-      </w:r>
-      <w:proofErr w:type="spellStart"/>
-      <w:r>
-        <w:rPr>
-          <w:rFonts w:eastAsiaTheme="minorHAnsi" w:cs="Times New Roman"/>
-          <w:szCs w:val="28"/>
-          <w:lang w:val="ru-RU"/>
-        </w:rPr>
-        <w:t>Blazor</w:t>
-      </w:r>
-      <w:proofErr w:type="spellEnd"/>
-      <w:r>
-        <w:rPr>
-          <w:rFonts w:eastAsiaTheme="minorHAnsi" w:cs="Times New Roman"/>
-          <w:szCs w:val="28"/>
-          <w:lang w:val="ru-RU"/>
-        </w:rPr>
-        <w:t xml:space="preserve"> </w:t>
-      </w:r>
-      <w:proofErr w:type="spellStart"/>
-      <w:r>
-        <w:rPr>
-          <w:rFonts w:eastAsiaTheme="minorHAnsi" w:cs="Times New Roman"/>
-          <w:szCs w:val="28"/>
-          <w:lang w:val="ru-RU"/>
-        </w:rPr>
-        <w:t>WebAssembly</w:t>
-      </w:r>
-      <w:proofErr w:type="spellEnd"/>
-      <w:r>
-        <w:rPr>
-          <w:rFonts w:eastAsiaTheme="minorHAnsi" w:cs="Times New Roman"/>
-          <w:szCs w:val="28"/>
-          <w:lang w:val="ru-RU"/>
-        </w:rPr>
-        <w:t xml:space="preserve">, позволяющий разрабатывать интерактивный веб-интерфейс на C# и </w:t>
-      </w:r>
-      <w:proofErr w:type="spellStart"/>
-      <w:r>
-        <w:rPr>
-          <w:rFonts w:eastAsiaTheme="minorHAnsi" w:cs="Times New Roman"/>
-          <w:szCs w:val="28"/>
-          <w:lang w:val="ru-RU"/>
-        </w:rPr>
-        <w:t>Razor</w:t>
-      </w:r>
-      <w:proofErr w:type="spellEnd"/>
-      <w:r>
-        <w:rPr>
-          <w:rFonts w:eastAsiaTheme="minorHAnsi" w:cs="Times New Roman"/>
-          <w:szCs w:val="28"/>
-          <w:lang w:val="ru-RU"/>
-        </w:rPr>
-        <w:t xml:space="preserve">-компонентах. Такой подход обеспечивает единый технологический стек .NET для </w:t>
-      </w:r>
-      <w:proofErr w:type="spellStart"/>
-      <w:r>
-        <w:rPr>
-          <w:rFonts w:eastAsiaTheme="minorHAnsi" w:cs="Times New Roman"/>
-          <w:szCs w:val="28"/>
-          <w:lang w:val="ru-RU"/>
-        </w:rPr>
-        <w:t>backend</w:t>
-      </w:r>
-      <w:proofErr w:type="spellEnd"/>
-      <w:r>
-        <w:rPr>
-          <w:rFonts w:eastAsiaTheme="minorHAnsi" w:cs="Times New Roman"/>
-          <w:szCs w:val="28"/>
-          <w:lang w:val="ru-RU"/>
-        </w:rPr>
-        <w:t xml:space="preserve"> и </w:t>
-      </w:r>
-      <w:proofErr w:type="spellStart"/>
-      <w:r>
-        <w:rPr>
-          <w:rFonts w:eastAsiaTheme="minorHAnsi" w:cs="Times New Roman"/>
-          <w:szCs w:val="28"/>
-          <w:lang w:val="ru-RU"/>
-        </w:rPr>
-        <w:t>frontend</w:t>
-      </w:r>
-      <w:proofErr w:type="spellEnd"/>
-      <w:r>
-        <w:rPr>
-          <w:rFonts w:eastAsiaTheme="minorHAnsi" w:cs="Times New Roman"/>
-          <w:szCs w:val="28"/>
-          <w:lang w:val="ru-RU"/>
-        </w:rPr>
-        <w:t>, упрощает сопровождение проекта и обмен моделями данных.</w:t>
+        <w:t>Для клиентской части выбран Blazor WebAssembly, позволяющий разрабатывать интерактивный веб-интерфейс на C# и Razor-компонентах. Такой подход обеспечивает единый технологический стек .NET для backend и frontend, упрощает сопровождение проекта и обмен моделями данных.</w:t>
       </w:r>
     </w:p>
     <w:p>
@@ -3719,7 +3345,16 @@
           <w:szCs w:val="28"/>
           <w:lang w:val="ru-RU"/>
         </w:rPr>
-        <w:t>ASP.NET Core обеспечивает высокую производительность и модульность.</w:t>
+        <w:lastRenderedPageBreak/>
+        <w:t>ASP.NET Core обеспечивает высокую производительность и модульность</w:t>
+      </w:r>
+      <w:r>
+        <w:rPr>
+          <w:rFonts w:eastAsiaTheme="minorHAnsi" w:cs="Times New Roman"/>
+          <w:szCs w:val="28"/>
+          <w:lang w:val="ru-RU"/>
+        </w:rPr>
+        <w:t>;</w:t>
       </w:r>
     </w:p>
     <w:p>
@@ -3738,41 +3373,21 @@
           <w:lang w:val="ru-RU"/>
         </w:rPr>
       </w:pPr>
-      <w:proofErr w:type="spellStart"/>
       <w:r>
         <w:rPr>
           <w:rFonts w:eastAsiaTheme="minorHAnsi" w:cs="Times New Roman"/>
           <w:szCs w:val="28"/>
           <w:lang w:val="ru-RU"/>
         </w:rPr>
-        <w:t>Blazor</w:t>
-      </w:r>
-      <w:proofErr w:type="spellEnd"/>
+        <w:t>Blazor WebAssembly позволяет создать SPA-интерфейс без отдельного JavaScript-фреймворка</w:t>
+      </w:r>
       <w:r>
         <w:rPr>
           <w:rFonts w:eastAsiaTheme="minorHAnsi" w:cs="Times New Roman"/>
           <w:szCs w:val="28"/>
           <w:lang w:val="ru-RU"/>
         </w:rPr>
-        <w:t xml:space="preserve"> </w:t>
-      </w:r>
-      <w:proofErr w:type="spellStart"/>
-      <w:r>
-        <w:rPr>
-          <w:rFonts w:eastAsiaTheme="minorHAnsi" w:cs="Times New Roman"/>
-          <w:szCs w:val="28"/>
-          <w:lang w:val="ru-RU"/>
-        </w:rPr>
-        <w:t>WebAssembly</w:t>
-      </w:r>
-      <w:proofErr w:type="spellEnd"/>
-      <w:r>
-        <w:rPr>
-          <w:rFonts w:eastAsiaTheme="minorHAnsi" w:cs="Times New Roman"/>
-          <w:szCs w:val="28"/>
-          <w:lang w:val="ru-RU"/>
-        </w:rPr>
-        <w:t xml:space="preserve"> позволяет создать SPA-интерфейс без отдельного JavaScript-фреймворка.</w:t>
+        <w:t>;</w:t>
       </w:r>
     </w:p>
     <w:p>
@@ -3791,23 +3406,21 @@
           <w:lang w:val="ru-RU"/>
         </w:rPr>
       </w:pPr>
-      <w:proofErr w:type="spellStart"/>
       <w:r>
         <w:rPr>
           <w:rFonts w:eastAsiaTheme="minorHAnsi" w:cs="Times New Roman"/>
           <w:szCs w:val="28"/>
           <w:lang w:val="ru-RU"/>
         </w:rPr>
-        <w:t>Docker</w:t>
-      </w:r>
-      <w:proofErr w:type="spellEnd"/>
+        <w:t>Docker упрощает запуск проекта в единой среде</w:t>
+      </w:r>
       <w:r>
         <w:rPr>
           <w:rFonts w:eastAsiaTheme="minorHAnsi" w:cs="Times New Roman"/>
           <w:szCs w:val="28"/>
           <w:lang w:val="ru-RU"/>
         </w:rPr>
-        <w:t xml:space="preserve"> упрощает запуск проекта в единой среде.</w:t>
+        <w:t>;</w:t>
       </w:r>
     </w:p>
     <w:p>
@@ -3826,41 +3439,21 @@
           <w:lang w:val="ru-RU"/>
         </w:rPr>
       </w:pPr>
-      <w:proofErr w:type="spellStart"/>
       <w:r>
         <w:rPr>
           <w:rFonts w:eastAsiaTheme="minorHAnsi" w:cs="Times New Roman"/>
           <w:szCs w:val="28"/>
           <w:lang w:val="ru-RU"/>
         </w:rPr>
-        <w:t>Nginx</w:t>
-      </w:r>
-      <w:proofErr w:type="spellEnd"/>
+        <w:t>Nginx подходит для отдачи статического клиента и проксирования API</w:t>
+      </w:r>
       <w:r>
         <w:rPr>
           <w:rFonts w:eastAsiaTheme="minorHAnsi" w:cs="Times New Roman"/>
           <w:szCs w:val="28"/>
           <w:lang w:val="ru-RU"/>
         </w:rPr>
-        <w:t xml:space="preserve"> подходит для отдачи статического клиента и </w:t>
-      </w:r>
-      <w:proofErr w:type="spellStart"/>
-      <w:r>
-        <w:rPr>
-          <w:rFonts w:eastAsiaTheme="minorHAnsi" w:cs="Times New Roman"/>
-          <w:szCs w:val="28"/>
-          <w:lang w:val="ru-RU"/>
-        </w:rPr>
-        <w:t>проксирования</w:t>
-      </w:r>
-      <w:proofErr w:type="spellEnd"/>
-      <w:r>
-        <w:rPr>
-          <w:rFonts w:eastAsiaTheme="minorHAnsi" w:cs="Times New Roman"/>
-          <w:szCs w:val="28"/>
-          <w:lang w:val="ru-RU"/>
-        </w:rPr>
-        <w:t xml:space="preserve"> API.</w:t>
+        <w:t>;</w:t>
       </w:r>
     </w:p>
     <w:p>
@@ -3879,41 +3472,13 @@
           <w:lang w:val="ru-RU"/>
         </w:rPr>
       </w:pPr>
-      <w:proofErr w:type="spellStart"/>
       <w:r>
         <w:rPr>
           <w:rFonts w:eastAsiaTheme="minorHAnsi" w:cs="Times New Roman"/>
           <w:szCs w:val="28"/>
           <w:lang w:val="ru-RU"/>
         </w:rPr>
-        <w:t>Tuna</w:t>
-      </w:r>
-      <w:proofErr w:type="spellEnd"/>
-      <w:r>
-        <w:rPr>
-          <w:rFonts w:eastAsiaTheme="minorHAnsi" w:cs="Times New Roman"/>
-          <w:szCs w:val="28"/>
-          <w:lang w:val="ru-RU"/>
-        </w:rPr>
-        <w:t xml:space="preserve"> позволяет открыть локальный </w:t>
-      </w:r>
-      <w:proofErr w:type="spellStart"/>
-      <w:r>
-        <w:rPr>
-          <w:rFonts w:eastAsiaTheme="minorHAnsi" w:cs="Times New Roman"/>
-          <w:szCs w:val="28"/>
-          <w:lang w:val="ru-RU"/>
-        </w:rPr>
-        <w:t>Docker</w:t>
-      </w:r>
-      <w:proofErr w:type="spellEnd"/>
-      <w:r>
-        <w:rPr>
-          <w:rFonts w:eastAsiaTheme="minorHAnsi" w:cs="Times New Roman"/>
-          <w:szCs w:val="28"/>
-          <w:lang w:val="ru-RU"/>
-        </w:rPr>
-        <w:t>-стек через публичный HTTPS URL.</w:t>
+        <w:t>Tuna позволяет открыть локальный Docker-стек через публичный HTTPS URL.</w:t>
       </w:r>
     </w:p>
     <w:p>
@@ -3921,7 +3486,6 @@
         <w:rPr>
           <w:rFonts w:eastAsiaTheme="minorHAnsi" w:cs="Times New Roman"/>
           <w:szCs w:val="28"/>
-          <w:lang w:val="ru-RU"/>
         </w:rPr>
       </w:pPr>
       <w:r>
@@ -3947,6 +3511,9 @@
     <w:p>
       <w:pPr>
         <w:pStyle w:val="Heading2"/>
+        <w:rPr>
+          <w:lang w:val="en-US"/>
+        </w:rPr>
       </w:pPr>
       <w:bookmarkStart w:id="8" w:name="_Toc228032035"/>
       <w:r>
@@ -3956,828 +3523,17 @@
     </w:p>
     <w:p>
       <w:pPr>
-        <w:tabs>
-          <w:tab w:val="left" w:pos="993"/>
-        </w:tabs>
-        <w:spacing w:after="0" w:line="360" w:lineRule="auto"/>
-        <w:ind w:firstLine="709"/>
-        <w:jc w:val="both"/>
-        <w:rPr>
-          <w:rFonts w:eastAsiaTheme="minorHAnsi" w:cs="Times New Roman"/>
-          <w:szCs w:val="28"/>
-          <w:lang w:val="ru-RU"/>
-        </w:rPr>
-      </w:pPr>
-      <w:proofErr w:type="spellStart"/>
-      <w:r>
-        <w:rPr>
-          <w:rFonts w:eastAsiaTheme="minorHAnsi" w:cs="Times New Roman"/>
-          <w:szCs w:val="28"/>
-          <w:lang w:val="ru-RU"/>
-        </w:rPr>
-        <w:t>Backend</w:t>
-      </w:r>
-      <w:proofErr w:type="spellEnd"/>
-      <w:r>
-        <w:rPr>
-          <w:rFonts w:eastAsiaTheme="minorHAnsi" w:cs="Times New Roman"/>
-          <w:szCs w:val="28"/>
-          <w:lang w:val="ru-RU"/>
-        </w:rPr>
-        <w:t xml:space="preserve"> расположен в проекте </w:t>
-      </w:r>
-      <w:proofErr w:type="spellStart"/>
-      <w:r>
-        <w:rPr>
-          <w:rFonts w:eastAsiaTheme="minorHAnsi" w:cs="Times New Roman"/>
-          <w:szCs w:val="28"/>
-          <w:lang w:val="ru-RU"/>
-        </w:rPr>
-        <w:t>CatshrediasNewsAPI</w:t>
-      </w:r>
-      <w:proofErr w:type="spellEnd"/>
-      <w:r>
-        <w:rPr>
-          <w:rFonts w:eastAsiaTheme="minorHAnsi" w:cs="Times New Roman"/>
-          <w:szCs w:val="28"/>
-          <w:lang w:val="ru-RU"/>
-        </w:rPr>
-        <w:t xml:space="preserve">. Он содержит контроллеры, сервисы, модели, DTO, контекст базы данных, </w:t>
-      </w:r>
-      <w:proofErr w:type="spellStart"/>
-      <w:r>
-        <w:rPr>
-          <w:rFonts w:eastAsiaTheme="minorHAnsi" w:cs="Times New Roman"/>
-          <w:szCs w:val="28"/>
-          <w:lang w:val="ru-RU"/>
-        </w:rPr>
-        <w:t>SignalR</w:t>
-      </w:r>
-      <w:proofErr w:type="spellEnd"/>
-      <w:r>
-        <w:rPr>
-          <w:rFonts w:eastAsiaTheme="minorHAnsi" w:cs="Times New Roman"/>
-          <w:szCs w:val="28"/>
-          <w:lang w:val="ru-RU"/>
-        </w:rPr>
-        <w:t xml:space="preserve">-хаб и миграции EF Core. </w:t>
-      </w:r>
-      <w:proofErr w:type="spellStart"/>
-      <w:r>
-        <w:rPr>
-          <w:rFonts w:eastAsiaTheme="minorHAnsi" w:cs="Times New Roman"/>
-          <w:szCs w:val="28"/>
-          <w:lang w:val="ru-RU"/>
-        </w:rPr>
-        <w:t>Program.cs</w:t>
-      </w:r>
-      <w:proofErr w:type="spellEnd"/>
-      <w:r>
-        <w:rPr>
-          <w:rFonts w:eastAsiaTheme="minorHAnsi" w:cs="Times New Roman"/>
-          <w:szCs w:val="28"/>
-          <w:lang w:val="ru-RU"/>
-        </w:rPr>
-        <w:t xml:space="preserve"> настраивает </w:t>
-      </w:r>
-      <w:proofErr w:type="spellStart"/>
-      <w:r>
-        <w:rPr>
-          <w:rFonts w:eastAsiaTheme="minorHAnsi" w:cs="Times New Roman"/>
-          <w:szCs w:val="28"/>
-          <w:lang w:val="ru-RU"/>
-        </w:rPr>
-        <w:t>dependency</w:t>
-      </w:r>
-      <w:proofErr w:type="spellEnd"/>
-      <w:r>
-        <w:rPr>
-          <w:rFonts w:eastAsiaTheme="minorHAnsi" w:cs="Times New Roman"/>
-          <w:szCs w:val="28"/>
-          <w:lang w:val="ru-RU"/>
-        </w:rPr>
-        <w:t xml:space="preserve"> </w:t>
-      </w:r>
-      <w:proofErr w:type="spellStart"/>
-      <w:r>
-        <w:rPr>
-          <w:rFonts w:eastAsiaTheme="minorHAnsi" w:cs="Times New Roman"/>
-          <w:szCs w:val="28"/>
-          <w:lang w:val="ru-RU"/>
-        </w:rPr>
-        <w:t>injection</w:t>
-      </w:r>
-      <w:proofErr w:type="spellEnd"/>
-      <w:r>
-        <w:rPr>
-          <w:rFonts w:eastAsiaTheme="minorHAnsi" w:cs="Times New Roman"/>
-          <w:szCs w:val="28"/>
-          <w:lang w:val="ru-RU"/>
-        </w:rPr>
-        <w:t xml:space="preserve">, CORS, JWT-аутентификацию, статические файлы </w:t>
-      </w:r>
-      <w:proofErr w:type="spellStart"/>
-      <w:r>
-        <w:rPr>
-          <w:rFonts w:eastAsiaTheme="minorHAnsi" w:cs="Times New Roman"/>
-          <w:szCs w:val="28"/>
-          <w:lang w:val="ru-RU"/>
-        </w:rPr>
-        <w:t>uploads</w:t>
-      </w:r>
-      <w:proofErr w:type="spellEnd"/>
-      <w:r>
-        <w:rPr>
-          <w:rFonts w:eastAsiaTheme="minorHAnsi" w:cs="Times New Roman"/>
-          <w:szCs w:val="28"/>
-          <w:lang w:val="ru-RU"/>
-        </w:rPr>
-        <w:t xml:space="preserve">, </w:t>
-      </w:r>
-      <w:proofErr w:type="spellStart"/>
-      <w:r>
-        <w:rPr>
-          <w:rFonts w:eastAsiaTheme="minorHAnsi" w:cs="Times New Roman"/>
-          <w:szCs w:val="28"/>
-          <w:lang w:val="ru-RU"/>
-        </w:rPr>
-        <w:t>health</w:t>
-      </w:r>
-      <w:proofErr w:type="spellEnd"/>
-      <w:r>
-        <w:rPr>
-          <w:rFonts w:eastAsiaTheme="minorHAnsi" w:cs="Times New Roman"/>
-          <w:szCs w:val="28"/>
-          <w:lang w:val="ru-RU"/>
-        </w:rPr>
-        <w:t xml:space="preserve"> </w:t>
-      </w:r>
-      <w:proofErr w:type="spellStart"/>
-      <w:r>
-        <w:rPr>
-          <w:rFonts w:eastAsiaTheme="minorHAnsi" w:cs="Times New Roman"/>
-          <w:szCs w:val="28"/>
-          <w:lang w:val="ru-RU"/>
-        </w:rPr>
-        <w:t>endpoint</w:t>
-      </w:r>
-      <w:proofErr w:type="spellEnd"/>
-      <w:r>
-        <w:rPr>
-          <w:rFonts w:eastAsiaTheme="minorHAnsi" w:cs="Times New Roman"/>
-          <w:szCs w:val="28"/>
-          <w:lang w:val="ru-RU"/>
-        </w:rPr>
-        <w:t xml:space="preserve"> и автоматическое применение миграций при запуске </w:t>
-      </w:r>
-      <w:proofErr w:type="spellStart"/>
-      <w:r>
-        <w:rPr>
-          <w:rFonts w:eastAsiaTheme="minorHAnsi" w:cs="Times New Roman"/>
-          <w:szCs w:val="28"/>
-          <w:lang w:val="ru-RU"/>
-        </w:rPr>
-        <w:t>Docker</w:t>
-      </w:r>
-      <w:proofErr w:type="spellEnd"/>
-      <w:r>
-        <w:rPr>
-          <w:rFonts w:eastAsiaTheme="minorHAnsi" w:cs="Times New Roman"/>
-          <w:szCs w:val="28"/>
-          <w:lang w:val="ru-RU"/>
-        </w:rPr>
-        <w:t>-контейнера.</w:t>
-      </w:r>
-    </w:p>
-    <w:p>
-      <w:pPr>
-        <w:tabs>
-          <w:tab w:val="left" w:pos="993"/>
-        </w:tabs>
-        <w:spacing w:after="0" w:line="360" w:lineRule="auto"/>
-        <w:ind w:firstLine="709"/>
-        <w:jc w:val="both"/>
-        <w:rPr>
-          <w:rFonts w:eastAsiaTheme="minorHAnsi" w:cs="Times New Roman"/>
-          <w:sz w:val="24"/>
-          <w:szCs w:val="24"/>
-          <w:lang w:val="ru-RU"/>
-        </w:rPr>
-      </w:pPr>
-      <w:r>
-        <w:rPr>
-          <w:rFonts w:eastAsiaTheme="minorHAnsi" w:cs="Times New Roman"/>
-          <w:sz w:val="24"/>
-          <w:szCs w:val="24"/>
-          <w:lang w:val="ru-RU"/>
-        </w:rPr>
-        <w:t xml:space="preserve">Таблица 3.1 </w:t>
-      </w:r>
-      <w:r>
-        <w:rPr>
-          <w:rFonts w:eastAsiaTheme="minorHAnsi" w:cs="Times New Roman"/>
-          <w:sz w:val="24"/>
-          <w:szCs w:val="24"/>
-          <w:lang w:val="ru-RU"/>
-        </w:rPr>
-        <w:t>Архитек</w:t>
-      </w:r>
-      <w:r>
-        <w:rPr>
-          <w:rFonts w:eastAsiaTheme="minorHAnsi" w:cs="Times New Roman"/>
-          <w:sz w:val="24"/>
-          <w:szCs w:val="24"/>
-          <w:lang w:val="ru-RU"/>
-        </w:rPr>
-        <w:t>тура</w:t>
-      </w:r>
-      <w:r>
-        <w:rPr>
-          <w:rFonts w:eastAsiaTheme="minorHAnsi" w:cs="Times New Roman"/>
-          <w:sz w:val="24"/>
-          <w:szCs w:val="24"/>
-          <w:lang w:val="ru-RU"/>
-        </w:rPr>
-        <w:t xml:space="preserve"> </w:t>
-      </w:r>
-      <w:r>
-        <w:rPr>
-          <w:rFonts w:eastAsiaTheme="minorHAnsi" w:cs="Times New Roman"/>
-          <w:sz w:val="24"/>
-          <w:szCs w:val="24"/>
-        </w:rPr>
-        <w:t>backend</w:t>
-      </w:r>
-      <w:r>
-        <w:rPr>
-          <w:rFonts w:eastAsiaTheme="minorHAnsi" w:cs="Times New Roman"/>
-          <w:sz w:val="24"/>
-          <w:szCs w:val="24"/>
-          <w:lang w:val="ru-RU"/>
-        </w:rPr>
-        <w:t>-части приложения</w:t>
-      </w:r>
-    </w:p>
-    <w:tbl>
-      <w:tblPr>
-        <w:tblStyle w:val="TableGrid"/>
-        <w:tblW w:w="0" w:type="auto"/>
+        <w:spacing w:after="40"/>
         <w:jc w:val="center"/>
-        <w:tblLook w:val="04A0" w:firstRow="1" w:lastRow="0" w:firstColumn="1" w:lastColumn="0" w:noHBand="0" w:noVBand="1"/>
-      </w:tblPr>
-      <w:tblGrid>
-        <w:gridCol w:w="2160"/>
-        <w:gridCol w:w="7528"/>
-      </w:tblGrid>
-      <w:tr>
-        <w:trPr>
-          <w:jc w:val="center"/>
-        </w:trPr>
-        <w:tc>
-          <w:tcPr>
-            <w:tcW w:w="2160" w:type="dxa"/>
-            <w:vAlign w:val="center"/>
-          </w:tcPr>
-          <w:p>
-            <w:pPr>
-              <w:jc w:val="center"/>
-              <w:rPr>
-                <w:rFonts w:cs="Times New Roman"/>
-                <w:bCs/>
-                <w:sz w:val="24"/>
-                <w:szCs w:val="24"/>
-              </w:rPr>
-            </w:pPr>
-            <w:proofErr w:type="spellStart"/>
-            <w:r>
-              <w:rPr>
-                <w:rFonts w:cs="Times New Roman"/>
-                <w:bCs/>
-                <w:sz w:val="24"/>
-                <w:szCs w:val="24"/>
-              </w:rPr>
-              <w:t>Компонент</w:t>
-            </w:r>
-            <w:proofErr w:type="spellEnd"/>
-          </w:p>
-        </w:tc>
-        <w:tc>
-          <w:tcPr>
-            <w:tcW w:w="7528" w:type="dxa"/>
-            <w:vAlign w:val="center"/>
-          </w:tcPr>
-          <w:p>
-            <w:pPr>
-              <w:jc w:val="center"/>
-              <w:rPr>
-                <w:rFonts w:cs="Times New Roman"/>
-                <w:bCs/>
-                <w:sz w:val="24"/>
-                <w:szCs w:val="24"/>
-              </w:rPr>
-            </w:pPr>
-            <w:proofErr w:type="spellStart"/>
-            <w:r>
-              <w:rPr>
-                <w:rFonts w:cs="Times New Roman"/>
-                <w:bCs/>
-                <w:sz w:val="24"/>
-                <w:szCs w:val="24"/>
-              </w:rPr>
-              <w:t>Назначение</w:t>
-            </w:r>
-            <w:proofErr w:type="spellEnd"/>
-          </w:p>
-        </w:tc>
-      </w:tr>
-      <w:tr>
-        <w:trPr>
-          <w:jc w:val="center"/>
-        </w:trPr>
-        <w:tc>
-          <w:tcPr>
-            <w:tcW w:w="2160" w:type="dxa"/>
-            <w:vAlign w:val="center"/>
-          </w:tcPr>
-          <w:p>
-            <w:pPr>
-              <w:rPr>
-                <w:rFonts w:cs="Times New Roman"/>
-                <w:sz w:val="24"/>
-                <w:szCs w:val="24"/>
-              </w:rPr>
-            </w:pPr>
-            <w:r>
-              <w:rPr>
-                <w:rFonts w:cs="Times New Roman"/>
-                <w:sz w:val="24"/>
-                <w:szCs w:val="24"/>
-              </w:rPr>
-              <w:t>Controllers</w:t>
-            </w:r>
-          </w:p>
-        </w:tc>
-        <w:tc>
-          <w:tcPr>
-            <w:tcW w:w="7528" w:type="dxa"/>
-            <w:vAlign w:val="center"/>
-          </w:tcPr>
-          <w:p>
-            <w:pPr>
-              <w:rPr>
-                <w:rFonts w:cs="Times New Roman"/>
-                <w:sz w:val="24"/>
-                <w:szCs w:val="24"/>
-                <w:lang w:val="ru-RU"/>
-              </w:rPr>
-            </w:pPr>
-            <w:r>
-              <w:rPr>
-                <w:rFonts w:cs="Times New Roman"/>
-                <w:sz w:val="24"/>
-                <w:szCs w:val="24"/>
-              </w:rPr>
-              <w:t>HTTP</w:t>
-            </w:r>
-            <w:r>
-              <w:rPr>
-                <w:rFonts w:cs="Times New Roman"/>
-                <w:sz w:val="24"/>
-                <w:szCs w:val="24"/>
-                <w:lang w:val="ru-RU"/>
-              </w:rPr>
-              <w:t>-</w:t>
-            </w:r>
-            <w:proofErr w:type="spellStart"/>
-            <w:r>
-              <w:rPr>
-                <w:rFonts w:cs="Times New Roman"/>
-                <w:sz w:val="24"/>
-                <w:szCs w:val="24"/>
-                <w:lang w:val="ru-RU"/>
-              </w:rPr>
-              <w:t>эндпоинты</w:t>
-            </w:r>
-            <w:proofErr w:type="spellEnd"/>
-            <w:r>
-              <w:rPr>
-                <w:rFonts w:cs="Times New Roman"/>
-                <w:sz w:val="24"/>
-                <w:szCs w:val="24"/>
-                <w:lang w:val="ru-RU"/>
-              </w:rPr>
-              <w:t xml:space="preserve"> для авторизации, статей, комментариев, тегов, модерации и админки</w:t>
-            </w:r>
-          </w:p>
-        </w:tc>
-      </w:tr>
-      <w:tr>
-        <w:trPr>
-          <w:jc w:val="center"/>
-        </w:trPr>
-        <w:tc>
-          <w:tcPr>
-            <w:tcW w:w="2160" w:type="dxa"/>
-            <w:vAlign w:val="center"/>
-          </w:tcPr>
-          <w:p>
-            <w:pPr>
-              <w:rPr>
-                <w:rFonts w:cs="Times New Roman"/>
-                <w:sz w:val="24"/>
-                <w:szCs w:val="24"/>
-              </w:rPr>
-            </w:pPr>
-            <w:r>
-              <w:rPr>
-                <w:rFonts w:cs="Times New Roman"/>
-                <w:sz w:val="24"/>
-                <w:szCs w:val="24"/>
-              </w:rPr>
-              <w:t>Services</w:t>
-            </w:r>
-          </w:p>
-        </w:tc>
-        <w:tc>
-          <w:tcPr>
-            <w:tcW w:w="7528" w:type="dxa"/>
-            <w:vAlign w:val="center"/>
-          </w:tcPr>
-          <w:p>
-            <w:pPr>
-              <w:rPr>
-                <w:rFonts w:cs="Times New Roman"/>
-                <w:sz w:val="24"/>
-                <w:szCs w:val="24"/>
-                <w:lang w:val="ru-RU"/>
-              </w:rPr>
-            </w:pPr>
-            <w:r>
-              <w:rPr>
-                <w:rFonts w:cs="Times New Roman"/>
-                <w:sz w:val="24"/>
-                <w:szCs w:val="24"/>
-                <w:lang w:val="ru-RU"/>
-              </w:rPr>
-              <w:t xml:space="preserve">Бизнес-логика: статьи, пользователи, </w:t>
-            </w:r>
-            <w:r>
-              <w:rPr>
-                <w:rFonts w:cs="Times New Roman"/>
-                <w:sz w:val="24"/>
-                <w:szCs w:val="24"/>
-              </w:rPr>
-              <w:t>email</w:t>
-            </w:r>
-            <w:r>
-              <w:rPr>
-                <w:rFonts w:cs="Times New Roman"/>
-                <w:sz w:val="24"/>
-                <w:szCs w:val="24"/>
-                <w:lang w:val="ru-RU"/>
-              </w:rPr>
-              <w:t xml:space="preserve">, </w:t>
-            </w:r>
-            <w:r>
-              <w:rPr>
-                <w:rFonts w:cs="Times New Roman"/>
-                <w:sz w:val="24"/>
-                <w:szCs w:val="24"/>
-              </w:rPr>
-              <w:t>RSS</w:t>
-            </w:r>
-            <w:r>
-              <w:rPr>
-                <w:rFonts w:cs="Times New Roman"/>
-                <w:sz w:val="24"/>
-                <w:szCs w:val="24"/>
-                <w:lang w:val="ru-RU"/>
-              </w:rPr>
-              <w:t>/</w:t>
-            </w:r>
-            <w:r>
-              <w:rPr>
-                <w:rFonts w:cs="Times New Roman"/>
-                <w:sz w:val="24"/>
-                <w:szCs w:val="24"/>
-              </w:rPr>
-              <w:t>scraper</w:t>
-            </w:r>
-            <w:r>
-              <w:rPr>
-                <w:rFonts w:cs="Times New Roman"/>
-                <w:sz w:val="24"/>
-                <w:szCs w:val="24"/>
-                <w:lang w:val="ru-RU"/>
-              </w:rPr>
-              <w:t>, модерация</w:t>
-            </w:r>
-          </w:p>
-        </w:tc>
-      </w:tr>
-      <w:tr>
-        <w:trPr>
-          <w:jc w:val="center"/>
-        </w:trPr>
-        <w:tc>
-          <w:tcPr>
-            <w:tcW w:w="2160" w:type="dxa"/>
-            <w:vAlign w:val="center"/>
-          </w:tcPr>
-          <w:p>
-            <w:pPr>
-              <w:rPr>
-                <w:rFonts w:cs="Times New Roman"/>
-                <w:sz w:val="24"/>
-                <w:szCs w:val="24"/>
-              </w:rPr>
-            </w:pPr>
-            <w:r>
-              <w:rPr>
-                <w:rFonts w:cs="Times New Roman"/>
-                <w:sz w:val="24"/>
-                <w:szCs w:val="24"/>
-              </w:rPr>
-              <w:t>Models</w:t>
-            </w:r>
-          </w:p>
-        </w:tc>
-        <w:tc>
-          <w:tcPr>
-            <w:tcW w:w="7528" w:type="dxa"/>
-            <w:vAlign w:val="center"/>
-          </w:tcPr>
-          <w:p>
-            <w:pPr>
-              <w:rPr>
-                <w:rFonts w:cs="Times New Roman"/>
-                <w:sz w:val="24"/>
-                <w:szCs w:val="24"/>
-                <w:lang w:val="ru-RU"/>
-              </w:rPr>
-            </w:pPr>
-            <w:r>
-              <w:rPr>
-                <w:rFonts w:cs="Times New Roman"/>
-                <w:sz w:val="24"/>
-                <w:szCs w:val="24"/>
-              </w:rPr>
-              <w:t>EF</w:t>
-            </w:r>
-            <w:r>
-              <w:rPr>
-                <w:rFonts w:cs="Times New Roman"/>
-                <w:sz w:val="24"/>
-                <w:szCs w:val="24"/>
-                <w:lang w:val="ru-RU"/>
-              </w:rPr>
-              <w:t xml:space="preserve"> </w:t>
-            </w:r>
-            <w:r>
-              <w:rPr>
-                <w:rFonts w:cs="Times New Roman"/>
-                <w:sz w:val="24"/>
-                <w:szCs w:val="24"/>
-              </w:rPr>
-              <w:t>Core</w:t>
-            </w:r>
-            <w:r>
-              <w:rPr>
-                <w:rFonts w:cs="Times New Roman"/>
-                <w:sz w:val="24"/>
-                <w:szCs w:val="24"/>
-                <w:lang w:val="ru-RU"/>
-              </w:rPr>
-              <w:t xml:space="preserve"> сущности базы данных</w:t>
-            </w:r>
-          </w:p>
-        </w:tc>
-      </w:tr>
-      <w:tr>
-        <w:trPr>
-          <w:jc w:val="center"/>
-        </w:trPr>
-        <w:tc>
-          <w:tcPr>
-            <w:tcW w:w="2160" w:type="dxa"/>
-            <w:vAlign w:val="center"/>
-          </w:tcPr>
-          <w:p>
-            <w:pPr>
-              <w:rPr>
-                <w:rFonts w:cs="Times New Roman"/>
-                <w:sz w:val="24"/>
-                <w:szCs w:val="24"/>
-              </w:rPr>
-            </w:pPr>
-            <w:r>
-              <w:rPr>
-                <w:rFonts w:cs="Times New Roman"/>
-                <w:sz w:val="24"/>
-                <w:szCs w:val="24"/>
-              </w:rPr>
-              <w:t>DTOs</w:t>
-            </w:r>
-          </w:p>
-        </w:tc>
-        <w:tc>
-          <w:tcPr>
-            <w:tcW w:w="7528" w:type="dxa"/>
-            <w:vAlign w:val="center"/>
-          </w:tcPr>
-          <w:p>
-            <w:pPr>
-              <w:rPr>
-                <w:rFonts w:cs="Times New Roman"/>
-                <w:sz w:val="24"/>
-                <w:szCs w:val="24"/>
-                <w:lang w:val="ru-RU"/>
-              </w:rPr>
-            </w:pPr>
-            <w:r>
-              <w:rPr>
-                <w:rFonts w:cs="Times New Roman"/>
-                <w:sz w:val="24"/>
-                <w:szCs w:val="24"/>
-                <w:lang w:val="ru-RU"/>
-              </w:rPr>
-              <w:t xml:space="preserve">Контракты запросов и ответов </w:t>
-            </w:r>
-            <w:r>
-              <w:rPr>
-                <w:rFonts w:cs="Times New Roman"/>
-                <w:sz w:val="24"/>
-                <w:szCs w:val="24"/>
-              </w:rPr>
-              <w:t>API</w:t>
-            </w:r>
-          </w:p>
-        </w:tc>
-      </w:tr>
-      <w:tr>
-        <w:trPr>
-          <w:jc w:val="center"/>
-        </w:trPr>
-        <w:tc>
-          <w:tcPr>
-            <w:tcW w:w="2160" w:type="dxa"/>
-            <w:vAlign w:val="center"/>
-          </w:tcPr>
-          <w:p>
-            <w:pPr>
-              <w:rPr>
-                <w:rFonts w:cs="Times New Roman"/>
-                <w:sz w:val="24"/>
-                <w:szCs w:val="24"/>
-              </w:rPr>
-            </w:pPr>
-            <w:r>
-              <w:rPr>
-                <w:rFonts w:cs="Times New Roman"/>
-                <w:sz w:val="24"/>
-                <w:szCs w:val="24"/>
-              </w:rPr>
-              <w:t>Data</w:t>
-            </w:r>
-          </w:p>
-        </w:tc>
-        <w:tc>
-          <w:tcPr>
-            <w:tcW w:w="7528" w:type="dxa"/>
-            <w:vAlign w:val="center"/>
-          </w:tcPr>
-          <w:p>
-            <w:pPr>
-              <w:rPr>
-                <w:rFonts w:cs="Times New Roman"/>
-                <w:sz w:val="24"/>
-                <w:szCs w:val="24"/>
-              </w:rPr>
-            </w:pPr>
-            <w:proofErr w:type="spellStart"/>
-            <w:r>
-              <w:rPr>
-                <w:rFonts w:cs="Times New Roman"/>
-                <w:sz w:val="24"/>
-                <w:szCs w:val="24"/>
-              </w:rPr>
-              <w:t>AppDbContext</w:t>
-            </w:r>
-            <w:proofErr w:type="spellEnd"/>
-            <w:r>
-              <w:rPr>
-                <w:rFonts w:cs="Times New Roman"/>
-                <w:sz w:val="24"/>
-                <w:szCs w:val="24"/>
-              </w:rPr>
-              <w:t xml:space="preserve"> и </w:t>
-            </w:r>
-            <w:proofErr w:type="spellStart"/>
-            <w:r>
-              <w:rPr>
-                <w:rFonts w:cs="Times New Roman"/>
-                <w:sz w:val="24"/>
-                <w:szCs w:val="24"/>
-              </w:rPr>
-              <w:t>seed.sql</w:t>
-            </w:r>
-            <w:proofErr w:type="spellEnd"/>
-          </w:p>
-        </w:tc>
-      </w:tr>
-      <w:tr>
-        <w:trPr>
-          <w:jc w:val="center"/>
-        </w:trPr>
-        <w:tc>
-          <w:tcPr>
-            <w:tcW w:w="2160" w:type="dxa"/>
-            <w:vAlign w:val="center"/>
-          </w:tcPr>
-          <w:p>
-            <w:pPr>
-              <w:rPr>
-                <w:rFonts w:cs="Times New Roman"/>
-                <w:sz w:val="24"/>
-                <w:szCs w:val="24"/>
-              </w:rPr>
-            </w:pPr>
-            <w:r>
-              <w:rPr>
-                <w:rFonts w:cs="Times New Roman"/>
-                <w:sz w:val="24"/>
-                <w:szCs w:val="24"/>
-              </w:rPr>
-              <w:t>Hubs</w:t>
-            </w:r>
-          </w:p>
-        </w:tc>
-        <w:tc>
-          <w:tcPr>
-            <w:tcW w:w="7528" w:type="dxa"/>
-            <w:vAlign w:val="center"/>
-          </w:tcPr>
-          <w:p>
-            <w:pPr>
-              <w:rPr>
-                <w:rFonts w:cs="Times New Roman"/>
-                <w:sz w:val="24"/>
-                <w:szCs w:val="24"/>
-              </w:rPr>
-            </w:pPr>
-            <w:proofErr w:type="spellStart"/>
-            <w:r>
-              <w:rPr>
-                <w:rFonts w:cs="Times New Roman"/>
-                <w:sz w:val="24"/>
-                <w:szCs w:val="24"/>
-              </w:rPr>
-              <w:t>SignalR-хаб</w:t>
-            </w:r>
-            <w:proofErr w:type="spellEnd"/>
-            <w:r>
-              <w:rPr>
-                <w:rFonts w:cs="Times New Roman"/>
-                <w:sz w:val="24"/>
-                <w:szCs w:val="24"/>
-              </w:rPr>
-              <w:t xml:space="preserve"> </w:t>
-            </w:r>
-            <w:proofErr w:type="spellStart"/>
-            <w:r>
-              <w:rPr>
-                <w:rFonts w:cs="Times New Roman"/>
-                <w:sz w:val="24"/>
-                <w:szCs w:val="24"/>
-              </w:rPr>
-              <w:t>комментариев</w:t>
-            </w:r>
-            <w:proofErr w:type="spellEnd"/>
-          </w:p>
-        </w:tc>
-      </w:tr>
-    </w:tbl>
-    <w:p>
-      <w:pPr>
-        <w:jc w:val="center"/>
-      </w:pPr>
-      <w:bookmarkStart w:id="9" w:name="_Toc228032036"/>
+      </w:pPr>
       <w:r>
         <w:rPr>
           <w:noProof/>
         </w:rPr>
         <w:drawing>
-          <wp:anchor distT="0" distB="0" distL="114300" distR="114300" simplePos="0" relativeHeight="251658240" behindDoc="0" locked="0" layoutInCell="1" allowOverlap="1" wp14:anchorId="40506496" wp14:editId="45364130">
-            <wp:simplePos x="0" y="0"/>
-            <wp:positionH relativeFrom="column">
-              <wp:posOffset>-3810</wp:posOffset>
-            </wp:positionH>
-            <wp:positionV relativeFrom="paragraph">
-              <wp:posOffset>457200</wp:posOffset>
-            </wp:positionV>
+          <wp:inline distT="0" distB="0" distL="0" distR="0" wp14:anchorId="3D7C3A73" wp14:editId="61DB31BB">
             <wp:extent cx="6152515" cy="3302000"/>
             <wp:effectExtent l="0" t="0" r="635" b="0"/>
-            <wp:wrapTopAndBottom/>
             <wp:docPr id="2076291089" name="Picture 1"/>
             <wp:cNvGraphicFramePr>
               <a:graphicFrameLocks xmlns:a="http://schemas.openxmlformats.org/drawingml/2006/main" noChangeAspect="1"/>
@@ -4807,7 +3563,7 @@
                 </pic:pic>
               </a:graphicData>
             </a:graphic>
-          </wp:anchor>
+          </wp:inline>
         </w:drawing>
       </w:r>
     </w:p>
@@ -4816,8 +3572,7 @@
         <w:tabs>
           <w:tab w:val="left" w:pos="993"/>
         </w:tabs>
-        <w:spacing w:after="0" w:line="240" w:lineRule="auto"/>
-        <w:ind w:firstLine="706"/>
+        <w:spacing w:line="240" w:lineRule="auto"/>
         <w:jc w:val="center"/>
         <w:rPr>
           <w:rFonts w:cs="Times New Roman"/>
@@ -4865,17 +3620,6 @@
         </w:rPr>
         <w:t>-части</w:t>
       </w:r>
-    </w:p>
-    <w:p/>
-    <w:p>
-      <w:pPr>
-        <w:pStyle w:val="Heading2"/>
-      </w:pPr>
-      <w:r>
-        <w:lastRenderedPageBreak/>
-        <w:t>3.2 Архитектура frontend-части</w:t>
-      </w:r>
-      <w:bookmarkEnd w:id="9"/>
     </w:p>
     <w:p>
       <w:pPr>
@@ -4891,77 +3635,13 @@
           <w:lang w:val="ru-RU"/>
         </w:rPr>
       </w:pPr>
-      <w:proofErr w:type="spellStart"/>
       <w:r>
         <w:rPr>
           <w:rFonts w:eastAsiaTheme="minorHAnsi" w:cs="Times New Roman"/>
           <w:szCs w:val="28"/>
           <w:lang w:val="ru-RU"/>
         </w:rPr>
-        <w:t>Frontend</w:t>
-      </w:r>
-      <w:proofErr w:type="spellEnd"/>
-      <w:r>
-        <w:rPr>
-          <w:rFonts w:eastAsiaTheme="minorHAnsi" w:cs="Times New Roman"/>
-          <w:szCs w:val="28"/>
-          <w:lang w:val="ru-RU"/>
-        </w:rPr>
-        <w:t xml:space="preserve"> расположен в проекте </w:t>
-      </w:r>
-      <w:proofErr w:type="spellStart"/>
-      <w:r>
-        <w:rPr>
-          <w:rFonts w:eastAsiaTheme="minorHAnsi" w:cs="Times New Roman"/>
-          <w:szCs w:val="28"/>
-          <w:lang w:val="ru-RU"/>
-        </w:rPr>
-        <w:t>CatshrediasNews.Client</w:t>
-      </w:r>
-      <w:proofErr w:type="spellEnd"/>
-      <w:r>
-        <w:rPr>
-          <w:rFonts w:eastAsiaTheme="minorHAnsi" w:cs="Times New Roman"/>
-          <w:szCs w:val="28"/>
-          <w:lang w:val="ru-RU"/>
-        </w:rPr>
-        <w:t xml:space="preserve">. Клиент содержит </w:t>
-      </w:r>
-      <w:proofErr w:type="spellStart"/>
-      <w:r>
-        <w:rPr>
-          <w:rFonts w:eastAsiaTheme="minorHAnsi" w:cs="Times New Roman"/>
-          <w:szCs w:val="28"/>
-          <w:lang w:val="ru-RU"/>
-        </w:rPr>
-        <w:t>Razor</w:t>
-      </w:r>
-      <w:proofErr w:type="spellEnd"/>
-      <w:r>
-        <w:rPr>
-          <w:rFonts w:eastAsiaTheme="minorHAnsi" w:cs="Times New Roman"/>
-          <w:szCs w:val="28"/>
-          <w:lang w:val="ru-RU"/>
-        </w:rPr>
-        <w:t xml:space="preserve">-страницы для ленты, просмотра статьи, профиля, авторизации, модерации, администрирования и редактора публикаций. Обращение к API выполняется через клиентские сервисы, зарегистрированные в </w:t>
-      </w:r>
-      <w:proofErr w:type="spellStart"/>
-      <w:r>
-        <w:rPr>
-          <w:rFonts w:eastAsiaTheme="minorHAnsi" w:cs="Times New Roman"/>
-          <w:szCs w:val="28"/>
-          <w:lang w:val="ru-RU"/>
-        </w:rPr>
-        <w:t>Program.cs</w:t>
-      </w:r>
-      <w:proofErr w:type="spellEnd"/>
-      <w:r>
-        <w:rPr>
-          <w:rFonts w:eastAsiaTheme="minorHAnsi" w:cs="Times New Roman"/>
-          <w:szCs w:val="28"/>
-          <w:lang w:val="ru-RU"/>
-        </w:rPr>
-        <w:t>.</w:t>
+        <w:t>Backend расположен в проекте CatshrediasNewsAPI. Он содержит контроллеры, сервисы, модели, DTO, контекст базы данных, SignalR-хаб и миграции EF Core. Program.cs настраивает dependency injection, CORS, JWT-аутентификацию, статические файлы uploads, health endpoint и автоматическое применение миграций при запуске Docker-контейнера.</w:t>
       </w:r>
     </w:p>
     <w:p>
@@ -4986,7 +3666,7 @@
           <w:szCs w:val="24"/>
           <w:lang w:val="ru-RU"/>
         </w:rPr>
-        <w:t>Таблица 3.</w:t>
+        <w:t xml:space="preserve">Таблица 3.1 </w:t>
       </w:r>
       <w:r>
         <w:rPr>
@@ -4995,7 +3675,7 @@
           <w:szCs w:val="24"/>
           <w:lang w:val="ru-RU"/>
         </w:rPr>
-        <w:t>2</w:t>
+        <w:t>Архитек</w:t>
       </w:r>
       <w:r>
         <w:rPr>
@@ -5004,15 +3684,24 @@
           <w:szCs w:val="24"/>
           <w:lang w:val="ru-RU"/>
         </w:rPr>
-        <w:t xml:space="preserve"> Архитектура </w:t>
+        <w:t>тура</w:t>
       </w:r>
       <w:r>
         <w:rPr>
           <w:rFonts w:eastAsiaTheme="minorHAnsi" w:cs="Times New Roman"/>
           <w:sz w:val="24"/>
           <w:szCs w:val="24"/>
-        </w:rPr>
-        <w:t>frontend</w:t>
+          <w:lang w:val="ru-RU"/>
+        </w:rPr>
+        <w:t xml:space="preserve"> </w:t>
+      </w:r>
+      <w:r>
+        <w:rPr>
+          <w:rFonts w:eastAsiaTheme="minorHAnsi" w:cs="Times New Roman"/>
+          <w:sz w:val="24"/>
+          <w:szCs w:val="24"/>
+        </w:rPr>
+        <w:t>backend</w:t>
       </w:r>
       <w:r>
         <w:rPr>
@@ -5054,7 +3743,6 @@
                 <w:szCs w:val="24"/>
               </w:rPr>
             </w:pPr>
-            <w:proofErr w:type="spellStart"/>
             <w:r>
               <w:rPr>
                 <w:rFonts w:cs="Times New Roman"/>
@@ -5062,9 +3750,8 @@
                 <w:sz w:val="24"/>
                 <w:szCs w:val="24"/>
               </w:rPr>
-              <w:t>Раздел</w:t>
-            </w:r>
-            <w:proofErr w:type="spellEnd"/>
+              <w:t>Компонент</w:t>
+            </w:r>
           </w:p>
         </w:tc>
         <w:tc>
@@ -5082,7 +3769,6 @@
                 <w:szCs w:val="24"/>
               </w:rPr>
             </w:pPr>
-            <w:proofErr w:type="spellStart"/>
             <w:r>
               <w:rPr>
                 <w:rFonts w:cs="Times New Roman"/>
@@ -5092,7 +3778,6 @@
               </w:rPr>
               <w:t>Назначение</w:t>
             </w:r>
-            <w:proofErr w:type="spellEnd"/>
           </w:p>
         </w:tc>
       </w:tr>
@@ -5109,7 +3794,6 @@
             <w:pPr>
               <w:rPr>
                 <w:rFonts w:cs="Times New Roman"/>
-                <w:bCs/>
                 <w:sz w:val="24"/>
                 <w:szCs w:val="24"/>
               </w:rPr>
@@ -5117,11 +3801,10 @@
             <w:r>
               <w:rPr>
                 <w:rFonts w:cs="Times New Roman"/>
-                <w:bCs/>
-                <w:sz w:val="24"/>
-                <w:szCs w:val="24"/>
-              </w:rPr>
-              <w:t>Pages</w:t>
+                <w:sz w:val="24"/>
+                <w:szCs w:val="24"/>
+              </w:rPr>
+              <w:t>Controllers</w:t>
             </w:r>
           </w:p>
         </w:tc>
@@ -5134,50 +3817,27 @@
             <w:pPr>
               <w:rPr>
                 <w:rFonts w:cs="Times New Roman"/>
-                <w:bCs/>
-                <w:sz w:val="24"/>
-                <w:szCs w:val="24"/>
+                <w:sz w:val="24"/>
+                <w:szCs w:val="24"/>
+                <w:lang w:val="ru-RU"/>
               </w:rPr>
             </w:pPr>
-            <w:proofErr w:type="spellStart"/>
             <w:r>
               <w:rPr>
                 <w:rFonts w:cs="Times New Roman"/>
-                <w:bCs/>
-                <w:sz w:val="24"/>
-                <w:szCs w:val="24"/>
-              </w:rPr>
-              <w:t>Страницы</w:t>
-            </w:r>
-            <w:proofErr w:type="spellEnd"/>
+                <w:sz w:val="24"/>
+                <w:szCs w:val="24"/>
+              </w:rPr>
+              <w:t>HTTP</w:t>
+            </w:r>
             <w:r>
               <w:rPr>
                 <w:rFonts w:cs="Times New Roman"/>
-                <w:bCs/>
-                <w:sz w:val="24"/>
-                <w:szCs w:val="24"/>
-              </w:rPr>
-              <w:t xml:space="preserve"> Blazor: Home, </w:t>
-            </w:r>
-            <w:proofErr w:type="spellStart"/>
-            <w:r>
-              <w:rPr>
-                <w:rFonts w:cs="Times New Roman"/>
-                <w:bCs/>
-                <w:sz w:val="24"/>
-                <w:szCs w:val="24"/>
-              </w:rPr>
-              <w:t>ArticleView</w:t>
-            </w:r>
-            <w:proofErr w:type="spellEnd"/>
-            <w:r>
-              <w:rPr>
-                <w:rFonts w:cs="Times New Roman"/>
-                <w:bCs/>
-                <w:sz w:val="24"/>
-                <w:szCs w:val="24"/>
-              </w:rPr>
-              <w:t>, Profile, Register, Admin, Moderation, Publicist</w:t>
+                <w:sz w:val="24"/>
+                <w:szCs w:val="24"/>
+                <w:lang w:val="ru-RU"/>
+              </w:rPr>
+              <w:t>-эндпоинты для авторизации, статей, комментариев, тегов, модерации и админки</w:t>
             </w:r>
           </w:p>
         </w:tc>
@@ -5195,7 +3855,6 @@
             <w:pPr>
               <w:rPr>
                 <w:rFonts w:cs="Times New Roman"/>
-                <w:bCs/>
                 <w:sz w:val="24"/>
                 <w:szCs w:val="24"/>
               </w:rPr>
@@ -5203,11 +3862,10 @@
             <w:r>
               <w:rPr>
                 <w:rFonts w:cs="Times New Roman"/>
-                <w:bCs/>
-                <w:sz w:val="24"/>
-                <w:szCs w:val="24"/>
-              </w:rPr>
-              <w:t>Layout</w:t>
+                <w:sz w:val="24"/>
+                <w:szCs w:val="24"/>
+              </w:rPr>
+              <w:t>Services</w:t>
             </w:r>
           </w:p>
         </w:tc>
@@ -5220,7 +3878,6 @@
             <w:pPr>
               <w:rPr>
                 <w:rFonts w:cs="Times New Roman"/>
-                <w:bCs/>
                 <w:sz w:val="24"/>
                 <w:szCs w:val="24"/>
                 <w:lang w:val="ru-RU"/>
@@ -5229,53 +3886,62 @@
             <w:r>
               <w:rPr>
                 <w:rFonts w:cs="Times New Roman"/>
-                <w:bCs/>
                 <w:sz w:val="24"/>
                 <w:szCs w:val="24"/>
                 <w:lang w:val="ru-RU"/>
               </w:rPr>
-              <w:t xml:space="preserve">Основной макет, </w:t>
-            </w:r>
-            <w:proofErr w:type="spellStart"/>
+              <w:t xml:space="preserve">Бизнес-логика: статьи, пользователи, </w:t>
+            </w:r>
             <w:r>
               <w:rPr>
                 <w:rFonts w:cs="Times New Roman"/>
-                <w:bCs/>
+                <w:sz w:val="24"/>
+                <w:szCs w:val="24"/>
+              </w:rPr>
+              <w:t>email</w:t>
+            </w:r>
+            <w:r>
+              <w:rPr>
+                <w:rFonts w:cs="Times New Roman"/>
                 <w:sz w:val="24"/>
                 <w:szCs w:val="24"/>
                 <w:lang w:val="ru-RU"/>
               </w:rPr>
-              <w:t>сайдбары</w:t>
-            </w:r>
-            <w:proofErr w:type="spellEnd"/>
+              <w:t xml:space="preserve">, </w:t>
+            </w:r>
             <w:r>
               <w:rPr>
                 <w:rFonts w:cs="Times New Roman"/>
-                <w:bCs/>
+                <w:sz w:val="24"/>
+                <w:szCs w:val="24"/>
+              </w:rPr>
+              <w:t>RSS</w:t>
+            </w:r>
+            <w:r>
+              <w:rPr>
+                <w:rFonts w:cs="Times New Roman"/>
                 <w:sz w:val="24"/>
                 <w:szCs w:val="24"/>
                 <w:lang w:val="ru-RU"/>
               </w:rPr>
-              <w:t xml:space="preserve">, </w:t>
+              <w:t>/</w:t>
             </w:r>
             <w:r>
               <w:rPr>
                 <w:rFonts w:cs="Times New Roman"/>
-                <w:bCs/>
-                <w:sz w:val="24"/>
-                <w:szCs w:val="24"/>
-              </w:rPr>
-              <w:t>header</w:t>
+                <w:sz w:val="24"/>
+                <w:szCs w:val="24"/>
+              </w:rPr>
+              <w:t>scraper</w:t>
             </w:r>
             <w:r>
               <w:rPr>
                 <w:rFonts w:cs="Times New Roman"/>
-                <w:bCs/>
                 <w:sz w:val="24"/>
                 <w:szCs w:val="24"/>
                 <w:lang w:val="ru-RU"/>
               </w:rPr>
-              <w:t xml:space="preserve"> и элементы навигации</w:t>
+              <w:t>, модерация</w:t>
             </w:r>
           </w:p>
         </w:tc>
@@ -5293,7 +3959,6 @@
             <w:pPr>
               <w:rPr>
                 <w:rFonts w:cs="Times New Roman"/>
-                <w:bCs/>
                 <w:sz w:val="24"/>
                 <w:szCs w:val="24"/>
               </w:rPr>
@@ -5301,11 +3966,10 @@
             <w:r>
               <w:rPr>
                 <w:rFonts w:cs="Times New Roman"/>
-                <w:bCs/>
-                <w:sz w:val="24"/>
-                <w:szCs w:val="24"/>
-              </w:rPr>
-              <w:t>Services</w:t>
+                <w:sz w:val="24"/>
+                <w:szCs w:val="24"/>
+              </w:rPr>
+              <w:t>Models</w:t>
             </w:r>
           </w:p>
         </w:tc>
@@ -5318,131 +3982,45 @@
             <w:pPr>
               <w:rPr>
                 <w:rFonts w:cs="Times New Roman"/>
-                <w:bCs/>
-                <w:sz w:val="24"/>
-                <w:szCs w:val="24"/>
+                <w:sz w:val="24"/>
+                <w:szCs w:val="24"/>
+                <w:lang w:val="ru-RU"/>
               </w:rPr>
             </w:pPr>
             <w:r>
               <w:rPr>
                 <w:rFonts w:cs="Times New Roman"/>
-                <w:bCs/>
-                <w:sz w:val="24"/>
-                <w:szCs w:val="24"/>
-              </w:rPr>
-              <w:t>HTTP-</w:t>
-            </w:r>
-            <w:proofErr w:type="spellStart"/>
+                <w:sz w:val="24"/>
+                <w:szCs w:val="24"/>
+              </w:rPr>
+              <w:t>EF</w:t>
+            </w:r>
             <w:r>
               <w:rPr>
                 <w:rFonts w:cs="Times New Roman"/>
-                <w:bCs/>
-                <w:sz w:val="24"/>
-                <w:szCs w:val="24"/>
-              </w:rPr>
-              <w:t>клиенты</w:t>
-            </w:r>
-            <w:proofErr w:type="spellEnd"/>
+                <w:sz w:val="24"/>
+                <w:szCs w:val="24"/>
+                <w:lang w:val="ru-RU"/>
+              </w:rPr>
+              <w:t xml:space="preserve"> </w:t>
+            </w:r>
             <w:r>
               <w:rPr>
                 <w:rFonts w:cs="Times New Roman"/>
-                <w:bCs/>
-                <w:sz w:val="24"/>
-                <w:szCs w:val="24"/>
-              </w:rPr>
-              <w:t xml:space="preserve"> </w:t>
-            </w:r>
-            <w:proofErr w:type="spellStart"/>
+                <w:sz w:val="24"/>
+                <w:szCs w:val="24"/>
+              </w:rPr>
+              <w:t>Core</w:t>
+            </w:r>
             <w:r>
               <w:rPr>
                 <w:rFonts w:cs="Times New Roman"/>
-                <w:bCs/>
-                <w:sz w:val="24"/>
-                <w:szCs w:val="24"/>
-              </w:rPr>
-              <w:t>для</w:t>
-            </w:r>
-            <w:proofErr w:type="spellEnd"/>
-            <w:r>
-              <w:rPr>
-                <w:rFonts w:cs="Times New Roman"/>
-                <w:bCs/>
-                <w:sz w:val="24"/>
-                <w:szCs w:val="24"/>
-              </w:rPr>
-              <w:t xml:space="preserve"> API: </w:t>
-            </w:r>
-            <w:proofErr w:type="spellStart"/>
-            <w:r>
-              <w:rPr>
-                <w:rFonts w:cs="Times New Roman"/>
-                <w:bCs/>
-                <w:sz w:val="24"/>
-                <w:szCs w:val="24"/>
-              </w:rPr>
-              <w:t>AuthService</w:t>
-            </w:r>
-            <w:proofErr w:type="spellEnd"/>
-            <w:r>
-              <w:rPr>
-                <w:rFonts w:cs="Times New Roman"/>
-                <w:bCs/>
-                <w:sz w:val="24"/>
-                <w:szCs w:val="24"/>
-              </w:rPr>
-              <w:t xml:space="preserve">, </w:t>
-            </w:r>
-            <w:proofErr w:type="spellStart"/>
-            <w:r>
-              <w:rPr>
-                <w:rFonts w:cs="Times New Roman"/>
-                <w:bCs/>
-                <w:sz w:val="24"/>
-                <w:szCs w:val="24"/>
-              </w:rPr>
-              <w:t>ArticleService</w:t>
-            </w:r>
-            <w:proofErr w:type="spellEnd"/>
-            <w:r>
-              <w:rPr>
-                <w:rFonts w:cs="Times New Roman"/>
-                <w:bCs/>
-                <w:sz w:val="24"/>
-                <w:szCs w:val="24"/>
-              </w:rPr>
-              <w:t xml:space="preserve">, </w:t>
-            </w:r>
-            <w:proofErr w:type="spellStart"/>
-            <w:r>
-              <w:rPr>
-                <w:rFonts w:cs="Times New Roman"/>
-                <w:bCs/>
-                <w:sz w:val="24"/>
-                <w:szCs w:val="24"/>
-              </w:rPr>
-              <w:t>AdminService</w:t>
-            </w:r>
-            <w:proofErr w:type="spellEnd"/>
-            <w:r>
-              <w:rPr>
-                <w:rFonts w:cs="Times New Roman"/>
-                <w:bCs/>
-                <w:sz w:val="24"/>
-                <w:szCs w:val="24"/>
-              </w:rPr>
-              <w:t xml:space="preserve">, </w:t>
-            </w:r>
-            <w:proofErr w:type="spellStart"/>
-            <w:r>
-              <w:rPr>
-                <w:rFonts w:cs="Times New Roman"/>
-                <w:bCs/>
-                <w:sz w:val="24"/>
-                <w:szCs w:val="24"/>
-              </w:rPr>
-              <w:t>ModerationService</w:t>
-            </w:r>
-            <w:proofErr w:type="spellEnd"/>
+                <w:sz w:val="24"/>
+                <w:szCs w:val="24"/>
+                <w:lang w:val="ru-RU"/>
+              </w:rPr>
+              <w:t xml:space="preserve"> сущности базы данных</w:t>
+            </w:r>
           </w:p>
         </w:tc>
       </w:tr>
@@ -5459,7 +4037,6 @@
             <w:pPr>
               <w:rPr>
                 <w:rFonts w:cs="Times New Roman"/>
-                <w:bCs/>
                 <w:sz w:val="24"/>
                 <w:szCs w:val="24"/>
               </w:rPr>
@@ -5467,11 +4044,10 @@
             <w:r>
               <w:rPr>
                 <w:rFonts w:cs="Times New Roman"/>
-                <w:bCs/>
-                <w:sz w:val="24"/>
-                <w:szCs w:val="24"/>
-              </w:rPr>
-              <w:t>Models</w:t>
+                <w:sz w:val="24"/>
+                <w:szCs w:val="24"/>
+              </w:rPr>
+              <w:t>DTOs</w:t>
             </w:r>
           </w:p>
         </w:tc>
@@ -5484,7 +4060,6 @@
             <w:pPr>
               <w:rPr>
                 <w:rFonts w:cs="Times New Roman"/>
-                <w:bCs/>
                 <w:sz w:val="24"/>
                 <w:szCs w:val="24"/>
                 <w:lang w:val="ru-RU"/>
@@ -5493,12 +4068,19 @@
             <w:r>
               <w:rPr>
                 <w:rFonts w:cs="Times New Roman"/>
-                <w:bCs/>
                 <w:sz w:val="24"/>
                 <w:szCs w:val="24"/>
                 <w:lang w:val="ru-RU"/>
               </w:rPr>
-              <w:t>Модели пользователя, статьи и комментариев</w:t>
+              <w:t xml:space="preserve">Контракты запросов и ответов </w:t>
+            </w:r>
+            <w:r>
+              <w:rPr>
+                <w:rFonts w:cs="Times New Roman"/>
+                <w:sz w:val="24"/>
+                <w:szCs w:val="24"/>
+              </w:rPr>
+              <w:t>API</w:t>
             </w:r>
           </w:p>
         </w:tc>
@@ -5516,22 +4098,18 @@
             <w:pPr>
               <w:rPr>
                 <w:rFonts w:cs="Times New Roman"/>
-                <w:bCs/>
                 <w:sz w:val="24"/>
                 <w:szCs w:val="24"/>
               </w:rPr>
             </w:pPr>
-            <w:proofErr w:type="spellStart"/>
             <w:r>
               <w:rPr>
                 <w:rFonts w:cs="Times New Roman"/>
-                <w:bCs/>
-                <w:sz w:val="24"/>
-                <w:szCs w:val="24"/>
-              </w:rPr>
-              <w:t>wwwroot</w:t>
-            </w:r>
-            <w:proofErr w:type="spellEnd"/>
+                <w:sz w:val="24"/>
+                <w:szCs w:val="24"/>
+              </w:rPr>
+              <w:t>Data</w:t>
+            </w:r>
           </w:p>
         </w:tc>
         <w:tc>
@@ -5543,7 +4121,6 @@
             <w:pPr>
               <w:rPr>
                 <w:rFonts w:cs="Times New Roman"/>
-                <w:bCs/>
                 <w:sz w:val="24"/>
                 <w:szCs w:val="24"/>
               </w:rPr>
@@ -5551,45 +4128,205 @@
             <w:r>
               <w:rPr>
                 <w:rFonts w:cs="Times New Roman"/>
-                <w:bCs/>
-                <w:sz w:val="24"/>
-                <w:szCs w:val="24"/>
-              </w:rPr>
-              <w:t xml:space="preserve">CSS, JS, </w:t>
-            </w:r>
-            <w:proofErr w:type="spellStart"/>
-            <w:r>
+                <w:sz w:val="24"/>
+                <w:szCs w:val="24"/>
+              </w:rPr>
+              <w:t>AppDbContext и seed.sql</w:t>
+            </w:r>
+          </w:p>
+        </w:tc>
+      </w:tr>
+      <w:tr>
+        <w:trPr>
+          <w:jc w:val="center"/>
+        </w:trPr>
+        <w:tc>
+          <w:tcPr>
+            <w:tcW w:w="2160" w:type="dxa"/>
+            <w:vAlign w:val="center"/>
+          </w:tcPr>
+          <w:p>
+            <w:pPr>
               <w:rPr>
                 <w:rFonts w:cs="Times New Roman"/>
-                <w:bCs/>
-                <w:sz w:val="24"/>
-                <w:szCs w:val="24"/>
-              </w:rPr>
-              <w:t>appsettings</w:t>
-            </w:r>
-            <w:proofErr w:type="spellEnd"/>
+                <w:sz w:val="24"/>
+                <w:szCs w:val="24"/>
+              </w:rPr>
+            </w:pPr>
             <w:r>
               <w:rPr>
                 <w:rFonts w:cs="Times New Roman"/>
-                <w:bCs/>
-                <w:sz w:val="24"/>
-                <w:szCs w:val="24"/>
-              </w:rPr>
-              <w:t xml:space="preserve"> и index.html</w:t>
+                <w:sz w:val="24"/>
+                <w:szCs w:val="24"/>
+              </w:rPr>
+              <w:t>Hubs</w:t>
+            </w:r>
+          </w:p>
+        </w:tc>
+        <w:tc>
+          <w:tcPr>
+            <w:tcW w:w="7528" w:type="dxa"/>
+            <w:vAlign w:val="center"/>
+          </w:tcPr>
+          <w:p>
+            <w:pPr>
+              <w:rPr>
+                <w:rFonts w:cs="Times New Roman"/>
+                <w:sz w:val="24"/>
+                <w:szCs w:val="24"/>
+              </w:rPr>
+            </w:pPr>
+            <w:r>
+              <w:rPr>
+                <w:rFonts w:cs="Times New Roman"/>
+                <w:sz w:val="24"/>
+                <w:szCs w:val="24"/>
+              </w:rPr>
+              <w:t>SignalR-хаб комментариев</w:t>
             </w:r>
           </w:p>
         </w:tc>
       </w:tr>
     </w:tbl>
     <w:p>
+      <w:bookmarkStart w:id="9" w:name="_Toc228032036"/>
+    </w:p>
+    <w:p>
       <w:pPr>
         <w:pStyle w:val="Heading2"/>
-      </w:pPr>
-      <w:bookmarkStart w:id="10" w:name="_Toc228032037"/>
-      <w:r>
-        <w:t>3.3 Развертывание через Docker и Tuna</w:t>
-      </w:r>
-      <w:bookmarkEnd w:id="10"/>
+        <w:rPr>
+          <w:lang w:val="en-US"/>
+        </w:rPr>
+      </w:pPr>
+      <w:r>
+        <w:lastRenderedPageBreak/>
+        <w:t>3.2 Архитектура frontend-части</w:t>
+      </w:r>
+      <w:bookmarkEnd w:id="9"/>
+    </w:p>
+    <w:p>
+      <w:pPr>
+        <w:spacing w:after="0"/>
+        <w:rPr>
+          <w:lang w:eastAsia="ru-RU"/>
+        </w:rPr>
+      </w:pPr>
+      <w:r>
+        <w:rPr>
+          <w:noProof/>
+        </w:rPr>
+        <w:drawing>
+          <wp:inline distT="0" distB="0" distL="0" distR="0" wp14:anchorId="3DFF7B11" wp14:editId="66D83462">
+            <wp:extent cx="6152515" cy="3617595"/>
+            <wp:effectExtent l="0" t="0" r="635" b="1905"/>
+            <wp:docPr id="357561920" name="Picture 1"/>
+            <wp:cNvGraphicFramePr>
+              <a:graphicFrameLocks xmlns:a="http://schemas.openxmlformats.org/drawingml/2006/main" noChangeAspect="1"/>
+            </wp:cNvGraphicFramePr>
+            <a:graphic xmlns:a="http://schemas.openxmlformats.org/drawingml/2006/main">
+              <a:graphicData uri="http://schemas.openxmlformats.org/drawingml/2006/picture">
+                <pic:pic xmlns:pic="http://schemas.openxmlformats.org/drawingml/2006/picture">
+                  <pic:nvPicPr>
+                    <pic:cNvPr id="357561920" name=""/>
+                    <pic:cNvPicPr/>
+                  </pic:nvPicPr>
+                  <pic:blipFill>
+                    <a:blip r:embed="rId13"/>
+                    <a:stretch>
+                      <a:fillRect/>
+                    </a:stretch>
+                  </pic:blipFill>
+                  <pic:spPr>
+                    <a:xfrm>
+                      <a:off x="0" y="0"/>
+                      <a:ext cx="6152515" cy="3617595"/>
+                    </a:xfrm>
+                    <a:prstGeom prst="rect">
+                      <a:avLst/>
+                    </a:prstGeom>
+                  </pic:spPr>
+                </pic:pic>
+              </a:graphicData>
+            </a:graphic>
+          </wp:inline>
+        </w:drawing>
+      </w:r>
+    </w:p>
+    <w:p>
+      <w:pPr>
+        <w:tabs>
+          <w:tab w:val="left" w:pos="993"/>
+        </w:tabs>
+        <w:spacing w:line="240" w:lineRule="auto"/>
+        <w:jc w:val="center"/>
+        <w:rPr>
+          <w:sz w:val="22"/>
+          <w:lang w:val="ru-RU"/>
+        </w:rPr>
+      </w:pPr>
+      <w:r>
+        <w:rPr>
+          <w:sz w:val="22"/>
+          <w:lang w:val="ru-RU"/>
+        </w:rPr>
+        <w:t xml:space="preserve">Рисунок </w:t>
+      </w:r>
+      <w:r>
+        <w:rPr>
+          <w:sz w:val="22"/>
+          <w:lang w:val="ru-RU"/>
+        </w:rPr>
+        <w:t>3.</w:t>
+      </w:r>
+      <w:r>
+        <w:rPr>
+          <w:sz w:val="22"/>
+          <w:lang w:val="ru-RU"/>
+        </w:rPr>
+        <w:t>2</w:t>
+      </w:r>
+      <w:r>
+        <w:rPr>
+          <w:sz w:val="22"/>
+          <w:lang w:val="ru-RU"/>
+        </w:rPr>
+        <w:t xml:space="preserve"> Структура </w:t>
+      </w:r>
+      <w:r>
+        <w:rPr>
+          <w:sz w:val="22"/>
+          <w:lang w:val="ru-RU"/>
+        </w:rPr>
+        <w:t>frontend</w:t>
+      </w:r>
+      <w:r>
+        <w:rPr>
+          <w:sz w:val="22"/>
+          <w:lang w:val="ru-RU"/>
+        </w:rPr>
+        <w:t xml:space="preserve">-части и код файла конфигурации </w:t>
+      </w:r>
+      <w:r>
+        <w:rPr>
+          <w:sz w:val="22"/>
+          <w:lang w:val="ru-RU"/>
+        </w:rPr>
+        <w:t>frontend</w:t>
+      </w:r>
+      <w:r>
+        <w:rPr>
+          <w:sz w:val="22"/>
+          <w:lang w:val="ru-RU"/>
+        </w:rPr>
+        <w:t xml:space="preserve"> </w:t>
+      </w:r>
+      <w:r>
+        <w:rPr>
+          <w:sz w:val="22"/>
+          <w:lang w:val="ru-RU"/>
+        </w:rPr>
+        <w:t>-части</w:t>
+      </w:r>
     </w:p>
     <w:p>
       <w:pPr>
@@ -5611,228 +4348,7 @@
           <w:szCs w:val="28"/>
           <w:lang w:val="ru-RU"/>
         </w:rPr>
-        <w:t xml:space="preserve">Для развертывания используется </w:t>
-      </w:r>
-      <w:proofErr w:type="spellStart"/>
-      <w:r>
-        <w:rPr>
-          <w:rFonts w:eastAsiaTheme="minorHAnsi" w:cs="Times New Roman"/>
-          <w:szCs w:val="28"/>
-          <w:lang w:val="ru-RU"/>
-        </w:rPr>
-        <w:t>docker-compose.yml</w:t>
-      </w:r>
-      <w:proofErr w:type="spellEnd"/>
-      <w:r>
-        <w:rPr>
-          <w:rFonts w:eastAsiaTheme="minorHAnsi" w:cs="Times New Roman"/>
-          <w:szCs w:val="28"/>
-          <w:lang w:val="ru-RU"/>
-        </w:rPr>
-        <w:t xml:space="preserve">, который поднимает PostgreSQL, API, </w:t>
-      </w:r>
-      <w:proofErr w:type="spellStart"/>
-      <w:r>
-        <w:rPr>
-          <w:rFonts w:eastAsiaTheme="minorHAnsi" w:cs="Times New Roman"/>
-          <w:szCs w:val="28"/>
-          <w:lang w:val="ru-RU"/>
-        </w:rPr>
-        <w:t>web</w:t>
-      </w:r>
-      <w:proofErr w:type="spellEnd"/>
-      <w:r>
-        <w:rPr>
-          <w:rFonts w:eastAsiaTheme="minorHAnsi" w:cs="Times New Roman"/>
-          <w:szCs w:val="28"/>
-          <w:lang w:val="ru-RU"/>
-        </w:rPr>
-        <w:t xml:space="preserve">-контейнер с </w:t>
-      </w:r>
-      <w:proofErr w:type="spellStart"/>
-      <w:r>
-        <w:rPr>
-          <w:rFonts w:eastAsiaTheme="minorHAnsi" w:cs="Times New Roman"/>
-          <w:szCs w:val="28"/>
-          <w:lang w:val="ru-RU"/>
-        </w:rPr>
-        <w:t>Nginx</w:t>
-      </w:r>
-      <w:proofErr w:type="spellEnd"/>
-      <w:r>
-        <w:rPr>
-          <w:rFonts w:eastAsiaTheme="minorHAnsi" w:cs="Times New Roman"/>
-          <w:szCs w:val="28"/>
-          <w:lang w:val="ru-RU"/>
-        </w:rPr>
-        <w:t xml:space="preserve"> и </w:t>
-      </w:r>
-      <w:proofErr w:type="spellStart"/>
-      <w:r>
-        <w:rPr>
-          <w:rFonts w:eastAsiaTheme="minorHAnsi" w:cs="Times New Roman"/>
-          <w:szCs w:val="28"/>
-          <w:lang w:val="ru-RU"/>
-        </w:rPr>
-        <w:t>Mailpit</w:t>
-      </w:r>
-      <w:proofErr w:type="spellEnd"/>
-      <w:r>
-        <w:rPr>
-          <w:rFonts w:eastAsiaTheme="minorHAnsi" w:cs="Times New Roman"/>
-          <w:szCs w:val="28"/>
-          <w:lang w:val="ru-RU"/>
-        </w:rPr>
-        <w:t xml:space="preserve"> для локальной проверки писем. </w:t>
-      </w:r>
-      <w:proofErr w:type="spellStart"/>
-      <w:r>
-        <w:rPr>
-          <w:rFonts w:eastAsiaTheme="minorHAnsi" w:cs="Times New Roman"/>
-          <w:szCs w:val="28"/>
-          <w:lang w:val="ru-RU"/>
-        </w:rPr>
-        <w:t>Nginx</w:t>
-      </w:r>
-      <w:proofErr w:type="spellEnd"/>
-      <w:r>
-        <w:rPr>
-          <w:rFonts w:eastAsiaTheme="minorHAnsi" w:cs="Times New Roman"/>
-          <w:szCs w:val="28"/>
-          <w:lang w:val="ru-RU"/>
-        </w:rPr>
-        <w:t xml:space="preserve"> отдает опубликованный </w:t>
-      </w:r>
-      <w:proofErr w:type="spellStart"/>
-      <w:r>
-        <w:rPr>
-          <w:rFonts w:eastAsiaTheme="minorHAnsi" w:cs="Times New Roman"/>
-          <w:szCs w:val="28"/>
-          <w:lang w:val="ru-RU"/>
-        </w:rPr>
-        <w:t>Blazor</w:t>
-      </w:r>
-      <w:proofErr w:type="spellEnd"/>
-      <w:r>
-        <w:rPr>
-          <w:rFonts w:eastAsiaTheme="minorHAnsi" w:cs="Times New Roman"/>
-          <w:szCs w:val="28"/>
-          <w:lang w:val="ru-RU"/>
-        </w:rPr>
-        <w:t xml:space="preserve"> </w:t>
-      </w:r>
-      <w:proofErr w:type="spellStart"/>
-      <w:r>
-        <w:rPr>
-          <w:rFonts w:eastAsiaTheme="minorHAnsi" w:cs="Times New Roman"/>
-          <w:szCs w:val="28"/>
-          <w:lang w:val="ru-RU"/>
-        </w:rPr>
-        <w:t>WebAssembly</w:t>
-      </w:r>
-      <w:proofErr w:type="spellEnd"/>
-      <w:r>
-        <w:rPr>
-          <w:rFonts w:eastAsiaTheme="minorHAnsi" w:cs="Times New Roman"/>
-          <w:szCs w:val="28"/>
-          <w:lang w:val="ru-RU"/>
-        </w:rPr>
-        <w:t xml:space="preserve"> и </w:t>
-      </w:r>
-      <w:proofErr w:type="spellStart"/>
-      <w:r>
-        <w:rPr>
-          <w:rFonts w:eastAsiaTheme="minorHAnsi" w:cs="Times New Roman"/>
-          <w:szCs w:val="28"/>
-          <w:lang w:val="ru-RU"/>
-        </w:rPr>
-        <w:t>проксирует</w:t>
-      </w:r>
-      <w:proofErr w:type="spellEnd"/>
-      <w:r>
-        <w:rPr>
-          <w:rFonts w:eastAsiaTheme="minorHAnsi" w:cs="Times New Roman"/>
-          <w:szCs w:val="28"/>
-          <w:lang w:val="ru-RU"/>
-        </w:rPr>
-        <w:t xml:space="preserve"> запросы /</w:t>
-      </w:r>
-      <w:proofErr w:type="spellStart"/>
-      <w:r>
-        <w:rPr>
-          <w:rFonts w:eastAsiaTheme="minorHAnsi" w:cs="Times New Roman"/>
-          <w:szCs w:val="28"/>
-          <w:lang w:val="ru-RU"/>
-        </w:rPr>
-        <w:t>api</w:t>
-      </w:r>
-      <w:proofErr w:type="spellEnd"/>
-      <w:r>
-        <w:rPr>
-          <w:rFonts w:eastAsiaTheme="minorHAnsi" w:cs="Times New Roman"/>
-          <w:szCs w:val="28"/>
-          <w:lang w:val="ru-RU"/>
-        </w:rPr>
-        <w:t>, /</w:t>
-      </w:r>
-      <w:proofErr w:type="spellStart"/>
-      <w:r>
-        <w:rPr>
-          <w:rFonts w:eastAsiaTheme="minorHAnsi" w:cs="Times New Roman"/>
-          <w:szCs w:val="28"/>
-          <w:lang w:val="ru-RU"/>
-        </w:rPr>
-        <w:t>hubs</w:t>
-      </w:r>
-      <w:proofErr w:type="spellEnd"/>
-      <w:r>
-        <w:rPr>
-          <w:rFonts w:eastAsiaTheme="minorHAnsi" w:cs="Times New Roman"/>
-          <w:szCs w:val="28"/>
-          <w:lang w:val="ru-RU"/>
-        </w:rPr>
-        <w:t xml:space="preserve"> и /</w:t>
-      </w:r>
-      <w:proofErr w:type="spellStart"/>
-      <w:r>
-        <w:rPr>
-          <w:rFonts w:eastAsiaTheme="minorHAnsi" w:cs="Times New Roman"/>
-          <w:szCs w:val="28"/>
-          <w:lang w:val="ru-RU"/>
-        </w:rPr>
-        <w:t>uploads</w:t>
-      </w:r>
-      <w:proofErr w:type="spellEnd"/>
-      <w:r>
-        <w:rPr>
-          <w:rFonts w:eastAsiaTheme="minorHAnsi" w:cs="Times New Roman"/>
-          <w:szCs w:val="28"/>
-          <w:lang w:val="ru-RU"/>
-        </w:rPr>
-        <w:t xml:space="preserve"> в API-контейнер.</w:t>
-      </w:r>
-    </w:p>
-    <w:p>
-      <w:pPr>
-        <w:rPr>
-          <w:rFonts w:cs="Times New Roman"/>
-          <w:szCs w:val="28"/>
-        </w:rPr>
-      </w:pPr>
-      <w:r>
-        <w:rPr>
-          <w:rFonts w:cs="Times New Roman"/>
-          <w:szCs w:val="28"/>
-        </w:rPr>
-        <w:t>docker compose up -d --build</w:t>
-      </w:r>
-      <w:r>
-        <w:rPr>
-          <w:rFonts w:cs="Times New Roman"/>
-          <w:szCs w:val="28"/>
-        </w:rPr>
-        <w:br/>
-        <w:t>tuna http 80</w:t>
+        <w:t>Frontend расположен в проекте CatshrediasNews.Client. Клиент содержит Razor-страницы для ленты, просмотра статьи, профиля, авторизации, модерации, администрирования и редактора публикаций. Обращение к API выполняется через клиентские сервисы, зарегистрированные в Program.cs.</w:t>
       </w:r>
     </w:p>
     <w:p>
@@ -5845,125 +4361,544 @@
         <w:jc w:val="both"/>
         <w:rPr>
           <w:rFonts w:eastAsiaTheme="minorHAnsi" w:cs="Times New Roman"/>
-          <w:szCs w:val="28"/>
+          <w:sz w:val="24"/>
+          <w:szCs w:val="24"/>
           <w:lang w:val="ru-RU"/>
         </w:rPr>
       </w:pPr>
       <w:r>
         <w:rPr>
           <w:rFonts w:eastAsiaTheme="minorHAnsi" w:cs="Times New Roman"/>
-          <w:szCs w:val="28"/>
-          <w:lang w:val="ru-RU"/>
-        </w:rPr>
-        <w:t xml:space="preserve">После получения публичного URL от </w:t>
-      </w:r>
-      <w:proofErr w:type="spellStart"/>
+          <w:sz w:val="24"/>
+          <w:szCs w:val="24"/>
+          <w:lang w:val="ru-RU"/>
+        </w:rPr>
+        <w:t>Таблица 3.</w:t>
+      </w:r>
       <w:r>
         <w:rPr>
           <w:rFonts w:eastAsiaTheme="minorHAnsi" w:cs="Times New Roman"/>
-          <w:szCs w:val="28"/>
-          <w:lang w:val="ru-RU"/>
-        </w:rPr>
-        <w:t>Tuna</w:t>
-      </w:r>
-      <w:proofErr w:type="spellEnd"/>
+          <w:sz w:val="24"/>
+          <w:szCs w:val="24"/>
+          <w:lang w:val="ru-RU"/>
+        </w:rPr>
+        <w:t>2</w:t>
+      </w:r>
       <w:r>
         <w:rPr>
           <w:rFonts w:eastAsiaTheme="minorHAnsi" w:cs="Times New Roman"/>
-          <w:szCs w:val="28"/>
-          <w:lang w:val="ru-RU"/>
-        </w:rPr>
-        <w:t xml:space="preserve"> значение необходимо указать в переменной PUBLIC_URL </w:t>
-      </w:r>
-      <w:proofErr w:type="gramStart"/>
+          <w:sz w:val="24"/>
+          <w:szCs w:val="24"/>
+          <w:lang w:val="ru-RU"/>
+        </w:rPr>
+        <w:t xml:space="preserve"> Архитектура </w:t>
+      </w:r>
       <w:r>
         <w:rPr>
           <w:rFonts w:eastAsiaTheme="minorHAnsi" w:cs="Times New Roman"/>
-          <w:szCs w:val="28"/>
-          <w:lang w:val="ru-RU"/>
-        </w:rPr>
-        <w:t>файла .</w:t>
-      </w:r>
-      <w:proofErr w:type="spellStart"/>
+          <w:sz w:val="24"/>
+          <w:szCs w:val="24"/>
+        </w:rPr>
+        <w:t>frontend</w:t>
+      </w:r>
       <w:r>
         <w:rPr>
           <w:rFonts w:eastAsiaTheme="minorHAnsi" w:cs="Times New Roman"/>
-          <w:szCs w:val="28"/>
-          <w:lang w:val="ru-RU"/>
-        </w:rPr>
-        <w:t>env</w:t>
-      </w:r>
-      <w:proofErr w:type="spellEnd"/>
-      <w:proofErr w:type="gramEnd"/>
-      <w:r>
-        <w:rPr>
-          <w:rFonts w:eastAsiaTheme="minorHAnsi" w:cs="Times New Roman"/>
-          <w:szCs w:val="28"/>
-          <w:lang w:val="ru-RU"/>
-        </w:rPr>
-        <w:t xml:space="preserve">. Этот адрес используется для CORS, JWT </w:t>
-      </w:r>
-      <w:proofErr w:type="spellStart"/>
-      <w:r>
-        <w:rPr>
-          <w:rFonts w:eastAsiaTheme="minorHAnsi" w:cs="Times New Roman"/>
-          <w:szCs w:val="28"/>
-          <w:lang w:val="ru-RU"/>
-        </w:rPr>
-        <w:t>issuer</w:t>
-      </w:r>
-      <w:proofErr w:type="spellEnd"/>
-      <w:r>
-        <w:rPr>
-          <w:rFonts w:eastAsiaTheme="minorHAnsi" w:cs="Times New Roman"/>
-          <w:szCs w:val="28"/>
-          <w:lang w:val="ru-RU"/>
-        </w:rPr>
-        <w:t>/</w:t>
-      </w:r>
-      <w:proofErr w:type="spellStart"/>
-      <w:r>
-        <w:rPr>
-          <w:rFonts w:eastAsiaTheme="minorHAnsi" w:cs="Times New Roman"/>
-          <w:szCs w:val="28"/>
-          <w:lang w:val="ru-RU"/>
-        </w:rPr>
-        <w:t>audience</w:t>
-      </w:r>
-      <w:proofErr w:type="spellEnd"/>
-      <w:r>
-        <w:rPr>
-          <w:rFonts w:eastAsiaTheme="minorHAnsi" w:cs="Times New Roman"/>
-          <w:szCs w:val="28"/>
-          <w:lang w:val="ru-RU"/>
-        </w:rPr>
-        <w:t xml:space="preserve"> и формирования ссылок подтверждения </w:t>
-      </w:r>
-      <w:proofErr w:type="spellStart"/>
-      <w:r>
-        <w:rPr>
-          <w:rFonts w:eastAsiaTheme="minorHAnsi" w:cs="Times New Roman"/>
-          <w:szCs w:val="28"/>
-          <w:lang w:val="ru-RU"/>
-        </w:rPr>
-        <w:t>email</w:t>
-      </w:r>
-      <w:proofErr w:type="spellEnd"/>
-      <w:r>
-        <w:rPr>
-          <w:rFonts w:eastAsiaTheme="minorHAnsi" w:cs="Times New Roman"/>
-          <w:szCs w:val="28"/>
-          <w:lang w:val="ru-RU"/>
-        </w:rPr>
-        <w:t>.</w:t>
-      </w:r>
+          <w:sz w:val="24"/>
+          <w:szCs w:val="24"/>
+          <w:lang w:val="ru-RU"/>
+        </w:rPr>
+        <w:t>-части приложения</w:t>
+      </w:r>
+    </w:p>
+    <w:tbl>
+      <w:tblPr>
+        <w:tblStyle w:val="TableGrid"/>
+        <w:tblW w:w="0" w:type="auto"/>
+        <w:jc w:val="center"/>
+        <w:tblLook w:val="04A0" w:firstRow="1" w:lastRow="0" w:firstColumn="1" w:lastColumn="0" w:noHBand="0" w:noVBand="1"/>
+      </w:tblPr>
+      <w:tblGrid>
+        <w:gridCol w:w="2160"/>
+        <w:gridCol w:w="7528"/>
+      </w:tblGrid>
+      <w:tr>
+        <w:trPr>
+          <w:jc w:val="center"/>
+        </w:trPr>
+        <w:tc>
+          <w:tcPr>
+            <w:tcW w:w="2160" w:type="dxa"/>
+            <w:vAlign w:val="center"/>
+          </w:tcPr>
+          <w:p>
+            <w:pPr>
+              <w:jc w:val="center"/>
+              <w:rPr>
+                <w:rFonts w:cs="Times New Roman"/>
+                <w:bCs/>
+                <w:sz w:val="24"/>
+                <w:szCs w:val="24"/>
+              </w:rPr>
+            </w:pPr>
+            <w:r>
+              <w:rPr>
+                <w:rFonts w:cs="Times New Roman"/>
+                <w:bCs/>
+                <w:sz w:val="24"/>
+                <w:szCs w:val="24"/>
+              </w:rPr>
+              <w:t>Раздел</w:t>
+            </w:r>
+          </w:p>
+        </w:tc>
+        <w:tc>
+          <w:tcPr>
+            <w:tcW w:w="7528" w:type="dxa"/>
+            <w:vAlign w:val="center"/>
+          </w:tcPr>
+          <w:p>
+            <w:pPr>
+              <w:jc w:val="center"/>
+              <w:rPr>
+                <w:rFonts w:cs="Times New Roman"/>
+                <w:bCs/>
+                <w:sz w:val="24"/>
+                <w:szCs w:val="24"/>
+              </w:rPr>
+            </w:pPr>
+            <w:r>
+              <w:rPr>
+                <w:rFonts w:cs="Times New Roman"/>
+                <w:bCs/>
+                <w:sz w:val="24"/>
+                <w:szCs w:val="24"/>
+              </w:rPr>
+              <w:t>Назначение</w:t>
+            </w:r>
+          </w:p>
+        </w:tc>
+      </w:tr>
+      <w:tr>
+        <w:trPr>
+          <w:jc w:val="center"/>
+        </w:trPr>
+        <w:tc>
+          <w:tcPr>
+            <w:tcW w:w="2160" w:type="dxa"/>
+            <w:vAlign w:val="center"/>
+          </w:tcPr>
+          <w:p>
+            <w:pPr>
+              <w:rPr>
+                <w:rFonts w:cs="Times New Roman"/>
+                <w:bCs/>
+                <w:sz w:val="24"/>
+                <w:szCs w:val="24"/>
+              </w:rPr>
+            </w:pPr>
+            <w:r>
+              <w:rPr>
+                <w:rFonts w:cs="Times New Roman"/>
+                <w:bCs/>
+                <w:sz w:val="24"/>
+                <w:szCs w:val="24"/>
+              </w:rPr>
+              <w:t>Pages</w:t>
+            </w:r>
+          </w:p>
+        </w:tc>
+        <w:tc>
+          <w:tcPr>
+            <w:tcW w:w="7528" w:type="dxa"/>
+            <w:vAlign w:val="center"/>
+          </w:tcPr>
+          <w:p>
+            <w:pPr>
+              <w:rPr>
+                <w:rFonts w:cs="Times New Roman"/>
+                <w:bCs/>
+                <w:sz w:val="24"/>
+                <w:szCs w:val="24"/>
+              </w:rPr>
+            </w:pPr>
+            <w:r>
+              <w:rPr>
+                <w:rFonts w:cs="Times New Roman"/>
+                <w:bCs/>
+                <w:sz w:val="24"/>
+                <w:szCs w:val="24"/>
+              </w:rPr>
+              <w:t>Страницы Blazor: Home, ArticleView, Profile, Register, Admin, Moderation, Publicist</w:t>
+            </w:r>
+          </w:p>
+        </w:tc>
+      </w:tr>
+      <w:tr>
+        <w:trPr>
+          <w:jc w:val="center"/>
+        </w:trPr>
+        <w:tc>
+          <w:tcPr>
+            <w:tcW w:w="2160" w:type="dxa"/>
+            <w:vAlign w:val="center"/>
+          </w:tcPr>
+          <w:p>
+            <w:pPr>
+              <w:rPr>
+                <w:rFonts w:cs="Times New Roman"/>
+                <w:bCs/>
+                <w:sz w:val="24"/>
+                <w:szCs w:val="24"/>
+              </w:rPr>
+            </w:pPr>
+            <w:r>
+              <w:rPr>
+                <w:rFonts w:cs="Times New Roman"/>
+                <w:bCs/>
+                <w:sz w:val="24"/>
+                <w:szCs w:val="24"/>
+              </w:rPr>
+              <w:t>Layout</w:t>
+            </w:r>
+          </w:p>
+        </w:tc>
+        <w:tc>
+          <w:tcPr>
+            <w:tcW w:w="7528" w:type="dxa"/>
+            <w:vAlign w:val="center"/>
+          </w:tcPr>
+          <w:p>
+            <w:pPr>
+              <w:rPr>
+                <w:rFonts w:cs="Times New Roman"/>
+                <w:bCs/>
+                <w:sz w:val="24"/>
+                <w:szCs w:val="24"/>
+                <w:lang w:val="ru-RU"/>
+              </w:rPr>
+            </w:pPr>
+            <w:r>
+              <w:rPr>
+                <w:rFonts w:cs="Times New Roman"/>
+                <w:bCs/>
+                <w:sz w:val="24"/>
+                <w:szCs w:val="24"/>
+                <w:lang w:val="ru-RU"/>
+              </w:rPr>
+              <w:t xml:space="preserve">Основной макет, сайдбары, </w:t>
+            </w:r>
+            <w:r>
+              <w:rPr>
+                <w:rFonts w:cs="Times New Roman"/>
+                <w:bCs/>
+                <w:sz w:val="24"/>
+                <w:szCs w:val="24"/>
+              </w:rPr>
+              <w:t>header</w:t>
+            </w:r>
+            <w:r>
+              <w:rPr>
+                <w:rFonts w:cs="Times New Roman"/>
+                <w:bCs/>
+                <w:sz w:val="24"/>
+                <w:szCs w:val="24"/>
+                <w:lang w:val="ru-RU"/>
+              </w:rPr>
+              <w:t xml:space="preserve"> и элементы навигации</w:t>
+            </w:r>
+          </w:p>
+        </w:tc>
+      </w:tr>
+      <w:tr>
+        <w:trPr>
+          <w:jc w:val="center"/>
+        </w:trPr>
+        <w:tc>
+          <w:tcPr>
+            <w:tcW w:w="2160" w:type="dxa"/>
+            <w:vAlign w:val="center"/>
+          </w:tcPr>
+          <w:p>
+            <w:pPr>
+              <w:rPr>
+                <w:rFonts w:cs="Times New Roman"/>
+                <w:bCs/>
+                <w:sz w:val="24"/>
+                <w:szCs w:val="24"/>
+              </w:rPr>
+            </w:pPr>
+            <w:r>
+              <w:rPr>
+                <w:rFonts w:cs="Times New Roman"/>
+                <w:bCs/>
+                <w:sz w:val="24"/>
+                <w:szCs w:val="24"/>
+              </w:rPr>
+              <w:t>Services</w:t>
+            </w:r>
+          </w:p>
+        </w:tc>
+        <w:tc>
+          <w:tcPr>
+            <w:tcW w:w="7528" w:type="dxa"/>
+            <w:vAlign w:val="center"/>
+          </w:tcPr>
+          <w:p>
+            <w:pPr>
+              <w:rPr>
+                <w:rFonts w:cs="Times New Roman"/>
+                <w:bCs/>
+                <w:sz w:val="24"/>
+                <w:szCs w:val="24"/>
+              </w:rPr>
+            </w:pPr>
+            <w:r>
+              <w:rPr>
+                <w:rFonts w:cs="Times New Roman"/>
+                <w:bCs/>
+                <w:sz w:val="24"/>
+                <w:szCs w:val="24"/>
+              </w:rPr>
+              <w:t>HTTP-клиенты для API: AuthService, ArticleService, AdminService, ModerationService</w:t>
+            </w:r>
+          </w:p>
+        </w:tc>
+      </w:tr>
+      <w:tr>
+        <w:trPr>
+          <w:jc w:val="center"/>
+        </w:trPr>
+        <w:tc>
+          <w:tcPr>
+            <w:tcW w:w="2160" w:type="dxa"/>
+            <w:vAlign w:val="center"/>
+          </w:tcPr>
+          <w:p>
+            <w:pPr>
+              <w:rPr>
+                <w:rFonts w:cs="Times New Roman"/>
+                <w:bCs/>
+                <w:sz w:val="24"/>
+                <w:szCs w:val="24"/>
+              </w:rPr>
+            </w:pPr>
+            <w:r>
+              <w:rPr>
+                <w:rFonts w:cs="Times New Roman"/>
+                <w:bCs/>
+                <w:sz w:val="24"/>
+                <w:szCs w:val="24"/>
+              </w:rPr>
+              <w:t>Models</w:t>
+            </w:r>
+          </w:p>
+        </w:tc>
+        <w:tc>
+          <w:tcPr>
+            <w:tcW w:w="7528" w:type="dxa"/>
+            <w:vAlign w:val="center"/>
+          </w:tcPr>
+          <w:p>
+            <w:pPr>
+              <w:rPr>
+                <w:rFonts w:cs="Times New Roman"/>
+                <w:bCs/>
+                <w:sz w:val="24"/>
+                <w:szCs w:val="24"/>
+                <w:lang w:val="ru-RU"/>
+              </w:rPr>
+            </w:pPr>
+            <w:r>
+              <w:rPr>
+                <w:rFonts w:cs="Times New Roman"/>
+                <w:bCs/>
+                <w:sz w:val="24"/>
+                <w:szCs w:val="24"/>
+                <w:lang w:val="ru-RU"/>
+              </w:rPr>
+              <w:t>Модели пользователя, статьи и комментариев</w:t>
+            </w:r>
+          </w:p>
+        </w:tc>
+      </w:tr>
+      <w:tr>
+        <w:trPr>
+          <w:jc w:val="center"/>
+        </w:trPr>
+        <w:tc>
+          <w:tcPr>
+            <w:tcW w:w="2160" w:type="dxa"/>
+            <w:vAlign w:val="center"/>
+          </w:tcPr>
+          <w:p>
+            <w:pPr>
+              <w:rPr>
+                <w:rFonts w:cs="Times New Roman"/>
+                <w:bCs/>
+                <w:sz w:val="24"/>
+                <w:szCs w:val="24"/>
+              </w:rPr>
+            </w:pPr>
+            <w:r>
+              <w:rPr>
+                <w:rFonts w:cs="Times New Roman"/>
+                <w:bCs/>
+                <w:sz w:val="24"/>
+                <w:szCs w:val="24"/>
+              </w:rPr>
+              <w:t>wwwroot</w:t>
+            </w:r>
+          </w:p>
+        </w:tc>
+        <w:tc>
+          <w:tcPr>
+            <w:tcW w:w="7528" w:type="dxa"/>
+            <w:vAlign w:val="center"/>
+          </w:tcPr>
+          <w:p>
+            <w:pPr>
+              <w:rPr>
+                <w:rFonts w:cs="Times New Roman"/>
+                <w:bCs/>
+                <w:sz w:val="24"/>
+                <w:szCs w:val="24"/>
+              </w:rPr>
+            </w:pPr>
+            <w:r>
+              <w:rPr>
+                <w:rFonts w:cs="Times New Roman"/>
+                <w:bCs/>
+                <w:sz w:val="24"/>
+                <w:szCs w:val="24"/>
+              </w:rPr>
+              <w:t>CSS, JS, appsettings и index.html</w:t>
+            </w:r>
+          </w:p>
+        </w:tc>
+      </w:tr>
+    </w:tbl>
+    <w:p>
+      <w:bookmarkStart w:id="10" w:name="_Toc228032037"/>
     </w:p>
     <w:p>
       <w:pPr>
+        <w:rPr>
+          <w:rFonts w:cstheme="majorBidi"/>
+          <w:noProof/>
+          <w:color w:val="000000" w:themeColor="text1"/>
+          <w:kern w:val="2"/>
+          <w:szCs w:val="32"/>
+          <w:lang w:eastAsia="ru-RU"/>
+          <w14:ligatures w14:val="standardContextual"/>
+        </w:rPr>
+      </w:pPr>
+      <w:r>
+        <w:br w:type="page"/>
+      </w:r>
+    </w:p>
+    <w:p>
+      <w:pPr>
+        <w:pStyle w:val="Heading2"/>
+      </w:pPr>
+      <w:r>
+        <w:lastRenderedPageBreak/>
+        <w:t>3.3 Развертывание через Docker и Tuna</w:t>
+      </w:r>
+      <w:bookmarkEnd w:id="10"/>
+    </w:p>
+    <w:p>
+      <w:pPr>
+        <w:tabs>
+          <w:tab w:val="left" w:pos="993"/>
+        </w:tabs>
+        <w:spacing w:after="0" w:line="360" w:lineRule="auto"/>
+        <w:ind w:firstLine="709"/>
+        <w:jc w:val="both"/>
+        <w:rPr>
+          <w:rFonts w:eastAsiaTheme="minorHAnsi" w:cs="Times New Roman"/>
+          <w:szCs w:val="28"/>
+          <w:lang w:val="ru-RU"/>
+        </w:rPr>
+      </w:pPr>
+      <w:r>
+        <w:rPr>
+          <w:rFonts w:eastAsiaTheme="minorHAnsi" w:cs="Times New Roman"/>
+          <w:szCs w:val="28"/>
+          <w:lang w:val="ru-RU"/>
+        </w:rPr>
+        <w:t>Для развертывания используется docker-compose.yml, который поднимает PostgreSQL, API, web-контейнер с Nginx и Mailpit для локальной проверки писем. Nginx отдает опубликованный Blazor WebAssembly и проксирует запросы /api, /hubs и /uploads в API-контейнер.</w:t>
+      </w:r>
+    </w:p>
+    <w:p>
+      <w:pPr>
+        <w:rPr>
+          <w:rFonts w:cs="Times New Roman"/>
+          <w:szCs w:val="28"/>
+        </w:rPr>
+      </w:pPr>
+      <w:r>
+        <w:rPr>
+          <w:rFonts w:cs="Times New Roman"/>
+          <w:szCs w:val="28"/>
+        </w:rPr>
+        <w:t>docker compose up -d --build</w:t>
+      </w:r>
+      <w:r>
+        <w:rPr>
+          <w:rFonts w:cs="Times New Roman"/>
+          <w:szCs w:val="28"/>
+        </w:rPr>
+        <w:br/>
+        <w:t>tuna http 80</w:t>
+      </w:r>
+    </w:p>
+    <w:p>
+      <w:pPr>
+        <w:tabs>
+          <w:tab w:val="left" w:pos="993"/>
+        </w:tabs>
+        <w:spacing w:after="0" w:line="360" w:lineRule="auto"/>
+        <w:ind w:firstLine="709"/>
+        <w:jc w:val="both"/>
+        <w:rPr>
+          <w:rFonts w:eastAsiaTheme="minorHAnsi" w:cs="Times New Roman"/>
+          <w:szCs w:val="28"/>
+          <w:lang w:val="ru-RU"/>
+        </w:rPr>
+      </w:pPr>
+      <w:r>
+        <w:rPr>
+          <w:rFonts w:eastAsiaTheme="minorHAnsi" w:cs="Times New Roman"/>
+          <w:szCs w:val="28"/>
+          <w:lang w:val="ru-RU"/>
+        </w:rPr>
+        <w:t>После получения публичного URL от Tuna значение необходимо указать в переменной PUBLIC_URL файла .env. Этот адрес используется для CORS, JWT issuer/audience и формирования ссылок подтверждения email.</w:t>
+      </w:r>
+    </w:p>
+    <w:p>
+      <w:pPr>
+        <w:rPr>
+          <w:rFonts w:eastAsiaTheme="minorHAnsi" w:cs="Times New Roman"/>
+          <w:szCs w:val="28"/>
+        </w:rPr>
+      </w:pPr>
+      <w:r>
+        <w:rPr>
+          <w:rFonts w:eastAsiaTheme="minorHAnsi" w:cs="Times New Roman"/>
+          <w:szCs w:val="28"/>
+          <w:lang w:val="ru-RU"/>
+        </w:rPr>
+        <w:br w:type="page"/>
+      </w:r>
+    </w:p>
+    <w:p>
+      <w:pPr>
         <w:pStyle w:val="Heading1"/>
       </w:pPr>
       <w:bookmarkStart w:id="11" w:name="_Toc228032038"/>
       <w:r>
+        <w:lastRenderedPageBreak/>
         <w:t>4 РУКОВОДСТВО ПОЛЬЗОВАТЕЛЯ</w:t>
       </w:r>
       <w:bookmarkEnd w:id="11"/>
@@ -5980,349 +4915,17 @@
     </w:p>
     <w:p>
       <w:pPr>
-        <w:pStyle w:val="ListNumber"/>
-        <w:rPr>
-          <w:rFonts w:cs="Times New Roman"/>
-          <w:szCs w:val="28"/>
-        </w:rPr>
-      </w:pPr>
-      <w:proofErr w:type="spellStart"/>
-      <w:r>
-        <w:rPr>
-          <w:rFonts w:cs="Times New Roman"/>
-          <w:szCs w:val="28"/>
-        </w:rPr>
-        <w:t>Установить</w:t>
-      </w:r>
-      <w:proofErr w:type="spellEnd"/>
-      <w:r>
-        <w:rPr>
-          <w:rFonts w:cs="Times New Roman"/>
-          <w:szCs w:val="28"/>
-        </w:rPr>
-        <w:t xml:space="preserve"> Docker Desktop </w:t>
-      </w:r>
-      <w:proofErr w:type="spellStart"/>
-      <w:r>
-        <w:rPr>
-          <w:rFonts w:cs="Times New Roman"/>
-          <w:szCs w:val="28"/>
-        </w:rPr>
-        <w:t>или</w:t>
-      </w:r>
-      <w:proofErr w:type="spellEnd"/>
-      <w:r>
-        <w:rPr>
-          <w:rFonts w:cs="Times New Roman"/>
-          <w:szCs w:val="28"/>
-        </w:rPr>
-        <w:t xml:space="preserve"> Docker Engine.</w:t>
-      </w:r>
-    </w:p>
-    <w:p>
-      <w:pPr>
-        <w:pStyle w:val="ListNumber"/>
-        <w:rPr>
-          <w:rFonts w:cs="Times New Roman"/>
-          <w:szCs w:val="28"/>
-          <w:lang w:val="ru-RU"/>
-        </w:rPr>
-      </w:pPr>
-      <w:r>
-        <w:rPr>
-          <w:rFonts w:cs="Times New Roman"/>
-          <w:szCs w:val="28"/>
-          <w:lang w:val="ru-RU"/>
-        </w:rPr>
-        <w:t xml:space="preserve">Создать </w:t>
-      </w:r>
-      <w:proofErr w:type="gramStart"/>
-      <w:r>
-        <w:rPr>
-          <w:rFonts w:cs="Times New Roman"/>
-          <w:szCs w:val="28"/>
-          <w:lang w:val="ru-RU"/>
-        </w:rPr>
-        <w:t>файл .</w:t>
-      </w:r>
-      <w:r>
-        <w:rPr>
-          <w:rFonts w:cs="Times New Roman"/>
-          <w:szCs w:val="28"/>
-        </w:rPr>
-        <w:t>env</w:t>
-      </w:r>
-      <w:proofErr w:type="gramEnd"/>
-      <w:r>
-        <w:rPr>
-          <w:rFonts w:cs="Times New Roman"/>
-          <w:szCs w:val="28"/>
-          <w:lang w:val="ru-RU"/>
-        </w:rPr>
-        <w:t xml:space="preserve"> в корне проекта и заполнить параметры </w:t>
-      </w:r>
-      <w:r>
-        <w:rPr>
-          <w:rFonts w:cs="Times New Roman"/>
-          <w:szCs w:val="28"/>
-        </w:rPr>
-        <w:t>PostgreSQL</w:t>
-      </w:r>
-      <w:r>
-        <w:rPr>
-          <w:rFonts w:cs="Times New Roman"/>
-          <w:szCs w:val="28"/>
-          <w:lang w:val="ru-RU"/>
-        </w:rPr>
-        <w:t xml:space="preserve">, </w:t>
-      </w:r>
-      <w:r>
-        <w:rPr>
-          <w:rFonts w:cs="Times New Roman"/>
-          <w:szCs w:val="28"/>
-        </w:rPr>
-        <w:t>JWT</w:t>
-      </w:r>
-      <w:r>
-        <w:rPr>
-          <w:rFonts w:cs="Times New Roman"/>
-          <w:szCs w:val="28"/>
-          <w:lang w:val="ru-RU"/>
-        </w:rPr>
-        <w:t xml:space="preserve">, </w:t>
-      </w:r>
-      <w:r>
-        <w:rPr>
-          <w:rFonts w:cs="Times New Roman"/>
-          <w:szCs w:val="28"/>
-        </w:rPr>
-        <w:t>SMTP</w:t>
-      </w:r>
-      <w:r>
-        <w:rPr>
-          <w:rFonts w:cs="Times New Roman"/>
-          <w:szCs w:val="28"/>
-          <w:lang w:val="ru-RU"/>
-        </w:rPr>
-        <w:t xml:space="preserve"> и </w:t>
-      </w:r>
-      <w:r>
-        <w:rPr>
-          <w:rFonts w:cs="Times New Roman"/>
-          <w:szCs w:val="28"/>
-        </w:rPr>
-        <w:t>PUBLIC</w:t>
-      </w:r>
-      <w:r>
-        <w:rPr>
-          <w:rFonts w:cs="Times New Roman"/>
-          <w:szCs w:val="28"/>
-          <w:lang w:val="ru-RU"/>
-        </w:rPr>
-        <w:t>_</w:t>
-      </w:r>
-      <w:r>
-        <w:rPr>
-          <w:rFonts w:cs="Times New Roman"/>
-          <w:szCs w:val="28"/>
-        </w:rPr>
-        <w:t>URL</w:t>
-      </w:r>
-      <w:r>
-        <w:rPr>
-          <w:rFonts w:cs="Times New Roman"/>
-          <w:szCs w:val="28"/>
-          <w:lang w:val="ru-RU"/>
-        </w:rPr>
-        <w:t>.</w:t>
-      </w:r>
-    </w:p>
-    <w:p>
-      <w:pPr>
-        <w:pStyle w:val="ListNumber"/>
-        <w:rPr>
-          <w:rFonts w:cs="Times New Roman"/>
-          <w:szCs w:val="28"/>
-        </w:rPr>
-      </w:pPr>
-      <w:proofErr w:type="spellStart"/>
-      <w:r>
-        <w:rPr>
-          <w:rFonts w:cs="Times New Roman"/>
-          <w:szCs w:val="28"/>
-        </w:rPr>
-        <w:t>Запустить</w:t>
-      </w:r>
-      <w:proofErr w:type="spellEnd"/>
-      <w:r>
-        <w:rPr>
-          <w:rFonts w:cs="Times New Roman"/>
-          <w:szCs w:val="28"/>
-        </w:rPr>
-        <w:t xml:space="preserve"> docker compose up -d --build.</w:t>
-      </w:r>
-    </w:p>
-    <w:p>
-      <w:pPr>
-        <w:pStyle w:val="ListNumber"/>
-        <w:rPr>
-          <w:rFonts w:cs="Times New Roman"/>
-          <w:szCs w:val="28"/>
-          <w:lang w:val="ru-RU"/>
-        </w:rPr>
-      </w:pPr>
-      <w:r>
-        <w:rPr>
-          <w:rFonts w:cs="Times New Roman"/>
-          <w:szCs w:val="28"/>
-          <w:lang w:val="ru-RU"/>
-        </w:rPr>
-        <w:t xml:space="preserve">Открыть локальный адрес </w:t>
-      </w:r>
-      <w:r>
-        <w:rPr>
-          <w:rFonts w:cs="Times New Roman"/>
-          <w:szCs w:val="28"/>
-        </w:rPr>
-        <w:t>http</w:t>
-      </w:r>
-      <w:r>
-        <w:rPr>
-          <w:rFonts w:cs="Times New Roman"/>
-          <w:szCs w:val="28"/>
-          <w:lang w:val="ru-RU"/>
-        </w:rPr>
-        <w:t>://</w:t>
-      </w:r>
-      <w:r>
-        <w:rPr>
-          <w:rFonts w:cs="Times New Roman"/>
-          <w:szCs w:val="28"/>
-        </w:rPr>
-        <w:t>localhost</w:t>
-      </w:r>
-      <w:r>
-        <w:rPr>
-          <w:rFonts w:cs="Times New Roman"/>
-          <w:szCs w:val="28"/>
-          <w:lang w:val="ru-RU"/>
-        </w:rPr>
-        <w:t xml:space="preserve"> или публичный</w:t>
-      </w:r>
-      <w:r>
-        <w:rPr>
-          <w:rFonts w:cs="Times New Roman"/>
-          <w:szCs w:val="28"/>
-          <w:lang w:val="ru-RU"/>
-        </w:rPr>
-        <w:t xml:space="preserve"> </w:t>
-      </w:r>
-      <w:r>
-        <w:rPr>
-          <w:rFonts w:cs="Times New Roman"/>
-          <w:szCs w:val="28"/>
-          <w:lang w:val="ru-RU"/>
-        </w:rPr>
-        <w:t>адре</w:t>
-      </w:r>
-      <w:r>
-        <w:rPr>
-          <w:rFonts w:cs="Times New Roman"/>
-          <w:szCs w:val="28"/>
-          <w:lang w:val="ru-RU"/>
-        </w:rPr>
-        <w:t xml:space="preserve">с </w:t>
-      </w:r>
-      <w:r>
-        <w:rPr>
-          <w:rFonts w:cs="Times New Roman"/>
-          <w:szCs w:val="28"/>
-        </w:rPr>
-        <w:t>tuna</w:t>
-      </w:r>
-      <w:r>
-        <w:rPr>
-          <w:rFonts w:cs="Times New Roman"/>
-          <w:szCs w:val="28"/>
-          <w:lang w:val="ru-RU"/>
-        </w:rPr>
-        <w:t xml:space="preserve"> (</w:t>
-      </w:r>
-      <w:r>
-        <w:rPr>
-          <w:rFonts w:cs="Times New Roman"/>
-          <w:szCs w:val="28"/>
-          <w:lang w:val="ru-RU"/>
-        </w:rPr>
-        <w:t xml:space="preserve">запуск через </w:t>
-      </w:r>
-      <w:r>
-        <w:rPr>
-          <w:rFonts w:cs="Times New Roman"/>
-          <w:szCs w:val="28"/>
-        </w:rPr>
-        <w:t>tuna</w:t>
-      </w:r>
-      <w:r>
-        <w:rPr>
-          <w:rFonts w:cs="Times New Roman"/>
-          <w:szCs w:val="28"/>
-          <w:lang w:val="ru-RU"/>
-        </w:rPr>
-        <w:t xml:space="preserve"> </w:t>
-      </w:r>
-      <w:r>
-        <w:rPr>
-          <w:rFonts w:cs="Times New Roman"/>
-          <w:szCs w:val="28"/>
-        </w:rPr>
-        <w:t>http</w:t>
-      </w:r>
-      <w:r>
-        <w:rPr>
-          <w:rFonts w:cs="Times New Roman"/>
-          <w:szCs w:val="28"/>
-          <w:lang w:val="ru-RU"/>
-        </w:rPr>
-        <w:t xml:space="preserve"> </w:t>
-      </w:r>
-      <w:r>
-        <w:rPr>
-          <w:rFonts w:cs="Times New Roman"/>
-          <w:szCs w:val="28"/>
-          <w:lang w:val="ru-RU"/>
-        </w:rPr>
-        <w:t>порт)</w:t>
-      </w:r>
-      <w:r>
-        <w:rPr>
-          <w:rFonts w:cs="Times New Roman"/>
-          <w:szCs w:val="28"/>
-          <w:lang w:val="ru-RU"/>
-        </w:rPr>
-        <w:t>.</w:t>
-      </w:r>
-    </w:p>
-    <w:p>
-      <w:pPr>
-        <w:pStyle w:val="ListNumber"/>
-        <w:numPr>
-          <w:ilvl w:val="0"/>
-          <w:numId w:val="0"/>
-        </w:numPr>
-        <w:ind w:left="360" w:hanging="360"/>
-        <w:rPr>
-          <w:rFonts w:cs="Times New Roman"/>
-          <w:szCs w:val="28"/>
+        <w:spacing w:after="0"/>
+        <w:rPr>
+          <w:lang w:eastAsia="ru-RU"/>
         </w:rPr>
       </w:pPr>
       <w:r>
         <w:rPr>
           <w:noProof/>
         </w:rPr>
-        <w:lastRenderedPageBreak/>
         <w:drawing>
-          <wp:inline distT="0" distB="0" distL="0" distR="0" wp14:anchorId="05B19E9F" wp14:editId="5079CEAB">
+          <wp:inline distT="0" distB="0" distL="0" distR="0" wp14:anchorId="4FBEA92F" wp14:editId="11EF60EF">
             <wp:extent cx="6152515" cy="1022985"/>
             <wp:effectExtent l="0" t="0" r="635" b="5715"/>
             <wp:docPr id="1526392993" name="Picture 1"/>
@@ -6337,7 +4940,7 @@
                     <pic:cNvPicPr/>
                   </pic:nvPicPr>
                   <pic:blipFill>
-                    <a:blip r:embed="rId13"/>
+                    <a:blip r:embed="rId14"/>
                     <a:stretch>
                       <a:fillRect/>
                     </a:stretch>
@@ -6360,66 +4963,341 @@
     </w:p>
     <w:p>
       <w:pPr>
-        <w:tabs>
-          <w:tab w:val="left" w:pos="993"/>
-        </w:tabs>
-        <w:spacing w:after="0" w:line="240" w:lineRule="auto"/>
-        <w:ind w:firstLine="706"/>
         <w:jc w:val="center"/>
         <w:rPr>
+          <w:lang w:val="ru-RU" w:eastAsia="ru-RU"/>
+        </w:rPr>
+      </w:pPr>
+      <w:r>
+        <w:rPr>
+          <w:sz w:val="22"/>
+          <w:lang w:val="ru-RU"/>
+        </w:rPr>
+        <w:t xml:space="preserve">Рисунок </w:t>
+      </w:r>
+      <w:r>
+        <w:rPr>
+          <w:sz w:val="22"/>
+          <w:lang w:val="ru-RU"/>
+        </w:rPr>
+        <w:t>4</w:t>
+      </w:r>
+      <w:r>
+        <w:rPr>
+          <w:sz w:val="22"/>
+          <w:lang w:val="ru-RU"/>
+        </w:rPr>
+        <w:t>.</w:t>
+      </w:r>
+      <w:r>
+        <w:rPr>
+          <w:sz w:val="22"/>
+          <w:lang w:val="ru-RU"/>
+        </w:rPr>
+        <w:t>1</w:t>
+      </w:r>
+      <w:r>
+        <w:rPr>
+          <w:sz w:val="22"/>
+          <w:lang w:val="ru-RU"/>
+        </w:rPr>
+        <w:t xml:space="preserve"> Консоль вывода работающего туннеля через </w:t>
+      </w:r>
+      <w:r>
+        <w:rPr>
+          <w:sz w:val="22"/>
+        </w:rPr>
+        <w:t>tuna</w:t>
+      </w:r>
+    </w:p>
+    <w:p>
+      <w:pPr>
+        <w:pStyle w:val="ListNumber"/>
+        <w:rPr>
           <w:rFonts w:cs="Times New Roman"/>
           <w:szCs w:val="28"/>
-          <w:lang w:val="ru-RU"/>
-        </w:rPr>
-      </w:pPr>
-      <w:r>
-        <w:rPr>
-          <w:sz w:val="22"/>
-          <w:lang w:val="ru-RU"/>
-        </w:rPr>
-        <w:t xml:space="preserve">Рисунок </w:t>
-      </w:r>
-      <w:r>
-        <w:rPr>
-          <w:sz w:val="22"/>
-          <w:lang w:val="ru-RU"/>
-        </w:rPr>
-        <w:t>3.</w:t>
-      </w:r>
-      <w:r>
-        <w:rPr>
-          <w:sz w:val="22"/>
-          <w:lang w:val="ru-RU"/>
-        </w:rPr>
-        <w:t>3</w:t>
-      </w:r>
-      <w:r>
-        <w:rPr>
-          <w:sz w:val="22"/>
-          <w:lang w:val="ru-RU"/>
-        </w:rPr>
-        <w:t xml:space="preserve"> Консоль вывода работающего тун</w:t>
-      </w:r>
-      <w:r>
-        <w:rPr>
-          <w:sz w:val="22"/>
-          <w:lang w:val="ru-RU"/>
-        </w:rPr>
-        <w:t>н</w:t>
-      </w:r>
-      <w:r>
-        <w:rPr>
-          <w:sz w:val="22"/>
-          <w:lang w:val="ru-RU"/>
-        </w:rPr>
-        <w:t xml:space="preserve">еля через </w:t>
-      </w:r>
-      <w:r>
-        <w:rPr>
-          <w:sz w:val="22"/>
+        </w:rPr>
+      </w:pPr>
+      <w:r>
+        <w:rPr>
+          <w:rFonts w:cs="Times New Roman"/>
+          <w:szCs w:val="28"/>
+        </w:rPr>
+        <w:t>Установить Docker Desktop или Docker Engine.</w:t>
+      </w:r>
+    </w:p>
+    <w:p>
+      <w:pPr>
+        <w:pStyle w:val="ListNumber"/>
+        <w:rPr>
+          <w:rFonts w:cs="Times New Roman"/>
+          <w:szCs w:val="28"/>
+          <w:lang w:val="ru-RU"/>
+        </w:rPr>
+      </w:pPr>
+      <w:r>
+        <w:rPr>
+          <w:rFonts w:cs="Times New Roman"/>
+          <w:szCs w:val="28"/>
+          <w:lang w:val="ru-RU"/>
+        </w:rPr>
+        <w:t>Создать файл .</w:t>
+      </w:r>
+      <w:r>
+        <w:rPr>
+          <w:rFonts w:cs="Times New Roman"/>
+          <w:szCs w:val="28"/>
+        </w:rPr>
+        <w:t>env</w:t>
+      </w:r>
+      <w:r>
+        <w:rPr>
+          <w:rFonts w:cs="Times New Roman"/>
+          <w:szCs w:val="28"/>
+          <w:lang w:val="ru-RU"/>
+        </w:rPr>
+        <w:t xml:space="preserve"> в корне проекта и заполнить параметры </w:t>
+      </w:r>
+      <w:r>
+        <w:rPr>
+          <w:rFonts w:cs="Times New Roman"/>
+          <w:szCs w:val="28"/>
+        </w:rPr>
+        <w:t>PostgreSQL</w:t>
+      </w:r>
+      <w:r>
+        <w:rPr>
+          <w:rFonts w:cs="Times New Roman"/>
+          <w:szCs w:val="28"/>
+          <w:lang w:val="ru-RU"/>
+        </w:rPr>
+        <w:t xml:space="preserve">, </w:t>
+      </w:r>
+      <w:r>
+        <w:rPr>
+          <w:rFonts w:cs="Times New Roman"/>
+          <w:szCs w:val="28"/>
+        </w:rPr>
+        <w:t>JWT</w:t>
+      </w:r>
+      <w:r>
+        <w:rPr>
+          <w:rFonts w:cs="Times New Roman"/>
+          <w:szCs w:val="28"/>
+          <w:lang w:val="ru-RU"/>
+        </w:rPr>
+        <w:t xml:space="preserve">, </w:t>
+      </w:r>
+      <w:r>
+        <w:rPr>
+          <w:rFonts w:cs="Times New Roman"/>
+          <w:szCs w:val="28"/>
+        </w:rPr>
+        <w:t>SMTP</w:t>
+      </w:r>
+      <w:r>
+        <w:rPr>
+          <w:rFonts w:cs="Times New Roman"/>
+          <w:szCs w:val="28"/>
+          <w:lang w:val="ru-RU"/>
+        </w:rPr>
+        <w:t xml:space="preserve"> и </w:t>
+      </w:r>
+      <w:r>
+        <w:rPr>
+          <w:rFonts w:cs="Times New Roman"/>
+          <w:szCs w:val="28"/>
+        </w:rPr>
+        <w:t>PUBLIC</w:t>
+      </w:r>
+      <w:r>
+        <w:rPr>
+          <w:rFonts w:cs="Times New Roman"/>
+          <w:szCs w:val="28"/>
+          <w:lang w:val="ru-RU"/>
+        </w:rPr>
+        <w:t>_</w:t>
+      </w:r>
+      <w:r>
+        <w:rPr>
+          <w:rFonts w:cs="Times New Roman"/>
+          <w:szCs w:val="28"/>
+        </w:rPr>
+        <w:t>URL</w:t>
+      </w:r>
+      <w:r>
+        <w:rPr>
+          <w:rFonts w:cs="Times New Roman"/>
+          <w:szCs w:val="28"/>
+          <w:lang w:val="ru-RU"/>
+        </w:rPr>
+        <w:t>.</w:t>
+      </w:r>
+    </w:p>
+    <w:p>
+      <w:pPr>
+        <w:pStyle w:val="ListNumber"/>
+        <w:rPr>
+          <w:rFonts w:cs="Times New Roman"/>
+          <w:szCs w:val="28"/>
+        </w:rPr>
+      </w:pPr>
+      <w:r>
+        <w:rPr>
+          <w:rFonts w:cs="Times New Roman"/>
+          <w:szCs w:val="28"/>
+        </w:rPr>
+        <w:t>Запустить docker compose up -d --build.</w:t>
+      </w:r>
+    </w:p>
+    <w:p>
+      <w:pPr>
+        <w:pStyle w:val="ListNumber"/>
+        <w:rPr>
+          <w:rFonts w:cs="Times New Roman"/>
+          <w:szCs w:val="28"/>
+          <w:lang w:val="ru-RU"/>
+        </w:rPr>
+      </w:pPr>
+      <w:r>
+        <w:rPr>
+          <w:rFonts w:cs="Times New Roman"/>
+          <w:szCs w:val="28"/>
+          <w:lang w:val="ru-RU"/>
+        </w:rPr>
+        <w:t xml:space="preserve">Открыть локальный адрес </w:t>
+      </w:r>
+      <w:r>
+        <w:rPr>
+          <w:rFonts w:cs="Times New Roman"/>
+          <w:szCs w:val="28"/>
+        </w:rPr>
+        <w:t>http</w:t>
+      </w:r>
+      <w:r>
+        <w:rPr>
+          <w:rFonts w:cs="Times New Roman"/>
+          <w:szCs w:val="28"/>
+          <w:lang w:val="ru-RU"/>
+        </w:rPr>
+        <w:t>://</w:t>
+      </w:r>
+      <w:r>
+        <w:rPr>
+          <w:rFonts w:cs="Times New Roman"/>
+          <w:szCs w:val="28"/>
+        </w:rPr>
+        <w:t>localhost</w:t>
+      </w:r>
+      <w:r>
+        <w:rPr>
+          <w:rFonts w:cs="Times New Roman"/>
+          <w:szCs w:val="28"/>
+          <w:lang w:val="ru-RU"/>
+        </w:rPr>
+        <w:t xml:space="preserve"> или публичный</w:t>
+      </w:r>
+      <w:r>
+        <w:rPr>
+          <w:rFonts w:cs="Times New Roman"/>
+          <w:szCs w:val="28"/>
+          <w:lang w:val="ru-RU"/>
+        </w:rPr>
+        <w:t xml:space="preserve"> </w:t>
+      </w:r>
+      <w:r>
+        <w:rPr>
+          <w:rFonts w:cs="Times New Roman"/>
+          <w:szCs w:val="28"/>
+          <w:lang w:val="ru-RU"/>
+        </w:rPr>
+        <w:t>адре</w:t>
+      </w:r>
+      <w:r>
+        <w:rPr>
+          <w:rFonts w:cs="Times New Roman"/>
+          <w:szCs w:val="28"/>
+          <w:lang w:val="ru-RU"/>
+        </w:rPr>
+        <w:t xml:space="preserve">с </w:t>
+      </w:r>
+      <w:r>
+        <w:rPr>
+          <w:rFonts w:cs="Times New Roman"/>
+          <w:szCs w:val="28"/>
         </w:rPr>
         <w:t>tuna</w:t>
       </w:r>
+      <w:r>
+        <w:rPr>
+          <w:rFonts w:cs="Times New Roman"/>
+          <w:szCs w:val="28"/>
+          <w:lang w:val="ru-RU"/>
+        </w:rPr>
+        <w:t xml:space="preserve"> (</w:t>
+      </w:r>
+      <w:r>
+        <w:rPr>
+          <w:rFonts w:cs="Times New Roman"/>
+          <w:szCs w:val="28"/>
+          <w:lang w:val="ru-RU"/>
+        </w:rPr>
+        <w:t xml:space="preserve">запуск через </w:t>
+      </w:r>
+      <w:r>
+        <w:rPr>
+          <w:rFonts w:cs="Times New Roman"/>
+          <w:szCs w:val="28"/>
+        </w:rPr>
+        <w:t>tuna</w:t>
+      </w:r>
+      <w:r>
+        <w:rPr>
+          <w:rFonts w:cs="Times New Roman"/>
+          <w:szCs w:val="28"/>
+          <w:lang w:val="ru-RU"/>
+        </w:rPr>
+        <w:t xml:space="preserve"> </w:t>
+      </w:r>
+      <w:r>
+        <w:rPr>
+          <w:rFonts w:cs="Times New Roman"/>
+          <w:szCs w:val="28"/>
+        </w:rPr>
+        <w:t>http</w:t>
+      </w:r>
+      <w:r>
+        <w:rPr>
+          <w:rFonts w:cs="Times New Roman"/>
+          <w:szCs w:val="28"/>
+          <w:lang w:val="ru-RU"/>
+        </w:rPr>
+        <w:t xml:space="preserve"> </w:t>
+      </w:r>
+      <w:r>
+        <w:rPr>
+          <w:rFonts w:cs="Times New Roman"/>
+          <w:szCs w:val="28"/>
+          <w:lang w:val="ru-RU"/>
+        </w:rPr>
+        <w:t>порт)</w:t>
+      </w:r>
+      <w:r>
+        <w:rPr>
+          <w:rFonts w:cs="Times New Roman"/>
+          <w:szCs w:val="28"/>
+          <w:lang w:val="ru-RU"/>
+        </w:rPr>
+        <w:t>.</w:t>
+      </w:r>
+    </w:p>
+    <w:p>
+      <w:pPr>
+        <w:rPr>
+          <w:rFonts w:cs="Times New Roman"/>
+          <w:szCs w:val="28"/>
+        </w:rPr>
+      </w:pPr>
     </w:p>
     <w:p>
       <w:pPr>
@@ -6447,22 +5325,47 @@
       </w:pPr>
       <w:r>
         <w:rPr>
+          <w:rFonts w:eastAsiaTheme="minorHAnsi" w:cs="Times New Roman"/>
+          <w:szCs w:val="28"/>
+          <w:lang w:val="ru-RU"/>
+        </w:rPr>
+        <w:t>В данном разделе приведено подробное руководство пользователя по работе с основными функциями приложения Runews. Описание разделено по ролям, так как доступные действия зависят от прав пользователя в системе.</w:t>
+      </w:r>
+    </w:p>
+    <w:p>
+      <w:pPr>
+        <w:rPr>
+          <w:rFonts w:eastAsiaTheme="minorHAnsi" w:cs="Times New Roman"/>
+          <w:szCs w:val="28"/>
+        </w:rPr>
+      </w:pPr>
+      <w:r>
+        <w:rPr>
+          <w:rFonts w:eastAsiaTheme="minorHAnsi" w:cs="Times New Roman"/>
+          <w:szCs w:val="28"/>
+          <w:lang w:val="ru-RU"/>
+        </w:rPr>
+        <w:br w:type="page"/>
+      </w:r>
+    </w:p>
+    <w:p>
+      <w:pPr>
+        <w:spacing w:after="0"/>
+        <w:jc w:val="center"/>
+        <w:rPr>
+          <w:lang w:eastAsia="ru-RU"/>
+        </w:rPr>
+      </w:pPr>
+      <w:r>
+        <w:rPr>
           <w:noProof/>
-          <w:sz w:val="22"/>
-        </w:rPr>
+        </w:rPr>
+        <w:lastRenderedPageBreak/>
         <w:drawing>
-          <wp:anchor distT="0" distB="0" distL="114300" distR="114300" simplePos="0" relativeHeight="251655168" behindDoc="1" locked="0" layoutInCell="1" allowOverlap="1" wp14:anchorId="2C7354C7" wp14:editId="352D7C73">
-            <wp:simplePos x="0" y="0"/>
-            <wp:positionH relativeFrom="column">
-              <wp:posOffset>695960</wp:posOffset>
-            </wp:positionH>
-            <wp:positionV relativeFrom="paragraph">
-              <wp:posOffset>1555750</wp:posOffset>
-            </wp:positionV>
-            <wp:extent cx="4979670" cy="2468245"/>
-            <wp:effectExtent l="0" t="0" r="0" b="8255"/>
-            <wp:wrapTopAndBottom/>
-            <wp:docPr id="261158353" name="Picture 1"/>
+          <wp:inline distT="0" distB="0" distL="0" distR="0" wp14:anchorId="335B1FF1" wp14:editId="1F16D8AF">
+            <wp:extent cx="4267200" cy="2116905"/>
+            <wp:effectExtent l="0" t="0" r="0" b="0"/>
+            <wp:docPr id="1644548960" name="Picture 1"/>
             <wp:cNvGraphicFramePr>
               <a:graphicFrameLocks xmlns:a="http://schemas.openxmlformats.org/drawingml/2006/main" noChangeAspect="1"/>
             </wp:cNvGraphicFramePr>
@@ -6470,356 +5373,7 @@
               <a:graphicData uri="http://schemas.openxmlformats.org/drawingml/2006/picture">
                 <pic:pic xmlns:pic="http://schemas.openxmlformats.org/drawingml/2006/picture">
                   <pic:nvPicPr>
-                    <pic:cNvPr id="261158353" name=""/>
-                    <pic:cNvPicPr/>
-                  </pic:nvPicPr>
-                  <pic:blipFill>
-                    <a:blip r:embed="rId14"/>
-                    <a:stretch>
-                      <a:fillRect/>
-                    </a:stretch>
-                  </pic:blipFill>
-                  <pic:spPr>
-                    <a:xfrm>
-                      <a:off x="0" y="0"/>
-                      <a:ext cx="4979670" cy="2468245"/>
-                    </a:xfrm>
-                    <a:prstGeom prst="rect">
-                      <a:avLst/>
-                    </a:prstGeom>
-                  </pic:spPr>
-                </pic:pic>
-              </a:graphicData>
-            </a:graphic>
-            <wp14:sizeRelH relativeFrom="margin">
-              <wp14:pctWidth>0</wp14:pctWidth>
-            </wp14:sizeRelH>
-            <wp14:sizeRelV relativeFrom="margin">
-              <wp14:pctHeight>0</wp14:pctHeight>
-            </wp14:sizeRelV>
-          </wp:anchor>
-        </w:drawing>
-      </w:r>
-      <w:r>
-        <w:rPr>
-          <w:rFonts w:eastAsiaTheme="minorHAnsi" w:cs="Times New Roman"/>
-          <w:szCs w:val="28"/>
-          <w:lang w:val="ru-RU"/>
-        </w:rPr>
-        <w:t>Пользователь открывает главную страницу и видит новостную ленту</w:t>
-      </w:r>
-      <w:r>
-        <w:rPr>
-          <w:rFonts w:eastAsiaTheme="minorHAnsi" w:cs="Times New Roman"/>
-          <w:szCs w:val="28"/>
-          <w:lang w:val="ru-RU"/>
-        </w:rPr>
-        <w:t xml:space="preserve"> (Рисунок 4</w:t>
-      </w:r>
-      <w:r>
-        <w:rPr>
-          <w:rFonts w:eastAsiaTheme="minorHAnsi" w:cs="Times New Roman"/>
-          <w:szCs w:val="28"/>
-          <w:lang w:val="ru-RU"/>
-        </w:rPr>
-        <w:t>.</w:t>
-      </w:r>
-      <w:r>
-        <w:rPr>
-          <w:rFonts w:eastAsiaTheme="minorHAnsi" w:cs="Times New Roman"/>
-          <w:szCs w:val="28"/>
-          <w:lang w:val="ru-RU"/>
-        </w:rPr>
-        <w:t>1</w:t>
-      </w:r>
-      <w:r>
-        <w:rPr>
-          <w:rFonts w:eastAsiaTheme="minorHAnsi" w:cs="Times New Roman"/>
-          <w:szCs w:val="28"/>
-          <w:lang w:val="ru-RU"/>
-        </w:rPr>
-        <w:t>)</w:t>
-      </w:r>
-      <w:r>
-        <w:rPr>
-          <w:rFonts w:eastAsiaTheme="minorHAnsi" w:cs="Times New Roman"/>
-          <w:szCs w:val="28"/>
-          <w:lang w:val="ru-RU"/>
-        </w:rPr>
-        <w:t xml:space="preserve">. Для доступа к персональным функциям необходимо зарегистрироваться, подтвердить </w:t>
-      </w:r>
-      <w:proofErr w:type="spellStart"/>
-      <w:r>
-        <w:rPr>
-          <w:rFonts w:eastAsiaTheme="minorHAnsi" w:cs="Times New Roman"/>
-          <w:szCs w:val="28"/>
-          <w:lang w:val="ru-RU"/>
-        </w:rPr>
-        <w:t>email</w:t>
-      </w:r>
-      <w:proofErr w:type="spellEnd"/>
-      <w:r>
-        <w:rPr>
-          <w:rFonts w:eastAsiaTheme="minorHAnsi" w:cs="Times New Roman"/>
-          <w:szCs w:val="28"/>
-          <w:lang w:val="ru-RU"/>
-        </w:rPr>
-        <w:t xml:space="preserve"> и войти в систему</w:t>
-      </w:r>
-      <w:r>
-        <w:rPr>
-          <w:rFonts w:eastAsiaTheme="minorHAnsi" w:cs="Times New Roman"/>
-          <w:szCs w:val="28"/>
-          <w:lang w:val="ru-RU"/>
-        </w:rPr>
-        <w:t xml:space="preserve"> (</w:t>
-      </w:r>
-      <w:r>
-        <w:rPr>
-          <w:rFonts w:eastAsiaTheme="minorHAnsi" w:cs="Times New Roman"/>
-          <w:szCs w:val="28"/>
-          <w:lang w:val="ru-RU"/>
-        </w:rPr>
-        <w:t>Рисунок 4.2)</w:t>
-      </w:r>
-      <w:r>
-        <w:rPr>
-          <w:rFonts w:eastAsiaTheme="minorHAnsi" w:cs="Times New Roman"/>
-          <w:szCs w:val="28"/>
-          <w:lang w:val="ru-RU"/>
-        </w:rPr>
-        <w:t>. После авторизации доступны лайки, сохраненные статьи, комментарии, жалобы и профиль.</w:t>
-      </w:r>
-    </w:p>
-    <w:p>
-      <w:pPr>
-        <w:tabs>
-          <w:tab w:val="left" w:pos="993"/>
-        </w:tabs>
-        <w:spacing w:after="0" w:line="360" w:lineRule="auto"/>
-        <w:jc w:val="center"/>
-        <w:rPr>
-          <w:rFonts w:eastAsiaTheme="minorHAnsi" w:cs="Times New Roman"/>
-          <w:sz w:val="22"/>
-          <w:lang w:val="ru-RU"/>
-        </w:rPr>
-      </w:pPr>
-      <w:r>
-        <w:rPr>
-          <w:rFonts w:eastAsiaTheme="minorHAnsi" w:cs="Times New Roman"/>
-          <w:sz w:val="22"/>
-          <w:lang w:val="ru-RU"/>
-        </w:rPr>
-        <w:t>(Рисунок 4.</w:t>
-      </w:r>
-      <w:r>
-        <w:rPr>
-          <w:rFonts w:eastAsiaTheme="minorHAnsi" w:cs="Times New Roman"/>
-          <w:sz w:val="22"/>
-          <w:lang w:val="ru-RU"/>
-        </w:rPr>
-        <w:t>1</w:t>
-      </w:r>
-      <w:r>
-        <w:rPr>
-          <w:rFonts w:eastAsiaTheme="minorHAnsi" w:cs="Times New Roman"/>
-          <w:sz w:val="22"/>
-          <w:lang w:val="ru-RU"/>
-        </w:rPr>
-        <w:t>)</w:t>
-      </w:r>
-    </w:p>
-    <w:p>
-      <w:pPr>
-        <w:tabs>
-          <w:tab w:val="left" w:pos="993"/>
-        </w:tabs>
-        <w:spacing w:after="0" w:line="360" w:lineRule="auto"/>
-        <w:ind w:firstLine="709"/>
-        <w:jc w:val="both"/>
-        <w:rPr>
-          <w:rFonts w:eastAsiaTheme="minorHAnsi" w:cs="Times New Roman"/>
-          <w:szCs w:val="28"/>
-          <w:lang w:val="ru-RU"/>
-        </w:rPr>
-      </w:pPr>
-      <w:r>
-        <w:rPr>
-          <w:rFonts w:eastAsiaTheme="minorHAnsi" w:cs="Times New Roman"/>
-          <w:szCs w:val="28"/>
-          <w:lang w:val="ru-RU"/>
-        </w:rPr>
-        <w:t>Автор может перейти в раздел создания статьи, заполнить заголовок и текст, добавить изображение, выбрать теги или создать новый тег</w:t>
-      </w:r>
-      <w:r>
-        <w:rPr>
-          <w:rFonts w:eastAsiaTheme="minorHAnsi" w:cs="Times New Roman"/>
-          <w:szCs w:val="28"/>
-          <w:lang w:val="ru-RU"/>
-        </w:rPr>
-        <w:t xml:space="preserve"> (</w:t>
-      </w:r>
-      <w:r>
-        <w:rPr>
-          <w:rFonts w:eastAsiaTheme="minorHAnsi" w:cs="Times New Roman"/>
-          <w:szCs w:val="28"/>
-          <w:lang w:val="ru-RU"/>
-        </w:rPr>
-        <w:t>Рисунок 4.3)</w:t>
-      </w:r>
-      <w:r>
-        <w:rPr>
-          <w:rFonts w:eastAsiaTheme="minorHAnsi" w:cs="Times New Roman"/>
-          <w:szCs w:val="28"/>
-          <w:lang w:val="ru-RU"/>
-        </w:rPr>
-        <w:t>.</w:t>
-      </w:r>
-    </w:p>
-    <w:p>
-      <w:pPr>
-        <w:tabs>
-          <w:tab w:val="left" w:pos="993"/>
-        </w:tabs>
-        <w:spacing w:after="0" w:line="360" w:lineRule="auto"/>
-        <w:ind w:firstLine="709"/>
-        <w:jc w:val="both"/>
-        <w:rPr>
-          <w:rFonts w:eastAsiaTheme="minorHAnsi" w:cs="Times New Roman"/>
-          <w:szCs w:val="28"/>
-          <w:lang w:val="ru-RU"/>
-        </w:rPr>
-      </w:pPr>
-    </w:p>
-    <w:p>
-      <w:pPr>
-        <w:tabs>
-          <w:tab w:val="left" w:pos="993"/>
-        </w:tabs>
-        <w:spacing w:after="0" w:line="360" w:lineRule="auto"/>
-        <w:ind w:firstLine="709"/>
-        <w:jc w:val="both"/>
-        <w:rPr>
-          <w:rFonts w:eastAsiaTheme="minorHAnsi" w:cs="Times New Roman"/>
-          <w:szCs w:val="28"/>
-          <w:lang w:val="ru-RU"/>
-        </w:rPr>
-      </w:pPr>
-    </w:p>
-    <w:p>
-      <w:pPr>
-        <w:tabs>
-          <w:tab w:val="left" w:pos="993"/>
-        </w:tabs>
-        <w:spacing w:after="0" w:line="360" w:lineRule="auto"/>
-        <w:ind w:firstLine="709"/>
-        <w:jc w:val="both"/>
-        <w:rPr>
-          <w:rFonts w:eastAsiaTheme="minorHAnsi" w:cs="Times New Roman"/>
-          <w:szCs w:val="28"/>
-          <w:lang w:val="ru-RU"/>
-        </w:rPr>
-      </w:pPr>
-    </w:p>
-    <w:p>
-      <w:pPr>
-        <w:tabs>
-          <w:tab w:val="left" w:pos="993"/>
-        </w:tabs>
-        <w:spacing w:after="0" w:line="360" w:lineRule="auto"/>
-        <w:ind w:firstLine="709"/>
-        <w:jc w:val="both"/>
-        <w:rPr>
-          <w:rFonts w:eastAsiaTheme="minorHAnsi" w:cs="Times New Roman"/>
-          <w:szCs w:val="28"/>
-          <w:lang w:val="ru-RU"/>
-        </w:rPr>
-      </w:pPr>
-    </w:p>
-    <w:p>
-      <w:pPr>
-        <w:tabs>
-          <w:tab w:val="left" w:pos="993"/>
-        </w:tabs>
-        <w:spacing w:after="0" w:line="360" w:lineRule="auto"/>
-        <w:ind w:firstLine="709"/>
-        <w:jc w:val="both"/>
-        <w:rPr>
-          <w:rFonts w:eastAsiaTheme="minorHAnsi" w:cs="Times New Roman"/>
-          <w:szCs w:val="28"/>
-          <w:lang w:val="ru-RU"/>
-        </w:rPr>
-      </w:pPr>
-    </w:p>
-    <w:p>
-      <w:pPr>
-        <w:tabs>
-          <w:tab w:val="left" w:pos="993"/>
-        </w:tabs>
-        <w:spacing w:after="0" w:line="360" w:lineRule="auto"/>
-        <w:ind w:firstLine="709"/>
-        <w:jc w:val="both"/>
-        <w:rPr>
-          <w:rFonts w:eastAsiaTheme="minorHAnsi" w:cs="Times New Roman"/>
-          <w:szCs w:val="28"/>
-          <w:lang w:val="ru-RU"/>
-        </w:rPr>
-      </w:pPr>
-    </w:p>
-    <w:p>
-      <w:pPr>
-        <w:tabs>
-          <w:tab w:val="left" w:pos="993"/>
-        </w:tabs>
-        <w:spacing w:after="0" w:line="360" w:lineRule="auto"/>
-        <w:ind w:firstLine="709"/>
-        <w:jc w:val="both"/>
-        <w:rPr>
-          <w:rFonts w:eastAsiaTheme="minorHAnsi" w:cs="Times New Roman"/>
-          <w:szCs w:val="28"/>
-          <w:lang w:val="ru-RU"/>
-        </w:rPr>
-      </w:pPr>
-    </w:p>
-    <w:p>
-      <w:pPr>
-        <w:tabs>
-          <w:tab w:val="left" w:pos="993"/>
-        </w:tabs>
-        <w:spacing w:after="0" w:line="360" w:lineRule="auto"/>
-        <w:jc w:val="center"/>
-        <w:rPr>
-          <w:rFonts w:eastAsiaTheme="minorHAnsi" w:cs="Times New Roman"/>
-          <w:sz w:val="22"/>
-          <w:lang w:val="ru-RU"/>
-        </w:rPr>
-      </w:pPr>
-      <w:r>
-        <w:rPr>
-          <w:noProof/>
-        </w:rPr>
-        <w:lastRenderedPageBreak/>
-        <w:drawing>
-          <wp:anchor distT="0" distB="0" distL="114300" distR="114300" simplePos="0" relativeHeight="251663360" behindDoc="0" locked="0" layoutInCell="1" allowOverlap="1" wp14:anchorId="06EBF9A2" wp14:editId="001EFFCD">
-            <wp:simplePos x="0" y="0"/>
-            <wp:positionH relativeFrom="column">
-              <wp:posOffset>334010</wp:posOffset>
-            </wp:positionH>
-            <wp:positionV relativeFrom="paragraph">
-              <wp:posOffset>65405</wp:posOffset>
-            </wp:positionV>
-            <wp:extent cx="5103495" cy="2661920"/>
-            <wp:effectExtent l="0" t="0" r="1905" b="5080"/>
-            <wp:wrapTopAndBottom/>
-            <wp:docPr id="1276583728" name="Picture 1"/>
-            <wp:cNvGraphicFramePr>
-              <a:graphicFrameLocks xmlns:a="http://schemas.openxmlformats.org/drawingml/2006/main" noChangeAspect="1"/>
-            </wp:cNvGraphicFramePr>
-            <a:graphic xmlns:a="http://schemas.openxmlformats.org/drawingml/2006/main">
-              <a:graphicData uri="http://schemas.openxmlformats.org/drawingml/2006/picture">
-                <pic:pic xmlns:pic="http://schemas.openxmlformats.org/drawingml/2006/picture">
-                  <pic:nvPicPr>
-                    <pic:cNvPr id="1276583728" name=""/>
+                    <pic:cNvPr id="1644548960" name="Picture 1"/>
                     <pic:cNvPicPr/>
                   </pic:nvPicPr>
                   <pic:blipFill>
@@ -6831,7 +5385,7 @@
                   <pic:spPr>
                     <a:xfrm>
                       <a:off x="0" y="0"/>
-                      <a:ext cx="5103495" cy="2661920"/>
+                      <a:ext cx="4287449" cy="2126950"/>
                     </a:xfrm>
                     <a:prstGeom prst="rect">
                       <a:avLst/>
@@ -6840,34 +5394,33 @@
                 </pic:pic>
               </a:graphicData>
             </a:graphic>
-            <wp14:sizeRelH relativeFrom="margin">
-              <wp14:pctWidth>0</wp14:pctWidth>
-            </wp14:sizeRelH>
-            <wp14:sizeRelV relativeFrom="margin">
-              <wp14:pctHeight>0</wp14:pctHeight>
-            </wp14:sizeRelV>
-          </wp:anchor>
+          </wp:inline>
         </w:drawing>
       </w:r>
-      <w:r>
-        <w:rPr>
-          <w:rFonts w:eastAsiaTheme="minorHAnsi" w:cs="Times New Roman"/>
+    </w:p>
+    <w:p>
+      <w:pPr>
+        <w:jc w:val="center"/>
+        <w:rPr>
+          <w:lang w:val="ru-RU" w:eastAsia="ru-RU"/>
+        </w:rPr>
+      </w:pPr>
+      <w:r>
+        <w:rPr>
           <w:sz w:val="22"/>
           <w:lang w:val="ru-RU"/>
         </w:rPr>
-        <w:t>(</w:t>
-      </w:r>
-      <w:r>
-        <w:rPr>
-          <w:rFonts w:eastAsiaTheme="minorHAnsi" w:cs="Times New Roman"/>
+        <w:t xml:space="preserve">Рисунок </w:t>
+      </w:r>
+      <w:r>
+        <w:rPr>
           <w:sz w:val="22"/>
           <w:lang w:val="ru-RU"/>
         </w:rPr>
-        <w:t>Рисунок 4.</w:t>
-      </w:r>
-      <w:r>
-        <w:rPr>
-          <w:rFonts w:eastAsiaTheme="minorHAnsi" w:cs="Times New Roman"/>
+        <w:t>4.</w:t>
+      </w:r>
+      <w:r>
+        <w:rPr>
           <w:sz w:val="22"/>
           <w:lang w:val="ru-RU"/>
         </w:rPr>
@@ -6875,11 +5428,23 @@
       </w:r>
       <w:r>
         <w:rPr>
-          <w:rFonts w:eastAsiaTheme="minorHAnsi" w:cs="Times New Roman"/>
           <w:sz w:val="22"/>
           <w:lang w:val="ru-RU"/>
         </w:rPr>
-        <w:t>)</w:t>
+        <w:t xml:space="preserve"> </w:t>
+      </w:r>
+      <w:r>
+        <w:rPr>
+          <w:sz w:val="22"/>
+          <w:lang w:val="ru-RU"/>
+        </w:rPr>
+        <w:t xml:space="preserve">Главный экран приложения </w:t>
+      </w:r>
+      <w:r>
+        <w:rPr>
+          <w:sz w:val="22"/>
+        </w:rPr>
+        <w:t>Runews</w:t>
       </w:r>
     </w:p>
     <w:p>
@@ -6893,7 +5458,6 @@
         <w:rPr>
           <w:rFonts w:eastAsiaTheme="minorHAnsi" w:cs="Times New Roman"/>
           <w:szCs w:val="28"/>
-          <w:lang w:val="ru-RU"/>
         </w:rPr>
       </w:pPr>
       <w:r>
@@ -6902,43 +5466,74 @@
           <w:szCs w:val="28"/>
           <w:lang w:val="ru-RU"/>
         </w:rPr>
-        <w:t>После отправки статья получает статус ожидания модерации. Модератор проверяет материалы в очереди, может одобрить или отклонить статью, а также рассмотреть жалобы пользователей. Администратор управляет пользователями, тегами и сторонними источниками.</w:t>
-      </w:r>
-      <w:bookmarkStart w:id="14" w:name="_Toc228032041"/>
+        <w:t>Гость может открыть главную страницу приложения и просматривать опубликованные материалы без регистрации</w:t>
+      </w:r>
+      <w:r>
+        <w:rPr>
+          <w:rFonts w:eastAsiaTheme="minorHAnsi" w:cs="Times New Roman"/>
+          <w:szCs w:val="28"/>
+          <w:lang w:val="ru-RU"/>
+        </w:rPr>
+        <w:t xml:space="preserve">. </w:t>
+      </w:r>
+      <w:r>
+        <w:rPr>
+          <w:rFonts w:eastAsiaTheme="minorHAnsi" w:cs="Times New Roman"/>
+          <w:szCs w:val="28"/>
+          <w:lang w:val="ru-RU"/>
+        </w:rPr>
+        <w:t xml:space="preserve">На главной странице </w:t>
+      </w:r>
+      <w:r>
+        <w:rPr>
+          <w:rFonts w:eastAsiaTheme="minorHAnsi" w:cs="Times New Roman"/>
+          <w:szCs w:val="28"/>
+          <w:lang w:val="ru-RU"/>
+        </w:rPr>
+        <w:t>(</w:t>
+      </w:r>
+      <w:r>
+        <w:rPr>
+          <w:rFonts w:eastAsiaTheme="minorHAnsi" w:cs="Times New Roman"/>
+          <w:szCs w:val="28"/>
+          <w:lang w:val="ru-RU"/>
+        </w:rPr>
+        <w:t>Рисунок 4.2)</w:t>
+      </w:r>
+      <w:r>
+        <w:rPr>
+          <w:rFonts w:eastAsiaTheme="minorHAnsi" w:cs="Times New Roman"/>
+          <w:szCs w:val="28"/>
+          <w:lang w:val="ru-RU"/>
+        </w:rPr>
+        <w:t xml:space="preserve"> </w:t>
+      </w:r>
+      <w:r>
+        <w:rPr>
+          <w:rFonts w:eastAsiaTheme="minorHAnsi" w:cs="Times New Roman"/>
+          <w:szCs w:val="28"/>
+          <w:lang w:val="ru-RU"/>
+        </w:rPr>
+        <w:t>отображается новостная лента, состоящая из карточек статей с заголовком, кратким описанием, датой публикации, источником и тегами.</w:t>
+      </w:r>
     </w:p>
     <w:p>
       <w:pPr>
-        <w:tabs>
-          <w:tab w:val="left" w:pos="993"/>
-        </w:tabs>
-        <w:spacing w:after="0" w:line="360" w:lineRule="auto"/>
+        <w:spacing w:after="0"/>
         <w:jc w:val="center"/>
         <w:rPr>
-          <w:rFonts w:eastAsiaTheme="minorHAnsi" w:cs="Times New Roman"/>
-          <w:sz w:val="22"/>
-          <w:lang w:val="ru-RU"/>
-        </w:rPr>
-      </w:pPr>
-      <w:r>
-        <w:rPr>
-          <w:rFonts w:eastAsiaTheme="minorHAnsi" w:cs="Times New Roman"/>
+          <w:lang w:eastAsia="ru-RU"/>
+        </w:rPr>
+      </w:pPr>
+      <w:r>
+        <w:rPr>
           <w:noProof/>
-          <w:sz w:val="22"/>
-          <w:lang w:val="ru-RU"/>
         </w:rPr>
         <w:drawing>
-          <wp:anchor distT="0" distB="0" distL="114300" distR="114300" simplePos="0" relativeHeight="251668992" behindDoc="0" locked="0" layoutInCell="1" allowOverlap="1" wp14:anchorId="5005C37C" wp14:editId="617267FB">
-            <wp:simplePos x="0" y="0"/>
-            <wp:positionH relativeFrom="column">
-              <wp:posOffset>631190</wp:posOffset>
-            </wp:positionH>
-            <wp:positionV relativeFrom="paragraph">
-              <wp:posOffset>17373</wp:posOffset>
-            </wp:positionV>
-            <wp:extent cx="4483735" cy="2334260"/>
-            <wp:effectExtent l="0" t="0" r="0" b="8890"/>
-            <wp:wrapTopAndBottom/>
-            <wp:docPr id="1025266327" name="Picture 1"/>
+          <wp:inline distT="0" distB="0" distL="0" distR="0" wp14:anchorId="4E79E59C" wp14:editId="4C5B0E2B">
+            <wp:extent cx="5162550" cy="2561077"/>
+            <wp:effectExtent l="0" t="0" r="0" b="0"/>
+            <wp:docPr id="1316427113" name="Picture 1"/>
             <wp:cNvGraphicFramePr>
               <a:graphicFrameLocks xmlns:a="http://schemas.openxmlformats.org/drawingml/2006/main" noChangeAspect="1"/>
             </wp:cNvGraphicFramePr>
@@ -6946,7 +5541,7 @@
               <a:graphicData uri="http://schemas.openxmlformats.org/drawingml/2006/picture">
                 <pic:pic xmlns:pic="http://schemas.openxmlformats.org/drawingml/2006/picture">
                   <pic:nvPicPr>
-                    <pic:cNvPr id="1025266327" name=""/>
+                    <pic:cNvPr id="1316427113" name="Picture 1"/>
                     <pic:cNvPicPr/>
                   </pic:nvPicPr>
                   <pic:blipFill>
@@ -6958,7 +5553,7 @@
                   <pic:spPr>
                     <a:xfrm>
                       <a:off x="0" y="0"/>
-                      <a:ext cx="4483735" cy="2334260"/>
+                      <a:ext cx="5162550" cy="2561077"/>
                     </a:xfrm>
                     <a:prstGeom prst="rect">
                       <a:avLst/>
@@ -6967,53 +5562,1886 @@
                 </pic:pic>
               </a:graphicData>
             </a:graphic>
-            <wp14:sizeRelH relativeFrom="margin">
-              <wp14:pctWidth>0</wp14:pctWidth>
-            </wp14:sizeRelH>
-            <wp14:sizeRelV relativeFrom="margin">
-              <wp14:pctHeight>0</wp14:pctHeight>
-            </wp14:sizeRelV>
-          </wp:anchor>
+          </wp:inline>
         </w:drawing>
-      </w:r>
-      <w:r>
-        <w:rPr>
-          <w:rFonts w:eastAsiaTheme="minorHAnsi" w:cs="Times New Roman"/>
-          <w:sz w:val="22"/>
-          <w:lang w:val="ru-RU"/>
-        </w:rPr>
-        <w:t>(Рисунок 4.3)</w:t>
       </w:r>
     </w:p>
     <w:p>
       <w:pPr>
-        <w:rPr>
-          <w:lang w:val="ru-RU"/>
-        </w:rPr>
-      </w:pPr>
-      <w:r>
-        <w:br w:type="page"/>
+        <w:jc w:val="center"/>
+        <w:rPr>
+          <w:lang w:eastAsia="ru-RU"/>
+        </w:rPr>
+      </w:pPr>
+      <w:r>
+        <w:rPr>
+          <w:sz w:val="22"/>
+          <w:lang w:val="ru-RU"/>
+        </w:rPr>
+        <w:t xml:space="preserve">Рисунок </w:t>
+      </w:r>
+      <w:r>
+        <w:rPr>
+          <w:sz w:val="22"/>
+          <w:lang w:val="ru-RU"/>
+        </w:rPr>
+        <w:t>4.</w:t>
+      </w:r>
+      <w:r>
+        <w:rPr>
+          <w:sz w:val="22"/>
+        </w:rPr>
+        <w:t>3</w:t>
+      </w:r>
+      <w:r>
+        <w:rPr>
+          <w:sz w:val="22"/>
+          <w:lang w:val="ru-RU"/>
+        </w:rPr>
+        <w:t xml:space="preserve"> </w:t>
+      </w:r>
+      <w:r>
+        <w:rPr>
+          <w:sz w:val="22"/>
+          <w:lang w:val="ru-RU"/>
+        </w:rPr>
+        <w:t xml:space="preserve">Страница </w:t>
+      </w:r>
+      <w:r>
+        <w:rPr>
+          <w:sz w:val="22"/>
+          <w:lang w:val="ru-RU"/>
+        </w:rPr>
+        <w:t>отдельной статьи</w:t>
       </w:r>
     </w:p>
     <w:p>
       <w:pPr>
+        <w:tabs>
+          <w:tab w:val="left" w:pos="993"/>
+        </w:tabs>
+        <w:spacing w:after="0" w:line="360" w:lineRule="auto"/>
+        <w:ind w:firstLine="709"/>
+        <w:jc w:val="both"/>
+        <w:rPr>
+          <w:rFonts w:eastAsiaTheme="minorHAnsi" w:cs="Times New Roman"/>
+          <w:szCs w:val="28"/>
+          <w:lang w:val="ru-RU"/>
+        </w:rPr>
+      </w:pPr>
+      <w:r>
+        <w:rPr>
+          <w:rFonts w:eastAsiaTheme="minorHAnsi" w:cs="Times New Roman"/>
+          <w:szCs w:val="28"/>
+          <w:lang w:val="ru-RU"/>
+        </w:rPr>
+        <w:t xml:space="preserve">Для чтения полной новости гость выбирает интересующую карточку и переходит на страницу статьи. </w:t>
+      </w:r>
+    </w:p>
+    <w:p>
+      <w:pPr>
+        <w:tabs>
+          <w:tab w:val="left" w:pos="993"/>
+        </w:tabs>
+        <w:spacing w:after="0" w:line="360" w:lineRule="auto"/>
+        <w:ind w:firstLine="709"/>
+        <w:jc w:val="both"/>
+        <w:rPr>
+          <w:rFonts w:eastAsiaTheme="minorHAnsi" w:cs="Times New Roman"/>
+          <w:szCs w:val="28"/>
+          <w:lang w:val="ru-RU"/>
+        </w:rPr>
+      </w:pPr>
+      <w:r>
+        <w:rPr>
+          <w:rFonts w:eastAsiaTheme="minorHAnsi" w:cs="Times New Roman"/>
+          <w:szCs w:val="28"/>
+          <w:lang w:val="ru-RU"/>
+        </w:rPr>
+        <w:t xml:space="preserve">На странице статьи </w:t>
+      </w:r>
+      <w:r>
+        <w:rPr>
+          <w:rFonts w:eastAsiaTheme="minorHAnsi" w:cs="Times New Roman"/>
+          <w:szCs w:val="28"/>
+          <w:lang w:val="ru-RU"/>
+        </w:rPr>
+        <w:t xml:space="preserve">(Рисунок 4.3) </w:t>
+      </w:r>
+      <w:r>
+        <w:rPr>
+          <w:rFonts w:eastAsiaTheme="minorHAnsi" w:cs="Times New Roman"/>
+          <w:szCs w:val="28"/>
+          <w:lang w:val="ru-RU"/>
+        </w:rPr>
+        <w:t>отображается полный текст, изображение, дата публикации, ссылка на источник и блок комментариев. Комментарии доступны для просмотра, но добавление комментариев требует авторизации.</w:t>
+      </w:r>
+    </w:p>
+    <w:p>
+      <w:pPr>
+        <w:spacing w:after="0"/>
+        <w:jc w:val="center"/>
+        <w:rPr>
+          <w:lang w:eastAsia="ru-RU"/>
+        </w:rPr>
+      </w:pPr>
+      <w:r>
+        <w:rPr>
+          <w:noProof/>
+        </w:rPr>
+        <w:lastRenderedPageBreak/>
+        <w:drawing>
+          <wp:inline distT="0" distB="0" distL="0" distR="0" wp14:anchorId="600D9CBC" wp14:editId="4F12C92D">
+            <wp:extent cx="4184423" cy="2064955"/>
+            <wp:effectExtent l="0" t="0" r="6985" b="0"/>
+            <wp:docPr id="839551915" name="Picture 1"/>
+            <wp:cNvGraphicFramePr>
+              <a:graphicFrameLocks xmlns:a="http://schemas.openxmlformats.org/drawingml/2006/main" noChangeAspect="1"/>
+            </wp:cNvGraphicFramePr>
+            <a:graphic xmlns:a="http://schemas.openxmlformats.org/drawingml/2006/main">
+              <a:graphicData uri="http://schemas.openxmlformats.org/drawingml/2006/picture">
+                <pic:pic xmlns:pic="http://schemas.openxmlformats.org/drawingml/2006/picture">
+                  <pic:nvPicPr>
+                    <pic:cNvPr id="839551915" name="Picture 1"/>
+                    <pic:cNvPicPr/>
+                  </pic:nvPicPr>
+                  <pic:blipFill>
+                    <a:blip r:embed="rId17"/>
+                    <a:stretch>
+                      <a:fillRect/>
+                    </a:stretch>
+                  </pic:blipFill>
+                  <pic:spPr>
+                    <a:xfrm>
+                      <a:off x="0" y="0"/>
+                      <a:ext cx="4184423" cy="2064955"/>
+                    </a:xfrm>
+                    <a:prstGeom prst="rect">
+                      <a:avLst/>
+                    </a:prstGeom>
+                  </pic:spPr>
+                </pic:pic>
+              </a:graphicData>
+            </a:graphic>
+          </wp:inline>
+        </w:drawing>
+      </w:r>
+    </w:p>
+    <w:p>
+      <w:pPr>
+        <w:jc w:val="center"/>
+        <w:rPr>
+          <w:lang w:val="ru-RU" w:eastAsia="ru-RU"/>
+        </w:rPr>
+      </w:pPr>
+      <w:r>
+        <w:rPr>
+          <w:sz w:val="22"/>
+          <w:lang w:val="ru-RU"/>
+        </w:rPr>
+        <w:t xml:space="preserve">Рисунок </w:t>
+      </w:r>
+      <w:r>
+        <w:rPr>
+          <w:sz w:val="22"/>
+          <w:lang w:val="ru-RU"/>
+        </w:rPr>
+        <w:t>4.</w:t>
+      </w:r>
+      <w:r>
+        <w:rPr>
+          <w:sz w:val="22"/>
+          <w:lang w:val="ru-RU"/>
+        </w:rPr>
+        <w:t>4</w:t>
+      </w:r>
+      <w:r>
+        <w:rPr>
+          <w:sz w:val="22"/>
+          <w:lang w:val="ru-RU"/>
+        </w:rPr>
+        <w:t xml:space="preserve"> </w:t>
+      </w:r>
+      <w:r>
+        <w:rPr>
+          <w:sz w:val="22"/>
+          <w:lang w:val="ru-RU"/>
+        </w:rPr>
+        <w:t>Окно поиска статей</w:t>
+      </w:r>
+    </w:p>
+    <w:p>
+      <w:pPr>
+        <w:tabs>
+          <w:tab w:val="left" w:pos="993"/>
+        </w:tabs>
+        <w:spacing w:after="0" w:line="360" w:lineRule="auto"/>
+        <w:ind w:firstLine="709"/>
+        <w:jc w:val="both"/>
+        <w:rPr>
+          <w:rFonts w:eastAsiaTheme="minorHAnsi" w:cs="Times New Roman"/>
+          <w:szCs w:val="28"/>
+          <w:lang w:val="ru-RU"/>
+        </w:rPr>
+      </w:pPr>
+      <w:r>
+        <w:rPr>
+          <w:rFonts w:eastAsiaTheme="minorHAnsi" w:cs="Times New Roman"/>
+          <w:szCs w:val="28"/>
+          <w:lang w:val="ru-RU"/>
+        </w:rPr>
+        <w:t>Гость также может использовать поиск по материалам. Поиск помогает найти статьи по словам из заголовка, текста, источника или тегов</w:t>
+      </w:r>
+      <w:r>
+        <w:rPr>
+          <w:rFonts w:eastAsiaTheme="minorHAnsi" w:cs="Times New Roman"/>
+          <w:szCs w:val="28"/>
+          <w:lang w:val="ru-RU"/>
+        </w:rPr>
+        <w:t xml:space="preserve"> (Рисунок 4.4)</w:t>
+      </w:r>
+      <w:r>
+        <w:rPr>
+          <w:rFonts w:eastAsiaTheme="minorHAnsi" w:cs="Times New Roman"/>
+          <w:szCs w:val="28"/>
+          <w:lang w:val="ru-RU"/>
+        </w:rPr>
+        <w:t>. Если пользователь хочет сохранять статьи, ставить лайки или участвовать в обсуждении, ему необходимо создать аккаунт.</w:t>
+      </w:r>
+    </w:p>
+    <w:p>
+      <w:pPr>
+        <w:spacing w:after="0"/>
+        <w:jc w:val="center"/>
+        <w:rPr>
+          <w:lang w:eastAsia="ru-RU"/>
+        </w:rPr>
+      </w:pPr>
+      <w:r>
+        <w:rPr>
+          <w:noProof/>
+        </w:rPr>
+        <w:drawing>
+          <wp:inline distT="0" distB="0" distL="0" distR="0" wp14:anchorId="5EEE5F38" wp14:editId="16656B61">
+            <wp:extent cx="4184423" cy="2063820"/>
+            <wp:effectExtent l="0" t="0" r="6985" b="0"/>
+            <wp:docPr id="2027908106" name="Picture 1"/>
+            <wp:cNvGraphicFramePr>
+              <a:graphicFrameLocks xmlns:a="http://schemas.openxmlformats.org/drawingml/2006/main" noChangeAspect="1"/>
+            </wp:cNvGraphicFramePr>
+            <a:graphic xmlns:a="http://schemas.openxmlformats.org/drawingml/2006/main">
+              <a:graphicData uri="http://schemas.openxmlformats.org/drawingml/2006/picture">
+                <pic:pic xmlns:pic="http://schemas.openxmlformats.org/drawingml/2006/picture">
+                  <pic:nvPicPr>
+                    <pic:cNvPr id="2027908106" name="Picture 1"/>
+                    <pic:cNvPicPr/>
+                  </pic:nvPicPr>
+                  <pic:blipFill>
+                    <a:blip r:embed="rId18"/>
+                    <a:stretch>
+                      <a:fillRect/>
+                    </a:stretch>
+                  </pic:blipFill>
+                  <pic:spPr>
+                    <a:xfrm>
+                      <a:off x="0" y="0"/>
+                      <a:ext cx="4184423" cy="2063820"/>
+                    </a:xfrm>
+                    <a:prstGeom prst="rect">
+                      <a:avLst/>
+                    </a:prstGeom>
+                  </pic:spPr>
+                </pic:pic>
+              </a:graphicData>
+            </a:graphic>
+          </wp:inline>
+        </w:drawing>
+      </w:r>
+    </w:p>
+    <w:p>
+      <w:pPr>
+        <w:jc w:val="center"/>
+        <w:rPr>
+          <w:lang w:val="ru-RU" w:eastAsia="ru-RU"/>
+        </w:rPr>
+      </w:pPr>
+      <w:r>
+        <w:rPr>
+          <w:sz w:val="22"/>
+          <w:lang w:val="ru-RU"/>
+        </w:rPr>
+        <w:t xml:space="preserve">Рисунок </w:t>
+      </w:r>
+      <w:r>
+        <w:rPr>
+          <w:sz w:val="22"/>
+          <w:lang w:val="ru-RU"/>
+        </w:rPr>
+        <w:t xml:space="preserve">4.4 </w:t>
+      </w:r>
+      <w:r>
+        <w:rPr>
+          <w:sz w:val="22"/>
+          <w:lang w:val="ru-RU"/>
+        </w:rPr>
+        <w:t>Форма регистрации</w:t>
+      </w:r>
+    </w:p>
+    <w:p>
+      <w:pPr>
+        <w:tabs>
+          <w:tab w:val="left" w:pos="993"/>
+        </w:tabs>
+        <w:spacing w:after="0" w:line="360" w:lineRule="auto"/>
+        <w:ind w:firstLine="709"/>
+        <w:jc w:val="both"/>
+        <w:rPr>
+          <w:rFonts w:eastAsiaTheme="minorHAnsi" w:cs="Times New Roman"/>
+          <w:szCs w:val="28"/>
+          <w:lang w:val="ru-RU"/>
+        </w:rPr>
+      </w:pPr>
+      <w:r>
+        <w:rPr>
+          <w:rFonts w:eastAsiaTheme="minorHAnsi" w:cs="Times New Roman"/>
+          <w:szCs w:val="28"/>
+          <w:lang w:val="ru-RU"/>
+        </w:rPr>
+        <w:t>Регистрация выполняется через отдельную форму</w:t>
+      </w:r>
+      <w:r>
+        <w:rPr>
+          <w:rFonts w:eastAsiaTheme="minorHAnsi" w:cs="Times New Roman"/>
+          <w:szCs w:val="28"/>
+          <w:lang w:val="ru-RU"/>
+        </w:rPr>
+        <w:t xml:space="preserve"> (Рисунок 4.4)</w:t>
+      </w:r>
+      <w:r>
+        <w:rPr>
+          <w:rFonts w:eastAsiaTheme="minorHAnsi" w:cs="Times New Roman"/>
+          <w:szCs w:val="28"/>
+          <w:lang w:val="ru-RU"/>
+        </w:rPr>
+        <w:t xml:space="preserve">. Пользователь указывает имя, email, пароль, выбирает цвет аватара и при необходимости загружает изображение. </w:t>
+      </w:r>
+    </w:p>
+    <w:p>
+      <w:pPr>
+        <w:tabs>
+          <w:tab w:val="left" w:pos="993"/>
+        </w:tabs>
+        <w:spacing w:after="0" w:line="360" w:lineRule="auto"/>
+        <w:ind w:firstLine="709"/>
+        <w:jc w:val="both"/>
+        <w:rPr>
+          <w:rFonts w:eastAsiaTheme="minorHAnsi" w:cs="Times New Roman"/>
+          <w:szCs w:val="28"/>
+          <w:lang w:val="ru-RU"/>
+        </w:rPr>
+      </w:pPr>
+      <w:r>
+        <w:rPr>
+          <w:rFonts w:eastAsiaTheme="minorHAnsi" w:cs="Times New Roman"/>
+          <w:szCs w:val="28"/>
+          <w:lang w:val="ru-RU"/>
+        </w:rPr>
+        <w:t>После регистрации система отправляет письмо с подтверждением email. До подтверждения аккаунт не может использовать авторизованные функции.</w:t>
+      </w:r>
+    </w:p>
+    <w:p>
+      <w:pPr>
+        <w:tabs>
+          <w:tab w:val="left" w:pos="993"/>
+        </w:tabs>
+        <w:spacing w:after="0" w:line="360" w:lineRule="auto"/>
+        <w:ind w:firstLine="709"/>
+        <w:jc w:val="both"/>
+        <w:rPr>
+          <w:rFonts w:eastAsiaTheme="minorHAnsi" w:cs="Times New Roman"/>
+          <w:szCs w:val="28"/>
+        </w:rPr>
+      </w:pPr>
+      <w:r>
+        <w:rPr>
+          <w:rFonts w:eastAsiaTheme="minorHAnsi" w:cs="Times New Roman"/>
+          <w:szCs w:val="28"/>
+          <w:lang w:val="ru-RU"/>
+        </w:rPr>
+        <w:t xml:space="preserve">Если пользователь забыл пароль, он может перейти на страницу восстановления, указать email и получить письмо со ссылкой для смены пароля. </w:t>
+      </w:r>
+    </w:p>
+    <w:p>
+      <w:pPr>
+        <w:spacing w:after="0"/>
+        <w:jc w:val="center"/>
+        <w:rPr>
+          <w:lang w:eastAsia="ru-RU"/>
+        </w:rPr>
+      </w:pPr>
+      <w:r>
+        <w:rPr>
+          <w:noProof/>
+        </w:rPr>
+        <w:lastRenderedPageBreak/>
+        <w:drawing>
+          <wp:inline distT="0" distB="0" distL="0" distR="0" wp14:anchorId="4D043C67" wp14:editId="2FFFB755">
+            <wp:extent cx="4166743" cy="2063820"/>
+            <wp:effectExtent l="0" t="0" r="5715" b="0"/>
+            <wp:docPr id="326579138" name="Picture 1"/>
+            <wp:cNvGraphicFramePr>
+              <a:graphicFrameLocks xmlns:a="http://schemas.openxmlformats.org/drawingml/2006/main" noChangeAspect="1"/>
+            </wp:cNvGraphicFramePr>
+            <a:graphic xmlns:a="http://schemas.openxmlformats.org/drawingml/2006/main">
+              <a:graphicData uri="http://schemas.openxmlformats.org/drawingml/2006/picture">
+                <pic:pic xmlns:pic="http://schemas.openxmlformats.org/drawingml/2006/picture">
+                  <pic:nvPicPr>
+                    <pic:cNvPr id="326579138" name="Picture 1"/>
+                    <pic:cNvPicPr/>
+                  </pic:nvPicPr>
+                  <pic:blipFill>
+                    <a:blip r:embed="rId19"/>
+                    <a:stretch>
+                      <a:fillRect/>
+                    </a:stretch>
+                  </pic:blipFill>
+                  <pic:spPr>
+                    <a:xfrm>
+                      <a:off x="0" y="0"/>
+                      <a:ext cx="4166743" cy="2063820"/>
+                    </a:xfrm>
+                    <a:prstGeom prst="rect">
+                      <a:avLst/>
+                    </a:prstGeom>
+                  </pic:spPr>
+                </pic:pic>
+              </a:graphicData>
+            </a:graphic>
+          </wp:inline>
+        </w:drawing>
+      </w:r>
+    </w:p>
+    <w:p>
+      <w:pPr>
+        <w:jc w:val="center"/>
+        <w:rPr>
+          <w:lang w:val="ru-RU" w:eastAsia="ru-RU"/>
+        </w:rPr>
+      </w:pPr>
+      <w:r>
+        <w:rPr>
+          <w:sz w:val="22"/>
+          <w:lang w:val="ru-RU"/>
+        </w:rPr>
+        <w:t xml:space="preserve">Рисунок </w:t>
+      </w:r>
+      <w:r>
+        <w:rPr>
+          <w:sz w:val="22"/>
+          <w:lang w:val="ru-RU"/>
+        </w:rPr>
+        <w:t>4.</w:t>
+      </w:r>
+      <w:r>
+        <w:rPr>
+          <w:sz w:val="22"/>
+          <w:lang w:val="ru-RU"/>
+        </w:rPr>
+        <w:t>5</w:t>
+      </w:r>
+      <w:r>
+        <w:rPr>
+          <w:sz w:val="22"/>
+          <w:lang w:val="ru-RU"/>
+        </w:rPr>
+        <w:t xml:space="preserve"> </w:t>
+      </w:r>
+      <w:r>
+        <w:rPr>
+          <w:sz w:val="22"/>
+          <w:lang w:val="ru-RU"/>
+        </w:rPr>
+        <w:t>Сохраненный токен в браузере</w:t>
+      </w:r>
+    </w:p>
+    <w:p>
+      <w:pPr>
+        <w:tabs>
+          <w:tab w:val="left" w:pos="993"/>
+        </w:tabs>
+        <w:spacing w:after="0" w:line="360" w:lineRule="auto"/>
+        <w:ind w:firstLine="709"/>
+        <w:jc w:val="both"/>
+        <w:rPr>
+          <w:rFonts w:eastAsiaTheme="minorHAnsi" w:cs="Times New Roman"/>
+          <w:szCs w:val="28"/>
+          <w:lang w:val="ru-RU"/>
+        </w:rPr>
+      </w:pPr>
+      <w:r>
+        <w:rPr>
+          <w:rFonts w:eastAsiaTheme="minorHAnsi" w:cs="Times New Roman"/>
+          <w:szCs w:val="28"/>
+          <w:lang w:val="ru-RU"/>
+        </w:rPr>
+        <w:t>После входа пользователь получает доступ к персональным функциям. Система сохраняет авторизационный токен на клиенте и использует его при обращении к защищенным API-методам</w:t>
+      </w:r>
+      <w:r>
+        <w:rPr>
+          <w:rFonts w:eastAsiaTheme="minorHAnsi" w:cs="Times New Roman"/>
+          <w:szCs w:val="28"/>
+          <w:lang w:val="ru-RU"/>
+        </w:rPr>
+        <w:t xml:space="preserve"> (</w:t>
+      </w:r>
+      <w:r>
+        <w:rPr>
+          <w:rFonts w:eastAsiaTheme="minorHAnsi" w:cs="Times New Roman"/>
+          <w:szCs w:val="28"/>
+          <w:lang w:val="ru-RU"/>
+        </w:rPr>
+        <w:t>Рисунок 4.5)</w:t>
+      </w:r>
+      <w:r>
+        <w:rPr>
+          <w:rFonts w:eastAsiaTheme="minorHAnsi" w:cs="Times New Roman"/>
+          <w:szCs w:val="28"/>
+          <w:lang w:val="ru-RU"/>
+        </w:rPr>
+        <w:t>.</w:t>
+      </w:r>
+    </w:p>
+    <w:p>
+      <w:pPr>
+        <w:tabs>
+          <w:tab w:val="left" w:pos="993"/>
+        </w:tabs>
+        <w:spacing w:after="0" w:line="360" w:lineRule="auto"/>
+        <w:ind w:firstLine="709"/>
+        <w:jc w:val="both"/>
+        <w:rPr>
+          <w:rFonts w:eastAsiaTheme="minorHAnsi" w:cs="Times New Roman"/>
+          <w:szCs w:val="28"/>
+          <w:lang w:val="ru-RU"/>
+        </w:rPr>
+      </w:pPr>
+      <w:r>
+        <w:rPr>
+          <w:rFonts w:eastAsiaTheme="minorHAnsi" w:cs="Times New Roman"/>
+          <w:szCs w:val="28"/>
+          <w:lang w:val="ru-RU"/>
+        </w:rPr>
+        <w:t>Пользователь может просматривать персональную ленту. Персонализация строится на основе подписок на теги и взаимодействий со статьями. Если пользователь только зарегистрировался и еще не имеет истории действий, система показывает обычную хронологическую ленту.</w:t>
+      </w:r>
+    </w:p>
+    <w:p>
+      <w:pPr>
+        <w:tabs>
+          <w:tab w:val="left" w:pos="993"/>
+        </w:tabs>
+        <w:spacing w:after="0" w:line="360" w:lineRule="auto"/>
+        <w:ind w:firstLine="709"/>
+        <w:jc w:val="both"/>
+        <w:rPr>
+          <w:rFonts w:eastAsiaTheme="minorHAnsi" w:cs="Times New Roman"/>
+          <w:szCs w:val="28"/>
+          <w:lang w:val="ru-RU"/>
+        </w:rPr>
+      </w:pPr>
+      <w:r>
+        <w:rPr>
+          <w:rFonts w:eastAsiaTheme="minorHAnsi" w:cs="Times New Roman"/>
+          <w:szCs w:val="28"/>
+          <w:lang w:val="ru-RU"/>
+        </w:rPr>
+        <w:t>В ленте доступны фильтры по тегам и источникам. Пользователь выбирает интересующие категории, после чего список новостей обновляется и показывает только подходящие материалы. Это позволяет быстро отделять нужные темы от общего потока новостей.</w:t>
+      </w:r>
+    </w:p>
+    <w:p>
+      <w:pPr>
+        <w:tabs>
+          <w:tab w:val="left" w:pos="993"/>
+        </w:tabs>
+        <w:spacing w:after="0" w:line="360" w:lineRule="auto"/>
+        <w:ind w:firstLine="709"/>
+        <w:jc w:val="both"/>
+        <w:rPr>
+          <w:rFonts w:eastAsiaTheme="minorHAnsi" w:cs="Times New Roman"/>
+          <w:szCs w:val="28"/>
+          <w:lang w:val="ru-RU"/>
+        </w:rPr>
+      </w:pPr>
+      <w:r>
+        <w:rPr>
+          <w:rFonts w:eastAsiaTheme="minorHAnsi" w:cs="Times New Roman"/>
+          <w:szCs w:val="28"/>
+          <w:lang w:val="ru-RU"/>
+        </w:rPr>
+        <w:t>На странице статьи пользователь может поставить лайк или снять его. Лайки используются не только как реакция на материал, но и как сигнал для системы рекомендаций: веса тегов статьи увеличиваются или уменьшаются в профиле интересов пользователя.</w:t>
+      </w:r>
+    </w:p>
+    <w:p>
+      <w:pPr>
+        <w:tabs>
+          <w:tab w:val="left" w:pos="993"/>
+        </w:tabs>
+        <w:spacing w:after="0" w:line="360" w:lineRule="auto"/>
+        <w:ind w:firstLine="709"/>
+        <w:jc w:val="center"/>
+        <w:rPr>
+          <w:rFonts w:eastAsiaTheme="minorHAnsi" w:cs="Times New Roman"/>
+          <w:szCs w:val="28"/>
+          <w:lang w:val="ru-RU"/>
+        </w:rPr>
+      </w:pPr>
+      <w:r>
+        <w:rPr>
+          <w:noProof/>
+        </w:rPr>
+        <w:lastRenderedPageBreak/>
+        <w:drawing>
+          <wp:inline distT="0" distB="0" distL="0" distR="0" wp14:anchorId="3667BD42" wp14:editId="4B735730">
+            <wp:extent cx="4819650" cy="2388683"/>
+            <wp:effectExtent l="0" t="0" r="0" b="0"/>
+            <wp:docPr id="83231503" name="Picture 1"/>
+            <wp:cNvGraphicFramePr>
+              <a:graphicFrameLocks xmlns:a="http://schemas.openxmlformats.org/drawingml/2006/main" noChangeAspect="1"/>
+            </wp:cNvGraphicFramePr>
+            <a:graphic xmlns:a="http://schemas.openxmlformats.org/drawingml/2006/main">
+              <a:graphicData uri="http://schemas.openxmlformats.org/drawingml/2006/picture">
+                <pic:pic xmlns:pic="http://schemas.openxmlformats.org/drawingml/2006/picture">
+                  <pic:nvPicPr>
+                    <pic:cNvPr id="83231503" name=""/>
+                    <pic:cNvPicPr/>
+                  </pic:nvPicPr>
+                  <pic:blipFill>
+                    <a:blip r:embed="rId20"/>
+                    <a:stretch>
+                      <a:fillRect/>
+                    </a:stretch>
+                  </pic:blipFill>
+                  <pic:spPr>
+                    <a:xfrm>
+                      <a:off x="0" y="0"/>
+                      <a:ext cx="4825517" cy="2391591"/>
+                    </a:xfrm>
+                    <a:prstGeom prst="rect">
+                      <a:avLst/>
+                    </a:prstGeom>
+                  </pic:spPr>
+                </pic:pic>
+              </a:graphicData>
+            </a:graphic>
+          </wp:inline>
+        </w:drawing>
+      </w:r>
+    </w:p>
+    <w:p>
+      <w:pPr>
+        <w:jc w:val="center"/>
+        <w:rPr>
+          <w:lang w:val="ru-RU" w:eastAsia="ru-RU"/>
+        </w:rPr>
+      </w:pPr>
+      <w:r>
+        <w:rPr>
+          <w:sz w:val="22"/>
+          <w:lang w:val="ru-RU"/>
+        </w:rPr>
+        <w:t xml:space="preserve">Рисунок </w:t>
+      </w:r>
+      <w:r>
+        <w:rPr>
+          <w:sz w:val="22"/>
+          <w:lang w:val="ru-RU"/>
+        </w:rPr>
+        <w:t>4.</w:t>
+      </w:r>
+      <w:r>
+        <w:rPr>
+          <w:sz w:val="22"/>
+          <w:lang w:val="ru-RU"/>
+        </w:rPr>
+        <w:t>6 Раздел с избранными статьями</w:t>
+      </w:r>
+    </w:p>
+    <w:p>
+      <w:pPr>
+        <w:tabs>
+          <w:tab w:val="left" w:pos="993"/>
+        </w:tabs>
+        <w:spacing w:after="0" w:line="360" w:lineRule="auto"/>
+        <w:ind w:firstLine="709"/>
+        <w:jc w:val="both"/>
+        <w:rPr>
+          <w:rFonts w:eastAsiaTheme="minorHAnsi" w:cs="Times New Roman"/>
+          <w:szCs w:val="28"/>
+          <w:lang w:val="ru-RU"/>
+        </w:rPr>
+      </w:pPr>
+      <w:r>
+        <w:rPr>
+          <w:rFonts w:eastAsiaTheme="minorHAnsi" w:cs="Times New Roman"/>
+          <w:szCs w:val="28"/>
+          <w:lang w:val="ru-RU"/>
+        </w:rPr>
+        <w:t>Пользователь может сохранить статью. Сохраненные материалы помещаются в отдельный раздел</w:t>
+      </w:r>
+      <w:r>
+        <w:rPr>
+          <w:rFonts w:eastAsiaTheme="minorHAnsi" w:cs="Times New Roman"/>
+          <w:szCs w:val="28"/>
+          <w:lang w:val="ru-RU"/>
+        </w:rPr>
+        <w:t xml:space="preserve"> (Рисунок 4.</w:t>
+      </w:r>
+      <w:r>
+        <w:rPr>
+          <w:rFonts w:eastAsiaTheme="minorHAnsi" w:cs="Times New Roman"/>
+          <w:szCs w:val="28"/>
+          <w:lang w:val="ru-RU"/>
+        </w:rPr>
+        <w:t>6</w:t>
+      </w:r>
+      <w:r>
+        <w:rPr>
+          <w:rFonts w:eastAsiaTheme="minorHAnsi" w:cs="Times New Roman"/>
+          <w:szCs w:val="28"/>
+          <w:lang w:val="ru-RU"/>
+        </w:rPr>
+        <w:t>)</w:t>
+      </w:r>
+      <w:r>
+        <w:rPr>
+          <w:rFonts w:eastAsiaTheme="minorHAnsi" w:cs="Times New Roman"/>
+          <w:szCs w:val="28"/>
+          <w:lang w:val="ru-RU"/>
+        </w:rPr>
+        <w:t>, где их можно открыть позже без повторного поиска в общей ленте.</w:t>
+      </w:r>
+    </w:p>
+    <w:p>
+      <w:pPr>
+        <w:tabs>
+          <w:tab w:val="left" w:pos="993"/>
+        </w:tabs>
+        <w:spacing w:after="0" w:line="360" w:lineRule="auto"/>
+        <w:ind w:firstLine="709"/>
+        <w:jc w:val="both"/>
+        <w:rPr>
+          <w:rFonts w:eastAsiaTheme="minorHAnsi" w:cs="Times New Roman"/>
+          <w:szCs w:val="28"/>
+          <w:lang w:val="ru-RU"/>
+        </w:rPr>
+      </w:pPr>
+      <w:r>
+        <w:rPr>
+          <w:rFonts w:eastAsiaTheme="minorHAnsi" w:cs="Times New Roman"/>
+          <w:szCs w:val="28"/>
+          <w:lang w:val="ru-RU"/>
+        </w:rPr>
+        <w:t>Авторизованный пользователь может оставлять комментарии и ответы к комментариям. Новые комментарии обновляются через SignalR, поэтому обсуждение может отображаться без полной перезагрузки страницы. Пользователь может удалить собственный комментарий, если он больше не нужен.</w:t>
+      </w:r>
+    </w:p>
+    <w:p>
+      <w:pPr>
+        <w:rPr>
+          <w:rFonts w:eastAsiaTheme="minorHAnsi" w:cs="Times New Roman"/>
+          <w:szCs w:val="28"/>
+        </w:rPr>
+      </w:pPr>
+      <w:r>
+        <w:rPr>
+          <w:rFonts w:eastAsiaTheme="minorHAnsi" w:cs="Times New Roman"/>
+          <w:szCs w:val="28"/>
+          <w:lang w:val="ru-RU"/>
+        </w:rPr>
+        <w:br w:type="page"/>
+      </w:r>
+    </w:p>
+    <w:p>
+      <w:pPr>
+        <w:tabs>
+          <w:tab w:val="left" w:pos="993"/>
+        </w:tabs>
+        <w:spacing w:after="0" w:line="360" w:lineRule="auto"/>
+        <w:ind w:firstLine="709"/>
+        <w:jc w:val="center"/>
+        <w:rPr>
+          <w:rFonts w:eastAsiaTheme="minorHAnsi" w:cs="Times New Roman"/>
+          <w:szCs w:val="28"/>
+          <w:lang w:val="ru-RU"/>
+        </w:rPr>
+      </w:pPr>
+      <w:r>
+        <w:rPr>
+          <w:noProof/>
+        </w:rPr>
+        <w:lastRenderedPageBreak/>
+        <w:drawing>
+          <wp:inline distT="0" distB="0" distL="0" distR="0" wp14:anchorId="060F6238" wp14:editId="29615B48">
+            <wp:extent cx="4825517" cy="2388795"/>
+            <wp:effectExtent l="0" t="0" r="0" b="0"/>
+            <wp:docPr id="183578206" name="Picture 1"/>
+            <wp:cNvGraphicFramePr>
+              <a:graphicFrameLocks xmlns:a="http://schemas.openxmlformats.org/drawingml/2006/main" noChangeAspect="1"/>
+            </wp:cNvGraphicFramePr>
+            <a:graphic xmlns:a="http://schemas.openxmlformats.org/drawingml/2006/main">
+              <a:graphicData uri="http://schemas.openxmlformats.org/drawingml/2006/picture">
+                <pic:pic xmlns:pic="http://schemas.openxmlformats.org/drawingml/2006/picture">
+                  <pic:nvPicPr>
+                    <pic:cNvPr id="183578206" name="Picture 1"/>
+                    <pic:cNvPicPr/>
+                  </pic:nvPicPr>
+                  <pic:blipFill>
+                    <a:blip r:embed="rId21"/>
+                    <a:stretch>
+                      <a:fillRect/>
+                    </a:stretch>
+                  </pic:blipFill>
+                  <pic:spPr>
+                    <a:xfrm>
+                      <a:off x="0" y="0"/>
+                      <a:ext cx="4825517" cy="2388795"/>
+                    </a:xfrm>
+                    <a:prstGeom prst="rect">
+                      <a:avLst/>
+                    </a:prstGeom>
+                  </pic:spPr>
+                </pic:pic>
+              </a:graphicData>
+            </a:graphic>
+          </wp:inline>
+        </w:drawing>
+      </w:r>
+    </w:p>
+    <w:p>
+      <w:pPr>
+        <w:jc w:val="center"/>
+        <w:rPr>
+          <w:lang w:val="ru-RU" w:eastAsia="ru-RU"/>
+        </w:rPr>
+      </w:pPr>
+      <w:r>
+        <w:rPr>
+          <w:sz w:val="22"/>
+          <w:lang w:val="ru-RU"/>
+        </w:rPr>
+        <w:t xml:space="preserve">Рисунок </w:t>
+      </w:r>
+      <w:r>
+        <w:rPr>
+          <w:sz w:val="22"/>
+          <w:lang w:val="ru-RU"/>
+        </w:rPr>
+        <w:t>4.</w:t>
+      </w:r>
+      <w:r>
+        <w:rPr>
+          <w:sz w:val="22"/>
+          <w:lang w:val="ru-RU"/>
+        </w:rPr>
+        <w:t>7 Модерация жалоб</w:t>
+      </w:r>
+    </w:p>
+    <w:p>
+      <w:pPr>
+        <w:tabs>
+          <w:tab w:val="left" w:pos="993"/>
+        </w:tabs>
+        <w:spacing w:after="0" w:line="360" w:lineRule="auto"/>
+        <w:ind w:firstLine="709"/>
+        <w:jc w:val="both"/>
+        <w:rPr>
+          <w:rFonts w:eastAsiaTheme="minorHAnsi" w:cs="Times New Roman"/>
+          <w:szCs w:val="28"/>
+          <w:lang w:val="ru-RU"/>
+        </w:rPr>
+      </w:pPr>
+      <w:r>
+        <w:rPr>
+          <w:rFonts w:eastAsiaTheme="minorHAnsi" w:cs="Times New Roman"/>
+          <w:szCs w:val="28"/>
+          <w:lang w:val="ru-RU"/>
+        </w:rPr>
+        <w:t>Если статья нарушает правила, пользователь может отправить жалобу. Для этого выбирается тип жалобы и, при необходимости, добавляется текстовое описание. Жалоба попадает в очередь модерации</w:t>
+      </w:r>
+      <w:r>
+        <w:rPr>
+          <w:rFonts w:eastAsiaTheme="minorHAnsi" w:cs="Times New Roman"/>
+          <w:szCs w:val="28"/>
+          <w:lang w:val="ru-RU"/>
+        </w:rPr>
+        <w:t xml:space="preserve"> (Рисунок 4.7)</w:t>
+      </w:r>
+      <w:r>
+        <w:rPr>
+          <w:rFonts w:eastAsiaTheme="minorHAnsi" w:cs="Times New Roman"/>
+          <w:szCs w:val="28"/>
+          <w:lang w:val="ru-RU"/>
+        </w:rPr>
+        <w:t>.</w:t>
+      </w:r>
+    </w:p>
+    <w:p>
+      <w:pPr>
+        <w:tabs>
+          <w:tab w:val="left" w:pos="993"/>
+        </w:tabs>
+        <w:spacing w:after="0" w:line="360" w:lineRule="auto"/>
+        <w:ind w:firstLine="709"/>
+        <w:jc w:val="center"/>
+        <w:rPr>
+          <w:rFonts w:eastAsiaTheme="minorHAnsi" w:cs="Times New Roman"/>
+          <w:szCs w:val="28"/>
+          <w:lang w:val="ru-RU"/>
+        </w:rPr>
+      </w:pPr>
+      <w:r>
+        <w:rPr>
+          <w:noProof/>
+        </w:rPr>
+        <w:drawing>
+          <wp:inline distT="0" distB="0" distL="0" distR="0" wp14:anchorId="5B5BED0C" wp14:editId="6EB8AD53">
+            <wp:extent cx="4825517" cy="2376296"/>
+            <wp:effectExtent l="0" t="0" r="0" b="5080"/>
+            <wp:docPr id="1099911577" name="Picture 1"/>
+            <wp:cNvGraphicFramePr>
+              <a:graphicFrameLocks xmlns:a="http://schemas.openxmlformats.org/drawingml/2006/main" noChangeAspect="1"/>
+            </wp:cNvGraphicFramePr>
+            <a:graphic xmlns:a="http://schemas.openxmlformats.org/drawingml/2006/main">
+              <a:graphicData uri="http://schemas.openxmlformats.org/drawingml/2006/picture">
+                <pic:pic xmlns:pic="http://schemas.openxmlformats.org/drawingml/2006/picture">
+                  <pic:nvPicPr>
+                    <pic:cNvPr id="1099911577" name="Picture 1"/>
+                    <pic:cNvPicPr/>
+                  </pic:nvPicPr>
+                  <pic:blipFill>
+                    <a:blip r:embed="rId22"/>
+                    <a:stretch>
+                      <a:fillRect/>
+                    </a:stretch>
+                  </pic:blipFill>
+                  <pic:spPr>
+                    <a:xfrm>
+                      <a:off x="0" y="0"/>
+                      <a:ext cx="4825517" cy="2376296"/>
+                    </a:xfrm>
+                    <a:prstGeom prst="rect">
+                      <a:avLst/>
+                    </a:prstGeom>
+                  </pic:spPr>
+                </pic:pic>
+              </a:graphicData>
+            </a:graphic>
+          </wp:inline>
+        </w:drawing>
+      </w:r>
+    </w:p>
+    <w:p>
+      <w:pPr>
+        <w:jc w:val="center"/>
+        <w:rPr>
+          <w:lang w:val="ru-RU" w:eastAsia="ru-RU"/>
+        </w:rPr>
+      </w:pPr>
+      <w:r>
+        <w:rPr>
+          <w:sz w:val="22"/>
+          <w:lang w:val="ru-RU"/>
+        </w:rPr>
+        <w:t xml:space="preserve">Рисунок </w:t>
+      </w:r>
+      <w:r>
+        <w:rPr>
+          <w:sz w:val="22"/>
+          <w:lang w:val="ru-RU"/>
+        </w:rPr>
+        <w:t>4.7 Модерация жалоб</w:t>
+      </w:r>
+    </w:p>
+    <w:p>
+      <w:pPr>
+        <w:tabs>
+          <w:tab w:val="left" w:pos="993"/>
+        </w:tabs>
+        <w:spacing w:after="0" w:line="360" w:lineRule="auto"/>
+        <w:ind w:firstLine="709"/>
+        <w:jc w:val="both"/>
+        <w:rPr>
+          <w:rFonts w:eastAsiaTheme="minorHAnsi" w:cs="Times New Roman"/>
+          <w:szCs w:val="28"/>
+          <w:lang w:val="ru-RU"/>
+        </w:rPr>
+      </w:pPr>
+      <w:r>
+        <w:rPr>
+          <w:rFonts w:eastAsiaTheme="minorHAnsi" w:cs="Times New Roman"/>
+          <w:szCs w:val="28"/>
+          <w:lang w:val="ru-RU"/>
+        </w:rPr>
+        <w:t>В профиле пользователь может изменить имя, email, пароль, цвет аватара и изображение профиля</w:t>
+      </w:r>
+      <w:r>
+        <w:rPr>
+          <w:rFonts w:eastAsiaTheme="minorHAnsi" w:cs="Times New Roman"/>
+          <w:szCs w:val="28"/>
+          <w:lang w:val="ru-RU"/>
+        </w:rPr>
+        <w:t xml:space="preserve"> (Рисунок 4.8)</w:t>
+      </w:r>
+      <w:r>
+        <w:rPr>
+          <w:rFonts w:eastAsiaTheme="minorHAnsi" w:cs="Times New Roman"/>
+          <w:szCs w:val="28"/>
+          <w:lang w:val="ru-RU"/>
+        </w:rPr>
+        <w:t>. При смене пароля старые сессии становятся недействительными: при следующем запросе старый токен получит ответ 401, клиент очистит данные авторизации и перезагрузит страницу.</w:t>
+      </w:r>
+    </w:p>
+    <w:p>
+      <w:pPr>
+        <w:tabs>
+          <w:tab w:val="left" w:pos="993"/>
+        </w:tabs>
+        <w:spacing w:after="0" w:line="360" w:lineRule="auto"/>
+        <w:ind w:firstLine="709"/>
+        <w:jc w:val="both"/>
+        <w:rPr>
+          <w:rFonts w:eastAsiaTheme="minorHAnsi" w:cs="Times New Roman"/>
+          <w:szCs w:val="28"/>
+          <w:lang w:val="ru-RU"/>
+        </w:rPr>
+      </w:pPr>
+      <w:r>
+        <w:rPr>
+          <w:rFonts w:eastAsiaTheme="minorHAnsi" w:cs="Times New Roman"/>
+          <w:szCs w:val="28"/>
+          <w:lang w:val="ru-RU"/>
+        </w:rPr>
+        <w:t>Пользователь может удалить аккаунт. После удаления аккаунта авторизационные данные очищаются, а дальнейший доступ к защищенным функциям становится невозможен.</w:t>
+      </w:r>
+    </w:p>
+    <w:p>
+      <w:pPr>
+        <w:tabs>
+          <w:tab w:val="left" w:pos="993"/>
+        </w:tabs>
+        <w:spacing w:after="0" w:line="360" w:lineRule="auto"/>
+        <w:ind w:firstLine="709"/>
+        <w:jc w:val="center"/>
+        <w:rPr>
+          <w:rFonts w:eastAsiaTheme="minorHAnsi" w:cs="Times New Roman"/>
+          <w:szCs w:val="28"/>
+          <w:lang w:val="ru-RU"/>
+        </w:rPr>
+      </w:pPr>
+      <w:r>
+        <w:rPr>
+          <w:noProof/>
+        </w:rPr>
+        <w:lastRenderedPageBreak/>
+        <w:drawing>
+          <wp:inline distT="0" distB="0" distL="0" distR="0" wp14:anchorId="36A01A71" wp14:editId="4DB9FA18">
+            <wp:extent cx="4812878" cy="2376296"/>
+            <wp:effectExtent l="0" t="0" r="6985" b="5080"/>
+            <wp:docPr id="1087931170" name="Picture 1"/>
+            <wp:cNvGraphicFramePr>
+              <a:graphicFrameLocks xmlns:a="http://schemas.openxmlformats.org/drawingml/2006/main" noChangeAspect="1"/>
+            </wp:cNvGraphicFramePr>
+            <a:graphic xmlns:a="http://schemas.openxmlformats.org/drawingml/2006/main">
+              <a:graphicData uri="http://schemas.openxmlformats.org/drawingml/2006/picture">
+                <pic:pic xmlns:pic="http://schemas.openxmlformats.org/drawingml/2006/picture">
+                  <pic:nvPicPr>
+                    <pic:cNvPr id="1087931170" name="Picture 1"/>
+                    <pic:cNvPicPr/>
+                  </pic:nvPicPr>
+                  <pic:blipFill>
+                    <a:blip r:embed="rId23"/>
+                    <a:stretch>
+                      <a:fillRect/>
+                    </a:stretch>
+                  </pic:blipFill>
+                  <pic:spPr>
+                    <a:xfrm>
+                      <a:off x="0" y="0"/>
+                      <a:ext cx="4812878" cy="2376296"/>
+                    </a:xfrm>
+                    <a:prstGeom prst="rect">
+                      <a:avLst/>
+                    </a:prstGeom>
+                  </pic:spPr>
+                </pic:pic>
+              </a:graphicData>
+            </a:graphic>
+          </wp:inline>
+        </w:drawing>
+      </w:r>
+    </w:p>
+    <w:p>
+      <w:pPr>
+        <w:jc w:val="center"/>
+        <w:rPr>
+          <w:lang w:val="ru-RU" w:eastAsia="ru-RU"/>
+        </w:rPr>
+      </w:pPr>
+      <w:r>
+        <w:rPr>
+          <w:sz w:val="22"/>
+          <w:lang w:val="ru-RU"/>
+        </w:rPr>
+        <w:t xml:space="preserve">Рисунок </w:t>
+      </w:r>
+      <w:r>
+        <w:rPr>
+          <w:sz w:val="22"/>
+          <w:lang w:val="ru-RU"/>
+        </w:rPr>
+        <w:t>4.</w:t>
+      </w:r>
+      <w:r>
+        <w:rPr>
+          <w:sz w:val="22"/>
+          <w:lang w:val="ru-RU"/>
+        </w:rPr>
+        <w:t>9 Страница создания статьи</w:t>
+      </w:r>
+      <w:r>
+        <w:rPr>
+          <w:sz w:val="22"/>
+          <w:lang w:val="ru-RU"/>
+        </w:rPr>
+        <w:t xml:space="preserve"> </w:t>
+      </w:r>
+    </w:p>
+    <w:p>
+      <w:pPr>
+        <w:tabs>
+          <w:tab w:val="left" w:pos="993"/>
+        </w:tabs>
+        <w:spacing w:after="0" w:line="360" w:lineRule="auto"/>
+        <w:ind w:firstLine="709"/>
+        <w:jc w:val="both"/>
+        <w:rPr>
+          <w:rFonts w:eastAsiaTheme="minorHAnsi" w:cs="Times New Roman"/>
+          <w:szCs w:val="28"/>
+          <w:lang w:val="ru-RU"/>
+        </w:rPr>
+      </w:pPr>
+      <w:r>
+        <w:rPr>
+          <w:rFonts w:eastAsiaTheme="minorHAnsi" w:cs="Times New Roman"/>
+          <w:szCs w:val="28"/>
+          <w:lang w:val="ru-RU"/>
+        </w:rPr>
+        <w:t>Автор, или публицист, может создавать собственные статьи. Для этого он открывает страницу создания статьи</w:t>
+      </w:r>
+      <w:r>
+        <w:rPr>
+          <w:rFonts w:eastAsiaTheme="minorHAnsi" w:cs="Times New Roman"/>
+          <w:szCs w:val="28"/>
+          <w:lang w:val="ru-RU"/>
+        </w:rPr>
+        <w:t xml:space="preserve"> (Рисунок 4.9)</w:t>
+      </w:r>
+      <w:r>
+        <w:rPr>
+          <w:rFonts w:eastAsiaTheme="minorHAnsi" w:cs="Times New Roman"/>
+          <w:szCs w:val="28"/>
+          <w:lang w:val="ru-RU"/>
+        </w:rPr>
+        <w:t>, указывает заголовок, текст, изображение, ссылку на источник и выбирает теги. После отправки статья сохраняется и отправляется на проверку модератору.</w:t>
+      </w:r>
+    </w:p>
+    <w:p>
+      <w:pPr>
+        <w:tabs>
+          <w:tab w:val="left" w:pos="993"/>
+        </w:tabs>
+        <w:spacing w:after="0" w:line="360" w:lineRule="auto"/>
+        <w:ind w:firstLine="709"/>
+        <w:jc w:val="both"/>
+        <w:rPr>
+          <w:rFonts w:eastAsiaTheme="minorHAnsi" w:cs="Times New Roman"/>
+          <w:szCs w:val="28"/>
+          <w:lang w:val="ru-RU"/>
+        </w:rPr>
+      </w:pPr>
+      <w:r>
+        <w:rPr>
+          <w:rFonts w:eastAsiaTheme="minorHAnsi" w:cs="Times New Roman"/>
+          <w:szCs w:val="28"/>
+          <w:lang w:val="ru-RU"/>
+        </w:rPr>
+        <w:t>При редактировании статьи автор может искать существующие теги по названию. Если нужного тега нет, пользователь с соответствующей ролью может создать новый тег прямо из формы редактирования. Это упрощает классификацию материалов и помогает читателям находить статьи по темам.</w:t>
+      </w:r>
+    </w:p>
+    <w:p>
+      <w:pPr>
+        <w:tabs>
+          <w:tab w:val="left" w:pos="993"/>
+        </w:tabs>
+        <w:spacing w:after="0" w:line="360" w:lineRule="auto"/>
+        <w:ind w:firstLine="709"/>
+        <w:jc w:val="both"/>
+        <w:rPr>
+          <w:rFonts w:eastAsiaTheme="minorHAnsi" w:cs="Times New Roman"/>
+          <w:szCs w:val="28"/>
+          <w:lang w:val="ru-RU"/>
+        </w:rPr>
+      </w:pPr>
+      <w:r>
+        <w:rPr>
+          <w:rFonts w:eastAsiaTheme="minorHAnsi" w:cs="Times New Roman"/>
+          <w:szCs w:val="28"/>
+          <w:lang w:val="ru-RU"/>
+        </w:rPr>
+        <w:t xml:space="preserve">В редакторе доступен AI-помощник GigaChat. Он может улучшить текст, расширить материал, сократить статью, проверить орфографию или оценить соответствие правилам публикации. </w:t>
+      </w:r>
+    </w:p>
+    <w:p>
+      <w:pPr>
+        <w:tabs>
+          <w:tab w:val="left" w:pos="993"/>
+        </w:tabs>
+        <w:spacing w:after="0" w:line="360" w:lineRule="auto"/>
+        <w:ind w:firstLine="709"/>
+        <w:jc w:val="both"/>
+        <w:rPr>
+          <w:rFonts w:eastAsiaTheme="minorHAnsi" w:cs="Times New Roman"/>
+          <w:szCs w:val="28"/>
+          <w:lang w:val="ru-RU"/>
+        </w:rPr>
+      </w:pPr>
+      <w:r>
+        <w:rPr>
+          <w:rFonts w:eastAsiaTheme="minorHAnsi" w:cs="Times New Roman"/>
+          <w:szCs w:val="28"/>
+          <w:lang w:val="ru-RU"/>
+        </w:rPr>
+        <w:t>Автор может открыть раздел своих статей и увидеть список публикаций с текущими статусами. Это позволяет понимать, опубликована ли статья, находится ли она на модерации или была отклонена.</w:t>
+      </w:r>
+    </w:p>
+    <w:p>
+      <w:pPr>
+        <w:tabs>
+          <w:tab w:val="left" w:pos="993"/>
+        </w:tabs>
+        <w:spacing w:after="0" w:line="360" w:lineRule="auto"/>
+        <w:ind w:firstLine="709"/>
+        <w:jc w:val="both"/>
+        <w:rPr>
+          <w:rFonts w:eastAsiaTheme="minorHAnsi" w:cs="Times New Roman"/>
+          <w:szCs w:val="28"/>
+          <w:lang w:val="ru-RU"/>
+        </w:rPr>
+      </w:pPr>
+      <w:r>
+        <w:rPr>
+          <w:rFonts w:eastAsiaTheme="minorHAnsi" w:cs="Times New Roman"/>
+          <w:szCs w:val="28"/>
+          <w:lang w:val="ru-RU"/>
+        </w:rPr>
+        <w:t>Модератор отвечает за качество пользовательских публикаций и обработку жалоб. В разделе очереди модерации он видит статьи, ожидающие проверки.</w:t>
+      </w:r>
+    </w:p>
+    <w:p>
+      <w:pPr>
+        <w:tabs>
+          <w:tab w:val="left" w:pos="993"/>
+        </w:tabs>
+        <w:spacing w:after="0" w:line="360" w:lineRule="auto"/>
+        <w:ind w:firstLine="709"/>
+        <w:jc w:val="both"/>
+        <w:rPr>
+          <w:rFonts w:eastAsiaTheme="minorHAnsi" w:cs="Times New Roman"/>
+          <w:szCs w:val="28"/>
+          <w:lang w:val="ru-RU"/>
+        </w:rPr>
+      </w:pPr>
+      <w:r>
+        <w:rPr>
+          <w:rFonts w:eastAsiaTheme="minorHAnsi" w:cs="Times New Roman"/>
+          <w:szCs w:val="28"/>
+          <w:lang w:val="ru-RU"/>
+        </w:rPr>
+        <w:lastRenderedPageBreak/>
+        <w:t>После просмотра материала модератор может одобрить статью. В этом случае статья получает статус опубликованной и становится видимой в общей ленте.</w:t>
+      </w:r>
+    </w:p>
+    <w:p>
+      <w:pPr>
+        <w:tabs>
+          <w:tab w:val="left" w:pos="993"/>
+        </w:tabs>
+        <w:spacing w:after="0" w:line="360" w:lineRule="auto"/>
+        <w:ind w:firstLine="709"/>
+        <w:jc w:val="both"/>
+        <w:rPr>
+          <w:rFonts w:eastAsiaTheme="minorHAnsi" w:cs="Times New Roman"/>
+          <w:szCs w:val="28"/>
+          <w:lang w:val="ru-RU"/>
+        </w:rPr>
+      </w:pPr>
+      <w:r>
+        <w:rPr>
+          <w:rFonts w:eastAsiaTheme="minorHAnsi" w:cs="Times New Roman"/>
+          <w:szCs w:val="28"/>
+          <w:lang w:val="ru-RU"/>
+        </w:rPr>
+        <w:t>Если статья нарушает правила, модератор может отклонить ее и указать причину. Действие фиксируется в журнале модерации, чтобы сохранить историю решений.</w:t>
+      </w:r>
+    </w:p>
+    <w:p>
+      <w:pPr>
+        <w:tabs>
+          <w:tab w:val="left" w:pos="993"/>
+        </w:tabs>
+        <w:spacing w:after="0" w:line="360" w:lineRule="auto"/>
+        <w:ind w:firstLine="709"/>
+        <w:jc w:val="both"/>
+        <w:rPr>
+          <w:rFonts w:eastAsiaTheme="minorHAnsi" w:cs="Times New Roman"/>
+          <w:szCs w:val="28"/>
+          <w:lang w:val="ru-RU"/>
+        </w:rPr>
+      </w:pPr>
+      <w:r>
+        <w:rPr>
+          <w:rFonts w:eastAsiaTheme="minorHAnsi" w:cs="Times New Roman"/>
+          <w:szCs w:val="28"/>
+          <w:lang w:val="ru-RU"/>
+        </w:rPr>
+        <w:t>Модератор не может одобрять или отклонять собственные статьи. Для таких материалов доступны только действия, не создающие конфликт интересов, например переход к редактированию.</w:t>
+      </w:r>
+    </w:p>
+    <w:p>
+      <w:pPr>
+        <w:tabs>
+          <w:tab w:val="left" w:pos="993"/>
+        </w:tabs>
+        <w:spacing w:after="0" w:line="360" w:lineRule="auto"/>
+        <w:ind w:firstLine="709"/>
+        <w:jc w:val="both"/>
+        <w:rPr>
+          <w:rFonts w:eastAsiaTheme="minorHAnsi" w:cs="Times New Roman"/>
+          <w:szCs w:val="28"/>
+          <w:lang w:val="ru-RU"/>
+        </w:rPr>
+      </w:pPr>
+      <w:r>
+        <w:rPr>
+          <w:rFonts w:eastAsiaTheme="minorHAnsi" w:cs="Times New Roman"/>
+          <w:szCs w:val="28"/>
+          <w:lang w:val="ru-RU"/>
+        </w:rPr>
+        <w:t>В разделе жалоб модератор просматривает обращения пользователей. Жалобу можно отклонить, если нарушение не подтверждается, или подтвердить. При подтверждении жалобы связанная статья переводится в статус отклоненной.</w:t>
+      </w:r>
+    </w:p>
+    <w:p>
+      <w:pPr>
+        <w:tabs>
+          <w:tab w:val="left" w:pos="993"/>
+        </w:tabs>
+        <w:spacing w:after="0" w:line="360" w:lineRule="auto"/>
+        <w:ind w:firstLine="709"/>
+        <w:jc w:val="center"/>
+        <w:rPr>
+          <w:rFonts w:eastAsiaTheme="minorHAnsi" w:cs="Times New Roman"/>
+          <w:szCs w:val="28"/>
+          <w:lang w:val="ru-RU"/>
+        </w:rPr>
+      </w:pPr>
+      <w:r>
+        <w:rPr>
+          <w:noProof/>
+        </w:rPr>
+        <w:drawing>
+          <wp:inline distT="0" distB="0" distL="0" distR="0" wp14:anchorId="11BFB8CA" wp14:editId="4478C08D">
+            <wp:extent cx="4772519" cy="2376296"/>
+            <wp:effectExtent l="0" t="0" r="9525" b="5080"/>
+            <wp:docPr id="42258042" name="Picture 1"/>
+            <wp:cNvGraphicFramePr>
+              <a:graphicFrameLocks xmlns:a="http://schemas.openxmlformats.org/drawingml/2006/main" noChangeAspect="1"/>
+            </wp:cNvGraphicFramePr>
+            <a:graphic xmlns:a="http://schemas.openxmlformats.org/drawingml/2006/main">
+              <a:graphicData uri="http://schemas.openxmlformats.org/drawingml/2006/picture">
+                <pic:pic xmlns:pic="http://schemas.openxmlformats.org/drawingml/2006/picture">
+                  <pic:nvPicPr>
+                    <pic:cNvPr id="42258042" name="Picture 1"/>
+                    <pic:cNvPicPr/>
+                  </pic:nvPicPr>
+                  <pic:blipFill>
+                    <a:blip r:embed="rId24"/>
+                    <a:stretch>
+                      <a:fillRect/>
+                    </a:stretch>
+                  </pic:blipFill>
+                  <pic:spPr>
+                    <a:xfrm>
+                      <a:off x="0" y="0"/>
+                      <a:ext cx="4772519" cy="2376296"/>
+                    </a:xfrm>
+                    <a:prstGeom prst="rect">
+                      <a:avLst/>
+                    </a:prstGeom>
+                  </pic:spPr>
+                </pic:pic>
+              </a:graphicData>
+            </a:graphic>
+          </wp:inline>
+        </w:drawing>
+      </w:r>
+    </w:p>
+    <w:p>
+      <w:pPr>
+        <w:jc w:val="center"/>
+        <w:rPr>
+          <w:lang w:val="ru-RU" w:eastAsia="ru-RU"/>
+        </w:rPr>
+      </w:pPr>
+      <w:r>
+        <w:rPr>
+          <w:sz w:val="22"/>
+          <w:lang w:val="ru-RU"/>
+        </w:rPr>
+        <w:t xml:space="preserve">Рисунок </w:t>
+      </w:r>
+      <w:r>
+        <w:rPr>
+          <w:sz w:val="22"/>
+          <w:lang w:val="ru-RU"/>
+        </w:rPr>
+        <w:t>4.</w:t>
+      </w:r>
+      <w:r>
+        <w:rPr>
+          <w:sz w:val="22"/>
+          <w:lang w:val="ru-RU"/>
+        </w:rPr>
+        <w:t xml:space="preserve">10 </w:t>
+      </w:r>
+      <w:r>
+        <w:rPr>
+          <w:sz w:val="22"/>
+          <w:lang w:val="ru-RU"/>
+        </w:rPr>
+        <w:t xml:space="preserve">Раздел с </w:t>
+      </w:r>
+      <w:r>
+        <w:rPr>
+          <w:sz w:val="22"/>
+          <w:lang w:val="ru-RU"/>
+        </w:rPr>
+        <w:t>пользователями</w:t>
+      </w:r>
+    </w:p>
+    <w:p>
+      <w:pPr>
+        <w:tabs>
+          <w:tab w:val="left" w:pos="993"/>
+        </w:tabs>
+        <w:spacing w:after="0" w:line="360" w:lineRule="auto"/>
+        <w:ind w:firstLine="709"/>
+        <w:jc w:val="both"/>
+        <w:rPr>
+          <w:rFonts w:eastAsiaTheme="minorHAnsi" w:cs="Times New Roman"/>
+          <w:szCs w:val="28"/>
+          <w:lang w:val="ru-RU"/>
+        </w:rPr>
+      </w:pPr>
+      <w:r>
+        <w:rPr>
+          <w:rFonts w:eastAsiaTheme="minorHAnsi" w:cs="Times New Roman"/>
+          <w:szCs w:val="28"/>
+          <w:lang w:val="ru-RU"/>
+        </w:rPr>
+        <w:t>Администратор управляет пользователями, тегами и сторонними источниками. В разделе пользователей</w:t>
+      </w:r>
+      <w:r>
+        <w:rPr>
+          <w:rFonts w:eastAsiaTheme="minorHAnsi" w:cs="Times New Roman"/>
+          <w:szCs w:val="28"/>
+          <w:lang w:val="ru-RU"/>
+        </w:rPr>
+        <w:t xml:space="preserve"> (Рисунок 4.10)</w:t>
+      </w:r>
+      <w:r>
+        <w:rPr>
+          <w:rFonts w:eastAsiaTheme="minorHAnsi" w:cs="Times New Roman"/>
+          <w:szCs w:val="28"/>
+          <w:lang w:val="ru-RU"/>
+        </w:rPr>
+        <w:t xml:space="preserve"> он может просматривать список аккаунтов, блокировать и разблокировать пользователей. Заблокированный пользователь не может войти в систему.</w:t>
+      </w:r>
+    </w:p>
+    <w:p>
+      <w:pPr>
+        <w:tabs>
+          <w:tab w:val="left" w:pos="993"/>
+        </w:tabs>
+        <w:spacing w:after="0" w:line="360" w:lineRule="auto"/>
+        <w:ind w:firstLine="709"/>
+        <w:jc w:val="center"/>
+        <w:rPr>
+          <w:rFonts w:eastAsiaTheme="minorHAnsi" w:cs="Times New Roman"/>
+          <w:szCs w:val="28"/>
+          <w:lang w:val="ru-RU"/>
+        </w:rPr>
+      </w:pPr>
+      <w:r>
+        <w:rPr>
+          <w:noProof/>
+        </w:rPr>
+        <w:lastRenderedPageBreak/>
+        <w:drawing>
+          <wp:inline distT="0" distB="0" distL="0" distR="0" wp14:anchorId="11F4F147" wp14:editId="7CD8E59D">
+            <wp:extent cx="4785007" cy="2376296"/>
+            <wp:effectExtent l="0" t="0" r="0" b="5080"/>
+            <wp:docPr id="445833237" name="Picture 1"/>
+            <wp:cNvGraphicFramePr>
+              <a:graphicFrameLocks xmlns:a="http://schemas.openxmlformats.org/drawingml/2006/main" noChangeAspect="1"/>
+            </wp:cNvGraphicFramePr>
+            <a:graphic xmlns:a="http://schemas.openxmlformats.org/drawingml/2006/main">
+              <a:graphicData uri="http://schemas.openxmlformats.org/drawingml/2006/picture">
+                <pic:pic xmlns:pic="http://schemas.openxmlformats.org/drawingml/2006/picture">
+                  <pic:nvPicPr>
+                    <pic:cNvPr id="42258042" name="Picture 1"/>
+                    <pic:cNvPicPr/>
+                  </pic:nvPicPr>
+                  <pic:blipFill>
+                    <a:blip r:embed="rId25"/>
+                    <a:stretch>
+                      <a:fillRect/>
+                    </a:stretch>
+                  </pic:blipFill>
+                  <pic:spPr>
+                    <a:xfrm>
+                      <a:off x="0" y="0"/>
+                      <a:ext cx="4785007" cy="2376296"/>
+                    </a:xfrm>
+                    <a:prstGeom prst="rect">
+                      <a:avLst/>
+                    </a:prstGeom>
+                  </pic:spPr>
+                </pic:pic>
+              </a:graphicData>
+            </a:graphic>
+          </wp:inline>
+        </w:drawing>
+      </w:r>
+    </w:p>
+    <w:p>
+      <w:pPr>
+        <w:jc w:val="center"/>
+        <w:rPr>
+          <w:lang w:val="ru-RU" w:eastAsia="ru-RU"/>
+        </w:rPr>
+      </w:pPr>
+      <w:r>
+        <w:rPr>
+          <w:sz w:val="22"/>
+          <w:lang w:val="ru-RU"/>
+        </w:rPr>
+        <w:t xml:space="preserve">Рисунок </w:t>
+      </w:r>
+      <w:r>
+        <w:rPr>
+          <w:sz w:val="22"/>
+          <w:lang w:val="ru-RU"/>
+        </w:rPr>
+        <w:t>4.10 Раздел с тегами</w:t>
+      </w:r>
+    </w:p>
+    <w:p>
+      <w:pPr>
+        <w:tabs>
+          <w:tab w:val="left" w:pos="993"/>
+        </w:tabs>
+        <w:spacing w:after="0" w:line="360" w:lineRule="auto"/>
+        <w:ind w:firstLine="709"/>
+        <w:jc w:val="both"/>
+        <w:rPr>
+          <w:rFonts w:eastAsiaTheme="minorHAnsi" w:cs="Times New Roman"/>
+          <w:szCs w:val="28"/>
+          <w:lang w:val="ru-RU"/>
+        </w:rPr>
+      </w:pPr>
+      <w:r>
+        <w:rPr>
+          <w:rFonts w:eastAsiaTheme="minorHAnsi" w:cs="Times New Roman"/>
+          <w:szCs w:val="28"/>
+          <w:lang w:val="ru-RU"/>
+        </w:rPr>
+        <w:t>В разделе тегов администратор может создавать и удалять теги. Теги используются в ленте, рекомендациях, фильтрах, статьях и настройках интересов пользователя.</w:t>
+      </w:r>
+    </w:p>
+    <w:p>
+      <w:pPr>
+        <w:tabs>
+          <w:tab w:val="left" w:pos="993"/>
+        </w:tabs>
+        <w:spacing w:after="0" w:line="360" w:lineRule="auto"/>
+        <w:ind w:firstLine="709"/>
+        <w:jc w:val="center"/>
+        <w:rPr>
+          <w:rFonts w:eastAsiaTheme="minorHAnsi" w:cs="Times New Roman"/>
+          <w:szCs w:val="28"/>
+          <w:lang w:val="ru-RU"/>
+        </w:rPr>
+      </w:pPr>
+      <w:r>
+        <w:rPr>
+          <w:noProof/>
+        </w:rPr>
+        <w:drawing>
+          <wp:inline distT="0" distB="0" distL="0" distR="0" wp14:anchorId="3B113896" wp14:editId="6D35D4D3">
+            <wp:extent cx="4785007" cy="2361269"/>
+            <wp:effectExtent l="0" t="0" r="0" b="1270"/>
+            <wp:docPr id="1512116362" name="Picture 1"/>
+            <wp:cNvGraphicFramePr>
+              <a:graphicFrameLocks xmlns:a="http://schemas.openxmlformats.org/drawingml/2006/main" noChangeAspect="1"/>
+            </wp:cNvGraphicFramePr>
+            <a:graphic xmlns:a="http://schemas.openxmlformats.org/drawingml/2006/main">
+              <a:graphicData uri="http://schemas.openxmlformats.org/drawingml/2006/picture">
+                <pic:pic xmlns:pic="http://schemas.openxmlformats.org/drawingml/2006/picture">
+                  <pic:nvPicPr>
+                    <pic:cNvPr id="1512116362" name="Picture 1"/>
+                    <pic:cNvPicPr/>
+                  </pic:nvPicPr>
+                  <pic:blipFill>
+                    <a:blip r:embed="rId26"/>
+                    <a:stretch>
+                      <a:fillRect/>
+                    </a:stretch>
+                  </pic:blipFill>
+                  <pic:spPr>
+                    <a:xfrm>
+                      <a:off x="0" y="0"/>
+                      <a:ext cx="4785007" cy="2361269"/>
+                    </a:xfrm>
+                    <a:prstGeom prst="rect">
+                      <a:avLst/>
+                    </a:prstGeom>
+                  </pic:spPr>
+                </pic:pic>
+              </a:graphicData>
+            </a:graphic>
+          </wp:inline>
+        </w:drawing>
+      </w:r>
+    </w:p>
+    <w:p>
+      <w:pPr>
+        <w:jc w:val="center"/>
+        <w:rPr>
+          <w:lang w:val="ru-RU" w:eastAsia="ru-RU"/>
+        </w:rPr>
+      </w:pPr>
+      <w:r>
+        <w:rPr>
+          <w:sz w:val="22"/>
+          <w:lang w:val="ru-RU"/>
+        </w:rPr>
+        <w:t xml:space="preserve">Рисунок </w:t>
+      </w:r>
+      <w:r>
+        <w:rPr>
+          <w:sz w:val="22"/>
+          <w:lang w:val="ru-RU"/>
+        </w:rPr>
+        <w:t>4.</w:t>
+      </w:r>
+      <w:r>
+        <w:rPr>
+          <w:sz w:val="22"/>
+          <w:lang w:val="ru-RU"/>
+        </w:rPr>
+        <w:t>1 Раздел сторонних источников</w:t>
+      </w:r>
+    </w:p>
+    <w:p>
+      <w:pPr>
+        <w:tabs>
+          <w:tab w:val="left" w:pos="993"/>
+        </w:tabs>
+        <w:spacing w:after="0" w:line="360" w:lineRule="auto"/>
+        <w:ind w:firstLine="709"/>
+        <w:jc w:val="both"/>
+        <w:rPr>
+          <w:rFonts w:eastAsiaTheme="minorHAnsi" w:cs="Times New Roman"/>
+          <w:szCs w:val="28"/>
+          <w:lang w:val="ru-RU"/>
+        </w:rPr>
+      </w:pPr>
+      <w:r>
+        <w:rPr>
+          <w:rFonts w:eastAsiaTheme="minorHAnsi" w:cs="Times New Roman"/>
+          <w:szCs w:val="28"/>
+          <w:lang w:val="ru-RU"/>
+        </w:rPr>
+        <w:t>В разделе сторонних источников</w:t>
+      </w:r>
+      <w:r>
+        <w:rPr>
+          <w:rFonts w:eastAsiaTheme="minorHAnsi" w:cs="Times New Roman"/>
+          <w:szCs w:val="28"/>
+          <w:lang w:val="ru-RU"/>
+        </w:rPr>
+        <w:t xml:space="preserve"> (Рисунок 4.11)</w:t>
+      </w:r>
+      <w:r>
+        <w:rPr>
+          <w:rFonts w:eastAsiaTheme="minorHAnsi" w:cs="Times New Roman"/>
+          <w:szCs w:val="28"/>
+          <w:lang w:val="ru-RU"/>
+        </w:rPr>
+        <w:t xml:space="preserve"> администратор управляет RSS и scraper-источниками. Для источника можно указать название, URL, тип получения данных, селекторы для ссылок, заголовка, текста, изображения и даты. Источник можно включить или отключить без удаления.</w:t>
+      </w:r>
+    </w:p>
+    <w:p>
+      <w:pPr>
+        <w:tabs>
+          <w:tab w:val="left" w:pos="993"/>
+        </w:tabs>
+        <w:spacing w:after="0" w:line="360" w:lineRule="auto"/>
+        <w:ind w:firstLine="709"/>
+        <w:jc w:val="both"/>
+        <w:rPr>
+          <w:rFonts w:eastAsiaTheme="minorHAnsi" w:cs="Times New Roman"/>
+          <w:szCs w:val="28"/>
+          <w:lang w:val="ru-RU"/>
+        </w:rPr>
+      </w:pPr>
+    </w:p>
+    <w:p>
+      <w:pPr>
+        <w:tabs>
+          <w:tab w:val="left" w:pos="993"/>
+        </w:tabs>
+        <w:spacing w:after="0" w:line="360" w:lineRule="auto"/>
+        <w:ind w:firstLine="709"/>
+        <w:jc w:val="both"/>
+        <w:rPr>
+          <w:rFonts w:eastAsiaTheme="minorHAnsi" w:cs="Times New Roman"/>
+          <w:szCs w:val="28"/>
+          <w:lang w:val="ru-RU"/>
+        </w:rPr>
+      </w:pPr>
+      <w:r>
+        <w:rPr>
+          <w:rFonts w:eastAsiaTheme="minorHAnsi" w:cs="Times New Roman"/>
+          <w:szCs w:val="28"/>
+          <w:lang w:val="ru-RU"/>
+        </w:rPr>
+        <w:lastRenderedPageBreak/>
+        <w:t>Фоновый сервис загрузки новостей автоматически обходит включенные RSS и scraper-источники. Полученные материалы проверяются на дубли, очищаются и сохраняются в базе данных.</w:t>
+      </w:r>
+    </w:p>
+    <w:p>
+      <w:pPr>
+        <w:tabs>
+          <w:tab w:val="left" w:pos="993"/>
+        </w:tabs>
+        <w:spacing w:after="0" w:line="360" w:lineRule="auto"/>
+        <w:ind w:firstLine="709"/>
+        <w:jc w:val="both"/>
+        <w:rPr>
+          <w:rFonts w:eastAsiaTheme="minorHAnsi" w:cs="Times New Roman"/>
+          <w:szCs w:val="28"/>
+          <w:lang w:val="ru-RU"/>
+        </w:rPr>
+      </w:pPr>
+      <w:r>
+        <w:rPr>
+          <w:rFonts w:eastAsiaTheme="minorHAnsi" w:cs="Times New Roman"/>
+          <w:szCs w:val="28"/>
+          <w:lang w:val="ru-RU"/>
+        </w:rPr>
+        <w:t>Сервис email отправляет письма подтверждения регистрации и восстановления пароля. Ссылки в письмах формируются на основе публичного адреса приложения, указанного в переменной PUBLIC_URL.</w:t>
+      </w:r>
+    </w:p>
+    <w:p>
+      <w:pPr>
+        <w:tabs>
+          <w:tab w:val="left" w:pos="993"/>
+        </w:tabs>
+        <w:spacing w:after="0" w:line="360" w:lineRule="auto"/>
+        <w:ind w:firstLine="709"/>
+        <w:jc w:val="both"/>
+        <w:rPr>
+          <w:rFonts w:eastAsiaTheme="minorHAnsi" w:cs="Times New Roman"/>
+          <w:szCs w:val="28"/>
+          <w:lang w:val="ru-RU"/>
+        </w:rPr>
+      </w:pPr>
+      <w:r>
+        <w:rPr>
+          <w:rFonts w:eastAsiaTheme="minorHAnsi" w:cs="Times New Roman"/>
+          <w:szCs w:val="28"/>
+          <w:lang w:val="ru-RU"/>
+        </w:rPr>
+        <w:t>Глобальный обработчик 401 на клиенте следит за устаревшими или недействительными сессиями. Если сервер возвращает Unauthorized, клиент удаляет данные авторизации из localStorage и перезагружает страницу.</w:t>
+      </w:r>
+    </w:p>
+    <w:p>
+      <w:pPr>
+        <w:tabs>
+          <w:tab w:val="left" w:pos="993"/>
+        </w:tabs>
+        <w:spacing w:after="0" w:line="360" w:lineRule="auto"/>
+        <w:ind w:firstLine="709"/>
+        <w:jc w:val="both"/>
+        <w:rPr>
+          <w:rFonts w:eastAsiaTheme="minorHAnsi" w:cs="Times New Roman"/>
+          <w:szCs w:val="28"/>
+          <w:lang w:val="ru-RU"/>
+        </w:rPr>
+      </w:pPr>
+      <w:r>
+        <w:rPr>
+          <w:rFonts w:eastAsiaTheme="minorHAnsi" w:cs="Times New Roman"/>
+          <w:szCs w:val="28"/>
+          <w:lang w:val="ru-RU"/>
+        </w:rPr>
+        <w:t>Загруженные аватары и изображения статей сохраняются на сервере в каталоге uploads. В Docker этот каталог подключен как volume, чтобы файлы не терялись при пересоздании контейнера.</w:t>
+      </w:r>
+    </w:p>
+    <w:p>
+      <w:pPr>
+        <w:rPr>
+          <w:rFonts w:eastAsiaTheme="minorHAnsi" w:cs="Times New Roman"/>
+          <w:szCs w:val="28"/>
+          <w:lang w:val="ru-RU"/>
+        </w:rPr>
+      </w:pPr>
+      <w:r>
+        <w:rPr>
+          <w:rFonts w:eastAsiaTheme="minorHAnsi" w:cs="Times New Roman"/>
+          <w:szCs w:val="28"/>
+          <w:lang w:val="ru-RU"/>
+        </w:rPr>
+        <w:br w:type="page"/>
+      </w:r>
+    </w:p>
+    <w:p>
+      <w:pPr>
         <w:pStyle w:val="Heading1"/>
       </w:pPr>
       <w:r>
         <w:lastRenderedPageBreak/>
         <w:t>5 ТЕСТИРОВАНИЕ</w:t>
       </w:r>
-      <w:bookmarkEnd w:id="14"/>
     </w:p>
     <w:p>
       <w:pPr>
         <w:pStyle w:val="Heading2"/>
       </w:pPr>
-      <w:bookmarkStart w:id="15" w:name="_Toc228032042"/>
+      <w:bookmarkStart w:id="14" w:name="_Toc228032042"/>
       <w:r>
         <w:t>5.1 Метод черного ящика</w:t>
       </w:r>
-      <w:bookmarkEnd w:id="15"/>
+      <w:bookmarkEnd w:id="14"/>
     </w:p>
     <w:p>
       <w:pPr>
@@ -7126,13 +7554,14 @@
             <w:pPr>
               <w:jc w:val="center"/>
               <w:rPr>
+                <w:bCs/>
                 <w:sz w:val="24"/>
                 <w:szCs w:val="24"/>
               </w:rPr>
             </w:pPr>
             <w:r>
               <w:rPr>
-                <w:b/>
+                <w:bCs/>
                 <w:sz w:val="24"/>
                 <w:szCs w:val="24"/>
               </w:rPr>
@@ -7149,13 +7578,14 @@
             <w:pPr>
               <w:jc w:val="center"/>
               <w:rPr>
+                <w:bCs/>
                 <w:sz w:val="24"/>
                 <w:szCs w:val="24"/>
               </w:rPr>
             </w:pPr>
             <w:r>
               <w:rPr>
-                <w:b/>
+                <w:bCs/>
                 <w:sz w:val="24"/>
                 <w:szCs w:val="24"/>
               </w:rPr>
@@ -7172,13 +7602,14 @@
             <w:pPr>
               <w:jc w:val="center"/>
               <w:rPr>
+                <w:bCs/>
                 <w:sz w:val="24"/>
                 <w:szCs w:val="24"/>
               </w:rPr>
             </w:pPr>
             <w:r>
               <w:rPr>
-                <w:b/>
+                <w:bCs/>
                 <w:sz w:val="24"/>
                 <w:szCs w:val="24"/>
               </w:rPr>
@@ -7195,13 +7626,14 @@
             <w:pPr>
               <w:jc w:val="center"/>
               <w:rPr>
+                <w:bCs/>
                 <w:sz w:val="24"/>
                 <w:szCs w:val="24"/>
               </w:rPr>
             </w:pPr>
             <w:r>
               <w:rPr>
-                <w:b/>
+                <w:bCs/>
                 <w:sz w:val="24"/>
                 <w:szCs w:val="24"/>
               </w:rPr>
@@ -7218,13 +7650,14 @@
             <w:pPr>
               <w:jc w:val="center"/>
               <w:rPr>
+                <w:bCs/>
                 <w:sz w:val="24"/>
                 <w:szCs w:val="24"/>
               </w:rPr>
             </w:pPr>
             <w:r>
               <w:rPr>
-                <w:b/>
+                <w:bCs/>
                 <w:sz w:val="24"/>
                 <w:szCs w:val="24"/>
               </w:rPr>
@@ -7241,13 +7674,14 @@
             <w:pPr>
               <w:jc w:val="center"/>
               <w:rPr>
+                <w:bCs/>
                 <w:sz w:val="24"/>
                 <w:szCs w:val="24"/>
               </w:rPr>
             </w:pPr>
             <w:r>
               <w:rPr>
-                <w:b/>
+                <w:bCs/>
                 <w:sz w:val="24"/>
                 <w:szCs w:val="24"/>
               </w:rPr>
@@ -7268,12 +7702,14 @@
           <w:p>
             <w:pPr>
               <w:rPr>
+                <w:bCs/>
                 <w:sz w:val="24"/>
                 <w:szCs w:val="24"/>
               </w:rPr>
             </w:pPr>
             <w:r>
               <w:rPr>
+                <w:bCs/>
                 <w:sz w:val="24"/>
                 <w:szCs w:val="24"/>
               </w:rPr>
@@ -7289,12 +7725,14 @@
           <w:p>
             <w:pPr>
               <w:rPr>
+                <w:bCs/>
                 <w:sz w:val="24"/>
                 <w:szCs w:val="24"/>
               </w:rPr>
             </w:pPr>
             <w:r>
               <w:rPr>
+                <w:bCs/>
                 <w:sz w:val="24"/>
                 <w:szCs w:val="24"/>
               </w:rPr>
@@ -7310,6 +7748,7 @@
           <w:p>
             <w:pPr>
               <w:rPr>
+                <w:bCs/>
                 <w:sz w:val="24"/>
                 <w:szCs w:val="24"/>
                 <w:lang w:val="ru-RU"/>
@@ -7317,6 +7756,7 @@
             </w:pPr>
             <w:r>
               <w:rPr>
+                <w:bCs/>
                 <w:sz w:val="24"/>
                 <w:szCs w:val="24"/>
                 <w:lang w:val="ru-RU"/>
@@ -7325,6 +7765,7 @@
             </w:r>
             <w:r>
               <w:rPr>
+                <w:bCs/>
                 <w:sz w:val="24"/>
                 <w:szCs w:val="24"/>
               </w:rPr>
@@ -7332,6 +7773,7 @@
             </w:r>
             <w:r>
               <w:rPr>
+                <w:bCs/>
                 <w:sz w:val="24"/>
                 <w:szCs w:val="24"/>
                 <w:lang w:val="ru-RU"/>
@@ -7348,6 +7790,7 @@
           <w:p>
             <w:pPr>
               <w:rPr>
+                <w:bCs/>
                 <w:sz w:val="24"/>
                 <w:szCs w:val="24"/>
                 <w:lang w:val="ru-RU"/>
@@ -7355,6 +7798,7 @@
             </w:pPr>
             <w:r>
               <w:rPr>
+                <w:bCs/>
                 <w:sz w:val="24"/>
                 <w:szCs w:val="24"/>
                 <w:lang w:val="ru-RU"/>
@@ -7363,6 +7807,7 @@
             </w:r>
             <w:r>
               <w:rPr>
+                <w:bCs/>
                 <w:sz w:val="24"/>
                 <w:szCs w:val="24"/>
               </w:rPr>
@@ -7370,6 +7815,7 @@
             </w:r>
             <w:r>
               <w:rPr>
+                <w:bCs/>
                 <w:sz w:val="24"/>
                 <w:szCs w:val="24"/>
                 <w:lang w:val="ru-RU"/>
@@ -7386,6 +7832,7 @@
           <w:p>
             <w:pPr>
               <w:rPr>
+                <w:bCs/>
                 <w:sz w:val="24"/>
                 <w:szCs w:val="24"/>
                 <w:lang w:val="ru-RU"/>
@@ -7393,6 +7840,7 @@
             </w:pPr>
             <w:r>
               <w:rPr>
+                <w:bCs/>
                 <w:sz w:val="24"/>
                 <w:szCs w:val="24"/>
                 <w:lang w:val="ru-RU"/>
@@ -7409,19 +7857,19 @@
           <w:p>
             <w:pPr>
               <w:rPr>
+                <w:bCs/>
                 <w:sz w:val="24"/>
                 <w:szCs w:val="24"/>
               </w:rPr>
             </w:pPr>
-            <w:proofErr w:type="spellStart"/>
-            <w:r>
-              <w:rPr>
+            <w:r>
+              <w:rPr>
+                <w:bCs/>
                 <w:sz w:val="24"/>
                 <w:szCs w:val="24"/>
               </w:rPr>
               <w:t>Успешно</w:t>
             </w:r>
-            <w:proofErr w:type="spellEnd"/>
           </w:p>
         </w:tc>
       </w:tr>
@@ -7437,12 +7885,14 @@
           <w:p>
             <w:pPr>
               <w:rPr>
+                <w:bCs/>
                 <w:sz w:val="24"/>
                 <w:szCs w:val="24"/>
               </w:rPr>
             </w:pPr>
             <w:r>
               <w:rPr>
+                <w:bCs/>
                 <w:sz w:val="24"/>
                 <w:szCs w:val="24"/>
               </w:rPr>
@@ -7458,6 +7908,7 @@
           <w:p>
             <w:pPr>
               <w:rPr>
+                <w:bCs/>
                 <w:sz w:val="24"/>
                 <w:szCs w:val="24"/>
                 <w:lang w:val="ru-RU"/>
@@ -7465,6 +7916,7 @@
             </w:pPr>
             <w:r>
               <w:rPr>
+                <w:bCs/>
                 <w:sz w:val="24"/>
                 <w:szCs w:val="24"/>
                 <w:lang w:val="ru-RU"/>
@@ -7473,6 +7925,7 @@
             </w:r>
             <w:r>
               <w:rPr>
+                <w:bCs/>
                 <w:sz w:val="24"/>
                 <w:szCs w:val="24"/>
               </w:rPr>
@@ -7488,6 +7941,7 @@
           <w:p>
             <w:pPr>
               <w:rPr>
+                <w:bCs/>
                 <w:sz w:val="24"/>
                 <w:szCs w:val="24"/>
                 <w:lang w:val="ru-RU"/>
@@ -7495,6 +7949,7 @@
             </w:pPr>
             <w:r>
               <w:rPr>
+                <w:bCs/>
                 <w:sz w:val="24"/>
                 <w:szCs w:val="24"/>
                 <w:lang w:val="ru-RU"/>
@@ -7503,6 +7958,7 @@
             </w:r>
             <w:r>
               <w:rPr>
+                <w:bCs/>
                 <w:sz w:val="24"/>
                 <w:szCs w:val="24"/>
               </w:rPr>
@@ -7518,6 +7974,7 @@
           <w:p>
             <w:pPr>
               <w:rPr>
+                <w:bCs/>
                 <w:sz w:val="24"/>
                 <w:szCs w:val="24"/>
                 <w:lang w:val="ru-RU"/>
@@ -7525,6 +7982,7 @@
             </w:pPr>
             <w:r>
               <w:rPr>
+                <w:bCs/>
                 <w:sz w:val="24"/>
                 <w:szCs w:val="24"/>
                 <w:lang w:val="ru-RU"/>
@@ -7533,6 +7991,7 @@
             </w:r>
             <w:r>
               <w:rPr>
+                <w:bCs/>
                 <w:sz w:val="24"/>
                 <w:szCs w:val="24"/>
               </w:rPr>
@@ -7548,6 +8007,7 @@
           <w:p>
             <w:pPr>
               <w:rPr>
+                <w:bCs/>
                 <w:sz w:val="24"/>
                 <w:szCs w:val="24"/>
                 <w:lang w:val="ru-RU"/>
@@ -7555,6 +8015,7 @@
             </w:pPr>
             <w:r>
               <w:rPr>
+                <w:bCs/>
                 <w:sz w:val="24"/>
                 <w:szCs w:val="24"/>
                 <w:lang w:val="ru-RU"/>
@@ -7563,6 +8024,7 @@
             </w:r>
             <w:r>
               <w:rPr>
+                <w:bCs/>
                 <w:sz w:val="24"/>
                 <w:szCs w:val="24"/>
               </w:rPr>
@@ -7570,6 +8032,7 @@
             </w:r>
             <w:r>
               <w:rPr>
+                <w:bCs/>
                 <w:sz w:val="24"/>
                 <w:szCs w:val="24"/>
                 <w:lang w:val="ru-RU"/>
@@ -7586,19 +8049,19 @@
           <w:p>
             <w:pPr>
               <w:rPr>
+                <w:bCs/>
                 <w:sz w:val="24"/>
                 <w:szCs w:val="24"/>
               </w:rPr>
             </w:pPr>
-            <w:proofErr w:type="spellStart"/>
-            <w:r>
-              <w:rPr>
+            <w:r>
+              <w:rPr>
+                <w:bCs/>
                 <w:sz w:val="24"/>
                 <w:szCs w:val="24"/>
               </w:rPr>
               <w:t>Успешно</w:t>
             </w:r>
-            <w:proofErr w:type="spellEnd"/>
           </w:p>
         </w:tc>
       </w:tr>
@@ -7614,12 +8077,14 @@
           <w:p>
             <w:pPr>
               <w:rPr>
+                <w:bCs/>
                 <w:sz w:val="24"/>
                 <w:szCs w:val="24"/>
               </w:rPr>
             </w:pPr>
             <w:r>
               <w:rPr>
+                <w:bCs/>
                 <w:sz w:val="24"/>
                 <w:szCs w:val="24"/>
               </w:rPr>
@@ -7635,12 +8100,14 @@
           <w:p>
             <w:pPr>
               <w:rPr>
+                <w:bCs/>
                 <w:sz w:val="24"/>
                 <w:szCs w:val="24"/>
               </w:rPr>
             </w:pPr>
             <w:r>
               <w:rPr>
+                <w:bCs/>
                 <w:sz w:val="24"/>
                 <w:szCs w:val="24"/>
               </w:rPr>
@@ -7656,12 +8123,14 @@
           <w:p>
             <w:pPr>
               <w:rPr>
+                <w:bCs/>
                 <w:sz w:val="24"/>
                 <w:szCs w:val="24"/>
               </w:rPr>
             </w:pPr>
             <w:r>
               <w:rPr>
+                <w:bCs/>
                 <w:sz w:val="24"/>
                 <w:szCs w:val="24"/>
               </w:rPr>
@@ -7677,6 +8146,7 @@
           <w:p>
             <w:pPr>
               <w:rPr>
+                <w:bCs/>
                 <w:sz w:val="24"/>
                 <w:szCs w:val="24"/>
                 <w:lang w:val="ru-RU"/>
@@ -7684,6 +8154,7 @@
             </w:pPr>
             <w:r>
               <w:rPr>
+                <w:bCs/>
                 <w:sz w:val="24"/>
                 <w:szCs w:val="24"/>
                 <w:lang w:val="ru-RU"/>
@@ -7692,6 +8163,7 @@
             </w:r>
             <w:r>
               <w:rPr>
+                <w:bCs/>
                 <w:sz w:val="24"/>
                 <w:szCs w:val="24"/>
               </w:rPr>
@@ -7699,6 +8171,7 @@
             </w:r>
             <w:r>
               <w:rPr>
+                <w:bCs/>
                 <w:sz w:val="24"/>
                 <w:szCs w:val="24"/>
                 <w:lang w:val="ru-RU"/>
@@ -7715,6 +8188,7 @@
           <w:p>
             <w:pPr>
               <w:rPr>
+                <w:bCs/>
                 <w:sz w:val="24"/>
                 <w:szCs w:val="24"/>
                 <w:lang w:val="ru-RU"/>
@@ -7722,6 +8196,7 @@
             </w:pPr>
             <w:r>
               <w:rPr>
+                <w:bCs/>
                 <w:sz w:val="24"/>
                 <w:szCs w:val="24"/>
                 <w:lang w:val="ru-RU"/>
@@ -7730,6 +8205,7 @@
             </w:r>
             <w:r>
               <w:rPr>
+                <w:bCs/>
                 <w:sz w:val="24"/>
                 <w:szCs w:val="24"/>
               </w:rPr>
@@ -7745,12 +8221,14 @@
           <w:p>
             <w:pPr>
               <w:rPr>
+                <w:bCs/>
                 <w:sz w:val="24"/>
                 <w:szCs w:val="24"/>
               </w:rPr>
             </w:pPr>
             <w:r>
               <w:rPr>
+                <w:bCs/>
                 <w:sz w:val="24"/>
                 <w:szCs w:val="24"/>
               </w:rPr>
@@ -7771,12 +8249,14 @@
           <w:p>
             <w:pPr>
               <w:rPr>
+                <w:bCs/>
                 <w:sz w:val="24"/>
                 <w:szCs w:val="24"/>
               </w:rPr>
             </w:pPr>
             <w:r>
               <w:rPr>
+                <w:bCs/>
                 <w:sz w:val="24"/>
                 <w:szCs w:val="24"/>
               </w:rPr>
@@ -7792,12 +8272,14 @@
           <w:p>
             <w:pPr>
               <w:rPr>
+                <w:bCs/>
                 <w:sz w:val="24"/>
                 <w:szCs w:val="24"/>
               </w:rPr>
             </w:pPr>
             <w:r>
               <w:rPr>
+                <w:bCs/>
                 <w:sz w:val="24"/>
                 <w:szCs w:val="24"/>
               </w:rPr>
@@ -7813,6 +8295,7 @@
           <w:p>
             <w:pPr>
               <w:rPr>
+                <w:bCs/>
                 <w:sz w:val="24"/>
                 <w:szCs w:val="24"/>
                 <w:lang w:val="ru-RU"/>
@@ -7820,6 +8303,7 @@
             </w:pPr>
             <w:r>
               <w:rPr>
+                <w:bCs/>
                 <w:sz w:val="24"/>
                 <w:szCs w:val="24"/>
                 <w:lang w:val="ru-RU"/>
@@ -7836,6 +8320,7 @@
           <w:p>
             <w:pPr>
               <w:rPr>
+                <w:bCs/>
                 <w:sz w:val="24"/>
                 <w:szCs w:val="24"/>
                 <w:lang w:val="ru-RU"/>
@@ -7843,6 +8328,7 @@
             </w:pPr>
             <w:r>
               <w:rPr>
+                <w:bCs/>
                 <w:sz w:val="24"/>
                 <w:szCs w:val="24"/>
                 <w:lang w:val="ru-RU"/>
@@ -7859,6 +8345,7 @@
           <w:p>
             <w:pPr>
               <w:rPr>
+                <w:bCs/>
                 <w:sz w:val="24"/>
                 <w:szCs w:val="24"/>
                 <w:lang w:val="ru-RU"/>
@@ -7866,6 +8353,7 @@
             </w:pPr>
             <w:r>
               <w:rPr>
+                <w:bCs/>
                 <w:sz w:val="24"/>
                 <w:szCs w:val="24"/>
                 <w:lang w:val="ru-RU"/>
@@ -7882,19 +8370,19 @@
           <w:p>
             <w:pPr>
               <w:rPr>
+                <w:bCs/>
                 <w:sz w:val="24"/>
                 <w:szCs w:val="24"/>
               </w:rPr>
             </w:pPr>
-            <w:proofErr w:type="spellStart"/>
-            <w:r>
-              <w:rPr>
+            <w:r>
+              <w:rPr>
+                <w:bCs/>
                 <w:sz w:val="24"/>
                 <w:szCs w:val="24"/>
               </w:rPr>
               <w:t>Успешно</w:t>
             </w:r>
-            <w:proofErr w:type="spellEnd"/>
           </w:p>
         </w:tc>
       </w:tr>
@@ -8111,7 +8599,6 @@
                 <w:szCs w:val="24"/>
               </w:rPr>
             </w:pPr>
-            <w:proofErr w:type="spellStart"/>
             <w:r>
               <w:rPr>
                 <w:sz w:val="24"/>
@@ -8119,7 +8606,6 @@
               </w:rPr>
               <w:t>Успешно</w:t>
             </w:r>
-            <w:proofErr w:type="spellEnd"/>
           </w:p>
         </w:tc>
       </w:tr>
@@ -8305,23 +8791,13 @@
                 <w:lang w:val="ru-RU"/>
               </w:rPr>
             </w:pPr>
-            <w:proofErr w:type="spellStart"/>
             <w:r>
               <w:rPr>
                 <w:sz w:val="24"/>
                 <w:szCs w:val="24"/>
                 <w:lang w:val="ru-RU"/>
               </w:rPr>
-              <w:t>Инвалидация</w:t>
-            </w:r>
-            <w:proofErr w:type="spellEnd"/>
-            <w:r>
-              <w:rPr>
-                <w:sz w:val="24"/>
-                <w:szCs w:val="24"/>
-                <w:lang w:val="ru-RU"/>
-              </w:rPr>
-              <w:t xml:space="preserve"> сессии после смены пароля</w:t>
+              <w:t>Инвалидация сессии после смены пароля</w:t>
             </w:r>
           </w:p>
         </w:tc>
@@ -8406,7 +8882,6 @@
               </w:rPr>
               <w:t xml:space="preserve"> возвращает 401, клиент очищает </w:t>
             </w:r>
-            <w:proofErr w:type="spellStart"/>
             <w:r>
               <w:rPr>
                 <w:sz w:val="24"/>
@@ -8414,7 +8889,6 @@
               </w:rPr>
               <w:t>localStorage</w:t>
             </w:r>
-            <w:proofErr w:type="spellEnd"/>
             <w:r>
               <w:rPr>
                 <w:sz w:val="24"/>
@@ -8437,7 +8911,6 @@
                 <w:szCs w:val="24"/>
               </w:rPr>
             </w:pPr>
-            <w:proofErr w:type="spellStart"/>
             <w:r>
               <w:rPr>
                 <w:sz w:val="24"/>
@@ -8445,7 +8918,6 @@
               </w:rPr>
               <w:t>Успешно</w:t>
             </w:r>
-            <w:proofErr w:type="spellEnd"/>
           </w:p>
         </w:tc>
       </w:tr>
@@ -8461,7 +8933,6 @@
         <w:rPr>
           <w:rFonts w:eastAsiaTheme="minorHAnsi" w:cs="Times New Roman"/>
           <w:szCs w:val="28"/>
-          <w:lang w:val="ru-RU"/>
         </w:rPr>
       </w:pPr>
       <w:r>
@@ -8475,13 +8946,27 @@
     </w:p>
     <w:p>
       <w:pPr>
+        <w:tabs>
+          <w:tab w:val="left" w:pos="993"/>
+        </w:tabs>
+        <w:spacing w:after="0" w:line="360" w:lineRule="auto"/>
+        <w:ind w:firstLine="709"/>
+        <w:jc w:val="both"/>
+        <w:rPr>
+          <w:rFonts w:eastAsiaTheme="minorHAnsi" w:cs="Times New Roman"/>
+          <w:szCs w:val="28"/>
+        </w:rPr>
+      </w:pPr>
+    </w:p>
+    <w:p>
+      <w:pPr>
         <w:pStyle w:val="Heading2"/>
       </w:pPr>
-      <w:bookmarkStart w:id="16" w:name="_Toc228032043"/>
+      <w:bookmarkStart w:id="15" w:name="_Toc228032043"/>
       <w:r>
         <w:t>5.2 Метод белого ящика</w:t>
       </w:r>
-      <w:bookmarkEnd w:id="16"/>
+      <w:bookmarkEnd w:id="15"/>
     </w:p>
     <w:p>
       <w:pPr>
@@ -8574,12 +9059,12 @@
         <w:tblLook w:val="04A0" w:firstRow="1" w:lastRow="0" w:firstColumn="1" w:lastColumn="0" w:noHBand="0" w:noVBand="1"/>
       </w:tblPr>
       <w:tblGrid>
-        <w:gridCol w:w="634"/>
-        <w:gridCol w:w="2612"/>
-        <w:gridCol w:w="2044"/>
-        <w:gridCol w:w="1869"/>
-        <w:gridCol w:w="1683"/>
-        <w:gridCol w:w="1063"/>
+        <w:gridCol w:w="639"/>
+        <w:gridCol w:w="2639"/>
+        <w:gridCol w:w="2065"/>
+        <w:gridCol w:w="1790"/>
+        <w:gridCol w:w="1700"/>
+        <w:gridCol w:w="1072"/>
       </w:tblGrid>
       <w:tr>
         <w:trPr>
@@ -8594,13 +9079,14 @@
             <w:pPr>
               <w:jc w:val="center"/>
               <w:rPr>
+                <w:bCs/>
                 <w:sz w:val="24"/>
                 <w:szCs w:val="24"/>
               </w:rPr>
             </w:pPr>
             <w:r>
               <w:rPr>
-                <w:b/>
+                <w:bCs/>
                 <w:sz w:val="24"/>
                 <w:szCs w:val="24"/>
               </w:rPr>
@@ -8617,13 +9103,14 @@
             <w:pPr>
               <w:jc w:val="center"/>
               <w:rPr>
+                <w:bCs/>
                 <w:sz w:val="24"/>
                 <w:szCs w:val="24"/>
               </w:rPr>
             </w:pPr>
             <w:r>
               <w:rPr>
-                <w:b/>
+                <w:bCs/>
                 <w:sz w:val="24"/>
                 <w:szCs w:val="24"/>
               </w:rPr>
@@ -8640,13 +9127,14 @@
             <w:pPr>
               <w:jc w:val="center"/>
               <w:rPr>
+                <w:bCs/>
                 <w:sz w:val="24"/>
                 <w:szCs w:val="24"/>
               </w:rPr>
             </w:pPr>
             <w:r>
               <w:rPr>
-                <w:b/>
+                <w:bCs/>
                 <w:sz w:val="24"/>
                 <w:szCs w:val="24"/>
               </w:rPr>
@@ -8663,13 +9151,14 @@
             <w:pPr>
               <w:jc w:val="center"/>
               <w:rPr>
+                <w:bCs/>
                 <w:sz w:val="24"/>
                 <w:szCs w:val="24"/>
               </w:rPr>
             </w:pPr>
             <w:r>
               <w:rPr>
-                <w:b/>
+                <w:bCs/>
                 <w:sz w:val="24"/>
                 <w:szCs w:val="24"/>
               </w:rPr>
@@ -8686,13 +9175,14 @@
             <w:pPr>
               <w:jc w:val="center"/>
               <w:rPr>
+                <w:bCs/>
                 <w:sz w:val="24"/>
                 <w:szCs w:val="24"/>
               </w:rPr>
             </w:pPr>
             <w:r>
               <w:rPr>
-                <w:b/>
+                <w:bCs/>
                 <w:sz w:val="24"/>
                 <w:szCs w:val="24"/>
               </w:rPr>
@@ -8709,13 +9199,14 @@
             <w:pPr>
               <w:jc w:val="center"/>
               <w:rPr>
+                <w:bCs/>
                 <w:sz w:val="24"/>
                 <w:szCs w:val="24"/>
               </w:rPr>
             </w:pPr>
             <w:r>
               <w:rPr>
-                <w:b/>
+                <w:bCs/>
                 <w:sz w:val="24"/>
                 <w:szCs w:val="24"/>
               </w:rPr>
@@ -8736,12 +9227,14 @@
           <w:p>
             <w:pPr>
               <w:rPr>
+                <w:bCs/>
                 <w:sz w:val="24"/>
                 <w:szCs w:val="24"/>
               </w:rPr>
             </w:pPr>
             <w:r>
               <w:rPr>
+                <w:bCs/>
                 <w:sz w:val="24"/>
                 <w:szCs w:val="24"/>
               </w:rPr>
@@ -8757,12 +9250,14 @@
           <w:p>
             <w:pPr>
               <w:rPr>
+                <w:bCs/>
                 <w:sz w:val="24"/>
                 <w:szCs w:val="24"/>
               </w:rPr>
             </w:pPr>
             <w:r>
               <w:rPr>
+                <w:bCs/>
                 <w:sz w:val="24"/>
                 <w:szCs w:val="24"/>
               </w:rPr>
@@ -8778,6 +9273,7 @@
           <w:p>
             <w:pPr>
               <w:rPr>
+                <w:bCs/>
                 <w:sz w:val="24"/>
                 <w:szCs w:val="24"/>
                 <w:lang w:val="ru-RU"/>
@@ -8785,6 +9281,7 @@
             </w:pPr>
             <w:r>
               <w:rPr>
+                <w:bCs/>
                 <w:sz w:val="24"/>
                 <w:szCs w:val="24"/>
                 <w:lang w:val="ru-RU"/>
@@ -8793,6 +9290,7 @@
             </w:r>
             <w:r>
               <w:rPr>
+                <w:bCs/>
                 <w:sz w:val="24"/>
                 <w:szCs w:val="24"/>
               </w:rPr>
@@ -8808,6 +9306,7 @@
           <w:p>
             <w:pPr>
               <w:rPr>
+                <w:bCs/>
                 <w:sz w:val="24"/>
                 <w:szCs w:val="24"/>
                 <w:lang w:val="ru-RU"/>
@@ -8815,6 +9314,7 @@
             </w:pPr>
             <w:r>
               <w:rPr>
+                <w:bCs/>
                 <w:sz w:val="24"/>
                 <w:szCs w:val="24"/>
                 <w:lang w:val="ru-RU"/>
@@ -8823,6 +9323,7 @@
             </w:r>
             <w:r>
               <w:rPr>
+                <w:bCs/>
                 <w:sz w:val="24"/>
                 <w:szCs w:val="24"/>
               </w:rPr>
@@ -8830,6 +9331,7 @@
             </w:r>
             <w:r>
               <w:rPr>
+                <w:bCs/>
                 <w:sz w:val="24"/>
                 <w:szCs w:val="24"/>
                 <w:lang w:val="ru-RU"/>
@@ -8838,6 +9340,7 @@
             </w:r>
             <w:r>
               <w:rPr>
+                <w:bCs/>
                 <w:sz w:val="24"/>
                 <w:szCs w:val="24"/>
               </w:rPr>
@@ -8845,23 +9348,24 @@
             </w:r>
             <w:r>
               <w:rPr>
+                <w:bCs/>
                 <w:sz w:val="24"/>
                 <w:szCs w:val="24"/>
                 <w:lang w:val="ru-RU"/>
               </w:rPr>
               <w:t xml:space="preserve"> существующего пользователя, у которого </w:t>
             </w:r>
-            <w:proofErr w:type="spellStart"/>
-            <w:r>
-              <w:rPr>
+            <w:r>
+              <w:rPr>
+                <w:bCs/>
                 <w:sz w:val="24"/>
                 <w:szCs w:val="24"/>
               </w:rPr>
               <w:t>EmailConfirmed</w:t>
             </w:r>
-            <w:proofErr w:type="spellEnd"/>
-            <w:r>
-              <w:rPr>
+            <w:r>
+              <w:rPr>
+                <w:bCs/>
                 <w:sz w:val="24"/>
                 <w:szCs w:val="24"/>
                 <w:lang w:val="ru-RU"/>
@@ -8870,6 +9374,7 @@
             </w:r>
             <w:r>
               <w:rPr>
+                <w:bCs/>
                 <w:sz w:val="24"/>
                 <w:szCs w:val="24"/>
               </w:rPr>
@@ -8885,6 +9390,7 @@
           <w:p>
             <w:pPr>
               <w:rPr>
+                <w:bCs/>
                 <w:sz w:val="24"/>
                 <w:szCs w:val="24"/>
                 <w:lang w:val="ru-RU"/>
@@ -8892,21 +9398,21 @@
             </w:pPr>
             <w:r>
               <w:rPr>
+                <w:bCs/>
                 <w:sz w:val="24"/>
                 <w:szCs w:val="24"/>
                 <w:lang w:val="ru-RU"/>
               </w:rPr>
               <w:t xml:space="preserve">Обновляются данные пользователя, генерируется новый токен подтверждения, вызывается </w:t>
             </w:r>
-            <w:proofErr w:type="spellStart"/>
-            <w:r>
-              <w:rPr>
+            <w:r>
+              <w:rPr>
+                <w:bCs/>
                 <w:sz w:val="24"/>
                 <w:szCs w:val="24"/>
               </w:rPr>
               <w:t>EmailService</w:t>
             </w:r>
-            <w:proofErr w:type="spellEnd"/>
           </w:p>
         </w:tc>
         <w:tc>
@@ -8917,12 +9423,14 @@
           <w:p>
             <w:pPr>
               <w:rPr>
+                <w:bCs/>
                 <w:sz w:val="24"/>
                 <w:szCs w:val="24"/>
               </w:rPr>
             </w:pPr>
             <w:r>
               <w:rPr>
+                <w:bCs/>
                 <w:sz w:val="24"/>
                 <w:szCs w:val="24"/>
               </w:rPr>
@@ -9116,7 +9624,6 @@
               </w:rPr>
               <w:t xml:space="preserve">Передать </w:t>
             </w:r>
-            <w:proofErr w:type="spellStart"/>
             <w:r>
               <w:rPr>
                 <w:sz w:val="24"/>
@@ -9124,7 +9631,6 @@
               </w:rPr>
               <w:t>PasswordHash</w:t>
             </w:r>
-            <w:proofErr w:type="spellEnd"/>
             <w:r>
               <w:rPr>
                 <w:sz w:val="24"/>
@@ -9148,7 +9654,6 @@
               </w:rPr>
               <w:t xml:space="preserve"> </w:t>
             </w:r>
-            <w:proofErr w:type="spellStart"/>
             <w:r>
               <w:rPr>
                 <w:sz w:val="24"/>
@@ -9156,7 +9661,6 @@
               </w:rPr>
               <w:t>pwdv</w:t>
             </w:r>
-            <w:proofErr w:type="spellEnd"/>
             <w:r>
               <w:rPr>
                 <w:sz w:val="24"/>
@@ -9210,7 +9714,6 @@
               </w:rPr>
               <w:t xml:space="preserve">256-хешу текущего </w:t>
             </w:r>
-            <w:proofErr w:type="spellStart"/>
             <w:r>
               <w:rPr>
                 <w:sz w:val="24"/>
@@ -9218,7 +9721,6 @@
               </w:rPr>
               <w:t>PasswordHash</w:t>
             </w:r>
-            <w:proofErr w:type="spellEnd"/>
           </w:p>
         </w:tc>
         <w:tc>
@@ -9233,7 +9735,6 @@
                 <w:szCs w:val="24"/>
               </w:rPr>
             </w:pPr>
-            <w:proofErr w:type="spellStart"/>
             <w:r>
               <w:rPr>
                 <w:sz w:val="24"/>
@@ -9241,7 +9742,6 @@
               </w:rPr>
               <w:t>Успешно</w:t>
             </w:r>
-            <w:proofErr w:type="spellEnd"/>
           </w:p>
         </w:tc>
       </w:tr>
@@ -9333,7 +9833,6 @@
               </w:rPr>
               <w:t xml:space="preserve">Изменить </w:t>
             </w:r>
-            <w:proofErr w:type="spellStart"/>
             <w:r>
               <w:rPr>
                 <w:sz w:val="24"/>
@@ -9341,7 +9840,6 @@
               </w:rPr>
               <w:t>PasswordHash</w:t>
             </w:r>
-            <w:proofErr w:type="spellEnd"/>
             <w:r>
               <w:rPr>
                 <w:sz w:val="24"/>
@@ -9394,7 +9892,6 @@
                 <w:szCs w:val="24"/>
               </w:rPr>
             </w:pPr>
-            <w:proofErr w:type="spellStart"/>
             <w:r>
               <w:rPr>
                 <w:sz w:val="24"/>
@@ -9402,7 +9899,6 @@
               </w:rPr>
               <w:t>Успешно</w:t>
             </w:r>
-            <w:proofErr w:type="spellEnd"/>
           </w:p>
         </w:tc>
       </w:tr>
@@ -9522,7 +10018,6 @@
               </w:rPr>
               <w:t>.</w:t>
             </w:r>
-            <w:proofErr w:type="spellStart"/>
             <w:r>
               <w:rPr>
                 <w:sz w:val="24"/>
@@ -9530,7 +10025,6 @@
               </w:rPr>
               <w:t>DeletedAt</w:t>
             </w:r>
-            <w:proofErr w:type="spellEnd"/>
             <w:r>
               <w:rPr>
                 <w:sz w:val="24"/>
@@ -9554,7 +10048,6 @@
               </w:rPr>
               <w:t xml:space="preserve">, создается </w:t>
             </w:r>
-            <w:proofErr w:type="spellStart"/>
             <w:r>
               <w:rPr>
                 <w:sz w:val="24"/>
@@ -9562,7 +10055,6 @@
               </w:rPr>
               <w:t>ModerationLog</w:t>
             </w:r>
-            <w:proofErr w:type="spellEnd"/>
           </w:p>
         </w:tc>
         <w:tc>
@@ -9577,7 +10069,6 @@
                 <w:szCs w:val="24"/>
               </w:rPr>
             </w:pPr>
-            <w:proofErr w:type="spellStart"/>
             <w:r>
               <w:rPr>
                 <w:sz w:val="24"/>
@@ -9585,7 +10076,6 @@
               </w:rPr>
               <w:t>Успешно</w:t>
             </w:r>
-            <w:proofErr w:type="spellEnd"/>
           </w:p>
         </w:tc>
       </w:tr>
@@ -9714,7 +10204,6 @@
                 <w:szCs w:val="24"/>
               </w:rPr>
             </w:pPr>
-            <w:proofErr w:type="spellStart"/>
             <w:r>
               <w:rPr>
                 <w:sz w:val="24"/>
@@ -9722,7 +10211,6 @@
               </w:rPr>
               <w:t>Успешно</w:t>
             </w:r>
-            <w:proofErr w:type="spellEnd"/>
           </w:p>
         </w:tc>
       </w:tr>
@@ -9883,7 +10371,6 @@
                 <w:szCs w:val="24"/>
               </w:rPr>
             </w:pPr>
-            <w:proofErr w:type="spellStart"/>
             <w:r>
               <w:rPr>
                 <w:sz w:val="24"/>
@@ -9891,7 +10378,6 @@
               </w:rPr>
               <w:t>Успешно</w:t>
             </w:r>
-            <w:proofErr w:type="spellEnd"/>
           </w:p>
         </w:tc>
       </w:tr>
@@ -10061,6 +10547,17 @@
     </w:p>
     <w:p>
       <w:pPr>
+        <w:pStyle w:val="Heading1"/>
+      </w:pPr>
+      <w:bookmarkStart w:id="16" w:name="_Toc228032044"/>
+      <w:r>
+        <w:lastRenderedPageBreak/>
+        <w:t>ЗАКЛЮЧЕНИЕ</w:t>
+      </w:r>
+      <w:bookmarkEnd w:id="16"/>
+    </w:p>
+    <w:p>
+      <w:pPr>
         <w:tabs>
           <w:tab w:val="left" w:pos="993"/>
         </w:tabs>
@@ -10079,444 +10576,8 @@
           <w:szCs w:val="28"/>
           <w:lang w:val="ru-RU"/>
         </w:rPr>
-        <w:lastRenderedPageBreak/>
-        <w:t>Метод</w:t>
-      </w:r>
-      <w:r>
-        <w:rPr>
-          <w:rFonts w:eastAsiaTheme="minorHAnsi" w:cs="Times New Roman"/>
-          <w:szCs w:val="28"/>
-          <w:lang w:val="ru-RU"/>
-        </w:rPr>
-        <w:t xml:space="preserve"> </w:t>
-      </w:r>
-      <w:r>
-        <w:rPr>
-          <w:rFonts w:eastAsiaTheme="minorHAnsi" w:cs="Times New Roman"/>
-          <w:szCs w:val="28"/>
-          <w:lang w:val="ru-RU"/>
-        </w:rPr>
-        <w:t>белого</w:t>
-      </w:r>
-      <w:r>
-        <w:rPr>
-          <w:rFonts w:eastAsiaTheme="minorHAnsi" w:cs="Times New Roman"/>
-          <w:szCs w:val="28"/>
-          <w:lang w:val="ru-RU"/>
-        </w:rPr>
-        <w:t xml:space="preserve"> </w:t>
-      </w:r>
-      <w:r>
-        <w:rPr>
-          <w:rFonts w:eastAsiaTheme="minorHAnsi" w:cs="Times New Roman"/>
-          <w:szCs w:val="28"/>
-          <w:lang w:val="ru-RU"/>
-        </w:rPr>
-        <w:t>ящика</w:t>
-      </w:r>
-      <w:r>
-        <w:rPr>
-          <w:rFonts w:eastAsiaTheme="minorHAnsi" w:cs="Times New Roman"/>
-          <w:szCs w:val="28"/>
-          <w:lang w:val="ru-RU"/>
-        </w:rPr>
-        <w:t xml:space="preserve"> </w:t>
-      </w:r>
-      <w:r>
-        <w:rPr>
-          <w:rFonts w:eastAsiaTheme="minorHAnsi" w:cs="Times New Roman"/>
-          <w:szCs w:val="28"/>
-          <w:lang w:val="ru-RU"/>
-        </w:rPr>
-        <w:t>применим</w:t>
-      </w:r>
-      <w:r>
-        <w:rPr>
-          <w:rFonts w:eastAsiaTheme="minorHAnsi" w:cs="Times New Roman"/>
-          <w:szCs w:val="28"/>
-          <w:lang w:val="ru-RU"/>
-        </w:rPr>
-        <w:t xml:space="preserve"> </w:t>
-      </w:r>
-      <w:r>
-        <w:rPr>
-          <w:rFonts w:eastAsiaTheme="minorHAnsi" w:cs="Times New Roman"/>
-          <w:szCs w:val="28"/>
-          <w:lang w:val="ru-RU"/>
-        </w:rPr>
-        <w:t>для</w:t>
-      </w:r>
-      <w:r>
-        <w:rPr>
-          <w:rFonts w:eastAsiaTheme="minorHAnsi" w:cs="Times New Roman"/>
-          <w:szCs w:val="28"/>
-          <w:lang w:val="ru-RU"/>
-        </w:rPr>
-        <w:t xml:space="preserve"> </w:t>
-      </w:r>
-      <w:r>
-        <w:rPr>
-          <w:rFonts w:eastAsiaTheme="minorHAnsi" w:cs="Times New Roman"/>
-          <w:szCs w:val="28"/>
-          <w:lang w:val="ru-RU"/>
-        </w:rPr>
-        <w:t>проверки</w:t>
-      </w:r>
-      <w:r>
-        <w:rPr>
-          <w:rFonts w:eastAsiaTheme="minorHAnsi" w:cs="Times New Roman"/>
-          <w:szCs w:val="28"/>
-          <w:lang w:val="ru-RU"/>
-        </w:rPr>
-        <w:t xml:space="preserve"> </w:t>
-      </w:r>
-      <w:r>
-        <w:rPr>
-          <w:rFonts w:eastAsiaTheme="minorHAnsi" w:cs="Times New Roman"/>
-          <w:szCs w:val="28"/>
-          <w:lang w:val="ru-RU"/>
-        </w:rPr>
-        <w:t>внутренних</w:t>
-      </w:r>
-      <w:r>
-        <w:rPr>
-          <w:rFonts w:eastAsiaTheme="minorHAnsi" w:cs="Times New Roman"/>
-          <w:szCs w:val="28"/>
-          <w:lang w:val="ru-RU"/>
-        </w:rPr>
-        <w:t xml:space="preserve"> </w:t>
-      </w:r>
-      <w:r>
-        <w:rPr>
-          <w:rFonts w:eastAsiaTheme="minorHAnsi" w:cs="Times New Roman"/>
-          <w:szCs w:val="28"/>
-          <w:lang w:val="ru-RU"/>
-        </w:rPr>
-        <w:t>сервисов</w:t>
-      </w:r>
-      <w:r>
-        <w:rPr>
-          <w:rFonts w:eastAsiaTheme="minorHAnsi" w:cs="Times New Roman"/>
-          <w:szCs w:val="28"/>
-          <w:lang w:val="ru-RU"/>
-        </w:rPr>
-        <w:t xml:space="preserve">: </w:t>
-      </w:r>
-      <w:proofErr w:type="spellStart"/>
-      <w:r>
-        <w:rPr>
-          <w:rFonts w:eastAsiaTheme="minorHAnsi" w:cs="Times New Roman"/>
-          <w:szCs w:val="28"/>
-        </w:rPr>
-        <w:t>AuthService</w:t>
-      </w:r>
-      <w:proofErr w:type="spellEnd"/>
-      <w:r>
-        <w:rPr>
-          <w:rFonts w:eastAsiaTheme="minorHAnsi" w:cs="Times New Roman"/>
-          <w:szCs w:val="28"/>
-          <w:lang w:val="ru-RU"/>
-        </w:rPr>
-        <w:t xml:space="preserve">, </w:t>
-      </w:r>
-      <w:proofErr w:type="spellStart"/>
-      <w:r>
-        <w:rPr>
-          <w:rFonts w:eastAsiaTheme="minorHAnsi" w:cs="Times New Roman"/>
-          <w:szCs w:val="28"/>
-        </w:rPr>
-        <w:t>ArticleService</w:t>
-      </w:r>
-      <w:proofErr w:type="spellEnd"/>
-      <w:r>
-        <w:rPr>
-          <w:rFonts w:eastAsiaTheme="minorHAnsi" w:cs="Times New Roman"/>
-          <w:szCs w:val="28"/>
-          <w:lang w:val="ru-RU"/>
-        </w:rPr>
-        <w:t xml:space="preserve">, </w:t>
-      </w:r>
-      <w:proofErr w:type="spellStart"/>
-      <w:r>
-        <w:rPr>
-          <w:rFonts w:eastAsiaTheme="minorHAnsi" w:cs="Times New Roman"/>
-          <w:szCs w:val="28"/>
-        </w:rPr>
-        <w:t>ModerationService</w:t>
-      </w:r>
-      <w:proofErr w:type="spellEnd"/>
-      <w:r>
-        <w:rPr>
-          <w:rFonts w:eastAsiaTheme="minorHAnsi" w:cs="Times New Roman"/>
-          <w:szCs w:val="28"/>
-          <w:lang w:val="ru-RU"/>
-        </w:rPr>
-        <w:t xml:space="preserve">, </w:t>
-      </w:r>
-      <w:proofErr w:type="spellStart"/>
-      <w:r>
-        <w:rPr>
-          <w:rFonts w:eastAsiaTheme="minorHAnsi" w:cs="Times New Roman"/>
-          <w:szCs w:val="28"/>
-        </w:rPr>
-        <w:t>ScraperService</w:t>
-      </w:r>
-      <w:proofErr w:type="spellEnd"/>
-      <w:r>
-        <w:rPr>
-          <w:rFonts w:eastAsiaTheme="minorHAnsi" w:cs="Times New Roman"/>
-          <w:szCs w:val="28"/>
-          <w:lang w:val="ru-RU"/>
-        </w:rPr>
-        <w:t xml:space="preserve">, </w:t>
-      </w:r>
-      <w:proofErr w:type="spellStart"/>
-      <w:r>
-        <w:rPr>
-          <w:rFonts w:eastAsiaTheme="minorHAnsi" w:cs="Times New Roman"/>
-          <w:szCs w:val="28"/>
-        </w:rPr>
-        <w:t>TagService</w:t>
-      </w:r>
-      <w:proofErr w:type="spellEnd"/>
-      <w:r>
-        <w:rPr>
-          <w:rFonts w:eastAsiaTheme="minorHAnsi" w:cs="Times New Roman"/>
-          <w:szCs w:val="28"/>
-          <w:lang w:val="ru-RU"/>
-        </w:rPr>
-        <w:t xml:space="preserve"> </w:t>
-      </w:r>
-      <w:r>
-        <w:rPr>
-          <w:rFonts w:eastAsiaTheme="minorHAnsi" w:cs="Times New Roman"/>
-          <w:szCs w:val="28"/>
-          <w:lang w:val="ru-RU"/>
-        </w:rPr>
-        <w:t>и</w:t>
-      </w:r>
-      <w:r>
-        <w:rPr>
-          <w:rFonts w:eastAsiaTheme="minorHAnsi" w:cs="Times New Roman"/>
-          <w:szCs w:val="28"/>
-          <w:lang w:val="ru-RU"/>
-        </w:rPr>
-        <w:t xml:space="preserve"> </w:t>
-      </w:r>
-      <w:proofErr w:type="spellStart"/>
-      <w:r>
-        <w:rPr>
-          <w:rFonts w:eastAsiaTheme="minorHAnsi" w:cs="Times New Roman"/>
-          <w:szCs w:val="28"/>
-        </w:rPr>
-        <w:t>EmailService</w:t>
-      </w:r>
-      <w:proofErr w:type="spellEnd"/>
-      <w:r>
-        <w:rPr>
-          <w:rFonts w:eastAsiaTheme="minorHAnsi" w:cs="Times New Roman"/>
-          <w:szCs w:val="28"/>
-          <w:lang w:val="ru-RU"/>
-        </w:rPr>
-        <w:t xml:space="preserve">. </w:t>
-      </w:r>
-      <w:r>
-        <w:rPr>
-          <w:rFonts w:eastAsiaTheme="minorHAnsi" w:cs="Times New Roman"/>
-          <w:szCs w:val="28"/>
-          <w:lang w:val="ru-RU"/>
-        </w:rPr>
-        <w:t xml:space="preserve">Проверяются ветки бизнес-логики, обработка ошибок, валидация ролей, корректная работа JWT </w:t>
-      </w:r>
-      <w:proofErr w:type="spellStart"/>
-      <w:r>
-        <w:rPr>
-          <w:rFonts w:eastAsiaTheme="minorHAnsi" w:cs="Times New Roman"/>
-          <w:szCs w:val="28"/>
-          <w:lang w:val="ru-RU"/>
-        </w:rPr>
-        <w:t>claim</w:t>
-      </w:r>
-      <w:proofErr w:type="spellEnd"/>
-      <w:r>
-        <w:rPr>
-          <w:rFonts w:eastAsiaTheme="minorHAnsi" w:cs="Times New Roman"/>
-          <w:szCs w:val="28"/>
-          <w:lang w:val="ru-RU"/>
-        </w:rPr>
-        <w:t xml:space="preserve"> версии пароля и устойчивость фоновой загрузки источников.</w:t>
-      </w:r>
-    </w:p>
-    <w:p>
-      <w:pPr>
-        <w:pStyle w:val="ListParagraph"/>
-        <w:numPr>
-          <w:ilvl w:val="0"/>
-          <w:numId w:val="10"/>
-        </w:numPr>
-        <w:spacing w:after="0" w:line="360" w:lineRule="auto"/>
-        <w:ind w:left="0" w:firstLine="709"/>
-        <w:jc w:val="both"/>
-        <w:rPr>
-          <w:rFonts w:eastAsiaTheme="minorHAnsi" w:cs="Times New Roman"/>
-          <w:szCs w:val="28"/>
-          <w:lang w:val="ru-RU"/>
-        </w:rPr>
-      </w:pPr>
-      <w:r>
-        <w:rPr>
-          <w:rFonts w:eastAsiaTheme="minorHAnsi" w:cs="Times New Roman"/>
-          <w:szCs w:val="28"/>
-          <w:lang w:val="ru-RU"/>
-        </w:rPr>
-        <w:t>Проверка повторной регистрации неподтвержденного пользователя.</w:t>
-      </w:r>
-    </w:p>
-    <w:p>
-      <w:pPr>
-        <w:pStyle w:val="ListParagraph"/>
-        <w:numPr>
-          <w:ilvl w:val="0"/>
-          <w:numId w:val="10"/>
-        </w:numPr>
-        <w:spacing w:after="0" w:line="360" w:lineRule="auto"/>
-        <w:ind w:left="0" w:firstLine="709"/>
-        <w:jc w:val="both"/>
-        <w:rPr>
-          <w:rFonts w:eastAsiaTheme="minorHAnsi" w:cs="Times New Roman"/>
-          <w:szCs w:val="28"/>
-          <w:lang w:val="ru-RU"/>
-        </w:rPr>
-      </w:pPr>
-      <w:r>
-        <w:rPr>
-          <w:rFonts w:eastAsiaTheme="minorHAnsi" w:cs="Times New Roman"/>
-          <w:szCs w:val="28"/>
-          <w:lang w:val="ru-RU"/>
-        </w:rPr>
-        <w:t xml:space="preserve">Проверка </w:t>
-      </w:r>
-      <w:proofErr w:type="spellStart"/>
-      <w:r>
-        <w:rPr>
-          <w:rFonts w:eastAsiaTheme="minorHAnsi" w:cs="Times New Roman"/>
-          <w:szCs w:val="28"/>
-          <w:lang w:val="ru-RU"/>
-        </w:rPr>
-        <w:t>инвалидации</w:t>
-      </w:r>
-      <w:proofErr w:type="spellEnd"/>
-      <w:r>
-        <w:rPr>
-          <w:rFonts w:eastAsiaTheme="minorHAnsi" w:cs="Times New Roman"/>
-          <w:szCs w:val="28"/>
-          <w:lang w:val="ru-RU"/>
-        </w:rPr>
-        <w:t xml:space="preserve"> старых JWT после смены пароля.</w:t>
-      </w:r>
-    </w:p>
-    <w:p>
-      <w:pPr>
-        <w:pStyle w:val="ListParagraph"/>
-        <w:numPr>
-          <w:ilvl w:val="0"/>
-          <w:numId w:val="10"/>
-        </w:numPr>
-        <w:spacing w:after="0" w:line="360" w:lineRule="auto"/>
-        <w:ind w:left="0" w:firstLine="709"/>
-        <w:jc w:val="both"/>
-        <w:rPr>
-          <w:rFonts w:eastAsiaTheme="minorHAnsi" w:cs="Times New Roman"/>
-          <w:szCs w:val="28"/>
-          <w:lang w:val="ru-RU"/>
-        </w:rPr>
-      </w:pPr>
-      <w:r>
-        <w:rPr>
-          <w:rFonts w:eastAsiaTheme="minorHAnsi" w:cs="Times New Roman"/>
-          <w:szCs w:val="28"/>
-          <w:lang w:val="ru-RU"/>
-        </w:rPr>
-        <w:t>Проверка запрета модератору одобрять собственные статьи.</w:t>
-      </w:r>
-    </w:p>
-    <w:p>
-      <w:pPr>
-        <w:pStyle w:val="ListParagraph"/>
-        <w:numPr>
-          <w:ilvl w:val="0"/>
-          <w:numId w:val="10"/>
-        </w:numPr>
-        <w:spacing w:after="0" w:line="360" w:lineRule="auto"/>
-        <w:ind w:left="0" w:firstLine="709"/>
-        <w:jc w:val="both"/>
-        <w:rPr>
-          <w:rFonts w:eastAsiaTheme="minorHAnsi" w:cs="Times New Roman"/>
-          <w:szCs w:val="28"/>
-          <w:lang w:val="ru-RU"/>
-        </w:rPr>
-      </w:pPr>
-      <w:r>
-        <w:rPr>
-          <w:rFonts w:eastAsiaTheme="minorHAnsi" w:cs="Times New Roman"/>
-          <w:szCs w:val="28"/>
-          <w:lang w:val="ru-RU"/>
-        </w:rPr>
-        <w:t xml:space="preserve">Проверка извлечения статей из </w:t>
-      </w:r>
-      <w:proofErr w:type="spellStart"/>
-      <w:r>
-        <w:rPr>
-          <w:rFonts w:eastAsiaTheme="minorHAnsi" w:cs="Times New Roman"/>
-          <w:szCs w:val="28"/>
-          <w:lang w:val="ru-RU"/>
-        </w:rPr>
-        <w:t>scraper</w:t>
-      </w:r>
-      <w:proofErr w:type="spellEnd"/>
-      <w:r>
-        <w:rPr>
-          <w:rFonts w:eastAsiaTheme="minorHAnsi" w:cs="Times New Roman"/>
-          <w:szCs w:val="28"/>
-          <w:lang w:val="ru-RU"/>
-        </w:rPr>
-        <w:t>-источников по селекторам.</w:t>
-      </w:r>
-    </w:p>
-    <w:p>
-      <w:pPr>
-        <w:pStyle w:val="ListParagraph"/>
-        <w:numPr>
-          <w:ilvl w:val="0"/>
-          <w:numId w:val="10"/>
-        </w:numPr>
-        <w:spacing w:after="0" w:line="360" w:lineRule="auto"/>
-        <w:ind w:left="0" w:firstLine="709"/>
-        <w:jc w:val="both"/>
-        <w:rPr>
-          <w:rFonts w:eastAsiaTheme="minorHAnsi" w:cs="Times New Roman"/>
-          <w:szCs w:val="28"/>
-          <w:lang w:val="ru-RU"/>
-        </w:rPr>
-      </w:pPr>
-      <w:r>
-        <w:rPr>
-          <w:rFonts w:eastAsiaTheme="minorHAnsi" w:cs="Times New Roman"/>
-          <w:szCs w:val="28"/>
-          <w:lang w:val="ru-RU"/>
-        </w:rPr>
-        <w:t>Проверка обработки недоступного SMTP-сервера.</w:t>
-      </w:r>
-    </w:p>
-    <w:p>
-      <w:pPr>
-        <w:pStyle w:val="Heading1"/>
-      </w:pPr>
-      <w:bookmarkStart w:id="17" w:name="_Toc228032044"/>
-      <w:r>
-        <w:t>ЗАКЛЮЧЕНИЕ</w:t>
-      </w:r>
-      <w:bookmarkEnd w:id="17"/>
+        <w:t>В ходе выполнения курсового проекта было разработано новостное WEB-приложение Runews. Система объединяет пользовательский интерфейс на Blazor WebAssembly, серверное API на ASP.NET Core, базу данных PostgreSQL и Docker-инфраструктуру для удобного запуска и развертывания.</w:t>
+      </w:r>
     </w:p>
     <w:p>
       <w:pPr>
@@ -10538,79 +10599,7 @@
           <w:szCs w:val="28"/>
           <w:lang w:val="ru-RU"/>
         </w:rPr>
-        <w:t xml:space="preserve">В ходе выполнения курсового проекта было разработано новостное WEB-приложение </w:t>
-      </w:r>
-      <w:proofErr w:type="spellStart"/>
-      <w:r>
-        <w:rPr>
-          <w:rFonts w:eastAsiaTheme="minorHAnsi" w:cs="Times New Roman"/>
-          <w:szCs w:val="28"/>
-          <w:lang w:val="ru-RU"/>
-        </w:rPr>
-        <w:t>Runews</w:t>
-      </w:r>
-      <w:proofErr w:type="spellEnd"/>
-      <w:r>
-        <w:rPr>
-          <w:rFonts w:eastAsiaTheme="minorHAnsi" w:cs="Times New Roman"/>
-          <w:szCs w:val="28"/>
-          <w:lang w:val="ru-RU"/>
-        </w:rPr>
-        <w:t xml:space="preserve">. Система объединяет пользовательский интерфейс на </w:t>
-      </w:r>
-      <w:proofErr w:type="spellStart"/>
-      <w:r>
-        <w:rPr>
-          <w:rFonts w:eastAsiaTheme="minorHAnsi" w:cs="Times New Roman"/>
-          <w:szCs w:val="28"/>
-          <w:lang w:val="ru-RU"/>
-        </w:rPr>
-        <w:t>Blazor</w:t>
-      </w:r>
-      <w:proofErr w:type="spellEnd"/>
-      <w:r>
-        <w:rPr>
-          <w:rFonts w:eastAsiaTheme="minorHAnsi" w:cs="Times New Roman"/>
-          <w:szCs w:val="28"/>
-          <w:lang w:val="ru-RU"/>
-        </w:rPr>
-        <w:t xml:space="preserve"> </w:t>
-      </w:r>
-      <w:proofErr w:type="spellStart"/>
-      <w:r>
-        <w:rPr>
-          <w:rFonts w:eastAsiaTheme="minorHAnsi" w:cs="Times New Roman"/>
-          <w:szCs w:val="28"/>
-          <w:lang w:val="ru-RU"/>
-        </w:rPr>
-        <w:t>WebAssembly</w:t>
-      </w:r>
-      <w:proofErr w:type="spellEnd"/>
-      <w:r>
-        <w:rPr>
-          <w:rFonts w:eastAsiaTheme="minorHAnsi" w:cs="Times New Roman"/>
-          <w:szCs w:val="28"/>
-          <w:lang w:val="ru-RU"/>
-        </w:rPr>
-        <w:t xml:space="preserve">, серверное API на ASP.NET Core, базу данных PostgreSQL и </w:t>
-      </w:r>
-      <w:proofErr w:type="spellStart"/>
-      <w:r>
-        <w:rPr>
-          <w:rFonts w:eastAsiaTheme="minorHAnsi" w:cs="Times New Roman"/>
-          <w:szCs w:val="28"/>
-          <w:lang w:val="ru-RU"/>
-        </w:rPr>
-        <w:t>Docker</w:t>
-      </w:r>
-      <w:proofErr w:type="spellEnd"/>
-      <w:r>
-        <w:rPr>
-          <w:rFonts w:eastAsiaTheme="minorHAnsi" w:cs="Times New Roman"/>
-          <w:szCs w:val="28"/>
-          <w:lang w:val="ru-RU"/>
-        </w:rPr>
-        <w:t>-инфраструктуру для удобного запуска и развертывания.</w:t>
+        <w:t>Реализованный продукт поддерживает регистрацию с подтверждением email, JWT-аутентификацию, публикацию и модерацию статей, комментарии, жалобы, теги, персональную ленту и подключение сторонних источников. Использование Docker и Tuna позволяет быстро открыть приложение для внешнего тестирования без настройки полноценного сервера.</w:t>
       </w:r>
     </w:p>
     <w:p>
@@ -10633,71 +10622,11 @@
           <w:szCs w:val="28"/>
           <w:lang w:val="ru-RU"/>
         </w:rPr>
-        <w:t xml:space="preserve">Реализованный продукт поддерживает регистрацию с подтверждением </w:t>
-      </w:r>
-      <w:proofErr w:type="spellStart"/>
-      <w:r>
-        <w:rPr>
-          <w:rFonts w:eastAsiaTheme="minorHAnsi" w:cs="Times New Roman"/>
-          <w:szCs w:val="28"/>
-          <w:lang w:val="ru-RU"/>
-        </w:rPr>
-        <w:t>email</w:t>
-      </w:r>
-      <w:proofErr w:type="spellEnd"/>
-      <w:r>
-        <w:rPr>
-          <w:rFonts w:eastAsiaTheme="minorHAnsi" w:cs="Times New Roman"/>
-          <w:szCs w:val="28"/>
-          <w:lang w:val="ru-RU"/>
-        </w:rPr>
-        <w:t xml:space="preserve">, JWT-аутентификацию, публикацию и модерацию статей, комментарии, жалобы, теги, персональную ленту и подключение сторонних источников. Использование </w:t>
-      </w:r>
-      <w:proofErr w:type="spellStart"/>
-      <w:r>
-        <w:rPr>
-          <w:rFonts w:eastAsiaTheme="minorHAnsi" w:cs="Times New Roman"/>
-          <w:szCs w:val="28"/>
-          <w:lang w:val="ru-RU"/>
-        </w:rPr>
-        <w:t>Docker</w:t>
-      </w:r>
-      <w:proofErr w:type="spellEnd"/>
-      <w:r>
-        <w:rPr>
-          <w:rFonts w:eastAsiaTheme="minorHAnsi" w:cs="Times New Roman"/>
-          <w:szCs w:val="28"/>
-          <w:lang w:val="ru-RU"/>
-        </w:rPr>
-        <w:t xml:space="preserve"> и </w:t>
-      </w:r>
-      <w:proofErr w:type="spellStart"/>
-      <w:r>
-        <w:rPr>
-          <w:rFonts w:eastAsiaTheme="minorHAnsi" w:cs="Times New Roman"/>
-          <w:szCs w:val="28"/>
-          <w:lang w:val="ru-RU"/>
-        </w:rPr>
-        <w:t>Tuna</w:t>
-      </w:r>
-      <w:proofErr w:type="spellEnd"/>
-      <w:r>
-        <w:rPr>
-          <w:rFonts w:eastAsiaTheme="minorHAnsi" w:cs="Times New Roman"/>
-          <w:szCs w:val="28"/>
-          <w:lang w:val="ru-RU"/>
-        </w:rPr>
-        <w:t xml:space="preserve"> позволяет быстро открыть приложение для внешнего тестирования без настройки полноценного сервера.</w:t>
+        <w:t>Проект может быть расширен за счет фоновой очереди email, автоматизированного тестирования, улучшенной аналитики рекомендаций, подключения object storage и полноценного CI/CD.</w:t>
       </w:r>
     </w:p>
     <w:p>
       <w:pPr>
-        <w:tabs>
-          <w:tab w:val="left" w:pos="993"/>
-        </w:tabs>
-        <w:spacing w:after="0" w:line="360" w:lineRule="auto"/>
-        <w:ind w:firstLine="709"/>
-        <w:jc w:val="both"/>
         <w:rPr>
           <w:rFonts w:eastAsiaTheme="minorHAnsi" w:cs="Times New Roman"/>
           <w:szCs w:val="28"/>
@@ -10710,72 +10639,19 @@
           <w:szCs w:val="28"/>
           <w:lang w:val="ru-RU"/>
         </w:rPr>
-        <w:t xml:space="preserve">Проект может быть расширен за счет фоновой очереди </w:t>
-      </w:r>
-      <w:proofErr w:type="spellStart"/>
-      <w:r>
-        <w:rPr>
-          <w:rFonts w:eastAsiaTheme="minorHAnsi" w:cs="Times New Roman"/>
-          <w:szCs w:val="28"/>
-          <w:lang w:val="ru-RU"/>
-        </w:rPr>
-        <w:t>email</w:t>
-      </w:r>
-      <w:proofErr w:type="spellEnd"/>
-      <w:r>
-        <w:rPr>
-          <w:rFonts w:eastAsiaTheme="minorHAnsi" w:cs="Times New Roman"/>
-          <w:szCs w:val="28"/>
-          <w:lang w:val="ru-RU"/>
-        </w:rPr>
-        <w:t xml:space="preserve">, автоматизированного тестирования, улучшенной аналитики рекомендаций, подключения </w:t>
-      </w:r>
-      <w:proofErr w:type="spellStart"/>
-      <w:r>
-        <w:rPr>
-          <w:rFonts w:eastAsiaTheme="minorHAnsi" w:cs="Times New Roman"/>
-          <w:szCs w:val="28"/>
-          <w:lang w:val="ru-RU"/>
-        </w:rPr>
-        <w:t>object</w:t>
-      </w:r>
-      <w:proofErr w:type="spellEnd"/>
-      <w:r>
-        <w:rPr>
-          <w:rFonts w:eastAsiaTheme="minorHAnsi" w:cs="Times New Roman"/>
-          <w:szCs w:val="28"/>
-          <w:lang w:val="ru-RU"/>
-        </w:rPr>
-        <w:t xml:space="preserve"> </w:t>
-      </w:r>
-      <w:proofErr w:type="spellStart"/>
-      <w:r>
-        <w:rPr>
-          <w:rFonts w:eastAsiaTheme="minorHAnsi" w:cs="Times New Roman"/>
-          <w:szCs w:val="28"/>
-          <w:lang w:val="ru-RU"/>
-        </w:rPr>
-        <w:t>storage</w:t>
-      </w:r>
-      <w:proofErr w:type="spellEnd"/>
-      <w:r>
-        <w:rPr>
-          <w:rFonts w:eastAsiaTheme="minorHAnsi" w:cs="Times New Roman"/>
-          <w:szCs w:val="28"/>
-          <w:lang w:val="ru-RU"/>
-        </w:rPr>
-        <w:t xml:space="preserve"> и полноценного CI/CD.</w:t>
+        <w:br w:type="page"/>
       </w:r>
     </w:p>
     <w:p>
       <w:pPr>
         <w:pStyle w:val="Heading1"/>
       </w:pPr>
-      <w:bookmarkStart w:id="18" w:name="_Toc228032045"/>
-      <w:r>
+      <w:bookmarkStart w:id="17" w:name="_Toc228032045"/>
+      <w:r>
+        <w:lastRenderedPageBreak/>
         <w:t>СПИСОК ИСПОЛЬЗУЕМЫХ ИСТОЧНИКОВ</w:t>
       </w:r>
-      <w:bookmarkEnd w:id="18"/>
+      <w:bookmarkEnd w:id="17"/>
     </w:p>
     <w:p>
       <w:pPr>
@@ -10785,6 +10661,7 @@
         <w:jc w:val="both"/>
         <w:rPr>
           <w:rFonts w:eastAsiaTheme="minorHAnsi"/>
+          <w:lang w:val="ru-RU"/>
         </w:rPr>
       </w:pPr>
       <w:r>
@@ -10792,121 +10669,22 @@
           <w:rFonts w:eastAsiaTheme="minorHAnsi"/>
           <w:lang w:val="ru-RU"/>
         </w:rPr>
-        <w:t xml:space="preserve">1. Microsoft </w:t>
-      </w:r>
-      <w:proofErr w:type="spellStart"/>
+        <w:t xml:space="preserve">1. Microsoft Docs. ASP.NET Core Documentation. </w:t>
+      </w:r>
       <w:r>
         <w:rPr>
           <w:rFonts w:eastAsiaTheme="minorHAnsi"/>
-          <w:lang w:val="ru-RU"/>
-        </w:rPr>
-        <w:t>Docs</w:t>
-      </w:r>
-      <w:proofErr w:type="spellEnd"/>
+        </w:rPr>
+        <w:t>URL</w:t>
+      </w:r>
       <w:r>
         <w:rPr>
           <w:rFonts w:eastAsiaTheme="minorHAnsi"/>
           <w:lang w:val="ru-RU"/>
         </w:rPr>
-        <w:t xml:space="preserve">. ASP.NET Core </w:t>
-      </w:r>
-      <w:proofErr w:type="spellStart"/>
-      <w:r>
-        <w:rPr>
-          <w:rFonts w:eastAsiaTheme="minorHAnsi"/>
-          <w:lang w:val="ru-RU"/>
-        </w:rPr>
-        <w:t>Documentation</w:t>
-      </w:r>
-      <w:proofErr w:type="spellEnd"/>
-      <w:r>
-        <w:rPr>
-          <w:rFonts w:eastAsiaTheme="minorHAnsi"/>
-          <w:lang w:val="ru-RU"/>
-        </w:rPr>
-        <w:t xml:space="preserve">. </w:t>
-      </w:r>
-      <w:r>
-        <w:rPr>
-          <w:rFonts w:eastAsiaTheme="minorHAnsi"/>
-        </w:rPr>
-        <w:t>URL: https://learn.microsoft.com/aspnet/core/</w:t>
-      </w:r>
-    </w:p>
-    <w:p>
-      <w:pPr>
-        <w:pStyle w:val="ListParagraph"/>
-        <w:spacing w:after="0" w:line="360" w:lineRule="auto"/>
-        <w:ind w:left="0" w:firstLine="709"/>
-        <w:jc w:val="both"/>
-        <w:rPr>
-          <w:rFonts w:eastAsiaTheme="minorHAnsi"/>
-        </w:rPr>
-      </w:pPr>
-      <w:r>
-        <w:rPr>
-          <w:rFonts w:eastAsiaTheme="minorHAnsi"/>
-        </w:rPr>
-        <w:t xml:space="preserve">2. Microsoft Docs. Blazor </w:t>
-      </w:r>
-      <w:proofErr w:type="spellStart"/>
-      <w:r>
-        <w:rPr>
-          <w:rFonts w:eastAsiaTheme="minorHAnsi"/>
-        </w:rPr>
-        <w:t>WebAssembly</w:t>
-      </w:r>
-      <w:proofErr w:type="spellEnd"/>
-      <w:r>
-        <w:rPr>
-          <w:rFonts w:eastAsiaTheme="minorHAnsi"/>
-        </w:rPr>
-        <w:t>. URL: https://learn.microsoft.com/aspnet/core/blazor/</w:t>
-      </w:r>
-    </w:p>
-    <w:p>
-      <w:pPr>
-        <w:pStyle w:val="ListParagraph"/>
-        <w:spacing w:after="0" w:line="360" w:lineRule="auto"/>
-        <w:ind w:left="0" w:firstLine="709"/>
-        <w:jc w:val="both"/>
-        <w:rPr>
-          <w:rFonts w:eastAsiaTheme="minorHAnsi"/>
-        </w:rPr>
-      </w:pPr>
-      <w:r>
-        <w:rPr>
-          <w:rFonts w:eastAsiaTheme="minorHAnsi"/>
-        </w:rPr>
-        <w:lastRenderedPageBreak/>
-        <w:t>3. Microsoft Docs. Entity Framework Core. URL: https://learn.microsoft.com/ef/core/</w:t>
-      </w:r>
-    </w:p>
-    <w:p>
-      <w:pPr>
-        <w:pStyle w:val="ListParagraph"/>
-        <w:spacing w:after="0" w:line="360" w:lineRule="auto"/>
-        <w:ind w:left="0" w:firstLine="709"/>
-        <w:jc w:val="both"/>
-        <w:rPr>
-          <w:rFonts w:eastAsiaTheme="minorHAnsi"/>
-          <w:i/>
-          <w:iCs/>
-        </w:rPr>
-      </w:pPr>
-      <w:r>
-        <w:rPr>
-          <w:rFonts w:eastAsiaTheme="minorHAnsi"/>
-        </w:rPr>
-        <w:t xml:space="preserve">4. PostgreSQL Documentation. </w:t>
-      </w:r>
-      <w:r>
-        <w:rPr>
-          <w:rFonts w:eastAsiaTheme="minorHAnsi"/>
-        </w:rPr>
-        <w:t>URL</w:t>
-      </w:r>
-      <w:hyperlink r:id="rId17" w:history="1">
+        <w:t xml:space="preserve">: </w:t>
+      </w:r>
+      <w:hyperlink r:id="rId27" w:history="1">
         <w:r>
           <w:rPr>
             <w:rStyle w:val="Hyperlink"/>
@@ -10918,6 +10696,479 @@
           <w:rPr>
             <w:rStyle w:val="Hyperlink"/>
             <w:rFonts w:eastAsiaTheme="minorHAnsi"/>
+            <w:lang w:val="ru-RU"/>
+          </w:rPr>
+          <w:t>://</w:t>
+        </w:r>
+        <w:r>
+          <w:rPr>
+            <w:rStyle w:val="Hyperlink"/>
+            <w:rFonts w:eastAsiaTheme="minorHAnsi"/>
+          </w:rPr>
+          <w:t>learn</w:t>
+        </w:r>
+        <w:r>
+          <w:rPr>
+            <w:rStyle w:val="Hyperlink"/>
+            <w:rFonts w:eastAsiaTheme="minorHAnsi"/>
+            <w:lang w:val="ru-RU"/>
+          </w:rPr>
+          <w:t>.</w:t>
+        </w:r>
+        <w:r>
+          <w:rPr>
+            <w:rStyle w:val="Hyperlink"/>
+            <w:rFonts w:eastAsiaTheme="minorHAnsi"/>
+          </w:rPr>
+          <w:t>microsoft</w:t>
+        </w:r>
+        <w:r>
+          <w:rPr>
+            <w:rStyle w:val="Hyperlink"/>
+            <w:rFonts w:eastAsiaTheme="minorHAnsi"/>
+            <w:lang w:val="ru-RU"/>
+          </w:rPr>
+          <w:t>.</w:t>
+        </w:r>
+        <w:r>
+          <w:rPr>
+            <w:rStyle w:val="Hyperlink"/>
+            <w:rFonts w:eastAsiaTheme="minorHAnsi"/>
+          </w:rPr>
+          <w:t>com</w:t>
+        </w:r>
+        <w:r>
+          <w:rPr>
+            <w:rStyle w:val="Hyperlink"/>
+            <w:rFonts w:eastAsiaTheme="minorHAnsi"/>
+            <w:lang w:val="ru-RU"/>
+          </w:rPr>
+          <w:t>/</w:t>
+        </w:r>
+        <w:r>
+          <w:rPr>
+            <w:rStyle w:val="Hyperlink"/>
+            <w:rFonts w:eastAsiaTheme="minorHAnsi"/>
+          </w:rPr>
+          <w:t>aspnet</w:t>
+        </w:r>
+        <w:r>
+          <w:rPr>
+            <w:rStyle w:val="Hyperlink"/>
+            <w:rFonts w:eastAsiaTheme="minorHAnsi"/>
+            <w:lang w:val="ru-RU"/>
+          </w:rPr>
+          <w:t>/</w:t>
+        </w:r>
+        <w:r>
+          <w:rPr>
+            <w:rStyle w:val="Hyperlink"/>
+            <w:rFonts w:eastAsiaTheme="minorHAnsi"/>
+          </w:rPr>
+          <w:t>core</w:t>
+        </w:r>
+        <w:r>
+          <w:rPr>
+            <w:rStyle w:val="Hyperlink"/>
+            <w:rFonts w:eastAsiaTheme="minorHAnsi"/>
+            <w:lang w:val="ru-RU"/>
+          </w:rPr>
+          <w:t>/</w:t>
+        </w:r>
+      </w:hyperlink>
+      <w:r>
+        <w:rPr>
+          <w:rFonts w:eastAsiaTheme="minorHAnsi"/>
+          <w:lang w:val="ru-RU"/>
+        </w:rPr>
+        <w:t xml:space="preserve"> (</w:t>
+      </w:r>
+      <w:r>
+        <w:rPr>
+          <w:rFonts w:eastAsiaTheme="minorHAnsi"/>
+          <w:lang w:val="ru-RU"/>
+        </w:rPr>
+        <w:t>Дата обращения</w:t>
+      </w:r>
+      <w:r>
+        <w:rPr>
+          <w:rFonts w:eastAsiaTheme="minorHAnsi"/>
+          <w:lang w:val="ru-RU"/>
+        </w:rPr>
+        <w:t xml:space="preserve">: </w:t>
+      </w:r>
+      <w:r>
+        <w:rPr>
+          <w:rFonts w:eastAsiaTheme="minorHAnsi"/>
+          <w:lang w:val="ru-RU"/>
+        </w:rPr>
+        <w:t>30.04.2026)</w:t>
+      </w:r>
+    </w:p>
+    <w:p>
+      <w:pPr>
+        <w:pStyle w:val="ListParagraph"/>
+        <w:spacing w:after="0" w:line="360" w:lineRule="auto"/>
+        <w:ind w:left="0" w:firstLine="709"/>
+        <w:jc w:val="both"/>
+        <w:rPr>
+          <w:rFonts w:eastAsiaTheme="minorHAnsi"/>
+          <w:lang w:val="ru-RU"/>
+        </w:rPr>
+      </w:pPr>
+      <w:r>
+        <w:rPr>
+          <w:rFonts w:eastAsiaTheme="minorHAnsi"/>
+        </w:rPr>
+        <w:t>2. Microsoft Docs. Blazor WebAssembly. URL</w:t>
+      </w:r>
+      <w:r>
+        <w:rPr>
+          <w:rFonts w:eastAsiaTheme="minorHAnsi"/>
+          <w:lang w:val="ru-RU"/>
+        </w:rPr>
+        <w:t xml:space="preserve">: </w:t>
+      </w:r>
+      <w:hyperlink r:id="rId28" w:history="1">
+        <w:r>
+          <w:rPr>
+            <w:rStyle w:val="Hyperlink"/>
+            <w:rFonts w:eastAsiaTheme="minorHAnsi"/>
+          </w:rPr>
+          <w:t>https</w:t>
+        </w:r>
+        <w:r>
+          <w:rPr>
+            <w:rStyle w:val="Hyperlink"/>
+            <w:rFonts w:eastAsiaTheme="minorHAnsi"/>
+            <w:lang w:val="ru-RU"/>
+          </w:rPr>
+          <w:t>://</w:t>
+        </w:r>
+        <w:r>
+          <w:rPr>
+            <w:rStyle w:val="Hyperlink"/>
+            <w:rFonts w:eastAsiaTheme="minorHAnsi"/>
+          </w:rPr>
+          <w:t>learn</w:t>
+        </w:r>
+        <w:r>
+          <w:rPr>
+            <w:rStyle w:val="Hyperlink"/>
+            <w:rFonts w:eastAsiaTheme="minorHAnsi"/>
+            <w:lang w:val="ru-RU"/>
+          </w:rPr>
+          <w:t>.</w:t>
+        </w:r>
+        <w:r>
+          <w:rPr>
+            <w:rStyle w:val="Hyperlink"/>
+            <w:rFonts w:eastAsiaTheme="minorHAnsi"/>
+          </w:rPr>
+          <w:t>microsoft</w:t>
+        </w:r>
+        <w:r>
+          <w:rPr>
+            <w:rStyle w:val="Hyperlink"/>
+            <w:rFonts w:eastAsiaTheme="minorHAnsi"/>
+            <w:lang w:val="ru-RU"/>
+          </w:rPr>
+          <w:t>.</w:t>
+        </w:r>
+        <w:r>
+          <w:rPr>
+            <w:rStyle w:val="Hyperlink"/>
+            <w:rFonts w:eastAsiaTheme="minorHAnsi"/>
+          </w:rPr>
+          <w:t>com</w:t>
+        </w:r>
+        <w:r>
+          <w:rPr>
+            <w:rStyle w:val="Hyperlink"/>
+            <w:rFonts w:eastAsiaTheme="minorHAnsi"/>
+            <w:lang w:val="ru-RU"/>
+          </w:rPr>
+          <w:t>/</w:t>
+        </w:r>
+        <w:r>
+          <w:rPr>
+            <w:rStyle w:val="Hyperlink"/>
+            <w:rFonts w:eastAsiaTheme="minorHAnsi"/>
+          </w:rPr>
+          <w:t>aspnet</w:t>
+        </w:r>
+        <w:r>
+          <w:rPr>
+            <w:rStyle w:val="Hyperlink"/>
+            <w:rFonts w:eastAsiaTheme="minorHAnsi"/>
+            <w:lang w:val="ru-RU"/>
+          </w:rPr>
+          <w:t>/</w:t>
+        </w:r>
+        <w:r>
+          <w:rPr>
+            <w:rStyle w:val="Hyperlink"/>
+            <w:rFonts w:eastAsiaTheme="minorHAnsi"/>
+          </w:rPr>
+          <w:t>core</w:t>
+        </w:r>
+        <w:r>
+          <w:rPr>
+            <w:rStyle w:val="Hyperlink"/>
+            <w:rFonts w:eastAsiaTheme="minorHAnsi"/>
+            <w:lang w:val="ru-RU"/>
+          </w:rPr>
+          <w:t>/</w:t>
+        </w:r>
+        <w:r>
+          <w:rPr>
+            <w:rStyle w:val="Hyperlink"/>
+            <w:rFonts w:eastAsiaTheme="minorHAnsi"/>
+          </w:rPr>
+          <w:t>blazor</w:t>
+        </w:r>
+        <w:r>
+          <w:rPr>
+            <w:rStyle w:val="Hyperlink"/>
+            <w:rFonts w:eastAsiaTheme="minorHAnsi"/>
+            <w:lang w:val="ru-RU"/>
+          </w:rPr>
+          <w:t>/</w:t>
+        </w:r>
+      </w:hyperlink>
+      <w:r>
+        <w:rPr>
+          <w:rFonts w:eastAsiaTheme="minorHAnsi"/>
+          <w:lang w:val="ru-RU"/>
+        </w:rPr>
+        <w:t xml:space="preserve"> </w:t>
+      </w:r>
+      <w:r>
+        <w:rPr>
+          <w:rFonts w:eastAsiaTheme="minorHAnsi"/>
+          <w:lang w:val="ru-RU"/>
+        </w:rPr>
+        <w:t>(</w:t>
+      </w:r>
+      <w:r>
+        <w:rPr>
+          <w:rFonts w:eastAsiaTheme="minorHAnsi"/>
+          <w:lang w:val="ru-RU"/>
+        </w:rPr>
+        <w:t>Дата обращения</w:t>
+      </w:r>
+      <w:r>
+        <w:rPr>
+          <w:rFonts w:eastAsiaTheme="minorHAnsi"/>
+          <w:lang w:val="ru-RU"/>
+        </w:rPr>
+        <w:t xml:space="preserve">: </w:t>
+      </w:r>
+      <w:r>
+        <w:rPr>
+          <w:rFonts w:eastAsiaTheme="minorHAnsi"/>
+          <w:lang w:val="ru-RU"/>
+        </w:rPr>
+        <w:t>30.04.2026)</w:t>
+      </w:r>
+    </w:p>
+    <w:p>
+      <w:pPr>
+        <w:pStyle w:val="ListParagraph"/>
+        <w:spacing w:after="0" w:line="360" w:lineRule="auto"/>
+        <w:ind w:left="0" w:firstLine="709"/>
+        <w:jc w:val="both"/>
+        <w:rPr>
+          <w:rFonts w:eastAsiaTheme="minorHAnsi"/>
+          <w:lang w:val="ru-RU"/>
+        </w:rPr>
+      </w:pPr>
+      <w:r>
+        <w:rPr>
+          <w:rFonts w:eastAsiaTheme="minorHAnsi"/>
+        </w:rPr>
+        <w:t>3. Microsoft Docs. Entity Framework Core. URL</w:t>
+      </w:r>
+      <w:r>
+        <w:rPr>
+          <w:rFonts w:eastAsiaTheme="minorHAnsi"/>
+          <w:lang w:val="ru-RU"/>
+        </w:rPr>
+        <w:t xml:space="preserve">: </w:t>
+      </w:r>
+      <w:hyperlink r:id="rId29" w:history="1">
+        <w:r>
+          <w:rPr>
+            <w:rStyle w:val="Hyperlink"/>
+            <w:rFonts w:eastAsiaTheme="minorHAnsi"/>
+          </w:rPr>
+          <w:t>https</w:t>
+        </w:r>
+        <w:r>
+          <w:rPr>
+            <w:rStyle w:val="Hyperlink"/>
+            <w:rFonts w:eastAsiaTheme="minorHAnsi"/>
+            <w:lang w:val="ru-RU"/>
+          </w:rPr>
+          <w:t>://</w:t>
+        </w:r>
+        <w:r>
+          <w:rPr>
+            <w:rStyle w:val="Hyperlink"/>
+            <w:rFonts w:eastAsiaTheme="minorHAnsi"/>
+          </w:rPr>
+          <w:t>learn</w:t>
+        </w:r>
+        <w:r>
+          <w:rPr>
+            <w:rStyle w:val="Hyperlink"/>
+            <w:rFonts w:eastAsiaTheme="minorHAnsi"/>
+            <w:lang w:val="ru-RU"/>
+          </w:rPr>
+          <w:t>.</w:t>
+        </w:r>
+        <w:r>
+          <w:rPr>
+            <w:rStyle w:val="Hyperlink"/>
+            <w:rFonts w:eastAsiaTheme="minorHAnsi"/>
+          </w:rPr>
+          <w:t>microsoft</w:t>
+        </w:r>
+        <w:r>
+          <w:rPr>
+            <w:rStyle w:val="Hyperlink"/>
+            <w:rFonts w:eastAsiaTheme="minorHAnsi"/>
+            <w:lang w:val="ru-RU"/>
+          </w:rPr>
+          <w:t>.</w:t>
+        </w:r>
+        <w:r>
+          <w:rPr>
+            <w:rStyle w:val="Hyperlink"/>
+            <w:rFonts w:eastAsiaTheme="minorHAnsi"/>
+          </w:rPr>
+          <w:t>com</w:t>
+        </w:r>
+        <w:r>
+          <w:rPr>
+            <w:rStyle w:val="Hyperlink"/>
+            <w:rFonts w:eastAsiaTheme="minorHAnsi"/>
+            <w:lang w:val="ru-RU"/>
+          </w:rPr>
+          <w:t>/</w:t>
+        </w:r>
+        <w:r>
+          <w:rPr>
+            <w:rStyle w:val="Hyperlink"/>
+            <w:rFonts w:eastAsiaTheme="minorHAnsi"/>
+          </w:rPr>
+          <w:t>ef</w:t>
+        </w:r>
+        <w:r>
+          <w:rPr>
+            <w:rStyle w:val="Hyperlink"/>
+            <w:rFonts w:eastAsiaTheme="minorHAnsi"/>
+            <w:lang w:val="ru-RU"/>
+          </w:rPr>
+          <w:t>/</w:t>
+        </w:r>
+        <w:r>
+          <w:rPr>
+            <w:rStyle w:val="Hyperlink"/>
+            <w:rFonts w:eastAsiaTheme="minorHAnsi"/>
+          </w:rPr>
+          <w:t>core</w:t>
+        </w:r>
+        <w:r>
+          <w:rPr>
+            <w:rStyle w:val="Hyperlink"/>
+            <w:rFonts w:eastAsiaTheme="minorHAnsi"/>
+            <w:lang w:val="ru-RU"/>
+          </w:rPr>
+          <w:t>/</w:t>
+        </w:r>
+      </w:hyperlink>
+      <w:r>
+        <w:rPr>
+          <w:rFonts w:eastAsiaTheme="minorHAnsi"/>
+          <w:lang w:val="ru-RU"/>
+        </w:rPr>
+        <w:t xml:space="preserve"> </w:t>
+      </w:r>
+      <w:r>
+        <w:rPr>
+          <w:rFonts w:eastAsiaTheme="minorHAnsi"/>
+          <w:lang w:val="ru-RU"/>
+        </w:rPr>
+        <w:t>(</w:t>
+      </w:r>
+      <w:r>
+        <w:rPr>
+          <w:rFonts w:eastAsiaTheme="minorHAnsi"/>
+          <w:lang w:val="ru-RU"/>
+        </w:rPr>
+        <w:t>Дата обращения</w:t>
+      </w:r>
+      <w:r>
+        <w:rPr>
+          <w:rFonts w:eastAsiaTheme="minorHAnsi"/>
+          <w:lang w:val="ru-RU"/>
+        </w:rPr>
+        <w:t xml:space="preserve">: </w:t>
+      </w:r>
+      <w:r>
+        <w:rPr>
+          <w:rFonts w:eastAsiaTheme="minorHAnsi"/>
+          <w:lang w:val="ru-RU"/>
+        </w:rPr>
+        <w:t>30.04.2026)</w:t>
+      </w:r>
+    </w:p>
+    <w:p>
+      <w:pPr>
+        <w:pStyle w:val="ListParagraph"/>
+        <w:spacing w:after="0" w:line="360" w:lineRule="auto"/>
+        <w:ind w:left="0" w:firstLine="709"/>
+        <w:jc w:val="both"/>
+        <w:rPr>
+          <w:rFonts w:eastAsiaTheme="minorHAnsi"/>
+          <w:i/>
+          <w:iCs/>
+          <w:lang w:val="ru-RU"/>
+        </w:rPr>
+      </w:pPr>
+      <w:r>
+        <w:rPr>
+          <w:rFonts w:eastAsiaTheme="minorHAnsi"/>
+        </w:rPr>
+        <w:t xml:space="preserve">4. PostgreSQL Documentation. </w:t>
+      </w:r>
+      <w:r>
+        <w:rPr>
+          <w:rFonts w:eastAsiaTheme="minorHAnsi"/>
+        </w:rPr>
+        <w:t>URL</w:t>
+      </w:r>
+      <w:r>
+        <w:rPr>
+          <w:rFonts w:eastAsiaTheme="minorHAnsi"/>
+          <w:lang w:val="ru-RU"/>
+        </w:rPr>
+        <w:t xml:space="preserve">: </w:t>
+      </w:r>
+      <w:hyperlink r:id="rId30" w:history="1">
+        <w:r>
+          <w:rPr>
+            <w:rStyle w:val="Hyperlink"/>
+            <w:rFonts w:eastAsiaTheme="minorHAnsi"/>
+          </w:rPr>
+          <w:t>https</w:t>
+        </w:r>
+        <w:r>
+          <w:rPr>
+            <w:rStyle w:val="Hyperlink"/>
+            <w:rFonts w:eastAsiaTheme="minorHAnsi"/>
+            <w:lang w:val="ru-RU"/>
           </w:rPr>
           <w:t>://</w:t>
         </w:r>
@@ -10932,6 +11183,7 @@
           <w:rPr>
             <w:rStyle w:val="Hyperlink"/>
             <w:rFonts w:eastAsiaTheme="minorHAnsi"/>
+            <w:lang w:val="ru-RU"/>
           </w:rPr>
           <w:t>.</w:t>
         </w:r>
@@ -10946,6 +11198,7 @@
           <w:rPr>
             <w:rStyle w:val="Hyperlink"/>
             <w:rFonts w:eastAsiaTheme="minorHAnsi"/>
+            <w:lang w:val="ru-RU"/>
           </w:rPr>
           <w:t>.</w:t>
         </w:r>
@@ -10960,6 +11213,7 @@
           <w:rPr>
             <w:rStyle w:val="Hyperlink"/>
             <w:rFonts w:eastAsiaTheme="minorHAnsi"/>
+            <w:lang w:val="ru-RU"/>
           </w:rPr>
           <w:t>/</w:t>
         </w:r>
@@ -10974,6 +11228,7 @@
           <w:rPr>
             <w:rStyle w:val="Hyperlink"/>
             <w:rFonts w:eastAsiaTheme="minorHAnsi"/>
+            <w:lang w:val="ru-RU"/>
           </w:rPr>
           <w:t>/</w:t>
         </w:r>
@@ -10981,8 +11236,37 @@
       <w:r>
         <w:rPr>
           <w:rFonts w:eastAsiaTheme="minorHAnsi"/>
+          <w:lang w:val="ru-RU"/>
         </w:rPr>
         <w:t xml:space="preserve"> </w:t>
+      </w:r>
+      <w:r>
+        <w:rPr>
+          <w:rFonts w:eastAsiaTheme="minorHAnsi"/>
+          <w:lang w:val="ru-RU"/>
+        </w:rPr>
+        <w:t>(</w:t>
+      </w:r>
+      <w:r>
+        <w:rPr>
+          <w:rFonts w:eastAsiaTheme="minorHAnsi"/>
+          <w:lang w:val="ru-RU"/>
+        </w:rPr>
+        <w:t>Дата обращения</w:t>
+      </w:r>
+      <w:r>
+        <w:rPr>
+          <w:rFonts w:eastAsiaTheme="minorHAnsi"/>
+          <w:lang w:val="ru-RU"/>
+        </w:rPr>
+        <w:t xml:space="preserve">: </w:t>
+      </w:r>
+      <w:r>
+        <w:rPr>
+          <w:rFonts w:eastAsiaTheme="minorHAnsi"/>
+          <w:lang w:val="ru-RU"/>
+        </w:rPr>
+        <w:t>30.04.2026)</w:t>
       </w:r>
     </w:p>
     <w:p>
@@ -10993,78 +11277,371 @@
         <w:jc w:val="both"/>
         <w:rPr>
           <w:rFonts w:eastAsiaTheme="minorHAnsi"/>
+          <w:lang w:val="ru-RU"/>
         </w:rPr>
       </w:pPr>
       <w:r>
         <w:rPr>
           <w:rFonts w:eastAsiaTheme="minorHAnsi"/>
         </w:rPr>
-        <w:t xml:space="preserve">5. Docker Documentation. URL: </w:t>
-      </w:r>
-      <w:hyperlink r:id="rId18" w:history="1">
+        <w:t>5. Docker Documentation. URL</w:t>
+      </w:r>
+      <w:r>
+        <w:rPr>
+          <w:rFonts w:eastAsiaTheme="minorHAnsi"/>
+          <w:lang w:val="ru-RU"/>
+        </w:rPr>
+        <w:t xml:space="preserve">: </w:t>
+      </w:r>
+      <w:hyperlink r:id="rId31" w:history="1">
         <w:r>
           <w:rPr>
             <w:rStyle w:val="Hyperlink"/>
             <w:rFonts w:eastAsiaTheme="minorHAnsi"/>
           </w:rPr>
-          <w:t>https://docs.docker.com/</w:t>
+          <w:t>https</w:t>
         </w:r>
-      </w:hyperlink>
-    </w:p>
-    <w:p>
-      <w:pPr>
-        <w:pStyle w:val="ListParagraph"/>
-        <w:spacing w:after="0" w:line="360" w:lineRule="auto"/>
-        <w:ind w:left="0" w:firstLine="709"/>
-        <w:jc w:val="both"/>
-        <w:rPr>
-          <w:rFonts w:eastAsiaTheme="minorHAnsi"/>
-        </w:rPr>
-      </w:pPr>
-      <w:r>
-        <w:rPr>
-          <w:rFonts w:eastAsiaTheme="minorHAnsi"/>
-        </w:rPr>
-        <w:t xml:space="preserve">6. JWT Introduction. URL: </w:t>
-      </w:r>
-      <w:hyperlink r:id="rId19" w:history="1">
+        <w:r>
+          <w:rPr>
+            <w:rStyle w:val="Hyperlink"/>
+            <w:rFonts w:eastAsiaTheme="minorHAnsi"/>
+            <w:lang w:val="ru-RU"/>
+          </w:rPr>
+          <w:t>://</w:t>
+        </w:r>
         <w:r>
           <w:rPr>
             <w:rStyle w:val="Hyperlink"/>
             <w:rFonts w:eastAsiaTheme="minorHAnsi"/>
           </w:rPr>
-          <w:t>https://jwt.io/introduction</w:t>
+          <w:t>docs</w:t>
         </w:r>
-      </w:hyperlink>
-    </w:p>
-    <w:p>
-      <w:pPr>
-        <w:pStyle w:val="ListParagraph"/>
-        <w:spacing w:after="0" w:line="360" w:lineRule="auto"/>
-        <w:ind w:left="0" w:firstLine="709"/>
-        <w:jc w:val="both"/>
-        <w:rPr>
-          <w:rFonts w:eastAsiaTheme="minorHAnsi"/>
-        </w:rPr>
-      </w:pPr>
-      <w:r>
-        <w:rPr>
-          <w:rFonts w:eastAsiaTheme="minorHAnsi"/>
-        </w:rPr>
-        <w:t xml:space="preserve">7. Tuna Documentation. URL: </w:t>
-      </w:r>
-      <w:hyperlink r:id="rId20" w:history="1">
+        <w:r>
+          <w:rPr>
+            <w:rStyle w:val="Hyperlink"/>
+            <w:rFonts w:eastAsiaTheme="minorHAnsi"/>
+            <w:lang w:val="ru-RU"/>
+          </w:rPr>
+          <w:t>.</w:t>
+        </w:r>
         <w:r>
           <w:rPr>
             <w:rStyle w:val="Hyperlink"/>
             <w:rFonts w:eastAsiaTheme="minorHAnsi"/>
           </w:rPr>
-          <w:t>https://tuna.am/docs/</w:t>
+          <w:t>docker</w:t>
+        </w:r>
+        <w:r>
+          <w:rPr>
+            <w:rStyle w:val="Hyperlink"/>
+            <w:rFonts w:eastAsiaTheme="minorHAnsi"/>
+            <w:lang w:val="ru-RU"/>
+          </w:rPr>
+          <w:t>.</w:t>
+        </w:r>
+        <w:r>
+          <w:rPr>
+            <w:rStyle w:val="Hyperlink"/>
+            <w:rFonts w:eastAsiaTheme="minorHAnsi"/>
+          </w:rPr>
+          <w:t>com</w:t>
+        </w:r>
+        <w:r>
+          <w:rPr>
+            <w:rStyle w:val="Hyperlink"/>
+            <w:rFonts w:eastAsiaTheme="minorHAnsi"/>
+            <w:lang w:val="ru-RU"/>
+          </w:rPr>
+          <w:t>/</w:t>
         </w:r>
       </w:hyperlink>
+      <w:r>
+        <w:rPr>
+          <w:rFonts w:eastAsiaTheme="minorHAnsi"/>
+          <w:lang w:val="ru-RU"/>
+        </w:rPr>
+        <w:t>(</w:t>
+      </w:r>
+      <w:r>
+        <w:rPr>
+          <w:rFonts w:eastAsiaTheme="minorHAnsi"/>
+          <w:lang w:val="ru-RU"/>
+        </w:rPr>
+        <w:t>Дата обращения</w:t>
+      </w:r>
+      <w:r>
+        <w:rPr>
+          <w:rFonts w:eastAsiaTheme="minorHAnsi"/>
+          <w:lang w:val="ru-RU"/>
+        </w:rPr>
+        <w:t xml:space="preserve">: </w:t>
+      </w:r>
+      <w:r>
+        <w:rPr>
+          <w:rFonts w:eastAsiaTheme="minorHAnsi"/>
+          <w:lang w:val="ru-RU"/>
+        </w:rPr>
+        <w:t>30.04.2026)</w:t>
+      </w:r>
+    </w:p>
+    <w:p>
+      <w:pPr>
+        <w:pStyle w:val="ListParagraph"/>
+        <w:spacing w:after="0" w:line="360" w:lineRule="auto"/>
+        <w:ind w:left="0" w:firstLine="709"/>
+        <w:jc w:val="both"/>
+        <w:rPr>
+          <w:rFonts w:eastAsiaTheme="minorHAnsi"/>
+          <w:lang w:val="ru-RU"/>
+        </w:rPr>
+      </w:pPr>
+      <w:r>
+        <w:rPr>
+          <w:rFonts w:eastAsiaTheme="minorHAnsi"/>
+        </w:rPr>
+        <w:t>6. JWT Introduction. URL</w:t>
+      </w:r>
+      <w:r>
+        <w:rPr>
+          <w:rFonts w:eastAsiaTheme="minorHAnsi"/>
+          <w:lang w:val="ru-RU"/>
+        </w:rPr>
+        <w:t xml:space="preserve">: </w:t>
+      </w:r>
+      <w:hyperlink r:id="rId32" w:history="1">
+        <w:r>
+          <w:rPr>
+            <w:rStyle w:val="Hyperlink"/>
+            <w:rFonts w:eastAsiaTheme="minorHAnsi"/>
+          </w:rPr>
+          <w:t>https</w:t>
+        </w:r>
+        <w:r>
+          <w:rPr>
+            <w:rStyle w:val="Hyperlink"/>
+            <w:rFonts w:eastAsiaTheme="minorHAnsi"/>
+            <w:lang w:val="ru-RU"/>
+          </w:rPr>
+          <w:t>://</w:t>
+        </w:r>
+        <w:r>
+          <w:rPr>
+            <w:rStyle w:val="Hyperlink"/>
+            <w:rFonts w:eastAsiaTheme="minorHAnsi"/>
+          </w:rPr>
+          <w:t>jwt</w:t>
+        </w:r>
+        <w:r>
+          <w:rPr>
+            <w:rStyle w:val="Hyperlink"/>
+            <w:rFonts w:eastAsiaTheme="minorHAnsi"/>
+            <w:lang w:val="ru-RU"/>
+          </w:rPr>
+          <w:t>.</w:t>
+        </w:r>
+        <w:r>
+          <w:rPr>
+            <w:rStyle w:val="Hyperlink"/>
+            <w:rFonts w:eastAsiaTheme="minorHAnsi"/>
+          </w:rPr>
+          <w:t>io</w:t>
+        </w:r>
+        <w:r>
+          <w:rPr>
+            <w:rStyle w:val="Hyperlink"/>
+            <w:rFonts w:eastAsiaTheme="minorHAnsi"/>
+            <w:lang w:val="ru-RU"/>
+          </w:rPr>
+          <w:t>/</w:t>
+        </w:r>
+        <w:r>
+          <w:rPr>
+            <w:rStyle w:val="Hyperlink"/>
+            <w:rFonts w:eastAsiaTheme="minorHAnsi"/>
+          </w:rPr>
+          <w:t>introduction</w:t>
+        </w:r>
+      </w:hyperlink>
+      <w:r>
+        <w:rPr>
+          <w:rFonts w:eastAsiaTheme="minorHAnsi"/>
+          <w:lang w:val="ru-RU"/>
+        </w:rPr>
+        <w:t>(</w:t>
+      </w:r>
+      <w:r>
+        <w:rPr>
+          <w:rFonts w:eastAsiaTheme="minorHAnsi"/>
+          <w:lang w:val="ru-RU"/>
+        </w:rPr>
+        <w:t>Дата обращения</w:t>
+      </w:r>
+      <w:r>
+        <w:rPr>
+          <w:rFonts w:eastAsiaTheme="minorHAnsi"/>
+          <w:lang w:val="ru-RU"/>
+        </w:rPr>
+        <w:t xml:space="preserve">: </w:t>
+      </w:r>
+      <w:r>
+        <w:rPr>
+          <w:rFonts w:eastAsiaTheme="minorHAnsi"/>
+          <w:lang w:val="ru-RU"/>
+        </w:rPr>
+        <w:t>30.04.2026)</w:t>
+      </w:r>
+    </w:p>
+    <w:p>
+      <w:pPr>
+        <w:pStyle w:val="ListParagraph"/>
+        <w:spacing w:after="0" w:line="360" w:lineRule="auto"/>
+        <w:ind w:left="0" w:firstLine="709"/>
+        <w:jc w:val="both"/>
+        <w:rPr>
+          <w:rFonts w:eastAsiaTheme="minorHAnsi"/>
+          <w:lang w:val="ru-RU"/>
+        </w:rPr>
+      </w:pPr>
+      <w:r>
+        <w:rPr>
+          <w:rFonts w:eastAsiaTheme="minorHAnsi"/>
+        </w:rPr>
+        <w:t>7. Tuna Documentation. URL</w:t>
+      </w:r>
+      <w:r>
+        <w:rPr>
+          <w:rFonts w:eastAsiaTheme="minorHAnsi"/>
+          <w:lang w:val="ru-RU"/>
+        </w:rPr>
+        <w:t xml:space="preserve">: </w:t>
+      </w:r>
+      <w:hyperlink r:id="rId33" w:history="1">
+        <w:r>
+          <w:rPr>
+            <w:rStyle w:val="Hyperlink"/>
+            <w:rFonts w:eastAsiaTheme="minorHAnsi"/>
+          </w:rPr>
+          <w:t>https</w:t>
+        </w:r>
+        <w:r>
+          <w:rPr>
+            <w:rStyle w:val="Hyperlink"/>
+            <w:rFonts w:eastAsiaTheme="minorHAnsi"/>
+            <w:lang w:val="ru-RU"/>
+          </w:rPr>
+          <w:t>://</w:t>
+        </w:r>
+        <w:r>
+          <w:rPr>
+            <w:rStyle w:val="Hyperlink"/>
+            <w:rFonts w:eastAsiaTheme="minorHAnsi"/>
+          </w:rPr>
+          <w:t>tuna</w:t>
+        </w:r>
+        <w:r>
+          <w:rPr>
+            <w:rStyle w:val="Hyperlink"/>
+            <w:rFonts w:eastAsiaTheme="minorHAnsi"/>
+            <w:lang w:val="ru-RU"/>
+          </w:rPr>
+          <w:t>.</w:t>
+        </w:r>
+        <w:r>
+          <w:rPr>
+            <w:rStyle w:val="Hyperlink"/>
+            <w:rFonts w:eastAsiaTheme="minorHAnsi"/>
+          </w:rPr>
+          <w:t>am</w:t>
+        </w:r>
+        <w:r>
+          <w:rPr>
+            <w:rStyle w:val="Hyperlink"/>
+            <w:rFonts w:eastAsiaTheme="minorHAnsi"/>
+            <w:lang w:val="ru-RU"/>
+          </w:rPr>
+          <w:t>/</w:t>
+        </w:r>
+        <w:r>
+          <w:rPr>
+            <w:rStyle w:val="Hyperlink"/>
+            <w:rFonts w:eastAsiaTheme="minorHAnsi"/>
+          </w:rPr>
+          <w:t>docs</w:t>
+        </w:r>
+        <w:r>
+          <w:rPr>
+            <w:rStyle w:val="Hyperlink"/>
+            <w:rFonts w:eastAsiaTheme="minorHAnsi"/>
+            <w:lang w:val="ru-RU"/>
+          </w:rPr>
+          <w:t>/</w:t>
+        </w:r>
+      </w:hyperlink>
+      <w:r>
+        <w:rPr>
+          <w:rFonts w:eastAsiaTheme="minorHAnsi"/>
+          <w:lang w:val="ru-RU"/>
+        </w:rPr>
+        <w:t>(</w:t>
+      </w:r>
+      <w:r>
+        <w:rPr>
+          <w:rFonts w:eastAsiaTheme="minorHAnsi"/>
+          <w:lang w:val="ru-RU"/>
+        </w:rPr>
+        <w:t>Дата обращения</w:t>
+      </w:r>
+      <w:r>
+        <w:rPr>
+          <w:rFonts w:eastAsiaTheme="minorHAnsi"/>
+          <w:lang w:val="ru-RU"/>
+        </w:rPr>
+        <w:t xml:space="preserve">: </w:t>
+      </w:r>
+      <w:r>
+        <w:rPr>
+          <w:rFonts w:eastAsiaTheme="minorHAnsi"/>
+          <w:lang w:val="ru-RU"/>
+        </w:rPr>
+        <w:t>30.04.2026)</w:t>
+      </w:r>
+    </w:p>
+    <w:p>
+      <w:pPr>
+        <w:rPr>
+          <w:rFonts w:eastAsiaTheme="minorHAnsi"/>
+          <w:lang w:val="ru-RU"/>
+        </w:rPr>
+      </w:pPr>
+      <w:r>
+        <w:rPr>
+          <w:rFonts w:eastAsiaTheme="minorHAnsi"/>
+          <w:lang w:val="ru-RU"/>
+        </w:rPr>
+        <w:br w:type="page"/>
+      </w:r>
+    </w:p>
+    <w:p>
+      <w:pPr>
+        <w:pStyle w:val="Heading1"/>
+      </w:pPr>
+      <w:r>
+        <w:lastRenderedPageBreak/>
+        <w:t>ПРИЛОЖЕНИЕ</w:t>
+      </w:r>
+      <w:r>
+        <w:t xml:space="preserve"> А</w:t>
+      </w:r>
+    </w:p>
+    <w:p>
+      <w:pPr>
+        <w:rPr>
+          <w:lang w:val="ru-RU"/>
+        </w:rPr>
+      </w:pPr>
     </w:p>
     <w:sectPr>
-      <w:footerReference w:type="default" r:id="rId21"/>
+      <w:footerReference w:type="default" r:id="rId34"/>
       <w:pgSz w:w="12240" w:h="15840"/>
       <w:pgMar w:top="1134" w:right="850" w:bottom="1134" w:left="1701" w:header="720" w:footer="720" w:gutter="0"/>
       <w:cols w:space="720"/>
@@ -11897,7 +12474,7 @@
   <w:style w:type="paragraph" w:default="1" w:styleId="Normal">
     <w:name w:val="Normal"/>
     <w:qFormat/>
-    <w:rsid w:val="00934BE7"/>
+    <w:rsid w:val="00A90CAC"/>
     <w:rPr>
       <w:rFonts w:ascii="Times New Roman" w:hAnsi="Times New Roman"/>
       <w:sz w:val="28"/>
@@ -12119,7 +12696,6 @@
   <w:style w:type="character" w:default="1" w:styleId="DefaultParagraphFont">
     <w:name w:val="Default Paragraph Font"/>
     <w:uiPriority w:val="1"/>
-    <w:semiHidden/>
     <w:unhideWhenUsed/>
   </w:style>
   <w:style w:type="table" w:default="1" w:styleId="TableNormal">
@@ -22946,6 +23522,18 @@
       <w:shd w:val="clear" w:color="auto" w:fill="E1DFDD"/>
     </w:rPr>
   </w:style>
+  <w:style w:type="character" w:styleId="FollowedHyperlink">
+    <w:name w:val="FollowedHyperlink"/>
+    <w:basedOn w:val="DefaultParagraphFont"/>
+    <w:uiPriority w:val="99"/>
+    <w:semiHidden/>
+    <w:unhideWhenUsed/>
+    <w:rsid w:val="00FB17AE"/>
+    <w:rPr>
+      <w:color w:val="800080" w:themeColor="followedHyperlink"/>
+      <w:u w:val="single"/>
+    </w:rPr>
+  </w:style>
 </w:styles>
 </file>
 

--- a/Runews_Курсовой_проект.docx
+++ b/Runews_Курсовой_проект.docx
@@ -367,6 +367,7 @@
         </w:rPr>
         <w:t xml:space="preserve">-приложения </w:t>
       </w:r>
+      <w:proofErr w:type="spellStart"/>
       <w:r>
         <w:rPr>
           <w:rFonts w:cs="Times New Roman"/>
@@ -374,6 +375,7 @@
         </w:rPr>
         <w:t>Runews</w:t>
       </w:r>
+      <w:proofErr w:type="spellEnd"/>
       <w:r>
         <w:rPr>
           <w:rFonts w:cs="Times New Roman"/>
@@ -723,24 +725,6 @@
           <w:lang w:val="ru-RU"/>
         </w:rPr>
       </w:pPr>
-    </w:p>
-    <w:p>
-      <w:pPr>
-        <w:jc w:val="center"/>
-        <w:rPr>
-          <w:rFonts w:cs="Times New Roman"/>
-          <w:szCs w:val="28"/>
-          <w:lang w:val="ru-RU"/>
-        </w:rPr>
-      </w:pPr>
-      <w:r>
-        <w:rPr>
-          <w:rFonts w:cs="Times New Roman"/>
-          <w:szCs w:val="28"/>
-          <w:lang w:val="ru-RU"/>
-        </w:rPr>
-        <w:t>Казань, 2026</w:t>
-      </w:r>
     </w:p>
     <w:p>
       <w:pPr>
@@ -2685,7 +2669,79 @@
           <w:szCs w:val="28"/>
           <w:lang w:val="ru-RU"/>
         </w:rPr>
-        <w:t>Целью данной курсовой работы является разработка новостного WEB-приложения Runews, объединяющего серверную часть на ASP.NET Core Web API, клиентскую часть на Blazor WebAssembly и базу данных PostgreSQL. Система предназначена для просмотра новостной ленты, публикации пользовательских материалов, подключения внешних RSS/scraper-источников, модерации контента, обработки жалоб и персонализации выдачи по тегам.</w:t>
+        <w:t xml:space="preserve">Целью данной курсовой работы является разработка новостного WEB-приложения </w:t>
+      </w:r>
+      <w:proofErr w:type="spellStart"/>
+      <w:r>
+        <w:rPr>
+          <w:rFonts w:eastAsiaTheme="minorHAnsi" w:cs="Times New Roman"/>
+          <w:szCs w:val="28"/>
+          <w:lang w:val="ru-RU"/>
+        </w:rPr>
+        <w:t>Runews</w:t>
+      </w:r>
+      <w:proofErr w:type="spellEnd"/>
+      <w:r>
+        <w:rPr>
+          <w:rFonts w:eastAsiaTheme="minorHAnsi" w:cs="Times New Roman"/>
+          <w:szCs w:val="28"/>
+          <w:lang w:val="ru-RU"/>
+        </w:rPr>
+        <w:t xml:space="preserve">, объединяющего серверную часть на ASP.NET Core Web API, клиентскую часть на </w:t>
+      </w:r>
+      <w:proofErr w:type="spellStart"/>
+      <w:r>
+        <w:rPr>
+          <w:rFonts w:eastAsiaTheme="minorHAnsi" w:cs="Times New Roman"/>
+          <w:szCs w:val="28"/>
+          <w:lang w:val="ru-RU"/>
+        </w:rPr>
+        <w:t>Blazor</w:t>
+      </w:r>
+      <w:proofErr w:type="spellEnd"/>
+      <w:r>
+        <w:rPr>
+          <w:rFonts w:eastAsiaTheme="minorHAnsi" w:cs="Times New Roman"/>
+          <w:szCs w:val="28"/>
+          <w:lang w:val="ru-RU"/>
+        </w:rPr>
+        <w:t xml:space="preserve"> </w:t>
+      </w:r>
+      <w:proofErr w:type="spellStart"/>
+      <w:r>
+        <w:rPr>
+          <w:rFonts w:eastAsiaTheme="minorHAnsi" w:cs="Times New Roman"/>
+          <w:szCs w:val="28"/>
+          <w:lang w:val="ru-RU"/>
+        </w:rPr>
+        <w:t>WebAssembly</w:t>
+      </w:r>
+      <w:proofErr w:type="spellEnd"/>
+      <w:r>
+        <w:rPr>
+          <w:rFonts w:eastAsiaTheme="minorHAnsi" w:cs="Times New Roman"/>
+          <w:szCs w:val="28"/>
+          <w:lang w:val="ru-RU"/>
+        </w:rPr>
+        <w:t xml:space="preserve"> и базу данных PostgreSQL. Система предназначена для просмотра новостной ленты, публикации пользовательских материалов, подключения внешних RSS/</w:t>
+      </w:r>
+      <w:proofErr w:type="spellStart"/>
+      <w:r>
+        <w:rPr>
+          <w:rFonts w:eastAsiaTheme="minorHAnsi" w:cs="Times New Roman"/>
+          <w:szCs w:val="28"/>
+          <w:lang w:val="ru-RU"/>
+        </w:rPr>
+        <w:t>scraper</w:t>
+      </w:r>
+      <w:proofErr w:type="spellEnd"/>
+      <w:r>
+        <w:rPr>
+          <w:rFonts w:eastAsiaTheme="minorHAnsi" w:cs="Times New Roman"/>
+          <w:szCs w:val="28"/>
+          <w:lang w:val="ru-RU"/>
+        </w:rPr>
+        <w:t>-источников, модерации контента, обработки жалоб и персонализации выдачи по тегам.</w:t>
       </w:r>
     </w:p>
     <w:p>
@@ -2708,7 +2764,79 @@
           <w:szCs w:val="28"/>
           <w:lang w:val="ru-RU"/>
         </w:rPr>
-        <w:t>В процессе разработки были реализованы механизмы регистрации и подтверждения email, JWT-аутентификации, разграничения ролей, управления статьями, комментариями, тегами, сторонними источниками и пользовательскими профилями. Для развертывания использована Docker-инфраструктура с Nginx, PostgreSQL, API-контейнером и возможностью публикации приложения через HTTP-туннель Tuna.</w:t>
+        <w:t xml:space="preserve">В процессе разработки были реализованы механизмы регистрации и подтверждения </w:t>
+      </w:r>
+      <w:proofErr w:type="spellStart"/>
+      <w:r>
+        <w:rPr>
+          <w:rFonts w:eastAsiaTheme="minorHAnsi" w:cs="Times New Roman"/>
+          <w:szCs w:val="28"/>
+          <w:lang w:val="ru-RU"/>
+        </w:rPr>
+        <w:t>email</w:t>
+      </w:r>
+      <w:proofErr w:type="spellEnd"/>
+      <w:r>
+        <w:rPr>
+          <w:rFonts w:eastAsiaTheme="minorHAnsi" w:cs="Times New Roman"/>
+          <w:szCs w:val="28"/>
+          <w:lang w:val="ru-RU"/>
+        </w:rPr>
+        <w:t xml:space="preserve">, JWT-аутентификации, разграничения ролей, управления статьями, комментариями, тегами, сторонними источниками и пользовательскими профилями. Для развертывания использована </w:t>
+      </w:r>
+      <w:proofErr w:type="spellStart"/>
+      <w:r>
+        <w:rPr>
+          <w:rFonts w:eastAsiaTheme="minorHAnsi" w:cs="Times New Roman"/>
+          <w:szCs w:val="28"/>
+          <w:lang w:val="ru-RU"/>
+        </w:rPr>
+        <w:t>Docker</w:t>
+      </w:r>
+      <w:proofErr w:type="spellEnd"/>
+      <w:r>
+        <w:rPr>
+          <w:rFonts w:eastAsiaTheme="minorHAnsi" w:cs="Times New Roman"/>
+          <w:szCs w:val="28"/>
+          <w:lang w:val="ru-RU"/>
+        </w:rPr>
+        <w:t xml:space="preserve">-инфраструктура с </w:t>
+      </w:r>
+      <w:proofErr w:type="spellStart"/>
+      <w:r>
+        <w:rPr>
+          <w:rFonts w:eastAsiaTheme="minorHAnsi" w:cs="Times New Roman"/>
+          <w:szCs w:val="28"/>
+          <w:lang w:val="ru-RU"/>
+        </w:rPr>
+        <w:t>Nginx</w:t>
+      </w:r>
+      <w:proofErr w:type="spellEnd"/>
+      <w:r>
+        <w:rPr>
+          <w:rFonts w:eastAsiaTheme="minorHAnsi" w:cs="Times New Roman"/>
+          <w:szCs w:val="28"/>
+          <w:lang w:val="ru-RU"/>
+        </w:rPr>
+        <w:t xml:space="preserve">, PostgreSQL, API-контейнером и возможностью публикации приложения через HTTP-туннель </w:t>
+      </w:r>
+      <w:proofErr w:type="spellStart"/>
+      <w:r>
+        <w:rPr>
+          <w:rFonts w:eastAsiaTheme="minorHAnsi" w:cs="Times New Roman"/>
+          <w:szCs w:val="28"/>
+          <w:lang w:val="ru-RU"/>
+        </w:rPr>
+        <w:t>Tuna</w:t>
+      </w:r>
+      <w:proofErr w:type="spellEnd"/>
+      <w:r>
+        <w:rPr>
+          <w:rFonts w:eastAsiaTheme="minorHAnsi" w:cs="Times New Roman"/>
+          <w:szCs w:val="28"/>
+          <w:lang w:val="ru-RU"/>
+        </w:rPr>
+        <w:t>.</w:t>
       </w:r>
     </w:p>
     <w:p>
@@ -2769,7 +2897,25 @@
           <w:szCs w:val="28"/>
           <w:lang w:val="ru-RU"/>
         </w:rPr>
-        <w:t>Диаграмма вариантов использования применяется для описания действий, доступных пользователям системы. В Runews выделены четыре основные роли: гость, пользователь, автор/публицист, модератор и администратор.</w:t>
+        <w:t xml:space="preserve">Диаграмма вариантов использования применяется для описания действий, доступных пользователям системы. В </w:t>
+      </w:r>
+      <w:proofErr w:type="spellStart"/>
+      <w:r>
+        <w:rPr>
+          <w:rFonts w:eastAsiaTheme="minorHAnsi" w:cs="Times New Roman"/>
+          <w:szCs w:val="28"/>
+          <w:lang w:val="ru-RU"/>
+        </w:rPr>
+        <w:t>Runews</w:t>
+      </w:r>
+      <w:proofErr w:type="spellEnd"/>
+      <w:r>
+        <w:rPr>
+          <w:rFonts w:eastAsiaTheme="minorHAnsi" w:cs="Times New Roman"/>
+          <w:szCs w:val="28"/>
+          <w:lang w:val="ru-RU"/>
+        </w:rPr>
+        <w:t xml:space="preserve"> выделены четыре основные роли: гость, пользователь, автор/публицист, модератор и администратор.</w:t>
       </w:r>
     </w:p>
     <w:p>
@@ -2804,7 +2950,7 @@
           <v:shape id="_x0000_i1025" type="#_x0000_t75" style="width:248.25pt;height:303pt" o:ole="">
             <v:imagedata r:id="rId8" o:title=""/>
           </v:shape>
-          <o:OLEObject Type="Embed" ProgID="Visio.Drawing.15" ShapeID="_x0000_i1025" DrawAspect="Content" ObjectID="_1839046436" r:id="rId9"/>
+          <o:OLEObject Type="Embed" ProgID="Visio.Drawing.15" ShapeID="_x0000_i1025" DrawAspect="Content" ObjectID="_1839048238" r:id="rId9"/>
         </w:object>
       </w:r>
     </w:p>
@@ -2813,7 +2959,7 @@
         <w:tabs>
           <w:tab w:val="left" w:pos="993"/>
         </w:tabs>
-        <w:spacing w:after="0" w:line="240" w:lineRule="auto"/>
+        <w:spacing w:after="80" w:line="240" w:lineRule="auto"/>
         <w:jc w:val="center"/>
         <w:rPr>
           <w:rFonts w:cs="Times New Roman"/>
@@ -2856,8 +3002,18 @@
           <w:szCs w:val="28"/>
           <w:lang w:val="ru-RU"/>
         </w:rPr>
-        <w:t>Гость может просматривать публичную ленту, открывать статьи, регистрироваться и подтверждать email</w:t>
-      </w:r>
+        <w:t xml:space="preserve">Гость может просматривать публичную ленту, открывать статьи, регистрироваться и подтверждать </w:t>
+      </w:r>
+      <w:proofErr w:type="spellStart"/>
+      <w:r>
+        <w:rPr>
+          <w:rFonts w:eastAsiaTheme="minorHAnsi" w:cs="Times New Roman"/>
+          <w:szCs w:val="28"/>
+          <w:lang w:val="ru-RU"/>
+        </w:rPr>
+        <w:t>email</w:t>
+      </w:r>
+      <w:proofErr w:type="spellEnd"/>
       <w:r>
         <w:rPr>
           <w:rFonts w:eastAsiaTheme="minorHAnsi" w:cs="Times New Roman"/>
@@ -3030,10 +3186,11 @@
         <w:tabs>
           <w:tab w:val="left" w:pos="993"/>
         </w:tabs>
-        <w:spacing w:after="0" w:line="240" w:lineRule="auto"/>
+        <w:spacing w:after="80" w:line="240" w:lineRule="auto"/>
         <w:jc w:val="center"/>
         <w:rPr>
           <w:sz w:val="22"/>
+          <w:lang w:val="ru-RU"/>
         </w:rPr>
       </w:pPr>
       <w:r>
@@ -3041,7 +3198,7 @@
           <v:shape id="_x0000_i1026" type="#_x0000_t75" style="width:452.25pt;height:195.75pt" o:ole="">
             <v:imagedata r:id="rId10" o:title=""/>
           </v:shape>
-          <o:OLEObject Type="Embed" ProgID="Visio.Drawing.15" ShapeID="_x0000_i1026" DrawAspect="Content" ObjectID="_1839046437" r:id="rId11"/>
+          <o:OLEObject Type="Embed" ProgID="Visio.Drawing.15" ShapeID="_x0000_i1026" DrawAspect="Content" ObjectID="_1839048239" r:id="rId11"/>
         </w:object>
       </w:r>
       <w:r>
@@ -3063,7 +3220,20 @@
           <w:sz w:val="22"/>
           <w:lang w:val="ru-RU"/>
         </w:rPr>
-        <w:t xml:space="preserve"> - Диаграмма </w:t>
+        <w:t xml:space="preserve"> - </w:t>
+      </w:r>
+      <w:r>
+        <w:rPr>
+          <w:sz w:val="22"/>
+        </w:rPr>
+        <w:t>Диаграмма</w:t>
+      </w:r>
+      <w:r>
+        <w:rPr>
+          <w:sz w:val="22"/>
+          <w:lang w:val="ru-RU"/>
+        </w:rPr>
+        <w:t xml:space="preserve"> </w:t>
       </w:r>
       <w:r>
         <w:rPr>
@@ -3077,11 +3247,13 @@
       <w:pPr>
         <w:rPr>
           <w:sz w:val="22"/>
+          <w:lang w:val="ru-RU"/>
         </w:rPr>
       </w:pPr>
       <w:r>
         <w:rPr>
           <w:sz w:val="22"/>
+          <w:lang w:val="ru-RU"/>
         </w:rPr>
         <w:br w:type="page"/>
       </w:r>
@@ -3179,14 +3351,34 @@
           <w:lang w:val="ru-RU"/>
         </w:rPr>
       </w:pPr>
-      <w:r>
-        <w:rPr>
-          <w:rFonts w:eastAsiaTheme="minorHAnsi" w:cs="Times New Roman"/>
-          <w:szCs w:val="28"/>
-          <w:lang w:val="ru-RU"/>
-        </w:rPr>
-        <w:t>Entity Framework Core хорошо интегрируется с PostgreSQL через Npgsql</w:t>
-      </w:r>
+      <w:proofErr w:type="spellStart"/>
+      <w:r>
+        <w:rPr>
+          <w:rFonts w:eastAsiaTheme="minorHAnsi" w:cs="Times New Roman"/>
+          <w:szCs w:val="28"/>
+          <w:lang w:val="ru-RU"/>
+        </w:rPr>
+        <w:t>Entity</w:t>
+      </w:r>
+      <w:proofErr w:type="spellEnd"/>
+      <w:r>
+        <w:rPr>
+          <w:rFonts w:eastAsiaTheme="minorHAnsi" w:cs="Times New Roman"/>
+          <w:szCs w:val="28"/>
+          <w:lang w:val="ru-RU"/>
+        </w:rPr>
+        <w:t xml:space="preserve"> Framework Core хорошо интегрируется с PostgreSQL через </w:t>
+      </w:r>
+      <w:proofErr w:type="spellStart"/>
+      <w:r>
+        <w:rPr>
+          <w:rFonts w:eastAsiaTheme="minorHAnsi" w:cs="Times New Roman"/>
+          <w:szCs w:val="28"/>
+          <w:lang w:val="ru-RU"/>
+        </w:rPr>
+        <w:t>Npgsql</w:t>
+      </w:r>
+      <w:proofErr w:type="spellEnd"/>
       <w:r>
         <w:rPr>
           <w:rFonts w:eastAsiaTheme="minorHAnsi" w:cs="Times New Roman"/>
@@ -3218,8 +3410,36 @@
           <w:szCs w:val="28"/>
           <w:lang w:val="ru-RU"/>
         </w:rPr>
-        <w:t>СУБД подходит для Docker-развертывания и легко подключается из DataGrip</w:t>
-      </w:r>
+        <w:t xml:space="preserve">СУБД подходит для </w:t>
+      </w:r>
+      <w:proofErr w:type="spellStart"/>
+      <w:r>
+        <w:rPr>
+          <w:rFonts w:eastAsiaTheme="minorHAnsi" w:cs="Times New Roman"/>
+          <w:szCs w:val="28"/>
+          <w:lang w:val="ru-RU"/>
+        </w:rPr>
+        <w:t>Docker</w:t>
+      </w:r>
+      <w:proofErr w:type="spellEnd"/>
+      <w:r>
+        <w:rPr>
+          <w:rFonts w:eastAsiaTheme="minorHAnsi" w:cs="Times New Roman"/>
+          <w:szCs w:val="28"/>
+          <w:lang w:val="ru-RU"/>
+        </w:rPr>
+        <w:t xml:space="preserve">-развертывания и легко подключается из </w:t>
+      </w:r>
+      <w:proofErr w:type="spellStart"/>
+      <w:r>
+        <w:rPr>
+          <w:rFonts w:eastAsiaTheme="minorHAnsi" w:cs="Times New Roman"/>
+          <w:szCs w:val="28"/>
+          <w:lang w:val="ru-RU"/>
+        </w:rPr>
+        <w:t>DataGrip</w:t>
+      </w:r>
+      <w:proofErr w:type="spellEnd"/>
       <w:r>
         <w:rPr>
           <w:rFonts w:eastAsiaTheme="minorHAnsi" w:cs="Times New Roman"/>
@@ -3251,7 +3471,25 @@
           <w:szCs w:val="28"/>
           <w:lang w:val="ru-RU"/>
         </w:rPr>
-        <w:t>Реляционная структура удобна для модерации, тегов, связей many-to-many и пользовательских действий.</w:t>
+        <w:t xml:space="preserve">Реляционная структура удобна для модерации, тегов, связей </w:t>
+      </w:r>
+      <w:proofErr w:type="spellStart"/>
+      <w:r>
+        <w:rPr>
+          <w:rFonts w:eastAsiaTheme="minorHAnsi" w:cs="Times New Roman"/>
+          <w:szCs w:val="28"/>
+          <w:lang w:val="ru-RU"/>
+        </w:rPr>
+        <w:t>many-to-many</w:t>
+      </w:r>
+      <w:proofErr w:type="spellEnd"/>
+      <w:r>
+        <w:rPr>
+          <w:rFonts w:eastAsiaTheme="minorHAnsi" w:cs="Times New Roman"/>
+          <w:szCs w:val="28"/>
+          <w:lang w:val="ru-RU"/>
+        </w:rPr>
+        <w:t xml:space="preserve"> и пользовательских действий.</w:t>
       </w:r>
     </w:p>
     <w:p>
@@ -3297,7 +3535,97 @@
           <w:szCs w:val="28"/>
           <w:lang w:val="ru-RU"/>
         </w:rPr>
-        <w:t>Для серверной части выбран язык C# и фреймворк ASP.NET Core 8. Это современная кроссплатформенная платформа для разработки производительных WEB API с поддержкой middleware, dependency injection, JWT-аутентификации, SignalR и удобной интеграции с Entity Framework Core.</w:t>
+        <w:t xml:space="preserve">Для серверной части выбран язык C# и фреймворк ASP.NET Core 8. Это современная кроссплатформенная платформа для разработки производительных WEB API с поддержкой </w:t>
+      </w:r>
+      <w:proofErr w:type="spellStart"/>
+      <w:r>
+        <w:rPr>
+          <w:rFonts w:eastAsiaTheme="minorHAnsi" w:cs="Times New Roman"/>
+          <w:szCs w:val="28"/>
+          <w:lang w:val="ru-RU"/>
+        </w:rPr>
+        <w:t>middleware</w:t>
+      </w:r>
+      <w:proofErr w:type="spellEnd"/>
+      <w:r>
+        <w:rPr>
+          <w:rFonts w:eastAsiaTheme="minorHAnsi" w:cs="Times New Roman"/>
+          <w:szCs w:val="28"/>
+          <w:lang w:val="ru-RU"/>
+        </w:rPr>
+        <w:t xml:space="preserve">, </w:t>
+      </w:r>
+      <w:proofErr w:type="spellStart"/>
+      <w:r>
+        <w:rPr>
+          <w:rFonts w:eastAsiaTheme="minorHAnsi" w:cs="Times New Roman"/>
+          <w:szCs w:val="28"/>
+          <w:lang w:val="ru-RU"/>
+        </w:rPr>
+        <w:t>dependency</w:t>
+      </w:r>
+      <w:proofErr w:type="spellEnd"/>
+      <w:r>
+        <w:rPr>
+          <w:rFonts w:eastAsiaTheme="minorHAnsi" w:cs="Times New Roman"/>
+          <w:szCs w:val="28"/>
+          <w:lang w:val="ru-RU"/>
+        </w:rPr>
+        <w:t xml:space="preserve"> </w:t>
+      </w:r>
+      <w:proofErr w:type="spellStart"/>
+      <w:r>
+        <w:rPr>
+          <w:rFonts w:eastAsiaTheme="minorHAnsi" w:cs="Times New Roman"/>
+          <w:szCs w:val="28"/>
+          <w:lang w:val="ru-RU"/>
+        </w:rPr>
+        <w:t>injection</w:t>
+      </w:r>
+      <w:proofErr w:type="spellEnd"/>
+      <w:r>
+        <w:rPr>
+          <w:rFonts w:eastAsiaTheme="minorHAnsi" w:cs="Times New Roman"/>
+          <w:szCs w:val="28"/>
+          <w:lang w:val="ru-RU"/>
+        </w:rPr>
+        <w:t xml:space="preserve">, JWT-аутентификации, </w:t>
+      </w:r>
+      <w:proofErr w:type="spellStart"/>
+      <w:r>
+        <w:rPr>
+          <w:rFonts w:eastAsiaTheme="minorHAnsi" w:cs="Times New Roman"/>
+          <w:szCs w:val="28"/>
+          <w:lang w:val="ru-RU"/>
+        </w:rPr>
+        <w:t>SignalR</w:t>
+      </w:r>
+      <w:proofErr w:type="spellEnd"/>
+      <w:r>
+        <w:rPr>
+          <w:rFonts w:eastAsiaTheme="minorHAnsi" w:cs="Times New Roman"/>
+          <w:szCs w:val="28"/>
+          <w:lang w:val="ru-RU"/>
+        </w:rPr>
+        <w:t xml:space="preserve"> и удобной интеграции с </w:t>
+      </w:r>
+      <w:proofErr w:type="spellStart"/>
+      <w:r>
+        <w:rPr>
+          <w:rFonts w:eastAsiaTheme="minorHAnsi" w:cs="Times New Roman"/>
+          <w:szCs w:val="28"/>
+          <w:lang w:val="ru-RU"/>
+        </w:rPr>
+        <w:t>Entity</w:t>
+      </w:r>
+      <w:proofErr w:type="spellEnd"/>
+      <w:r>
+        <w:rPr>
+          <w:rFonts w:eastAsiaTheme="minorHAnsi" w:cs="Times New Roman"/>
+          <w:szCs w:val="28"/>
+          <w:lang w:val="ru-RU"/>
+        </w:rPr>
+        <w:t xml:space="preserve"> Framework Core.</w:t>
       </w:r>
     </w:p>
     <w:p>
@@ -3320,7 +3648,97 @@
           <w:szCs w:val="28"/>
           <w:lang w:val="ru-RU"/>
         </w:rPr>
-        <w:t>Для клиентской части выбран Blazor WebAssembly, позволяющий разрабатывать интерактивный веб-интерфейс на C# и Razor-компонентах. Такой подход обеспечивает единый технологический стек .NET для backend и frontend, упрощает сопровождение проекта и обмен моделями данных.</w:t>
+        <w:t xml:space="preserve">Для клиентской части выбран </w:t>
+      </w:r>
+      <w:proofErr w:type="spellStart"/>
+      <w:r>
+        <w:rPr>
+          <w:rFonts w:eastAsiaTheme="minorHAnsi" w:cs="Times New Roman"/>
+          <w:szCs w:val="28"/>
+          <w:lang w:val="ru-RU"/>
+        </w:rPr>
+        <w:t>Blazor</w:t>
+      </w:r>
+      <w:proofErr w:type="spellEnd"/>
+      <w:r>
+        <w:rPr>
+          <w:rFonts w:eastAsiaTheme="minorHAnsi" w:cs="Times New Roman"/>
+          <w:szCs w:val="28"/>
+          <w:lang w:val="ru-RU"/>
+        </w:rPr>
+        <w:t xml:space="preserve"> </w:t>
+      </w:r>
+      <w:proofErr w:type="spellStart"/>
+      <w:r>
+        <w:rPr>
+          <w:rFonts w:eastAsiaTheme="minorHAnsi" w:cs="Times New Roman"/>
+          <w:szCs w:val="28"/>
+          <w:lang w:val="ru-RU"/>
+        </w:rPr>
+        <w:t>WebAssembly</w:t>
+      </w:r>
+      <w:proofErr w:type="spellEnd"/>
+      <w:r>
+        <w:rPr>
+          <w:rFonts w:eastAsiaTheme="minorHAnsi" w:cs="Times New Roman"/>
+          <w:szCs w:val="28"/>
+          <w:lang w:val="ru-RU"/>
+        </w:rPr>
+        <w:t xml:space="preserve">, позволяющий разрабатывать интерактивный веб-интерфейс на C# и </w:t>
+      </w:r>
+      <w:proofErr w:type="spellStart"/>
+      <w:r>
+        <w:rPr>
+          <w:rFonts w:eastAsiaTheme="minorHAnsi" w:cs="Times New Roman"/>
+          <w:szCs w:val="28"/>
+          <w:lang w:val="ru-RU"/>
+        </w:rPr>
+        <w:t>Razor</w:t>
+      </w:r>
+      <w:proofErr w:type="spellEnd"/>
+      <w:r>
+        <w:rPr>
+          <w:rFonts w:eastAsiaTheme="minorHAnsi" w:cs="Times New Roman"/>
+          <w:szCs w:val="28"/>
+          <w:lang w:val="ru-RU"/>
+        </w:rPr>
+        <w:t xml:space="preserve">-компонентах. Такой подход обеспечивает единый технологический стек .NET для </w:t>
+      </w:r>
+      <w:proofErr w:type="spellStart"/>
+      <w:r>
+        <w:rPr>
+          <w:rFonts w:eastAsiaTheme="minorHAnsi" w:cs="Times New Roman"/>
+          <w:szCs w:val="28"/>
+          <w:lang w:val="ru-RU"/>
+        </w:rPr>
+        <w:t>backend</w:t>
+      </w:r>
+      <w:proofErr w:type="spellEnd"/>
+      <w:r>
+        <w:rPr>
+          <w:rFonts w:eastAsiaTheme="minorHAnsi" w:cs="Times New Roman"/>
+          <w:szCs w:val="28"/>
+          <w:lang w:val="ru-RU"/>
+        </w:rPr>
+        <w:t xml:space="preserve"> и </w:t>
+      </w:r>
+      <w:proofErr w:type="spellStart"/>
+      <w:r>
+        <w:rPr>
+          <w:rFonts w:eastAsiaTheme="minorHAnsi" w:cs="Times New Roman"/>
+          <w:szCs w:val="28"/>
+          <w:lang w:val="ru-RU"/>
+        </w:rPr>
+        <w:t>frontend</w:t>
+      </w:r>
+      <w:proofErr w:type="spellEnd"/>
+      <w:r>
+        <w:rPr>
+          <w:rFonts w:eastAsiaTheme="minorHAnsi" w:cs="Times New Roman"/>
+          <w:szCs w:val="28"/>
+          <w:lang w:val="ru-RU"/>
+        </w:rPr>
+        <w:t>, упрощает сопровождение проекта и обмен моделями данных.</w:t>
       </w:r>
     </w:p>
     <w:p>
@@ -3345,7 +3763,6 @@
           <w:szCs w:val="28"/>
           <w:lang w:val="ru-RU"/>
         </w:rPr>
-        <w:lastRenderedPageBreak/>
         <w:t>ASP.NET Core обеспечивает высокую производительность и модульность</w:t>
       </w:r>
       <w:r>
@@ -3373,13 +3790,42 @@
           <w:lang w:val="ru-RU"/>
         </w:rPr>
       </w:pPr>
-      <w:r>
-        <w:rPr>
-          <w:rFonts w:eastAsiaTheme="minorHAnsi" w:cs="Times New Roman"/>
-          <w:szCs w:val="28"/>
-          <w:lang w:val="ru-RU"/>
-        </w:rPr>
-        <w:t>Blazor WebAssembly позволяет создать SPA-интерфейс без отдельного JavaScript-фреймворка</w:t>
+      <w:proofErr w:type="spellStart"/>
+      <w:r>
+        <w:rPr>
+          <w:rFonts w:eastAsiaTheme="minorHAnsi" w:cs="Times New Roman"/>
+          <w:szCs w:val="28"/>
+          <w:lang w:val="ru-RU"/>
+        </w:rPr>
+        <w:lastRenderedPageBreak/>
+        <w:t>Blazor</w:t>
+      </w:r>
+      <w:proofErr w:type="spellEnd"/>
+      <w:r>
+        <w:rPr>
+          <w:rFonts w:eastAsiaTheme="minorHAnsi" w:cs="Times New Roman"/>
+          <w:szCs w:val="28"/>
+          <w:lang w:val="ru-RU"/>
+        </w:rPr>
+        <w:t xml:space="preserve"> </w:t>
+      </w:r>
+      <w:proofErr w:type="spellStart"/>
+      <w:r>
+        <w:rPr>
+          <w:rFonts w:eastAsiaTheme="minorHAnsi" w:cs="Times New Roman"/>
+          <w:szCs w:val="28"/>
+          <w:lang w:val="ru-RU"/>
+        </w:rPr>
+        <w:t>WebAssembly</w:t>
+      </w:r>
+      <w:proofErr w:type="spellEnd"/>
+      <w:r>
+        <w:rPr>
+          <w:rFonts w:eastAsiaTheme="minorHAnsi" w:cs="Times New Roman"/>
+          <w:szCs w:val="28"/>
+          <w:lang w:val="ru-RU"/>
+        </w:rPr>
+        <w:t xml:space="preserve"> позволяет создать SPA-интерфейс без отдельного JavaScript-фреймворка</w:t>
       </w:r>
       <w:r>
         <w:rPr>
@@ -3406,13 +3852,23 @@
           <w:lang w:val="ru-RU"/>
         </w:rPr>
       </w:pPr>
-      <w:r>
-        <w:rPr>
-          <w:rFonts w:eastAsiaTheme="minorHAnsi" w:cs="Times New Roman"/>
-          <w:szCs w:val="28"/>
-          <w:lang w:val="ru-RU"/>
-        </w:rPr>
-        <w:t>Docker упрощает запуск проекта в единой среде</w:t>
+      <w:proofErr w:type="spellStart"/>
+      <w:r>
+        <w:rPr>
+          <w:rFonts w:eastAsiaTheme="minorHAnsi" w:cs="Times New Roman"/>
+          <w:szCs w:val="28"/>
+          <w:lang w:val="ru-RU"/>
+        </w:rPr>
+        <w:t>Docker</w:t>
+      </w:r>
+      <w:proofErr w:type="spellEnd"/>
+      <w:r>
+        <w:rPr>
+          <w:rFonts w:eastAsiaTheme="minorHAnsi" w:cs="Times New Roman"/>
+          <w:szCs w:val="28"/>
+          <w:lang w:val="ru-RU"/>
+        </w:rPr>
+        <w:t xml:space="preserve"> упрощает запуск проекта в единой среде</w:t>
       </w:r>
       <w:r>
         <w:rPr>
@@ -3439,13 +3895,41 @@
           <w:lang w:val="ru-RU"/>
         </w:rPr>
       </w:pPr>
-      <w:r>
-        <w:rPr>
-          <w:rFonts w:eastAsiaTheme="minorHAnsi" w:cs="Times New Roman"/>
-          <w:szCs w:val="28"/>
-          <w:lang w:val="ru-RU"/>
-        </w:rPr>
-        <w:t>Nginx подходит для отдачи статического клиента и проксирования API</w:t>
+      <w:proofErr w:type="spellStart"/>
+      <w:r>
+        <w:rPr>
+          <w:rFonts w:eastAsiaTheme="minorHAnsi" w:cs="Times New Roman"/>
+          <w:szCs w:val="28"/>
+          <w:lang w:val="ru-RU"/>
+        </w:rPr>
+        <w:t>Nginx</w:t>
+      </w:r>
+      <w:proofErr w:type="spellEnd"/>
+      <w:r>
+        <w:rPr>
+          <w:rFonts w:eastAsiaTheme="minorHAnsi" w:cs="Times New Roman"/>
+          <w:szCs w:val="28"/>
+          <w:lang w:val="ru-RU"/>
+        </w:rPr>
+        <w:t xml:space="preserve"> подходит для отдачи статического клиента и </w:t>
+      </w:r>
+      <w:proofErr w:type="spellStart"/>
+      <w:r>
+        <w:rPr>
+          <w:rFonts w:eastAsiaTheme="minorHAnsi" w:cs="Times New Roman"/>
+          <w:szCs w:val="28"/>
+          <w:lang w:val="ru-RU"/>
+        </w:rPr>
+        <w:t>проксирования</w:t>
+      </w:r>
+      <w:proofErr w:type="spellEnd"/>
+      <w:r>
+        <w:rPr>
+          <w:rFonts w:eastAsiaTheme="minorHAnsi" w:cs="Times New Roman"/>
+          <w:szCs w:val="28"/>
+          <w:lang w:val="ru-RU"/>
+        </w:rPr>
+        <w:t xml:space="preserve"> API</w:t>
       </w:r>
       <w:r>
         <w:rPr>
@@ -3472,13 +3956,41 @@
           <w:lang w:val="ru-RU"/>
         </w:rPr>
       </w:pPr>
-      <w:r>
-        <w:rPr>
-          <w:rFonts w:eastAsiaTheme="minorHAnsi" w:cs="Times New Roman"/>
-          <w:szCs w:val="28"/>
-          <w:lang w:val="ru-RU"/>
-        </w:rPr>
-        <w:t>Tuna позволяет открыть локальный Docker-стек через публичный HTTPS URL.</w:t>
+      <w:proofErr w:type="spellStart"/>
+      <w:r>
+        <w:rPr>
+          <w:rFonts w:eastAsiaTheme="minorHAnsi" w:cs="Times New Roman"/>
+          <w:szCs w:val="28"/>
+          <w:lang w:val="ru-RU"/>
+        </w:rPr>
+        <w:t>Tuna</w:t>
+      </w:r>
+      <w:proofErr w:type="spellEnd"/>
+      <w:r>
+        <w:rPr>
+          <w:rFonts w:eastAsiaTheme="minorHAnsi" w:cs="Times New Roman"/>
+          <w:szCs w:val="28"/>
+          <w:lang w:val="ru-RU"/>
+        </w:rPr>
+        <w:t xml:space="preserve"> позволяет открыть локальный </w:t>
+      </w:r>
+      <w:proofErr w:type="spellStart"/>
+      <w:r>
+        <w:rPr>
+          <w:rFonts w:eastAsiaTheme="minorHAnsi" w:cs="Times New Roman"/>
+          <w:szCs w:val="28"/>
+          <w:lang w:val="ru-RU"/>
+        </w:rPr>
+        <w:t>Docker</w:t>
+      </w:r>
+      <w:proofErr w:type="spellEnd"/>
+      <w:r>
+        <w:rPr>
+          <w:rFonts w:eastAsiaTheme="minorHAnsi" w:cs="Times New Roman"/>
+          <w:szCs w:val="28"/>
+          <w:lang w:val="ru-RU"/>
+        </w:rPr>
+        <w:t>-стек через публичный HTTPS URL.</w:t>
       </w:r>
     </w:p>
     <w:p>
@@ -3486,6 +3998,7 @@
         <w:rPr>
           <w:rFonts w:eastAsiaTheme="minorHAnsi" w:cs="Times New Roman"/>
           <w:szCs w:val="28"/>
+          <w:lang w:val="ru-RU"/>
         </w:rPr>
       </w:pPr>
       <w:r>
@@ -3572,7 +4085,7 @@
         <w:tabs>
           <w:tab w:val="left" w:pos="993"/>
         </w:tabs>
-        <w:spacing w:line="240" w:lineRule="auto"/>
+        <w:spacing w:after="80" w:line="240" w:lineRule="auto"/>
         <w:jc w:val="center"/>
         <w:rPr>
           <w:rFonts w:cs="Times New Roman"/>
@@ -3635,13 +4148,185 @@
           <w:lang w:val="ru-RU"/>
         </w:rPr>
       </w:pPr>
-      <w:r>
-        <w:rPr>
-          <w:rFonts w:eastAsiaTheme="minorHAnsi" w:cs="Times New Roman"/>
-          <w:szCs w:val="28"/>
-          <w:lang w:val="ru-RU"/>
-        </w:rPr>
-        <w:t>Backend расположен в проекте CatshrediasNewsAPI. Он содержит контроллеры, сервисы, модели, DTO, контекст базы данных, SignalR-хаб и миграции EF Core. Program.cs настраивает dependency injection, CORS, JWT-аутентификацию, статические файлы uploads, health endpoint и автоматическое применение миграций при запуске Docker-контейнера.</w:t>
+      <w:proofErr w:type="spellStart"/>
+      <w:r>
+        <w:rPr>
+          <w:rFonts w:eastAsiaTheme="minorHAnsi" w:cs="Times New Roman"/>
+          <w:szCs w:val="28"/>
+          <w:lang w:val="ru-RU"/>
+        </w:rPr>
+        <w:t>Backend</w:t>
+      </w:r>
+      <w:proofErr w:type="spellEnd"/>
+      <w:r>
+        <w:rPr>
+          <w:rFonts w:eastAsiaTheme="minorHAnsi" w:cs="Times New Roman"/>
+          <w:szCs w:val="28"/>
+          <w:lang w:val="ru-RU"/>
+        </w:rPr>
+        <w:t xml:space="preserve"> расположен в проекте </w:t>
+      </w:r>
+      <w:proofErr w:type="spellStart"/>
+      <w:r>
+        <w:rPr>
+          <w:rFonts w:eastAsiaTheme="minorHAnsi" w:cs="Times New Roman"/>
+          <w:szCs w:val="28"/>
+          <w:lang w:val="ru-RU"/>
+        </w:rPr>
+        <w:t>CatshrediasNewsAPI</w:t>
+      </w:r>
+      <w:proofErr w:type="spellEnd"/>
+      <w:r>
+        <w:rPr>
+          <w:rFonts w:eastAsiaTheme="minorHAnsi" w:cs="Times New Roman"/>
+          <w:szCs w:val="28"/>
+          <w:lang w:val="ru-RU"/>
+        </w:rPr>
+        <w:t xml:space="preserve">. Он содержит контроллеры, сервисы, модели, DTO, контекст базы данных, </w:t>
+      </w:r>
+      <w:proofErr w:type="spellStart"/>
+      <w:r>
+        <w:rPr>
+          <w:rFonts w:eastAsiaTheme="minorHAnsi" w:cs="Times New Roman"/>
+          <w:szCs w:val="28"/>
+          <w:lang w:val="ru-RU"/>
+        </w:rPr>
+        <w:t>SignalR</w:t>
+      </w:r>
+      <w:proofErr w:type="spellEnd"/>
+      <w:r>
+        <w:rPr>
+          <w:rFonts w:eastAsiaTheme="minorHAnsi" w:cs="Times New Roman"/>
+          <w:szCs w:val="28"/>
+          <w:lang w:val="ru-RU"/>
+        </w:rPr>
+        <w:t xml:space="preserve">-хаб и миграции EF Core. </w:t>
+      </w:r>
+      <w:proofErr w:type="spellStart"/>
+      <w:r>
+        <w:rPr>
+          <w:rFonts w:eastAsiaTheme="minorHAnsi" w:cs="Times New Roman"/>
+          <w:szCs w:val="28"/>
+          <w:lang w:val="ru-RU"/>
+        </w:rPr>
+        <w:t>Program.cs</w:t>
+      </w:r>
+      <w:proofErr w:type="spellEnd"/>
+      <w:r>
+        <w:rPr>
+          <w:rFonts w:eastAsiaTheme="minorHAnsi" w:cs="Times New Roman"/>
+          <w:szCs w:val="28"/>
+          <w:lang w:val="ru-RU"/>
+        </w:rPr>
+        <w:t xml:space="preserve"> настраивает </w:t>
+      </w:r>
+      <w:proofErr w:type="spellStart"/>
+      <w:r>
+        <w:rPr>
+          <w:rFonts w:eastAsiaTheme="minorHAnsi" w:cs="Times New Roman"/>
+          <w:szCs w:val="28"/>
+          <w:lang w:val="ru-RU"/>
+        </w:rPr>
+        <w:t>dependency</w:t>
+      </w:r>
+      <w:proofErr w:type="spellEnd"/>
+      <w:r>
+        <w:rPr>
+          <w:rFonts w:eastAsiaTheme="minorHAnsi" w:cs="Times New Roman"/>
+          <w:szCs w:val="28"/>
+          <w:lang w:val="ru-RU"/>
+        </w:rPr>
+        <w:t xml:space="preserve"> </w:t>
+      </w:r>
+      <w:proofErr w:type="spellStart"/>
+      <w:r>
+        <w:rPr>
+          <w:rFonts w:eastAsiaTheme="minorHAnsi" w:cs="Times New Roman"/>
+          <w:szCs w:val="28"/>
+          <w:lang w:val="ru-RU"/>
+        </w:rPr>
+        <w:t>injection</w:t>
+      </w:r>
+      <w:proofErr w:type="spellEnd"/>
+      <w:r>
+        <w:rPr>
+          <w:rFonts w:eastAsiaTheme="minorHAnsi" w:cs="Times New Roman"/>
+          <w:szCs w:val="28"/>
+          <w:lang w:val="ru-RU"/>
+        </w:rPr>
+        <w:t xml:space="preserve">, CORS, JWT-аутентификацию, статические файлы </w:t>
+      </w:r>
+      <w:proofErr w:type="spellStart"/>
+      <w:r>
+        <w:rPr>
+          <w:rFonts w:eastAsiaTheme="minorHAnsi" w:cs="Times New Roman"/>
+          <w:szCs w:val="28"/>
+          <w:lang w:val="ru-RU"/>
+        </w:rPr>
+        <w:t>uploads</w:t>
+      </w:r>
+      <w:proofErr w:type="spellEnd"/>
+      <w:r>
+        <w:rPr>
+          <w:rFonts w:eastAsiaTheme="minorHAnsi" w:cs="Times New Roman"/>
+          <w:szCs w:val="28"/>
+          <w:lang w:val="ru-RU"/>
+        </w:rPr>
+        <w:t xml:space="preserve">, </w:t>
+      </w:r>
+      <w:proofErr w:type="spellStart"/>
+      <w:r>
+        <w:rPr>
+          <w:rFonts w:eastAsiaTheme="minorHAnsi" w:cs="Times New Roman"/>
+          <w:szCs w:val="28"/>
+          <w:lang w:val="ru-RU"/>
+        </w:rPr>
+        <w:t>health</w:t>
+      </w:r>
+      <w:proofErr w:type="spellEnd"/>
+      <w:r>
+        <w:rPr>
+          <w:rFonts w:eastAsiaTheme="minorHAnsi" w:cs="Times New Roman"/>
+          <w:szCs w:val="28"/>
+          <w:lang w:val="ru-RU"/>
+        </w:rPr>
+        <w:t xml:space="preserve"> </w:t>
+      </w:r>
+      <w:proofErr w:type="spellStart"/>
+      <w:r>
+        <w:rPr>
+          <w:rFonts w:eastAsiaTheme="minorHAnsi" w:cs="Times New Roman"/>
+          <w:szCs w:val="28"/>
+          <w:lang w:val="ru-RU"/>
+        </w:rPr>
+        <w:t>endpoint</w:t>
+      </w:r>
+      <w:proofErr w:type="spellEnd"/>
+      <w:r>
+        <w:rPr>
+          <w:rFonts w:eastAsiaTheme="minorHAnsi" w:cs="Times New Roman"/>
+          <w:szCs w:val="28"/>
+          <w:lang w:val="ru-RU"/>
+        </w:rPr>
+        <w:t xml:space="preserve"> и автоматическое применение миграций при запуске </w:t>
+      </w:r>
+      <w:proofErr w:type="spellStart"/>
+      <w:r>
+        <w:rPr>
+          <w:rFonts w:eastAsiaTheme="minorHAnsi" w:cs="Times New Roman"/>
+          <w:szCs w:val="28"/>
+          <w:lang w:val="ru-RU"/>
+        </w:rPr>
+        <w:t>Docker</w:t>
+      </w:r>
+      <w:proofErr w:type="spellEnd"/>
+      <w:r>
+        <w:rPr>
+          <w:rFonts w:eastAsiaTheme="minorHAnsi" w:cs="Times New Roman"/>
+          <w:szCs w:val="28"/>
+          <w:lang w:val="ru-RU"/>
+        </w:rPr>
+        <w:t>-контейнера.</w:t>
       </w:r>
     </w:p>
     <w:p>
@@ -3721,8 +4406,8 @@
         <w:tblLook w:val="04A0" w:firstRow="1" w:lastRow="0" w:firstColumn="1" w:lastColumn="0" w:noHBand="0" w:noVBand="1"/>
       </w:tblPr>
       <w:tblGrid>
-        <w:gridCol w:w="2160"/>
-        <w:gridCol w:w="7528"/>
+        <w:gridCol w:w="2146"/>
+        <w:gridCol w:w="7425"/>
       </w:tblGrid>
       <w:tr>
         <w:trPr>
@@ -3743,6 +4428,7 @@
                 <w:szCs w:val="24"/>
               </w:rPr>
             </w:pPr>
+            <w:proofErr w:type="spellStart"/>
             <w:r>
               <w:rPr>
                 <w:rFonts w:cs="Times New Roman"/>
@@ -3752,6 +4438,7 @@
               </w:rPr>
               <w:t>Компонент</w:t>
             </w:r>
+            <w:proofErr w:type="spellEnd"/>
           </w:p>
         </w:tc>
         <w:tc>
@@ -3769,6 +4456,7 @@
                 <w:szCs w:val="24"/>
               </w:rPr>
             </w:pPr>
+            <w:proofErr w:type="spellStart"/>
             <w:r>
               <w:rPr>
                 <w:rFonts w:cs="Times New Roman"/>
@@ -3778,6 +4466,7 @@
               </w:rPr>
               <w:t>Назначение</w:t>
             </w:r>
+            <w:proofErr w:type="spellEnd"/>
           </w:p>
         </w:tc>
       </w:tr>
@@ -3837,7 +4526,27 @@
                 <w:szCs w:val="24"/>
                 <w:lang w:val="ru-RU"/>
               </w:rPr>
-              <w:t>-эндпоинты для авторизации, статей, комментариев, тегов, модерации и админки</w:t>
+              <w:t>-</w:t>
+            </w:r>
+            <w:proofErr w:type="spellStart"/>
+            <w:r>
+              <w:rPr>
+                <w:rFonts w:cs="Times New Roman"/>
+                <w:sz w:val="24"/>
+                <w:szCs w:val="24"/>
+                <w:lang w:val="ru-RU"/>
+              </w:rPr>
+              <w:t>эндпоинты</w:t>
+            </w:r>
+            <w:proofErr w:type="spellEnd"/>
+            <w:r>
+              <w:rPr>
+                <w:rFonts w:cs="Times New Roman"/>
+                <w:sz w:val="24"/>
+                <w:szCs w:val="24"/>
+                <w:lang w:val="ru-RU"/>
+              </w:rPr>
+              <w:t xml:space="preserve"> для авторизации, статей, комментариев, тегов, модерации и админки</w:t>
             </w:r>
           </w:p>
         </w:tc>
@@ -4125,14 +4834,34 @@
                 <w:szCs w:val="24"/>
               </w:rPr>
             </w:pPr>
+            <w:proofErr w:type="spellStart"/>
             <w:r>
               <w:rPr>
                 <w:rFonts w:cs="Times New Roman"/>
                 <w:sz w:val="24"/>
                 <w:szCs w:val="24"/>
               </w:rPr>
-              <w:t>AppDbContext и seed.sql</w:t>
-            </w:r>
+              <w:t>AppDbContext</w:t>
+            </w:r>
+            <w:proofErr w:type="spellEnd"/>
+            <w:r>
+              <w:rPr>
+                <w:rFonts w:cs="Times New Roman"/>
+                <w:sz w:val="24"/>
+                <w:szCs w:val="24"/>
+              </w:rPr>
+              <w:t xml:space="preserve"> и </w:t>
+            </w:r>
+            <w:proofErr w:type="spellStart"/>
+            <w:r>
+              <w:rPr>
+                <w:rFonts w:cs="Times New Roman"/>
+                <w:sz w:val="24"/>
+                <w:szCs w:val="24"/>
+              </w:rPr>
+              <w:t>seed.sql</w:t>
+            </w:r>
+            <w:proofErr w:type="spellEnd"/>
           </w:p>
         </w:tc>
       </w:tr>
@@ -4176,14 +4905,34 @@
                 <w:szCs w:val="24"/>
               </w:rPr>
             </w:pPr>
+            <w:proofErr w:type="spellStart"/>
             <w:r>
               <w:rPr>
                 <w:rFonts w:cs="Times New Roman"/>
                 <w:sz w:val="24"/>
                 <w:szCs w:val="24"/>
               </w:rPr>
-              <w:t>SignalR-хаб комментариев</w:t>
-            </w:r>
+              <w:t>SignalR-хаб</w:t>
+            </w:r>
+            <w:proofErr w:type="spellEnd"/>
+            <w:r>
+              <w:rPr>
+                <w:rFonts w:cs="Times New Roman"/>
+                <w:sz w:val="24"/>
+                <w:szCs w:val="24"/>
+              </w:rPr>
+              <w:t xml:space="preserve"> </w:t>
+            </w:r>
+            <w:proofErr w:type="spellStart"/>
+            <w:r>
+              <w:rPr>
+                <w:rFonts w:cs="Times New Roman"/>
+                <w:sz w:val="24"/>
+                <w:szCs w:val="24"/>
+              </w:rPr>
+              <w:t>комментариев</w:t>
+            </w:r>
+            <w:proofErr w:type="spellEnd"/>
           </w:p>
         </w:tc>
       </w:tr>
@@ -4257,7 +5006,7 @@
         <w:tabs>
           <w:tab w:val="left" w:pos="993"/>
         </w:tabs>
-        <w:spacing w:line="240" w:lineRule="auto"/>
+        <w:spacing w:after="80" w:line="240" w:lineRule="auto"/>
         <w:jc w:val="center"/>
         <w:rPr>
           <w:sz w:val="22"/>
@@ -4292,6 +5041,7 @@
         </w:rPr>
         <w:t xml:space="preserve"> Структура </w:t>
       </w:r>
+      <w:proofErr w:type="spellStart"/>
       <w:r>
         <w:rPr>
           <w:sz w:val="22"/>
@@ -4299,6 +5049,7 @@
         </w:rPr>
         <w:t>frontend</w:t>
       </w:r>
+      <w:proofErr w:type="spellEnd"/>
       <w:r>
         <w:rPr>
           <w:sz w:val="22"/>
@@ -4306,6 +5057,7 @@
         </w:rPr>
         <w:t xml:space="preserve">-части и код файла конфигурации </w:t>
       </w:r>
+      <w:proofErr w:type="spellStart"/>
       <w:r>
         <w:rPr>
           <w:sz w:val="22"/>
@@ -4313,6 +5065,7 @@
         </w:rPr>
         <w:t>frontend</w:t>
       </w:r>
+      <w:proofErr w:type="spellEnd"/>
       <w:r>
         <w:rPr>
           <w:sz w:val="22"/>
@@ -4342,13 +5095,77 @@
           <w:lang w:val="ru-RU"/>
         </w:rPr>
       </w:pPr>
-      <w:r>
-        <w:rPr>
-          <w:rFonts w:eastAsiaTheme="minorHAnsi" w:cs="Times New Roman"/>
-          <w:szCs w:val="28"/>
-          <w:lang w:val="ru-RU"/>
-        </w:rPr>
-        <w:t>Frontend расположен в проекте CatshrediasNews.Client. Клиент содержит Razor-страницы для ленты, просмотра статьи, профиля, авторизации, модерации, администрирования и редактора публикаций. Обращение к API выполняется через клиентские сервисы, зарегистрированные в Program.cs.</w:t>
+      <w:proofErr w:type="spellStart"/>
+      <w:r>
+        <w:rPr>
+          <w:rFonts w:eastAsiaTheme="minorHAnsi" w:cs="Times New Roman"/>
+          <w:szCs w:val="28"/>
+          <w:lang w:val="ru-RU"/>
+        </w:rPr>
+        <w:t>Frontend</w:t>
+      </w:r>
+      <w:proofErr w:type="spellEnd"/>
+      <w:r>
+        <w:rPr>
+          <w:rFonts w:eastAsiaTheme="minorHAnsi" w:cs="Times New Roman"/>
+          <w:szCs w:val="28"/>
+          <w:lang w:val="ru-RU"/>
+        </w:rPr>
+        <w:t xml:space="preserve"> расположен в проекте </w:t>
+      </w:r>
+      <w:proofErr w:type="spellStart"/>
+      <w:r>
+        <w:rPr>
+          <w:rFonts w:eastAsiaTheme="minorHAnsi" w:cs="Times New Roman"/>
+          <w:szCs w:val="28"/>
+          <w:lang w:val="ru-RU"/>
+        </w:rPr>
+        <w:t>CatshrediasNews.Client</w:t>
+      </w:r>
+      <w:proofErr w:type="spellEnd"/>
+      <w:r>
+        <w:rPr>
+          <w:rFonts w:eastAsiaTheme="minorHAnsi" w:cs="Times New Roman"/>
+          <w:szCs w:val="28"/>
+          <w:lang w:val="ru-RU"/>
+        </w:rPr>
+        <w:t xml:space="preserve">. Клиент содержит </w:t>
+      </w:r>
+      <w:proofErr w:type="spellStart"/>
+      <w:r>
+        <w:rPr>
+          <w:rFonts w:eastAsiaTheme="minorHAnsi" w:cs="Times New Roman"/>
+          <w:szCs w:val="28"/>
+          <w:lang w:val="ru-RU"/>
+        </w:rPr>
+        <w:t>Razor</w:t>
+      </w:r>
+      <w:proofErr w:type="spellEnd"/>
+      <w:r>
+        <w:rPr>
+          <w:rFonts w:eastAsiaTheme="minorHAnsi" w:cs="Times New Roman"/>
+          <w:szCs w:val="28"/>
+          <w:lang w:val="ru-RU"/>
+        </w:rPr>
+        <w:t xml:space="preserve">-страницы для ленты, просмотра статьи, профиля, авторизации, модерации, администрирования и редактора публикаций. Обращение к API выполняется через клиентские сервисы, зарегистрированные в </w:t>
+      </w:r>
+      <w:proofErr w:type="spellStart"/>
+      <w:r>
+        <w:rPr>
+          <w:rFonts w:eastAsiaTheme="minorHAnsi" w:cs="Times New Roman"/>
+          <w:szCs w:val="28"/>
+          <w:lang w:val="ru-RU"/>
+        </w:rPr>
+        <w:t>Program.cs</w:t>
+      </w:r>
+      <w:proofErr w:type="spellEnd"/>
+      <w:r>
+        <w:rPr>
+          <w:rFonts w:eastAsiaTheme="minorHAnsi" w:cs="Times New Roman"/>
+          <w:szCs w:val="28"/>
+          <w:lang w:val="ru-RU"/>
+        </w:rPr>
+        <w:t>.</w:t>
       </w:r>
     </w:p>
     <w:p>
@@ -4419,8 +5236,8 @@
         <w:tblLook w:val="04A0" w:firstRow="1" w:lastRow="0" w:firstColumn="1" w:lastColumn="0" w:noHBand="0" w:noVBand="1"/>
       </w:tblPr>
       <w:tblGrid>
-        <w:gridCol w:w="2160"/>
-        <w:gridCol w:w="7528"/>
+        <w:gridCol w:w="2141"/>
+        <w:gridCol w:w="7430"/>
       </w:tblGrid>
       <w:tr>
         <w:trPr>
@@ -4441,6 +5258,7 @@
                 <w:szCs w:val="24"/>
               </w:rPr>
             </w:pPr>
+            <w:proofErr w:type="spellStart"/>
             <w:r>
               <w:rPr>
                 <w:rFonts w:cs="Times New Roman"/>
@@ -4450,6 +5268,7 @@
               </w:rPr>
               <w:t>Раздел</w:t>
             </w:r>
+            <w:proofErr w:type="spellEnd"/>
           </w:p>
         </w:tc>
         <w:tc>
@@ -4467,6 +5286,7 @@
                 <w:szCs w:val="24"/>
               </w:rPr>
             </w:pPr>
+            <w:proofErr w:type="spellStart"/>
             <w:r>
               <w:rPr>
                 <w:rFonts w:cs="Times New Roman"/>
@@ -4476,6 +5296,7 @@
               </w:rPr>
               <w:t>Назначение</w:t>
             </w:r>
+            <w:proofErr w:type="spellEnd"/>
           </w:p>
         </w:tc>
       </w:tr>
@@ -4522,6 +5343,7 @@
                 <w:szCs w:val="24"/>
               </w:rPr>
             </w:pPr>
+            <w:proofErr w:type="spellStart"/>
             <w:r>
               <w:rPr>
                 <w:rFonts w:cs="Times New Roman"/>
@@ -4529,7 +5351,37 @@
                 <w:sz w:val="24"/>
                 <w:szCs w:val="24"/>
               </w:rPr>
-              <w:t>Страницы Blazor: Home, ArticleView, Profile, Register, Admin, Moderation, Publicist</w:t>
+              <w:t>Страницы</w:t>
+            </w:r>
+            <w:proofErr w:type="spellEnd"/>
+            <w:r>
+              <w:rPr>
+                <w:rFonts w:cs="Times New Roman"/>
+                <w:bCs/>
+                <w:sz w:val="24"/>
+                <w:szCs w:val="24"/>
+              </w:rPr>
+              <w:t xml:space="preserve"> Blazor: Home, </w:t>
+            </w:r>
+            <w:proofErr w:type="spellStart"/>
+            <w:r>
+              <w:rPr>
+                <w:rFonts w:cs="Times New Roman"/>
+                <w:bCs/>
+                <w:sz w:val="24"/>
+                <w:szCs w:val="24"/>
+              </w:rPr>
+              <w:t>ArticleView</w:t>
+            </w:r>
+            <w:proofErr w:type="spellEnd"/>
+            <w:r>
+              <w:rPr>
+                <w:rFonts w:cs="Times New Roman"/>
+                <w:bCs/>
+                <w:sz w:val="24"/>
+                <w:szCs w:val="24"/>
+              </w:rPr>
+              <w:t>, Profile, Register, Admin, Moderation, Publicist</w:t>
             </w:r>
           </w:p>
         </w:tc>
@@ -4586,7 +5438,29 @@
                 <w:szCs w:val="24"/>
                 <w:lang w:val="ru-RU"/>
               </w:rPr>
-              <w:t xml:space="preserve">Основной макет, сайдбары, </w:t>
+              <w:t xml:space="preserve">Основной макет, </w:t>
+            </w:r>
+            <w:proofErr w:type="spellStart"/>
+            <w:r>
+              <w:rPr>
+                <w:rFonts w:cs="Times New Roman"/>
+                <w:bCs/>
+                <w:sz w:val="24"/>
+                <w:szCs w:val="24"/>
+                <w:lang w:val="ru-RU"/>
+              </w:rPr>
+              <w:t>сайдбары</w:t>
+            </w:r>
+            <w:proofErr w:type="spellEnd"/>
+            <w:r>
+              <w:rPr>
+                <w:rFonts w:cs="Times New Roman"/>
+                <w:bCs/>
+                <w:sz w:val="24"/>
+                <w:szCs w:val="24"/>
+                <w:lang w:val="ru-RU"/>
+              </w:rPr>
+              <w:t xml:space="preserve">, </w:t>
             </w:r>
             <w:r>
               <w:rPr>
@@ -4660,8 +5534,119 @@
                 <w:sz w:val="24"/>
                 <w:szCs w:val="24"/>
               </w:rPr>
-              <w:t>HTTP-клиенты для API: AuthService, ArticleService, AdminService, ModerationService</w:t>
-            </w:r>
+              <w:t>HTTP-</w:t>
+            </w:r>
+            <w:proofErr w:type="spellStart"/>
+            <w:r>
+              <w:rPr>
+                <w:rFonts w:cs="Times New Roman"/>
+                <w:bCs/>
+                <w:sz w:val="24"/>
+                <w:szCs w:val="24"/>
+              </w:rPr>
+              <w:t>клиенты</w:t>
+            </w:r>
+            <w:proofErr w:type="spellEnd"/>
+            <w:r>
+              <w:rPr>
+                <w:rFonts w:cs="Times New Roman"/>
+                <w:bCs/>
+                <w:sz w:val="24"/>
+                <w:szCs w:val="24"/>
+              </w:rPr>
+              <w:t xml:space="preserve"> </w:t>
+            </w:r>
+            <w:proofErr w:type="spellStart"/>
+            <w:r>
+              <w:rPr>
+                <w:rFonts w:cs="Times New Roman"/>
+                <w:bCs/>
+                <w:sz w:val="24"/>
+                <w:szCs w:val="24"/>
+              </w:rPr>
+              <w:t>для</w:t>
+            </w:r>
+            <w:proofErr w:type="spellEnd"/>
+            <w:r>
+              <w:rPr>
+                <w:rFonts w:cs="Times New Roman"/>
+                <w:bCs/>
+                <w:sz w:val="24"/>
+                <w:szCs w:val="24"/>
+              </w:rPr>
+              <w:t xml:space="preserve"> API: </w:t>
+            </w:r>
+            <w:proofErr w:type="spellStart"/>
+            <w:r>
+              <w:rPr>
+                <w:rFonts w:cs="Times New Roman"/>
+                <w:bCs/>
+                <w:sz w:val="24"/>
+                <w:szCs w:val="24"/>
+              </w:rPr>
+              <w:t>AuthService</w:t>
+            </w:r>
+            <w:proofErr w:type="spellEnd"/>
+            <w:r>
+              <w:rPr>
+                <w:rFonts w:cs="Times New Roman"/>
+                <w:bCs/>
+                <w:sz w:val="24"/>
+                <w:szCs w:val="24"/>
+              </w:rPr>
+              <w:t xml:space="preserve">, </w:t>
+            </w:r>
+            <w:proofErr w:type="spellStart"/>
+            <w:r>
+              <w:rPr>
+                <w:rFonts w:cs="Times New Roman"/>
+                <w:bCs/>
+                <w:sz w:val="24"/>
+                <w:szCs w:val="24"/>
+              </w:rPr>
+              <w:t>ArticleService</w:t>
+            </w:r>
+            <w:proofErr w:type="spellEnd"/>
+            <w:r>
+              <w:rPr>
+                <w:rFonts w:cs="Times New Roman"/>
+                <w:bCs/>
+                <w:sz w:val="24"/>
+                <w:szCs w:val="24"/>
+              </w:rPr>
+              <w:t xml:space="preserve">, </w:t>
+            </w:r>
+            <w:proofErr w:type="spellStart"/>
+            <w:r>
+              <w:rPr>
+                <w:rFonts w:cs="Times New Roman"/>
+                <w:bCs/>
+                <w:sz w:val="24"/>
+                <w:szCs w:val="24"/>
+              </w:rPr>
+              <w:t>AdminService</w:t>
+            </w:r>
+            <w:proofErr w:type="spellEnd"/>
+            <w:r>
+              <w:rPr>
+                <w:rFonts w:cs="Times New Roman"/>
+                <w:bCs/>
+                <w:sz w:val="24"/>
+                <w:szCs w:val="24"/>
+              </w:rPr>
+              <w:t xml:space="preserve">, </w:t>
+            </w:r>
+            <w:proofErr w:type="spellStart"/>
+            <w:r>
+              <w:rPr>
+                <w:rFonts w:cs="Times New Roman"/>
+                <w:bCs/>
+                <w:sz w:val="24"/>
+                <w:szCs w:val="24"/>
+              </w:rPr>
+              <w:t>ModerationService</w:t>
+            </w:r>
+            <w:proofErr w:type="spellEnd"/>
           </w:p>
         </w:tc>
       </w:tr>
@@ -4740,6 +5725,7 @@
                 <w:szCs w:val="24"/>
               </w:rPr>
             </w:pPr>
+            <w:proofErr w:type="spellStart"/>
             <w:r>
               <w:rPr>
                 <w:rFonts w:cs="Times New Roman"/>
@@ -4749,6 +5735,7 @@
               </w:rPr>
               <w:t>wwwroot</w:t>
             </w:r>
+            <w:proofErr w:type="spellEnd"/>
           </w:p>
         </w:tc>
         <w:tc>
@@ -4772,7 +5759,27 @@
                 <w:sz w:val="24"/>
                 <w:szCs w:val="24"/>
               </w:rPr>
-              <w:t>CSS, JS, appsettings и index.html</w:t>
+              <w:t xml:space="preserve">CSS, JS, </w:t>
+            </w:r>
+            <w:proofErr w:type="spellStart"/>
+            <w:r>
+              <w:rPr>
+                <w:rFonts w:cs="Times New Roman"/>
+                <w:bCs/>
+                <w:sz w:val="24"/>
+                <w:szCs w:val="24"/>
+              </w:rPr>
+              <w:t>appsettings</w:t>
+            </w:r>
+            <w:proofErr w:type="spellEnd"/>
+            <w:r>
+              <w:rPr>
+                <w:rFonts w:cs="Times New Roman"/>
+                <w:bCs/>
+                <w:sz w:val="24"/>
+                <w:szCs w:val="24"/>
+              </w:rPr>
+              <w:t xml:space="preserve"> и index.html</w:t>
             </w:r>
           </w:p>
         </w:tc>
@@ -4827,7 +5834,205 @@
           <w:szCs w:val="28"/>
           <w:lang w:val="ru-RU"/>
         </w:rPr>
-        <w:t>Для развертывания используется docker-compose.yml, который поднимает PostgreSQL, API, web-контейнер с Nginx и Mailpit для локальной проверки писем. Nginx отдает опубликованный Blazor WebAssembly и проксирует запросы /api, /hubs и /uploads в API-контейнер.</w:t>
+        <w:t xml:space="preserve">Для развертывания используется </w:t>
+      </w:r>
+      <w:proofErr w:type="spellStart"/>
+      <w:r>
+        <w:rPr>
+          <w:rFonts w:eastAsiaTheme="minorHAnsi" w:cs="Times New Roman"/>
+          <w:szCs w:val="28"/>
+          <w:lang w:val="ru-RU"/>
+        </w:rPr>
+        <w:t>docker-compose.yml</w:t>
+      </w:r>
+      <w:proofErr w:type="spellEnd"/>
+      <w:r>
+        <w:rPr>
+          <w:rFonts w:eastAsiaTheme="minorHAnsi" w:cs="Times New Roman"/>
+          <w:szCs w:val="28"/>
+          <w:lang w:val="ru-RU"/>
+        </w:rPr>
+        <w:t xml:space="preserve">, который поднимает PostgreSQL, API, </w:t>
+      </w:r>
+      <w:proofErr w:type="spellStart"/>
+      <w:r>
+        <w:rPr>
+          <w:rFonts w:eastAsiaTheme="minorHAnsi" w:cs="Times New Roman"/>
+          <w:szCs w:val="28"/>
+          <w:lang w:val="ru-RU"/>
+        </w:rPr>
+        <w:t>web</w:t>
+      </w:r>
+      <w:proofErr w:type="spellEnd"/>
+      <w:r>
+        <w:rPr>
+          <w:rFonts w:eastAsiaTheme="minorHAnsi" w:cs="Times New Roman"/>
+          <w:szCs w:val="28"/>
+          <w:lang w:val="ru-RU"/>
+        </w:rPr>
+        <w:t xml:space="preserve">-контейнер с </w:t>
+      </w:r>
+      <w:proofErr w:type="spellStart"/>
+      <w:r>
+        <w:rPr>
+          <w:rFonts w:eastAsiaTheme="minorHAnsi" w:cs="Times New Roman"/>
+          <w:szCs w:val="28"/>
+          <w:lang w:val="ru-RU"/>
+        </w:rPr>
+        <w:t>Nginx</w:t>
+      </w:r>
+      <w:proofErr w:type="spellEnd"/>
+      <w:r>
+        <w:rPr>
+          <w:rFonts w:eastAsiaTheme="minorHAnsi" w:cs="Times New Roman"/>
+          <w:szCs w:val="28"/>
+          <w:lang w:val="ru-RU"/>
+        </w:rPr>
+        <w:t xml:space="preserve"> и </w:t>
+      </w:r>
+      <w:proofErr w:type="spellStart"/>
+      <w:r>
+        <w:rPr>
+          <w:rFonts w:eastAsiaTheme="minorHAnsi" w:cs="Times New Roman"/>
+          <w:szCs w:val="28"/>
+          <w:lang w:val="ru-RU"/>
+        </w:rPr>
+        <w:t>Mailpit</w:t>
+      </w:r>
+      <w:proofErr w:type="spellEnd"/>
+      <w:r>
+        <w:rPr>
+          <w:rFonts w:eastAsiaTheme="minorHAnsi" w:cs="Times New Roman"/>
+          <w:szCs w:val="28"/>
+          <w:lang w:val="ru-RU"/>
+        </w:rPr>
+        <w:t xml:space="preserve"> для локальной проверки писем. </w:t>
+      </w:r>
+      <w:proofErr w:type="spellStart"/>
+      <w:r>
+        <w:rPr>
+          <w:rFonts w:eastAsiaTheme="minorHAnsi" w:cs="Times New Roman"/>
+          <w:szCs w:val="28"/>
+          <w:lang w:val="ru-RU"/>
+        </w:rPr>
+        <w:t>Nginx</w:t>
+      </w:r>
+      <w:proofErr w:type="spellEnd"/>
+      <w:r>
+        <w:rPr>
+          <w:rFonts w:eastAsiaTheme="minorHAnsi" w:cs="Times New Roman"/>
+          <w:szCs w:val="28"/>
+          <w:lang w:val="ru-RU"/>
+        </w:rPr>
+        <w:t xml:space="preserve"> отдает опубликованный </w:t>
+      </w:r>
+      <w:proofErr w:type="spellStart"/>
+      <w:r>
+        <w:rPr>
+          <w:rFonts w:eastAsiaTheme="minorHAnsi" w:cs="Times New Roman"/>
+          <w:szCs w:val="28"/>
+          <w:lang w:val="ru-RU"/>
+        </w:rPr>
+        <w:t>Blazor</w:t>
+      </w:r>
+      <w:proofErr w:type="spellEnd"/>
+      <w:r>
+        <w:rPr>
+          <w:rFonts w:eastAsiaTheme="minorHAnsi" w:cs="Times New Roman"/>
+          <w:szCs w:val="28"/>
+          <w:lang w:val="ru-RU"/>
+        </w:rPr>
+        <w:t xml:space="preserve"> </w:t>
+      </w:r>
+      <w:proofErr w:type="spellStart"/>
+      <w:r>
+        <w:rPr>
+          <w:rFonts w:eastAsiaTheme="minorHAnsi" w:cs="Times New Roman"/>
+          <w:szCs w:val="28"/>
+          <w:lang w:val="ru-RU"/>
+        </w:rPr>
+        <w:t>WebAssembly</w:t>
+      </w:r>
+      <w:proofErr w:type="spellEnd"/>
+      <w:r>
+        <w:rPr>
+          <w:rFonts w:eastAsiaTheme="minorHAnsi" w:cs="Times New Roman"/>
+          <w:szCs w:val="28"/>
+          <w:lang w:val="ru-RU"/>
+        </w:rPr>
+        <w:t xml:space="preserve"> и </w:t>
+      </w:r>
+      <w:proofErr w:type="spellStart"/>
+      <w:r>
+        <w:rPr>
+          <w:rFonts w:eastAsiaTheme="minorHAnsi" w:cs="Times New Roman"/>
+          <w:szCs w:val="28"/>
+          <w:lang w:val="ru-RU"/>
+        </w:rPr>
+        <w:t>проксирует</w:t>
+      </w:r>
+      <w:proofErr w:type="spellEnd"/>
+      <w:r>
+        <w:rPr>
+          <w:rFonts w:eastAsiaTheme="minorHAnsi" w:cs="Times New Roman"/>
+          <w:szCs w:val="28"/>
+          <w:lang w:val="ru-RU"/>
+        </w:rPr>
+        <w:t xml:space="preserve"> запросы /</w:t>
+      </w:r>
+      <w:proofErr w:type="spellStart"/>
+      <w:r>
+        <w:rPr>
+          <w:rFonts w:eastAsiaTheme="minorHAnsi" w:cs="Times New Roman"/>
+          <w:szCs w:val="28"/>
+          <w:lang w:val="ru-RU"/>
+        </w:rPr>
+        <w:t>api</w:t>
+      </w:r>
+      <w:proofErr w:type="spellEnd"/>
+      <w:r>
+        <w:rPr>
+          <w:rFonts w:eastAsiaTheme="minorHAnsi" w:cs="Times New Roman"/>
+          <w:szCs w:val="28"/>
+          <w:lang w:val="ru-RU"/>
+        </w:rPr>
+        <w:t>, /</w:t>
+      </w:r>
+      <w:proofErr w:type="spellStart"/>
+      <w:r>
+        <w:rPr>
+          <w:rFonts w:eastAsiaTheme="minorHAnsi" w:cs="Times New Roman"/>
+          <w:szCs w:val="28"/>
+          <w:lang w:val="ru-RU"/>
+        </w:rPr>
+        <w:t>hubs</w:t>
+      </w:r>
+      <w:proofErr w:type="spellEnd"/>
+      <w:r>
+        <w:rPr>
+          <w:rFonts w:eastAsiaTheme="minorHAnsi" w:cs="Times New Roman"/>
+          <w:szCs w:val="28"/>
+          <w:lang w:val="ru-RU"/>
+        </w:rPr>
+        <w:t xml:space="preserve"> и /</w:t>
+      </w:r>
+      <w:proofErr w:type="spellStart"/>
+      <w:r>
+        <w:rPr>
+          <w:rFonts w:eastAsiaTheme="minorHAnsi" w:cs="Times New Roman"/>
+          <w:szCs w:val="28"/>
+          <w:lang w:val="ru-RU"/>
+        </w:rPr>
+        <w:t>uploads</w:t>
+      </w:r>
+      <w:proofErr w:type="spellEnd"/>
+      <w:r>
+        <w:rPr>
+          <w:rFonts w:eastAsiaTheme="minorHAnsi" w:cs="Times New Roman"/>
+          <w:szCs w:val="28"/>
+          <w:lang w:val="ru-RU"/>
+        </w:rPr>
+        <w:t xml:space="preserve"> в API-контейнер.</w:t>
       </w:r>
     </w:p>
     <w:p>
@@ -4873,7 +6078,107 @@
           <w:szCs w:val="28"/>
           <w:lang w:val="ru-RU"/>
         </w:rPr>
-        <w:t>После получения публичного URL от Tuna значение необходимо указать в переменной PUBLIC_URL файла .env. Этот адрес используется для CORS, JWT issuer/audience и формирования ссылок подтверждения email.</w:t>
+        <w:t xml:space="preserve">После получения публичного URL от </w:t>
+      </w:r>
+      <w:proofErr w:type="spellStart"/>
+      <w:r>
+        <w:rPr>
+          <w:rFonts w:eastAsiaTheme="minorHAnsi" w:cs="Times New Roman"/>
+          <w:szCs w:val="28"/>
+          <w:lang w:val="ru-RU"/>
+        </w:rPr>
+        <w:t>Tuna</w:t>
+      </w:r>
+      <w:proofErr w:type="spellEnd"/>
+      <w:r>
+        <w:rPr>
+          <w:rFonts w:eastAsiaTheme="minorHAnsi" w:cs="Times New Roman"/>
+          <w:szCs w:val="28"/>
+          <w:lang w:val="ru-RU"/>
+        </w:rPr>
+        <w:t xml:space="preserve"> значение необходимо указать в переменной PUBLIC_URL </w:t>
+      </w:r>
+      <w:proofErr w:type="gramStart"/>
+      <w:r>
+        <w:rPr>
+          <w:rFonts w:eastAsiaTheme="minorHAnsi" w:cs="Times New Roman"/>
+          <w:szCs w:val="28"/>
+          <w:lang w:val="ru-RU"/>
+        </w:rPr>
+        <w:t>файла .</w:t>
+      </w:r>
+      <w:proofErr w:type="spellStart"/>
+      <w:r>
+        <w:rPr>
+          <w:rFonts w:eastAsiaTheme="minorHAnsi" w:cs="Times New Roman"/>
+          <w:szCs w:val="28"/>
+          <w:lang w:val="ru-RU"/>
+        </w:rPr>
+        <w:t>env</w:t>
+      </w:r>
+      <w:proofErr w:type="spellEnd"/>
+      <w:proofErr w:type="gramEnd"/>
+      <w:r>
+        <w:rPr>
+          <w:rFonts w:eastAsiaTheme="minorHAnsi" w:cs="Times New Roman"/>
+          <w:szCs w:val="28"/>
+          <w:lang w:val="ru-RU"/>
+        </w:rPr>
+        <w:t xml:space="preserve">. Этот адрес используется для CORS, JWT </w:t>
+      </w:r>
+      <w:proofErr w:type="spellStart"/>
+      <w:r>
+        <w:rPr>
+          <w:rFonts w:eastAsiaTheme="minorHAnsi" w:cs="Times New Roman"/>
+          <w:szCs w:val="28"/>
+          <w:lang w:val="ru-RU"/>
+        </w:rPr>
+        <w:t>issuer</w:t>
+      </w:r>
+      <w:proofErr w:type="spellEnd"/>
+      <w:r>
+        <w:rPr>
+          <w:rFonts w:eastAsiaTheme="minorHAnsi" w:cs="Times New Roman"/>
+          <w:szCs w:val="28"/>
+          <w:lang w:val="ru-RU"/>
+        </w:rPr>
+        <w:t>/</w:t>
+      </w:r>
+      <w:proofErr w:type="spellStart"/>
+      <w:r>
+        <w:rPr>
+          <w:rFonts w:eastAsiaTheme="minorHAnsi" w:cs="Times New Roman"/>
+          <w:szCs w:val="28"/>
+          <w:lang w:val="ru-RU"/>
+        </w:rPr>
+        <w:t>audience</w:t>
+      </w:r>
+      <w:proofErr w:type="spellEnd"/>
+      <w:r>
+        <w:rPr>
+          <w:rFonts w:eastAsiaTheme="minorHAnsi" w:cs="Times New Roman"/>
+          <w:szCs w:val="28"/>
+          <w:lang w:val="ru-RU"/>
+        </w:rPr>
+        <w:t xml:space="preserve"> и формирования ссылок подтверждения </w:t>
+      </w:r>
+      <w:proofErr w:type="spellStart"/>
+      <w:r>
+        <w:rPr>
+          <w:rFonts w:eastAsiaTheme="minorHAnsi" w:cs="Times New Roman"/>
+          <w:szCs w:val="28"/>
+          <w:lang w:val="ru-RU"/>
+        </w:rPr>
+        <w:t>email</w:t>
+      </w:r>
+      <w:proofErr w:type="spellEnd"/>
+      <w:r>
+        <w:rPr>
+          <w:rFonts w:eastAsiaTheme="minorHAnsi" w:cs="Times New Roman"/>
+          <w:szCs w:val="28"/>
+          <w:lang w:val="ru-RU"/>
+        </w:rPr>
+        <w:t>.</w:t>
       </w:r>
     </w:p>
     <w:p>
@@ -4881,6 +6186,7 @@
         <w:rPr>
           <w:rFonts w:eastAsiaTheme="minorHAnsi" w:cs="Times New Roman"/>
           <w:szCs w:val="28"/>
+          <w:lang w:val="ru-RU"/>
         </w:rPr>
       </w:pPr>
       <w:r>
@@ -5018,12 +6324,37 @@
           <w:szCs w:val="28"/>
         </w:rPr>
       </w:pPr>
+      <w:proofErr w:type="spellStart"/>
       <w:r>
         <w:rPr>
           <w:rFonts w:cs="Times New Roman"/>
           <w:szCs w:val="28"/>
         </w:rPr>
-        <w:t>Установить Docker Desktop или Docker Engine.</w:t>
+        <w:t>Установить</w:t>
+      </w:r>
+      <w:proofErr w:type="spellEnd"/>
+      <w:r>
+        <w:rPr>
+          <w:rFonts w:cs="Times New Roman"/>
+          <w:szCs w:val="28"/>
+        </w:rPr>
+        <w:t xml:space="preserve"> Docker Desktop </w:t>
+      </w:r>
+      <w:proofErr w:type="spellStart"/>
+      <w:r>
+        <w:rPr>
+          <w:rFonts w:cs="Times New Roman"/>
+          <w:szCs w:val="28"/>
+        </w:rPr>
+        <w:t>или</w:t>
+      </w:r>
+      <w:proofErr w:type="spellEnd"/>
+      <w:r>
+        <w:rPr>
+          <w:rFonts w:cs="Times New Roman"/>
+          <w:szCs w:val="28"/>
+        </w:rPr>
+        <w:t xml:space="preserve"> Docker Engine.</w:t>
       </w:r>
     </w:p>
     <w:p>
@@ -5041,15 +6372,25 @@
           <w:szCs w:val="28"/>
           <w:lang w:val="ru-RU"/>
         </w:rPr>
-        <w:t>Создать файл .</w:t>
-      </w:r>
+        <w:t xml:space="preserve">Создать </w:t>
+      </w:r>
+      <w:proofErr w:type="gramStart"/>
       <w:r>
         <w:rPr>
           <w:rFonts w:cs="Times New Roman"/>
           <w:szCs w:val="28"/>
+          <w:lang w:val="ru-RU"/>
+        </w:rPr>
+        <w:t>файл .</w:t>
+      </w:r>
+      <w:r>
+        <w:rPr>
+          <w:rFonts w:cs="Times New Roman"/>
+          <w:szCs w:val="28"/>
         </w:rPr>
         <w:t>env</w:t>
       </w:r>
+      <w:proofErr w:type="gramEnd"/>
       <w:r>
         <w:rPr>
           <w:rFonts w:cs="Times New Roman"/>
@@ -5142,12 +6483,21 @@
           <w:szCs w:val="28"/>
         </w:rPr>
       </w:pPr>
+      <w:proofErr w:type="spellStart"/>
       <w:r>
         <w:rPr>
           <w:rFonts w:cs="Times New Roman"/>
           <w:szCs w:val="28"/>
         </w:rPr>
-        <w:t>Запустить docker compose up -d --build.</w:t>
+        <w:t>Запустить</w:t>
+      </w:r>
+      <w:proofErr w:type="spellEnd"/>
+      <w:r>
+        <w:rPr>
+          <w:rFonts w:cs="Times New Roman"/>
+          <w:szCs w:val="28"/>
+        </w:rPr>
+        <w:t xml:space="preserve"> docker compose up -d --build.</w:t>
       </w:r>
     </w:p>
     <w:p>
@@ -5296,6 +6646,7 @@
         <w:rPr>
           <w:rFonts w:cs="Times New Roman"/>
           <w:szCs w:val="28"/>
+          <w:lang w:val="ru-RU"/>
         </w:rPr>
       </w:pPr>
     </w:p>
@@ -5329,7 +6680,25 @@
           <w:szCs w:val="28"/>
           <w:lang w:val="ru-RU"/>
         </w:rPr>
-        <w:t>В данном разделе приведено подробное руководство пользователя по работе с основными функциями приложения Runews. Описание разделено по ролям, так как доступные действия зависят от прав пользователя в системе.</w:t>
+        <w:t xml:space="preserve">В данном разделе приведено подробное руководство пользователя по работе с основными функциями приложения </w:t>
+      </w:r>
+      <w:proofErr w:type="spellStart"/>
+      <w:r>
+        <w:rPr>
+          <w:rFonts w:eastAsiaTheme="minorHAnsi" w:cs="Times New Roman"/>
+          <w:szCs w:val="28"/>
+          <w:lang w:val="ru-RU"/>
+        </w:rPr>
+        <w:t>Runews</w:t>
+      </w:r>
+      <w:proofErr w:type="spellEnd"/>
+      <w:r>
+        <w:rPr>
+          <w:rFonts w:eastAsiaTheme="minorHAnsi" w:cs="Times New Roman"/>
+          <w:szCs w:val="28"/>
+          <w:lang w:val="ru-RU"/>
+        </w:rPr>
+        <w:t>. Описание разделено по ролям, так как доступные действия зависят от прав пользователя в системе.</w:t>
       </w:r>
     </w:p>
     <w:p>
@@ -5337,6 +6706,7 @@
         <w:rPr>
           <w:rFonts w:eastAsiaTheme="minorHAnsi" w:cs="Times New Roman"/>
           <w:szCs w:val="28"/>
+          <w:lang w:val="ru-RU"/>
         </w:rPr>
       </w:pPr>
       <w:r>
@@ -5440,12 +6810,14 @@
         </w:rPr>
         <w:t xml:space="preserve">Главный экран приложения </w:t>
       </w:r>
+      <w:proofErr w:type="spellStart"/>
       <w:r>
         <w:rPr>
           <w:sz w:val="22"/>
         </w:rPr>
         <w:t>Runews</w:t>
       </w:r>
+      <w:proofErr w:type="spellEnd"/>
     </w:p>
     <w:p>
       <w:pPr>
@@ -5458,6 +6830,7 @@
         <w:rPr>
           <w:rFonts w:eastAsiaTheme="minorHAnsi" w:cs="Times New Roman"/>
           <w:szCs w:val="28"/>
+          <w:lang w:val="ru-RU"/>
         </w:rPr>
       </w:pPr>
       <w:r>
@@ -5570,7 +6943,7 @@
       <w:pPr>
         <w:jc w:val="center"/>
         <w:rPr>
-          <w:lang w:eastAsia="ru-RU"/>
+          <w:lang w:val="ru-RU" w:eastAsia="ru-RU"/>
         </w:rPr>
       </w:pPr>
       <w:r>
@@ -5590,6 +6963,7 @@
       <w:r>
         <w:rPr>
           <w:sz w:val="22"/>
+          <w:lang w:val="ru-RU"/>
         </w:rPr>
         <w:t>3</w:t>
       </w:r>
@@ -5877,14 +7251,7 @@
           <w:sz w:val="22"/>
           <w:lang w:val="ru-RU"/>
         </w:rPr>
-        <w:t xml:space="preserve">4.4 </w:t>
-      </w:r>
-      <w:r>
-        <w:rPr>
-          <w:sz w:val="22"/>
-          <w:lang w:val="ru-RU"/>
-        </w:rPr>
-        <w:t>Форма регистрации</w:t>
+        <w:t>4.4 Форма регистрации</w:t>
       </w:r>
     </w:p>
     <w:p>
@@ -5923,7 +7290,25 @@
           <w:szCs w:val="28"/>
           <w:lang w:val="ru-RU"/>
         </w:rPr>
-        <w:t xml:space="preserve">. Пользователь указывает имя, email, пароль, выбирает цвет аватара и при необходимости загружает изображение. </w:t>
+        <w:t xml:space="preserve">. Пользователь указывает имя, </w:t>
+      </w:r>
+      <w:proofErr w:type="spellStart"/>
+      <w:r>
+        <w:rPr>
+          <w:rFonts w:eastAsiaTheme="minorHAnsi" w:cs="Times New Roman"/>
+          <w:szCs w:val="28"/>
+          <w:lang w:val="ru-RU"/>
+        </w:rPr>
+        <w:t>email</w:t>
+      </w:r>
+      <w:proofErr w:type="spellEnd"/>
+      <w:r>
+        <w:rPr>
+          <w:rFonts w:eastAsiaTheme="minorHAnsi" w:cs="Times New Roman"/>
+          <w:szCs w:val="28"/>
+          <w:lang w:val="ru-RU"/>
+        </w:rPr>
+        <w:t xml:space="preserve">, пароль, выбирает цвет аватара и при необходимости загружает изображение. </w:t>
       </w:r>
     </w:p>
     <w:p>
@@ -5946,7 +7331,25 @@
           <w:szCs w:val="28"/>
           <w:lang w:val="ru-RU"/>
         </w:rPr>
-        <w:t>После регистрации система отправляет письмо с подтверждением email. До подтверждения аккаунт не может использовать авторизованные функции.</w:t>
+        <w:t xml:space="preserve">После регистрации система отправляет письмо с подтверждением </w:t>
+      </w:r>
+      <w:proofErr w:type="spellStart"/>
+      <w:r>
+        <w:rPr>
+          <w:rFonts w:eastAsiaTheme="minorHAnsi" w:cs="Times New Roman"/>
+          <w:szCs w:val="28"/>
+          <w:lang w:val="ru-RU"/>
+        </w:rPr>
+        <w:t>email</w:t>
+      </w:r>
+      <w:proofErr w:type="spellEnd"/>
+      <w:r>
+        <w:rPr>
+          <w:rFonts w:eastAsiaTheme="minorHAnsi" w:cs="Times New Roman"/>
+          <w:szCs w:val="28"/>
+          <w:lang w:val="ru-RU"/>
+        </w:rPr>
+        <w:t>. До подтверждения аккаунт не может использовать авторизованные функции.</w:t>
       </w:r>
     </w:p>
     <w:p>
@@ -5960,15 +7363,34 @@
         <w:rPr>
           <w:rFonts w:eastAsiaTheme="minorHAnsi" w:cs="Times New Roman"/>
           <w:szCs w:val="28"/>
-        </w:rPr>
-      </w:pPr>
-      <w:r>
-        <w:rPr>
-          <w:rFonts w:eastAsiaTheme="minorHAnsi" w:cs="Times New Roman"/>
-          <w:szCs w:val="28"/>
-          <w:lang w:val="ru-RU"/>
-        </w:rPr>
-        <w:t xml:space="preserve">Если пользователь забыл пароль, он может перейти на страницу восстановления, указать email и получить письмо со ссылкой для смены пароля. </w:t>
+          <w:lang w:val="ru-RU"/>
+        </w:rPr>
+      </w:pPr>
+      <w:r>
+        <w:rPr>
+          <w:rFonts w:eastAsiaTheme="minorHAnsi" w:cs="Times New Roman"/>
+          <w:szCs w:val="28"/>
+          <w:lang w:val="ru-RU"/>
+        </w:rPr>
+        <w:t xml:space="preserve">Если пользователь забыл пароль, он может перейти на страницу восстановления, указать </w:t>
+      </w:r>
+      <w:proofErr w:type="spellStart"/>
+      <w:r>
+        <w:rPr>
+          <w:rFonts w:eastAsiaTheme="minorHAnsi" w:cs="Times New Roman"/>
+          <w:szCs w:val="28"/>
+          <w:lang w:val="ru-RU"/>
+        </w:rPr>
+        <w:t>email</w:t>
+      </w:r>
+      <w:proofErr w:type="spellEnd"/>
+      <w:r>
+        <w:rPr>
+          <w:rFonts w:eastAsiaTheme="minorHAnsi" w:cs="Times New Roman"/>
+          <w:szCs w:val="28"/>
+          <w:lang w:val="ru-RU"/>
+        </w:rPr>
+        <w:t xml:space="preserve"> и получить письмо со ссылкой для смены пароля. </w:t>
       </w:r>
     </w:p>
     <w:p>
@@ -6255,14 +7677,7 @@
           <w:sz w:val="22"/>
           <w:lang w:val="ru-RU"/>
         </w:rPr>
-        <w:t>4.</w:t>
-      </w:r>
-      <w:r>
-        <w:rPr>
-          <w:sz w:val="22"/>
-          <w:lang w:val="ru-RU"/>
-        </w:rPr>
-        <w:t>6 Раздел с избранными статьями</w:t>
+        <w:t>4.6 Раздел с избранными статьями</w:t>
       </w:r>
     </w:p>
     <w:p>
@@ -6340,7 +7755,25 @@
           <w:szCs w:val="28"/>
           <w:lang w:val="ru-RU"/>
         </w:rPr>
-        <w:t>Авторизованный пользователь может оставлять комментарии и ответы к комментариям. Новые комментарии обновляются через SignalR, поэтому обсуждение может отображаться без полной перезагрузки страницы. Пользователь может удалить собственный комментарий, если он больше не нужен.</w:t>
+        <w:t xml:space="preserve">Авторизованный пользователь может оставлять комментарии и ответы к комментариям. Новые комментарии обновляются через </w:t>
+      </w:r>
+      <w:proofErr w:type="spellStart"/>
+      <w:r>
+        <w:rPr>
+          <w:rFonts w:eastAsiaTheme="minorHAnsi" w:cs="Times New Roman"/>
+          <w:szCs w:val="28"/>
+          <w:lang w:val="ru-RU"/>
+        </w:rPr>
+        <w:t>SignalR</w:t>
+      </w:r>
+      <w:proofErr w:type="spellEnd"/>
+      <w:r>
+        <w:rPr>
+          <w:rFonts w:eastAsiaTheme="minorHAnsi" w:cs="Times New Roman"/>
+          <w:szCs w:val="28"/>
+          <w:lang w:val="ru-RU"/>
+        </w:rPr>
+        <w:t>, поэтому обсуждение может отображаться без полной перезагрузки страницы. Пользователь может удалить собственный комментарий, если он больше не нужен.</w:t>
       </w:r>
     </w:p>
     <w:p>
@@ -6348,6 +7781,7 @@
         <w:rPr>
           <w:rFonts w:eastAsiaTheme="minorHAnsi" w:cs="Times New Roman"/>
           <w:szCs w:val="28"/>
+          <w:lang w:val="ru-RU"/>
         </w:rPr>
       </w:pPr>
       <w:r>
@@ -6580,7 +8014,25 @@
           <w:szCs w:val="28"/>
           <w:lang w:val="ru-RU"/>
         </w:rPr>
-        <w:t>В профиле пользователь может изменить имя, email, пароль, цвет аватара и изображение профиля</w:t>
+        <w:t xml:space="preserve">В профиле пользователь может изменить имя, </w:t>
+      </w:r>
+      <w:proofErr w:type="spellStart"/>
+      <w:r>
+        <w:rPr>
+          <w:rFonts w:eastAsiaTheme="minorHAnsi" w:cs="Times New Roman"/>
+          <w:szCs w:val="28"/>
+          <w:lang w:val="ru-RU"/>
+        </w:rPr>
+        <w:t>email</w:t>
+      </w:r>
+      <w:proofErr w:type="spellEnd"/>
+      <w:r>
+        <w:rPr>
+          <w:rFonts w:eastAsiaTheme="minorHAnsi" w:cs="Times New Roman"/>
+          <w:szCs w:val="28"/>
+          <w:lang w:val="ru-RU"/>
+        </w:rPr>
+        <w:t>, пароль, цвет аватара и изображение профиля</w:t>
       </w:r>
       <w:r>
         <w:rPr>
@@ -6697,21 +8149,7 @@
           <w:sz w:val="22"/>
           <w:lang w:val="ru-RU"/>
         </w:rPr>
-        <w:t>4.</w:t>
-      </w:r>
-      <w:r>
-        <w:rPr>
-          <w:sz w:val="22"/>
-          <w:lang w:val="ru-RU"/>
-        </w:rPr>
-        <w:t>9 Страница создания статьи</w:t>
-      </w:r>
-      <w:r>
-        <w:rPr>
-          <w:sz w:val="22"/>
-          <w:lang w:val="ru-RU"/>
-        </w:rPr>
-        <w:t xml:space="preserve"> </w:t>
+        <w:t xml:space="preserve">4.9 Страница создания статьи </w:t>
       </w:r>
     </w:p>
     <w:p>
@@ -6796,7 +8234,25 @@
           <w:szCs w:val="28"/>
           <w:lang w:val="ru-RU"/>
         </w:rPr>
-        <w:t xml:space="preserve">В редакторе доступен AI-помощник GigaChat. Он может улучшить текст, расширить материал, сократить статью, проверить орфографию или оценить соответствие правилам публикации. </w:t>
+        <w:t xml:space="preserve">В редакторе доступен AI-помощник </w:t>
+      </w:r>
+      <w:proofErr w:type="spellStart"/>
+      <w:r>
+        <w:rPr>
+          <w:rFonts w:eastAsiaTheme="minorHAnsi" w:cs="Times New Roman"/>
+          <w:szCs w:val="28"/>
+          <w:lang w:val="ru-RU"/>
+        </w:rPr>
+        <w:t>GigaChat</w:t>
+      </w:r>
+      <w:proofErr w:type="spellEnd"/>
+      <w:r>
+        <w:rPr>
+          <w:rFonts w:eastAsiaTheme="minorHAnsi" w:cs="Times New Roman"/>
+          <w:szCs w:val="28"/>
+          <w:lang w:val="ru-RU"/>
+        </w:rPr>
+        <w:t xml:space="preserve">. Он может улучшить текст, расширить материал, сократить статью, проверить орфографию или оценить соответствие правилам публикации. </w:t>
       </w:r>
     </w:p>
     <w:p>
@@ -6865,7 +8321,6 @@
           <w:szCs w:val="28"/>
           <w:lang w:val="ru-RU"/>
         </w:rPr>
-        <w:lastRenderedPageBreak/>
         <w:t>После просмотра материала модератор может одобрить статью. В этом случае статья получает статус опубликованной и становится видимой в общей ленте.</w:t>
       </w:r>
     </w:p>
@@ -6889,6 +8344,7 @@
           <w:szCs w:val="28"/>
           <w:lang w:val="ru-RU"/>
         </w:rPr>
+        <w:lastRenderedPageBreak/>
         <w:t>Если статья нарушает правила, модератор может отклонить ее и указать причину. Действие фиксируется в журнале модерации, чтобы сохранить историю решений.</w:t>
       </w:r>
     </w:p>
@@ -7296,7 +8752,25 @@
           <w:szCs w:val="28"/>
           <w:lang w:val="ru-RU"/>
         </w:rPr>
-        <w:t xml:space="preserve"> администратор управляет RSS и scraper-источниками. Для источника можно указать название, URL, тип получения данных, селекторы для ссылок, заголовка, текста, изображения и даты. Источник можно включить или отключить без удаления.</w:t>
+        <w:t xml:space="preserve"> администратор управляет RSS и </w:t>
+      </w:r>
+      <w:proofErr w:type="spellStart"/>
+      <w:r>
+        <w:rPr>
+          <w:rFonts w:eastAsiaTheme="minorHAnsi" w:cs="Times New Roman"/>
+          <w:szCs w:val="28"/>
+          <w:lang w:val="ru-RU"/>
+        </w:rPr>
+        <w:t>scraper</w:t>
+      </w:r>
+      <w:proofErr w:type="spellEnd"/>
+      <w:r>
+        <w:rPr>
+          <w:rFonts w:eastAsiaTheme="minorHAnsi" w:cs="Times New Roman"/>
+          <w:szCs w:val="28"/>
+          <w:lang w:val="ru-RU"/>
+        </w:rPr>
+        <w:t>-источниками. Для источника можно указать название, URL, тип получения данных, селекторы для ссылок, заголовка, текста, изображения и даты. Источник можно включить или отключить без удаления.</w:t>
       </w:r>
     </w:p>
     <w:p>
@@ -7334,8 +8808,25 @@
           <w:szCs w:val="28"/>
           <w:lang w:val="ru-RU"/>
         </w:rPr>
-        <w:lastRenderedPageBreak/>
-        <w:t>Фоновый сервис загрузки новостей автоматически обходит включенные RSS и scraper-источники. Полученные материалы проверяются на дубли, очищаются и сохраняются в базе данных.</w:t>
+        <w:t xml:space="preserve">Фоновый сервис загрузки новостей автоматически обходит включенные RSS и </w:t>
+      </w:r>
+      <w:proofErr w:type="spellStart"/>
+      <w:r>
+        <w:rPr>
+          <w:rFonts w:eastAsiaTheme="minorHAnsi" w:cs="Times New Roman"/>
+          <w:szCs w:val="28"/>
+          <w:lang w:val="ru-RU"/>
+        </w:rPr>
+        <w:t>scraper</w:t>
+      </w:r>
+      <w:proofErr w:type="spellEnd"/>
+      <w:r>
+        <w:rPr>
+          <w:rFonts w:eastAsiaTheme="minorHAnsi" w:cs="Times New Roman"/>
+          <w:szCs w:val="28"/>
+          <w:lang w:val="ru-RU"/>
+        </w:rPr>
+        <w:t>-источники. Полученные материалы проверяются на дубли, очищаются и сохраняются в базе данных.</w:t>
       </w:r>
     </w:p>
     <w:p>
@@ -7358,7 +8849,26 @@
           <w:szCs w:val="28"/>
           <w:lang w:val="ru-RU"/>
         </w:rPr>
-        <w:t>Сервис email отправляет письма подтверждения регистрации и восстановления пароля. Ссылки в письмах формируются на основе публичного адреса приложения, указанного в переменной PUBLIC_URL.</w:t>
+        <w:lastRenderedPageBreak/>
+        <w:t xml:space="preserve">Сервис </w:t>
+      </w:r>
+      <w:proofErr w:type="spellStart"/>
+      <w:r>
+        <w:rPr>
+          <w:rFonts w:eastAsiaTheme="minorHAnsi" w:cs="Times New Roman"/>
+          <w:szCs w:val="28"/>
+          <w:lang w:val="ru-RU"/>
+        </w:rPr>
+        <w:t>email</w:t>
+      </w:r>
+      <w:proofErr w:type="spellEnd"/>
+      <w:r>
+        <w:rPr>
+          <w:rFonts w:eastAsiaTheme="minorHAnsi" w:cs="Times New Roman"/>
+          <w:szCs w:val="28"/>
+          <w:lang w:val="ru-RU"/>
+        </w:rPr>
+        <w:t xml:space="preserve"> отправляет письма подтверждения регистрации и восстановления пароля. Ссылки в письмах формируются на основе публичного адреса приложения, указанного в переменной PUBLIC_URL.</w:t>
       </w:r>
     </w:p>
     <w:p>
@@ -7381,7 +8891,43 @@
           <w:szCs w:val="28"/>
           <w:lang w:val="ru-RU"/>
         </w:rPr>
-        <w:t>Глобальный обработчик 401 на клиенте следит за устаревшими или недействительными сессиями. Если сервер возвращает Unauthorized, клиент удаляет данные авторизации из localStorage и перезагружает страницу.</w:t>
+        <w:t xml:space="preserve">Глобальный обработчик 401 на клиенте следит за устаревшими или недействительными сессиями. Если сервер возвращает </w:t>
+      </w:r>
+      <w:proofErr w:type="spellStart"/>
+      <w:r>
+        <w:rPr>
+          <w:rFonts w:eastAsiaTheme="minorHAnsi" w:cs="Times New Roman"/>
+          <w:szCs w:val="28"/>
+          <w:lang w:val="ru-RU"/>
+        </w:rPr>
+        <w:t>Unauthorized</w:t>
+      </w:r>
+      <w:proofErr w:type="spellEnd"/>
+      <w:r>
+        <w:rPr>
+          <w:rFonts w:eastAsiaTheme="minorHAnsi" w:cs="Times New Roman"/>
+          <w:szCs w:val="28"/>
+          <w:lang w:val="ru-RU"/>
+        </w:rPr>
+        <w:t xml:space="preserve">, клиент удаляет данные авторизации из </w:t>
+      </w:r>
+      <w:proofErr w:type="spellStart"/>
+      <w:r>
+        <w:rPr>
+          <w:rFonts w:eastAsiaTheme="minorHAnsi" w:cs="Times New Roman"/>
+          <w:szCs w:val="28"/>
+          <w:lang w:val="ru-RU"/>
+        </w:rPr>
+        <w:t>localStorage</w:t>
+      </w:r>
+      <w:proofErr w:type="spellEnd"/>
+      <w:r>
+        <w:rPr>
+          <w:rFonts w:eastAsiaTheme="minorHAnsi" w:cs="Times New Roman"/>
+          <w:szCs w:val="28"/>
+          <w:lang w:val="ru-RU"/>
+        </w:rPr>
+        <w:t xml:space="preserve"> и перезагружает страницу.</w:t>
       </w:r>
     </w:p>
     <w:p>
@@ -7404,7 +8950,61 @@
           <w:szCs w:val="28"/>
           <w:lang w:val="ru-RU"/>
         </w:rPr>
-        <w:t>Загруженные аватары и изображения статей сохраняются на сервере в каталоге uploads. В Docker этот каталог подключен как volume, чтобы файлы не терялись при пересоздании контейнера.</w:t>
+        <w:t xml:space="preserve">Загруженные аватары и изображения статей сохраняются на сервере в каталоге </w:t>
+      </w:r>
+      <w:proofErr w:type="spellStart"/>
+      <w:r>
+        <w:rPr>
+          <w:rFonts w:eastAsiaTheme="minorHAnsi" w:cs="Times New Roman"/>
+          <w:szCs w:val="28"/>
+          <w:lang w:val="ru-RU"/>
+        </w:rPr>
+        <w:t>uploads</w:t>
+      </w:r>
+      <w:proofErr w:type="spellEnd"/>
+      <w:r>
+        <w:rPr>
+          <w:rFonts w:eastAsiaTheme="minorHAnsi" w:cs="Times New Roman"/>
+          <w:szCs w:val="28"/>
+          <w:lang w:val="ru-RU"/>
+        </w:rPr>
+        <w:t xml:space="preserve">. В </w:t>
+      </w:r>
+      <w:proofErr w:type="spellStart"/>
+      <w:r>
+        <w:rPr>
+          <w:rFonts w:eastAsiaTheme="minorHAnsi" w:cs="Times New Roman"/>
+          <w:szCs w:val="28"/>
+          <w:lang w:val="ru-RU"/>
+        </w:rPr>
+        <w:t>Docker</w:t>
+      </w:r>
+      <w:proofErr w:type="spellEnd"/>
+      <w:r>
+        <w:rPr>
+          <w:rFonts w:eastAsiaTheme="minorHAnsi" w:cs="Times New Roman"/>
+          <w:szCs w:val="28"/>
+          <w:lang w:val="ru-RU"/>
+        </w:rPr>
+        <w:t xml:space="preserve"> этот каталог подключен как </w:t>
+      </w:r>
+      <w:proofErr w:type="spellStart"/>
+      <w:r>
+        <w:rPr>
+          <w:rFonts w:eastAsiaTheme="minorHAnsi" w:cs="Times New Roman"/>
+          <w:szCs w:val="28"/>
+          <w:lang w:val="ru-RU"/>
+        </w:rPr>
+        <w:t>volume</w:t>
+      </w:r>
+      <w:proofErr w:type="spellEnd"/>
+      <w:r>
+        <w:rPr>
+          <w:rFonts w:eastAsiaTheme="minorHAnsi" w:cs="Times New Roman"/>
+          <w:szCs w:val="28"/>
+          <w:lang w:val="ru-RU"/>
+        </w:rPr>
+        <w:t>, чтобы файлы не терялись при пересоздании контейнера.</w:t>
       </w:r>
     </w:p>
     <w:p>
@@ -7534,12 +9134,12 @@
         <w:tblLook w:val="04A0" w:firstRow="1" w:lastRow="0" w:firstColumn="1" w:lastColumn="0" w:noHBand="0" w:noVBand="1"/>
       </w:tblPr>
       <w:tblGrid>
-        <w:gridCol w:w="600"/>
-        <w:gridCol w:w="2167"/>
-        <w:gridCol w:w="1902"/>
-        <w:gridCol w:w="2389"/>
-        <w:gridCol w:w="1727"/>
-        <w:gridCol w:w="1120"/>
+        <w:gridCol w:w="584"/>
+        <w:gridCol w:w="2091"/>
+        <w:gridCol w:w="1837"/>
+        <w:gridCol w:w="2305"/>
+        <w:gridCol w:w="1669"/>
+        <w:gridCol w:w="1085"/>
       </w:tblGrid>
       <w:tr>
         <w:trPr>
@@ -7583,6 +9183,7 @@
                 <w:szCs w:val="24"/>
               </w:rPr>
             </w:pPr>
+            <w:proofErr w:type="spellStart"/>
             <w:r>
               <w:rPr>
                 <w:bCs/>
@@ -7591,6 +9192,7 @@
               </w:rPr>
               <w:t>Название</w:t>
             </w:r>
+            <w:proofErr w:type="spellEnd"/>
           </w:p>
         </w:tc>
         <w:tc>
@@ -7607,6 +9209,7 @@
                 <w:szCs w:val="24"/>
               </w:rPr>
             </w:pPr>
+            <w:proofErr w:type="spellStart"/>
             <w:r>
               <w:rPr>
                 <w:bCs/>
@@ -7615,6 +9218,7 @@
               </w:rPr>
               <w:t>Предусловия</w:t>
             </w:r>
+            <w:proofErr w:type="spellEnd"/>
           </w:p>
         </w:tc>
         <w:tc>
@@ -7631,6 +9235,7 @@
                 <w:szCs w:val="24"/>
               </w:rPr>
             </w:pPr>
+            <w:proofErr w:type="spellStart"/>
             <w:r>
               <w:rPr>
                 <w:bCs/>
@@ -7639,6 +9244,7 @@
               </w:rPr>
               <w:t>Шаги</w:t>
             </w:r>
+            <w:proofErr w:type="spellEnd"/>
           </w:p>
         </w:tc>
         <w:tc>
@@ -7655,14 +9261,34 @@
                 <w:szCs w:val="24"/>
               </w:rPr>
             </w:pPr>
+            <w:proofErr w:type="spellStart"/>
             <w:r>
               <w:rPr>
                 <w:bCs/>
                 <w:sz w:val="24"/>
                 <w:szCs w:val="24"/>
               </w:rPr>
-              <w:t>Ожидаемый результат</w:t>
-            </w:r>
+              <w:t>Ожидаемый</w:t>
+            </w:r>
+            <w:proofErr w:type="spellEnd"/>
+            <w:r>
+              <w:rPr>
+                <w:bCs/>
+                <w:sz w:val="24"/>
+                <w:szCs w:val="24"/>
+              </w:rPr>
+              <w:t xml:space="preserve"> </w:t>
+            </w:r>
+            <w:proofErr w:type="spellStart"/>
+            <w:r>
+              <w:rPr>
+                <w:bCs/>
+                <w:sz w:val="24"/>
+                <w:szCs w:val="24"/>
+              </w:rPr>
+              <w:t>результат</w:t>
+            </w:r>
+            <w:proofErr w:type="spellEnd"/>
           </w:p>
         </w:tc>
         <w:tc>
@@ -7679,6 +9305,7 @@
                 <w:szCs w:val="24"/>
               </w:rPr>
             </w:pPr>
+            <w:proofErr w:type="spellStart"/>
             <w:r>
               <w:rPr>
                 <w:bCs/>
@@ -7687,6 +9314,7 @@
               </w:rPr>
               <w:t>Статус</w:t>
             </w:r>
+            <w:proofErr w:type="spellEnd"/>
           </w:p>
         </w:tc>
       </w:tr>
@@ -7730,14 +9358,52 @@
                 <w:szCs w:val="24"/>
               </w:rPr>
             </w:pPr>
+            <w:proofErr w:type="spellStart"/>
             <w:r>
               <w:rPr>
                 <w:bCs/>
                 <w:sz w:val="24"/>
                 <w:szCs w:val="24"/>
               </w:rPr>
-              <w:t>Регистрация нового пользователя</w:t>
-            </w:r>
+              <w:t>Регистрация</w:t>
+            </w:r>
+            <w:proofErr w:type="spellEnd"/>
+            <w:r>
+              <w:rPr>
+                <w:bCs/>
+                <w:sz w:val="24"/>
+                <w:szCs w:val="24"/>
+              </w:rPr>
+              <w:t xml:space="preserve"> </w:t>
+            </w:r>
+            <w:proofErr w:type="spellStart"/>
+            <w:r>
+              <w:rPr>
+                <w:bCs/>
+                <w:sz w:val="24"/>
+                <w:szCs w:val="24"/>
+              </w:rPr>
+              <w:t>нового</w:t>
+            </w:r>
+            <w:proofErr w:type="spellEnd"/>
+            <w:r>
+              <w:rPr>
+                <w:bCs/>
+                <w:sz w:val="24"/>
+                <w:szCs w:val="24"/>
+              </w:rPr>
+              <w:t xml:space="preserve"> </w:t>
+            </w:r>
+            <w:proofErr w:type="spellStart"/>
+            <w:r>
+              <w:rPr>
+                <w:bCs/>
+                <w:sz w:val="24"/>
+                <w:szCs w:val="24"/>
+              </w:rPr>
+              <w:t>пользователя</w:t>
+            </w:r>
+            <w:proofErr w:type="spellEnd"/>
           </w:p>
         </w:tc>
         <w:tc>
@@ -7862,6 +9528,7 @@
                 <w:szCs w:val="24"/>
               </w:rPr>
             </w:pPr>
+            <w:proofErr w:type="spellStart"/>
             <w:r>
               <w:rPr>
                 <w:bCs/>
@@ -7870,6 +9537,7 @@
               </w:rPr>
               <w:t>Успешно</w:t>
             </w:r>
+            <w:proofErr w:type="spellEnd"/>
           </w:p>
         </w:tc>
       </w:tr>
@@ -8054,6 +9722,7 @@
                 <w:szCs w:val="24"/>
               </w:rPr>
             </w:pPr>
+            <w:proofErr w:type="spellStart"/>
             <w:r>
               <w:rPr>
                 <w:bCs/>
@@ -8062,6 +9731,7 @@
               </w:rPr>
               <w:t>Успешно</w:t>
             </w:r>
+            <w:proofErr w:type="spellEnd"/>
           </w:p>
         </w:tc>
       </w:tr>
@@ -8105,14 +9775,52 @@
                 <w:szCs w:val="24"/>
               </w:rPr>
             </w:pPr>
+            <w:proofErr w:type="spellStart"/>
             <w:r>
               <w:rPr>
                 <w:bCs/>
                 <w:sz w:val="24"/>
                 <w:szCs w:val="24"/>
               </w:rPr>
-              <w:t>Вход неподтвержденного пользователя</w:t>
-            </w:r>
+              <w:t>Вход</w:t>
+            </w:r>
+            <w:proofErr w:type="spellEnd"/>
+            <w:r>
+              <w:rPr>
+                <w:bCs/>
+                <w:sz w:val="24"/>
+                <w:szCs w:val="24"/>
+              </w:rPr>
+              <w:t xml:space="preserve"> </w:t>
+            </w:r>
+            <w:proofErr w:type="spellStart"/>
+            <w:r>
+              <w:rPr>
+                <w:bCs/>
+                <w:sz w:val="24"/>
+                <w:szCs w:val="24"/>
+              </w:rPr>
+              <w:t>неподтвержденного</w:t>
+            </w:r>
+            <w:proofErr w:type="spellEnd"/>
+            <w:r>
+              <w:rPr>
+                <w:bCs/>
+                <w:sz w:val="24"/>
+                <w:szCs w:val="24"/>
+              </w:rPr>
+              <w:t xml:space="preserve"> </w:t>
+            </w:r>
+            <w:proofErr w:type="spellStart"/>
+            <w:r>
+              <w:rPr>
+                <w:bCs/>
+                <w:sz w:val="24"/>
+                <w:szCs w:val="24"/>
+              </w:rPr>
+              <w:t>пользователя</w:t>
+            </w:r>
+            <w:proofErr w:type="spellEnd"/>
           </w:p>
         </w:tc>
         <w:tc>
@@ -8128,13 +9836,59 @@
                 <w:szCs w:val="24"/>
               </w:rPr>
             </w:pPr>
+            <w:proofErr w:type="spellStart"/>
             <w:r>
               <w:rPr>
                 <w:bCs/>
                 <w:sz w:val="24"/>
                 <w:szCs w:val="24"/>
               </w:rPr>
-              <w:t>Пользователь создан, EmailConfirmed = false</w:t>
+              <w:t>Пользователь</w:t>
+            </w:r>
+            <w:proofErr w:type="spellEnd"/>
+            <w:r>
+              <w:rPr>
+                <w:bCs/>
+                <w:sz w:val="24"/>
+                <w:szCs w:val="24"/>
+              </w:rPr>
+              <w:t xml:space="preserve"> </w:t>
+            </w:r>
+            <w:proofErr w:type="spellStart"/>
+            <w:r>
+              <w:rPr>
+                <w:bCs/>
+                <w:sz w:val="24"/>
+                <w:szCs w:val="24"/>
+              </w:rPr>
+              <w:t>создан</w:t>
+            </w:r>
+            <w:proofErr w:type="spellEnd"/>
+            <w:r>
+              <w:rPr>
+                <w:bCs/>
+                <w:sz w:val="24"/>
+                <w:szCs w:val="24"/>
+              </w:rPr>
+              <w:t xml:space="preserve">, </w:t>
+            </w:r>
+            <w:proofErr w:type="spellStart"/>
+            <w:r>
+              <w:rPr>
+                <w:bCs/>
+                <w:sz w:val="24"/>
+                <w:szCs w:val="24"/>
+              </w:rPr>
+              <w:t>EmailConfirmed</w:t>
+            </w:r>
+            <w:proofErr w:type="spellEnd"/>
+            <w:r>
+              <w:rPr>
+                <w:bCs/>
+                <w:sz w:val="24"/>
+                <w:szCs w:val="24"/>
+              </w:rPr>
+              <w:t xml:space="preserve"> = false</w:t>
             </w:r>
           </w:p>
         </w:tc>
@@ -8226,6 +9980,7 @@
                 <w:szCs w:val="24"/>
               </w:rPr>
             </w:pPr>
+            <w:proofErr w:type="spellStart"/>
             <w:r>
               <w:rPr>
                 <w:bCs/>
@@ -8234,6 +9989,7 @@
               </w:rPr>
               <w:t>Успешно</w:t>
             </w:r>
+            <w:proofErr w:type="spellEnd"/>
           </w:p>
         </w:tc>
       </w:tr>
@@ -8277,14 +10033,34 @@
                 <w:szCs w:val="24"/>
               </w:rPr>
             </w:pPr>
+            <w:proofErr w:type="spellStart"/>
             <w:r>
               <w:rPr>
                 <w:bCs/>
                 <w:sz w:val="24"/>
                 <w:szCs w:val="24"/>
               </w:rPr>
-              <w:t>Просмотр статьи</w:t>
-            </w:r>
+              <w:t>Просмотр</w:t>
+            </w:r>
+            <w:proofErr w:type="spellEnd"/>
+            <w:r>
+              <w:rPr>
+                <w:bCs/>
+                <w:sz w:val="24"/>
+                <w:szCs w:val="24"/>
+              </w:rPr>
+              <w:t xml:space="preserve"> </w:t>
+            </w:r>
+            <w:proofErr w:type="spellStart"/>
+            <w:r>
+              <w:rPr>
+                <w:bCs/>
+                <w:sz w:val="24"/>
+                <w:szCs w:val="24"/>
+              </w:rPr>
+              <w:t>статьи</w:t>
+            </w:r>
+            <w:proofErr w:type="spellEnd"/>
           </w:p>
         </w:tc>
         <w:tc>
@@ -8375,6 +10151,7 @@
                 <w:szCs w:val="24"/>
               </w:rPr>
             </w:pPr>
+            <w:proofErr w:type="spellStart"/>
             <w:r>
               <w:rPr>
                 <w:bCs/>
@@ -8383,6 +10160,7 @@
               </w:rPr>
               <w:t>Успешно</w:t>
             </w:r>
+            <w:proofErr w:type="spellEnd"/>
           </w:p>
         </w:tc>
       </w:tr>
@@ -8468,10 +10246,10 @@
       </w:tblPr>
       <w:tblGrid>
         <w:gridCol w:w="617"/>
-        <w:gridCol w:w="2151"/>
-        <w:gridCol w:w="1889"/>
-        <w:gridCol w:w="2361"/>
-        <w:gridCol w:w="1726"/>
+        <w:gridCol w:w="2062"/>
+        <w:gridCol w:w="1811"/>
+        <w:gridCol w:w="2200"/>
+        <w:gridCol w:w="1720"/>
         <w:gridCol w:w="1161"/>
       </w:tblGrid>
       <w:tr>
@@ -8511,13 +10289,47 @@
                 <w:szCs w:val="24"/>
               </w:rPr>
             </w:pPr>
-            <w:r>
-              <w:rPr>
-                <w:sz w:val="24"/>
-                <w:szCs w:val="24"/>
-              </w:rPr>
-              <w:t>Создание статьи автором</w:t>
-            </w:r>
+            <w:proofErr w:type="spellStart"/>
+            <w:r>
+              <w:rPr>
+                <w:sz w:val="24"/>
+                <w:szCs w:val="24"/>
+              </w:rPr>
+              <w:t>Создание</w:t>
+            </w:r>
+            <w:proofErr w:type="spellEnd"/>
+            <w:r>
+              <w:rPr>
+                <w:sz w:val="24"/>
+                <w:szCs w:val="24"/>
+              </w:rPr>
+              <w:t xml:space="preserve"> </w:t>
+            </w:r>
+            <w:proofErr w:type="spellStart"/>
+            <w:r>
+              <w:rPr>
+                <w:sz w:val="24"/>
+                <w:szCs w:val="24"/>
+              </w:rPr>
+              <w:t>статьи</w:t>
+            </w:r>
+            <w:proofErr w:type="spellEnd"/>
+            <w:r>
+              <w:rPr>
+                <w:sz w:val="24"/>
+                <w:szCs w:val="24"/>
+              </w:rPr>
+              <w:t xml:space="preserve"> </w:t>
+            </w:r>
+            <w:proofErr w:type="spellStart"/>
+            <w:r>
+              <w:rPr>
+                <w:sz w:val="24"/>
+                <w:szCs w:val="24"/>
+              </w:rPr>
+              <w:t>автором</w:t>
+            </w:r>
+            <w:proofErr w:type="spellEnd"/>
           </w:p>
         </w:tc>
         <w:tc>
@@ -8532,12 +10344,53 @@
                 <w:szCs w:val="24"/>
               </w:rPr>
             </w:pPr>
-            <w:r>
-              <w:rPr>
-                <w:sz w:val="24"/>
-                <w:szCs w:val="24"/>
-              </w:rPr>
-              <w:t>Пользователь авторизован как Publicist</w:t>
+            <w:proofErr w:type="spellStart"/>
+            <w:r>
+              <w:rPr>
+                <w:sz w:val="24"/>
+                <w:szCs w:val="24"/>
+              </w:rPr>
+              <w:t>Пользователь</w:t>
+            </w:r>
+            <w:proofErr w:type="spellEnd"/>
+            <w:r>
+              <w:rPr>
+                <w:sz w:val="24"/>
+                <w:szCs w:val="24"/>
+              </w:rPr>
+              <w:t xml:space="preserve"> </w:t>
+            </w:r>
+            <w:proofErr w:type="spellStart"/>
+            <w:r>
+              <w:rPr>
+                <w:sz w:val="24"/>
+                <w:szCs w:val="24"/>
+              </w:rPr>
+              <w:t>авторизован</w:t>
+            </w:r>
+            <w:proofErr w:type="spellEnd"/>
+            <w:r>
+              <w:rPr>
+                <w:sz w:val="24"/>
+                <w:szCs w:val="24"/>
+              </w:rPr>
+              <w:t xml:space="preserve"> </w:t>
+            </w:r>
+            <w:proofErr w:type="spellStart"/>
+            <w:r>
+              <w:rPr>
+                <w:sz w:val="24"/>
+                <w:szCs w:val="24"/>
+              </w:rPr>
+              <w:t>как</w:t>
+            </w:r>
+            <w:proofErr w:type="spellEnd"/>
+            <w:r>
+              <w:rPr>
+                <w:sz w:val="24"/>
+                <w:szCs w:val="24"/>
+              </w:rPr>
+              <w:t xml:space="preserve"> Publicist</w:t>
             </w:r>
           </w:p>
         </w:tc>
@@ -8599,6 +10452,7 @@
                 <w:szCs w:val="24"/>
               </w:rPr>
             </w:pPr>
+            <w:proofErr w:type="spellStart"/>
             <w:r>
               <w:rPr>
                 <w:sz w:val="24"/>
@@ -8606,6 +10460,7 @@
               </w:rPr>
               <w:t>Успешно</w:t>
             </w:r>
+            <w:proofErr w:type="spellEnd"/>
           </w:p>
         </w:tc>
       </w:tr>
@@ -8646,13 +10501,47 @@
                 <w:szCs w:val="24"/>
               </w:rPr>
             </w:pPr>
-            <w:r>
-              <w:rPr>
-                <w:sz w:val="24"/>
-                <w:szCs w:val="24"/>
-              </w:rPr>
-              <w:t>Подтверждение жалобы модератором</w:t>
-            </w:r>
+            <w:proofErr w:type="spellStart"/>
+            <w:r>
+              <w:rPr>
+                <w:sz w:val="24"/>
+                <w:szCs w:val="24"/>
+              </w:rPr>
+              <w:t>Подтверждение</w:t>
+            </w:r>
+            <w:proofErr w:type="spellEnd"/>
+            <w:r>
+              <w:rPr>
+                <w:sz w:val="24"/>
+                <w:szCs w:val="24"/>
+              </w:rPr>
+              <w:t xml:space="preserve"> </w:t>
+            </w:r>
+            <w:proofErr w:type="spellStart"/>
+            <w:r>
+              <w:rPr>
+                <w:sz w:val="24"/>
+                <w:szCs w:val="24"/>
+              </w:rPr>
+              <w:t>жалобы</w:t>
+            </w:r>
+            <w:proofErr w:type="spellEnd"/>
+            <w:r>
+              <w:rPr>
+                <w:sz w:val="24"/>
+                <w:szCs w:val="24"/>
+              </w:rPr>
+              <w:t xml:space="preserve"> </w:t>
+            </w:r>
+            <w:proofErr w:type="spellStart"/>
+            <w:r>
+              <w:rPr>
+                <w:sz w:val="24"/>
+                <w:szCs w:val="24"/>
+              </w:rPr>
+              <w:t>модератором</w:t>
+            </w:r>
+            <w:proofErr w:type="spellEnd"/>
           </w:p>
         </w:tc>
         <w:tc>
@@ -8743,6 +10632,7 @@
                 <w:szCs w:val="24"/>
               </w:rPr>
             </w:pPr>
+            <w:proofErr w:type="spellStart"/>
             <w:r>
               <w:rPr>
                 <w:sz w:val="24"/>
@@ -8750,6 +10640,7 @@
               </w:rPr>
               <w:t>Успешно</w:t>
             </w:r>
+            <w:proofErr w:type="spellEnd"/>
           </w:p>
         </w:tc>
       </w:tr>
@@ -8791,13 +10682,23 @@
                 <w:lang w:val="ru-RU"/>
               </w:rPr>
             </w:pPr>
+            <w:proofErr w:type="spellStart"/>
             <w:r>
               <w:rPr>
                 <w:sz w:val="24"/>
                 <w:szCs w:val="24"/>
                 <w:lang w:val="ru-RU"/>
               </w:rPr>
-              <w:t>Инвалидация сессии после смены пароля</w:t>
+              <w:t>Инвалидация</w:t>
+            </w:r>
+            <w:proofErr w:type="spellEnd"/>
+            <w:r>
+              <w:rPr>
+                <w:sz w:val="24"/>
+                <w:szCs w:val="24"/>
+                <w:lang w:val="ru-RU"/>
+              </w:rPr>
+              <w:t xml:space="preserve"> сессии после смены пароля</w:t>
             </w:r>
           </w:p>
         </w:tc>
@@ -8882,6 +10783,7 @@
               </w:rPr>
               <w:t xml:space="preserve"> возвращает 401, клиент очищает </w:t>
             </w:r>
+            <w:proofErr w:type="spellStart"/>
             <w:r>
               <w:rPr>
                 <w:sz w:val="24"/>
@@ -8889,6 +10791,7 @@
               </w:rPr>
               <w:t>localStorage</w:t>
             </w:r>
+            <w:proofErr w:type="spellEnd"/>
             <w:r>
               <w:rPr>
                 <w:sz w:val="24"/>
@@ -8911,6 +10814,7 @@
                 <w:szCs w:val="24"/>
               </w:rPr>
             </w:pPr>
+            <w:proofErr w:type="spellStart"/>
             <w:r>
               <w:rPr>
                 <w:sz w:val="24"/>
@@ -8918,6 +10822,7 @@
               </w:rPr>
               <w:t>Успешно</w:t>
             </w:r>
+            <w:proofErr w:type="spellEnd"/>
           </w:p>
         </w:tc>
       </w:tr>
@@ -8933,6 +10838,7 @@
         <w:rPr>
           <w:rFonts w:eastAsiaTheme="minorHAnsi" w:cs="Times New Roman"/>
           <w:szCs w:val="28"/>
+          <w:lang w:val="ru-RU"/>
         </w:rPr>
       </w:pPr>
       <w:r>
@@ -8955,6 +10861,7 @@
         <w:rPr>
           <w:rFonts w:eastAsiaTheme="minorHAnsi" w:cs="Times New Roman"/>
           <w:szCs w:val="28"/>
+          <w:lang w:val="ru-RU"/>
         </w:rPr>
       </w:pPr>
     </w:p>
@@ -9059,12 +10966,12 @@
         <w:tblLook w:val="04A0" w:firstRow="1" w:lastRow="0" w:firstColumn="1" w:lastColumn="0" w:noHBand="0" w:noVBand="1"/>
       </w:tblPr>
       <w:tblGrid>
-        <w:gridCol w:w="639"/>
-        <w:gridCol w:w="2639"/>
-        <w:gridCol w:w="2065"/>
-        <w:gridCol w:w="1790"/>
-        <w:gridCol w:w="1700"/>
-        <w:gridCol w:w="1072"/>
+        <w:gridCol w:w="623"/>
+        <w:gridCol w:w="2545"/>
+        <w:gridCol w:w="1993"/>
+        <w:gridCol w:w="1729"/>
+        <w:gridCol w:w="1642"/>
+        <w:gridCol w:w="1039"/>
       </w:tblGrid>
       <w:tr>
         <w:trPr>
@@ -9108,14 +11015,34 @@
                 <w:szCs w:val="24"/>
               </w:rPr>
             </w:pPr>
+            <w:proofErr w:type="spellStart"/>
             <w:r>
               <w:rPr>
                 <w:bCs/>
                 <w:sz w:val="24"/>
                 <w:szCs w:val="24"/>
               </w:rPr>
-              <w:t>Модуль/метод</w:t>
-            </w:r>
+              <w:t>Модуль</w:t>
+            </w:r>
+            <w:proofErr w:type="spellEnd"/>
+            <w:r>
+              <w:rPr>
+                <w:bCs/>
+                <w:sz w:val="24"/>
+                <w:szCs w:val="24"/>
+              </w:rPr>
+              <w:t>/</w:t>
+            </w:r>
+            <w:proofErr w:type="spellStart"/>
+            <w:r>
+              <w:rPr>
+                <w:bCs/>
+                <w:sz w:val="24"/>
+                <w:szCs w:val="24"/>
+              </w:rPr>
+              <w:t>метод</w:t>
+            </w:r>
+            <w:proofErr w:type="spellEnd"/>
           </w:p>
         </w:tc>
         <w:tc>
@@ -9132,14 +11059,34 @@
                 <w:szCs w:val="24"/>
               </w:rPr>
             </w:pPr>
+            <w:proofErr w:type="spellStart"/>
             <w:r>
               <w:rPr>
                 <w:bCs/>
                 <w:sz w:val="24"/>
                 <w:szCs w:val="24"/>
               </w:rPr>
-              <w:t>Проверяемая логика</w:t>
-            </w:r>
+              <w:t>Проверяемая</w:t>
+            </w:r>
+            <w:proofErr w:type="spellEnd"/>
+            <w:r>
+              <w:rPr>
+                <w:bCs/>
+                <w:sz w:val="24"/>
+                <w:szCs w:val="24"/>
+              </w:rPr>
+              <w:t xml:space="preserve"> </w:t>
+            </w:r>
+            <w:proofErr w:type="spellStart"/>
+            <w:r>
+              <w:rPr>
+                <w:bCs/>
+                <w:sz w:val="24"/>
+                <w:szCs w:val="24"/>
+              </w:rPr>
+              <w:t>логика</w:t>
+            </w:r>
+            <w:proofErr w:type="spellEnd"/>
           </w:p>
         </w:tc>
         <w:tc>
@@ -9156,14 +11103,52 @@
                 <w:szCs w:val="24"/>
               </w:rPr>
             </w:pPr>
+            <w:proofErr w:type="spellStart"/>
             <w:r>
               <w:rPr>
                 <w:bCs/>
                 <w:sz w:val="24"/>
                 <w:szCs w:val="24"/>
               </w:rPr>
-              <w:t>Входные данные/действие</w:t>
-            </w:r>
+              <w:t>Входные</w:t>
+            </w:r>
+            <w:proofErr w:type="spellEnd"/>
+            <w:r>
+              <w:rPr>
+                <w:bCs/>
+                <w:sz w:val="24"/>
+                <w:szCs w:val="24"/>
+              </w:rPr>
+              <w:t xml:space="preserve"> </w:t>
+            </w:r>
+            <w:proofErr w:type="spellStart"/>
+            <w:r>
+              <w:rPr>
+                <w:bCs/>
+                <w:sz w:val="24"/>
+                <w:szCs w:val="24"/>
+              </w:rPr>
+              <w:t>данные</w:t>
+            </w:r>
+            <w:proofErr w:type="spellEnd"/>
+            <w:r>
+              <w:rPr>
+                <w:bCs/>
+                <w:sz w:val="24"/>
+                <w:szCs w:val="24"/>
+              </w:rPr>
+              <w:t>/</w:t>
+            </w:r>
+            <w:proofErr w:type="spellStart"/>
+            <w:r>
+              <w:rPr>
+                <w:bCs/>
+                <w:sz w:val="24"/>
+                <w:szCs w:val="24"/>
+              </w:rPr>
+              <w:t>действие</w:t>
+            </w:r>
+            <w:proofErr w:type="spellEnd"/>
           </w:p>
         </w:tc>
         <w:tc>
@@ -9180,14 +11165,34 @@
                 <w:szCs w:val="24"/>
               </w:rPr>
             </w:pPr>
+            <w:proofErr w:type="spellStart"/>
             <w:r>
               <w:rPr>
                 <w:bCs/>
                 <w:sz w:val="24"/>
                 <w:szCs w:val="24"/>
               </w:rPr>
-              <w:t>Ожидаемый результат</w:t>
-            </w:r>
+              <w:t>Ожидаемый</w:t>
+            </w:r>
+            <w:proofErr w:type="spellEnd"/>
+            <w:r>
+              <w:rPr>
+                <w:bCs/>
+                <w:sz w:val="24"/>
+                <w:szCs w:val="24"/>
+              </w:rPr>
+              <w:t xml:space="preserve"> </w:t>
+            </w:r>
+            <w:proofErr w:type="spellStart"/>
+            <w:r>
+              <w:rPr>
+                <w:bCs/>
+                <w:sz w:val="24"/>
+                <w:szCs w:val="24"/>
+              </w:rPr>
+              <w:t>результат</w:t>
+            </w:r>
+            <w:proofErr w:type="spellEnd"/>
           </w:p>
         </w:tc>
         <w:tc>
@@ -9204,6 +11209,7 @@
                 <w:szCs w:val="24"/>
               </w:rPr>
             </w:pPr>
+            <w:proofErr w:type="spellStart"/>
             <w:r>
               <w:rPr>
                 <w:bCs/>
@@ -9212,6 +11218,7 @@
               </w:rPr>
               <w:t>Статус</w:t>
             </w:r>
+            <w:proofErr w:type="spellEnd"/>
           </w:p>
         </w:tc>
       </w:tr>
@@ -9255,6 +11262,7 @@
                 <w:szCs w:val="24"/>
               </w:rPr>
             </w:pPr>
+            <w:proofErr w:type="spellStart"/>
             <w:r>
               <w:rPr>
                 <w:bCs/>
@@ -9263,6 +11271,7 @@
               </w:rPr>
               <w:t>AuthService.RegisterAsync</w:t>
             </w:r>
+            <w:proofErr w:type="spellEnd"/>
           </w:p>
         </w:tc>
         <w:tc>
@@ -9355,6 +11364,7 @@
               </w:rPr>
               <w:t xml:space="preserve"> существующего пользователя, у которого </w:t>
             </w:r>
+            <w:proofErr w:type="spellStart"/>
             <w:r>
               <w:rPr>
                 <w:bCs/>
@@ -9363,6 +11373,7 @@
               </w:rPr>
               <w:t>EmailConfirmed</w:t>
             </w:r>
+            <w:proofErr w:type="spellEnd"/>
             <w:r>
               <w:rPr>
                 <w:bCs/>
@@ -9405,6 +11416,7 @@
               </w:rPr>
               <w:t xml:space="preserve">Обновляются данные пользователя, генерируется новый токен подтверждения, вызывается </w:t>
             </w:r>
+            <w:proofErr w:type="spellStart"/>
             <w:r>
               <w:rPr>
                 <w:bCs/>
@@ -9413,6 +11425,7 @@
               </w:rPr>
               <w:t>EmailService</w:t>
             </w:r>
+            <w:proofErr w:type="spellEnd"/>
           </w:p>
         </w:tc>
         <w:tc>
@@ -9428,6 +11441,7 @@
                 <w:szCs w:val="24"/>
               </w:rPr>
             </w:pPr>
+            <w:proofErr w:type="spellStart"/>
             <w:r>
               <w:rPr>
                 <w:bCs/>
@@ -9436,6 +11450,7 @@
               </w:rPr>
               <w:t>Успешно</w:t>
             </w:r>
+            <w:proofErr w:type="spellEnd"/>
           </w:p>
         </w:tc>
       </w:tr>
@@ -9520,12 +11535,12 @@
         <w:tblLook w:val="04A0" w:firstRow="1" w:lastRow="0" w:firstColumn="1" w:lastColumn="0" w:noHBand="0" w:noVBand="1"/>
       </w:tblPr>
       <w:tblGrid>
-        <w:gridCol w:w="606"/>
-        <w:gridCol w:w="3537"/>
-        <w:gridCol w:w="1567"/>
-        <w:gridCol w:w="1557"/>
-        <w:gridCol w:w="1634"/>
-        <w:gridCol w:w="1004"/>
+        <w:gridCol w:w="591"/>
+        <w:gridCol w:w="3408"/>
+        <w:gridCol w:w="1514"/>
+        <w:gridCol w:w="1505"/>
+        <w:gridCol w:w="1579"/>
+        <w:gridCol w:w="974"/>
       </w:tblGrid>
       <w:tr>
         <w:trPr>
@@ -9564,6 +11579,7 @@
                 <w:szCs w:val="24"/>
               </w:rPr>
             </w:pPr>
+            <w:proofErr w:type="spellStart"/>
             <w:r>
               <w:rPr>
                 <w:sz w:val="24"/>
@@ -9571,6 +11587,7 @@
               </w:rPr>
               <w:t>AuthService.ComputePasswordVersion</w:t>
             </w:r>
+            <w:proofErr w:type="spellEnd"/>
           </w:p>
         </w:tc>
         <w:tc>
@@ -9624,6 +11641,7 @@
               </w:rPr>
               <w:t xml:space="preserve">Передать </w:t>
             </w:r>
+            <w:proofErr w:type="spellStart"/>
             <w:r>
               <w:rPr>
                 <w:sz w:val="24"/>
@@ -9631,6 +11649,7 @@
               </w:rPr>
               <w:t>PasswordHash</w:t>
             </w:r>
+            <w:proofErr w:type="spellEnd"/>
             <w:r>
               <w:rPr>
                 <w:sz w:val="24"/>
@@ -9654,6 +11673,7 @@
               </w:rPr>
               <w:t xml:space="preserve"> </w:t>
             </w:r>
+            <w:proofErr w:type="spellStart"/>
             <w:r>
               <w:rPr>
                 <w:sz w:val="24"/>
@@ -9661,6 +11681,7 @@
               </w:rPr>
               <w:t>pwdv</w:t>
             </w:r>
+            <w:proofErr w:type="spellEnd"/>
             <w:r>
               <w:rPr>
                 <w:sz w:val="24"/>
@@ -9714,6 +11735,7 @@
               </w:rPr>
               <w:t xml:space="preserve">256-хешу текущего </w:t>
             </w:r>
+            <w:proofErr w:type="spellStart"/>
             <w:r>
               <w:rPr>
                 <w:sz w:val="24"/>
@@ -9721,6 +11743,7 @@
               </w:rPr>
               <w:t>PasswordHash</w:t>
             </w:r>
+            <w:proofErr w:type="spellEnd"/>
           </w:p>
         </w:tc>
         <w:tc>
@@ -9735,6 +11758,7 @@
                 <w:szCs w:val="24"/>
               </w:rPr>
             </w:pPr>
+            <w:proofErr w:type="spellStart"/>
             <w:r>
               <w:rPr>
                 <w:sz w:val="24"/>
@@ -9742,6 +11766,7 @@
               </w:rPr>
               <w:t>Успешно</w:t>
             </w:r>
+            <w:proofErr w:type="spellEnd"/>
           </w:p>
         </w:tc>
       </w:tr>
@@ -9782,6 +11807,7 @@
                 <w:szCs w:val="24"/>
               </w:rPr>
             </w:pPr>
+            <w:proofErr w:type="spellStart"/>
             <w:r>
               <w:rPr>
                 <w:sz w:val="24"/>
@@ -9789,6 +11815,7 @@
               </w:rPr>
               <w:t>JwtBearerEvents.OnTokenValidated</w:t>
             </w:r>
+            <w:proofErr w:type="spellEnd"/>
           </w:p>
         </w:tc>
         <w:tc>
@@ -9803,13 +11830,47 @@
                 <w:szCs w:val="24"/>
               </w:rPr>
             </w:pPr>
-            <w:r>
-              <w:rPr>
-                <w:sz w:val="24"/>
-                <w:szCs w:val="24"/>
-              </w:rPr>
-              <w:t>Проверка устаревшего токена</w:t>
-            </w:r>
+            <w:proofErr w:type="spellStart"/>
+            <w:r>
+              <w:rPr>
+                <w:sz w:val="24"/>
+                <w:szCs w:val="24"/>
+              </w:rPr>
+              <w:t>Проверка</w:t>
+            </w:r>
+            <w:proofErr w:type="spellEnd"/>
+            <w:r>
+              <w:rPr>
+                <w:sz w:val="24"/>
+                <w:szCs w:val="24"/>
+              </w:rPr>
+              <w:t xml:space="preserve"> </w:t>
+            </w:r>
+            <w:proofErr w:type="spellStart"/>
+            <w:r>
+              <w:rPr>
+                <w:sz w:val="24"/>
+                <w:szCs w:val="24"/>
+              </w:rPr>
+              <w:t>устаревшего</w:t>
+            </w:r>
+            <w:proofErr w:type="spellEnd"/>
+            <w:r>
+              <w:rPr>
+                <w:sz w:val="24"/>
+                <w:szCs w:val="24"/>
+              </w:rPr>
+              <w:t xml:space="preserve"> </w:t>
+            </w:r>
+            <w:proofErr w:type="spellStart"/>
+            <w:r>
+              <w:rPr>
+                <w:sz w:val="24"/>
+                <w:szCs w:val="24"/>
+              </w:rPr>
+              <w:t>токена</w:t>
+            </w:r>
+            <w:proofErr w:type="spellEnd"/>
           </w:p>
         </w:tc>
         <w:tc>
@@ -9833,6 +11894,7 @@
               </w:rPr>
               <w:t xml:space="preserve">Изменить </w:t>
             </w:r>
+            <w:proofErr w:type="spellStart"/>
             <w:r>
               <w:rPr>
                 <w:sz w:val="24"/>
@@ -9840,6 +11902,7 @@
               </w:rPr>
               <w:t>PasswordHash</w:t>
             </w:r>
+            <w:proofErr w:type="spellEnd"/>
             <w:r>
               <w:rPr>
                 <w:sz w:val="24"/>
@@ -9892,6 +11955,7 @@
                 <w:szCs w:val="24"/>
               </w:rPr>
             </w:pPr>
+            <w:proofErr w:type="spellStart"/>
             <w:r>
               <w:rPr>
                 <w:sz w:val="24"/>
@@ -9899,6 +11963,7 @@
               </w:rPr>
               <w:t>Успешно</w:t>
             </w:r>
+            <w:proofErr w:type="spellEnd"/>
           </w:p>
         </w:tc>
       </w:tr>
@@ -9939,6 +12004,7 @@
                 <w:szCs w:val="24"/>
               </w:rPr>
             </w:pPr>
+            <w:proofErr w:type="spellStart"/>
             <w:r>
               <w:rPr>
                 <w:sz w:val="24"/>
@@ -9946,6 +12012,7 @@
               </w:rPr>
               <w:t>ModerationService.ConfirmReportAsync</w:t>
             </w:r>
+            <w:proofErr w:type="spellEnd"/>
           </w:p>
         </w:tc>
         <w:tc>
@@ -9960,13 +12027,31 @@
                 <w:szCs w:val="24"/>
               </w:rPr>
             </w:pPr>
-            <w:r>
-              <w:rPr>
-                <w:sz w:val="24"/>
-                <w:szCs w:val="24"/>
-              </w:rPr>
-              <w:t>Подтверждение жалобы</w:t>
-            </w:r>
+            <w:proofErr w:type="spellStart"/>
+            <w:r>
+              <w:rPr>
+                <w:sz w:val="24"/>
+                <w:szCs w:val="24"/>
+              </w:rPr>
+              <w:t>Подтверждение</w:t>
+            </w:r>
+            <w:proofErr w:type="spellEnd"/>
+            <w:r>
+              <w:rPr>
+                <w:sz w:val="24"/>
+                <w:szCs w:val="24"/>
+              </w:rPr>
+              <w:t xml:space="preserve"> </w:t>
+            </w:r>
+            <w:proofErr w:type="spellStart"/>
+            <w:r>
+              <w:rPr>
+                <w:sz w:val="24"/>
+                <w:szCs w:val="24"/>
+              </w:rPr>
+              <w:t>жалобы</w:t>
+            </w:r>
+            <w:proofErr w:type="spellEnd"/>
           </w:p>
         </w:tc>
         <w:tc>
@@ -9981,13 +12066,47 @@
                 <w:szCs w:val="24"/>
               </w:rPr>
             </w:pPr>
-            <w:r>
-              <w:rPr>
-                <w:sz w:val="24"/>
-                <w:szCs w:val="24"/>
-              </w:rPr>
-              <w:t>Передать id активной жалобы</w:t>
-            </w:r>
+            <w:proofErr w:type="spellStart"/>
+            <w:r>
+              <w:rPr>
+                <w:sz w:val="24"/>
+                <w:szCs w:val="24"/>
+              </w:rPr>
+              <w:t>Передать</w:t>
+            </w:r>
+            <w:proofErr w:type="spellEnd"/>
+            <w:r>
+              <w:rPr>
+                <w:sz w:val="24"/>
+                <w:szCs w:val="24"/>
+              </w:rPr>
+              <w:t xml:space="preserve"> id </w:t>
+            </w:r>
+            <w:proofErr w:type="spellStart"/>
+            <w:r>
+              <w:rPr>
+                <w:sz w:val="24"/>
+                <w:szCs w:val="24"/>
+              </w:rPr>
+              <w:t>активной</w:t>
+            </w:r>
+            <w:proofErr w:type="spellEnd"/>
+            <w:r>
+              <w:rPr>
+                <w:sz w:val="24"/>
+                <w:szCs w:val="24"/>
+              </w:rPr>
+              <w:t xml:space="preserve"> </w:t>
+            </w:r>
+            <w:proofErr w:type="spellStart"/>
+            <w:r>
+              <w:rPr>
+                <w:sz w:val="24"/>
+                <w:szCs w:val="24"/>
+              </w:rPr>
+              <w:t>жалобы</w:t>
+            </w:r>
+            <w:proofErr w:type="spellEnd"/>
           </w:p>
         </w:tc>
         <w:tc>
@@ -10018,6 +12137,7 @@
               </w:rPr>
               <w:t>.</w:t>
             </w:r>
+            <w:proofErr w:type="spellStart"/>
             <w:r>
               <w:rPr>
                 <w:sz w:val="24"/>
@@ -10025,6 +12145,7 @@
               </w:rPr>
               <w:t>DeletedAt</w:t>
             </w:r>
+            <w:proofErr w:type="spellEnd"/>
             <w:r>
               <w:rPr>
                 <w:sz w:val="24"/>
@@ -10048,6 +12169,7 @@
               </w:rPr>
               <w:t xml:space="preserve">, создается </w:t>
             </w:r>
+            <w:proofErr w:type="spellStart"/>
             <w:r>
               <w:rPr>
                 <w:sz w:val="24"/>
@@ -10055,6 +12177,7 @@
               </w:rPr>
               <w:t>ModerationLog</w:t>
             </w:r>
+            <w:proofErr w:type="spellEnd"/>
           </w:p>
         </w:tc>
         <w:tc>
@@ -10069,6 +12192,7 @@
                 <w:szCs w:val="24"/>
               </w:rPr>
             </w:pPr>
+            <w:proofErr w:type="spellStart"/>
             <w:r>
               <w:rPr>
                 <w:sz w:val="24"/>
@@ -10076,6 +12200,7 @@
               </w:rPr>
               <w:t>Успешно</w:t>
             </w:r>
+            <w:proofErr w:type="spellEnd"/>
           </w:p>
         </w:tc>
       </w:tr>
@@ -10116,6 +12241,7 @@
                 <w:szCs w:val="24"/>
               </w:rPr>
             </w:pPr>
+            <w:proofErr w:type="spellStart"/>
             <w:r>
               <w:rPr>
                 <w:sz w:val="24"/>
@@ -10123,6 +12249,7 @@
               </w:rPr>
               <w:t>TagService.CreateAsync</w:t>
             </w:r>
+            <w:proofErr w:type="spellEnd"/>
           </w:p>
         </w:tc>
         <w:tc>
@@ -10137,13 +12264,63 @@
                 <w:szCs w:val="24"/>
               </w:rPr>
             </w:pPr>
-            <w:r>
-              <w:rPr>
-                <w:sz w:val="24"/>
-                <w:szCs w:val="24"/>
-              </w:rPr>
-              <w:t>Защита от дублей тегов</w:t>
-            </w:r>
+            <w:proofErr w:type="spellStart"/>
+            <w:r>
+              <w:rPr>
+                <w:sz w:val="24"/>
+                <w:szCs w:val="24"/>
+              </w:rPr>
+              <w:t>Защита</w:t>
+            </w:r>
+            <w:proofErr w:type="spellEnd"/>
+            <w:r>
+              <w:rPr>
+                <w:sz w:val="24"/>
+                <w:szCs w:val="24"/>
+              </w:rPr>
+              <w:t xml:space="preserve"> </w:t>
+            </w:r>
+            <w:proofErr w:type="spellStart"/>
+            <w:r>
+              <w:rPr>
+                <w:sz w:val="24"/>
+                <w:szCs w:val="24"/>
+              </w:rPr>
+              <w:t>от</w:t>
+            </w:r>
+            <w:proofErr w:type="spellEnd"/>
+            <w:r>
+              <w:rPr>
+                <w:sz w:val="24"/>
+                <w:szCs w:val="24"/>
+              </w:rPr>
+              <w:t xml:space="preserve"> </w:t>
+            </w:r>
+            <w:proofErr w:type="spellStart"/>
+            <w:r>
+              <w:rPr>
+                <w:sz w:val="24"/>
+                <w:szCs w:val="24"/>
+              </w:rPr>
+              <w:t>дублей</w:t>
+            </w:r>
+            <w:proofErr w:type="spellEnd"/>
+            <w:r>
+              <w:rPr>
+                <w:sz w:val="24"/>
+                <w:szCs w:val="24"/>
+              </w:rPr>
+              <w:t xml:space="preserve"> </w:t>
+            </w:r>
+            <w:proofErr w:type="spellStart"/>
+            <w:r>
+              <w:rPr>
+                <w:sz w:val="24"/>
+                <w:szCs w:val="24"/>
+              </w:rPr>
+              <w:t>тегов</w:t>
+            </w:r>
+            <w:proofErr w:type="spellEnd"/>
           </w:p>
         </w:tc>
         <w:tc>
@@ -10204,6 +12381,7 @@
                 <w:szCs w:val="24"/>
               </w:rPr>
             </w:pPr>
+            <w:proofErr w:type="spellStart"/>
             <w:r>
               <w:rPr>
                 <w:sz w:val="24"/>
@@ -10211,6 +12389,7 @@
               </w:rPr>
               <w:t>Успешно</w:t>
             </w:r>
+            <w:proofErr w:type="spellEnd"/>
           </w:p>
         </w:tc>
       </w:tr>
@@ -10251,6 +12430,7 @@
                 <w:szCs w:val="24"/>
               </w:rPr>
             </w:pPr>
+            <w:proofErr w:type="spellStart"/>
             <w:r>
               <w:rPr>
                 <w:sz w:val="24"/>
@@ -10258,6 +12438,7 @@
               </w:rPr>
               <w:t>ScraperService</w:t>
             </w:r>
+            <w:proofErr w:type="spellEnd"/>
           </w:p>
         </w:tc>
         <w:tc>
@@ -10371,6 +12552,7 @@
                 <w:szCs w:val="24"/>
               </w:rPr>
             </w:pPr>
+            <w:proofErr w:type="spellStart"/>
             <w:r>
               <w:rPr>
                 <w:sz w:val="24"/>
@@ -10378,6 +12560,7 @@
               </w:rPr>
               <w:t>Успешно</w:t>
             </w:r>
+            <w:proofErr w:type="spellEnd"/>
           </w:p>
         </w:tc>
       </w:tr>
@@ -10418,6 +12601,7 @@
                 <w:szCs w:val="24"/>
               </w:rPr>
             </w:pPr>
+            <w:proofErr w:type="spellStart"/>
             <w:r>
               <w:rPr>
                 <w:sz w:val="24"/>
@@ -10425,6 +12609,7 @@
               </w:rPr>
               <w:t>UnauthorizedLogoutHandler</w:t>
             </w:r>
+            <w:proofErr w:type="spellEnd"/>
           </w:p>
         </w:tc>
         <w:tc>
@@ -10439,13 +12624,63 @@
                 <w:szCs w:val="24"/>
               </w:rPr>
             </w:pPr>
-            <w:r>
-              <w:rPr>
-                <w:sz w:val="24"/>
-                <w:szCs w:val="24"/>
-              </w:rPr>
-              <w:t>Глобальная обработка 401 на клиенте</w:t>
-            </w:r>
+            <w:proofErr w:type="spellStart"/>
+            <w:r>
+              <w:rPr>
+                <w:sz w:val="24"/>
+                <w:szCs w:val="24"/>
+              </w:rPr>
+              <w:t>Глобальная</w:t>
+            </w:r>
+            <w:proofErr w:type="spellEnd"/>
+            <w:r>
+              <w:rPr>
+                <w:sz w:val="24"/>
+                <w:szCs w:val="24"/>
+              </w:rPr>
+              <w:t xml:space="preserve"> </w:t>
+            </w:r>
+            <w:proofErr w:type="spellStart"/>
+            <w:r>
+              <w:rPr>
+                <w:sz w:val="24"/>
+                <w:szCs w:val="24"/>
+              </w:rPr>
+              <w:t>обработка</w:t>
+            </w:r>
+            <w:proofErr w:type="spellEnd"/>
+            <w:r>
+              <w:rPr>
+                <w:sz w:val="24"/>
+                <w:szCs w:val="24"/>
+              </w:rPr>
+              <w:t xml:space="preserve"> 401 </w:t>
+            </w:r>
+            <w:proofErr w:type="spellStart"/>
+            <w:r>
+              <w:rPr>
+                <w:sz w:val="24"/>
+                <w:szCs w:val="24"/>
+              </w:rPr>
+              <w:t>на</w:t>
+            </w:r>
+            <w:proofErr w:type="spellEnd"/>
+            <w:r>
+              <w:rPr>
+                <w:sz w:val="24"/>
+                <w:szCs w:val="24"/>
+              </w:rPr>
+              <w:t xml:space="preserve"> </w:t>
+            </w:r>
+            <w:proofErr w:type="spellStart"/>
+            <w:r>
+              <w:rPr>
+                <w:sz w:val="24"/>
+                <w:szCs w:val="24"/>
+              </w:rPr>
+              <w:t>клиенте</w:t>
+            </w:r>
+            <w:proofErr w:type="spellEnd"/>
           </w:p>
         </w:tc>
         <w:tc>
@@ -10460,12 +12695,37 @@
                 <w:szCs w:val="24"/>
               </w:rPr>
             </w:pPr>
-            <w:r>
-              <w:rPr>
-                <w:sz w:val="24"/>
-                <w:szCs w:val="24"/>
-              </w:rPr>
-              <w:t>Смоделировать ответ API 401</w:t>
+            <w:proofErr w:type="spellStart"/>
+            <w:r>
+              <w:rPr>
+                <w:sz w:val="24"/>
+                <w:szCs w:val="24"/>
+              </w:rPr>
+              <w:t>Смоделировать</w:t>
+            </w:r>
+            <w:proofErr w:type="spellEnd"/>
+            <w:r>
+              <w:rPr>
+                <w:sz w:val="24"/>
+                <w:szCs w:val="24"/>
+              </w:rPr>
+              <w:t xml:space="preserve"> </w:t>
+            </w:r>
+            <w:proofErr w:type="spellStart"/>
+            <w:r>
+              <w:rPr>
+                <w:sz w:val="24"/>
+                <w:szCs w:val="24"/>
+              </w:rPr>
+              <w:t>ответ</w:t>
+            </w:r>
+            <w:proofErr w:type="spellEnd"/>
+            <w:r>
+              <w:rPr>
+                <w:sz w:val="24"/>
+                <w:szCs w:val="24"/>
+              </w:rPr>
+              <w:t xml:space="preserve"> API 401</w:t>
             </w:r>
           </w:p>
         </w:tc>
@@ -10481,12 +12741,85 @@
                 <w:szCs w:val="24"/>
               </w:rPr>
             </w:pPr>
-            <w:r>
-              <w:rPr>
-                <w:sz w:val="24"/>
-                <w:szCs w:val="24"/>
-              </w:rPr>
-              <w:t>Удаляются auth_* ключи из localStorage, выполняется force reload</w:t>
+            <w:proofErr w:type="spellStart"/>
+            <w:r>
+              <w:rPr>
+                <w:sz w:val="24"/>
+                <w:szCs w:val="24"/>
+              </w:rPr>
+              <w:t>Удаляются</w:t>
+            </w:r>
+            <w:proofErr w:type="spellEnd"/>
+            <w:r>
+              <w:rPr>
+                <w:sz w:val="24"/>
+                <w:szCs w:val="24"/>
+              </w:rPr>
+              <w:t xml:space="preserve"> auth_* </w:t>
+            </w:r>
+            <w:proofErr w:type="spellStart"/>
+            <w:r>
+              <w:rPr>
+                <w:sz w:val="24"/>
+                <w:szCs w:val="24"/>
+              </w:rPr>
+              <w:t>ключи</w:t>
+            </w:r>
+            <w:proofErr w:type="spellEnd"/>
+            <w:r>
+              <w:rPr>
+                <w:sz w:val="24"/>
+                <w:szCs w:val="24"/>
+              </w:rPr>
+              <w:t xml:space="preserve"> </w:t>
+            </w:r>
+            <w:proofErr w:type="spellStart"/>
+            <w:r>
+              <w:rPr>
+                <w:sz w:val="24"/>
+                <w:szCs w:val="24"/>
+              </w:rPr>
+              <w:t>из</w:t>
+            </w:r>
+            <w:proofErr w:type="spellEnd"/>
+            <w:r>
+              <w:rPr>
+                <w:sz w:val="24"/>
+                <w:szCs w:val="24"/>
+              </w:rPr>
+              <w:t xml:space="preserve"> </w:t>
+            </w:r>
+            <w:proofErr w:type="spellStart"/>
+            <w:r>
+              <w:rPr>
+                <w:sz w:val="24"/>
+                <w:szCs w:val="24"/>
+              </w:rPr>
+              <w:t>localStorage</w:t>
+            </w:r>
+            <w:proofErr w:type="spellEnd"/>
+            <w:r>
+              <w:rPr>
+                <w:sz w:val="24"/>
+                <w:szCs w:val="24"/>
+              </w:rPr>
+              <w:t xml:space="preserve">, </w:t>
+            </w:r>
+            <w:proofErr w:type="spellStart"/>
+            <w:r>
+              <w:rPr>
+                <w:sz w:val="24"/>
+                <w:szCs w:val="24"/>
+              </w:rPr>
+              <w:t>выполняется</w:t>
+            </w:r>
+            <w:proofErr w:type="spellEnd"/>
+            <w:r>
+              <w:rPr>
+                <w:sz w:val="24"/>
+                <w:szCs w:val="24"/>
+              </w:rPr>
+              <w:t xml:space="preserve"> force reload</w:t>
             </w:r>
           </w:p>
         </w:tc>
@@ -10502,6 +12835,7 @@
                 <w:szCs w:val="24"/>
               </w:rPr>
             </w:pPr>
+            <w:proofErr w:type="spellStart"/>
             <w:r>
               <w:rPr>
                 <w:sz w:val="24"/>
@@ -10509,6 +12843,7 @@
               </w:rPr>
               <w:t>Успешно</w:t>
             </w:r>
+            <w:proofErr w:type="spellEnd"/>
           </w:p>
         </w:tc>
       </w:tr>
@@ -10576,7 +12911,79 @@
           <w:szCs w:val="28"/>
           <w:lang w:val="ru-RU"/>
         </w:rPr>
-        <w:t>В ходе выполнения курсового проекта было разработано новостное WEB-приложение Runews. Система объединяет пользовательский интерфейс на Blazor WebAssembly, серверное API на ASP.NET Core, базу данных PostgreSQL и Docker-инфраструктуру для удобного запуска и развертывания.</w:t>
+        <w:t xml:space="preserve">В ходе выполнения курсового проекта было разработано новостное WEB-приложение </w:t>
+      </w:r>
+      <w:proofErr w:type="spellStart"/>
+      <w:r>
+        <w:rPr>
+          <w:rFonts w:eastAsiaTheme="minorHAnsi" w:cs="Times New Roman"/>
+          <w:szCs w:val="28"/>
+          <w:lang w:val="ru-RU"/>
+        </w:rPr>
+        <w:t>Runews</w:t>
+      </w:r>
+      <w:proofErr w:type="spellEnd"/>
+      <w:r>
+        <w:rPr>
+          <w:rFonts w:eastAsiaTheme="minorHAnsi" w:cs="Times New Roman"/>
+          <w:szCs w:val="28"/>
+          <w:lang w:val="ru-RU"/>
+        </w:rPr>
+        <w:t xml:space="preserve">. Система объединяет пользовательский интерфейс на </w:t>
+      </w:r>
+      <w:proofErr w:type="spellStart"/>
+      <w:r>
+        <w:rPr>
+          <w:rFonts w:eastAsiaTheme="minorHAnsi" w:cs="Times New Roman"/>
+          <w:szCs w:val="28"/>
+          <w:lang w:val="ru-RU"/>
+        </w:rPr>
+        <w:t>Blazor</w:t>
+      </w:r>
+      <w:proofErr w:type="spellEnd"/>
+      <w:r>
+        <w:rPr>
+          <w:rFonts w:eastAsiaTheme="minorHAnsi" w:cs="Times New Roman"/>
+          <w:szCs w:val="28"/>
+          <w:lang w:val="ru-RU"/>
+        </w:rPr>
+        <w:t xml:space="preserve"> </w:t>
+      </w:r>
+      <w:proofErr w:type="spellStart"/>
+      <w:r>
+        <w:rPr>
+          <w:rFonts w:eastAsiaTheme="minorHAnsi" w:cs="Times New Roman"/>
+          <w:szCs w:val="28"/>
+          <w:lang w:val="ru-RU"/>
+        </w:rPr>
+        <w:t>WebAssembly</w:t>
+      </w:r>
+      <w:proofErr w:type="spellEnd"/>
+      <w:r>
+        <w:rPr>
+          <w:rFonts w:eastAsiaTheme="minorHAnsi" w:cs="Times New Roman"/>
+          <w:szCs w:val="28"/>
+          <w:lang w:val="ru-RU"/>
+        </w:rPr>
+        <w:t xml:space="preserve">, серверное API на ASP.NET Core, базу данных PostgreSQL и </w:t>
+      </w:r>
+      <w:proofErr w:type="spellStart"/>
+      <w:r>
+        <w:rPr>
+          <w:rFonts w:eastAsiaTheme="minorHAnsi" w:cs="Times New Roman"/>
+          <w:szCs w:val="28"/>
+          <w:lang w:val="ru-RU"/>
+        </w:rPr>
+        <w:t>Docker</w:t>
+      </w:r>
+      <w:proofErr w:type="spellEnd"/>
+      <w:r>
+        <w:rPr>
+          <w:rFonts w:eastAsiaTheme="minorHAnsi" w:cs="Times New Roman"/>
+          <w:szCs w:val="28"/>
+          <w:lang w:val="ru-RU"/>
+        </w:rPr>
+        <w:t>-инфраструктуру для удобного запуска и развертывания.</w:t>
       </w:r>
     </w:p>
     <w:p>
@@ -10599,7 +13006,61 @@
           <w:szCs w:val="28"/>
           <w:lang w:val="ru-RU"/>
         </w:rPr>
-        <w:t>Реализованный продукт поддерживает регистрацию с подтверждением email, JWT-аутентификацию, публикацию и модерацию статей, комментарии, жалобы, теги, персональную ленту и подключение сторонних источников. Использование Docker и Tuna позволяет быстро открыть приложение для внешнего тестирования без настройки полноценного сервера.</w:t>
+        <w:t xml:space="preserve">Реализованный продукт поддерживает регистрацию с подтверждением </w:t>
+      </w:r>
+      <w:proofErr w:type="spellStart"/>
+      <w:r>
+        <w:rPr>
+          <w:rFonts w:eastAsiaTheme="minorHAnsi" w:cs="Times New Roman"/>
+          <w:szCs w:val="28"/>
+          <w:lang w:val="ru-RU"/>
+        </w:rPr>
+        <w:t>email</w:t>
+      </w:r>
+      <w:proofErr w:type="spellEnd"/>
+      <w:r>
+        <w:rPr>
+          <w:rFonts w:eastAsiaTheme="minorHAnsi" w:cs="Times New Roman"/>
+          <w:szCs w:val="28"/>
+          <w:lang w:val="ru-RU"/>
+        </w:rPr>
+        <w:t xml:space="preserve">, JWT-аутентификацию, публикацию и модерацию статей, комментарии, жалобы, теги, персональную ленту и подключение сторонних источников. Использование </w:t>
+      </w:r>
+      <w:proofErr w:type="spellStart"/>
+      <w:r>
+        <w:rPr>
+          <w:rFonts w:eastAsiaTheme="minorHAnsi" w:cs="Times New Roman"/>
+          <w:szCs w:val="28"/>
+          <w:lang w:val="ru-RU"/>
+        </w:rPr>
+        <w:t>Docker</w:t>
+      </w:r>
+      <w:proofErr w:type="spellEnd"/>
+      <w:r>
+        <w:rPr>
+          <w:rFonts w:eastAsiaTheme="minorHAnsi" w:cs="Times New Roman"/>
+          <w:szCs w:val="28"/>
+          <w:lang w:val="ru-RU"/>
+        </w:rPr>
+        <w:t xml:space="preserve"> и </w:t>
+      </w:r>
+      <w:proofErr w:type="spellStart"/>
+      <w:r>
+        <w:rPr>
+          <w:rFonts w:eastAsiaTheme="minorHAnsi" w:cs="Times New Roman"/>
+          <w:szCs w:val="28"/>
+          <w:lang w:val="ru-RU"/>
+        </w:rPr>
+        <w:t>Tuna</w:t>
+      </w:r>
+      <w:proofErr w:type="spellEnd"/>
+      <w:r>
+        <w:rPr>
+          <w:rFonts w:eastAsiaTheme="minorHAnsi" w:cs="Times New Roman"/>
+          <w:szCs w:val="28"/>
+          <w:lang w:val="ru-RU"/>
+        </w:rPr>
+        <w:t xml:space="preserve"> позволяет быстро открыть приложение для внешнего тестирования без настройки полноценного сервера.</w:t>
       </w:r>
     </w:p>
     <w:p>
@@ -10622,7 +13083,61 @@
           <w:szCs w:val="28"/>
           <w:lang w:val="ru-RU"/>
         </w:rPr>
-        <w:t>Проект может быть расширен за счет фоновой очереди email, автоматизированного тестирования, улучшенной аналитики рекомендаций, подключения object storage и полноценного CI/CD.</w:t>
+        <w:t xml:space="preserve">Проект может быть расширен за счет фоновой очереди </w:t>
+      </w:r>
+      <w:proofErr w:type="spellStart"/>
+      <w:r>
+        <w:rPr>
+          <w:rFonts w:eastAsiaTheme="minorHAnsi" w:cs="Times New Roman"/>
+          <w:szCs w:val="28"/>
+          <w:lang w:val="ru-RU"/>
+        </w:rPr>
+        <w:t>email</w:t>
+      </w:r>
+      <w:proofErr w:type="spellEnd"/>
+      <w:r>
+        <w:rPr>
+          <w:rFonts w:eastAsiaTheme="minorHAnsi" w:cs="Times New Roman"/>
+          <w:szCs w:val="28"/>
+          <w:lang w:val="ru-RU"/>
+        </w:rPr>
+        <w:t xml:space="preserve">, автоматизированного тестирования, улучшенной аналитики рекомендаций, подключения </w:t>
+      </w:r>
+      <w:proofErr w:type="spellStart"/>
+      <w:r>
+        <w:rPr>
+          <w:rFonts w:eastAsiaTheme="minorHAnsi" w:cs="Times New Roman"/>
+          <w:szCs w:val="28"/>
+          <w:lang w:val="ru-RU"/>
+        </w:rPr>
+        <w:t>object</w:t>
+      </w:r>
+      <w:proofErr w:type="spellEnd"/>
+      <w:r>
+        <w:rPr>
+          <w:rFonts w:eastAsiaTheme="minorHAnsi" w:cs="Times New Roman"/>
+          <w:szCs w:val="28"/>
+          <w:lang w:val="ru-RU"/>
+        </w:rPr>
+        <w:t xml:space="preserve"> </w:t>
+      </w:r>
+      <w:proofErr w:type="spellStart"/>
+      <w:r>
+        <w:rPr>
+          <w:rFonts w:eastAsiaTheme="minorHAnsi" w:cs="Times New Roman"/>
+          <w:szCs w:val="28"/>
+          <w:lang w:val="ru-RU"/>
+        </w:rPr>
+        <w:t>storage</w:t>
+      </w:r>
+      <w:proofErr w:type="spellEnd"/>
+      <w:r>
+        <w:rPr>
+          <w:rFonts w:eastAsiaTheme="minorHAnsi" w:cs="Times New Roman"/>
+          <w:szCs w:val="28"/>
+          <w:lang w:val="ru-RU"/>
+        </w:rPr>
+        <w:t xml:space="preserve"> и полноценного CI/CD.</w:t>
       </w:r>
     </w:p>
     <w:p>
@@ -10667,7 +13182,6 @@
       <w:r>
         <w:rPr>
           <w:rFonts w:eastAsiaTheme="minorHAnsi"/>
-          <w:lang w:val="ru-RU"/>
         </w:rPr>
         <w:t xml:space="preserve">1. Microsoft Docs. ASP.NET Core Documentation. </w:t>
       </w:r>
@@ -10715,6 +13229,7 @@
           </w:rPr>
           <w:t>.</w:t>
         </w:r>
+        <w:proofErr w:type="spellStart"/>
         <w:r>
           <w:rPr>
             <w:rStyle w:val="Hyperlink"/>
@@ -10722,6 +13237,7 @@
           </w:rPr>
           <w:t>microsoft</w:t>
         </w:r>
+        <w:proofErr w:type="spellEnd"/>
         <w:r>
           <w:rPr>
             <w:rStyle w:val="Hyperlink"/>
@@ -10745,6 +13261,7 @@
           </w:rPr>
           <w:t>/</w:t>
         </w:r>
+        <w:proofErr w:type="spellStart"/>
         <w:r>
           <w:rPr>
             <w:rStyle w:val="Hyperlink"/>
@@ -10752,6 +13269,7 @@
           </w:rPr>
           <w:t>aspnet</w:t>
         </w:r>
+        <w:proofErr w:type="spellEnd"/>
         <w:r>
           <w:rPr>
             <w:rStyle w:val="Hyperlink"/>
@@ -10813,19 +13331,31 @@
         <w:jc w:val="both"/>
         <w:rPr>
           <w:rFonts w:eastAsiaTheme="minorHAnsi"/>
-          <w:lang w:val="ru-RU"/>
         </w:rPr>
       </w:pPr>
       <w:r>
         <w:rPr>
           <w:rFonts w:eastAsiaTheme="minorHAnsi"/>
         </w:rPr>
-        <w:t>2. Microsoft Docs. Blazor WebAssembly. URL</w:t>
-      </w:r>
+        <w:t xml:space="preserve">2. Microsoft Docs. Blazor </w:t>
+      </w:r>
+      <w:proofErr w:type="spellStart"/>
       <w:r>
         <w:rPr>
           <w:rFonts w:eastAsiaTheme="minorHAnsi"/>
-          <w:lang w:val="ru-RU"/>
+        </w:rPr>
+        <w:t>WebAssembly</w:t>
+      </w:r>
+      <w:proofErr w:type="spellEnd"/>
+      <w:r>
+        <w:rPr>
+          <w:rFonts w:eastAsiaTheme="minorHAnsi"/>
+        </w:rPr>
+        <w:t>. URL</w:t>
+      </w:r>
+      <w:r>
+        <w:rPr>
+          <w:rFonts w:eastAsiaTheme="minorHAnsi"/>
         </w:rPr>
         <w:t xml:space="preserve">: </w:t>
       </w:r>
@@ -10841,7 +13371,6 @@
           <w:rPr>
             <w:rStyle w:val="Hyperlink"/>
             <w:rFonts w:eastAsiaTheme="minorHAnsi"/>
-            <w:lang w:val="ru-RU"/>
           </w:rPr>
           <w:t>://</w:t>
         </w:r>
@@ -10856,7 +13385,6 @@
           <w:rPr>
             <w:rStyle w:val="Hyperlink"/>
             <w:rFonts w:eastAsiaTheme="minorHAnsi"/>
-            <w:lang w:val="ru-RU"/>
           </w:rPr>
           <w:t>.</w:t>
         </w:r>
@@ -10871,7 +13399,6 @@
           <w:rPr>
             <w:rStyle w:val="Hyperlink"/>
             <w:rFonts w:eastAsiaTheme="minorHAnsi"/>
-            <w:lang w:val="ru-RU"/>
           </w:rPr>
           <w:t>.</w:t>
         </w:r>
@@ -10886,7 +13413,6 @@
           <w:rPr>
             <w:rStyle w:val="Hyperlink"/>
             <w:rFonts w:eastAsiaTheme="minorHAnsi"/>
-            <w:lang w:val="ru-RU"/>
           </w:rPr>
           <w:t>/</w:t>
         </w:r>
@@ -10901,7 +13427,6 @@
           <w:rPr>
             <w:rStyle w:val="Hyperlink"/>
             <w:rFonts w:eastAsiaTheme="minorHAnsi"/>
-            <w:lang w:val="ru-RU"/>
           </w:rPr>
           <w:t>/</w:t>
         </w:r>
@@ -10916,7 +13441,6 @@
           <w:rPr>
             <w:rStyle w:val="Hyperlink"/>
             <w:rFonts w:eastAsiaTheme="minorHAnsi"/>
-            <w:lang w:val="ru-RU"/>
           </w:rPr>
           <w:t>/</w:t>
         </w:r>
@@ -10931,7 +13455,6 @@
           <w:rPr>
             <w:rStyle w:val="Hyperlink"/>
             <w:rFonts w:eastAsiaTheme="minorHAnsi"/>
-            <w:lang w:val="ru-RU"/>
           </w:rPr>
           <w:t>/</w:t>
         </w:r>
@@ -10939,7 +13462,19 @@
       <w:r>
         <w:rPr>
           <w:rFonts w:eastAsiaTheme="minorHAnsi"/>
-          <w:lang w:val="ru-RU"/>
+        </w:rPr>
+        <w:t xml:space="preserve"> (</w:t>
+      </w:r>
+      <w:r>
+        <w:rPr>
+          <w:rFonts w:eastAsiaTheme="minorHAnsi"/>
+          <w:lang w:val="ru-RU"/>
+        </w:rPr>
+        <w:t>Дата</w:t>
+      </w:r>
+      <w:r>
+        <w:rPr>
+          <w:rFonts w:eastAsiaTheme="minorHAnsi"/>
         </w:rPr>
         <w:t xml:space="preserve"> </w:t>
       </w:r>
@@ -10948,28 +13483,13 @@
           <w:rFonts w:eastAsiaTheme="minorHAnsi"/>
           <w:lang w:val="ru-RU"/>
         </w:rPr>
-        <w:t>(</w:t>
+        <w:t>обращения</w:t>
       </w:r>
       <w:r>
         <w:rPr>
           <w:rFonts w:eastAsiaTheme="minorHAnsi"/>
-          <w:lang w:val="ru-RU"/>
-        </w:rPr>
-        <w:t>Дата обращения</w:t>
-      </w:r>
-      <w:r>
-        <w:rPr>
-          <w:rFonts w:eastAsiaTheme="minorHAnsi"/>
-          <w:lang w:val="ru-RU"/>
-        </w:rPr>
-        <w:t xml:space="preserve">: </w:t>
-      </w:r>
-      <w:r>
-        <w:rPr>
-          <w:rFonts w:eastAsiaTheme="minorHAnsi"/>
-          <w:lang w:val="ru-RU"/>
-        </w:rPr>
-        <w:t>30.04.2026)</w:t>
+        </w:rPr>
+        <w:t>: 30.04.2026)</w:t>
       </w:r>
     </w:p>
     <w:p>
@@ -11027,6 +13547,7 @@
           </w:rPr>
           <w:t>.</w:t>
         </w:r>
+        <w:proofErr w:type="spellStart"/>
         <w:r>
           <w:rPr>
             <w:rStyle w:val="Hyperlink"/>
@@ -11034,6 +13555,7 @@
           </w:rPr>
           <w:t>microsoft</w:t>
         </w:r>
+        <w:proofErr w:type="spellEnd"/>
         <w:r>
           <w:rPr>
             <w:rStyle w:val="Hyperlink"/>
@@ -11057,6 +13579,7 @@
           </w:rPr>
           <w:t>/</w:t>
         </w:r>
+        <w:proofErr w:type="spellStart"/>
         <w:r>
           <w:rPr>
             <w:rStyle w:val="Hyperlink"/>
@@ -11064,6 +13587,7 @@
           </w:rPr>
           <w:t>ef</w:t>
         </w:r>
+        <w:proofErr w:type="spellEnd"/>
         <w:r>
           <w:rPr>
             <w:rStyle w:val="Hyperlink"/>
@@ -11134,7 +13658,6 @@
           <w:rFonts w:eastAsiaTheme="minorHAnsi"/>
           <w:i/>
           <w:iCs/>
-          <w:lang w:val="ru-RU"/>
         </w:rPr>
       </w:pPr>
       <w:r>
@@ -11152,7 +13675,6 @@
       <w:r>
         <w:rPr>
           <w:rFonts w:eastAsiaTheme="minorHAnsi"/>
-          <w:lang w:val="ru-RU"/>
         </w:rPr>
         <w:t xml:space="preserve">: </w:t>
       </w:r>
@@ -11168,7 +13690,6 @@
           <w:rPr>
             <w:rStyle w:val="Hyperlink"/>
             <w:rFonts w:eastAsiaTheme="minorHAnsi"/>
-            <w:lang w:val="ru-RU"/>
           </w:rPr>
           <w:t>://</w:t>
         </w:r>
@@ -11183,7 +13704,6 @@
           <w:rPr>
             <w:rStyle w:val="Hyperlink"/>
             <w:rFonts w:eastAsiaTheme="minorHAnsi"/>
-            <w:lang w:val="ru-RU"/>
           </w:rPr>
           <w:t>.</w:t>
         </w:r>
@@ -11198,7 +13718,6 @@
           <w:rPr>
             <w:rStyle w:val="Hyperlink"/>
             <w:rFonts w:eastAsiaTheme="minorHAnsi"/>
-            <w:lang w:val="ru-RU"/>
           </w:rPr>
           <w:t>.</w:t>
         </w:r>
@@ -11213,7 +13732,6 @@
           <w:rPr>
             <w:rStyle w:val="Hyperlink"/>
             <w:rFonts w:eastAsiaTheme="minorHAnsi"/>
-            <w:lang w:val="ru-RU"/>
           </w:rPr>
           <w:t>/</w:t>
         </w:r>
@@ -11228,7 +13746,6 @@
           <w:rPr>
             <w:rStyle w:val="Hyperlink"/>
             <w:rFonts w:eastAsiaTheme="minorHAnsi"/>
-            <w:lang w:val="ru-RU"/>
           </w:rPr>
           <w:t>/</w:t>
         </w:r>
@@ -11236,14 +13753,12 @@
       <w:r>
         <w:rPr>
           <w:rFonts w:eastAsiaTheme="minorHAnsi"/>
-          <w:lang w:val="ru-RU"/>
         </w:rPr>
         <w:t xml:space="preserve"> </w:t>
       </w:r>
       <w:r>
         <w:rPr>
           <w:rFonts w:eastAsiaTheme="minorHAnsi"/>
-          <w:lang w:val="ru-RU"/>
         </w:rPr>
         <w:t>(</w:t>
       </w:r>
@@ -11252,21 +13767,26 @@
           <w:rFonts w:eastAsiaTheme="minorHAnsi"/>
           <w:lang w:val="ru-RU"/>
         </w:rPr>
-        <w:t>Дата обращения</w:t>
+        <w:t>Дата</w:t>
       </w:r>
       <w:r>
         <w:rPr>
           <w:rFonts w:eastAsiaTheme="minorHAnsi"/>
-          <w:lang w:val="ru-RU"/>
-        </w:rPr>
-        <w:t xml:space="preserve">: </w:t>
+        </w:rPr>
+        <w:t xml:space="preserve"> </w:t>
       </w:r>
       <w:r>
         <w:rPr>
           <w:rFonts w:eastAsiaTheme="minorHAnsi"/>
           <w:lang w:val="ru-RU"/>
         </w:rPr>
-        <w:t>30.04.2026)</w:t>
+        <w:t>обращения</w:t>
+      </w:r>
+      <w:r>
+        <w:rPr>
+          <w:rFonts w:eastAsiaTheme="minorHAnsi"/>
+        </w:rPr>
+        <w:t>: 30.04.2026)</w:t>
       </w:r>
     </w:p>
     <w:p>
@@ -11277,7 +13797,6 @@
         <w:jc w:val="both"/>
         <w:rPr>
           <w:rFonts w:eastAsiaTheme="minorHAnsi"/>
-          <w:lang w:val="ru-RU"/>
         </w:rPr>
       </w:pPr>
       <w:r>
@@ -11289,7 +13808,6 @@
       <w:r>
         <w:rPr>
           <w:rFonts w:eastAsiaTheme="minorHAnsi"/>
-          <w:lang w:val="ru-RU"/>
         </w:rPr>
         <w:t xml:space="preserve">: </w:t>
       </w:r>
@@ -11305,7 +13823,6 @@
           <w:rPr>
             <w:rStyle w:val="Hyperlink"/>
             <w:rFonts w:eastAsiaTheme="minorHAnsi"/>
-            <w:lang w:val="ru-RU"/>
           </w:rPr>
           <w:t>://</w:t>
         </w:r>
@@ -11320,7 +13837,6 @@
           <w:rPr>
             <w:rStyle w:val="Hyperlink"/>
             <w:rFonts w:eastAsiaTheme="minorHAnsi"/>
-            <w:lang w:val="ru-RU"/>
           </w:rPr>
           <w:t>.</w:t>
         </w:r>
@@ -11335,7 +13851,6 @@
           <w:rPr>
             <w:rStyle w:val="Hyperlink"/>
             <w:rFonts w:eastAsiaTheme="minorHAnsi"/>
-            <w:lang w:val="ru-RU"/>
           </w:rPr>
           <w:t>.</w:t>
         </w:r>
@@ -11350,7 +13865,6 @@
           <w:rPr>
             <w:rStyle w:val="Hyperlink"/>
             <w:rFonts w:eastAsiaTheme="minorHAnsi"/>
-            <w:lang w:val="ru-RU"/>
           </w:rPr>
           <w:t>/</w:t>
         </w:r>
@@ -11358,7 +13872,6 @@
       <w:r>
         <w:rPr>
           <w:rFonts w:eastAsiaTheme="minorHAnsi"/>
-          <w:lang w:val="ru-RU"/>
         </w:rPr>
         <w:t>(</w:t>
       </w:r>
@@ -11367,21 +13880,26 @@
           <w:rFonts w:eastAsiaTheme="minorHAnsi"/>
           <w:lang w:val="ru-RU"/>
         </w:rPr>
-        <w:t>Дата обращения</w:t>
+        <w:t>Дата</w:t>
       </w:r>
       <w:r>
         <w:rPr>
           <w:rFonts w:eastAsiaTheme="minorHAnsi"/>
-          <w:lang w:val="ru-RU"/>
-        </w:rPr>
-        <w:t xml:space="preserve">: </w:t>
+        </w:rPr>
+        <w:t xml:space="preserve"> </w:t>
       </w:r>
       <w:r>
         <w:rPr>
           <w:rFonts w:eastAsiaTheme="minorHAnsi"/>
           <w:lang w:val="ru-RU"/>
         </w:rPr>
-        <w:t>30.04.2026)</w:t>
+        <w:t>обращения</w:t>
+      </w:r>
+      <w:r>
+        <w:rPr>
+          <w:rFonts w:eastAsiaTheme="minorHAnsi"/>
+        </w:rPr>
+        <w:t>: 30.04.2026)</w:t>
       </w:r>
     </w:p>
     <w:p>
@@ -11392,7 +13910,6 @@
         <w:jc w:val="both"/>
         <w:rPr>
           <w:rFonts w:eastAsiaTheme="minorHAnsi"/>
-          <w:lang w:val="ru-RU"/>
         </w:rPr>
       </w:pPr>
       <w:r>
@@ -11404,7 +13921,6 @@
       <w:r>
         <w:rPr>
           <w:rFonts w:eastAsiaTheme="minorHAnsi"/>
-          <w:lang w:val="ru-RU"/>
         </w:rPr>
         <w:t xml:space="preserve">: </w:t>
       </w:r>
@@ -11420,7 +13936,6 @@
           <w:rPr>
             <w:rStyle w:val="Hyperlink"/>
             <w:rFonts w:eastAsiaTheme="minorHAnsi"/>
-            <w:lang w:val="ru-RU"/>
           </w:rPr>
           <w:t>://</w:t>
         </w:r>
@@ -11435,7 +13950,6 @@
           <w:rPr>
             <w:rStyle w:val="Hyperlink"/>
             <w:rFonts w:eastAsiaTheme="minorHAnsi"/>
-            <w:lang w:val="ru-RU"/>
           </w:rPr>
           <w:t>.</w:t>
         </w:r>
@@ -11450,7 +13964,6 @@
           <w:rPr>
             <w:rStyle w:val="Hyperlink"/>
             <w:rFonts w:eastAsiaTheme="minorHAnsi"/>
-            <w:lang w:val="ru-RU"/>
           </w:rPr>
           <w:t>/</w:t>
         </w:r>
@@ -11465,7 +13978,6 @@
       <w:r>
         <w:rPr>
           <w:rFonts w:eastAsiaTheme="minorHAnsi"/>
-          <w:lang w:val="ru-RU"/>
         </w:rPr>
         <w:t>(</w:t>
       </w:r>
@@ -11474,21 +13986,26 @@
           <w:rFonts w:eastAsiaTheme="minorHAnsi"/>
           <w:lang w:val="ru-RU"/>
         </w:rPr>
-        <w:t>Дата обращения</w:t>
+        <w:t>Дата</w:t>
       </w:r>
       <w:r>
         <w:rPr>
           <w:rFonts w:eastAsiaTheme="minorHAnsi"/>
-          <w:lang w:val="ru-RU"/>
-        </w:rPr>
-        <w:t xml:space="preserve">: </w:t>
+        </w:rPr>
+        <w:t xml:space="preserve"> </w:t>
       </w:r>
       <w:r>
         <w:rPr>
           <w:rFonts w:eastAsiaTheme="minorHAnsi"/>
           <w:lang w:val="ru-RU"/>
         </w:rPr>
-        <w:t>30.04.2026)</w:t>
+        <w:t>обращения</w:t>
+      </w:r>
+      <w:r>
+        <w:rPr>
+          <w:rFonts w:eastAsiaTheme="minorHAnsi"/>
+        </w:rPr>
+        <w:t>: 30.04.2026)</w:t>
       </w:r>
     </w:p>
     <w:p>
@@ -11499,7 +14016,6 @@
         <w:jc w:val="both"/>
         <w:rPr>
           <w:rFonts w:eastAsiaTheme="minorHAnsi"/>
-          <w:lang w:val="ru-RU"/>
         </w:rPr>
       </w:pPr>
       <w:r>
@@ -11511,7 +14027,6 @@
       <w:r>
         <w:rPr>
           <w:rFonts w:eastAsiaTheme="minorHAnsi"/>
-          <w:lang w:val="ru-RU"/>
         </w:rPr>
         <w:t xml:space="preserve">: </w:t>
       </w:r>
@@ -11527,7 +14042,6 @@
           <w:rPr>
             <w:rStyle w:val="Hyperlink"/>
             <w:rFonts w:eastAsiaTheme="minorHAnsi"/>
-            <w:lang w:val="ru-RU"/>
           </w:rPr>
           <w:t>://</w:t>
         </w:r>
@@ -11542,7 +14056,6 @@
           <w:rPr>
             <w:rStyle w:val="Hyperlink"/>
             <w:rFonts w:eastAsiaTheme="minorHAnsi"/>
-            <w:lang w:val="ru-RU"/>
           </w:rPr>
           <w:t>.</w:t>
         </w:r>
@@ -11557,7 +14070,6 @@
           <w:rPr>
             <w:rStyle w:val="Hyperlink"/>
             <w:rFonts w:eastAsiaTheme="minorHAnsi"/>
-            <w:lang w:val="ru-RU"/>
           </w:rPr>
           <w:t>/</w:t>
         </w:r>
@@ -11572,7 +14084,6 @@
           <w:rPr>
             <w:rStyle w:val="Hyperlink"/>
             <w:rFonts w:eastAsiaTheme="minorHAnsi"/>
-            <w:lang w:val="ru-RU"/>
           </w:rPr>
           <w:t>/</w:t>
         </w:r>
@@ -11580,7 +14091,6 @@
       <w:r>
         <w:rPr>
           <w:rFonts w:eastAsiaTheme="minorHAnsi"/>
-          <w:lang w:val="ru-RU"/>
         </w:rPr>
         <w:t>(</w:t>
       </w:r>
@@ -11589,34 +14099,37 @@
           <w:rFonts w:eastAsiaTheme="minorHAnsi"/>
           <w:lang w:val="ru-RU"/>
         </w:rPr>
-        <w:t>Дата обращения</w:t>
+        <w:t>Дата</w:t>
       </w:r>
       <w:r>
         <w:rPr>
           <w:rFonts w:eastAsiaTheme="minorHAnsi"/>
-          <w:lang w:val="ru-RU"/>
-        </w:rPr>
-        <w:t xml:space="preserve">: </w:t>
+        </w:rPr>
+        <w:t xml:space="preserve"> </w:t>
       </w:r>
       <w:r>
         <w:rPr>
           <w:rFonts w:eastAsiaTheme="minorHAnsi"/>
           <w:lang w:val="ru-RU"/>
         </w:rPr>
-        <w:t>30.04.2026)</w:t>
+        <w:t>обращения</w:t>
+      </w:r>
+      <w:r>
+        <w:rPr>
+          <w:rFonts w:eastAsiaTheme="minorHAnsi"/>
+        </w:rPr>
+        <w:t>: 30.04.2026)</w:t>
       </w:r>
     </w:p>
     <w:p>
       <w:pPr>
         <w:rPr>
           <w:rFonts w:eastAsiaTheme="minorHAnsi"/>
-          <w:lang w:val="ru-RU"/>
         </w:rPr>
       </w:pPr>
       <w:r>
         <w:rPr>
           <w:rFonts w:eastAsiaTheme="minorHAnsi"/>
-          <w:lang w:val="ru-RU"/>
         </w:rPr>
         <w:br w:type="page"/>
       </w:r>
@@ -11635,16 +14148,3774 @@
     </w:p>
     <w:p>
       <w:pPr>
-        <w:rPr>
-          <w:lang w:val="ru-RU"/>
-        </w:rPr>
-      </w:pPr>
+        <w:pStyle w:val="Heading2"/>
+        <w:ind w:firstLine="0"/>
+        <w:jc w:val="center"/>
+      </w:pPr>
+      <w:r>
+        <w:t>Техническое задание</w:t>
+      </w:r>
+    </w:p>
+    <w:p>
+      <w:pPr>
+        <w:ind w:firstLine="720"/>
+        <w:rPr>
+          <w:lang w:val="ru-RU"/>
+        </w:rPr>
+      </w:pPr>
+      <w:r>
+        <w:rPr>
+          <w:lang w:val="ru-RU"/>
+        </w:rPr>
+        <w:t>1. Общие сведения</w:t>
+      </w:r>
+    </w:p>
+    <w:p>
+      <w:pPr>
+        <w:ind w:firstLine="720"/>
+        <w:rPr>
+          <w:lang w:val="ru-RU"/>
+        </w:rPr>
+      </w:pPr>
+      <w:r>
+        <w:rPr>
+          <w:lang w:val="ru-RU"/>
+        </w:rPr>
+        <w:t>1.1. Наименование системы</w:t>
+      </w:r>
+    </w:p>
+    <w:p>
+      <w:pPr>
+        <w:ind w:left="720" w:firstLine="720"/>
+        <w:rPr>
+          <w:lang w:val="ru-RU"/>
+        </w:rPr>
+      </w:pPr>
+      <w:r>
+        <w:rPr>
+          <w:lang w:val="ru-RU"/>
+        </w:rPr>
+        <w:t>1.1.1</w:t>
+      </w:r>
+      <w:r>
+        <w:rPr>
+          <w:lang w:val="ru-RU"/>
+        </w:rPr>
+        <w:t>.</w:t>
+      </w:r>
+      <w:r>
+        <w:rPr>
+          <w:lang w:val="ru-RU"/>
+        </w:rPr>
+        <w:t xml:space="preserve"> </w:t>
+      </w:r>
+      <w:r>
+        <w:rPr>
+          <w:lang w:val="ru-RU"/>
+        </w:rPr>
+        <w:t>Полное наименование системы: программный продукт «</w:t>
+      </w:r>
+      <w:proofErr w:type="spellStart"/>
+      <w:r>
+        <w:t>Runews</w:t>
+      </w:r>
+      <w:proofErr w:type="spellEnd"/>
+      <w:r>
+        <w:rPr>
+          <w:lang w:val="ru-RU"/>
+        </w:rPr>
+        <w:t xml:space="preserve"> - новостное </w:t>
+      </w:r>
+      <w:r>
+        <w:t>WEB</w:t>
+      </w:r>
+      <w:r>
+        <w:rPr>
+          <w:lang w:val="ru-RU"/>
+        </w:rPr>
+        <w:t>-приложение с агрегацией источников и модерацией контента».</w:t>
+      </w:r>
+    </w:p>
+    <w:p>
+      <w:pPr>
+        <w:ind w:left="720" w:firstLine="720"/>
+        <w:rPr>
+          <w:lang w:val="ru-RU"/>
+        </w:rPr>
+      </w:pPr>
+      <w:r>
+        <w:rPr>
+          <w:lang w:val="ru-RU"/>
+        </w:rPr>
+        <w:t>1.1.2</w:t>
+      </w:r>
+      <w:r>
+        <w:rPr>
+          <w:lang w:val="ru-RU"/>
+        </w:rPr>
+        <w:t xml:space="preserve">. </w:t>
+      </w:r>
+      <w:r>
+        <w:rPr>
+          <w:lang w:val="ru-RU"/>
+        </w:rPr>
+        <w:t xml:space="preserve">Краткое наименование системы: </w:t>
+      </w:r>
+      <w:proofErr w:type="spellStart"/>
+      <w:r>
+        <w:t>Runews</w:t>
+      </w:r>
+      <w:proofErr w:type="spellEnd"/>
+      <w:r>
+        <w:rPr>
+          <w:lang w:val="ru-RU"/>
+        </w:rPr>
+        <w:t>.</w:t>
+      </w:r>
+    </w:p>
+    <w:p>
+      <w:pPr>
+        <w:ind w:firstLine="720"/>
+        <w:rPr>
+          <w:lang w:val="ru-RU"/>
+        </w:rPr>
+      </w:pPr>
+      <w:r>
+        <w:rPr>
+          <w:lang w:val="ru-RU"/>
+        </w:rPr>
+        <w:t>1.2. Основания для проведения работ</w:t>
+      </w:r>
+    </w:p>
+    <w:p>
+      <w:pPr>
+        <w:ind w:firstLine="720"/>
+        <w:rPr>
+          <w:lang w:val="ru-RU"/>
+        </w:rPr>
+      </w:pPr>
+      <w:r>
+        <w:rPr>
+          <w:lang w:val="ru-RU"/>
+        </w:rPr>
+        <w:t>Работа выполняется на основании задания на курсовой проект по МДК 01.01 «Разработка программных модулей».</w:t>
+      </w:r>
+    </w:p>
+    <w:p>
+      <w:pPr>
+        <w:ind w:firstLine="720"/>
+        <w:rPr>
+          <w:lang w:val="ru-RU"/>
+        </w:rPr>
+      </w:pPr>
+      <w:r>
+        <w:rPr>
+          <w:lang w:val="ru-RU"/>
+        </w:rPr>
+        <w:t xml:space="preserve">1.3. Наименование организаций </w:t>
+      </w:r>
+      <w:r>
+        <w:rPr>
+          <w:lang w:val="ru-RU"/>
+        </w:rPr>
+        <w:t xml:space="preserve">- </w:t>
+      </w:r>
+      <w:r>
+        <w:rPr>
+          <w:lang w:val="ru-RU"/>
+        </w:rPr>
+        <w:t>Заказчика и Разработчика</w:t>
+      </w:r>
+    </w:p>
+    <w:p>
+      <w:pPr>
+        <w:ind w:left="720" w:firstLine="720"/>
+        <w:rPr>
+          <w:lang w:val="ru-RU"/>
+        </w:rPr>
+      </w:pPr>
+      <w:r>
+        <w:rPr>
+          <w:lang w:val="ru-RU"/>
+        </w:rPr>
+        <w:t>1.3.1.</w:t>
+      </w:r>
+      <w:r>
+        <w:rPr>
+          <w:lang w:val="ru-RU"/>
+        </w:rPr>
+        <w:t xml:space="preserve"> </w:t>
+      </w:r>
+      <w:r>
+        <w:rPr>
+          <w:lang w:val="ru-RU"/>
+        </w:rPr>
+        <w:t>Заказчик: ГАПОУ «Международный центр компетенций - Казанский техникум информационных технологий и связи».</w:t>
+      </w:r>
+    </w:p>
+    <w:p>
+      <w:pPr>
+        <w:ind w:left="720" w:firstLine="720"/>
+        <w:rPr>
+          <w:lang w:val="ru-RU"/>
+        </w:rPr>
+      </w:pPr>
+      <w:r>
+        <w:rPr>
+          <w:lang w:val="ru-RU"/>
+        </w:rPr>
+        <w:t>1.3.</w:t>
+      </w:r>
+      <w:r>
+        <w:rPr>
+          <w:lang w:val="ru-RU"/>
+        </w:rPr>
+        <w:t>2</w:t>
+      </w:r>
+      <w:r>
+        <w:rPr>
+          <w:lang w:val="ru-RU"/>
+        </w:rPr>
+        <w:t>.</w:t>
+      </w:r>
+      <w:r>
+        <w:rPr>
+          <w:lang w:val="ru-RU"/>
+        </w:rPr>
+        <w:t xml:space="preserve"> </w:t>
+      </w:r>
+      <w:r>
+        <w:rPr>
+          <w:lang w:val="ru-RU"/>
+        </w:rPr>
+        <w:t xml:space="preserve">Разработчик: студент группы </w:t>
+      </w:r>
+      <w:r>
+        <w:rPr>
+          <w:lang w:val="ru-RU"/>
+        </w:rPr>
+        <w:t>321</w:t>
+      </w:r>
+      <w:r>
+        <w:rPr>
+          <w:lang w:val="ru-RU"/>
+        </w:rPr>
+        <w:t xml:space="preserve"> по специальности 09.02.07 «Информационные системы и программирование».</w:t>
+      </w:r>
+    </w:p>
+    <w:p>
+      <w:pPr>
+        <w:ind w:firstLine="720"/>
+        <w:rPr>
+          <w:lang w:val="ru-RU"/>
+        </w:rPr>
+      </w:pPr>
+      <w:r>
+        <w:rPr>
+          <w:lang w:val="ru-RU"/>
+        </w:rPr>
+        <w:t>1.4. Плановые сроки начала и окончания работы</w:t>
+      </w:r>
+    </w:p>
+    <w:p>
+      <w:pPr>
+        <w:ind w:firstLine="720"/>
+        <w:rPr>
+          <w:lang w:val="ru-RU"/>
+        </w:rPr>
+      </w:pPr>
+      <w:r>
+        <w:rPr>
+          <w:lang w:val="ru-RU"/>
+        </w:rPr>
+        <w:t xml:space="preserve">03.03.2026 </w:t>
+      </w:r>
+      <w:r>
+        <w:rPr>
+          <w:lang w:val="ru-RU"/>
+        </w:rPr>
+        <w:t>–</w:t>
+      </w:r>
+      <w:r>
+        <w:rPr>
+          <w:lang w:val="ru-RU"/>
+        </w:rPr>
+        <w:t xml:space="preserve"> </w:t>
+      </w:r>
+      <w:r>
+        <w:rPr>
+          <w:lang w:val="ru-RU"/>
+        </w:rPr>
+        <w:t>04.05.2026</w:t>
+      </w:r>
+    </w:p>
+    <w:p>
+      <w:pPr>
+        <w:ind w:firstLine="720"/>
+        <w:rPr>
+          <w:lang w:val="ru-RU"/>
+        </w:rPr>
+      </w:pPr>
+      <w:r>
+        <w:rPr>
+          <w:lang w:val="ru-RU"/>
+        </w:rPr>
+        <w:t>1.5. Порядок оформления и предъявления результатов</w:t>
+      </w:r>
+    </w:p>
+    <w:p>
+      <w:pPr>
+        <w:ind w:firstLine="720"/>
+        <w:rPr>
+          <w:lang w:val="ru-RU"/>
+        </w:rPr>
+      </w:pPr>
+      <w:r>
+        <w:rPr>
+          <w:lang w:val="ru-RU"/>
+        </w:rPr>
+        <w:t xml:space="preserve">Результаты работ предъявляются в виде исходного кода приложения, </w:t>
+      </w:r>
+      <w:r>
+        <w:rPr>
+          <w:lang w:val="ru-RU"/>
+        </w:rPr>
+        <w:t>Docker</w:t>
+      </w:r>
+      <w:r>
+        <w:rPr>
+          <w:lang w:val="ru-RU"/>
+        </w:rPr>
+        <w:t xml:space="preserve">-конфигурации, базы данных, документации, пояснительной записки и демонстрации работоспособности системы через локальный запуск или </w:t>
+      </w:r>
+      <w:r>
+        <w:rPr>
+          <w:lang w:val="ru-RU"/>
+        </w:rPr>
+        <w:t>HTTP</w:t>
+      </w:r>
+      <w:r>
+        <w:rPr>
+          <w:lang w:val="ru-RU"/>
+        </w:rPr>
+        <w:t xml:space="preserve">-туннель </w:t>
+      </w:r>
+      <w:proofErr w:type="spellStart"/>
+      <w:r>
+        <w:rPr>
+          <w:lang w:val="ru-RU"/>
+        </w:rPr>
+        <w:t>Tuna</w:t>
+      </w:r>
+      <w:proofErr w:type="spellEnd"/>
+      <w:r>
+        <w:rPr>
+          <w:lang w:val="ru-RU"/>
+        </w:rPr>
+        <w:t>.</w:t>
+      </w:r>
+    </w:p>
+    <w:p>
+      <w:pPr>
+        <w:rPr>
+          <w:lang w:val="ru-RU"/>
+        </w:rPr>
+      </w:pPr>
+      <w:r>
+        <w:rPr>
+          <w:lang w:val="ru-RU"/>
+        </w:rPr>
+        <w:br w:type="page"/>
+      </w:r>
+    </w:p>
+    <w:p>
+      <w:pPr>
+        <w:ind w:firstLine="720"/>
+        <w:rPr>
+          <w:lang w:val="ru-RU"/>
+        </w:rPr>
+      </w:pPr>
+      <w:r>
+        <w:rPr>
+          <w:lang w:val="ru-RU"/>
+        </w:rPr>
+        <w:lastRenderedPageBreak/>
+        <w:t>2. Назначение и цели создания системы</w:t>
+      </w:r>
+    </w:p>
+    <w:p>
+      <w:pPr>
+        <w:ind w:firstLine="720"/>
+        <w:rPr>
+          <w:lang w:val="ru-RU"/>
+        </w:rPr>
+      </w:pPr>
+      <w:r>
+        <w:rPr>
+          <w:lang w:val="ru-RU"/>
+        </w:rPr>
+        <w:t>2.1. Назначение системы</w:t>
+      </w:r>
+    </w:p>
+    <w:p>
+      <w:pPr>
+        <w:ind w:firstLine="720"/>
+        <w:rPr>
+          <w:lang w:val="ru-RU"/>
+        </w:rPr>
+      </w:pPr>
+      <w:r>
+        <w:rPr>
+          <w:lang w:val="ru-RU"/>
+        </w:rPr>
+        <w:t xml:space="preserve">Система </w:t>
+      </w:r>
+      <w:proofErr w:type="spellStart"/>
+      <w:r>
+        <w:rPr>
+          <w:lang w:val="ru-RU"/>
+        </w:rPr>
+        <w:t>Runews</w:t>
+      </w:r>
+      <w:proofErr w:type="spellEnd"/>
+      <w:r>
+        <w:rPr>
+          <w:lang w:val="ru-RU"/>
+        </w:rPr>
+        <w:t xml:space="preserve"> предназначена для централизованного просмотра, публикации, обсуждения и модерации новостных материалов. Приложение объединяет собственные пользовательские публикации и материалы из сторонних </w:t>
+      </w:r>
+      <w:r>
+        <w:rPr>
+          <w:lang w:val="ru-RU"/>
+        </w:rPr>
+        <w:t>RSS</w:t>
+      </w:r>
+      <w:r>
+        <w:rPr>
+          <w:lang w:val="ru-RU"/>
+        </w:rPr>
+        <w:t>/</w:t>
+      </w:r>
+      <w:r>
+        <w:rPr>
+          <w:lang w:val="ru-RU"/>
+        </w:rPr>
+        <w:t>scraper</w:t>
+      </w:r>
+      <w:r>
+        <w:rPr>
+          <w:lang w:val="ru-RU"/>
+        </w:rPr>
+        <w:t>-источников.</w:t>
+      </w:r>
+    </w:p>
+    <w:p>
+      <w:pPr>
+        <w:ind w:firstLine="720"/>
+        <w:rPr>
+          <w:lang w:val="ru-RU"/>
+        </w:rPr>
+      </w:pPr>
+      <w:r>
+        <w:rPr>
+          <w:lang w:val="ru-RU"/>
+        </w:rPr>
+        <w:t>2.2. Цели создания системы</w:t>
+      </w:r>
+    </w:p>
+    <w:p>
+      <w:pPr>
+        <w:ind w:firstLine="720"/>
+        <w:rPr>
+          <w:lang w:val="ru-RU"/>
+        </w:rPr>
+      </w:pPr>
+      <w:proofErr w:type="spellStart"/>
+      <w:r>
+        <w:rPr>
+          <w:lang w:val="ru-RU"/>
+        </w:rPr>
+        <w:t>Runews</w:t>
+      </w:r>
+      <w:proofErr w:type="spellEnd"/>
+      <w:r>
+        <w:rPr>
+          <w:lang w:val="ru-RU"/>
+        </w:rPr>
+        <w:t xml:space="preserve"> создается с целью:</w:t>
+      </w:r>
+    </w:p>
+    <w:p>
+      <w:pPr>
+        <w:pStyle w:val="ListParagraph"/>
+        <w:numPr>
+          <w:ilvl w:val="0"/>
+          <w:numId w:val="10"/>
+        </w:numPr>
+        <w:spacing w:after="0" w:line="360" w:lineRule="auto"/>
+        <w:ind w:left="0" w:firstLine="709"/>
+        <w:jc w:val="both"/>
+        <w:rPr>
+          <w:rFonts w:eastAsiaTheme="minorHAnsi" w:cs="Times New Roman"/>
+          <w:szCs w:val="28"/>
+          <w:lang w:val="ru-RU"/>
+        </w:rPr>
+      </w:pPr>
+      <w:r>
+        <w:rPr>
+          <w:rFonts w:eastAsiaTheme="minorHAnsi" w:cs="Times New Roman"/>
+          <w:szCs w:val="28"/>
+          <w:lang w:val="ru-RU"/>
+        </w:rPr>
+        <w:t>обеспечения удобного доступа к новостной ленте из разных источников;</w:t>
+      </w:r>
+    </w:p>
+    <w:p>
+      <w:pPr>
+        <w:pStyle w:val="ListParagraph"/>
+        <w:numPr>
+          <w:ilvl w:val="0"/>
+          <w:numId w:val="10"/>
+        </w:numPr>
+        <w:spacing w:after="0" w:line="360" w:lineRule="auto"/>
+        <w:ind w:left="0" w:firstLine="709"/>
+        <w:jc w:val="both"/>
+        <w:rPr>
+          <w:rFonts w:eastAsiaTheme="minorHAnsi" w:cs="Times New Roman"/>
+          <w:szCs w:val="28"/>
+          <w:lang w:val="ru-RU"/>
+        </w:rPr>
+      </w:pPr>
+      <w:r>
+        <w:rPr>
+          <w:rFonts w:eastAsiaTheme="minorHAnsi" w:cs="Times New Roman"/>
+          <w:szCs w:val="28"/>
+          <w:lang w:val="ru-RU"/>
+        </w:rPr>
+        <w:t>реализации пользовательских публикаций и редакторского процесса;</w:t>
+      </w:r>
+    </w:p>
+    <w:p>
+      <w:pPr>
+        <w:pStyle w:val="ListParagraph"/>
+        <w:numPr>
+          <w:ilvl w:val="0"/>
+          <w:numId w:val="10"/>
+        </w:numPr>
+        <w:spacing w:after="0" w:line="360" w:lineRule="auto"/>
+        <w:ind w:left="0" w:firstLine="709"/>
+        <w:jc w:val="both"/>
+        <w:rPr>
+          <w:rFonts w:eastAsiaTheme="minorHAnsi" w:cs="Times New Roman"/>
+          <w:szCs w:val="28"/>
+          <w:lang w:val="ru-RU"/>
+        </w:rPr>
+      </w:pPr>
+      <w:r>
+        <w:rPr>
+          <w:rFonts w:eastAsiaTheme="minorHAnsi" w:cs="Times New Roman"/>
+          <w:szCs w:val="28"/>
+          <w:lang w:val="ru-RU"/>
+        </w:rPr>
+        <w:t>организации модерации статей, комментариев и жалоб;</w:t>
+      </w:r>
+    </w:p>
+    <w:p>
+      <w:pPr>
+        <w:pStyle w:val="ListParagraph"/>
+        <w:numPr>
+          <w:ilvl w:val="0"/>
+          <w:numId w:val="10"/>
+        </w:numPr>
+        <w:spacing w:after="0" w:line="360" w:lineRule="auto"/>
+        <w:ind w:left="0" w:firstLine="709"/>
+        <w:jc w:val="both"/>
+        <w:rPr>
+          <w:rFonts w:eastAsiaTheme="minorHAnsi" w:cs="Times New Roman"/>
+          <w:szCs w:val="28"/>
+          <w:lang w:val="ru-RU"/>
+        </w:rPr>
+      </w:pPr>
+      <w:r>
+        <w:rPr>
+          <w:rFonts w:eastAsiaTheme="minorHAnsi" w:cs="Times New Roman"/>
+          <w:szCs w:val="28"/>
+          <w:lang w:val="ru-RU"/>
+        </w:rPr>
+        <w:t>создания персональной ленты на основе тегов и пользовательских действий;</w:t>
+      </w:r>
+    </w:p>
+    <w:p>
+      <w:pPr>
+        <w:pStyle w:val="ListParagraph"/>
+        <w:numPr>
+          <w:ilvl w:val="0"/>
+          <w:numId w:val="10"/>
+        </w:numPr>
+        <w:spacing w:after="0" w:line="360" w:lineRule="auto"/>
+        <w:ind w:left="0" w:firstLine="709"/>
+        <w:jc w:val="both"/>
+        <w:rPr>
+          <w:rFonts w:eastAsiaTheme="minorHAnsi" w:cs="Times New Roman"/>
+          <w:szCs w:val="28"/>
+          <w:lang w:val="ru-RU"/>
+        </w:rPr>
+      </w:pPr>
+      <w:r>
+        <w:rPr>
+          <w:rFonts w:eastAsiaTheme="minorHAnsi" w:cs="Times New Roman"/>
+          <w:szCs w:val="28"/>
+          <w:lang w:val="ru-RU"/>
+        </w:rPr>
+        <w:t>обеспечения безопасной регистрации, входа и подтверждения email;</w:t>
+      </w:r>
+    </w:p>
+    <w:p>
+      <w:pPr>
+        <w:pStyle w:val="ListParagraph"/>
+        <w:numPr>
+          <w:ilvl w:val="0"/>
+          <w:numId w:val="10"/>
+        </w:numPr>
+        <w:spacing w:after="0" w:line="360" w:lineRule="auto"/>
+        <w:ind w:left="0" w:firstLine="709"/>
+        <w:jc w:val="both"/>
+        <w:rPr>
+          <w:rFonts w:eastAsiaTheme="minorHAnsi" w:cs="Times New Roman"/>
+          <w:szCs w:val="28"/>
+          <w:lang w:val="ru-RU"/>
+        </w:rPr>
+      </w:pPr>
+      <w:r>
+        <w:rPr>
+          <w:rFonts w:eastAsiaTheme="minorHAnsi" w:cs="Times New Roman"/>
+          <w:szCs w:val="28"/>
+          <w:lang w:val="ru-RU"/>
+        </w:rPr>
+        <w:t>подключения внешних источников новостей через RSS и scraper-механизмы;</w:t>
+      </w:r>
+    </w:p>
+    <w:p>
+      <w:pPr>
+        <w:pStyle w:val="ListParagraph"/>
+        <w:numPr>
+          <w:ilvl w:val="0"/>
+          <w:numId w:val="10"/>
+        </w:numPr>
+        <w:spacing w:after="0" w:line="360" w:lineRule="auto"/>
+        <w:ind w:left="0" w:firstLine="709"/>
+        <w:jc w:val="both"/>
+        <w:rPr>
+          <w:rFonts w:eastAsiaTheme="minorHAnsi" w:cs="Times New Roman"/>
+          <w:szCs w:val="28"/>
+          <w:lang w:val="ru-RU"/>
+        </w:rPr>
+      </w:pPr>
+      <w:r>
+        <w:rPr>
+          <w:rFonts w:eastAsiaTheme="minorHAnsi" w:cs="Times New Roman"/>
+          <w:szCs w:val="28"/>
+          <w:lang w:val="ru-RU"/>
+        </w:rPr>
+        <w:t>подготовки приложения к запуску в Docker и публикации через Tuna.</w:t>
+      </w:r>
+    </w:p>
+    <w:p>
+      <w:pPr>
+        <w:ind w:firstLine="720"/>
+        <w:rPr>
+          <w:lang w:val="ru-RU"/>
+        </w:rPr>
+      </w:pPr>
+      <w:r>
+        <w:rPr>
+          <w:lang w:val="ru-RU"/>
+        </w:rPr>
+        <w:t>3. Характеристика объектов автоматизации</w:t>
+      </w:r>
+    </w:p>
+    <w:p>
+      <w:pPr>
+        <w:ind w:firstLine="720"/>
+        <w:rPr>
+          <w:lang w:val="ru-RU"/>
+        </w:rPr>
+      </w:pPr>
+      <w:r>
+        <w:rPr>
+          <w:lang w:val="ru-RU"/>
+        </w:rPr>
+        <w:t>Объектами автоматизации являются процессы работы с новостным контентом, пользовательскими аккаунтами, комментариями, жалобами, тегами и внешними источниками.</w:t>
+      </w:r>
+    </w:p>
+    <w:p>
+      <w:pPr>
+        <w:rPr>
+          <w:lang w:val="ru-RU"/>
+        </w:rPr>
+      </w:pPr>
+      <w:r>
+        <w:rPr>
+          <w:lang w:val="ru-RU"/>
+        </w:rPr>
+        <w:br w:type="page"/>
+      </w:r>
+    </w:p>
+    <w:p>
+      <w:pPr>
+        <w:tabs>
+          <w:tab w:val="left" w:pos="993"/>
+        </w:tabs>
+        <w:spacing w:after="0" w:line="360" w:lineRule="auto"/>
+        <w:ind w:firstLine="709"/>
+        <w:jc w:val="both"/>
+        <w:rPr>
+          <w:rFonts w:eastAsiaTheme="minorHAnsi" w:cs="Times New Roman"/>
+          <w:sz w:val="24"/>
+          <w:szCs w:val="24"/>
+          <w:lang w:val="ru-RU"/>
+        </w:rPr>
+      </w:pPr>
+      <w:r>
+        <w:rPr>
+          <w:rFonts w:eastAsiaTheme="minorHAnsi" w:cs="Times New Roman"/>
+          <w:sz w:val="24"/>
+          <w:szCs w:val="24"/>
+          <w:lang w:val="ru-RU"/>
+        </w:rPr>
+        <w:lastRenderedPageBreak/>
+        <w:t>Таблица 3.1 - Характеристика объектов автоматизаци</w:t>
+      </w:r>
+      <w:r>
+        <w:rPr>
+          <w:rFonts w:eastAsiaTheme="minorHAnsi" w:cs="Times New Roman"/>
+          <w:sz w:val="24"/>
+          <w:szCs w:val="24"/>
+          <w:lang w:val="ru-RU"/>
+        </w:rPr>
+        <w:t>и</w:t>
+      </w:r>
+    </w:p>
+    <w:tbl>
+      <w:tblPr>
+        <w:tblStyle w:val="TableGrid"/>
+        <w:tblW w:w="0" w:type="auto"/>
+        <w:jc w:val="center"/>
+        <w:tblLook w:val="04A0" w:firstRow="1" w:lastRow="0" w:firstColumn="1" w:lastColumn="0" w:noHBand="0" w:noVBand="1"/>
+      </w:tblPr>
+      <w:tblGrid>
+        <w:gridCol w:w="3192"/>
+        <w:gridCol w:w="3184"/>
+        <w:gridCol w:w="3195"/>
+      </w:tblGrid>
+      <w:tr>
+        <w:trPr>
+          <w:jc w:val="center"/>
+        </w:trPr>
+        <w:tc>
+          <w:tcPr>
+            <w:tcW w:w="3230" w:type="dxa"/>
+            <w:vAlign w:val="center"/>
+          </w:tcPr>
+          <w:p>
+            <w:pPr>
+              <w:rPr>
+                <w:sz w:val="24"/>
+                <w:szCs w:val="24"/>
+              </w:rPr>
+            </w:pPr>
+            <w:proofErr w:type="spellStart"/>
+            <w:r>
+              <w:rPr>
+                <w:sz w:val="24"/>
+                <w:szCs w:val="24"/>
+              </w:rPr>
+              <w:t>Объект</w:t>
+            </w:r>
+            <w:proofErr w:type="spellEnd"/>
+            <w:r>
+              <w:rPr>
+                <w:sz w:val="24"/>
+                <w:szCs w:val="24"/>
+              </w:rPr>
+              <w:t xml:space="preserve"> </w:t>
+            </w:r>
+            <w:proofErr w:type="spellStart"/>
+            <w:r>
+              <w:rPr>
+                <w:sz w:val="24"/>
+                <w:szCs w:val="24"/>
+              </w:rPr>
+              <w:t>автоматизации</w:t>
+            </w:r>
+            <w:proofErr w:type="spellEnd"/>
+          </w:p>
+        </w:tc>
+        <w:tc>
+          <w:tcPr>
+            <w:tcW w:w="3230" w:type="dxa"/>
+            <w:vAlign w:val="center"/>
+          </w:tcPr>
+          <w:p>
+            <w:pPr>
+              <w:rPr>
+                <w:sz w:val="24"/>
+                <w:szCs w:val="24"/>
+              </w:rPr>
+            </w:pPr>
+            <w:proofErr w:type="spellStart"/>
+            <w:r>
+              <w:rPr>
+                <w:sz w:val="24"/>
+                <w:szCs w:val="24"/>
+              </w:rPr>
+              <w:t>Описание</w:t>
+            </w:r>
+            <w:proofErr w:type="spellEnd"/>
+            <w:r>
+              <w:rPr>
+                <w:sz w:val="24"/>
+                <w:szCs w:val="24"/>
+              </w:rPr>
+              <w:t xml:space="preserve"> </w:t>
+            </w:r>
+            <w:proofErr w:type="spellStart"/>
+            <w:r>
+              <w:rPr>
+                <w:sz w:val="24"/>
+                <w:szCs w:val="24"/>
+              </w:rPr>
+              <w:t>процесса</w:t>
+            </w:r>
+            <w:proofErr w:type="spellEnd"/>
+          </w:p>
+        </w:tc>
+        <w:tc>
+          <w:tcPr>
+            <w:tcW w:w="3230" w:type="dxa"/>
+            <w:vAlign w:val="center"/>
+          </w:tcPr>
+          <w:p>
+            <w:pPr>
+              <w:rPr>
+                <w:sz w:val="24"/>
+                <w:szCs w:val="24"/>
+              </w:rPr>
+            </w:pPr>
+            <w:proofErr w:type="spellStart"/>
+            <w:r>
+              <w:rPr>
+                <w:sz w:val="24"/>
+                <w:szCs w:val="24"/>
+              </w:rPr>
+              <w:t>Решение</w:t>
+            </w:r>
+            <w:proofErr w:type="spellEnd"/>
+            <w:r>
+              <w:rPr>
+                <w:sz w:val="24"/>
+                <w:szCs w:val="24"/>
+              </w:rPr>
+              <w:t xml:space="preserve"> </w:t>
+            </w:r>
+            <w:proofErr w:type="spellStart"/>
+            <w:r>
+              <w:rPr>
+                <w:sz w:val="24"/>
+                <w:szCs w:val="24"/>
+              </w:rPr>
+              <w:t>об</w:t>
+            </w:r>
+            <w:proofErr w:type="spellEnd"/>
+            <w:r>
+              <w:rPr>
+                <w:sz w:val="24"/>
+                <w:szCs w:val="24"/>
+              </w:rPr>
+              <w:t xml:space="preserve"> </w:t>
+            </w:r>
+            <w:proofErr w:type="spellStart"/>
+            <w:r>
+              <w:rPr>
+                <w:sz w:val="24"/>
+                <w:szCs w:val="24"/>
+              </w:rPr>
+              <w:t>автоматизации</w:t>
+            </w:r>
+            <w:proofErr w:type="spellEnd"/>
+          </w:p>
+        </w:tc>
+      </w:tr>
+      <w:tr>
+        <w:trPr>
+          <w:jc w:val="center"/>
+        </w:trPr>
+        <w:tc>
+          <w:tcPr>
+            <w:tcW w:w="3230" w:type="dxa"/>
+            <w:vAlign w:val="center"/>
+          </w:tcPr>
+          <w:p>
+            <w:pPr>
+              <w:rPr>
+                <w:sz w:val="24"/>
+                <w:szCs w:val="24"/>
+              </w:rPr>
+            </w:pPr>
+            <w:proofErr w:type="spellStart"/>
+            <w:r>
+              <w:rPr>
+                <w:sz w:val="24"/>
+                <w:szCs w:val="24"/>
+              </w:rPr>
+              <w:t>Новостная</w:t>
+            </w:r>
+            <w:proofErr w:type="spellEnd"/>
+            <w:r>
+              <w:rPr>
+                <w:sz w:val="24"/>
+                <w:szCs w:val="24"/>
+              </w:rPr>
+              <w:t xml:space="preserve"> </w:t>
+            </w:r>
+            <w:proofErr w:type="spellStart"/>
+            <w:r>
+              <w:rPr>
+                <w:sz w:val="24"/>
+                <w:szCs w:val="24"/>
+              </w:rPr>
+              <w:t>лента</w:t>
+            </w:r>
+            <w:proofErr w:type="spellEnd"/>
+          </w:p>
+        </w:tc>
+        <w:tc>
+          <w:tcPr>
+            <w:tcW w:w="3230" w:type="dxa"/>
+            <w:vAlign w:val="center"/>
+          </w:tcPr>
+          <w:p>
+            <w:pPr>
+              <w:rPr>
+                <w:sz w:val="24"/>
+                <w:szCs w:val="24"/>
+                <w:lang w:val="ru-RU"/>
+              </w:rPr>
+            </w:pPr>
+            <w:r>
+              <w:rPr>
+                <w:sz w:val="24"/>
+                <w:szCs w:val="24"/>
+                <w:lang w:val="ru-RU"/>
+              </w:rPr>
+              <w:t>Получение, фильтрация и отображение статей</w:t>
+            </w:r>
+          </w:p>
+        </w:tc>
+        <w:tc>
+          <w:tcPr>
+            <w:tcW w:w="3230" w:type="dxa"/>
+            <w:vAlign w:val="center"/>
+          </w:tcPr>
+          <w:p>
+            <w:pPr>
+              <w:rPr>
+                <w:sz w:val="24"/>
+                <w:szCs w:val="24"/>
+                <w:lang w:val="ru-RU"/>
+              </w:rPr>
+            </w:pPr>
+            <w:r>
+              <w:rPr>
+                <w:sz w:val="24"/>
+                <w:szCs w:val="24"/>
+                <w:lang w:val="ru-RU"/>
+              </w:rPr>
+              <w:t xml:space="preserve">Автоматизировано через </w:t>
+            </w:r>
+            <w:r>
+              <w:rPr>
+                <w:sz w:val="24"/>
+                <w:szCs w:val="24"/>
+              </w:rPr>
+              <w:t>API</w:t>
+            </w:r>
+            <w:r>
+              <w:rPr>
+                <w:sz w:val="24"/>
+                <w:szCs w:val="24"/>
+                <w:lang w:val="ru-RU"/>
+              </w:rPr>
+              <w:t xml:space="preserve"> и </w:t>
+            </w:r>
+            <w:r>
+              <w:rPr>
+                <w:sz w:val="24"/>
+                <w:szCs w:val="24"/>
+              </w:rPr>
+              <w:t>Blazor</w:t>
+            </w:r>
+            <w:r>
+              <w:rPr>
+                <w:sz w:val="24"/>
+                <w:szCs w:val="24"/>
+                <w:lang w:val="ru-RU"/>
+              </w:rPr>
+              <w:t>-интерфейс</w:t>
+            </w:r>
+          </w:p>
+        </w:tc>
+      </w:tr>
+      <w:tr>
+        <w:trPr>
+          <w:jc w:val="center"/>
+        </w:trPr>
+        <w:tc>
+          <w:tcPr>
+            <w:tcW w:w="3230" w:type="dxa"/>
+            <w:vAlign w:val="center"/>
+          </w:tcPr>
+          <w:p>
+            <w:pPr>
+              <w:rPr>
+                <w:sz w:val="24"/>
+                <w:szCs w:val="24"/>
+              </w:rPr>
+            </w:pPr>
+            <w:proofErr w:type="spellStart"/>
+            <w:r>
+              <w:rPr>
+                <w:sz w:val="24"/>
+                <w:szCs w:val="24"/>
+              </w:rPr>
+              <w:t>Публикации</w:t>
+            </w:r>
+            <w:proofErr w:type="spellEnd"/>
+            <w:r>
+              <w:rPr>
+                <w:sz w:val="24"/>
+                <w:szCs w:val="24"/>
+              </w:rPr>
+              <w:t xml:space="preserve"> </w:t>
+            </w:r>
+            <w:proofErr w:type="spellStart"/>
+            <w:r>
+              <w:rPr>
+                <w:sz w:val="24"/>
+                <w:szCs w:val="24"/>
+              </w:rPr>
+              <w:t>пользователей</w:t>
+            </w:r>
+            <w:proofErr w:type="spellEnd"/>
+          </w:p>
+        </w:tc>
+        <w:tc>
+          <w:tcPr>
+            <w:tcW w:w="3230" w:type="dxa"/>
+            <w:vAlign w:val="center"/>
+          </w:tcPr>
+          <w:p>
+            <w:pPr>
+              <w:rPr>
+                <w:sz w:val="24"/>
+                <w:szCs w:val="24"/>
+                <w:lang w:val="ru-RU"/>
+              </w:rPr>
+            </w:pPr>
+            <w:r>
+              <w:rPr>
+                <w:sz w:val="24"/>
+                <w:szCs w:val="24"/>
+                <w:lang w:val="ru-RU"/>
+              </w:rPr>
+              <w:t>Создание, редактирование и отправка статей на модерацию</w:t>
+            </w:r>
+          </w:p>
+        </w:tc>
+        <w:tc>
+          <w:tcPr>
+            <w:tcW w:w="3230" w:type="dxa"/>
+            <w:vAlign w:val="center"/>
+          </w:tcPr>
+          <w:p>
+            <w:pPr>
+              <w:rPr>
+                <w:sz w:val="24"/>
+                <w:szCs w:val="24"/>
+              </w:rPr>
+            </w:pPr>
+            <w:proofErr w:type="spellStart"/>
+            <w:r>
+              <w:rPr>
+                <w:sz w:val="24"/>
+                <w:szCs w:val="24"/>
+              </w:rPr>
+              <w:t>Автоматизировано</w:t>
+            </w:r>
+            <w:proofErr w:type="spellEnd"/>
+            <w:r>
+              <w:rPr>
+                <w:sz w:val="24"/>
+                <w:szCs w:val="24"/>
+              </w:rPr>
+              <w:t xml:space="preserve"> </w:t>
+            </w:r>
+            <w:proofErr w:type="spellStart"/>
+            <w:r>
+              <w:rPr>
+                <w:sz w:val="24"/>
+                <w:szCs w:val="24"/>
+              </w:rPr>
+              <w:t>через</w:t>
+            </w:r>
+            <w:proofErr w:type="spellEnd"/>
+            <w:r>
+              <w:rPr>
+                <w:sz w:val="24"/>
+                <w:szCs w:val="24"/>
+              </w:rPr>
+              <w:t xml:space="preserve"> </w:t>
+            </w:r>
+            <w:proofErr w:type="spellStart"/>
+            <w:r>
+              <w:rPr>
+                <w:sz w:val="24"/>
+                <w:szCs w:val="24"/>
+              </w:rPr>
+              <w:t>редактор</w:t>
+            </w:r>
+            <w:proofErr w:type="spellEnd"/>
+            <w:r>
+              <w:rPr>
+                <w:sz w:val="24"/>
+                <w:szCs w:val="24"/>
+              </w:rPr>
+              <w:t xml:space="preserve"> </w:t>
+            </w:r>
+            <w:proofErr w:type="spellStart"/>
+            <w:r>
+              <w:rPr>
+                <w:sz w:val="24"/>
+                <w:szCs w:val="24"/>
+              </w:rPr>
+              <w:t>статей</w:t>
+            </w:r>
+            <w:proofErr w:type="spellEnd"/>
+          </w:p>
+        </w:tc>
+      </w:tr>
+      <w:tr>
+        <w:trPr>
+          <w:jc w:val="center"/>
+        </w:trPr>
+        <w:tc>
+          <w:tcPr>
+            <w:tcW w:w="3230" w:type="dxa"/>
+            <w:vAlign w:val="center"/>
+          </w:tcPr>
+          <w:p>
+            <w:pPr>
+              <w:rPr>
+                <w:sz w:val="24"/>
+                <w:szCs w:val="24"/>
+              </w:rPr>
+            </w:pPr>
+            <w:proofErr w:type="spellStart"/>
+            <w:r>
+              <w:rPr>
+                <w:sz w:val="24"/>
+                <w:szCs w:val="24"/>
+              </w:rPr>
+              <w:t>Модерация</w:t>
+            </w:r>
+            <w:proofErr w:type="spellEnd"/>
+          </w:p>
+        </w:tc>
+        <w:tc>
+          <w:tcPr>
+            <w:tcW w:w="3230" w:type="dxa"/>
+            <w:vAlign w:val="center"/>
+          </w:tcPr>
+          <w:p>
+            <w:pPr>
+              <w:rPr>
+                <w:sz w:val="24"/>
+                <w:szCs w:val="24"/>
+              </w:rPr>
+            </w:pPr>
+            <w:proofErr w:type="spellStart"/>
+            <w:r>
+              <w:rPr>
+                <w:sz w:val="24"/>
+                <w:szCs w:val="24"/>
+              </w:rPr>
+              <w:t>Проверка</w:t>
+            </w:r>
+            <w:proofErr w:type="spellEnd"/>
+            <w:r>
+              <w:rPr>
+                <w:sz w:val="24"/>
+                <w:szCs w:val="24"/>
+              </w:rPr>
+              <w:t xml:space="preserve"> </w:t>
+            </w:r>
+            <w:proofErr w:type="spellStart"/>
+            <w:r>
+              <w:rPr>
+                <w:sz w:val="24"/>
+                <w:szCs w:val="24"/>
+              </w:rPr>
+              <w:t>статей</w:t>
+            </w:r>
+            <w:proofErr w:type="spellEnd"/>
+            <w:r>
+              <w:rPr>
+                <w:sz w:val="24"/>
+                <w:szCs w:val="24"/>
+              </w:rPr>
+              <w:t xml:space="preserve"> и </w:t>
+            </w:r>
+            <w:proofErr w:type="spellStart"/>
+            <w:r>
+              <w:rPr>
+                <w:sz w:val="24"/>
+                <w:szCs w:val="24"/>
+              </w:rPr>
+              <w:t>жалоб</w:t>
+            </w:r>
+            <w:proofErr w:type="spellEnd"/>
+          </w:p>
+        </w:tc>
+        <w:tc>
+          <w:tcPr>
+            <w:tcW w:w="3230" w:type="dxa"/>
+            <w:vAlign w:val="center"/>
+          </w:tcPr>
+          <w:p>
+            <w:pPr>
+              <w:rPr>
+                <w:sz w:val="24"/>
+                <w:szCs w:val="24"/>
+              </w:rPr>
+            </w:pPr>
+            <w:proofErr w:type="spellStart"/>
+            <w:r>
+              <w:rPr>
+                <w:sz w:val="24"/>
+                <w:szCs w:val="24"/>
+              </w:rPr>
+              <w:t>Автоматизировано</w:t>
+            </w:r>
+            <w:proofErr w:type="spellEnd"/>
+            <w:r>
+              <w:rPr>
+                <w:sz w:val="24"/>
+                <w:szCs w:val="24"/>
+              </w:rPr>
+              <w:t xml:space="preserve"> </w:t>
+            </w:r>
+            <w:proofErr w:type="spellStart"/>
+            <w:r>
+              <w:rPr>
+                <w:sz w:val="24"/>
+                <w:szCs w:val="24"/>
+              </w:rPr>
+              <w:t>через</w:t>
+            </w:r>
+            <w:proofErr w:type="spellEnd"/>
+            <w:r>
+              <w:rPr>
+                <w:sz w:val="24"/>
+                <w:szCs w:val="24"/>
+              </w:rPr>
+              <w:t xml:space="preserve"> </w:t>
+            </w:r>
+            <w:proofErr w:type="spellStart"/>
+            <w:r>
+              <w:rPr>
+                <w:sz w:val="24"/>
+                <w:szCs w:val="24"/>
+              </w:rPr>
+              <w:t>кабинет</w:t>
+            </w:r>
+            <w:proofErr w:type="spellEnd"/>
+            <w:r>
+              <w:rPr>
+                <w:sz w:val="24"/>
+                <w:szCs w:val="24"/>
+              </w:rPr>
+              <w:t xml:space="preserve"> </w:t>
+            </w:r>
+            <w:proofErr w:type="spellStart"/>
+            <w:r>
+              <w:rPr>
+                <w:sz w:val="24"/>
+                <w:szCs w:val="24"/>
+              </w:rPr>
+              <w:t>модератора</w:t>
+            </w:r>
+            <w:proofErr w:type="spellEnd"/>
+          </w:p>
+        </w:tc>
+      </w:tr>
+      <w:tr>
+        <w:trPr>
+          <w:jc w:val="center"/>
+        </w:trPr>
+        <w:tc>
+          <w:tcPr>
+            <w:tcW w:w="3230" w:type="dxa"/>
+            <w:vAlign w:val="center"/>
+          </w:tcPr>
+          <w:p>
+            <w:pPr>
+              <w:rPr>
+                <w:sz w:val="24"/>
+                <w:szCs w:val="24"/>
+              </w:rPr>
+            </w:pPr>
+            <w:proofErr w:type="spellStart"/>
+            <w:r>
+              <w:rPr>
+                <w:sz w:val="24"/>
+                <w:szCs w:val="24"/>
+              </w:rPr>
+              <w:t>Внешние</w:t>
+            </w:r>
+            <w:proofErr w:type="spellEnd"/>
+            <w:r>
+              <w:rPr>
+                <w:sz w:val="24"/>
+                <w:szCs w:val="24"/>
+              </w:rPr>
+              <w:t xml:space="preserve"> </w:t>
+            </w:r>
+            <w:proofErr w:type="spellStart"/>
+            <w:r>
+              <w:rPr>
+                <w:sz w:val="24"/>
+                <w:szCs w:val="24"/>
+              </w:rPr>
+              <w:t>источники</w:t>
+            </w:r>
+            <w:proofErr w:type="spellEnd"/>
+          </w:p>
+        </w:tc>
+        <w:tc>
+          <w:tcPr>
+            <w:tcW w:w="3230" w:type="dxa"/>
+            <w:vAlign w:val="center"/>
+          </w:tcPr>
+          <w:p>
+            <w:pPr>
+              <w:rPr>
+                <w:sz w:val="24"/>
+                <w:szCs w:val="24"/>
+                <w:lang w:val="ru-RU"/>
+              </w:rPr>
+            </w:pPr>
+            <w:r>
+              <w:rPr>
+                <w:sz w:val="24"/>
+                <w:szCs w:val="24"/>
+                <w:lang w:val="ru-RU"/>
+              </w:rPr>
+              <w:t xml:space="preserve">Загрузка материалов из </w:t>
+            </w:r>
+            <w:r>
+              <w:rPr>
+                <w:sz w:val="24"/>
+                <w:szCs w:val="24"/>
+              </w:rPr>
+              <w:t>RSS</w:t>
+            </w:r>
+            <w:r>
+              <w:rPr>
+                <w:sz w:val="24"/>
+                <w:szCs w:val="24"/>
+                <w:lang w:val="ru-RU"/>
+              </w:rPr>
+              <w:t>/</w:t>
+            </w:r>
+            <w:r>
+              <w:rPr>
+                <w:sz w:val="24"/>
+                <w:szCs w:val="24"/>
+              </w:rPr>
+              <w:t>scraper</w:t>
+            </w:r>
+            <w:r>
+              <w:rPr>
+                <w:sz w:val="24"/>
+                <w:szCs w:val="24"/>
+                <w:lang w:val="ru-RU"/>
+              </w:rPr>
+              <w:t>-источников</w:t>
+            </w:r>
+          </w:p>
+        </w:tc>
+        <w:tc>
+          <w:tcPr>
+            <w:tcW w:w="3230" w:type="dxa"/>
+            <w:vAlign w:val="center"/>
+          </w:tcPr>
+          <w:p>
+            <w:pPr>
+              <w:rPr>
+                <w:sz w:val="24"/>
+                <w:szCs w:val="24"/>
+              </w:rPr>
+            </w:pPr>
+            <w:proofErr w:type="spellStart"/>
+            <w:r>
+              <w:rPr>
+                <w:sz w:val="24"/>
+                <w:szCs w:val="24"/>
+              </w:rPr>
+              <w:t>Автоматизировано</w:t>
+            </w:r>
+            <w:proofErr w:type="spellEnd"/>
+            <w:r>
+              <w:rPr>
+                <w:sz w:val="24"/>
+                <w:szCs w:val="24"/>
+              </w:rPr>
+              <w:t xml:space="preserve"> </w:t>
+            </w:r>
+            <w:proofErr w:type="spellStart"/>
+            <w:r>
+              <w:rPr>
+                <w:sz w:val="24"/>
+                <w:szCs w:val="24"/>
+              </w:rPr>
+              <w:t>фоновым</w:t>
+            </w:r>
+            <w:proofErr w:type="spellEnd"/>
+            <w:r>
+              <w:rPr>
+                <w:sz w:val="24"/>
+                <w:szCs w:val="24"/>
+              </w:rPr>
+              <w:t xml:space="preserve"> </w:t>
+            </w:r>
+            <w:proofErr w:type="spellStart"/>
+            <w:r>
+              <w:rPr>
+                <w:sz w:val="24"/>
+                <w:szCs w:val="24"/>
+              </w:rPr>
+              <w:t>сервисом</w:t>
+            </w:r>
+            <w:proofErr w:type="spellEnd"/>
+          </w:p>
+        </w:tc>
+      </w:tr>
+      <w:tr>
+        <w:trPr>
+          <w:jc w:val="center"/>
+        </w:trPr>
+        <w:tc>
+          <w:tcPr>
+            <w:tcW w:w="3230" w:type="dxa"/>
+            <w:vAlign w:val="center"/>
+          </w:tcPr>
+          <w:p>
+            <w:pPr>
+              <w:rPr>
+                <w:sz w:val="24"/>
+                <w:szCs w:val="24"/>
+              </w:rPr>
+            </w:pPr>
+            <w:proofErr w:type="spellStart"/>
+            <w:r>
+              <w:rPr>
+                <w:sz w:val="24"/>
+                <w:szCs w:val="24"/>
+              </w:rPr>
+              <w:t>Пользовательские</w:t>
+            </w:r>
+            <w:proofErr w:type="spellEnd"/>
+            <w:r>
+              <w:rPr>
+                <w:sz w:val="24"/>
+                <w:szCs w:val="24"/>
+              </w:rPr>
+              <w:t xml:space="preserve"> </w:t>
+            </w:r>
+            <w:proofErr w:type="spellStart"/>
+            <w:r>
+              <w:rPr>
+                <w:sz w:val="24"/>
+                <w:szCs w:val="24"/>
+              </w:rPr>
+              <w:t>профили</w:t>
+            </w:r>
+            <w:proofErr w:type="spellEnd"/>
+          </w:p>
+        </w:tc>
+        <w:tc>
+          <w:tcPr>
+            <w:tcW w:w="3230" w:type="dxa"/>
+            <w:vAlign w:val="center"/>
+          </w:tcPr>
+          <w:p>
+            <w:pPr>
+              <w:rPr>
+                <w:sz w:val="24"/>
+                <w:szCs w:val="24"/>
+                <w:lang w:val="ru-RU"/>
+              </w:rPr>
+            </w:pPr>
+            <w:r>
+              <w:rPr>
+                <w:sz w:val="24"/>
+                <w:szCs w:val="24"/>
+                <w:lang w:val="ru-RU"/>
+              </w:rPr>
+              <w:t>Регистрация, вход, аватар, пароль и удаление аккаунта</w:t>
+            </w:r>
+          </w:p>
+        </w:tc>
+        <w:tc>
+          <w:tcPr>
+            <w:tcW w:w="3230" w:type="dxa"/>
+            <w:vAlign w:val="center"/>
+          </w:tcPr>
+          <w:p>
+            <w:pPr>
+              <w:rPr>
+                <w:sz w:val="24"/>
+                <w:szCs w:val="24"/>
+                <w:lang w:val="ru-RU"/>
+              </w:rPr>
+            </w:pPr>
+            <w:r>
+              <w:rPr>
+                <w:sz w:val="24"/>
+                <w:szCs w:val="24"/>
+                <w:lang w:val="ru-RU"/>
+              </w:rPr>
+              <w:t xml:space="preserve">Автоматизировано через профиль и </w:t>
+            </w:r>
+            <w:r>
+              <w:rPr>
+                <w:sz w:val="24"/>
+                <w:szCs w:val="24"/>
+              </w:rPr>
+              <w:t>Auth</w:t>
+            </w:r>
+            <w:r>
+              <w:rPr>
+                <w:sz w:val="24"/>
+                <w:szCs w:val="24"/>
+                <w:lang w:val="ru-RU"/>
+              </w:rPr>
+              <w:t xml:space="preserve"> </w:t>
+            </w:r>
+            <w:r>
+              <w:rPr>
+                <w:sz w:val="24"/>
+                <w:szCs w:val="24"/>
+              </w:rPr>
+              <w:t>API</w:t>
+            </w:r>
+          </w:p>
+        </w:tc>
+      </w:tr>
+    </w:tbl>
+    <w:p>
+      <w:pPr>
+        <w:ind w:firstLine="720"/>
+        <w:rPr>
+          <w:lang w:val="ru-RU"/>
+        </w:rPr>
+      </w:pPr>
+      <w:r>
+        <w:rPr>
+          <w:lang w:val="ru-RU"/>
+        </w:rPr>
+        <w:t>4. Требования к системе</w:t>
+      </w:r>
+    </w:p>
+    <w:p>
+      <w:pPr>
+        <w:ind w:firstLine="720"/>
+        <w:rPr>
+          <w:lang w:val="ru-RU"/>
+        </w:rPr>
+      </w:pPr>
+      <w:r>
+        <w:rPr>
+          <w:lang w:val="ru-RU"/>
+        </w:rPr>
+        <w:t>4.1. Требования к структуре и функционированию системы</w:t>
+      </w:r>
+    </w:p>
+    <w:p>
+      <w:pPr>
+        <w:ind w:firstLine="720"/>
+        <w:rPr>
+          <w:lang w:val="ru-RU"/>
+        </w:rPr>
+      </w:pPr>
+      <w:r>
+        <w:rPr>
+          <w:lang w:val="ru-RU"/>
+        </w:rPr>
+        <w:t>Система должна иметь клиент-серверную архитектуру и состоять из следующих подсистем:</w:t>
+      </w:r>
+    </w:p>
+    <w:p>
+      <w:pPr>
+        <w:pStyle w:val="ListParagraph"/>
+        <w:numPr>
+          <w:ilvl w:val="0"/>
+          <w:numId w:val="10"/>
+        </w:numPr>
+        <w:spacing w:after="0" w:line="360" w:lineRule="auto"/>
+        <w:ind w:left="0" w:firstLine="709"/>
+        <w:jc w:val="both"/>
+        <w:rPr>
+          <w:rFonts w:eastAsiaTheme="minorHAnsi" w:cs="Times New Roman"/>
+          <w:szCs w:val="28"/>
+          <w:lang w:val="ru-RU"/>
+        </w:rPr>
+      </w:pPr>
+      <w:r>
+        <w:rPr>
+          <w:rFonts w:eastAsiaTheme="minorHAnsi" w:cs="Times New Roman"/>
+          <w:szCs w:val="28"/>
+          <w:lang w:val="ru-RU"/>
+        </w:rPr>
+        <w:t xml:space="preserve">клиентская подсистема на </w:t>
+      </w:r>
+      <w:proofErr w:type="spellStart"/>
+      <w:r>
+        <w:rPr>
+          <w:rFonts w:eastAsiaTheme="minorHAnsi" w:cs="Times New Roman"/>
+          <w:szCs w:val="28"/>
+          <w:lang w:val="ru-RU"/>
+        </w:rPr>
+        <w:t>Blazor</w:t>
+      </w:r>
+      <w:proofErr w:type="spellEnd"/>
+      <w:r>
+        <w:rPr>
+          <w:rFonts w:eastAsiaTheme="minorHAnsi" w:cs="Times New Roman"/>
+          <w:szCs w:val="28"/>
+          <w:lang w:val="ru-RU"/>
+        </w:rPr>
+        <w:t xml:space="preserve"> </w:t>
+      </w:r>
+      <w:proofErr w:type="spellStart"/>
+      <w:r>
+        <w:rPr>
+          <w:rFonts w:eastAsiaTheme="minorHAnsi" w:cs="Times New Roman"/>
+          <w:szCs w:val="28"/>
+          <w:lang w:val="ru-RU"/>
+        </w:rPr>
+        <w:t>WebAssembly</w:t>
+      </w:r>
+      <w:proofErr w:type="spellEnd"/>
+      <w:r>
+        <w:rPr>
+          <w:rFonts w:eastAsiaTheme="minorHAnsi" w:cs="Times New Roman"/>
+          <w:szCs w:val="28"/>
+          <w:lang w:val="ru-RU"/>
+        </w:rPr>
+        <w:t>;</w:t>
+      </w:r>
+    </w:p>
+    <w:p>
+      <w:pPr>
+        <w:pStyle w:val="ListParagraph"/>
+        <w:numPr>
+          <w:ilvl w:val="0"/>
+          <w:numId w:val="10"/>
+        </w:numPr>
+        <w:spacing w:after="0" w:line="360" w:lineRule="auto"/>
+        <w:ind w:left="0" w:firstLine="709"/>
+        <w:jc w:val="both"/>
+        <w:rPr>
+          <w:rFonts w:eastAsiaTheme="minorHAnsi" w:cs="Times New Roman"/>
+          <w:szCs w:val="28"/>
+          <w:lang w:val="ru-RU"/>
+        </w:rPr>
+      </w:pPr>
+      <w:r>
+        <w:rPr>
+          <w:rFonts w:eastAsiaTheme="minorHAnsi" w:cs="Times New Roman"/>
+          <w:szCs w:val="28"/>
+          <w:lang w:val="ru-RU"/>
+        </w:rPr>
+        <w:t>серверная подсистема ASP.NET Core Web API;</w:t>
+      </w:r>
+    </w:p>
+    <w:p>
+      <w:pPr>
+        <w:pStyle w:val="ListParagraph"/>
+        <w:numPr>
+          <w:ilvl w:val="0"/>
+          <w:numId w:val="10"/>
+        </w:numPr>
+        <w:spacing w:after="0" w:line="360" w:lineRule="auto"/>
+        <w:ind w:left="0" w:firstLine="709"/>
+        <w:jc w:val="both"/>
+        <w:rPr>
+          <w:rFonts w:eastAsiaTheme="minorHAnsi" w:cs="Times New Roman"/>
+          <w:szCs w:val="28"/>
+          <w:lang w:val="ru-RU"/>
+        </w:rPr>
+      </w:pPr>
+      <w:r>
+        <w:rPr>
+          <w:rFonts w:eastAsiaTheme="minorHAnsi" w:cs="Times New Roman"/>
+          <w:szCs w:val="28"/>
+          <w:lang w:val="ru-RU"/>
+        </w:rPr>
+        <w:t>подсистема хранения данных PostgreSQL;</w:t>
+      </w:r>
+    </w:p>
+    <w:p>
+      <w:pPr>
+        <w:pStyle w:val="ListParagraph"/>
+        <w:numPr>
+          <w:ilvl w:val="0"/>
+          <w:numId w:val="10"/>
+        </w:numPr>
+        <w:spacing w:after="0" w:line="360" w:lineRule="auto"/>
+        <w:ind w:left="0" w:firstLine="709"/>
+        <w:jc w:val="both"/>
+        <w:rPr>
+          <w:rFonts w:eastAsiaTheme="minorHAnsi" w:cs="Times New Roman"/>
+          <w:szCs w:val="28"/>
+          <w:lang w:val="ru-RU"/>
+        </w:rPr>
+      </w:pPr>
+      <w:r>
+        <w:rPr>
+          <w:rFonts w:eastAsiaTheme="minorHAnsi" w:cs="Times New Roman"/>
+          <w:szCs w:val="28"/>
+          <w:lang w:val="ru-RU"/>
+        </w:rPr>
+        <w:t>подсистема внешних источников RSS/scraper;</w:t>
+      </w:r>
+    </w:p>
+    <w:p>
+      <w:pPr>
+        <w:pStyle w:val="ListParagraph"/>
+        <w:numPr>
+          <w:ilvl w:val="0"/>
+          <w:numId w:val="10"/>
+        </w:numPr>
+        <w:spacing w:after="0" w:line="360" w:lineRule="auto"/>
+        <w:ind w:left="0" w:firstLine="709"/>
+        <w:jc w:val="both"/>
+        <w:rPr>
+          <w:rFonts w:eastAsiaTheme="minorHAnsi" w:cs="Times New Roman"/>
+          <w:szCs w:val="28"/>
+          <w:lang w:val="ru-RU"/>
+        </w:rPr>
+      </w:pPr>
+      <w:r>
+        <w:rPr>
+          <w:rFonts w:eastAsiaTheme="minorHAnsi" w:cs="Times New Roman"/>
+          <w:szCs w:val="28"/>
+          <w:lang w:val="ru-RU"/>
+        </w:rPr>
+        <w:t>подсистема модерации и обработки жалоб;</w:t>
+      </w:r>
+    </w:p>
+    <w:p>
+      <w:pPr>
+        <w:pStyle w:val="ListParagraph"/>
+        <w:numPr>
+          <w:ilvl w:val="0"/>
+          <w:numId w:val="10"/>
+        </w:numPr>
+        <w:spacing w:after="0" w:line="360" w:lineRule="auto"/>
+        <w:ind w:left="0" w:firstLine="709"/>
+        <w:jc w:val="both"/>
+        <w:rPr>
+          <w:rFonts w:eastAsiaTheme="minorHAnsi" w:cs="Times New Roman"/>
+          <w:szCs w:val="28"/>
+          <w:lang w:val="ru-RU"/>
+        </w:rPr>
+      </w:pPr>
+      <w:r>
+        <w:rPr>
+          <w:rFonts w:eastAsiaTheme="minorHAnsi" w:cs="Times New Roman"/>
+          <w:szCs w:val="28"/>
+          <w:lang w:val="ru-RU"/>
+        </w:rPr>
+        <w:t xml:space="preserve">подсистема отправки </w:t>
+      </w:r>
+      <w:proofErr w:type="spellStart"/>
+      <w:r>
+        <w:rPr>
+          <w:rFonts w:eastAsiaTheme="minorHAnsi" w:cs="Times New Roman"/>
+          <w:szCs w:val="28"/>
+          <w:lang w:val="ru-RU"/>
+        </w:rPr>
+        <w:t>email</w:t>
+      </w:r>
+      <w:proofErr w:type="spellEnd"/>
+      <w:r>
+        <w:rPr>
+          <w:rFonts w:eastAsiaTheme="minorHAnsi" w:cs="Times New Roman"/>
+          <w:szCs w:val="28"/>
+          <w:lang w:val="ru-RU"/>
+        </w:rPr>
+        <w:t>-уведомлений;</w:t>
+      </w:r>
+    </w:p>
+    <w:p>
+      <w:pPr>
+        <w:pStyle w:val="ListParagraph"/>
+        <w:numPr>
+          <w:ilvl w:val="0"/>
+          <w:numId w:val="10"/>
+        </w:numPr>
+        <w:spacing w:after="0" w:line="360" w:lineRule="auto"/>
+        <w:ind w:left="0" w:firstLine="709"/>
+        <w:jc w:val="both"/>
+        <w:rPr>
+          <w:rFonts w:eastAsiaTheme="minorHAnsi" w:cs="Times New Roman"/>
+          <w:szCs w:val="28"/>
+          <w:lang w:val="ru-RU"/>
+        </w:rPr>
+      </w:pPr>
+      <w:r>
+        <w:rPr>
+          <w:rFonts w:eastAsiaTheme="minorHAnsi" w:cs="Times New Roman"/>
+          <w:szCs w:val="28"/>
+          <w:lang w:val="ru-RU"/>
+        </w:rPr>
+        <w:t xml:space="preserve">подсистема </w:t>
+      </w:r>
+      <w:proofErr w:type="spellStart"/>
+      <w:r>
+        <w:rPr>
+          <w:rFonts w:eastAsiaTheme="minorHAnsi" w:cs="Times New Roman"/>
+          <w:szCs w:val="28"/>
+          <w:lang w:val="ru-RU"/>
+        </w:rPr>
+        <w:t>Docker</w:t>
+      </w:r>
+      <w:proofErr w:type="spellEnd"/>
+      <w:r>
+        <w:rPr>
+          <w:rFonts w:eastAsiaTheme="minorHAnsi" w:cs="Times New Roman"/>
+          <w:szCs w:val="28"/>
+          <w:lang w:val="ru-RU"/>
+        </w:rPr>
+        <w:t xml:space="preserve">-развертывания и </w:t>
+      </w:r>
+      <w:proofErr w:type="spellStart"/>
+      <w:r>
+        <w:rPr>
+          <w:rFonts w:eastAsiaTheme="minorHAnsi" w:cs="Times New Roman"/>
+          <w:szCs w:val="28"/>
+          <w:lang w:val="ru-RU"/>
+        </w:rPr>
+        <w:t>Nginx-проксирования</w:t>
+      </w:r>
+      <w:proofErr w:type="spellEnd"/>
+      <w:r>
+        <w:rPr>
+          <w:rFonts w:eastAsiaTheme="minorHAnsi" w:cs="Times New Roman"/>
+          <w:szCs w:val="28"/>
+          <w:lang w:val="ru-RU"/>
+        </w:rPr>
+        <w:t>.</w:t>
+      </w:r>
+    </w:p>
+    <w:p>
+      <w:pPr>
+        <w:ind w:firstLine="720"/>
+        <w:rPr>
+          <w:lang w:val="ru-RU"/>
+        </w:rPr>
+      </w:pPr>
+      <w:r>
+        <w:rPr>
+          <w:lang w:val="ru-RU"/>
+        </w:rPr>
+        <w:t xml:space="preserve">В основном режиме функционирования система должна обеспечивать регистрацию пользователей, подтверждение </w:t>
+      </w:r>
+      <w:r>
+        <w:rPr>
+          <w:lang w:val="ru-RU"/>
+        </w:rPr>
+        <w:t>email</w:t>
+      </w:r>
+      <w:r>
+        <w:rPr>
+          <w:lang w:val="ru-RU"/>
+        </w:rPr>
+        <w:t>, вход, просмотр ленты, чтение статей, комментарии, сохранение материалов, создание публикаций, модерацию и администрирование источников.</w:t>
+      </w:r>
+    </w:p>
+    <w:p>
+      <w:pPr>
+        <w:ind w:firstLine="720"/>
+        <w:rPr>
+          <w:lang w:val="ru-RU"/>
+        </w:rPr>
+      </w:pPr>
+      <w:r>
+        <w:rPr>
+          <w:lang w:val="ru-RU"/>
+        </w:rPr>
+        <w:t>4.2. Требования к ролям пользователей</w:t>
+      </w:r>
+    </w:p>
+    <w:p>
+      <w:pPr>
+        <w:pStyle w:val="ListParagraph"/>
+        <w:numPr>
+          <w:ilvl w:val="0"/>
+          <w:numId w:val="10"/>
+        </w:numPr>
+        <w:spacing w:after="0" w:line="360" w:lineRule="auto"/>
+        <w:ind w:left="0" w:firstLine="709"/>
+        <w:jc w:val="both"/>
+        <w:rPr>
+          <w:rFonts w:eastAsiaTheme="minorHAnsi" w:cs="Times New Roman"/>
+          <w:szCs w:val="28"/>
+          <w:lang w:val="ru-RU"/>
+        </w:rPr>
+      </w:pPr>
+      <w:r>
+        <w:rPr>
+          <w:rFonts w:eastAsiaTheme="minorHAnsi" w:cs="Times New Roman"/>
+          <w:szCs w:val="28"/>
+          <w:lang w:val="ru-RU"/>
+        </w:rPr>
+        <w:t>Гость должен иметь возможность просматривать публичную ленту, статьи и выполнять регистрацию.</w:t>
+      </w:r>
+    </w:p>
+    <w:p>
+      <w:pPr>
+        <w:pStyle w:val="ListParagraph"/>
+        <w:numPr>
+          <w:ilvl w:val="0"/>
+          <w:numId w:val="10"/>
+        </w:numPr>
+        <w:spacing w:after="0" w:line="360" w:lineRule="auto"/>
+        <w:ind w:left="0" w:firstLine="709"/>
+        <w:jc w:val="both"/>
+        <w:rPr>
+          <w:rFonts w:eastAsiaTheme="minorHAnsi" w:cs="Times New Roman"/>
+          <w:szCs w:val="28"/>
+          <w:lang w:val="ru-RU"/>
+        </w:rPr>
+      </w:pPr>
+      <w:r>
+        <w:rPr>
+          <w:rFonts w:eastAsiaTheme="minorHAnsi" w:cs="Times New Roman"/>
+          <w:szCs w:val="28"/>
+          <w:lang w:val="ru-RU"/>
+        </w:rPr>
+        <w:t>Пользователь должен иметь возможность авторизоваться, комментировать, сохранять статьи, ставить лайки и отправлять жалобы.</w:t>
+      </w:r>
+    </w:p>
+    <w:p>
+      <w:pPr>
+        <w:pStyle w:val="ListParagraph"/>
+        <w:numPr>
+          <w:ilvl w:val="0"/>
+          <w:numId w:val="10"/>
+        </w:numPr>
+        <w:spacing w:after="0" w:line="360" w:lineRule="auto"/>
+        <w:ind w:left="0" w:firstLine="709"/>
+        <w:jc w:val="both"/>
+        <w:rPr>
+          <w:rFonts w:eastAsiaTheme="minorHAnsi" w:cs="Times New Roman"/>
+          <w:szCs w:val="28"/>
+          <w:lang w:val="ru-RU"/>
+        </w:rPr>
+      </w:pPr>
+      <w:r>
+        <w:rPr>
+          <w:rFonts w:eastAsiaTheme="minorHAnsi" w:cs="Times New Roman"/>
+          <w:szCs w:val="28"/>
+          <w:lang w:val="ru-RU"/>
+        </w:rPr>
+        <w:t>Автор должен иметь возможность создавать и редактировать собственные статьи.</w:t>
+      </w:r>
+    </w:p>
+    <w:p>
+      <w:pPr>
+        <w:pStyle w:val="ListParagraph"/>
+        <w:numPr>
+          <w:ilvl w:val="0"/>
+          <w:numId w:val="10"/>
+        </w:numPr>
+        <w:spacing w:after="0" w:line="360" w:lineRule="auto"/>
+        <w:ind w:left="0" w:firstLine="709"/>
+        <w:jc w:val="both"/>
+        <w:rPr>
+          <w:rFonts w:eastAsiaTheme="minorHAnsi" w:cs="Times New Roman"/>
+          <w:szCs w:val="28"/>
+          <w:lang w:val="ru-RU"/>
+        </w:rPr>
+      </w:pPr>
+      <w:r>
+        <w:rPr>
+          <w:rFonts w:eastAsiaTheme="minorHAnsi" w:cs="Times New Roman"/>
+          <w:szCs w:val="28"/>
+          <w:lang w:val="ru-RU"/>
+        </w:rPr>
+        <w:lastRenderedPageBreak/>
+        <w:t>Модератор должен иметь возможность проверять статьи и жалобы, кроме собственных материалов.</w:t>
+      </w:r>
+    </w:p>
+    <w:p>
+      <w:pPr>
+        <w:pStyle w:val="ListParagraph"/>
+        <w:numPr>
+          <w:ilvl w:val="0"/>
+          <w:numId w:val="10"/>
+        </w:numPr>
+        <w:spacing w:after="0" w:line="360" w:lineRule="auto"/>
+        <w:ind w:left="0" w:firstLine="709"/>
+        <w:jc w:val="both"/>
+        <w:rPr>
+          <w:rFonts w:eastAsiaTheme="minorHAnsi" w:cs="Times New Roman"/>
+          <w:szCs w:val="28"/>
+          <w:lang w:val="ru-RU"/>
+        </w:rPr>
+      </w:pPr>
+      <w:r>
+        <w:rPr>
+          <w:rFonts w:eastAsiaTheme="minorHAnsi" w:cs="Times New Roman"/>
+          <w:szCs w:val="28"/>
+          <w:lang w:val="ru-RU"/>
+        </w:rPr>
+        <w:t>Администратор должен иметь возможность управлять пользователями, тегами и сторонними источниками.</w:t>
+      </w:r>
+    </w:p>
+    <w:p>
+      <w:pPr>
+        <w:ind w:firstLine="720"/>
+      </w:pPr>
+      <w:r>
+        <w:t xml:space="preserve">4.3. </w:t>
+      </w:r>
+      <w:proofErr w:type="spellStart"/>
+      <w:r>
+        <w:t>Требования</w:t>
+      </w:r>
+      <w:proofErr w:type="spellEnd"/>
+      <w:r>
+        <w:t xml:space="preserve"> к </w:t>
+      </w:r>
+      <w:proofErr w:type="spellStart"/>
+      <w:r>
+        <w:t>надежности</w:t>
+      </w:r>
+      <w:proofErr w:type="spellEnd"/>
+    </w:p>
+    <w:p>
+      <w:pPr>
+        <w:pStyle w:val="ListParagraph"/>
+        <w:numPr>
+          <w:ilvl w:val="0"/>
+          <w:numId w:val="10"/>
+        </w:numPr>
+        <w:spacing w:after="0" w:line="360" w:lineRule="auto"/>
+        <w:ind w:left="0" w:firstLine="709"/>
+        <w:jc w:val="both"/>
+        <w:rPr>
+          <w:rFonts w:eastAsiaTheme="minorHAnsi" w:cs="Times New Roman"/>
+          <w:szCs w:val="28"/>
+          <w:lang w:val="ru-RU"/>
+        </w:rPr>
+      </w:pPr>
+      <w:r>
+        <w:rPr>
+          <w:rFonts w:eastAsiaTheme="minorHAnsi" w:cs="Times New Roman"/>
+          <w:szCs w:val="28"/>
+          <w:lang w:val="ru-RU"/>
+        </w:rPr>
+        <w:t>Система должна сохранять данные в PostgreSQL с использованием миграций EF Core.</w:t>
+      </w:r>
+    </w:p>
+    <w:p>
+      <w:pPr>
+        <w:pStyle w:val="ListParagraph"/>
+        <w:numPr>
+          <w:ilvl w:val="0"/>
+          <w:numId w:val="10"/>
+        </w:numPr>
+        <w:spacing w:after="0" w:line="360" w:lineRule="auto"/>
+        <w:ind w:left="0" w:firstLine="709"/>
+        <w:jc w:val="both"/>
+        <w:rPr>
+          <w:rFonts w:eastAsiaTheme="minorHAnsi" w:cs="Times New Roman"/>
+          <w:szCs w:val="28"/>
+          <w:lang w:val="ru-RU"/>
+        </w:rPr>
+      </w:pPr>
+      <w:r>
+        <w:rPr>
+          <w:rFonts w:eastAsiaTheme="minorHAnsi" w:cs="Times New Roman"/>
+          <w:szCs w:val="28"/>
+          <w:lang w:val="ru-RU"/>
+        </w:rPr>
+        <w:t>При недоступности базы данных API должен выполнять повторные попытки применения миграций при запуске.</w:t>
+      </w:r>
+    </w:p>
+    <w:p>
+      <w:pPr>
+        <w:pStyle w:val="ListParagraph"/>
+        <w:numPr>
+          <w:ilvl w:val="0"/>
+          <w:numId w:val="10"/>
+        </w:numPr>
+        <w:spacing w:after="0" w:line="360" w:lineRule="auto"/>
+        <w:ind w:left="0" w:firstLine="709"/>
+        <w:jc w:val="both"/>
+        <w:rPr>
+          <w:rFonts w:eastAsiaTheme="minorHAnsi" w:cs="Times New Roman"/>
+          <w:szCs w:val="28"/>
+          <w:lang w:val="ru-RU"/>
+        </w:rPr>
+      </w:pPr>
+      <w:r>
+        <w:rPr>
+          <w:rFonts w:eastAsiaTheme="minorHAnsi" w:cs="Times New Roman"/>
+          <w:szCs w:val="28"/>
+          <w:lang w:val="ru-RU"/>
+        </w:rPr>
+        <w:t>Фоновая загрузка RSS/scraper-источников не должна останавливать приложение при единичной ошибке источника.</w:t>
+      </w:r>
+    </w:p>
+    <w:p>
+      <w:pPr>
+        <w:pStyle w:val="ListParagraph"/>
+        <w:numPr>
+          <w:ilvl w:val="0"/>
+          <w:numId w:val="10"/>
+        </w:numPr>
+        <w:spacing w:after="0" w:line="360" w:lineRule="auto"/>
+        <w:ind w:left="0" w:firstLine="709"/>
+        <w:jc w:val="both"/>
+        <w:rPr>
+          <w:rFonts w:eastAsiaTheme="minorHAnsi" w:cs="Times New Roman"/>
+          <w:szCs w:val="28"/>
+          <w:lang w:val="ru-RU"/>
+        </w:rPr>
+      </w:pPr>
+      <w:r>
+        <w:rPr>
+          <w:rFonts w:eastAsiaTheme="minorHAnsi" w:cs="Times New Roman"/>
+          <w:szCs w:val="28"/>
+          <w:lang w:val="ru-RU"/>
+        </w:rPr>
+        <w:t>При изменении пароля или удалении аккаунта старые JWT-сессии должны становиться недействительными.</w:t>
+      </w:r>
+    </w:p>
+    <w:p>
+      <w:pPr>
+        <w:pStyle w:val="ListParagraph"/>
+        <w:numPr>
+          <w:ilvl w:val="0"/>
+          <w:numId w:val="10"/>
+        </w:numPr>
+        <w:spacing w:after="0" w:line="360" w:lineRule="auto"/>
+        <w:ind w:left="0" w:firstLine="709"/>
+        <w:jc w:val="both"/>
+        <w:rPr>
+          <w:rFonts w:eastAsiaTheme="minorHAnsi" w:cs="Times New Roman"/>
+          <w:szCs w:val="28"/>
+          <w:lang w:val="ru-RU"/>
+        </w:rPr>
+      </w:pPr>
+      <w:r>
+        <w:rPr>
+          <w:rFonts w:eastAsiaTheme="minorHAnsi" w:cs="Times New Roman"/>
+          <w:szCs w:val="28"/>
+          <w:lang w:val="ru-RU"/>
+        </w:rPr>
+        <w:t xml:space="preserve">При получении 401 Unauthorized клиент должен очищать </w:t>
+      </w:r>
+      <w:proofErr w:type="spellStart"/>
+      <w:r>
+        <w:rPr>
+          <w:rFonts w:eastAsiaTheme="minorHAnsi" w:cs="Times New Roman"/>
+          <w:szCs w:val="28"/>
+          <w:lang w:val="ru-RU"/>
+        </w:rPr>
+        <w:t>localStorage</w:t>
+      </w:r>
+      <w:proofErr w:type="spellEnd"/>
+      <w:r>
+        <w:rPr>
+          <w:rFonts w:eastAsiaTheme="minorHAnsi" w:cs="Times New Roman"/>
+          <w:szCs w:val="28"/>
+          <w:lang w:val="ru-RU"/>
+        </w:rPr>
+        <w:t xml:space="preserve"> и перезагружать страницу.</w:t>
+      </w:r>
+    </w:p>
+    <w:p>
+      <w:pPr>
+        <w:ind w:firstLine="720"/>
+      </w:pPr>
+      <w:r>
+        <w:t xml:space="preserve">4.4. </w:t>
+      </w:r>
+      <w:proofErr w:type="spellStart"/>
+      <w:r>
+        <w:t>Требования</w:t>
+      </w:r>
+      <w:proofErr w:type="spellEnd"/>
+      <w:r>
+        <w:t xml:space="preserve"> к </w:t>
+      </w:r>
+      <w:proofErr w:type="spellStart"/>
+      <w:r>
+        <w:t>безопасности</w:t>
+      </w:r>
+      <w:proofErr w:type="spellEnd"/>
+    </w:p>
+    <w:p>
+      <w:pPr>
+        <w:pStyle w:val="ListParagraph"/>
+        <w:numPr>
+          <w:ilvl w:val="0"/>
+          <w:numId w:val="10"/>
+        </w:numPr>
+        <w:spacing w:after="0" w:line="360" w:lineRule="auto"/>
+        <w:ind w:left="0" w:firstLine="709"/>
+        <w:jc w:val="both"/>
+        <w:rPr>
+          <w:rFonts w:eastAsiaTheme="minorHAnsi" w:cs="Times New Roman"/>
+          <w:szCs w:val="28"/>
+          <w:lang w:val="ru-RU"/>
+        </w:rPr>
+      </w:pPr>
+      <w:r>
+        <w:rPr>
+          <w:rFonts w:eastAsiaTheme="minorHAnsi" w:cs="Times New Roman"/>
+          <w:szCs w:val="28"/>
+          <w:lang w:val="ru-RU"/>
+        </w:rPr>
+        <w:t xml:space="preserve">Пароли пользователей должны храниться в виде </w:t>
+      </w:r>
+      <w:proofErr w:type="spellStart"/>
+      <w:r>
+        <w:rPr>
+          <w:rFonts w:eastAsiaTheme="minorHAnsi" w:cs="Times New Roman"/>
+          <w:szCs w:val="28"/>
+          <w:lang w:val="ru-RU"/>
+        </w:rPr>
+        <w:t>BCrypt-хешей</w:t>
+      </w:r>
+      <w:proofErr w:type="spellEnd"/>
+      <w:r>
+        <w:rPr>
+          <w:rFonts w:eastAsiaTheme="minorHAnsi" w:cs="Times New Roman"/>
+          <w:szCs w:val="28"/>
+          <w:lang w:val="ru-RU"/>
+        </w:rPr>
+        <w:t>.</w:t>
+      </w:r>
+    </w:p>
+    <w:p>
+      <w:pPr>
+        <w:pStyle w:val="ListParagraph"/>
+        <w:numPr>
+          <w:ilvl w:val="0"/>
+          <w:numId w:val="10"/>
+        </w:numPr>
+        <w:spacing w:after="0" w:line="360" w:lineRule="auto"/>
+        <w:ind w:left="0" w:firstLine="709"/>
+        <w:jc w:val="both"/>
+        <w:rPr>
+          <w:rFonts w:eastAsiaTheme="minorHAnsi" w:cs="Times New Roman"/>
+          <w:szCs w:val="28"/>
+          <w:lang w:val="ru-RU"/>
+        </w:rPr>
+      </w:pPr>
+      <w:r>
+        <w:rPr>
+          <w:rFonts w:eastAsiaTheme="minorHAnsi" w:cs="Times New Roman"/>
+          <w:szCs w:val="28"/>
+          <w:lang w:val="ru-RU"/>
+        </w:rPr>
+        <w:t>Доступ к защищенным методам API должен выполняться через JWT Bearer.</w:t>
+      </w:r>
+    </w:p>
+    <w:p>
+      <w:pPr>
+        <w:pStyle w:val="ListParagraph"/>
+        <w:numPr>
+          <w:ilvl w:val="0"/>
+          <w:numId w:val="10"/>
+        </w:numPr>
+        <w:spacing w:after="0" w:line="360" w:lineRule="auto"/>
+        <w:ind w:left="0" w:firstLine="709"/>
+        <w:jc w:val="both"/>
+        <w:rPr>
+          <w:rFonts w:eastAsiaTheme="minorHAnsi" w:cs="Times New Roman"/>
+          <w:szCs w:val="28"/>
+          <w:lang w:val="ru-RU"/>
+        </w:rPr>
+      </w:pPr>
+      <w:r>
+        <w:rPr>
+          <w:rFonts w:eastAsiaTheme="minorHAnsi" w:cs="Times New Roman"/>
+          <w:szCs w:val="28"/>
+          <w:lang w:val="ru-RU"/>
+        </w:rPr>
+        <w:t>Роли должны ограничивать доступ к административным и модераторским функциям.</w:t>
+      </w:r>
+    </w:p>
+    <w:p>
+      <w:pPr>
+        <w:pStyle w:val="ListParagraph"/>
+        <w:numPr>
+          <w:ilvl w:val="0"/>
+          <w:numId w:val="10"/>
+        </w:numPr>
+        <w:spacing w:after="0" w:line="360" w:lineRule="auto"/>
+        <w:ind w:left="0" w:firstLine="709"/>
+        <w:jc w:val="both"/>
+        <w:rPr>
+          <w:rFonts w:eastAsiaTheme="minorHAnsi" w:cs="Times New Roman"/>
+          <w:szCs w:val="28"/>
+          <w:lang w:val="ru-RU"/>
+        </w:rPr>
+      </w:pPr>
+      <w:r>
+        <w:rPr>
+          <w:rFonts w:eastAsiaTheme="minorHAnsi" w:cs="Times New Roman"/>
+          <w:szCs w:val="28"/>
+          <w:lang w:val="ru-RU"/>
+        </w:rPr>
+        <w:t xml:space="preserve">SMTP, JWT, </w:t>
+      </w:r>
+      <w:proofErr w:type="spellStart"/>
+      <w:r>
+        <w:rPr>
+          <w:rFonts w:eastAsiaTheme="minorHAnsi" w:cs="Times New Roman"/>
+          <w:szCs w:val="28"/>
+          <w:lang w:val="ru-RU"/>
+        </w:rPr>
+        <w:t>GigaChat</w:t>
+      </w:r>
+      <w:proofErr w:type="spellEnd"/>
+      <w:r>
+        <w:rPr>
+          <w:rFonts w:eastAsiaTheme="minorHAnsi" w:cs="Times New Roman"/>
+          <w:szCs w:val="28"/>
+          <w:lang w:val="ru-RU"/>
+        </w:rPr>
+        <w:t xml:space="preserve"> и другие секреты должны передаваться через конфигурацию или переменные окружения.</w:t>
+      </w:r>
+    </w:p>
+    <w:p>
+      <w:pPr>
+        <w:pStyle w:val="ListParagraph"/>
+        <w:numPr>
+          <w:ilvl w:val="0"/>
+          <w:numId w:val="10"/>
+        </w:numPr>
+        <w:spacing w:after="0" w:line="360" w:lineRule="auto"/>
+        <w:ind w:left="0" w:firstLine="709"/>
+        <w:jc w:val="both"/>
+        <w:rPr>
+          <w:rFonts w:eastAsiaTheme="minorHAnsi" w:cs="Times New Roman"/>
+          <w:szCs w:val="28"/>
+          <w:lang w:val="ru-RU"/>
+        </w:rPr>
+      </w:pPr>
+      <w:r>
+        <w:rPr>
+          <w:rFonts w:eastAsiaTheme="minorHAnsi" w:cs="Times New Roman"/>
+          <w:szCs w:val="28"/>
+          <w:lang w:val="ru-RU"/>
+        </w:rPr>
+        <w:t>CORS должен разрешать запросы только с настроенного публичного адреса приложения.</w:t>
+      </w:r>
+    </w:p>
+    <w:p>
+      <w:pPr>
+        <w:rPr>
+          <w:rFonts w:eastAsiaTheme="minorHAnsi" w:cs="Times New Roman"/>
+          <w:szCs w:val="28"/>
+          <w:lang w:val="ru-RU"/>
+        </w:rPr>
+      </w:pPr>
+      <w:r>
+        <w:rPr>
+          <w:rFonts w:eastAsiaTheme="minorHAnsi" w:cs="Times New Roman"/>
+          <w:szCs w:val="28"/>
+          <w:lang w:val="ru-RU"/>
+        </w:rPr>
+        <w:br w:type="page"/>
+      </w:r>
+    </w:p>
+    <w:p>
+      <w:pPr>
+        <w:ind w:firstLine="720"/>
+      </w:pPr>
+      <w:r>
+        <w:lastRenderedPageBreak/>
+        <w:t xml:space="preserve">4.5. </w:t>
+      </w:r>
+      <w:proofErr w:type="spellStart"/>
+      <w:r>
+        <w:t>Требования</w:t>
+      </w:r>
+      <w:proofErr w:type="spellEnd"/>
+      <w:r>
+        <w:t xml:space="preserve"> к </w:t>
+      </w:r>
+      <w:proofErr w:type="spellStart"/>
+      <w:r>
+        <w:t>программному</w:t>
+      </w:r>
+      <w:proofErr w:type="spellEnd"/>
+      <w:r>
+        <w:t xml:space="preserve"> </w:t>
+      </w:r>
+      <w:proofErr w:type="spellStart"/>
+      <w:r>
+        <w:t>обеспечению</w:t>
+      </w:r>
+      <w:proofErr w:type="spellEnd"/>
+    </w:p>
+    <w:p>
+      <w:pPr>
+        <w:pStyle w:val="ListParagraph"/>
+        <w:numPr>
+          <w:ilvl w:val="0"/>
+          <w:numId w:val="10"/>
+        </w:numPr>
+        <w:spacing w:after="0" w:line="360" w:lineRule="auto"/>
+        <w:ind w:left="0" w:firstLine="709"/>
+        <w:jc w:val="both"/>
+        <w:rPr>
+          <w:rFonts w:eastAsiaTheme="minorHAnsi" w:cs="Times New Roman"/>
+          <w:szCs w:val="28"/>
+          <w:lang w:val="ru-RU"/>
+        </w:rPr>
+      </w:pPr>
+      <w:r>
+        <w:rPr>
+          <w:lang w:val="ru-RU"/>
+        </w:rPr>
+        <w:t>.</w:t>
+      </w:r>
+      <w:r>
+        <w:rPr>
+          <w:rFonts w:eastAsiaTheme="minorHAnsi" w:cs="Times New Roman"/>
+          <w:szCs w:val="28"/>
+          <w:lang w:val="ru-RU"/>
+        </w:rPr>
+        <w:t>NET 8 SDK или Docker для запуска приложения;</w:t>
+      </w:r>
+    </w:p>
+    <w:p>
+      <w:pPr>
+        <w:pStyle w:val="ListParagraph"/>
+        <w:numPr>
+          <w:ilvl w:val="0"/>
+          <w:numId w:val="10"/>
+        </w:numPr>
+        <w:spacing w:after="0" w:line="360" w:lineRule="auto"/>
+        <w:ind w:left="0" w:firstLine="709"/>
+        <w:jc w:val="both"/>
+        <w:rPr>
+          <w:rFonts w:eastAsiaTheme="minorHAnsi" w:cs="Times New Roman"/>
+          <w:szCs w:val="28"/>
+          <w:lang w:val="ru-RU"/>
+        </w:rPr>
+      </w:pPr>
+      <w:r>
+        <w:rPr>
+          <w:rFonts w:eastAsiaTheme="minorHAnsi" w:cs="Times New Roman"/>
+          <w:szCs w:val="28"/>
+          <w:lang w:val="ru-RU"/>
+        </w:rPr>
+        <w:t xml:space="preserve">PostgreSQL 16 в </w:t>
+      </w:r>
+      <w:proofErr w:type="spellStart"/>
+      <w:r>
+        <w:rPr>
+          <w:rFonts w:eastAsiaTheme="minorHAnsi" w:cs="Times New Roman"/>
+          <w:szCs w:val="28"/>
+          <w:lang w:val="ru-RU"/>
+        </w:rPr>
+        <w:t>Docker</w:t>
+      </w:r>
+      <w:proofErr w:type="spellEnd"/>
+      <w:r>
+        <w:rPr>
+          <w:rFonts w:eastAsiaTheme="minorHAnsi" w:cs="Times New Roman"/>
+          <w:szCs w:val="28"/>
+          <w:lang w:val="ru-RU"/>
+        </w:rPr>
+        <w:t>-контейнере;</w:t>
+      </w:r>
+    </w:p>
+    <w:p>
+      <w:pPr>
+        <w:pStyle w:val="ListParagraph"/>
+        <w:numPr>
+          <w:ilvl w:val="0"/>
+          <w:numId w:val="10"/>
+        </w:numPr>
+        <w:spacing w:after="0" w:line="360" w:lineRule="auto"/>
+        <w:ind w:left="0" w:firstLine="709"/>
+        <w:jc w:val="both"/>
+        <w:rPr>
+          <w:rFonts w:eastAsiaTheme="minorHAnsi" w:cs="Times New Roman"/>
+          <w:szCs w:val="28"/>
+          <w:lang w:val="ru-RU"/>
+        </w:rPr>
+      </w:pPr>
+      <w:proofErr w:type="spellStart"/>
+      <w:r>
+        <w:rPr>
+          <w:rFonts w:eastAsiaTheme="minorHAnsi" w:cs="Times New Roman"/>
+          <w:szCs w:val="28"/>
+          <w:lang w:val="ru-RU"/>
+        </w:rPr>
+        <w:t>Nginx</w:t>
+      </w:r>
+      <w:proofErr w:type="spellEnd"/>
+      <w:r>
+        <w:rPr>
+          <w:rFonts w:eastAsiaTheme="minorHAnsi" w:cs="Times New Roman"/>
+          <w:szCs w:val="28"/>
+          <w:lang w:val="ru-RU"/>
+        </w:rPr>
+        <w:t xml:space="preserve"> для отдачи </w:t>
+      </w:r>
+      <w:proofErr w:type="spellStart"/>
+      <w:r>
+        <w:rPr>
+          <w:rFonts w:eastAsiaTheme="minorHAnsi" w:cs="Times New Roman"/>
+          <w:szCs w:val="28"/>
+          <w:lang w:val="ru-RU"/>
+        </w:rPr>
+        <w:t>Blazor</w:t>
+      </w:r>
+      <w:proofErr w:type="spellEnd"/>
+      <w:r>
+        <w:rPr>
+          <w:rFonts w:eastAsiaTheme="minorHAnsi" w:cs="Times New Roman"/>
+          <w:szCs w:val="28"/>
+          <w:lang w:val="ru-RU"/>
+        </w:rPr>
+        <w:t xml:space="preserve">-клиента и </w:t>
+      </w:r>
+      <w:proofErr w:type="spellStart"/>
+      <w:r>
+        <w:rPr>
+          <w:rFonts w:eastAsiaTheme="minorHAnsi" w:cs="Times New Roman"/>
+          <w:szCs w:val="28"/>
+          <w:lang w:val="ru-RU"/>
+        </w:rPr>
+        <w:t>проксирования</w:t>
+      </w:r>
+      <w:proofErr w:type="spellEnd"/>
+      <w:r>
+        <w:rPr>
+          <w:rFonts w:eastAsiaTheme="minorHAnsi" w:cs="Times New Roman"/>
+          <w:szCs w:val="28"/>
+          <w:lang w:val="ru-RU"/>
+        </w:rPr>
+        <w:t xml:space="preserve"> API;</w:t>
+      </w:r>
+    </w:p>
+    <w:p>
+      <w:pPr>
+        <w:pStyle w:val="ListParagraph"/>
+        <w:numPr>
+          <w:ilvl w:val="0"/>
+          <w:numId w:val="10"/>
+        </w:numPr>
+        <w:spacing w:after="0" w:line="360" w:lineRule="auto"/>
+        <w:ind w:left="0" w:firstLine="709"/>
+        <w:jc w:val="both"/>
+        <w:rPr>
+          <w:rFonts w:eastAsiaTheme="minorHAnsi" w:cs="Times New Roman"/>
+          <w:szCs w:val="28"/>
+          <w:lang w:val="ru-RU"/>
+        </w:rPr>
+      </w:pPr>
+      <w:r>
+        <w:rPr>
+          <w:rFonts w:eastAsiaTheme="minorHAnsi" w:cs="Times New Roman"/>
+          <w:szCs w:val="28"/>
+          <w:lang w:val="ru-RU"/>
+        </w:rPr>
+        <w:t xml:space="preserve">SMTP-провайдер или </w:t>
+      </w:r>
+      <w:proofErr w:type="spellStart"/>
+      <w:r>
+        <w:rPr>
+          <w:rFonts w:eastAsiaTheme="minorHAnsi" w:cs="Times New Roman"/>
+          <w:szCs w:val="28"/>
+          <w:lang w:val="ru-RU"/>
+        </w:rPr>
+        <w:t>Mailpit</w:t>
+      </w:r>
+      <w:proofErr w:type="spellEnd"/>
+      <w:r>
+        <w:rPr>
+          <w:rFonts w:eastAsiaTheme="minorHAnsi" w:cs="Times New Roman"/>
+          <w:szCs w:val="28"/>
+          <w:lang w:val="ru-RU"/>
+        </w:rPr>
+        <w:t xml:space="preserve"> для проверки </w:t>
+      </w:r>
+      <w:proofErr w:type="spellStart"/>
+      <w:r>
+        <w:rPr>
+          <w:rFonts w:eastAsiaTheme="minorHAnsi" w:cs="Times New Roman"/>
+          <w:szCs w:val="28"/>
+          <w:lang w:val="ru-RU"/>
+        </w:rPr>
+        <w:t>email</w:t>
+      </w:r>
+      <w:proofErr w:type="spellEnd"/>
+      <w:r>
+        <w:rPr>
+          <w:rFonts w:eastAsiaTheme="minorHAnsi" w:cs="Times New Roman"/>
+          <w:szCs w:val="28"/>
+          <w:lang w:val="ru-RU"/>
+        </w:rPr>
+        <w:t>;</w:t>
+      </w:r>
+    </w:p>
+    <w:p>
+      <w:pPr>
+        <w:pStyle w:val="ListParagraph"/>
+        <w:numPr>
+          <w:ilvl w:val="0"/>
+          <w:numId w:val="10"/>
+        </w:numPr>
+        <w:spacing w:after="0" w:line="360" w:lineRule="auto"/>
+        <w:ind w:left="0" w:firstLine="709"/>
+        <w:jc w:val="both"/>
+      </w:pPr>
+      <w:proofErr w:type="spellStart"/>
+      <w:r>
+        <w:rPr>
+          <w:rFonts w:eastAsiaTheme="minorHAnsi" w:cs="Times New Roman"/>
+          <w:szCs w:val="28"/>
+          <w:lang w:val="ru-RU"/>
+        </w:rPr>
+        <w:t>Tuna</w:t>
+      </w:r>
+      <w:proofErr w:type="spellEnd"/>
+      <w:r>
+        <w:rPr>
+          <w:rFonts w:eastAsiaTheme="minorHAnsi" w:cs="Times New Roman"/>
+          <w:szCs w:val="28"/>
+          <w:lang w:val="ru-RU"/>
+        </w:rPr>
+        <w:t xml:space="preserve"> CLI</w:t>
+      </w:r>
+      <w:r>
+        <w:rPr>
+          <w:lang w:val="ru-RU"/>
+        </w:rPr>
+        <w:t xml:space="preserve"> для публикации локального приложения во внешнюю </w:t>
+      </w:r>
+      <w:proofErr w:type="spellStart"/>
+      <w:r>
+        <w:t>сеть</w:t>
+      </w:r>
+      <w:proofErr w:type="spellEnd"/>
+      <w:r>
+        <w:t>.</w:t>
+      </w:r>
+    </w:p>
+    <w:p>
+      <w:pPr>
+        <w:rPr>
+          <w:lang w:val="ru-RU"/>
+        </w:rPr>
+      </w:pPr>
+      <w:r>
+        <w:rPr>
+          <w:lang w:val="ru-RU"/>
+        </w:rPr>
+        <w:t>5. Требования к подготовке объекта автоматизации к вводу в действие</w:t>
+      </w:r>
+    </w:p>
+    <w:p>
+      <w:pPr>
+        <w:ind w:firstLine="720"/>
+      </w:pPr>
+      <w:r>
+        <w:t xml:space="preserve">5.1. </w:t>
+      </w:r>
+      <w:proofErr w:type="spellStart"/>
+      <w:r>
+        <w:t>Технические</w:t>
+      </w:r>
+      <w:proofErr w:type="spellEnd"/>
+      <w:r>
+        <w:t xml:space="preserve"> </w:t>
+      </w:r>
+      <w:proofErr w:type="spellStart"/>
+      <w:r>
+        <w:t>мероприятия</w:t>
+      </w:r>
+      <w:proofErr w:type="spellEnd"/>
+    </w:p>
+    <w:p>
+      <w:pPr>
+        <w:pStyle w:val="ListParagraph"/>
+        <w:numPr>
+          <w:ilvl w:val="0"/>
+          <w:numId w:val="10"/>
+        </w:numPr>
+        <w:spacing w:after="0" w:line="360" w:lineRule="auto"/>
+        <w:ind w:left="0" w:firstLine="709"/>
+        <w:jc w:val="both"/>
+        <w:rPr>
+          <w:rFonts w:eastAsiaTheme="minorHAnsi" w:cs="Times New Roman"/>
+          <w:szCs w:val="28"/>
+        </w:rPr>
+      </w:pPr>
+      <w:proofErr w:type="spellStart"/>
+      <w:r>
+        <w:t>Установить</w:t>
+      </w:r>
+      <w:proofErr w:type="spellEnd"/>
+      <w:r>
+        <w:t xml:space="preserve"> </w:t>
+      </w:r>
+      <w:r>
+        <w:rPr>
+          <w:rFonts w:eastAsiaTheme="minorHAnsi" w:cs="Times New Roman"/>
+          <w:szCs w:val="28"/>
+        </w:rPr>
+        <w:t xml:space="preserve">Docker Desktop </w:t>
+      </w:r>
+      <w:r>
+        <w:rPr>
+          <w:rFonts w:eastAsiaTheme="minorHAnsi" w:cs="Times New Roman"/>
+          <w:szCs w:val="28"/>
+          <w:lang w:val="ru-RU"/>
+        </w:rPr>
+        <w:t>или</w:t>
+      </w:r>
+      <w:r>
+        <w:rPr>
+          <w:rFonts w:eastAsiaTheme="minorHAnsi" w:cs="Times New Roman"/>
+          <w:szCs w:val="28"/>
+        </w:rPr>
+        <w:t xml:space="preserve"> Docker Engine.</w:t>
+      </w:r>
+    </w:p>
+    <w:p>
+      <w:pPr>
+        <w:pStyle w:val="ListParagraph"/>
+        <w:numPr>
+          <w:ilvl w:val="0"/>
+          <w:numId w:val="10"/>
+        </w:numPr>
+        <w:spacing w:after="0" w:line="360" w:lineRule="auto"/>
+        <w:ind w:left="0" w:firstLine="709"/>
+        <w:jc w:val="both"/>
+        <w:rPr>
+          <w:rFonts w:eastAsiaTheme="minorHAnsi" w:cs="Times New Roman"/>
+          <w:szCs w:val="28"/>
+          <w:lang w:val="ru-RU"/>
+        </w:rPr>
+      </w:pPr>
+      <w:r>
+        <w:rPr>
+          <w:rFonts w:eastAsiaTheme="minorHAnsi" w:cs="Times New Roman"/>
+          <w:szCs w:val="28"/>
+          <w:lang w:val="ru-RU"/>
+        </w:rPr>
+        <w:t xml:space="preserve">Создать и заполнить </w:t>
+      </w:r>
+      <w:proofErr w:type="gramStart"/>
+      <w:r>
+        <w:rPr>
+          <w:rFonts w:eastAsiaTheme="minorHAnsi" w:cs="Times New Roman"/>
+          <w:szCs w:val="28"/>
+          <w:lang w:val="ru-RU"/>
+        </w:rPr>
+        <w:t>файл .env</w:t>
+      </w:r>
+      <w:proofErr w:type="gramEnd"/>
+      <w:r>
+        <w:rPr>
+          <w:rFonts w:eastAsiaTheme="minorHAnsi" w:cs="Times New Roman"/>
+          <w:szCs w:val="28"/>
+          <w:lang w:val="ru-RU"/>
+        </w:rPr>
+        <w:t xml:space="preserve"> в корневой директории проекта.</w:t>
+      </w:r>
+    </w:p>
+    <w:p>
+      <w:pPr>
+        <w:pStyle w:val="ListParagraph"/>
+        <w:numPr>
+          <w:ilvl w:val="0"/>
+          <w:numId w:val="10"/>
+        </w:numPr>
+        <w:spacing w:after="0" w:line="360" w:lineRule="auto"/>
+        <w:ind w:left="0" w:firstLine="709"/>
+        <w:jc w:val="both"/>
+        <w:rPr>
+          <w:rFonts w:eastAsiaTheme="minorHAnsi" w:cs="Times New Roman"/>
+          <w:szCs w:val="28"/>
+          <w:lang w:val="ru-RU"/>
+        </w:rPr>
+      </w:pPr>
+      <w:r>
+        <w:rPr>
+          <w:rFonts w:eastAsiaTheme="minorHAnsi" w:cs="Times New Roman"/>
+          <w:szCs w:val="28"/>
+          <w:lang w:val="ru-RU"/>
+        </w:rPr>
+        <w:t>Запустить приложение командой docker compose up -d --build.</w:t>
+      </w:r>
+    </w:p>
+    <w:p>
+      <w:pPr>
+        <w:pStyle w:val="ListParagraph"/>
+        <w:numPr>
+          <w:ilvl w:val="0"/>
+          <w:numId w:val="10"/>
+        </w:numPr>
+        <w:spacing w:after="0" w:line="360" w:lineRule="auto"/>
+        <w:ind w:left="0" w:firstLine="709"/>
+        <w:jc w:val="both"/>
+        <w:rPr>
+          <w:rFonts w:eastAsiaTheme="minorHAnsi" w:cs="Times New Roman"/>
+          <w:szCs w:val="28"/>
+          <w:lang w:val="ru-RU"/>
+        </w:rPr>
+      </w:pPr>
+      <w:r>
+        <w:rPr>
+          <w:rFonts w:eastAsiaTheme="minorHAnsi" w:cs="Times New Roman"/>
+          <w:szCs w:val="28"/>
+          <w:lang w:val="ru-RU"/>
+        </w:rPr>
+        <w:t>Проверить доступность web-контейнера по адресу http://localhost.</w:t>
+      </w:r>
+    </w:p>
+    <w:p>
+      <w:pPr>
+        <w:pStyle w:val="ListParagraph"/>
+        <w:numPr>
+          <w:ilvl w:val="0"/>
+          <w:numId w:val="10"/>
+        </w:numPr>
+        <w:spacing w:after="0" w:line="360" w:lineRule="auto"/>
+        <w:ind w:left="0" w:firstLine="709"/>
+        <w:jc w:val="both"/>
+        <w:rPr>
+          <w:rFonts w:eastAsiaTheme="minorHAnsi" w:cs="Times New Roman"/>
+          <w:szCs w:val="28"/>
+          <w:lang w:val="ru-RU"/>
+        </w:rPr>
+      </w:pPr>
+      <w:r>
+        <w:rPr>
+          <w:rFonts w:eastAsiaTheme="minorHAnsi" w:cs="Times New Roman"/>
+          <w:szCs w:val="28"/>
+          <w:lang w:val="ru-RU"/>
+        </w:rPr>
+        <w:t>Создать HTTP-туннель Tuna на локальный порт 80.</w:t>
+      </w:r>
+    </w:p>
+    <w:p>
+      <w:pPr>
+        <w:pStyle w:val="ListParagraph"/>
+        <w:numPr>
+          <w:ilvl w:val="0"/>
+          <w:numId w:val="10"/>
+        </w:numPr>
+        <w:spacing w:after="0" w:line="360" w:lineRule="auto"/>
+        <w:ind w:left="0" w:firstLine="709"/>
+        <w:jc w:val="both"/>
+        <w:rPr>
+          <w:rFonts w:eastAsiaTheme="minorHAnsi" w:cs="Times New Roman"/>
+          <w:szCs w:val="28"/>
+          <w:lang w:val="ru-RU"/>
+        </w:rPr>
+      </w:pPr>
+      <w:r>
+        <w:rPr>
+          <w:rFonts w:eastAsiaTheme="minorHAnsi" w:cs="Times New Roman"/>
+          <w:szCs w:val="28"/>
+          <w:lang w:val="ru-RU"/>
+        </w:rPr>
+        <w:t xml:space="preserve">Указать полученный публичный URL в переменной PUBLIC_URL и перезапустить </w:t>
+      </w:r>
+      <w:proofErr w:type="spellStart"/>
+      <w:r>
+        <w:rPr>
+          <w:rFonts w:eastAsiaTheme="minorHAnsi" w:cs="Times New Roman"/>
+          <w:szCs w:val="28"/>
+          <w:lang w:val="ru-RU"/>
+        </w:rPr>
+        <w:t>api</w:t>
+      </w:r>
+      <w:proofErr w:type="spellEnd"/>
+      <w:r>
+        <w:rPr>
+          <w:rFonts w:eastAsiaTheme="minorHAnsi" w:cs="Times New Roman"/>
+          <w:szCs w:val="28"/>
+          <w:lang w:val="ru-RU"/>
+        </w:rPr>
+        <w:t>/</w:t>
+      </w:r>
+      <w:proofErr w:type="spellStart"/>
+      <w:r>
+        <w:rPr>
+          <w:rFonts w:eastAsiaTheme="minorHAnsi" w:cs="Times New Roman"/>
+          <w:szCs w:val="28"/>
+          <w:lang w:val="ru-RU"/>
+        </w:rPr>
+        <w:t>web</w:t>
+      </w:r>
+      <w:proofErr w:type="spellEnd"/>
+      <w:r>
+        <w:rPr>
+          <w:rFonts w:eastAsiaTheme="minorHAnsi" w:cs="Times New Roman"/>
+          <w:szCs w:val="28"/>
+          <w:lang w:val="ru-RU"/>
+        </w:rPr>
+        <w:t>.</w:t>
+      </w:r>
+    </w:p>
+    <w:p>
+      <w:pPr>
+        <w:ind w:firstLine="720"/>
+      </w:pPr>
+      <w:r>
+        <w:t xml:space="preserve">5.2. </w:t>
+      </w:r>
+      <w:proofErr w:type="spellStart"/>
+      <w:r>
+        <w:t>Организационные</w:t>
+      </w:r>
+      <w:proofErr w:type="spellEnd"/>
+      <w:r>
+        <w:t xml:space="preserve"> </w:t>
+      </w:r>
+      <w:proofErr w:type="spellStart"/>
+      <w:r>
+        <w:t>мероприятия</w:t>
+      </w:r>
+      <w:proofErr w:type="spellEnd"/>
+    </w:p>
+    <w:p>
+      <w:pPr>
+        <w:pStyle w:val="ListParagraph"/>
+        <w:numPr>
+          <w:ilvl w:val="0"/>
+          <w:numId w:val="10"/>
+        </w:numPr>
+        <w:spacing w:after="0" w:line="360" w:lineRule="auto"/>
+        <w:ind w:left="0" w:firstLine="709"/>
+        <w:jc w:val="both"/>
+        <w:rPr>
+          <w:rFonts w:eastAsiaTheme="minorHAnsi" w:cs="Times New Roman"/>
+          <w:szCs w:val="28"/>
+          <w:lang w:val="ru-RU"/>
+        </w:rPr>
+      </w:pPr>
+      <w:r>
+        <w:rPr>
+          <w:rFonts w:eastAsiaTheme="minorHAnsi" w:cs="Times New Roman"/>
+          <w:szCs w:val="28"/>
+          <w:lang w:val="ru-RU"/>
+        </w:rPr>
+        <w:t>Определить администратора системы и ответственного за сопровождение базы данных.</w:t>
+      </w:r>
+    </w:p>
+    <w:p>
+      <w:pPr>
+        <w:pStyle w:val="ListParagraph"/>
+        <w:numPr>
+          <w:ilvl w:val="0"/>
+          <w:numId w:val="10"/>
+        </w:numPr>
+        <w:spacing w:after="0" w:line="360" w:lineRule="auto"/>
+        <w:ind w:left="0" w:firstLine="709"/>
+        <w:jc w:val="both"/>
+        <w:rPr>
+          <w:rFonts w:eastAsiaTheme="minorHAnsi" w:cs="Times New Roman"/>
+          <w:szCs w:val="28"/>
+          <w:lang w:val="ru-RU"/>
+        </w:rPr>
+      </w:pPr>
+      <w:r>
+        <w:rPr>
+          <w:rFonts w:eastAsiaTheme="minorHAnsi" w:cs="Times New Roman"/>
+          <w:szCs w:val="28"/>
+          <w:lang w:val="ru-RU"/>
+        </w:rPr>
+        <w:t>Определить правила публикации и модерации материалов.</w:t>
+      </w:r>
+    </w:p>
+    <w:p>
+      <w:pPr>
+        <w:pStyle w:val="ListParagraph"/>
+        <w:numPr>
+          <w:ilvl w:val="0"/>
+          <w:numId w:val="10"/>
+        </w:numPr>
+        <w:spacing w:after="0" w:line="360" w:lineRule="auto"/>
+        <w:ind w:left="0" w:firstLine="709"/>
+        <w:jc w:val="both"/>
+        <w:rPr>
+          <w:rFonts w:eastAsiaTheme="minorHAnsi" w:cs="Times New Roman"/>
+          <w:szCs w:val="28"/>
+          <w:lang w:val="ru-RU"/>
+        </w:rPr>
+      </w:pPr>
+      <w:r>
+        <w:rPr>
+          <w:rFonts w:eastAsiaTheme="minorHAnsi" w:cs="Times New Roman"/>
+          <w:szCs w:val="28"/>
+          <w:lang w:val="ru-RU"/>
+        </w:rPr>
+        <w:t>Подготовить SMTP-аккаунт для отправки писем подтверждения.</w:t>
+      </w:r>
+    </w:p>
+    <w:p>
+      <w:pPr>
+        <w:pStyle w:val="ListParagraph"/>
+        <w:numPr>
+          <w:ilvl w:val="0"/>
+          <w:numId w:val="10"/>
+        </w:numPr>
+        <w:spacing w:after="0" w:line="360" w:lineRule="auto"/>
+        <w:ind w:left="0" w:firstLine="709"/>
+        <w:jc w:val="both"/>
+        <w:rPr>
+          <w:rFonts w:eastAsiaTheme="minorHAnsi" w:cs="Times New Roman"/>
+          <w:szCs w:val="28"/>
+          <w:lang w:val="ru-RU"/>
+        </w:rPr>
+      </w:pPr>
+      <w:r>
+        <w:rPr>
+          <w:rFonts w:eastAsiaTheme="minorHAnsi" w:cs="Times New Roman"/>
+          <w:szCs w:val="28"/>
+          <w:lang w:val="ru-RU"/>
+        </w:rPr>
+        <w:t xml:space="preserve">Подготовить список сторонних источников и селекторы для </w:t>
+      </w:r>
+      <w:proofErr w:type="spellStart"/>
+      <w:r>
+        <w:rPr>
+          <w:rFonts w:eastAsiaTheme="minorHAnsi" w:cs="Times New Roman"/>
+          <w:szCs w:val="28"/>
+          <w:lang w:val="ru-RU"/>
+        </w:rPr>
+        <w:t>scraper</w:t>
+      </w:r>
+      <w:proofErr w:type="spellEnd"/>
+      <w:r>
+        <w:rPr>
+          <w:rFonts w:eastAsiaTheme="minorHAnsi" w:cs="Times New Roman"/>
+          <w:szCs w:val="28"/>
+          <w:lang w:val="ru-RU"/>
+        </w:rPr>
+        <w:t>-источников.</w:t>
+      </w:r>
+    </w:p>
+    <w:p>
+      <w:pPr>
+        <w:rPr>
+          <w:rFonts w:eastAsiaTheme="minorHAnsi" w:cs="Times New Roman"/>
+          <w:szCs w:val="28"/>
+          <w:lang w:val="ru-RU"/>
+        </w:rPr>
+      </w:pPr>
+      <w:r>
+        <w:rPr>
+          <w:rFonts w:eastAsiaTheme="minorHAnsi" w:cs="Times New Roman"/>
+          <w:szCs w:val="28"/>
+          <w:lang w:val="ru-RU"/>
+        </w:rPr>
+        <w:br w:type="page"/>
+      </w:r>
+    </w:p>
+    <w:p>
+      <w:pPr>
+        <w:ind w:firstLine="720"/>
+        <w:rPr>
+          <w:lang w:val="ru-RU"/>
+        </w:rPr>
+      </w:pPr>
+      <w:r>
+        <w:rPr>
+          <w:lang w:val="ru-RU"/>
+        </w:rPr>
+        <w:lastRenderedPageBreak/>
+        <w:t xml:space="preserve">6. Требования к </w:t>
+      </w:r>
+      <w:r>
+        <w:rPr>
+          <w:lang w:val="ru-RU"/>
+        </w:rPr>
+        <w:t>документированию</w:t>
+      </w:r>
+    </w:p>
+    <w:p>
+      <w:pPr>
+        <w:rPr>
+          <w:lang w:val="ru-RU"/>
+        </w:rPr>
+      </w:pPr>
+      <w:r>
+        <w:rPr>
+          <w:lang w:val="ru-RU"/>
+        </w:rPr>
+        <w:t>В составе проекта должны быть подготовлены следующие документы:</w:t>
+      </w:r>
+    </w:p>
+    <w:tbl>
+      <w:tblPr>
+        <w:tblStyle w:val="TableGrid"/>
+        <w:tblW w:w="0" w:type="auto"/>
+        <w:jc w:val="center"/>
+        <w:tblLook w:val="04A0" w:firstRow="1" w:lastRow="0" w:firstColumn="1" w:lastColumn="0" w:noHBand="0" w:noVBand="1"/>
+      </w:tblPr>
+      <w:tblGrid>
+        <w:gridCol w:w="4793"/>
+        <w:gridCol w:w="4778"/>
+      </w:tblGrid>
+      <w:tr>
+        <w:trPr>
+          <w:jc w:val="center"/>
+        </w:trPr>
+        <w:tc>
+          <w:tcPr>
+            <w:tcW w:w="4844" w:type="dxa"/>
+            <w:vAlign w:val="center"/>
+          </w:tcPr>
+          <w:p>
+            <w:pPr>
+              <w:jc w:val="center"/>
+            </w:pPr>
+            <w:proofErr w:type="spellStart"/>
+            <w:r>
+              <w:rPr>
+                <w:sz w:val="22"/>
+              </w:rPr>
+              <w:t>Документ</w:t>
+            </w:r>
+            <w:proofErr w:type="spellEnd"/>
+          </w:p>
+        </w:tc>
+        <w:tc>
+          <w:tcPr>
+            <w:tcW w:w="4844" w:type="dxa"/>
+            <w:vAlign w:val="center"/>
+          </w:tcPr>
+          <w:p>
+            <w:pPr>
+              <w:jc w:val="center"/>
+            </w:pPr>
+            <w:proofErr w:type="spellStart"/>
+            <w:r>
+              <w:rPr>
+                <w:sz w:val="22"/>
+              </w:rPr>
+              <w:t>Назначение</w:t>
+            </w:r>
+            <w:proofErr w:type="spellEnd"/>
+          </w:p>
+        </w:tc>
+      </w:tr>
+      <w:tr>
+        <w:trPr>
+          <w:jc w:val="center"/>
+        </w:trPr>
+        <w:tc>
+          <w:tcPr>
+            <w:tcW w:w="4844" w:type="dxa"/>
+            <w:vAlign w:val="center"/>
+          </w:tcPr>
+          <w:p>
+            <w:r>
+              <w:rPr>
+                <w:sz w:val="20"/>
+              </w:rPr>
+              <w:t>README.md</w:t>
+            </w:r>
+          </w:p>
+        </w:tc>
+        <w:tc>
+          <w:tcPr>
+            <w:tcW w:w="4844" w:type="dxa"/>
+            <w:vAlign w:val="center"/>
+          </w:tcPr>
+          <w:p>
+            <w:pPr>
+              <w:rPr>
+                <w:lang w:val="ru-RU"/>
+              </w:rPr>
+            </w:pPr>
+            <w:r>
+              <w:rPr>
+                <w:sz w:val="20"/>
+                <w:lang w:val="ru-RU"/>
+              </w:rPr>
+              <w:t xml:space="preserve">Общее описание проекта, архитектура и запуск через </w:t>
+            </w:r>
+            <w:r>
+              <w:rPr>
+                <w:sz w:val="20"/>
+              </w:rPr>
+              <w:t>Tuna</w:t>
+            </w:r>
+          </w:p>
+        </w:tc>
+      </w:tr>
+      <w:tr>
+        <w:trPr>
+          <w:jc w:val="center"/>
+        </w:trPr>
+        <w:tc>
+          <w:tcPr>
+            <w:tcW w:w="4844" w:type="dxa"/>
+            <w:vAlign w:val="center"/>
+          </w:tcPr>
+          <w:p>
+            <w:r>
+              <w:rPr>
+                <w:sz w:val="20"/>
+              </w:rPr>
+              <w:t>README_for_API.md</w:t>
+            </w:r>
+          </w:p>
+        </w:tc>
+        <w:tc>
+          <w:tcPr>
+            <w:tcW w:w="4844" w:type="dxa"/>
+            <w:vAlign w:val="center"/>
+          </w:tcPr>
+          <w:p>
+            <w:pPr>
+              <w:rPr>
+                <w:lang w:val="ru-RU"/>
+              </w:rPr>
+            </w:pPr>
+            <w:r>
+              <w:rPr>
+                <w:sz w:val="20"/>
+                <w:lang w:val="ru-RU"/>
+              </w:rPr>
+              <w:t xml:space="preserve">Описание структуры серверной части и </w:t>
+            </w:r>
+            <w:r>
+              <w:rPr>
+                <w:sz w:val="20"/>
+              </w:rPr>
+              <w:t>API</w:t>
+            </w:r>
+          </w:p>
+        </w:tc>
+      </w:tr>
+      <w:tr>
+        <w:trPr>
+          <w:jc w:val="center"/>
+        </w:trPr>
+        <w:tc>
+          <w:tcPr>
+            <w:tcW w:w="4844" w:type="dxa"/>
+            <w:vAlign w:val="center"/>
+          </w:tcPr>
+          <w:p>
+            <w:r>
+              <w:rPr>
+                <w:sz w:val="20"/>
+              </w:rPr>
+              <w:t>README_for_Blazor.md</w:t>
+            </w:r>
+          </w:p>
+        </w:tc>
+        <w:tc>
+          <w:tcPr>
+            <w:tcW w:w="4844" w:type="dxa"/>
+            <w:vAlign w:val="center"/>
+          </w:tcPr>
+          <w:p>
+            <w:proofErr w:type="spellStart"/>
+            <w:r>
+              <w:rPr>
+                <w:sz w:val="20"/>
+              </w:rPr>
+              <w:t>Описание</w:t>
+            </w:r>
+            <w:proofErr w:type="spellEnd"/>
+            <w:r>
+              <w:rPr>
+                <w:sz w:val="20"/>
+              </w:rPr>
+              <w:t xml:space="preserve"> </w:t>
+            </w:r>
+            <w:proofErr w:type="spellStart"/>
+            <w:r>
+              <w:rPr>
+                <w:sz w:val="20"/>
+              </w:rPr>
+              <w:t>структуры</w:t>
+            </w:r>
+            <w:proofErr w:type="spellEnd"/>
+            <w:r>
+              <w:rPr>
+                <w:sz w:val="20"/>
+              </w:rPr>
+              <w:t xml:space="preserve"> </w:t>
+            </w:r>
+            <w:proofErr w:type="spellStart"/>
+            <w:r>
+              <w:rPr>
+                <w:sz w:val="20"/>
+              </w:rPr>
+              <w:t>клиентской</w:t>
+            </w:r>
+            <w:proofErr w:type="spellEnd"/>
+            <w:r>
+              <w:rPr>
+                <w:sz w:val="20"/>
+              </w:rPr>
+              <w:t xml:space="preserve"> </w:t>
+            </w:r>
+            <w:proofErr w:type="spellStart"/>
+            <w:r>
+              <w:rPr>
+                <w:sz w:val="20"/>
+              </w:rPr>
+              <w:t>части</w:t>
+            </w:r>
+            <w:proofErr w:type="spellEnd"/>
+          </w:p>
+        </w:tc>
+      </w:tr>
+      <w:tr>
+        <w:trPr>
+          <w:jc w:val="center"/>
+        </w:trPr>
+        <w:tc>
+          <w:tcPr>
+            <w:tcW w:w="4844" w:type="dxa"/>
+            <w:vAlign w:val="center"/>
+          </w:tcPr>
+          <w:p>
+            <w:proofErr w:type="spellStart"/>
+            <w:r>
+              <w:rPr>
+                <w:sz w:val="20"/>
+              </w:rPr>
+              <w:t>Пояснительная</w:t>
+            </w:r>
+            <w:proofErr w:type="spellEnd"/>
+            <w:r>
+              <w:rPr>
+                <w:sz w:val="20"/>
+              </w:rPr>
+              <w:t xml:space="preserve"> </w:t>
+            </w:r>
+            <w:proofErr w:type="spellStart"/>
+            <w:r>
+              <w:rPr>
+                <w:sz w:val="20"/>
+              </w:rPr>
+              <w:t>записка</w:t>
+            </w:r>
+            <w:proofErr w:type="spellEnd"/>
+          </w:p>
+        </w:tc>
+        <w:tc>
+          <w:tcPr>
+            <w:tcW w:w="4844" w:type="dxa"/>
+            <w:vAlign w:val="center"/>
+          </w:tcPr>
+          <w:p>
+            <w:pPr>
+              <w:rPr>
+                <w:lang w:val="ru-RU"/>
+              </w:rPr>
+            </w:pPr>
+            <w:r>
+              <w:rPr>
+                <w:sz w:val="20"/>
+                <w:lang w:val="ru-RU"/>
+              </w:rPr>
+              <w:t>Описание проектирования, реализации, тестирования и руководства пользователя</w:t>
+            </w:r>
+          </w:p>
+        </w:tc>
+      </w:tr>
+      <w:tr>
+        <w:trPr>
+          <w:jc w:val="center"/>
+        </w:trPr>
+        <w:tc>
+          <w:tcPr>
+            <w:tcW w:w="4844" w:type="dxa"/>
+            <w:vAlign w:val="center"/>
+          </w:tcPr>
+          <w:p>
+            <w:proofErr w:type="spellStart"/>
+            <w:r>
+              <w:rPr>
+                <w:sz w:val="20"/>
+              </w:rPr>
+              <w:t>Задание</w:t>
+            </w:r>
+            <w:proofErr w:type="spellEnd"/>
+            <w:r>
+              <w:rPr>
+                <w:sz w:val="20"/>
+              </w:rPr>
+              <w:t xml:space="preserve"> на </w:t>
+            </w:r>
+            <w:proofErr w:type="spellStart"/>
+            <w:r>
+              <w:rPr>
+                <w:sz w:val="20"/>
+              </w:rPr>
+              <w:t>курсовой</w:t>
+            </w:r>
+            <w:proofErr w:type="spellEnd"/>
+            <w:r>
+              <w:rPr>
+                <w:sz w:val="20"/>
+              </w:rPr>
+              <w:t xml:space="preserve"> </w:t>
+            </w:r>
+            <w:proofErr w:type="spellStart"/>
+            <w:r>
+              <w:rPr>
+                <w:sz w:val="20"/>
+              </w:rPr>
+              <w:t>проект</w:t>
+            </w:r>
+            <w:proofErr w:type="spellEnd"/>
+          </w:p>
+        </w:tc>
+        <w:tc>
+          <w:tcPr>
+            <w:tcW w:w="4844" w:type="dxa"/>
+            <w:vAlign w:val="center"/>
+          </w:tcPr>
+          <w:p>
+            <w:pPr>
+              <w:rPr>
+                <w:lang w:val="ru-RU"/>
+              </w:rPr>
+            </w:pPr>
+            <w:r>
+              <w:rPr>
+                <w:sz w:val="20"/>
+                <w:lang w:val="ru-RU"/>
+              </w:rPr>
+              <w:t>Исходные требования и план-график выполнения</w:t>
+            </w:r>
+          </w:p>
+        </w:tc>
+      </w:tr>
+    </w:tbl>
+    <w:p>
+      <w:pPr>
+        <w:ind w:firstLine="720"/>
+      </w:pPr>
+      <w:r>
+        <w:t>7. И</w:t>
+      </w:r>
+      <w:proofErr w:type="spellStart"/>
+      <w:r>
+        <w:t>сточники</w:t>
+      </w:r>
+      <w:proofErr w:type="spellEnd"/>
+      <w:r>
+        <w:t xml:space="preserve"> </w:t>
+      </w:r>
+      <w:r>
+        <w:rPr>
+          <w:lang w:val="ru-RU"/>
+        </w:rPr>
+        <w:t>разработки</w:t>
+      </w:r>
+    </w:p>
+    <w:p>
+      <w:pPr>
+        <w:pStyle w:val="ListParagraph"/>
+        <w:numPr>
+          <w:ilvl w:val="0"/>
+          <w:numId w:val="10"/>
+        </w:numPr>
+        <w:spacing w:after="0" w:line="360" w:lineRule="auto"/>
+        <w:ind w:left="0" w:firstLine="709"/>
+        <w:jc w:val="both"/>
+        <w:rPr>
+          <w:rFonts w:eastAsiaTheme="minorHAnsi" w:cs="Times New Roman"/>
+          <w:szCs w:val="28"/>
+          <w:lang w:val="ru-RU"/>
+        </w:rPr>
+      </w:pPr>
+      <w:r>
+        <w:rPr>
+          <w:rFonts w:eastAsiaTheme="minorHAnsi" w:cs="Times New Roman"/>
+          <w:szCs w:val="28"/>
+          <w:lang w:val="ru-RU"/>
+        </w:rPr>
+        <w:t>ГОСТ 19.201-78 «Техническое задание. Требования к содержанию и оформлению».</w:t>
+      </w:r>
+    </w:p>
+    <w:p>
+      <w:pPr>
+        <w:pStyle w:val="ListParagraph"/>
+        <w:numPr>
+          <w:ilvl w:val="0"/>
+          <w:numId w:val="10"/>
+        </w:numPr>
+        <w:spacing w:after="0" w:line="360" w:lineRule="auto"/>
+        <w:ind w:left="0" w:firstLine="709"/>
+        <w:jc w:val="both"/>
+        <w:rPr>
+          <w:rFonts w:eastAsiaTheme="minorHAnsi" w:cs="Times New Roman"/>
+          <w:szCs w:val="28"/>
+          <w:lang w:val="ru-RU"/>
+        </w:rPr>
+      </w:pPr>
+      <w:r>
+        <w:rPr>
+          <w:rFonts w:eastAsiaTheme="minorHAnsi" w:cs="Times New Roman"/>
+          <w:szCs w:val="28"/>
+          <w:lang w:val="ru-RU"/>
+        </w:rPr>
+        <w:t>ГОСТ 34.602-89 «Техническое задание на создание автоматизированной системы».</w:t>
+      </w:r>
+    </w:p>
+    <w:p>
+      <w:pPr>
+        <w:pStyle w:val="ListParagraph"/>
+        <w:numPr>
+          <w:ilvl w:val="0"/>
+          <w:numId w:val="10"/>
+        </w:numPr>
+        <w:spacing w:after="0" w:line="360" w:lineRule="auto"/>
+        <w:ind w:left="0" w:firstLine="709"/>
+        <w:jc w:val="both"/>
+        <w:rPr>
+          <w:rFonts w:eastAsiaTheme="minorHAnsi" w:cs="Times New Roman"/>
+          <w:szCs w:val="28"/>
+        </w:rPr>
+      </w:pPr>
+      <w:r>
+        <w:rPr>
+          <w:rFonts w:eastAsiaTheme="minorHAnsi" w:cs="Times New Roman"/>
+          <w:szCs w:val="28"/>
+          <w:lang w:val="ru-RU"/>
+        </w:rPr>
+        <w:t>Документация</w:t>
+      </w:r>
+      <w:r>
+        <w:rPr>
+          <w:rFonts w:eastAsiaTheme="minorHAnsi" w:cs="Times New Roman"/>
+          <w:szCs w:val="28"/>
+        </w:rPr>
+        <w:t xml:space="preserve"> Microsoft ASP.NET Core.</w:t>
+      </w:r>
+    </w:p>
+    <w:p>
+      <w:pPr>
+        <w:pStyle w:val="ListParagraph"/>
+        <w:numPr>
+          <w:ilvl w:val="0"/>
+          <w:numId w:val="10"/>
+        </w:numPr>
+        <w:spacing w:after="0" w:line="360" w:lineRule="auto"/>
+        <w:ind w:left="0" w:firstLine="709"/>
+        <w:jc w:val="both"/>
+        <w:rPr>
+          <w:rFonts w:eastAsiaTheme="minorHAnsi" w:cs="Times New Roman"/>
+          <w:szCs w:val="28"/>
+          <w:lang w:val="ru-RU"/>
+        </w:rPr>
+      </w:pPr>
+      <w:r>
+        <w:rPr>
+          <w:rFonts w:eastAsiaTheme="minorHAnsi" w:cs="Times New Roman"/>
+          <w:szCs w:val="28"/>
+          <w:lang w:val="ru-RU"/>
+        </w:rPr>
+        <w:t xml:space="preserve">Документация Microsoft </w:t>
+      </w:r>
+      <w:proofErr w:type="spellStart"/>
+      <w:r>
+        <w:rPr>
+          <w:rFonts w:eastAsiaTheme="minorHAnsi" w:cs="Times New Roman"/>
+          <w:szCs w:val="28"/>
+          <w:lang w:val="ru-RU"/>
+        </w:rPr>
+        <w:t>Blazor</w:t>
+      </w:r>
+      <w:proofErr w:type="spellEnd"/>
+      <w:r>
+        <w:rPr>
+          <w:rFonts w:eastAsiaTheme="minorHAnsi" w:cs="Times New Roman"/>
+          <w:szCs w:val="28"/>
+          <w:lang w:val="ru-RU"/>
+        </w:rPr>
+        <w:t xml:space="preserve"> </w:t>
+      </w:r>
+      <w:proofErr w:type="spellStart"/>
+      <w:r>
+        <w:rPr>
+          <w:rFonts w:eastAsiaTheme="minorHAnsi" w:cs="Times New Roman"/>
+          <w:szCs w:val="28"/>
+          <w:lang w:val="ru-RU"/>
+        </w:rPr>
+        <w:t>WebAssembly</w:t>
+      </w:r>
+      <w:proofErr w:type="spellEnd"/>
+      <w:r>
+        <w:rPr>
+          <w:rFonts w:eastAsiaTheme="minorHAnsi" w:cs="Times New Roman"/>
+          <w:szCs w:val="28"/>
+          <w:lang w:val="ru-RU"/>
+        </w:rPr>
+        <w:t>.</w:t>
+      </w:r>
+    </w:p>
+    <w:p>
+      <w:pPr>
+        <w:pStyle w:val="ListParagraph"/>
+        <w:numPr>
+          <w:ilvl w:val="0"/>
+          <w:numId w:val="10"/>
+        </w:numPr>
+        <w:spacing w:after="0" w:line="360" w:lineRule="auto"/>
+        <w:ind w:left="0" w:firstLine="709"/>
+        <w:jc w:val="both"/>
+        <w:rPr>
+          <w:rFonts w:eastAsiaTheme="minorHAnsi" w:cs="Times New Roman"/>
+          <w:szCs w:val="28"/>
+          <w:lang w:val="ru-RU"/>
+        </w:rPr>
+      </w:pPr>
+      <w:r>
+        <w:rPr>
+          <w:rFonts w:eastAsiaTheme="minorHAnsi" w:cs="Times New Roman"/>
+          <w:szCs w:val="28"/>
+          <w:lang w:val="ru-RU"/>
+        </w:rPr>
+        <w:t>Документация PostgreSQL.</w:t>
+      </w:r>
+    </w:p>
+    <w:p>
+      <w:pPr>
+        <w:pStyle w:val="ListParagraph"/>
+        <w:numPr>
+          <w:ilvl w:val="0"/>
+          <w:numId w:val="10"/>
+        </w:numPr>
+        <w:spacing w:after="0" w:line="360" w:lineRule="auto"/>
+        <w:ind w:left="0" w:firstLine="709"/>
+        <w:jc w:val="both"/>
+        <w:rPr>
+          <w:rFonts w:eastAsiaTheme="minorHAnsi" w:cs="Times New Roman"/>
+          <w:szCs w:val="28"/>
+          <w:lang w:val="ru-RU"/>
+        </w:rPr>
+      </w:pPr>
+      <w:r>
+        <w:rPr>
+          <w:rFonts w:eastAsiaTheme="minorHAnsi" w:cs="Times New Roman"/>
+          <w:szCs w:val="28"/>
+          <w:lang w:val="ru-RU"/>
+        </w:rPr>
+        <w:t xml:space="preserve">Документация </w:t>
+      </w:r>
+      <w:proofErr w:type="spellStart"/>
+      <w:r>
+        <w:rPr>
+          <w:rFonts w:eastAsiaTheme="minorHAnsi" w:cs="Times New Roman"/>
+          <w:szCs w:val="28"/>
+          <w:lang w:val="ru-RU"/>
+        </w:rPr>
+        <w:t>Docker</w:t>
+      </w:r>
+      <w:proofErr w:type="spellEnd"/>
+      <w:r>
+        <w:rPr>
+          <w:rFonts w:eastAsiaTheme="minorHAnsi" w:cs="Times New Roman"/>
+          <w:szCs w:val="28"/>
+          <w:lang w:val="ru-RU"/>
+        </w:rPr>
+        <w:t>.</w:t>
+      </w:r>
+    </w:p>
+    <w:p>
+      <w:pPr>
+        <w:pStyle w:val="ListParagraph"/>
+        <w:numPr>
+          <w:ilvl w:val="0"/>
+          <w:numId w:val="10"/>
+        </w:numPr>
+        <w:spacing w:after="0" w:line="360" w:lineRule="auto"/>
+        <w:ind w:left="0" w:firstLine="709"/>
+        <w:jc w:val="both"/>
+        <w:rPr>
+          <w:rFonts w:eastAsiaTheme="minorHAnsi" w:cs="Times New Roman"/>
+          <w:szCs w:val="28"/>
+          <w:lang w:val="ru-RU"/>
+        </w:rPr>
+      </w:pPr>
+      <w:r>
+        <w:rPr>
+          <w:rFonts w:eastAsiaTheme="minorHAnsi" w:cs="Times New Roman"/>
+          <w:szCs w:val="28"/>
+          <w:lang w:val="ru-RU"/>
+        </w:rPr>
+        <w:t xml:space="preserve">Документация </w:t>
+      </w:r>
+      <w:proofErr w:type="spellStart"/>
+      <w:r>
+        <w:rPr>
+          <w:rFonts w:eastAsiaTheme="minorHAnsi" w:cs="Times New Roman"/>
+          <w:szCs w:val="28"/>
+          <w:lang w:val="ru-RU"/>
+        </w:rPr>
+        <w:t>Tuna</w:t>
+      </w:r>
+      <w:proofErr w:type="spellEnd"/>
+      <w:r>
+        <w:rPr>
+          <w:rFonts w:eastAsiaTheme="minorHAnsi" w:cs="Times New Roman"/>
+          <w:szCs w:val="28"/>
+          <w:lang w:val="ru-RU"/>
+        </w:rPr>
+        <w:t>.</w:t>
+      </w:r>
     </w:p>
     <w:sectPr>
       <w:footerReference w:type="default" r:id="rId34"/>
-      <w:pgSz w:w="12240" w:h="15840"/>
+      <w:footerReference w:type="first" r:id="rId35"/>
+      <w:pgSz w:w="11906" w:h="16838" w:code="9"/>
       <w:pgMar w:top="1134" w:right="850" w:bottom="1134" w:left="1701" w:header="720" w:footer="720" w:gutter="0"/>
       <w:cols w:space="720"/>
+      <w:titlePg/>
       <w:docGrid w:linePitch="381"/>
     </w:sectPr>
   </w:body>
@@ -11738,6 +18009,28 @@
       </w:p>
     </w:sdtContent>
   </w:sdt>
+</w:ftr>
+</file>
+
+<file path=word/footer2.xml><?xml version="1.0" encoding="utf-8"?>
+<w:ftr xmlns:wpc="http://schemas.microsoft.com/office/word/2010/wordprocessingCanvas" xmlns:cx="http://schemas.microsoft.com/office/drawing/2014/chartex" xmlns:cx1="http://schemas.microsoft.com/office/drawing/2015/9/8/chartex" xmlns:cx2="http://schemas.microsoft.com/office/drawing/2015/10/21/chartex" xmlns:cx3="http://schemas.microsoft.com/office/drawing/2016/5/9/chartex" xmlns:cx4="http://schemas.microsoft.com/office/drawing/2016/5/10/chartex" xmlns:cx5="http://schemas.microsoft.com/office/drawing/2016/5/11/chartex" xmlns:cx6="http://schemas.microsoft.com/office/drawing/2016/5/12/chartex" xmlns:cx7="http://schemas.microsoft.com/office/drawing/2016/5/13/chartex" xmlns:cx8="http://schemas.microsoft.com/office/drawing/2016/5/14/chartex" xmlns:mc="http://schemas.openxmlformats.org/markup-compatibility/2006" xmlns:aink="http://schemas.microsoft.com/office/drawing/2016/ink" xmlns:am3d="http://schemas.microsoft.com/office/drawing/2017/model3d" xmlns:o="urn:schemas-microsoft-com:office:office" xmlns:oel="http://schemas.microsoft.com/office/2019/extlst" xmlns:r="http://schemas.openxmlformats.org/officeDocument/2006/relationships" xmlns:m="http://schemas.openxmlformats.org/officeDocument/2006/math" xmlns:v="urn:schemas-microsoft-com:vml" xmlns:wp14="http://schemas.microsoft.com/office/word/2010/wordprocessingDrawing" xmlns:wp="http://schemas.openxmlformats.org/drawingml/2006/wordprocessingDrawing" xmlns:w10="urn:schemas-microsoft-com:office:word" xmlns:w="http://schemas.openxmlformats.org/wordprocessingml/2006/main" xmlns:w14="http://schemas.microsoft.com/office/word/2010/wordml" xmlns:w15="http://schemas.microsoft.com/office/word/2012/wordml" xmlns:w16cex="http://schemas.microsoft.com/office/word/2018/wordml/cex" xmlns:w16cid="http://schemas.microsoft.com/office/word/2016/wordml/cid" xmlns:w16="http://schemas.microsoft.com/office/word/2018/wordml" xmlns:w16du="http://schemas.microsoft.com/office/word/2023/wordml/word16du" xmlns:w16sdtdh="http://schemas.microsoft.com/office/word/2020/wordml/sdtdatahash" xmlns:w16sdtfl="http://schemas.microsoft.com/office/word/2024/wordml/sdtformatlock" xmlns:w16se="http://schemas.microsoft.com/office/word/2015/wordml/symex" xmlns:wpg="http://schemas.microsoft.com/office/word/2010/wordprocessingGroup" xmlns:wpi="http://schemas.microsoft.com/office/word/2010/wordprocessingInk" xmlns:wne="http://schemas.microsoft.com/office/word/2006/wordml" xmlns:wps="http://schemas.microsoft.com/office/word/2010/wordprocessingShape" mc:Ignorable="w14 w15 w16se w16cid w16 w16cex w16sdtdh w16sdtfl w16du wp14">
+  <w:p>
+    <w:pPr>
+      <w:jc w:val="center"/>
+      <w:rPr>
+        <w:rFonts w:cs="Times New Roman"/>
+        <w:szCs w:val="28"/>
+      </w:rPr>
+    </w:pPr>
+    <w:r>
+      <w:rPr>
+        <w:rFonts w:cs="Times New Roman"/>
+        <w:szCs w:val="28"/>
+        <w:lang w:val="ru-RU"/>
+      </w:rPr>
+      <w:t>Казань, 2026</w:t>
+    </w:r>
+  </w:p>
 </w:ftr>
 </file>
 
@@ -12696,6 +18989,7 @@
   <w:style w:type="character" w:default="1" w:styleId="DefaultParagraphFont">
     <w:name w:val="Default Paragraph Font"/>
     <w:uiPriority w:val="1"/>
+    <w:semiHidden/>
     <w:unhideWhenUsed/>
   </w:style>
   <w:style w:type="table" w:default="1" w:styleId="TableNormal">
